--- a/blender.docx
+++ b/blender.docx
@@ -80,6 +80,593 @@
         <w:rPr>
           <w:lang w:val="en-US"/>
         </w:rPr>
+        <w:t>Modifier:</w:t>
+      </w:r>
+    </w:p>
+    <w:p>
+      <w:pPr>
+        <w:pStyle w:val="ListParagraph"/>
+        <w:numPr>
+          <w:ilvl w:val="0"/>
+          <w:numId w:val="5"/>
+        </w:numPr>
+        <w:rPr>
+          <w:lang w:val="en-US"/>
+        </w:rPr>
+      </w:pPr>
+      <w:r>
+        <w:rPr>
+          <w:lang w:val="en-US"/>
+        </w:rPr>
+        <w:t>Tạo 1 Đống Hình Lập Phương Sao Cho Chúng Tạo Thành Hình Hộp Chữ Nhật?</w:t>
+      </w:r>
+    </w:p>
+    <w:p>
+      <w:pPr>
+        <w:pStyle w:val="ListParagraph"/>
+        <w:numPr>
+          <w:ilvl w:val="0"/>
+          <w:numId w:val="4"/>
+        </w:numPr>
+        <w:rPr>
+          <w:lang w:val="en-US"/>
+        </w:rPr>
+      </w:pPr>
+      <w:r>
+        <w:rPr>
+          <w:lang w:val="en-US"/>
+        </w:rPr>
+        <w:t>Dùng Array Modifier</w:t>
+      </w:r>
+    </w:p>
+    <w:p>
+      <w:pPr>
+        <w:rPr>
+          <w:lang w:val="en-US"/>
+        </w:rPr>
+      </w:pPr>
+    </w:p>
+    <w:p>
+      <w:pPr>
+        <w:rPr>
+          <w:lang w:val="en-US"/>
+        </w:rPr>
+      </w:pPr>
+      <w:r>
+        <w:rPr>
+          <w:lang w:val="en-US"/>
+        </w:rPr>
+        <w:t>Graph:</w:t>
+      </w:r>
+    </w:p>
+    <w:p>
+      <w:pPr>
+        <w:pStyle w:val="ListParagraph"/>
+        <w:numPr>
+          <w:ilvl w:val="0"/>
+          <w:numId w:val="7"/>
+        </w:numPr>
+        <w:rPr>
+          <w:lang w:val="en-US"/>
+        </w:rPr>
+      </w:pPr>
+      <w:r>
+        <w:rPr>
+          <w:lang w:val="en-US"/>
+        </w:rPr>
+        <w:t xml:space="preserve">Offset </w:t>
+      </w:r>
+      <w:r>
+        <w:rPr>
+          <w:lang w:val="en-US"/>
+        </w:rPr>
+        <w:t xml:space="preserve">1 đường </w:t>
+      </w:r>
+      <w:r>
+        <w:rPr>
+          <w:lang w:val="en-US"/>
+        </w:rPr>
+        <w:t>Đồ Thị Lên Xuống 1 Khoảng Nào Đó?</w:t>
+      </w:r>
+    </w:p>
+    <w:p>
+      <w:pPr>
+        <w:pStyle w:val="ListParagraph"/>
+        <w:numPr>
+          <w:ilvl w:val="0"/>
+          <w:numId w:val="4"/>
+        </w:numPr>
+        <w:rPr>
+          <w:lang w:val="en-US"/>
+        </w:rPr>
+      </w:pPr>
+      <w:r>
+        <w:rPr>
+          <w:lang w:val="en-US"/>
+        </w:rPr>
+        <w:t>Chọn tất cả Key Frame của</w:t>
+      </w:r>
+      <w:r>
+        <w:rPr>
+          <w:lang w:val="en-US"/>
+        </w:rPr>
+        <w:t xml:space="preserve"> đường</w:t>
+      </w:r>
+      <w:r>
+        <w:rPr>
+          <w:lang w:val="en-US"/>
+        </w:rPr>
+        <w:t xml:space="preserve"> đồ thị + nhấn phím “G” + “Y” + nhập giá trị Offset</w:t>
+      </w:r>
+    </w:p>
+    <w:p>
+      <w:pPr>
+        <w:pStyle w:val="ListParagraph"/>
+        <w:numPr>
+          <w:ilvl w:val="0"/>
+          <w:numId w:val="7"/>
+        </w:numPr>
+        <w:rPr>
+          <w:lang w:val="en-US"/>
+        </w:rPr>
+      </w:pPr>
+      <w:r>
+        <w:rPr>
+          <w:lang w:val="en-US"/>
+        </w:rPr>
+        <w:t>Cách Chọn Tất Cả Key Frame Của 1 Đường Đồ Thị?</w:t>
+      </w:r>
+    </w:p>
+    <w:p>
+      <w:pPr>
+        <w:pStyle w:val="ListParagraph"/>
+        <w:numPr>
+          <w:ilvl w:val="0"/>
+          <w:numId w:val="4"/>
+        </w:numPr>
+        <w:rPr>
+          <w:lang w:val="en-US"/>
+        </w:rPr>
+      </w:pPr>
+      <w:r>
+        <w:rPr>
+          <w:lang w:val="en-US"/>
+        </w:rPr>
+        <w:t>Ẩn toàn bộ đường đồ thị = cách nhấn hình con mắt + hiện đường đồ thị muốn chọn Keyframe = cách nhấn lại hình con mắt của đồ thị đó + nhấn phím “A”</w:t>
+      </w:r>
+    </w:p>
+    <w:p>
+      <w:pPr>
+        <w:rPr>
+          <w:lang w:val="en-US"/>
+        </w:rPr>
+      </w:pPr>
+    </w:p>
+    <w:p>
+      <w:pPr>
+        <w:rPr>
+          <w:lang w:val="en-US"/>
+        </w:rPr>
+      </w:pPr>
+      <w:r>
+        <w:rPr>
+          <w:lang w:val="en-US"/>
+        </w:rPr>
+        <w:t>Material:</w:t>
+      </w:r>
+    </w:p>
+    <w:p>
+      <w:pPr>
+        <w:pStyle w:val="ListParagraph"/>
+        <w:numPr>
+          <w:ilvl w:val="0"/>
+          <w:numId w:val="8"/>
+        </w:numPr>
+        <w:rPr>
+          <w:lang w:val="en-US"/>
+        </w:rPr>
+      </w:pPr>
+      <w:r>
+        <w:rPr>
+          <w:lang w:val="en-US"/>
+        </w:rPr>
+        <w:t>Áp Dụng Tất Cả Material Của 1 Đối Tượng Cho Nhiều Đối Tượng Khác?</w:t>
+      </w:r>
+    </w:p>
+    <w:p>
+      <w:pPr>
+        <w:pStyle w:val="ListParagraph"/>
+        <w:numPr>
+          <w:ilvl w:val="0"/>
+          <w:numId w:val="4"/>
+        </w:numPr>
+        <w:rPr>
+          <w:lang w:val="en-US"/>
+        </w:rPr>
+      </w:pPr>
+      <w:r>
+        <w:rPr>
+          <w:lang w:val="en-US"/>
+        </w:rPr>
+        <w:t>Chọn tất cả đối tượng muốn áp dụng Material sao cho đối tượng chứa Material gốc được chọn cuối cùng + vào Tab “Object” + chọn thẻ “Make Links” + Click “Materials”</w:t>
+      </w:r>
+    </w:p>
+    <w:p>
+      <w:pPr>
+        <w:pStyle w:val="ListParagraph"/>
+        <w:numPr>
+          <w:ilvl w:val="0"/>
+          <w:numId w:val="4"/>
+        </w:numPr>
+        <w:rPr>
+          <w:lang w:val="en-US"/>
+        </w:rPr>
+      </w:pPr>
+      <w:r>
+        <w:rPr>
+          <w:lang w:val="en-US"/>
+        </w:rPr>
+        <w:t>Khi này, bộ Material của tất cả đối tượng sẽ y đúc nhau</w:t>
+      </w:r>
+    </w:p>
+    <w:p>
+      <w:pPr>
+        <w:rPr>
+          <w:lang w:val="en-US"/>
+        </w:rPr>
+      </w:pPr>
+    </w:p>
+    <w:p>
+      <w:pPr>
+        <w:rPr>
+          <w:lang w:val="en-US"/>
+        </w:rPr>
+      </w:pPr>
+      <w:r>
+        <w:rPr>
+          <w:lang w:val="en-US"/>
+        </w:rPr>
+        <w:t>Render:</w:t>
+      </w:r>
+    </w:p>
+    <w:p>
+      <w:pPr>
+        <w:pStyle w:val="ListParagraph"/>
+        <w:numPr>
+          <w:ilvl w:val="0"/>
+          <w:numId w:val="9"/>
+        </w:numPr>
+        <w:rPr>
+          <w:lang w:val="en-US"/>
+        </w:rPr>
+      </w:pPr>
+      <w:r>
+        <w:rPr>
+          <w:lang w:val="en-US"/>
+        </w:rPr>
+        <w:t xml:space="preserve">Các </w:t>
+      </w:r>
+      <w:r>
+        <w:rPr>
+          <w:lang w:val="en-US"/>
+        </w:rPr>
+        <w:t>Thông Số Cần Điều Chỉnh?</w:t>
+      </w:r>
+    </w:p>
+    <w:p>
+      <w:pPr>
+        <w:pStyle w:val="ListParagraph"/>
+        <w:numPr>
+          <w:ilvl w:val="0"/>
+          <w:numId w:val="4"/>
+        </w:numPr>
+        <w:rPr>
+          <w:lang w:val="en-US"/>
+        </w:rPr>
+      </w:pPr>
+      <w:r>
+        <w:rPr>
+          <w:lang w:val="en-US"/>
+        </w:rPr>
+        <w:t>Bỏ Tick “Open Shading Language” để Render nhanh hơn</w:t>
+      </w:r>
+    </w:p>
+    <w:p>
+      <w:pPr>
+        <w:pStyle w:val="ListParagraph"/>
+        <w:numPr>
+          <w:ilvl w:val="0"/>
+          <w:numId w:val="4"/>
+        </w:numPr>
+        <w:rPr>
+          <w:lang w:val="en-US"/>
+        </w:rPr>
+      </w:pPr>
+      <w:r>
+        <w:rPr>
+          <w:lang w:val="en-US"/>
+        </w:rPr>
+        <w:t>“Start Frame” và “End Frame”</w:t>
+      </w:r>
+      <w:r>
+        <w:rPr>
+          <w:lang w:val="en-US"/>
+        </w:rPr>
+        <w:t xml:space="preserve"> sẽ xác định ta Render trong khoảng nào</w:t>
+      </w:r>
+    </w:p>
+    <w:p>
+      <w:pPr>
+        <w:pStyle w:val="ListParagraph"/>
+        <w:numPr>
+          <w:ilvl w:val="0"/>
+          <w:numId w:val="4"/>
+        </w:numPr>
+        <w:rPr>
+          <w:lang w:val="en-US"/>
+        </w:rPr>
+      </w:pPr>
+      <w:r>
+        <w:rPr>
+          <w:lang w:val="en-US"/>
+        </w:rPr>
+        <w:t>Ví dụ</w:t>
+      </w:r>
+    </w:p>
+    <w:p>
+      <w:pPr>
+        <w:pStyle w:val="ListParagraph"/>
+        <w:numPr>
+          <w:ilvl w:val="0"/>
+          <w:numId w:val="4"/>
+        </w:numPr>
+        <w:rPr>
+          <w:lang w:val="en-US"/>
+        </w:rPr>
+      </w:pPr>
+      <w:r>
+        <w:rPr>
+          <w:lang w:val="en-US"/>
+        </w:rPr>
+        <w:t>“Start Frame” = 3, “End Frame” = 7, thì các Frame được Render là 3, 4, 5, 6, 7</w:t>
+      </w:r>
+    </w:p>
+    <w:p>
+      <w:pPr>
+        <w:pStyle w:val="ListParagraph"/>
+        <w:numPr>
+          <w:ilvl w:val="0"/>
+          <w:numId w:val="4"/>
+        </w:numPr>
+        <w:rPr>
+          <w:lang w:val="en-US"/>
+        </w:rPr>
+      </w:pPr>
+      <w:r>
+        <w:rPr>
+          <w:lang w:val="en-US"/>
+        </w:rPr>
+        <w:t>“Output File Path” sẽ xác định ta lưu File ở đâu, với tên gì</w:t>
+      </w:r>
+    </w:p>
+    <w:p>
+      <w:pPr>
+        <w:pStyle w:val="ListParagraph"/>
+        <w:numPr>
+          <w:ilvl w:val="0"/>
+          <w:numId w:val="4"/>
+        </w:numPr>
+        <w:rPr>
+          <w:lang w:val="en-US"/>
+        </w:rPr>
+      </w:pPr>
+      <w:r>
+        <w:rPr>
+          <w:lang w:val="en-US"/>
+        </w:rPr>
+        <w:t>Ví dụ</w:t>
+      </w:r>
+    </w:p>
+    <w:p>
+      <w:pPr>
+        <w:pStyle w:val="ListParagraph"/>
+        <w:numPr>
+          <w:ilvl w:val="0"/>
+          <w:numId w:val="4"/>
+        </w:numPr>
+        <w:rPr>
+          <w:lang w:val="en-US"/>
+        </w:rPr>
+      </w:pPr>
+      <w:r>
+        <w:rPr>
+          <w:lang w:val="en-US"/>
+        </w:rPr>
+        <w:t>“Output File Path” = “D:/foo” thì đường dẫn tới ảnh là “D:/foo.png”</w:t>
+      </w:r>
+    </w:p>
+    <w:p>
+      <w:pPr>
+        <w:pStyle w:val="ListParagraph"/>
+        <w:numPr>
+          <w:ilvl w:val="0"/>
+          <w:numId w:val="4"/>
+        </w:numPr>
+        <w:rPr>
+          <w:lang w:val="en-US"/>
+        </w:rPr>
+      </w:pPr>
+      <w:r>
+        <w:rPr>
+          <w:lang w:val="en-US"/>
+        </w:rPr>
+        <w:t>“Render Samples” xác định độ chống nhiễu, đặt thấp thôi, = 10 là được</w:t>
+      </w:r>
+    </w:p>
+    <w:p>
+      <w:pPr>
+        <w:pStyle w:val="ListParagraph"/>
+        <w:numPr>
+          <w:ilvl w:val="0"/>
+          <w:numId w:val="4"/>
+        </w:numPr>
+        <w:rPr>
+          <w:lang w:val="en-US"/>
+        </w:rPr>
+      </w:pPr>
+      <w:r>
+        <w:rPr>
+          <w:lang w:val="en-US"/>
+        </w:rPr>
+        <w:t>Bỏ Tick “Caustics” để Render nhanh hơn</w:t>
+      </w:r>
+    </w:p>
+    <w:p>
+      <w:pPr>
+        <w:pStyle w:val="ListParagraph"/>
+        <w:numPr>
+          <w:ilvl w:val="0"/>
+          <w:numId w:val="4"/>
+        </w:numPr>
+        <w:rPr>
+          <w:lang w:val="en-US"/>
+        </w:rPr>
+      </w:pPr>
+      <w:r>
+        <w:rPr>
+          <w:lang w:val="en-US"/>
+        </w:rPr>
+        <w:t>“Tiles” xác định 1 ô Render rộng bao nhiêu, đặt 512 x 512 cho nhanh</w:t>
+      </w:r>
+    </w:p>
+    <w:p>
+      <w:pPr>
+        <w:rPr>
+          <w:lang w:val="en-US"/>
+        </w:rPr>
+      </w:pPr>
+    </w:p>
+    <w:p>
+      <w:pPr>
+        <w:rPr>
+          <w:lang w:val="en-US"/>
+        </w:rPr>
+      </w:pPr>
+      <w:r>
+        <w:rPr>
+          <w:lang w:val="en-US"/>
+        </w:rPr>
+        <w:lastRenderedPageBreak/>
+        <w:t>Short Cuts</w:t>
+      </w:r>
+      <w:r>
+        <w:rPr>
+          <w:lang w:val="en-US"/>
+        </w:rPr>
+        <w:t xml:space="preserve"> –</w:t>
+      </w:r>
+      <w:r>
+        <w:rPr>
+          <w:lang w:val="en-US"/>
+        </w:rPr>
+        <w:t xml:space="preserve"> Các Phím Tắt</w:t>
+      </w:r>
+      <w:r>
+        <w:rPr>
+          <w:lang w:val="en-US"/>
+        </w:rPr>
+        <w:t>:</w:t>
+      </w:r>
+    </w:p>
+    <w:p>
+      <w:pPr>
+        <w:pStyle w:val="ListParagraph"/>
+        <w:numPr>
+          <w:ilvl w:val="0"/>
+          <w:numId w:val="6"/>
+        </w:numPr>
+        <w:rPr>
+          <w:lang w:val="en-US"/>
+        </w:rPr>
+      </w:pPr>
+      <w:r>
+        <w:rPr>
+          <w:lang w:val="en-US"/>
+        </w:rPr>
+        <w:t>Tạo Key Frame?</w:t>
+      </w:r>
+    </w:p>
+    <w:p>
+      <w:pPr>
+        <w:pStyle w:val="ListParagraph"/>
+        <w:numPr>
+          <w:ilvl w:val="0"/>
+          <w:numId w:val="4"/>
+        </w:numPr>
+        <w:rPr>
+          <w:lang w:val="en-US"/>
+        </w:rPr>
+      </w:pPr>
+      <w:r>
+        <w:rPr>
+          <w:lang w:val="en-US"/>
+        </w:rPr>
+        <w:t>“I”</w:t>
+      </w:r>
+    </w:p>
+    <w:p>
+      <w:pPr>
+        <w:pStyle w:val="ListParagraph"/>
+        <w:numPr>
+          <w:ilvl w:val="0"/>
+          <w:numId w:val="6"/>
+        </w:numPr>
+        <w:rPr>
+          <w:lang w:val="en-US"/>
+        </w:rPr>
+      </w:pPr>
+      <w:r>
+        <w:rPr>
+          <w:lang w:val="en-US"/>
+        </w:rPr>
+        <w:t>Chọn Nhiều Đối Tượng?</w:t>
+      </w:r>
+    </w:p>
+    <w:p>
+      <w:pPr>
+        <w:pStyle w:val="ListParagraph"/>
+        <w:numPr>
+          <w:ilvl w:val="0"/>
+          <w:numId w:val="4"/>
+        </w:numPr>
+        <w:rPr>
+          <w:lang w:val="en-US"/>
+        </w:rPr>
+      </w:pPr>
+      <w:r>
+        <w:rPr>
+          <w:lang w:val="en-US"/>
+        </w:rPr>
+        <w:t>“B”</w:t>
+      </w:r>
+    </w:p>
+    <w:p>
+      <w:pPr>
+        <w:rPr>
+          <w:lang w:val="en-US"/>
+        </w:rPr>
+      </w:pPr>
+    </w:p>
+    <w:p>
+      <w:pPr>
+        <w:rPr>
+          <w:lang w:val="en-US"/>
+        </w:rPr>
+      </w:pPr>
+      <w:r>
+        <w:rPr>
+          <w:lang w:val="en-US"/>
+        </w:rPr>
         <w:t>Transformation – Biến Hình:</w:t>
       </w:r>
     </w:p>
@@ -836,6 +1423,7 @@
         <w:rPr>
           <w:lang w:val="en-US"/>
         </w:rPr>
+        <w:lastRenderedPageBreak/>
         <w:t xml:space="preserve">num_points = </w:t>
       </w:r>
       <w:r>
@@ -863,7 +1451,6 @@
         <w:rPr>
           <w:lang w:val="en-US"/>
         </w:rPr>
-        <w:lastRenderedPageBreak/>
         <w:t>lim_x = &lt;Giới Hạn Giá Trị Của X&gt;</w:t>
       </w:r>
     </w:p>
@@ -1885,6 +2472,7 @@
         <w:rPr>
           <w:lang w:val="en-US"/>
         </w:rPr>
+        <w:lastRenderedPageBreak/>
         <w:t xml:space="preserve">    z_values = [</w:t>
       </w:r>
       <w:r>
@@ -2333,13 +2921,7 @@
         <w:rPr>
           <w:lang w:val="en-US"/>
         </w:rPr>
-        <w:t>&lt;Biểu Thức Y Theo X&gt;</w:t>
-      </w:r>
-      <w:r>
-        <w:rPr>
-          <w:lang w:val="en-US"/>
-        </w:rPr>
-        <w:t xml:space="preserve"> là g(x)</w:t>
+        <w:t>&lt;Biểu Thức Y Theo X&gt; là g(x)</w:t>
       </w:r>
     </w:p>
     <w:p>
@@ -2359,6 +2941,243 @@
         </w:rPr>
         <w:t>Ví dụ y = g(x) = 5x</w:t>
       </w:r>
+    </w:p>
+    <w:p>
+      <w:pPr>
+        <w:pStyle w:val="ListParagraph"/>
+        <w:pBdr>
+          <w:top w:val="single" w:sz="4" w:space="1" w:color="auto"/>
+          <w:left w:val="single" w:sz="4" w:space="4" w:color="auto"/>
+          <w:bottom w:val="single" w:sz="4" w:space="1" w:color="auto"/>
+          <w:right w:val="single" w:sz="4" w:space="4" w:color="auto"/>
+        </w:pBdr>
+        <w:ind w:left="1080"/>
+        <w:rPr>
+          <w:lang w:val="en-US"/>
+        </w:rPr>
+      </w:pPr>
+      <w:r>
+        <w:rPr>
+          <w:lang w:val="en-US"/>
+        </w:rPr>
+        <w:t>5 * x</w:t>
+      </w:r>
+    </w:p>
+    <w:p>
+      <w:pPr>
+        <w:pStyle w:val="ListParagraph"/>
+        <w:numPr>
+          <w:ilvl w:val="0"/>
+          <w:numId w:val="1"/>
+        </w:numPr>
+        <w:rPr>
+          <w:lang w:val="en-US"/>
+        </w:rPr>
+      </w:pPr>
+      <w:r>
+        <w:rPr>
+          <w:lang w:val="en-US"/>
+        </w:rPr>
+        <w:t>Render Từng Khoảng Frame Rời Rạc?</w:t>
+      </w:r>
+    </w:p>
+    <w:p>
+      <w:pPr>
+        <w:pStyle w:val="ListParagraph"/>
+        <w:pBdr>
+          <w:top w:val="single" w:sz="4" w:space="1" w:color="auto"/>
+          <w:left w:val="single" w:sz="4" w:space="4" w:color="auto"/>
+          <w:bottom w:val="single" w:sz="4" w:space="1" w:color="auto"/>
+          <w:right w:val="single" w:sz="4" w:space="4" w:color="auto"/>
+        </w:pBdr>
+        <w:ind w:left="1080"/>
+        <w:rPr>
+          <w:lang w:val="en-US"/>
+        </w:rPr>
+      </w:pPr>
+      <w:r>
+        <w:rPr>
+          <w:lang w:val="en-US"/>
+        </w:rPr>
+        <w:t>import bpy</w:t>
+      </w:r>
+    </w:p>
+    <w:p>
+      <w:pPr>
+        <w:pStyle w:val="ListParagraph"/>
+        <w:pBdr>
+          <w:top w:val="single" w:sz="4" w:space="1" w:color="auto"/>
+          <w:left w:val="single" w:sz="4" w:space="4" w:color="auto"/>
+          <w:bottom w:val="single" w:sz="4" w:space="1" w:color="auto"/>
+          <w:right w:val="single" w:sz="4" w:space="4" w:color="auto"/>
+        </w:pBdr>
+        <w:ind w:left="1080"/>
+        <w:rPr>
+          <w:lang w:val="en-US"/>
+        </w:rPr>
+      </w:pPr>
+    </w:p>
+    <w:p>
+      <w:pPr>
+        <w:pStyle w:val="ListParagraph"/>
+        <w:pBdr>
+          <w:top w:val="single" w:sz="4" w:space="1" w:color="auto"/>
+          <w:left w:val="single" w:sz="4" w:space="4" w:color="auto"/>
+          <w:bottom w:val="single" w:sz="4" w:space="1" w:color="auto"/>
+          <w:right w:val="single" w:sz="4" w:space="4" w:color="auto"/>
+        </w:pBdr>
+        <w:ind w:left="1080"/>
+        <w:rPr>
+          <w:lang w:val="en-US"/>
+        </w:rPr>
+      </w:pPr>
+      <w:r>
+        <w:rPr>
+          <w:lang w:val="en-US"/>
+        </w:rPr>
+        <w:t>FRAME_RANGES</w:t>
+      </w:r>
+      <w:r>
+        <w:rPr>
+          <w:lang w:val="en-US"/>
+        </w:rPr>
+        <w:t xml:space="preserve"> </w:t>
+      </w:r>
+      <w:r>
+        <w:rPr>
+          <w:lang w:val="en-US"/>
+        </w:rPr>
+        <w:t>= [&lt;Các Khoảng Frame&gt;</w:t>
+      </w:r>
+      <w:r>
+        <w:rPr>
+          <w:lang w:val="en-US"/>
+        </w:rPr>
+        <w:t>]</w:t>
+      </w:r>
+    </w:p>
+    <w:p>
+      <w:pPr>
+        <w:pStyle w:val="ListParagraph"/>
+        <w:pBdr>
+          <w:top w:val="single" w:sz="4" w:space="1" w:color="auto"/>
+          <w:left w:val="single" w:sz="4" w:space="4" w:color="auto"/>
+          <w:bottom w:val="single" w:sz="4" w:space="1" w:color="auto"/>
+          <w:right w:val="single" w:sz="4" w:space="4" w:color="auto"/>
+        </w:pBdr>
+        <w:ind w:left="1080"/>
+        <w:rPr>
+          <w:lang w:val="en-US"/>
+        </w:rPr>
+      </w:pPr>
+      <w:r>
+        <w:rPr>
+          <w:lang w:val="en-US"/>
+        </w:rPr>
+        <w:t xml:space="preserve">OUTPUT_PATH </w:t>
+      </w:r>
+      <w:r>
+        <w:rPr>
+          <w:lang w:val="en-US"/>
+        </w:rPr>
+        <w:t>= "&lt;Đường Dẫn Tới Thư Mục Lưu Ảnh&gt;</w:t>
+      </w:r>
+      <w:r>
+        <w:rPr>
+          <w:lang w:val="en-US"/>
+        </w:rPr>
+        <w:t>/"</w:t>
+      </w:r>
+    </w:p>
+    <w:p>
+      <w:pPr>
+        <w:pStyle w:val="ListParagraph"/>
+        <w:pBdr>
+          <w:top w:val="single" w:sz="4" w:space="1" w:color="auto"/>
+          <w:left w:val="single" w:sz="4" w:space="4" w:color="auto"/>
+          <w:bottom w:val="single" w:sz="4" w:space="1" w:color="auto"/>
+          <w:right w:val="single" w:sz="4" w:space="4" w:color="auto"/>
+        </w:pBdr>
+        <w:ind w:left="1080"/>
+        <w:rPr>
+          <w:lang w:val="en-US"/>
+        </w:rPr>
+      </w:pPr>
+    </w:p>
+    <w:p>
+      <w:pPr>
+        <w:pStyle w:val="ListParagraph"/>
+        <w:pBdr>
+          <w:top w:val="single" w:sz="4" w:space="1" w:color="auto"/>
+          <w:left w:val="single" w:sz="4" w:space="4" w:color="auto"/>
+          <w:bottom w:val="single" w:sz="4" w:space="1" w:color="auto"/>
+          <w:right w:val="single" w:sz="4" w:space="4" w:color="auto"/>
+        </w:pBdr>
+        <w:ind w:left="1080"/>
+        <w:rPr>
+          <w:lang w:val="en-US"/>
+        </w:rPr>
+      </w:pPr>
+      <w:r>
+        <w:rPr>
+          <w:lang w:val="en-US"/>
+        </w:rPr>
+        <w:t xml:space="preserve">for frame_range in </w:t>
+      </w:r>
+      <w:r>
+        <w:rPr>
+          <w:lang w:val="en-US"/>
+        </w:rPr>
+        <w:t>FRAME_RANGES</w:t>
+      </w:r>
+      <w:r>
+        <w:rPr>
+          <w:lang w:val="en-US"/>
+        </w:rPr>
+        <w:t>:</w:t>
+      </w:r>
+    </w:p>
+    <w:p>
+      <w:pPr>
+        <w:pStyle w:val="ListParagraph"/>
+        <w:pBdr>
+          <w:top w:val="single" w:sz="4" w:space="1" w:color="auto"/>
+          <w:left w:val="single" w:sz="4" w:space="4" w:color="auto"/>
+          <w:bottom w:val="single" w:sz="4" w:space="1" w:color="auto"/>
+          <w:right w:val="single" w:sz="4" w:space="4" w:color="auto"/>
+        </w:pBdr>
+        <w:ind w:left="1080"/>
+        <w:rPr>
+          <w:lang w:val="en-US"/>
+        </w:rPr>
+      </w:pPr>
+      <w:r>
+        <w:rPr>
+          <w:lang w:val="en-US"/>
+        </w:rPr>
+        <w:t xml:space="preserve">    start_frame, end_frame = frame_range</w:t>
+      </w:r>
+    </w:p>
+    <w:p>
+      <w:pPr>
+        <w:pStyle w:val="ListParagraph"/>
+        <w:pBdr>
+          <w:top w:val="single" w:sz="4" w:space="1" w:color="auto"/>
+          <w:left w:val="single" w:sz="4" w:space="4" w:color="auto"/>
+          <w:bottom w:val="single" w:sz="4" w:space="1" w:color="auto"/>
+          <w:right w:val="single" w:sz="4" w:space="4" w:color="auto"/>
+        </w:pBdr>
+        <w:ind w:left="1080"/>
+        <w:rPr>
+          <w:lang w:val="en-US"/>
+        </w:rPr>
+      </w:pPr>
+      <w:r>
+        <w:rPr>
+          <w:lang w:val="en-US"/>
+        </w:rPr>
+        <w:t xml:space="preserve">    for frame_number in range(start_frame, end_frame + 1):</w:t>
+      </w:r>
       <w:bookmarkStart w:id="0" w:name="_GoBack"/>
       <w:bookmarkEnd w:id="0"/>
     </w:p>
@@ -2380,7 +3199,160 @@
         <w:rPr>
           <w:lang w:val="en-US"/>
         </w:rPr>
-        <w:t>5 * x</w:t>
+        <w:t xml:space="preserve">        bpy.context.scene.frame_set(frame_number)</w:t>
+      </w:r>
+    </w:p>
+    <w:p>
+      <w:pPr>
+        <w:pStyle w:val="ListParagraph"/>
+        <w:pBdr>
+          <w:top w:val="single" w:sz="4" w:space="1" w:color="auto"/>
+          <w:left w:val="single" w:sz="4" w:space="4" w:color="auto"/>
+          <w:bottom w:val="single" w:sz="4" w:space="1" w:color="auto"/>
+          <w:right w:val="single" w:sz="4" w:space="4" w:color="auto"/>
+        </w:pBdr>
+        <w:ind w:left="1080"/>
+        <w:rPr>
+          <w:lang w:val="en-US"/>
+        </w:rPr>
+      </w:pPr>
+      <w:r>
+        <w:rPr>
+          <w:lang w:val="en-US"/>
+        </w:rPr>
+        <w:t xml:space="preserve">        bpy.context.scene.render.filepath = </w:t>
+      </w:r>
+      <w:r>
+        <w:rPr>
+          <w:lang w:val="en-US"/>
+        </w:rPr>
+        <w:t xml:space="preserve">OUTPUT_PATH </w:t>
+      </w:r>
+      <w:r>
+        <w:rPr>
+          <w:lang w:val="en-US"/>
+        </w:rPr>
+        <w:t>+ str(frame_number)</w:t>
+      </w:r>
+    </w:p>
+    <w:p>
+      <w:pPr>
+        <w:pStyle w:val="ListParagraph"/>
+        <w:pBdr>
+          <w:top w:val="single" w:sz="4" w:space="1" w:color="auto"/>
+          <w:left w:val="single" w:sz="4" w:space="4" w:color="auto"/>
+          <w:bottom w:val="single" w:sz="4" w:space="1" w:color="auto"/>
+          <w:right w:val="single" w:sz="4" w:space="4" w:color="auto"/>
+        </w:pBdr>
+        <w:ind w:left="1080"/>
+        <w:rPr>
+          <w:lang w:val="en-US"/>
+        </w:rPr>
+      </w:pPr>
+      <w:r>
+        <w:rPr>
+          <w:lang w:val="en-US"/>
+        </w:rPr>
+        <w:t xml:space="preserve">        bpy.ops</w:t>
+      </w:r>
+      <w:r>
+        <w:rPr>
+          <w:lang w:val="en-US"/>
+        </w:rPr>
+        <w:t>.render.render(write_still=True)</w:t>
+      </w:r>
+    </w:p>
+    <w:p>
+      <w:pPr>
+        <w:pStyle w:val="ListParagraph"/>
+        <w:numPr>
+          <w:ilvl w:val="0"/>
+          <w:numId w:val="2"/>
+        </w:numPr>
+        <w:rPr>
+          <w:lang w:val="en-US"/>
+        </w:rPr>
+      </w:pPr>
+      <w:r>
+        <w:rPr>
+          <w:lang w:val="en-US"/>
+        </w:rPr>
+        <w:t>&lt;Các Frame Range&gt; là các Tuple chứa 2 phần tử lần lượt là Start Frame và End Frame ứng với mỗi khoảng Frame</w:t>
+      </w:r>
+    </w:p>
+    <w:p>
+      <w:pPr>
+        <w:pStyle w:val="ListParagraph"/>
+        <w:numPr>
+          <w:ilvl w:val="0"/>
+          <w:numId w:val="2"/>
+        </w:numPr>
+        <w:rPr>
+          <w:lang w:val="en-US"/>
+        </w:rPr>
+      </w:pPr>
+      <w:r>
+        <w:rPr>
+          <w:lang w:val="en-US"/>
+        </w:rPr>
+        <w:t>Ví dụ</w:t>
+      </w:r>
+    </w:p>
+    <w:p>
+      <w:pPr>
+        <w:pStyle w:val="ListParagraph"/>
+        <w:pBdr>
+          <w:top w:val="single" w:sz="4" w:space="1" w:color="auto"/>
+          <w:left w:val="single" w:sz="4" w:space="4" w:color="auto"/>
+          <w:bottom w:val="single" w:sz="4" w:space="1" w:color="auto"/>
+          <w:right w:val="single" w:sz="4" w:space="4" w:color="auto"/>
+        </w:pBdr>
+        <w:ind w:left="1080"/>
+        <w:rPr>
+          <w:lang w:val="en-US"/>
+        </w:rPr>
+      </w:pPr>
+      <w:r>
+        <w:rPr>
+          <w:lang w:val="en-US"/>
+        </w:rPr>
+        <w:t>[(0, 10), (20, 30), (50, 70)]</w:t>
+      </w:r>
+    </w:p>
+    <w:p>
+      <w:pPr>
+        <w:pStyle w:val="ListParagraph"/>
+        <w:numPr>
+          <w:ilvl w:val="0"/>
+          <w:numId w:val="2"/>
+        </w:numPr>
+        <w:rPr>
+          <w:lang w:val="en-US"/>
+        </w:rPr>
+      </w:pPr>
+      <w:r>
+        <w:rPr>
+          <w:lang w:val="en-US"/>
+        </w:rPr>
+        <w:t>Chạy đoạn Code trên sẽ Render</w:t>
+      </w:r>
+      <w:r>
+        <w:rPr>
+          <w:lang w:val="en-US"/>
+        </w:rPr>
+        <w:t xml:space="preserve"> Scene hiện tại</w:t>
+      </w:r>
+      <w:r>
+        <w:rPr>
+          <w:lang w:val="en-US"/>
+        </w:rPr>
+        <w:t xml:space="preserve"> dưới nền</w:t>
+      </w:r>
+      <w:r>
+        <w:rPr>
+          <w:lang w:val="en-US"/>
+        </w:rPr>
+        <w:t xml:space="preserve"> theo cài đặt ở giao diện người dùng</w:t>
       </w:r>
     </w:p>
     <w:sectPr>
@@ -2446,6 +3418,184 @@
 <file path=word/numbering.xml><?xml version="1.0" encoding="utf-8"?>
 <w:numbering xmlns:wpc="http://schemas.microsoft.com/office/word/2010/wordprocessingCanvas" xmlns:mc="http://schemas.openxmlformats.org/markup-compatibility/2006" xmlns:o="urn:schemas-microsoft-com:office:office" xmlns:r="http://schemas.openxmlformats.org/officeDocument/2006/relationships" xmlns:m="http://schemas.openxmlformats.org/officeDocument/2006/math" xmlns:v="urn:schemas-microsoft-com:vml" xmlns:wp14="http://schemas.microsoft.com/office/word/2010/wordprocessingDrawing" xmlns:wp="http://schemas.openxmlformats.org/drawingml/2006/wordprocessingDrawing" xmlns:w10="urn:schemas-microsoft-com:office:word" xmlns:w="http://schemas.openxmlformats.org/wordprocessingml/2006/main" xmlns:w14="http://schemas.microsoft.com/office/word/2010/wordml" xmlns:wpg="http://schemas.microsoft.com/office/word/2010/wordprocessingGroup" xmlns:wpi="http://schemas.microsoft.com/office/word/2010/wordprocessingInk" xmlns:wne="http://schemas.microsoft.com/office/word/2006/wordml" xmlns:wps="http://schemas.microsoft.com/office/word/2010/wordprocessingShape" mc:Ignorable="w14 wp14">
   <w:abstractNum w:abstractNumId="0">
+    <w:nsid w:val="0D830677"/>
+    <w:multiLevelType w:val="hybridMultilevel"/>
+    <w:tmpl w:val="2E32A632"/>
+    <w:lvl w:ilvl="0" w:tplc="C03C2D9C">
+      <w:start w:val="1"/>
+      <w:numFmt w:val="decimal"/>
+      <w:lvlText w:val="%1."/>
+      <w:lvlJc w:val="left"/>
+      <w:pPr>
+        <w:ind w:left="1080" w:hanging="360"/>
+      </w:pPr>
+      <w:rPr>
+        <w:rFonts w:hint="default"/>
+      </w:rPr>
+    </w:lvl>
+    <w:lvl w:ilvl="1" w:tplc="042A0019" w:tentative="1">
+      <w:start w:val="1"/>
+      <w:numFmt w:val="lowerLetter"/>
+      <w:lvlText w:val="%2."/>
+      <w:lvlJc w:val="left"/>
+      <w:pPr>
+        <w:ind w:left="1800" w:hanging="360"/>
+      </w:pPr>
+    </w:lvl>
+    <w:lvl w:ilvl="2" w:tplc="042A001B" w:tentative="1">
+      <w:start w:val="1"/>
+      <w:numFmt w:val="lowerRoman"/>
+      <w:lvlText w:val="%3."/>
+      <w:lvlJc w:val="right"/>
+      <w:pPr>
+        <w:ind w:left="2520" w:hanging="180"/>
+      </w:pPr>
+    </w:lvl>
+    <w:lvl w:ilvl="3" w:tplc="042A000F" w:tentative="1">
+      <w:start w:val="1"/>
+      <w:numFmt w:val="decimal"/>
+      <w:lvlText w:val="%4."/>
+      <w:lvlJc w:val="left"/>
+      <w:pPr>
+        <w:ind w:left="3240" w:hanging="360"/>
+      </w:pPr>
+    </w:lvl>
+    <w:lvl w:ilvl="4" w:tplc="042A0019" w:tentative="1">
+      <w:start w:val="1"/>
+      <w:numFmt w:val="lowerLetter"/>
+      <w:lvlText w:val="%5."/>
+      <w:lvlJc w:val="left"/>
+      <w:pPr>
+        <w:ind w:left="3960" w:hanging="360"/>
+      </w:pPr>
+    </w:lvl>
+    <w:lvl w:ilvl="5" w:tplc="042A001B" w:tentative="1">
+      <w:start w:val="1"/>
+      <w:numFmt w:val="lowerRoman"/>
+      <w:lvlText w:val="%6."/>
+      <w:lvlJc w:val="right"/>
+      <w:pPr>
+        <w:ind w:left="4680" w:hanging="180"/>
+      </w:pPr>
+    </w:lvl>
+    <w:lvl w:ilvl="6" w:tplc="042A000F" w:tentative="1">
+      <w:start w:val="1"/>
+      <w:numFmt w:val="decimal"/>
+      <w:lvlText w:val="%7."/>
+      <w:lvlJc w:val="left"/>
+      <w:pPr>
+        <w:ind w:left="5400" w:hanging="360"/>
+      </w:pPr>
+    </w:lvl>
+    <w:lvl w:ilvl="7" w:tplc="042A0019" w:tentative="1">
+      <w:start w:val="1"/>
+      <w:numFmt w:val="lowerLetter"/>
+      <w:lvlText w:val="%8."/>
+      <w:lvlJc w:val="left"/>
+      <w:pPr>
+        <w:ind w:left="6120" w:hanging="360"/>
+      </w:pPr>
+    </w:lvl>
+    <w:lvl w:ilvl="8" w:tplc="042A001B" w:tentative="1">
+      <w:start w:val="1"/>
+      <w:numFmt w:val="lowerRoman"/>
+      <w:lvlText w:val="%9."/>
+      <w:lvlJc w:val="right"/>
+      <w:pPr>
+        <w:ind w:left="6840" w:hanging="180"/>
+      </w:pPr>
+    </w:lvl>
+  </w:abstractNum>
+  <w:abstractNum w:abstractNumId="1">
+    <w:nsid w:val="1D365B59"/>
+    <w:multiLevelType w:val="hybridMultilevel"/>
+    <w:tmpl w:val="20549AB6"/>
+    <w:lvl w:ilvl="0" w:tplc="8E8E4BB8">
+      <w:start w:val="1"/>
+      <w:numFmt w:val="decimal"/>
+      <w:lvlText w:val="%1."/>
+      <w:lvlJc w:val="left"/>
+      <w:pPr>
+        <w:ind w:left="1080" w:hanging="360"/>
+      </w:pPr>
+      <w:rPr>
+        <w:rFonts w:hint="default"/>
+      </w:rPr>
+    </w:lvl>
+    <w:lvl w:ilvl="1" w:tplc="042A0019" w:tentative="1">
+      <w:start w:val="1"/>
+      <w:numFmt w:val="lowerLetter"/>
+      <w:lvlText w:val="%2."/>
+      <w:lvlJc w:val="left"/>
+      <w:pPr>
+        <w:ind w:left="1800" w:hanging="360"/>
+      </w:pPr>
+    </w:lvl>
+    <w:lvl w:ilvl="2" w:tplc="042A001B" w:tentative="1">
+      <w:start w:val="1"/>
+      <w:numFmt w:val="lowerRoman"/>
+      <w:lvlText w:val="%3."/>
+      <w:lvlJc w:val="right"/>
+      <w:pPr>
+        <w:ind w:left="2520" w:hanging="180"/>
+      </w:pPr>
+    </w:lvl>
+    <w:lvl w:ilvl="3" w:tplc="042A000F" w:tentative="1">
+      <w:start w:val="1"/>
+      <w:numFmt w:val="decimal"/>
+      <w:lvlText w:val="%4."/>
+      <w:lvlJc w:val="left"/>
+      <w:pPr>
+        <w:ind w:left="3240" w:hanging="360"/>
+      </w:pPr>
+    </w:lvl>
+    <w:lvl w:ilvl="4" w:tplc="042A0019" w:tentative="1">
+      <w:start w:val="1"/>
+      <w:numFmt w:val="lowerLetter"/>
+      <w:lvlText w:val="%5."/>
+      <w:lvlJc w:val="left"/>
+      <w:pPr>
+        <w:ind w:left="3960" w:hanging="360"/>
+      </w:pPr>
+    </w:lvl>
+    <w:lvl w:ilvl="5" w:tplc="042A001B" w:tentative="1">
+      <w:start w:val="1"/>
+      <w:numFmt w:val="lowerRoman"/>
+      <w:lvlText w:val="%6."/>
+      <w:lvlJc w:val="right"/>
+      <w:pPr>
+        <w:ind w:left="4680" w:hanging="180"/>
+      </w:pPr>
+    </w:lvl>
+    <w:lvl w:ilvl="6" w:tplc="042A000F" w:tentative="1">
+      <w:start w:val="1"/>
+      <w:numFmt w:val="decimal"/>
+      <w:lvlText w:val="%7."/>
+      <w:lvlJc w:val="left"/>
+      <w:pPr>
+        <w:ind w:left="5400" w:hanging="360"/>
+      </w:pPr>
+    </w:lvl>
+    <w:lvl w:ilvl="7" w:tplc="042A0019" w:tentative="1">
+      <w:start w:val="1"/>
+      <w:numFmt w:val="lowerLetter"/>
+      <w:lvlText w:val="%8."/>
+      <w:lvlJc w:val="left"/>
+      <w:pPr>
+        <w:ind w:left="6120" w:hanging="360"/>
+      </w:pPr>
+    </w:lvl>
+    <w:lvl w:ilvl="8" w:tplc="042A001B" w:tentative="1">
+      <w:start w:val="1"/>
+      <w:numFmt w:val="lowerRoman"/>
+      <w:lvlText w:val="%9."/>
+      <w:lvlJc w:val="right"/>
+      <w:pPr>
+        <w:ind w:left="6840" w:hanging="180"/>
+      </w:pPr>
+    </w:lvl>
+  </w:abstractNum>
+  <w:abstractNum w:abstractNumId="2">
     <w:nsid w:val="4AE874A2"/>
     <w:multiLevelType w:val="hybridMultilevel"/>
     <w:tmpl w:val="52E0DBB6"/>
@@ -2558,7 +3708,7 @@
       </w:rPr>
     </w:lvl>
   </w:abstractNum>
-  <w:abstractNum w:abstractNumId="1">
+  <w:abstractNum w:abstractNumId="3">
     <w:nsid w:val="4E23627C"/>
     <w:multiLevelType w:val="hybridMultilevel"/>
     <w:tmpl w:val="8D4C23CC"/>
@@ -2647,7 +3797,96 @@
       </w:pPr>
     </w:lvl>
   </w:abstractNum>
-  <w:abstractNum w:abstractNumId="2">
+  <w:abstractNum w:abstractNumId="4">
+    <w:nsid w:val="4FF47F17"/>
+    <w:multiLevelType w:val="hybridMultilevel"/>
+    <w:tmpl w:val="712E7B3E"/>
+    <w:lvl w:ilvl="0" w:tplc="1FE286CA">
+      <w:start w:val="1"/>
+      <w:numFmt w:val="decimal"/>
+      <w:lvlText w:val="%1."/>
+      <w:lvlJc w:val="left"/>
+      <w:pPr>
+        <w:ind w:left="1080" w:hanging="360"/>
+      </w:pPr>
+      <w:rPr>
+        <w:rFonts w:hint="default"/>
+      </w:rPr>
+    </w:lvl>
+    <w:lvl w:ilvl="1" w:tplc="042A0019" w:tentative="1">
+      <w:start w:val="1"/>
+      <w:numFmt w:val="lowerLetter"/>
+      <w:lvlText w:val="%2."/>
+      <w:lvlJc w:val="left"/>
+      <w:pPr>
+        <w:ind w:left="1800" w:hanging="360"/>
+      </w:pPr>
+    </w:lvl>
+    <w:lvl w:ilvl="2" w:tplc="042A001B" w:tentative="1">
+      <w:start w:val="1"/>
+      <w:numFmt w:val="lowerRoman"/>
+      <w:lvlText w:val="%3."/>
+      <w:lvlJc w:val="right"/>
+      <w:pPr>
+        <w:ind w:left="2520" w:hanging="180"/>
+      </w:pPr>
+    </w:lvl>
+    <w:lvl w:ilvl="3" w:tplc="042A000F" w:tentative="1">
+      <w:start w:val="1"/>
+      <w:numFmt w:val="decimal"/>
+      <w:lvlText w:val="%4."/>
+      <w:lvlJc w:val="left"/>
+      <w:pPr>
+        <w:ind w:left="3240" w:hanging="360"/>
+      </w:pPr>
+    </w:lvl>
+    <w:lvl w:ilvl="4" w:tplc="042A0019" w:tentative="1">
+      <w:start w:val="1"/>
+      <w:numFmt w:val="lowerLetter"/>
+      <w:lvlText w:val="%5."/>
+      <w:lvlJc w:val="left"/>
+      <w:pPr>
+        <w:ind w:left="3960" w:hanging="360"/>
+      </w:pPr>
+    </w:lvl>
+    <w:lvl w:ilvl="5" w:tplc="042A001B" w:tentative="1">
+      <w:start w:val="1"/>
+      <w:numFmt w:val="lowerRoman"/>
+      <w:lvlText w:val="%6."/>
+      <w:lvlJc w:val="right"/>
+      <w:pPr>
+        <w:ind w:left="4680" w:hanging="180"/>
+      </w:pPr>
+    </w:lvl>
+    <w:lvl w:ilvl="6" w:tplc="042A000F" w:tentative="1">
+      <w:start w:val="1"/>
+      <w:numFmt w:val="decimal"/>
+      <w:lvlText w:val="%7."/>
+      <w:lvlJc w:val="left"/>
+      <w:pPr>
+        <w:ind w:left="5400" w:hanging="360"/>
+      </w:pPr>
+    </w:lvl>
+    <w:lvl w:ilvl="7" w:tplc="042A0019" w:tentative="1">
+      <w:start w:val="1"/>
+      <w:numFmt w:val="lowerLetter"/>
+      <w:lvlText w:val="%8."/>
+      <w:lvlJc w:val="left"/>
+      <w:pPr>
+        <w:ind w:left="6120" w:hanging="360"/>
+      </w:pPr>
+    </w:lvl>
+    <w:lvl w:ilvl="8" w:tplc="042A001B" w:tentative="1">
+      <w:start w:val="1"/>
+      <w:numFmt w:val="lowerRoman"/>
+      <w:lvlText w:val="%9."/>
+      <w:lvlJc w:val="right"/>
+      <w:pPr>
+        <w:ind w:left="6840" w:hanging="180"/>
+      </w:pPr>
+    </w:lvl>
+  </w:abstractNum>
+  <w:abstractNum w:abstractNumId="5">
     <w:nsid w:val="5AFC4727"/>
     <w:multiLevelType w:val="hybridMultilevel"/>
     <w:tmpl w:val="B2C49DAE"/>
@@ -2736,7 +3975,96 @@
       </w:pPr>
     </w:lvl>
   </w:abstractNum>
-  <w:abstractNum w:abstractNumId="3">
+  <w:abstractNum w:abstractNumId="6">
+    <w:nsid w:val="60125BE8"/>
+    <w:multiLevelType w:val="hybridMultilevel"/>
+    <w:tmpl w:val="C8B0A61A"/>
+    <w:lvl w:ilvl="0" w:tplc="A90A58D2">
+      <w:start w:val="1"/>
+      <w:numFmt w:val="decimal"/>
+      <w:lvlText w:val="%1."/>
+      <w:lvlJc w:val="left"/>
+      <w:pPr>
+        <w:ind w:left="1080" w:hanging="360"/>
+      </w:pPr>
+      <w:rPr>
+        <w:rFonts w:hint="default"/>
+      </w:rPr>
+    </w:lvl>
+    <w:lvl w:ilvl="1" w:tplc="042A0019" w:tentative="1">
+      <w:start w:val="1"/>
+      <w:numFmt w:val="lowerLetter"/>
+      <w:lvlText w:val="%2."/>
+      <w:lvlJc w:val="left"/>
+      <w:pPr>
+        <w:ind w:left="1800" w:hanging="360"/>
+      </w:pPr>
+    </w:lvl>
+    <w:lvl w:ilvl="2" w:tplc="042A001B" w:tentative="1">
+      <w:start w:val="1"/>
+      <w:numFmt w:val="lowerRoman"/>
+      <w:lvlText w:val="%3."/>
+      <w:lvlJc w:val="right"/>
+      <w:pPr>
+        <w:ind w:left="2520" w:hanging="180"/>
+      </w:pPr>
+    </w:lvl>
+    <w:lvl w:ilvl="3" w:tplc="042A000F" w:tentative="1">
+      <w:start w:val="1"/>
+      <w:numFmt w:val="decimal"/>
+      <w:lvlText w:val="%4."/>
+      <w:lvlJc w:val="left"/>
+      <w:pPr>
+        <w:ind w:left="3240" w:hanging="360"/>
+      </w:pPr>
+    </w:lvl>
+    <w:lvl w:ilvl="4" w:tplc="042A0019" w:tentative="1">
+      <w:start w:val="1"/>
+      <w:numFmt w:val="lowerLetter"/>
+      <w:lvlText w:val="%5."/>
+      <w:lvlJc w:val="left"/>
+      <w:pPr>
+        <w:ind w:left="3960" w:hanging="360"/>
+      </w:pPr>
+    </w:lvl>
+    <w:lvl w:ilvl="5" w:tplc="042A001B" w:tentative="1">
+      <w:start w:val="1"/>
+      <w:numFmt w:val="lowerRoman"/>
+      <w:lvlText w:val="%6."/>
+      <w:lvlJc w:val="right"/>
+      <w:pPr>
+        <w:ind w:left="4680" w:hanging="180"/>
+      </w:pPr>
+    </w:lvl>
+    <w:lvl w:ilvl="6" w:tplc="042A000F" w:tentative="1">
+      <w:start w:val="1"/>
+      <w:numFmt w:val="decimal"/>
+      <w:lvlText w:val="%7."/>
+      <w:lvlJc w:val="left"/>
+      <w:pPr>
+        <w:ind w:left="5400" w:hanging="360"/>
+      </w:pPr>
+    </w:lvl>
+    <w:lvl w:ilvl="7" w:tplc="042A0019" w:tentative="1">
+      <w:start w:val="1"/>
+      <w:numFmt w:val="lowerLetter"/>
+      <w:lvlText w:val="%8."/>
+      <w:lvlJc w:val="left"/>
+      <w:pPr>
+        <w:ind w:left="6120" w:hanging="360"/>
+      </w:pPr>
+    </w:lvl>
+    <w:lvl w:ilvl="8" w:tplc="042A001B" w:tentative="1">
+      <w:start w:val="1"/>
+      <w:numFmt w:val="lowerRoman"/>
+      <w:lvlText w:val="%9."/>
+      <w:lvlJc w:val="right"/>
+      <w:pPr>
+        <w:ind w:left="6840" w:hanging="180"/>
+      </w:pPr>
+    </w:lvl>
+  </w:abstractNum>
+  <w:abstractNum w:abstractNumId="7">
     <w:nsid w:val="6E905E0C"/>
     <w:multiLevelType w:val="hybridMultilevel"/>
     <w:tmpl w:val="ADB2F2C8"/>
@@ -2849,17 +4177,121 @@
       </w:rPr>
     </w:lvl>
   </w:abstractNum>
+  <w:abstractNum w:abstractNumId="8">
+    <w:nsid w:val="7E6B2A0B"/>
+    <w:multiLevelType w:val="hybridMultilevel"/>
+    <w:tmpl w:val="792E787A"/>
+    <w:lvl w:ilvl="0" w:tplc="D09CAA86">
+      <w:start w:val="1"/>
+      <w:numFmt w:val="decimal"/>
+      <w:lvlText w:val="%1."/>
+      <w:lvlJc w:val="left"/>
+      <w:pPr>
+        <w:ind w:left="1080" w:hanging="360"/>
+      </w:pPr>
+      <w:rPr>
+        <w:rFonts w:hint="default"/>
+      </w:rPr>
+    </w:lvl>
+    <w:lvl w:ilvl="1" w:tplc="042A0019" w:tentative="1">
+      <w:start w:val="1"/>
+      <w:numFmt w:val="lowerLetter"/>
+      <w:lvlText w:val="%2."/>
+      <w:lvlJc w:val="left"/>
+      <w:pPr>
+        <w:ind w:left="1800" w:hanging="360"/>
+      </w:pPr>
+    </w:lvl>
+    <w:lvl w:ilvl="2" w:tplc="042A001B" w:tentative="1">
+      <w:start w:val="1"/>
+      <w:numFmt w:val="lowerRoman"/>
+      <w:lvlText w:val="%3."/>
+      <w:lvlJc w:val="right"/>
+      <w:pPr>
+        <w:ind w:left="2520" w:hanging="180"/>
+      </w:pPr>
+    </w:lvl>
+    <w:lvl w:ilvl="3" w:tplc="042A000F" w:tentative="1">
+      <w:start w:val="1"/>
+      <w:numFmt w:val="decimal"/>
+      <w:lvlText w:val="%4."/>
+      <w:lvlJc w:val="left"/>
+      <w:pPr>
+        <w:ind w:left="3240" w:hanging="360"/>
+      </w:pPr>
+    </w:lvl>
+    <w:lvl w:ilvl="4" w:tplc="042A0019" w:tentative="1">
+      <w:start w:val="1"/>
+      <w:numFmt w:val="lowerLetter"/>
+      <w:lvlText w:val="%5."/>
+      <w:lvlJc w:val="left"/>
+      <w:pPr>
+        <w:ind w:left="3960" w:hanging="360"/>
+      </w:pPr>
+    </w:lvl>
+    <w:lvl w:ilvl="5" w:tplc="042A001B" w:tentative="1">
+      <w:start w:val="1"/>
+      <w:numFmt w:val="lowerRoman"/>
+      <w:lvlText w:val="%6."/>
+      <w:lvlJc w:val="right"/>
+      <w:pPr>
+        <w:ind w:left="4680" w:hanging="180"/>
+      </w:pPr>
+    </w:lvl>
+    <w:lvl w:ilvl="6" w:tplc="042A000F" w:tentative="1">
+      <w:start w:val="1"/>
+      <w:numFmt w:val="decimal"/>
+      <w:lvlText w:val="%7."/>
+      <w:lvlJc w:val="left"/>
+      <w:pPr>
+        <w:ind w:left="5400" w:hanging="360"/>
+      </w:pPr>
+    </w:lvl>
+    <w:lvl w:ilvl="7" w:tplc="042A0019" w:tentative="1">
+      <w:start w:val="1"/>
+      <w:numFmt w:val="lowerLetter"/>
+      <w:lvlText w:val="%8."/>
+      <w:lvlJc w:val="left"/>
+      <w:pPr>
+        <w:ind w:left="6120" w:hanging="360"/>
+      </w:pPr>
+    </w:lvl>
+    <w:lvl w:ilvl="8" w:tplc="042A001B" w:tentative="1">
+      <w:start w:val="1"/>
+      <w:numFmt w:val="lowerRoman"/>
+      <w:lvlText w:val="%9."/>
+      <w:lvlJc w:val="right"/>
+      <w:pPr>
+        <w:ind w:left="6840" w:hanging="180"/>
+      </w:pPr>
+    </w:lvl>
+  </w:abstractNum>
   <w:num w:numId="1">
+    <w:abstractNumId w:val="5"/>
+  </w:num>
+  <w:num w:numId="2">
     <w:abstractNumId w:val="2"/>
   </w:num>
-  <w:num w:numId="2">
-    <w:abstractNumId w:val="0"/>
+  <w:num w:numId="3">
+    <w:abstractNumId w:val="3"/>
   </w:num>
-  <w:num w:numId="3">
+  <w:num w:numId="4">
+    <w:abstractNumId w:val="7"/>
+  </w:num>
+  <w:num w:numId="5">
+    <w:abstractNumId w:val="8"/>
+  </w:num>
+  <w:num w:numId="6">
+    <w:abstractNumId w:val="6"/>
+  </w:num>
+  <w:num w:numId="7">
     <w:abstractNumId w:val="1"/>
   </w:num>
-  <w:num w:numId="4">
-    <w:abstractNumId w:val="3"/>
+  <w:num w:numId="8">
+    <w:abstractNumId w:val="4"/>
+  </w:num>
+  <w:num w:numId="9">
+    <w:abstractNumId w:val="0"/>
   </w:num>
 </w:numbering>
 </file>

--- a/blender.docx
+++ b/blender.docx
@@ -107,6 +107,2421 @@
         <w:rPr>
           <w:lang w:val="en-US"/>
         </w:rPr>
+        <w:t>System Console:</w:t>
+      </w:r>
+    </w:p>
+    <w:p>
+      <w:pPr>
+        <w:pStyle w:val="ListParagraph"/>
+        <w:numPr>
+          <w:ilvl w:val="0"/>
+          <w:numId w:val="17"/>
+        </w:numPr>
+        <w:rPr>
+          <w:lang w:val="en-US"/>
+        </w:rPr>
+      </w:pPr>
+      <w:r>
+        <w:rPr>
+          <w:lang w:val="en-US"/>
+        </w:rPr>
+        <w:t>Cách Mở System Console Để Hiện Mấy Cái Thông Báo Lỗi Với Mấy Cái Mình In Ra?</w:t>
+      </w:r>
+    </w:p>
+    <w:p>
+      <w:pPr>
+        <w:pStyle w:val="ListParagraph"/>
+        <w:numPr>
+          <w:ilvl w:val="0"/>
+          <w:numId w:val="12"/>
+        </w:numPr>
+        <w:rPr>
+          <w:lang w:val="en-US"/>
+        </w:rPr>
+      </w:pPr>
+      <w:r>
+        <w:rPr>
+          <w:lang w:val="en-US"/>
+        </w:rPr>
+        <w:t>Vào Tab “Window” + chọn “Toggle System Console”</w:t>
+      </w:r>
+    </w:p>
+    <w:p>
+      <w:pPr>
+        <w:pStyle w:val="ListParagraph"/>
+        <w:numPr>
+          <w:ilvl w:val="0"/>
+          <w:numId w:val="12"/>
+        </w:numPr>
+        <w:rPr>
+          <w:lang w:val="en-US"/>
+        </w:rPr>
+      </w:pPr>
+      <w:r>
+        <w:rPr>
+          <w:lang w:val="en-US"/>
+        </w:rPr>
+        <w:t>Nếu cửa sổ System Console đã mở thì nó sẽ đóng lại</w:t>
+      </w:r>
+    </w:p>
+    <w:p>
+      <w:pPr>
+        <w:rPr>
+          <w:lang w:val="en-US"/>
+        </w:rPr>
+      </w:pPr>
+    </w:p>
+    <w:p>
+      <w:pPr>
+        <w:rPr>
+          <w:lang w:val="en-US"/>
+        </w:rPr>
+      </w:pPr>
+      <w:r>
+        <w:rPr>
+          <w:lang w:val="en-US"/>
+        </w:rPr>
+        <w:t>3D Viewport:</w:t>
+      </w:r>
+    </w:p>
+    <w:p>
+      <w:pPr>
+        <w:pStyle w:val="ListParagraph"/>
+        <w:numPr>
+          <w:ilvl w:val="0"/>
+          <w:numId w:val="15"/>
+        </w:numPr>
+        <w:rPr>
+          <w:lang w:val="en-US"/>
+        </w:rPr>
+      </w:pPr>
+      <w:r>
+        <w:rPr>
+          <w:lang w:val="en-US"/>
+        </w:rPr>
+        <w:t>Vào Chế Độ 3D Viewport?</w:t>
+      </w:r>
+    </w:p>
+    <w:p>
+      <w:pPr>
+        <w:pStyle w:val="ListParagraph"/>
+        <w:numPr>
+          <w:ilvl w:val="0"/>
+          <w:numId w:val="12"/>
+        </w:numPr>
+        <w:rPr>
+          <w:lang w:val="en-US"/>
+        </w:rPr>
+      </w:pPr>
+      <w:r>
+        <w:rPr>
+          <w:lang w:val="en-US"/>
+        </w:rPr>
+        <w:t>Click biểu tượng “Editor Type” góc trái trên cửa sổ + tại mục “General” + chọn “3D Viewport”</w:t>
+      </w:r>
+    </w:p>
+    <w:p>
+      <w:pPr>
+        <w:pStyle w:val="ListParagraph"/>
+        <w:numPr>
+          <w:ilvl w:val="0"/>
+          <w:numId w:val="15"/>
+        </w:numPr>
+        <w:rPr>
+          <w:lang w:val="en-US"/>
+        </w:rPr>
+      </w:pPr>
+      <w:r>
+        <w:rPr>
+          <w:lang w:val="en-US"/>
+        </w:rPr>
+        <w:t>Zoom?</w:t>
+      </w:r>
+    </w:p>
+    <w:p>
+      <w:pPr>
+        <w:pStyle w:val="ListParagraph"/>
+        <w:numPr>
+          <w:ilvl w:val="0"/>
+          <w:numId w:val="12"/>
+        </w:numPr>
+        <w:rPr>
+          <w:lang w:val="en-US"/>
+        </w:rPr>
+      </w:pPr>
+      <w:r>
+        <w:rPr>
+          <w:lang w:val="en-US"/>
+        </w:rPr>
+        <w:t>Cuộn chuột</w:t>
+      </w:r>
+    </w:p>
+    <w:p>
+      <w:pPr>
+        <w:pStyle w:val="ListParagraph"/>
+        <w:numPr>
+          <w:ilvl w:val="0"/>
+          <w:numId w:val="15"/>
+        </w:numPr>
+        <w:rPr>
+          <w:lang w:val="en-US"/>
+        </w:rPr>
+      </w:pPr>
+      <w:r>
+        <w:rPr>
+          <w:lang w:val="en-US"/>
+        </w:rPr>
+        <w:t>Quay Góc Nhìn?</w:t>
+      </w:r>
+    </w:p>
+    <w:p>
+      <w:pPr>
+        <w:pStyle w:val="ListParagraph"/>
+        <w:numPr>
+          <w:ilvl w:val="0"/>
+          <w:numId w:val="12"/>
+        </w:numPr>
+        <w:rPr>
+          <w:lang w:val="en-US"/>
+        </w:rPr>
+      </w:pPr>
+      <w:r>
+        <w:rPr>
+          <w:lang w:val="en-US"/>
+        </w:rPr>
+        <w:t>Nhấn giữ nút cuộn chuột rồi di</w:t>
+      </w:r>
+    </w:p>
+    <w:p>
+      <w:pPr>
+        <w:pStyle w:val="ListParagraph"/>
+        <w:numPr>
+          <w:ilvl w:val="0"/>
+          <w:numId w:val="15"/>
+        </w:numPr>
+        <w:rPr>
+          <w:lang w:val="en-US"/>
+        </w:rPr>
+      </w:pPr>
+      <w:r>
+        <w:rPr>
+          <w:lang w:val="en-US"/>
+        </w:rPr>
+        <w:t xml:space="preserve">Chọn </w:t>
+      </w:r>
+      <w:r>
+        <w:rPr>
+          <w:lang w:val="en-US"/>
+        </w:rPr>
+        <w:t>Object</w:t>
+      </w:r>
+      <w:r>
+        <w:rPr>
+          <w:lang w:val="en-US"/>
+        </w:rPr>
+        <w:t>?</w:t>
+      </w:r>
+    </w:p>
+    <w:p>
+      <w:pPr>
+        <w:pStyle w:val="ListParagraph"/>
+        <w:numPr>
+          <w:ilvl w:val="0"/>
+          <w:numId w:val="12"/>
+        </w:numPr>
+        <w:rPr>
+          <w:lang w:val="en-US"/>
+        </w:rPr>
+      </w:pPr>
+      <w:r>
+        <w:rPr>
+          <w:lang w:val="en-US"/>
+        </w:rPr>
+        <w:t>Click trái chuột vào vật</w:t>
+      </w:r>
+    </w:p>
+    <w:p>
+      <w:pPr>
+        <w:pStyle w:val="ListParagraph"/>
+        <w:numPr>
+          <w:ilvl w:val="0"/>
+          <w:numId w:val="15"/>
+        </w:numPr>
+        <w:rPr>
+          <w:lang w:val="en-US"/>
+        </w:rPr>
+      </w:pPr>
+      <w:r>
+        <w:rPr>
+          <w:lang w:val="en-US"/>
+        </w:rPr>
+        <w:t>Tạo Cửa Sổ Mới?</w:t>
+      </w:r>
+    </w:p>
+    <w:p>
+      <w:pPr>
+        <w:pStyle w:val="ListParagraph"/>
+        <w:numPr>
+          <w:ilvl w:val="0"/>
+          <w:numId w:val="12"/>
+        </w:numPr>
+        <w:rPr>
+          <w:lang w:val="en-US"/>
+        </w:rPr>
+      </w:pPr>
+      <w:r>
+        <w:rPr>
+          <w:lang w:val="en-US"/>
+        </w:rPr>
+        <w:t>Click giữ trái chuột vào góc phải trên cùng nơi không có biểu tượng của 1 cửa sổ rồi kéo</w:t>
+      </w:r>
+    </w:p>
+    <w:p>
+      <w:pPr>
+        <w:pStyle w:val="ListParagraph"/>
+        <w:numPr>
+          <w:ilvl w:val="0"/>
+          <w:numId w:val="15"/>
+        </w:numPr>
+        <w:rPr>
+          <w:lang w:val="en-US"/>
+        </w:rPr>
+      </w:pPr>
+      <w:r>
+        <w:rPr>
+          <w:lang w:val="en-US"/>
+        </w:rPr>
+        <w:t>Cách Chọn Nhanh Cách Bố Trí Cửa Sổ Để Làm Việc?</w:t>
+      </w:r>
+    </w:p>
+    <w:p>
+      <w:pPr>
+        <w:pStyle w:val="ListParagraph"/>
+        <w:numPr>
+          <w:ilvl w:val="0"/>
+          <w:numId w:val="12"/>
+        </w:numPr>
+        <w:rPr>
+          <w:lang w:val="en-US"/>
+        </w:rPr>
+      </w:pPr>
+      <w:r>
+        <w:rPr>
+          <w:lang w:val="en-US"/>
+        </w:rPr>
+        <w:t>Nhìn vào thanh trên cùng, từ Tab “Layout” trở đi là các mẫu bố trí có sẵn, chọn vào 1 cái sẽ chuyển đến cách bố trí tương ứng, riêng “Layout” là cái bạn bố trí theo ý thích</w:t>
+      </w:r>
+    </w:p>
+    <w:p>
+      <w:pPr>
+        <w:pStyle w:val="ListParagraph"/>
+        <w:numPr>
+          <w:ilvl w:val="0"/>
+          <w:numId w:val="12"/>
+        </w:numPr>
+        <w:rPr>
+          <w:lang w:val="en-US"/>
+        </w:rPr>
+      </w:pPr>
+      <w:r>
+        <w:rPr>
+          <w:lang w:val="en-US"/>
+        </w:rPr>
+        <w:t>Để Reset tất cả mẫu bố trí</w:t>
+      </w:r>
+    </w:p>
+    <w:p>
+      <w:pPr>
+        <w:pStyle w:val="ListParagraph"/>
+        <w:numPr>
+          <w:ilvl w:val="0"/>
+          <w:numId w:val="12"/>
+        </w:numPr>
+        <w:rPr>
+          <w:lang w:val="en-US"/>
+        </w:rPr>
+      </w:pPr>
+      <w:r>
+        <w:rPr>
+          <w:lang w:val="en-US"/>
+        </w:rPr>
+        <w:t>Lưu File + vào Tab “File” + chọn “New” + chọn “General” + vào Tab “File” + chọn “Open…” + chọn File vừa mới lưu + Click nút răng cưa góc phải trên + bỏ Tick “Load UI” + Click “Open”</w:t>
+      </w:r>
+    </w:p>
+    <w:p>
+      <w:pPr>
+        <w:pStyle w:val="ListParagraph"/>
+        <w:numPr>
+          <w:ilvl w:val="0"/>
+          <w:numId w:val="15"/>
+        </w:numPr>
+        <w:rPr>
+          <w:lang w:val="en-US"/>
+        </w:rPr>
+      </w:pPr>
+      <w:r>
+        <w:rPr>
+          <w:lang w:val="en-US"/>
+        </w:rPr>
+        <w:t xml:space="preserve">Phím Tắt Chọn Tất Cả </w:t>
+      </w:r>
+      <w:r>
+        <w:rPr>
+          <w:lang w:val="en-US"/>
+        </w:rPr>
+        <w:t>Object</w:t>
+      </w:r>
+      <w:r>
+        <w:rPr>
+          <w:lang w:val="en-US"/>
+        </w:rPr>
+        <w:t xml:space="preserve"> Đang Hiện Trong Scene?</w:t>
+      </w:r>
+    </w:p>
+    <w:p>
+      <w:pPr>
+        <w:pStyle w:val="ListParagraph"/>
+        <w:numPr>
+          <w:ilvl w:val="0"/>
+          <w:numId w:val="12"/>
+        </w:numPr>
+        <w:rPr>
+          <w:lang w:val="en-US"/>
+        </w:rPr>
+      </w:pPr>
+      <w:r>
+        <w:rPr>
+          <w:lang w:val="en-US"/>
+        </w:rPr>
+        <w:t>“A”</w:t>
+      </w:r>
+    </w:p>
+    <w:p>
+      <w:pPr>
+        <w:pStyle w:val="ListParagraph"/>
+        <w:numPr>
+          <w:ilvl w:val="0"/>
+          <w:numId w:val="12"/>
+        </w:numPr>
+        <w:rPr>
+          <w:lang w:val="en-US"/>
+        </w:rPr>
+      </w:pPr>
+      <w:r>
+        <w:rPr>
+          <w:lang w:val="en-US"/>
+        </w:rPr>
+        <w:t>Click trái chuột ra chỗ trống để bỏ chọn tất cả</w:t>
+      </w:r>
+    </w:p>
+    <w:p>
+      <w:pPr>
+        <w:rPr>
+          <w:lang w:val="en-US"/>
+        </w:rPr>
+      </w:pPr>
+    </w:p>
+    <w:p>
+      <w:pPr>
+        <w:rPr>
+          <w:lang w:val="en-US"/>
+        </w:rPr>
+      </w:pPr>
+      <w:r>
+        <w:rPr>
+          <w:lang w:val="en-US"/>
+        </w:rPr>
+        <w:t>Properties:</w:t>
+      </w:r>
+    </w:p>
+    <w:p>
+      <w:pPr>
+        <w:pStyle w:val="ListParagraph"/>
+        <w:numPr>
+          <w:ilvl w:val="0"/>
+          <w:numId w:val="18"/>
+        </w:numPr>
+        <w:rPr>
+          <w:lang w:val="en-US"/>
+        </w:rPr>
+      </w:pPr>
+      <w:r>
+        <w:rPr>
+          <w:lang w:val="en-US"/>
+        </w:rPr>
+        <w:t xml:space="preserve">Vào Chế Độ </w:t>
+      </w:r>
+      <w:r>
+        <w:rPr>
+          <w:lang w:val="en-US"/>
+        </w:rPr>
+        <w:t>Properties?</w:t>
+      </w:r>
+    </w:p>
+    <w:p>
+      <w:pPr>
+        <w:pStyle w:val="ListParagraph"/>
+        <w:numPr>
+          <w:ilvl w:val="0"/>
+          <w:numId w:val="12"/>
+        </w:numPr>
+        <w:rPr>
+          <w:lang w:val="en-US"/>
+        </w:rPr>
+      </w:pPr>
+      <w:r>
+        <w:rPr>
+          <w:lang w:val="en-US"/>
+        </w:rPr>
+        <w:t>Click biểu tượng “Editor Type” góc trái trên cửa sổ + tại mục “</w:t>
+      </w:r>
+      <w:r>
+        <w:rPr>
+          <w:lang w:val="en-US"/>
+        </w:rPr>
+        <w:t>Data</w:t>
+      </w:r>
+      <w:r>
+        <w:rPr>
+          <w:lang w:val="en-US"/>
+        </w:rPr>
+        <w:t>” + chọn “Properties</w:t>
+      </w:r>
+      <w:r>
+        <w:rPr>
+          <w:lang w:val="en-US"/>
+        </w:rPr>
+        <w:t>”</w:t>
+      </w:r>
+    </w:p>
+    <w:p>
+      <w:pPr>
+        <w:pStyle w:val="ListParagraph"/>
+        <w:numPr>
+          <w:ilvl w:val="0"/>
+          <w:numId w:val="18"/>
+        </w:numPr>
+        <w:rPr>
+          <w:lang w:val="en-US"/>
+        </w:rPr>
+      </w:pPr>
+    </w:p>
+    <w:p>
+      <w:pPr>
+        <w:rPr>
+          <w:lang w:val="en-US"/>
+        </w:rPr>
+      </w:pPr>
+    </w:p>
+    <w:p>
+      <w:pPr>
+        <w:rPr>
+          <w:lang w:val="en-US"/>
+        </w:rPr>
+      </w:pPr>
+      <w:r>
+        <w:rPr>
+          <w:lang w:val="en-US"/>
+        </w:rPr>
+        <w:t>Outliner:</w:t>
+      </w:r>
+    </w:p>
+    <w:p>
+      <w:pPr>
+        <w:pStyle w:val="ListParagraph"/>
+        <w:numPr>
+          <w:ilvl w:val="0"/>
+          <w:numId w:val="19"/>
+        </w:numPr>
+        <w:rPr>
+          <w:lang w:val="en-US"/>
+        </w:rPr>
+      </w:pPr>
+      <w:r>
+        <w:rPr>
+          <w:lang w:val="en-US"/>
+        </w:rPr>
+        <w:t xml:space="preserve">Vào Chế Độ </w:t>
+      </w:r>
+      <w:r>
+        <w:rPr>
+          <w:lang w:val="en-US"/>
+        </w:rPr>
+        <w:t>Outliner?</w:t>
+      </w:r>
+    </w:p>
+    <w:p>
+      <w:pPr>
+        <w:pStyle w:val="ListParagraph"/>
+        <w:numPr>
+          <w:ilvl w:val="0"/>
+          <w:numId w:val="12"/>
+        </w:numPr>
+        <w:rPr>
+          <w:lang w:val="en-US"/>
+        </w:rPr>
+      </w:pPr>
+      <w:r>
+        <w:rPr>
+          <w:lang w:val="en-US"/>
+        </w:rPr>
+        <w:t>Click biểu tượng “Editor Type” góc trái trên cửa sổ + tại mục “Data” + chọn “</w:t>
+      </w:r>
+      <w:r>
+        <w:rPr>
+          <w:lang w:val="en-US"/>
+        </w:rPr>
+        <w:t>Outliner”</w:t>
+      </w:r>
+    </w:p>
+    <w:p>
+      <w:pPr>
+        <w:pStyle w:val="ListParagraph"/>
+        <w:numPr>
+          <w:ilvl w:val="0"/>
+          <w:numId w:val="19"/>
+        </w:numPr>
+        <w:rPr>
+          <w:lang w:val="en-US"/>
+        </w:rPr>
+      </w:pPr>
+      <w:r>
+        <w:rPr>
+          <w:lang w:val="en-US"/>
+        </w:rPr>
+        <w:t>Chế Độ Hiển Thị Scenes?</w:t>
+      </w:r>
+    </w:p>
+    <w:p>
+      <w:pPr>
+        <w:pStyle w:val="ListParagraph"/>
+        <w:numPr>
+          <w:ilvl w:val="0"/>
+          <w:numId w:val="12"/>
+        </w:numPr>
+        <w:rPr>
+          <w:lang w:val="en-US"/>
+        </w:rPr>
+      </w:pPr>
+      <w:r>
+        <w:rPr>
+          <w:lang w:val="en-US"/>
+        </w:rPr>
+        <w:t>Click biểu tượng “Display Mode” góc trái trên + chọn “Scenes”</w:t>
+      </w:r>
+    </w:p>
+    <w:p>
+      <w:pPr>
+        <w:pStyle w:val="ListParagraph"/>
+        <w:numPr>
+          <w:ilvl w:val="0"/>
+          <w:numId w:val="12"/>
+        </w:numPr>
+        <w:rPr>
+          <w:lang w:val="en-US"/>
+        </w:rPr>
+      </w:pPr>
+      <w:r>
+        <w:rPr>
+          <w:lang w:val="en-US"/>
+        </w:rPr>
+        <w:t xml:space="preserve">1 File Blender gồm nhiều Scene, mỗi Scene sẽ có 1 Scene Collection chứa nhiều Collection con, mỗi Collection con chứa nhiều </w:t>
+      </w:r>
+      <w:r>
+        <w:rPr>
+          <w:lang w:val="en-US"/>
+        </w:rPr>
+        <w:t>Object</w:t>
+      </w:r>
+      <w:r>
+        <w:rPr>
+          <w:lang w:val="en-US"/>
+        </w:rPr>
+        <w:t xml:space="preserve"> và Collection con khác</w:t>
+      </w:r>
+    </w:p>
+    <w:p>
+      <w:pPr>
+        <w:pStyle w:val="ListParagraph"/>
+        <w:numPr>
+          <w:ilvl w:val="0"/>
+          <w:numId w:val="12"/>
+        </w:numPr>
+        <w:rPr>
+          <w:lang w:val="en-US"/>
+        </w:rPr>
+      </w:pPr>
+      <w:r>
+        <w:rPr>
+          <w:lang w:val="en-US"/>
+        </w:rPr>
+        <w:t>Blender chỉ hiển thị</w:t>
+      </w:r>
+      <w:r>
+        <w:rPr>
+          <w:lang w:val="en-US"/>
+        </w:rPr>
+        <w:t xml:space="preserve"> 1 Scene được chọn</w:t>
+      </w:r>
+    </w:p>
+    <w:p>
+      <w:pPr>
+        <w:pStyle w:val="ListParagraph"/>
+        <w:numPr>
+          <w:ilvl w:val="0"/>
+          <w:numId w:val="12"/>
+        </w:numPr>
+        <w:rPr>
+          <w:lang w:val="en-US"/>
+        </w:rPr>
+      </w:pPr>
+      <w:r>
+        <w:rPr>
+          <w:lang w:val="en-US"/>
+        </w:rPr>
+        <w:t>Tạo 1 Scene mới</w:t>
+      </w:r>
+    </w:p>
+    <w:p>
+      <w:pPr>
+        <w:pStyle w:val="ListParagraph"/>
+        <w:numPr>
+          <w:ilvl w:val="0"/>
+          <w:numId w:val="12"/>
+        </w:numPr>
+        <w:rPr>
+          <w:lang w:val="en-US"/>
+        </w:rPr>
+      </w:pPr>
+      <w:r>
+        <w:rPr>
+          <w:lang w:val="en-US"/>
+        </w:rPr>
+        <w:t>Click biểu tượng “New Scene” ở thanh trên cùng góc gần phải cửa sổ Blender + chọn “New”</w:t>
+      </w:r>
+    </w:p>
+    <w:p>
+      <w:pPr>
+        <w:rPr>
+          <w:lang w:val="en-US"/>
+        </w:rPr>
+      </w:pPr>
+    </w:p>
+    <w:p>
+      <w:pPr>
+        <w:rPr>
+          <w:lang w:val="en-US"/>
+        </w:rPr>
+      </w:pPr>
+      <w:r>
+        <w:rPr>
+          <w:lang w:val="en-US"/>
+        </w:rPr>
+        <w:t>Text Editor:</w:t>
+      </w:r>
+    </w:p>
+    <w:p>
+      <w:pPr>
+        <w:pStyle w:val="ListParagraph"/>
+        <w:numPr>
+          <w:ilvl w:val="0"/>
+          <w:numId w:val="16"/>
+        </w:numPr>
+        <w:rPr>
+          <w:lang w:val="en-US"/>
+        </w:rPr>
+      </w:pPr>
+      <w:r>
+        <w:rPr>
+          <w:lang w:val="en-US"/>
+        </w:rPr>
+        <w:t>Vào Chế Độ Text Editor?</w:t>
+      </w:r>
+    </w:p>
+    <w:p>
+      <w:pPr>
+        <w:pStyle w:val="ListParagraph"/>
+        <w:numPr>
+          <w:ilvl w:val="0"/>
+          <w:numId w:val="12"/>
+        </w:numPr>
+        <w:rPr>
+          <w:lang w:val="en-US"/>
+        </w:rPr>
+      </w:pPr>
+      <w:r>
+        <w:rPr>
+          <w:lang w:val="en-US"/>
+        </w:rPr>
+        <w:t>Click biểu tượng “Editor Type” góc trái trên cửa sổ + tại mục “</w:t>
+      </w:r>
+      <w:r>
+        <w:rPr>
+          <w:lang w:val="en-US"/>
+        </w:rPr>
+        <w:t>Scripting</w:t>
+      </w:r>
+      <w:r>
+        <w:rPr>
+          <w:lang w:val="en-US"/>
+        </w:rPr>
+        <w:t>” + chọn “Text Editor</w:t>
+      </w:r>
+      <w:r>
+        <w:rPr>
+          <w:lang w:val="en-US"/>
+        </w:rPr>
+        <w:t>”</w:t>
+      </w:r>
+    </w:p>
+    <w:p>
+      <w:pPr>
+        <w:pStyle w:val="ListParagraph"/>
+        <w:numPr>
+          <w:ilvl w:val="0"/>
+          <w:numId w:val="16"/>
+        </w:numPr>
+        <w:rPr>
+          <w:lang w:val="en-US"/>
+        </w:rPr>
+      </w:pPr>
+      <w:r>
+        <w:rPr>
+          <w:lang w:val="en-US"/>
+        </w:rPr>
+        <w:t>Phím Tắt Chạy Code?</w:t>
+      </w:r>
+    </w:p>
+    <w:p>
+      <w:pPr>
+        <w:pStyle w:val="ListParagraph"/>
+        <w:numPr>
+          <w:ilvl w:val="0"/>
+          <w:numId w:val="12"/>
+        </w:numPr>
+        <w:rPr>
+          <w:lang w:val="en-US"/>
+        </w:rPr>
+      </w:pPr>
+      <w:r>
+        <w:rPr>
+          <w:lang w:val="en-US"/>
+        </w:rPr>
+        <w:t>Để con trỏ chuột vào cửa sổ Text Editor + nhấn “Alt” + “P”</w:t>
+      </w:r>
+    </w:p>
+    <w:p>
+      <w:pPr>
+        <w:pStyle w:val="ListParagraph"/>
+        <w:numPr>
+          <w:ilvl w:val="0"/>
+          <w:numId w:val="16"/>
+        </w:numPr>
+        <w:rPr>
+          <w:lang w:val="en-US"/>
+        </w:rPr>
+      </w:pPr>
+    </w:p>
+    <w:p>
+      <w:pPr>
+        <w:rPr>
+          <w:lang w:val="en-US"/>
+        </w:rPr>
+      </w:pPr>
+    </w:p>
+    <w:p>
+      <w:pPr>
+        <w:rPr>
+          <w:lang w:val="en-US"/>
+        </w:rPr>
+      </w:pPr>
+      <w:r>
+        <w:rPr>
+          <w:lang w:val="en-US"/>
+        </w:rPr>
+        <w:t>Mathutils:</w:t>
+      </w:r>
+    </w:p>
+    <w:p>
+      <w:pPr>
+        <w:pStyle w:val="ListParagraph"/>
+        <w:numPr>
+          <w:ilvl w:val="0"/>
+          <w:numId w:val="22"/>
+        </w:numPr>
+        <w:rPr>
+          <w:lang w:val="en-US"/>
+        </w:rPr>
+      </w:pPr>
+      <w:r>
+        <w:rPr>
+          <w:lang w:val="en-US"/>
+        </w:rPr>
+        <w:t>Cách Import?</w:t>
+      </w:r>
+    </w:p>
+    <w:p>
+      <w:pPr>
+        <w:pStyle w:val="ListParagraph"/>
+        <w:pBdr>
+          <w:top w:val="single" w:sz="4" w:space="1" w:color="auto"/>
+          <w:left w:val="single" w:sz="4" w:space="4" w:color="auto"/>
+          <w:bottom w:val="single" w:sz="4" w:space="1" w:color="auto"/>
+          <w:right w:val="single" w:sz="4" w:space="4" w:color="auto"/>
+        </w:pBdr>
+        <w:ind w:left="1080"/>
+        <w:rPr>
+          <w:lang w:val="en-US"/>
+        </w:rPr>
+      </w:pPr>
+      <w:r>
+        <w:rPr>
+          <w:lang w:val="en-US"/>
+        </w:rPr>
+        <w:t>from mathutils import Vector</w:t>
+      </w:r>
+    </w:p>
+    <w:p>
+      <w:pPr>
+        <w:pStyle w:val="ListParagraph"/>
+        <w:numPr>
+          <w:ilvl w:val="0"/>
+          <w:numId w:val="22"/>
+        </w:numPr>
+        <w:rPr>
+          <w:lang w:val="en-US"/>
+        </w:rPr>
+      </w:pPr>
+      <w:r>
+        <w:rPr>
+          <w:lang w:val="en-US"/>
+        </w:rPr>
+        <w:t>Vector?</w:t>
+      </w:r>
+    </w:p>
+    <w:p>
+      <w:pPr>
+        <w:pStyle w:val="ListParagraph"/>
+        <w:numPr>
+          <w:ilvl w:val="0"/>
+          <w:numId w:val="12"/>
+        </w:numPr>
+        <w:rPr>
+          <w:lang w:val="en-US"/>
+        </w:rPr>
+      </w:pPr>
+      <w:r>
+        <w:rPr>
+          <w:lang w:val="en-US"/>
+        </w:rPr>
+        <w:t>Tạo 1 Vector</w:t>
+      </w:r>
+    </w:p>
+    <w:p>
+      <w:pPr>
+        <w:pStyle w:val="ListParagraph"/>
+        <w:pBdr>
+          <w:top w:val="single" w:sz="4" w:space="1" w:color="auto"/>
+          <w:left w:val="single" w:sz="4" w:space="4" w:color="auto"/>
+          <w:bottom w:val="single" w:sz="4" w:space="1" w:color="auto"/>
+          <w:right w:val="single" w:sz="4" w:space="4" w:color="auto"/>
+        </w:pBdr>
+        <w:ind w:left="1080"/>
+        <w:rPr>
+          <w:lang w:val="en-US"/>
+        </w:rPr>
+      </w:pPr>
+      <w:r>
+        <w:rPr>
+          <w:lang w:val="en-US"/>
+        </w:rPr>
+        <w:t>&lt;Vector&gt; = Vector(&lt;Tọa Độ&gt;)</w:t>
+      </w:r>
+    </w:p>
+    <w:p>
+      <w:pPr>
+        <w:pStyle w:val="ListParagraph"/>
+        <w:numPr>
+          <w:ilvl w:val="0"/>
+          <w:numId w:val="12"/>
+        </w:numPr>
+        <w:rPr>
+          <w:lang w:val="en-US"/>
+        </w:rPr>
+      </w:pPr>
+      <w:r>
+        <w:rPr>
+          <w:lang w:val="en-US"/>
+        </w:rPr>
+        <w:t>Ví dụ</w:t>
+      </w:r>
+    </w:p>
+    <w:p>
+      <w:pPr>
+        <w:pStyle w:val="ListParagraph"/>
+        <w:pBdr>
+          <w:top w:val="single" w:sz="4" w:space="1" w:color="auto"/>
+          <w:left w:val="single" w:sz="4" w:space="4" w:color="auto"/>
+          <w:bottom w:val="single" w:sz="4" w:space="1" w:color="auto"/>
+          <w:right w:val="single" w:sz="4" w:space="4" w:color="auto"/>
+        </w:pBdr>
+        <w:ind w:left="1080"/>
+        <w:rPr>
+          <w:lang w:val="en-US"/>
+        </w:rPr>
+      </w:pPr>
+      <w:r>
+        <w:rPr>
+          <w:lang w:val="en-US"/>
+        </w:rPr>
+        <w:t>foo = Vector((1, 2, 3))</w:t>
+      </w:r>
+    </w:p>
+    <w:p>
+      <w:pPr>
+        <w:pStyle w:val="ListParagraph"/>
+        <w:numPr>
+          <w:ilvl w:val="0"/>
+          <w:numId w:val="12"/>
+        </w:numPr>
+        <w:rPr>
+          <w:lang w:val="en-US"/>
+        </w:rPr>
+      </w:pPr>
+      <w:r>
+        <w:rPr>
+          <w:lang w:val="en-US"/>
+        </w:rPr>
+        <w:t>Tính tích có hướng của &lt;Vector 1&gt; với &lt;Vector 2&gt;</w:t>
+      </w:r>
+    </w:p>
+    <w:p>
+      <w:pPr>
+        <w:pStyle w:val="ListParagraph"/>
+        <w:pBdr>
+          <w:top w:val="single" w:sz="4" w:space="1" w:color="auto"/>
+          <w:left w:val="single" w:sz="4" w:space="4" w:color="auto"/>
+          <w:bottom w:val="single" w:sz="4" w:space="1" w:color="auto"/>
+          <w:right w:val="single" w:sz="4" w:space="4" w:color="auto"/>
+        </w:pBdr>
+        <w:ind w:left="1080"/>
+        <w:rPr>
+          <w:lang w:val="en-US"/>
+        </w:rPr>
+      </w:pPr>
+      <w:r>
+        <w:rPr>
+          <w:lang w:val="en-US"/>
+        </w:rPr>
+        <w:t>&lt;Tích Có Hướng&gt; = &lt;Vectorr 1&gt;.cross(&lt;Vector 2&gt;)</w:t>
+      </w:r>
+    </w:p>
+    <w:p>
+      <w:pPr>
+        <w:rPr>
+          <w:lang w:val="en-US"/>
+        </w:rPr>
+      </w:pPr>
+    </w:p>
+    <w:p>
+      <w:pPr>
+        <w:rPr>
+          <w:lang w:val="en-US"/>
+        </w:rPr>
+      </w:pPr>
+      <w:r>
+        <w:rPr>
+          <w:lang w:val="en-US"/>
+        </w:rPr>
+        <w:t>Context</w:t>
+      </w:r>
+      <w:r>
+        <w:rPr>
+          <w:lang w:val="en-US"/>
+        </w:rPr>
+        <w:t>:</w:t>
+      </w:r>
+    </w:p>
+    <w:p>
+      <w:pPr>
+        <w:pStyle w:val="ListParagraph"/>
+        <w:numPr>
+          <w:ilvl w:val="0"/>
+          <w:numId w:val="13"/>
+        </w:numPr>
+        <w:rPr>
+          <w:lang w:val="en-US"/>
+        </w:rPr>
+      </w:pPr>
+      <w:r>
+        <w:rPr>
+          <w:lang w:val="en-US"/>
+        </w:rPr>
+        <w:t>Cách Import?</w:t>
+      </w:r>
+    </w:p>
+    <w:p>
+      <w:pPr>
+        <w:pStyle w:val="ListParagraph"/>
+        <w:pBdr>
+          <w:top w:val="single" w:sz="4" w:space="1" w:color="auto"/>
+          <w:left w:val="single" w:sz="4" w:space="4" w:color="auto"/>
+          <w:bottom w:val="single" w:sz="4" w:space="1" w:color="auto"/>
+          <w:right w:val="single" w:sz="4" w:space="4" w:color="auto"/>
+        </w:pBdr>
+        <w:ind w:left="1080"/>
+        <w:rPr>
+          <w:lang w:val="en-US"/>
+        </w:rPr>
+      </w:pPr>
+      <w:r>
+        <w:rPr>
+          <w:lang w:val="en-US"/>
+        </w:rPr>
+        <w:t>from</w:t>
+      </w:r>
+      <w:r>
+        <w:rPr>
+          <w:lang w:val="en-US"/>
+        </w:rPr>
+        <w:t xml:space="preserve"> bpy</w:t>
+      </w:r>
+      <w:r>
+        <w:rPr>
+          <w:lang w:val="en-US"/>
+        </w:rPr>
+        <w:t xml:space="preserve"> import context</w:t>
+      </w:r>
+    </w:p>
+    <w:p>
+      <w:pPr>
+        <w:pStyle w:val="ListParagraph"/>
+        <w:numPr>
+          <w:ilvl w:val="0"/>
+          <w:numId w:val="13"/>
+        </w:numPr>
+        <w:rPr>
+          <w:lang w:val="en-US"/>
+        </w:rPr>
+      </w:pPr>
+      <w:r>
+        <w:rPr>
+          <w:lang w:val="en-US"/>
+        </w:rPr>
+        <w:t>Trả Về List Các Object Đang Được Chọn?</w:t>
+      </w:r>
+    </w:p>
+    <w:p>
+      <w:pPr>
+        <w:pStyle w:val="ListParagraph"/>
+        <w:pBdr>
+          <w:top w:val="single" w:sz="4" w:space="1" w:color="auto"/>
+          <w:left w:val="single" w:sz="4" w:space="4" w:color="auto"/>
+          <w:bottom w:val="single" w:sz="4" w:space="1" w:color="auto"/>
+          <w:right w:val="single" w:sz="4" w:space="4" w:color="auto"/>
+        </w:pBdr>
+        <w:ind w:left="1080"/>
+        <w:rPr>
+          <w:lang w:val="en-US"/>
+        </w:rPr>
+      </w:pPr>
+      <w:r>
+        <w:rPr>
+          <w:lang w:val="en-US"/>
+        </w:rPr>
+        <w:lastRenderedPageBreak/>
+        <w:t>&lt;List Các Object&gt; = context.selected_objects</w:t>
+      </w:r>
+    </w:p>
+    <w:p>
+      <w:pPr>
+        <w:pStyle w:val="ListParagraph"/>
+        <w:numPr>
+          <w:ilvl w:val="0"/>
+          <w:numId w:val="12"/>
+        </w:numPr>
+        <w:rPr>
+          <w:lang w:val="en-US"/>
+        </w:rPr>
+      </w:pPr>
+    </w:p>
+    <w:p>
+      <w:pPr>
+        <w:rPr>
+          <w:lang w:val="en-US"/>
+        </w:rPr>
+      </w:pPr>
+    </w:p>
+    <w:p>
+      <w:pPr>
+        <w:rPr>
+          <w:lang w:val="en-US"/>
+        </w:rPr>
+      </w:pPr>
+      <w:r>
+        <w:rPr>
+          <w:lang w:val="en-US"/>
+        </w:rPr>
+        <w:t>Operation:</w:t>
+      </w:r>
+    </w:p>
+    <w:p>
+      <w:pPr>
+        <w:pStyle w:val="ListParagraph"/>
+        <w:numPr>
+          <w:ilvl w:val="0"/>
+          <w:numId w:val="14"/>
+        </w:numPr>
+        <w:rPr>
+          <w:lang w:val="en-US"/>
+        </w:rPr>
+      </w:pPr>
+      <w:r>
+        <w:rPr>
+          <w:lang w:val="en-US"/>
+        </w:rPr>
+        <w:t>Cách Import?</w:t>
+      </w:r>
+    </w:p>
+    <w:p>
+      <w:pPr>
+        <w:pStyle w:val="ListParagraph"/>
+        <w:pBdr>
+          <w:top w:val="single" w:sz="4" w:space="1" w:color="auto"/>
+          <w:left w:val="single" w:sz="4" w:space="4" w:color="auto"/>
+          <w:bottom w:val="single" w:sz="4" w:space="1" w:color="auto"/>
+          <w:right w:val="single" w:sz="4" w:space="4" w:color="auto"/>
+        </w:pBdr>
+        <w:ind w:left="1080"/>
+        <w:rPr>
+          <w:lang w:val="en-US"/>
+        </w:rPr>
+      </w:pPr>
+      <w:r>
+        <w:rPr>
+          <w:lang w:val="en-US"/>
+        </w:rPr>
+        <w:t>from bpy</w:t>
+      </w:r>
+      <w:r>
+        <w:rPr>
+          <w:lang w:val="en-US"/>
+        </w:rPr>
+        <w:t>.ops import object as ob</w:t>
+      </w:r>
+    </w:p>
+    <w:p>
+      <w:pPr>
+        <w:pStyle w:val="ListParagraph"/>
+        <w:numPr>
+          <w:ilvl w:val="0"/>
+          <w:numId w:val="14"/>
+        </w:numPr>
+        <w:rPr>
+          <w:lang w:val="en-US"/>
+        </w:rPr>
+      </w:pPr>
+      <w:r>
+        <w:rPr>
+          <w:lang w:val="en-US"/>
+        </w:rPr>
+        <w:t xml:space="preserve">Cách Chọn Và Bỏ Chọn Tất Cả </w:t>
+      </w:r>
+      <w:r>
+        <w:rPr>
+          <w:lang w:val="en-US"/>
+        </w:rPr>
+        <w:t>Object</w:t>
+      </w:r>
+      <w:r>
+        <w:rPr>
+          <w:lang w:val="en-US"/>
+        </w:rPr>
+        <w:t>?</w:t>
+      </w:r>
+    </w:p>
+    <w:p>
+      <w:pPr>
+        <w:pStyle w:val="ListParagraph"/>
+        <w:pBdr>
+          <w:top w:val="single" w:sz="4" w:space="1" w:color="auto"/>
+          <w:left w:val="single" w:sz="4" w:space="4" w:color="auto"/>
+          <w:bottom w:val="single" w:sz="4" w:space="1" w:color="auto"/>
+          <w:right w:val="single" w:sz="4" w:space="4" w:color="auto"/>
+        </w:pBdr>
+        <w:ind w:left="1080"/>
+        <w:rPr>
+          <w:lang w:val="en-US"/>
+        </w:rPr>
+      </w:pPr>
+      <w:r>
+        <w:rPr>
+          <w:lang w:val="en-US"/>
+        </w:rPr>
+        <w:t>o</w:t>
+      </w:r>
+      <w:r>
+        <w:rPr>
+          <w:lang w:val="en-US"/>
+        </w:rPr>
+        <w:t>b.select_all(action = &lt;Kiểu Chọn&gt;)</w:t>
+      </w:r>
+    </w:p>
+    <w:p>
+      <w:pPr>
+        <w:pStyle w:val="ListParagraph"/>
+        <w:numPr>
+          <w:ilvl w:val="0"/>
+          <w:numId w:val="12"/>
+        </w:numPr>
+        <w:rPr>
+          <w:lang w:val="en-US"/>
+        </w:rPr>
+      </w:pPr>
+      <w:r>
+        <w:rPr>
+          <w:lang w:val="en-US"/>
+        </w:rPr>
+        <w:t>Các cơ chế chọn tương ứng</w:t>
+      </w:r>
+    </w:p>
+    <w:tbl>
+      <w:tblPr>
+        <w:tblStyle w:val="TableGrid"/>
+        <w:tblW w:w="0" w:type="auto"/>
+        <w:tblInd w:w="1080" w:type="dxa"/>
+        <w:tblLook w:val="04A0" w:firstRow="1" w:lastRow="0" w:firstColumn="1" w:lastColumn="0" w:noHBand="0" w:noVBand="1"/>
+      </w:tblPr>
+      <w:tblGrid>
+        <w:gridCol w:w="1728"/>
+        <w:gridCol w:w="6434"/>
+      </w:tblGrid>
+      <w:tr>
+        <w:tc>
+          <w:tcPr>
+            <w:tcW w:w="1728" w:type="dxa"/>
+            <w:vAlign w:val="center"/>
+          </w:tcPr>
+          <w:p>
+            <w:pPr>
+              <w:pStyle w:val="ListParagraph"/>
+              <w:ind w:left="0"/>
+              <w:jc w:val="center"/>
+              <w:rPr>
+                <w:lang w:val="en-US"/>
+              </w:rPr>
+            </w:pPr>
+            <w:r>
+              <w:rPr>
+                <w:lang w:val="en-US"/>
+              </w:rPr>
+              <w:t>&lt;Kiểu Chọn&gt;</w:t>
+            </w:r>
+          </w:p>
+        </w:tc>
+        <w:tc>
+          <w:tcPr>
+            <w:tcW w:w="6434" w:type="dxa"/>
+            <w:vAlign w:val="center"/>
+          </w:tcPr>
+          <w:p>
+            <w:pPr>
+              <w:pStyle w:val="ListParagraph"/>
+              <w:ind w:left="0"/>
+              <w:jc w:val="center"/>
+              <w:rPr>
+                <w:lang w:val="en-US"/>
+              </w:rPr>
+            </w:pPr>
+            <w:r>
+              <w:rPr>
+                <w:lang w:val="en-US"/>
+              </w:rPr>
+              <w:t>Cơ chế</w:t>
+            </w:r>
+          </w:p>
+        </w:tc>
+      </w:tr>
+      <w:tr>
+        <w:tc>
+          <w:tcPr>
+            <w:tcW w:w="1728" w:type="dxa"/>
+            <w:vAlign w:val="center"/>
+          </w:tcPr>
+          <w:p>
+            <w:pPr>
+              <w:pStyle w:val="ListParagraph"/>
+              <w:ind w:left="0"/>
+              <w:jc w:val="center"/>
+              <w:rPr>
+                <w:lang w:val="en-US"/>
+              </w:rPr>
+            </w:pPr>
+            <w:r>
+              <w:rPr>
+                <w:lang w:val="en-US"/>
+              </w:rPr>
+              <w:t>"</w:t>
+            </w:r>
+            <w:r>
+              <w:rPr>
+                <w:lang w:val="en-US"/>
+              </w:rPr>
+              <w:t>SELECT</w:t>
+            </w:r>
+            <w:r>
+              <w:rPr>
+                <w:lang w:val="en-US"/>
+              </w:rPr>
+              <w:t>"</w:t>
+            </w:r>
+          </w:p>
+        </w:tc>
+        <w:tc>
+          <w:tcPr>
+            <w:tcW w:w="6434" w:type="dxa"/>
+            <w:vAlign w:val="center"/>
+          </w:tcPr>
+          <w:p>
+            <w:pPr>
+              <w:pStyle w:val="ListParagraph"/>
+              <w:ind w:left="0"/>
+              <w:jc w:val="center"/>
+              <w:rPr>
+                <w:lang w:val="en-US"/>
+              </w:rPr>
+            </w:pPr>
+            <w:r>
+              <w:rPr>
+                <w:lang w:val="en-US"/>
+              </w:rPr>
+              <w:t>Chọn t</w:t>
+            </w:r>
+            <w:r>
+              <w:rPr>
+                <w:lang w:val="en-US"/>
+              </w:rPr>
+              <w:t xml:space="preserve">ất cả </w:t>
+            </w:r>
+            <w:r>
+              <w:rPr>
+                <w:lang w:val="en-US"/>
+              </w:rPr>
+              <w:t>Object</w:t>
+            </w:r>
+            <w:r>
+              <w:rPr>
+                <w:lang w:val="en-US"/>
+              </w:rPr>
+              <w:t xml:space="preserve"> trong Scene hiện tại</w:t>
+            </w:r>
+          </w:p>
+        </w:tc>
+      </w:tr>
+      <w:tr>
+        <w:tc>
+          <w:tcPr>
+            <w:tcW w:w="1728" w:type="dxa"/>
+            <w:vAlign w:val="center"/>
+          </w:tcPr>
+          <w:p>
+            <w:pPr>
+              <w:pStyle w:val="ListParagraph"/>
+              <w:ind w:left="0"/>
+              <w:jc w:val="center"/>
+              <w:rPr>
+                <w:lang w:val="en-US"/>
+              </w:rPr>
+            </w:pPr>
+            <w:r>
+              <w:rPr>
+                <w:lang w:val="en-US"/>
+              </w:rPr>
+              <w:t>"</w:t>
+            </w:r>
+            <w:r>
+              <w:rPr>
+                <w:lang w:val="en-US"/>
+              </w:rPr>
+              <w:t>DE</w:t>
+            </w:r>
+            <w:r>
+              <w:rPr>
+                <w:lang w:val="en-US"/>
+              </w:rPr>
+              <w:t>SELECT</w:t>
+            </w:r>
+            <w:r>
+              <w:rPr>
+                <w:lang w:val="en-US"/>
+              </w:rPr>
+              <w:t>"</w:t>
+            </w:r>
+          </w:p>
+        </w:tc>
+        <w:tc>
+          <w:tcPr>
+            <w:tcW w:w="6434" w:type="dxa"/>
+            <w:vAlign w:val="center"/>
+          </w:tcPr>
+          <w:p>
+            <w:pPr>
+              <w:pStyle w:val="ListParagraph"/>
+              <w:ind w:left="0"/>
+              <w:jc w:val="center"/>
+              <w:rPr>
+                <w:lang w:val="en-US"/>
+              </w:rPr>
+            </w:pPr>
+            <w:r>
+              <w:rPr>
+                <w:lang w:val="en-US"/>
+              </w:rPr>
+              <w:t>Bỏ c</w:t>
+            </w:r>
+            <w:r>
+              <w:rPr>
+                <w:lang w:val="en-US"/>
+              </w:rPr>
+              <w:t xml:space="preserve">họn tất cả </w:t>
+            </w:r>
+            <w:r>
+              <w:rPr>
+                <w:lang w:val="en-US"/>
+              </w:rPr>
+              <w:t>Object</w:t>
+            </w:r>
+            <w:r>
+              <w:rPr>
+                <w:lang w:val="en-US"/>
+              </w:rPr>
+              <w:t xml:space="preserve"> trong Scene hiện tại</w:t>
+            </w:r>
+          </w:p>
+        </w:tc>
+      </w:tr>
+      <w:tr>
+        <w:tc>
+          <w:tcPr>
+            <w:tcW w:w="1728" w:type="dxa"/>
+            <w:vAlign w:val="center"/>
+          </w:tcPr>
+          <w:p>
+            <w:pPr>
+              <w:pStyle w:val="ListParagraph"/>
+              <w:ind w:left="0"/>
+              <w:jc w:val="center"/>
+              <w:rPr>
+                <w:lang w:val="en-US"/>
+              </w:rPr>
+            </w:pPr>
+            <w:r>
+              <w:rPr>
+                <w:lang w:val="en-US"/>
+              </w:rPr>
+              <w:t>"</w:t>
+            </w:r>
+            <w:r>
+              <w:rPr>
+                <w:lang w:val="en-US"/>
+              </w:rPr>
+              <w:t>TOGGLE</w:t>
+            </w:r>
+            <w:r>
+              <w:rPr>
+                <w:lang w:val="en-US"/>
+              </w:rPr>
+              <w:t>"</w:t>
+            </w:r>
+          </w:p>
+        </w:tc>
+        <w:tc>
+          <w:tcPr>
+            <w:tcW w:w="6434" w:type="dxa"/>
+            <w:vAlign w:val="center"/>
+          </w:tcPr>
+          <w:p>
+            <w:pPr>
+              <w:pStyle w:val="ListParagraph"/>
+              <w:ind w:left="0"/>
+              <w:jc w:val="center"/>
+              <w:rPr>
+                <w:lang w:val="en-US"/>
+              </w:rPr>
+            </w:pPr>
+            <w:r>
+              <w:rPr>
+                <w:lang w:val="en-US"/>
+              </w:rPr>
+              <w:t>"</w:t>
+            </w:r>
+            <w:r>
+              <w:rPr>
+                <w:lang w:val="en-US"/>
+              </w:rPr>
+              <w:t>DESELECT</w:t>
+            </w:r>
+            <w:r>
+              <w:rPr>
+                <w:lang w:val="en-US"/>
+              </w:rPr>
+              <w:t>"</w:t>
+            </w:r>
+            <w:r>
+              <w:rPr>
+                <w:lang w:val="en-US"/>
+              </w:rPr>
+              <w:t xml:space="preserve"> khi có ít nhất 1 </w:t>
+            </w:r>
+            <w:r>
+              <w:rPr>
+                <w:lang w:val="en-US"/>
+              </w:rPr>
+              <w:t>Object</w:t>
+            </w:r>
+            <w:r>
+              <w:rPr>
+                <w:lang w:val="en-US"/>
+              </w:rPr>
+              <w:t xml:space="preserve"> được chọn, nếu không thì </w:t>
+            </w:r>
+            <w:r>
+              <w:rPr>
+                <w:lang w:val="en-US"/>
+              </w:rPr>
+              <w:t>"</w:t>
+            </w:r>
+            <w:r>
+              <w:rPr>
+                <w:lang w:val="en-US"/>
+              </w:rPr>
+              <w:t>SELECT</w:t>
+            </w:r>
+            <w:r>
+              <w:rPr>
+                <w:lang w:val="en-US"/>
+              </w:rPr>
+              <w:t>"</w:t>
+            </w:r>
+          </w:p>
+        </w:tc>
+      </w:tr>
+      <w:tr>
+        <w:tc>
+          <w:tcPr>
+            <w:tcW w:w="1728" w:type="dxa"/>
+            <w:vAlign w:val="center"/>
+          </w:tcPr>
+          <w:p>
+            <w:pPr>
+              <w:pStyle w:val="ListParagraph"/>
+              <w:ind w:left="0"/>
+              <w:jc w:val="center"/>
+              <w:rPr>
+                <w:lang w:val="en-US"/>
+              </w:rPr>
+            </w:pPr>
+            <w:r>
+              <w:rPr>
+                <w:lang w:val="en-US"/>
+              </w:rPr>
+              <w:t>"INVERT"</w:t>
+            </w:r>
+          </w:p>
+        </w:tc>
+        <w:tc>
+          <w:tcPr>
+            <w:tcW w:w="6434" w:type="dxa"/>
+            <w:vAlign w:val="center"/>
+          </w:tcPr>
+          <w:p>
+            <w:pPr>
+              <w:pStyle w:val="ListParagraph"/>
+              <w:ind w:left="0"/>
+              <w:jc w:val="center"/>
+              <w:rPr>
+                <w:lang w:val="en-US"/>
+              </w:rPr>
+            </w:pPr>
+            <w:r>
+              <w:rPr>
+                <w:lang w:val="en-US"/>
+              </w:rPr>
+              <w:t xml:space="preserve">Chọn tất cả </w:t>
+            </w:r>
+            <w:r>
+              <w:rPr>
+                <w:lang w:val="en-US"/>
+              </w:rPr>
+              <w:t>Object</w:t>
+            </w:r>
+            <w:r>
+              <w:rPr>
+                <w:lang w:val="en-US"/>
+              </w:rPr>
+              <w:t xml:space="preserve"> </w:t>
+            </w:r>
+            <w:r>
+              <w:rPr>
+                <w:lang w:val="en-US"/>
+              </w:rPr>
+              <w:t xml:space="preserve">không được chọn và bỏ chọn tất cả </w:t>
+            </w:r>
+            <w:r>
+              <w:rPr>
+                <w:lang w:val="en-US"/>
+              </w:rPr>
+              <w:t>Object</w:t>
+            </w:r>
+            <w:r>
+              <w:rPr>
+                <w:lang w:val="en-US"/>
+              </w:rPr>
+              <w:t xml:space="preserve"> được chọn trong Scene hiện tại</w:t>
+            </w:r>
+          </w:p>
+        </w:tc>
+      </w:tr>
+    </w:tbl>
+    <w:p>
+      <w:pPr>
+        <w:rPr>
+          <w:lang w:val="en-US"/>
+        </w:rPr>
+      </w:pPr>
+    </w:p>
+    <w:p>
+      <w:pPr>
+        <w:rPr>
+          <w:lang w:val="en-US"/>
+        </w:rPr>
+      </w:pPr>
+      <w:r>
+        <w:rPr>
+          <w:lang w:val="en-US"/>
+        </w:rPr>
+        <w:t>Data:</w:t>
+      </w:r>
+    </w:p>
+    <w:p>
+      <w:pPr>
+        <w:pStyle w:val="ListParagraph"/>
+        <w:numPr>
+          <w:ilvl w:val="0"/>
+          <w:numId w:val="20"/>
+        </w:numPr>
+        <w:rPr>
+          <w:lang w:val="en-US"/>
+        </w:rPr>
+      </w:pPr>
+      <w:r>
+        <w:rPr>
+          <w:lang w:val="en-US"/>
+        </w:rPr>
+        <w:t>Cách Import?</w:t>
+      </w:r>
+    </w:p>
+    <w:p>
+      <w:pPr>
+        <w:pStyle w:val="ListParagraph"/>
+        <w:pBdr>
+          <w:top w:val="single" w:sz="4" w:space="1" w:color="auto"/>
+          <w:left w:val="single" w:sz="4" w:space="4" w:color="auto"/>
+          <w:bottom w:val="single" w:sz="4" w:space="1" w:color="auto"/>
+          <w:right w:val="single" w:sz="4" w:space="4" w:color="auto"/>
+        </w:pBdr>
+        <w:ind w:left="1080"/>
+        <w:rPr>
+          <w:lang w:val="en-US"/>
+        </w:rPr>
+      </w:pPr>
+      <w:r>
+        <w:rPr>
+          <w:lang w:val="en-US"/>
+        </w:rPr>
+        <w:t>from bpy import data</w:t>
+      </w:r>
+    </w:p>
+    <w:p>
+      <w:pPr>
+        <w:pStyle w:val="ListParagraph"/>
+        <w:numPr>
+          <w:ilvl w:val="0"/>
+          <w:numId w:val="20"/>
+        </w:numPr>
+        <w:rPr>
+          <w:lang w:val="en-US"/>
+        </w:rPr>
+      </w:pPr>
+      <w:r>
+        <w:rPr>
+          <w:lang w:val="en-US"/>
+        </w:rPr>
+        <w:t>Toán Tử @?</w:t>
+      </w:r>
+    </w:p>
+    <w:p>
+      <w:pPr>
+        <w:pStyle w:val="ListParagraph"/>
+        <w:numPr>
+          <w:ilvl w:val="0"/>
+          <w:numId w:val="12"/>
+        </w:numPr>
+        <w:rPr>
+          <w:lang w:val="en-US"/>
+        </w:rPr>
+      </w:pPr>
+      <w:r>
+        <w:rPr>
+          <w:lang w:val="en-US"/>
+        </w:rPr>
+        <w:t>Nhân 2 ma trận hoặc 1 ma trận với 1 Vector</w:t>
+      </w:r>
+    </w:p>
+    <w:p>
+      <w:pPr>
+        <w:pStyle w:val="ListParagraph"/>
+        <w:numPr>
+          <w:ilvl w:val="0"/>
+          <w:numId w:val="20"/>
+        </w:numPr>
+        <w:rPr>
+          <w:lang w:val="en-US"/>
+        </w:rPr>
+      </w:pPr>
+      <w:r>
+        <w:rPr>
+          <w:lang w:val="en-US"/>
+        </w:rPr>
+        <w:t>Trả Về Object Có Tên Nào Đó?</w:t>
+      </w:r>
+    </w:p>
+    <w:p>
+      <w:pPr>
+        <w:pStyle w:val="ListParagraph"/>
+        <w:pBdr>
+          <w:top w:val="single" w:sz="4" w:space="1" w:color="auto"/>
+          <w:left w:val="single" w:sz="4" w:space="4" w:color="auto"/>
+          <w:bottom w:val="single" w:sz="4" w:space="1" w:color="auto"/>
+          <w:right w:val="single" w:sz="4" w:space="4" w:color="auto"/>
+        </w:pBdr>
+        <w:ind w:left="1080"/>
+        <w:rPr>
+          <w:lang w:val="en-US"/>
+        </w:rPr>
+      </w:pPr>
+      <w:r>
+        <w:rPr>
+          <w:lang w:val="en-US"/>
+        </w:rPr>
+        <w:t>&lt;Object&gt; = data.objects[&lt;Tên Object&gt;]</w:t>
+      </w:r>
+    </w:p>
+    <w:p>
+      <w:pPr>
+        <w:pStyle w:val="ListParagraph"/>
+        <w:numPr>
+          <w:ilvl w:val="0"/>
+          <w:numId w:val="12"/>
+        </w:numPr>
+        <w:rPr>
+          <w:lang w:val="en-US"/>
+        </w:rPr>
+      </w:pPr>
+      <w:r>
+        <w:rPr>
+          <w:lang w:val="en-US"/>
+        </w:rPr>
+        <w:t>Trả về kiểu của &lt;Object&gt;</w:t>
+      </w:r>
+    </w:p>
+    <w:p>
+      <w:pPr>
+        <w:pStyle w:val="ListParagraph"/>
+        <w:pBdr>
+          <w:top w:val="single" w:sz="4" w:space="1" w:color="auto"/>
+          <w:left w:val="single" w:sz="4" w:space="4" w:color="auto"/>
+          <w:bottom w:val="single" w:sz="4" w:space="1" w:color="auto"/>
+          <w:right w:val="single" w:sz="4" w:space="4" w:color="auto"/>
+        </w:pBdr>
+        <w:ind w:left="1080"/>
+        <w:rPr>
+          <w:lang w:val="en-US"/>
+        </w:rPr>
+      </w:pPr>
+      <w:r>
+        <w:rPr>
+          <w:lang w:val="en-US"/>
+        </w:rPr>
+        <w:t>&lt;Kiểu Object&gt; = &lt;Object&gt;.type</w:t>
+      </w:r>
+    </w:p>
+    <w:p>
+      <w:pPr>
+        <w:pStyle w:val="ListParagraph"/>
+        <w:numPr>
+          <w:ilvl w:val="0"/>
+          <w:numId w:val="12"/>
+        </w:numPr>
+        <w:rPr>
+          <w:lang w:val="en-US"/>
+        </w:rPr>
+      </w:pPr>
+      <w:r>
+        <w:rPr>
+          <w:lang w:val="en-US"/>
+        </w:rPr>
+        <w:t>Các giá trị</w:t>
+      </w:r>
+    </w:p>
+    <w:tbl>
+      <w:tblPr>
+        <w:tblStyle w:val="TableGrid"/>
+        <w:tblW w:w="0" w:type="auto"/>
+        <w:tblInd w:w="1080" w:type="dxa"/>
+        <w:tblLook w:val="04A0" w:firstRow="1" w:lastRow="0" w:firstColumn="1" w:lastColumn="0" w:noHBand="0" w:noVBand="1"/>
+      </w:tblPr>
+      <w:tblGrid>
+        <w:gridCol w:w="4092"/>
+        <w:gridCol w:w="4070"/>
+      </w:tblGrid>
+      <w:tr>
+        <w:tc>
+          <w:tcPr>
+            <w:tcW w:w="4092" w:type="dxa"/>
+          </w:tcPr>
+          <w:p>
+            <w:pPr>
+              <w:pStyle w:val="ListParagraph"/>
+              <w:ind w:left="0"/>
+              <w:jc w:val="center"/>
+              <w:rPr>
+                <w:lang w:val="en-US"/>
+              </w:rPr>
+            </w:pPr>
+            <w:r>
+              <w:rPr>
+                <w:lang w:val="en-US"/>
+              </w:rPr>
+              <w:t>&lt;Kiểu Object&gt;</w:t>
+            </w:r>
+          </w:p>
+        </w:tc>
+        <w:tc>
+          <w:tcPr>
+            <w:tcW w:w="4070" w:type="dxa"/>
+          </w:tcPr>
+          <w:p>
+            <w:pPr>
+              <w:pStyle w:val="ListParagraph"/>
+              <w:ind w:left="0"/>
+              <w:jc w:val="center"/>
+              <w:rPr>
+                <w:lang w:val="en-US"/>
+              </w:rPr>
+            </w:pPr>
+          </w:p>
+        </w:tc>
+      </w:tr>
+      <w:tr>
+        <w:tc>
+          <w:tcPr>
+            <w:tcW w:w="4092" w:type="dxa"/>
+          </w:tcPr>
+          <w:p>
+            <w:pPr>
+              <w:pStyle w:val="ListParagraph"/>
+              <w:ind w:left="0"/>
+              <w:jc w:val="center"/>
+              <w:rPr>
+                <w:lang w:val="en-US"/>
+              </w:rPr>
+            </w:pPr>
+            <w:r>
+              <w:rPr>
+                <w:lang w:val="en-US"/>
+              </w:rPr>
+              <w:t>"MESH"</w:t>
+            </w:r>
+          </w:p>
+        </w:tc>
+        <w:tc>
+          <w:tcPr>
+            <w:tcW w:w="4070" w:type="dxa"/>
+          </w:tcPr>
+          <w:p>
+            <w:pPr>
+              <w:pStyle w:val="ListParagraph"/>
+              <w:ind w:left="0"/>
+              <w:jc w:val="center"/>
+              <w:rPr>
+                <w:lang w:val="en-US"/>
+              </w:rPr>
+            </w:pPr>
+            <w:r>
+              <w:rPr>
+                <w:lang w:val="en-US"/>
+              </w:rPr>
+              <w:t>Các Object có đỉnh cạnh mặt các thứ</w:t>
+            </w:r>
+          </w:p>
+        </w:tc>
+      </w:tr>
+      <w:tr>
+        <w:tc>
+          <w:tcPr>
+            <w:tcW w:w="4092" w:type="dxa"/>
+          </w:tcPr>
+          <w:p>
+            <w:pPr>
+              <w:pStyle w:val="ListParagraph"/>
+              <w:ind w:left="0"/>
+              <w:jc w:val="center"/>
+              <w:rPr>
+                <w:lang w:val="en-US"/>
+              </w:rPr>
+            </w:pPr>
+            <w:r>
+              <w:rPr>
+                <w:lang w:val="en-US"/>
+              </w:rPr>
+              <w:t>"</w:t>
+            </w:r>
+            <w:r>
+              <w:rPr>
+                <w:lang w:val="en-US"/>
+              </w:rPr>
+              <w:t>CAMERA</w:t>
+            </w:r>
+            <w:r>
+              <w:rPr>
+                <w:lang w:val="en-US"/>
+              </w:rPr>
+              <w:t>"</w:t>
+            </w:r>
+          </w:p>
+        </w:tc>
+        <w:tc>
+          <w:tcPr>
+            <w:tcW w:w="4070" w:type="dxa"/>
+          </w:tcPr>
+          <w:p>
+            <w:pPr>
+              <w:pStyle w:val="ListParagraph"/>
+              <w:ind w:left="0"/>
+              <w:jc w:val="center"/>
+              <w:rPr>
+                <w:lang w:val="en-US"/>
+              </w:rPr>
+            </w:pPr>
+            <w:r>
+              <w:rPr>
+                <w:lang w:val="en-US"/>
+              </w:rPr>
+              <w:t>Cái Camera</w:t>
+            </w:r>
+          </w:p>
+        </w:tc>
+      </w:tr>
+      <w:tr>
+        <w:tc>
+          <w:tcPr>
+            <w:tcW w:w="4092" w:type="dxa"/>
+          </w:tcPr>
+          <w:p>
+            <w:pPr>
+              <w:pStyle w:val="ListParagraph"/>
+              <w:ind w:left="0"/>
+              <w:jc w:val="center"/>
+              <w:rPr>
+                <w:lang w:val="en-US"/>
+              </w:rPr>
+            </w:pPr>
+            <w:r>
+              <w:rPr>
+                <w:lang w:val="en-US"/>
+              </w:rPr>
+              <w:t>"</w:t>
+            </w:r>
+            <w:r>
+              <w:rPr>
+                <w:lang w:val="en-US"/>
+              </w:rPr>
+              <w:t>LIGHT</w:t>
+            </w:r>
+            <w:r>
+              <w:rPr>
+                <w:lang w:val="en-US"/>
+              </w:rPr>
+              <w:t>"</w:t>
+            </w:r>
+          </w:p>
+        </w:tc>
+        <w:tc>
+          <w:tcPr>
+            <w:tcW w:w="4070" w:type="dxa"/>
+          </w:tcPr>
+          <w:p>
+            <w:pPr>
+              <w:pStyle w:val="ListParagraph"/>
+              <w:ind w:left="0"/>
+              <w:jc w:val="center"/>
+              <w:rPr>
+                <w:lang w:val="en-US"/>
+              </w:rPr>
+            </w:pPr>
+            <w:r>
+              <w:rPr>
+                <w:lang w:val="en-US"/>
+              </w:rPr>
+              <w:t>Cái bóng đèn</w:t>
+            </w:r>
+          </w:p>
+        </w:tc>
+      </w:tr>
+      <w:tr>
+        <w:tc>
+          <w:tcPr>
+            <w:tcW w:w="4092" w:type="dxa"/>
+          </w:tcPr>
+          <w:p>
+            <w:pPr>
+              <w:pStyle w:val="ListParagraph"/>
+              <w:ind w:left="0"/>
+              <w:rPr>
+                <w:lang w:val="en-US"/>
+              </w:rPr>
+            </w:pPr>
+          </w:p>
+        </w:tc>
+        <w:tc>
+          <w:tcPr>
+            <w:tcW w:w="4070" w:type="dxa"/>
+          </w:tcPr>
+          <w:p>
+            <w:pPr>
+              <w:pStyle w:val="ListParagraph"/>
+              <w:ind w:left="0"/>
+              <w:rPr>
+                <w:lang w:val="en-US"/>
+              </w:rPr>
+            </w:pPr>
+          </w:p>
+        </w:tc>
+      </w:tr>
+    </w:tbl>
+    <w:p>
+      <w:pPr>
+        <w:pStyle w:val="ListParagraph"/>
+        <w:numPr>
+          <w:ilvl w:val="0"/>
+          <w:numId w:val="12"/>
+        </w:numPr>
+        <w:rPr>
+          <w:lang w:val="en-US"/>
+        </w:rPr>
+      </w:pPr>
+      <w:r>
+        <w:rPr>
+          <w:lang w:val="en-US"/>
+        </w:rPr>
+        <w:t>Trả về 1 mảng chứa tất cả đỉnh của &lt;Object&gt;</w:t>
+      </w:r>
+    </w:p>
+    <w:p>
+      <w:pPr>
+        <w:pStyle w:val="ListParagraph"/>
+        <w:numPr>
+          <w:ilvl w:val="0"/>
+          <w:numId w:val="12"/>
+        </w:numPr>
+        <w:rPr>
+          <w:lang w:val="en-US"/>
+        </w:rPr>
+      </w:pPr>
+      <w:r>
+        <w:rPr>
+          <w:lang w:val="en-US"/>
+        </w:rPr>
+        <w:t>&lt;Các Đỉnh&gt; = &lt;Object&gt;.data.vertices</w:t>
+      </w:r>
+    </w:p>
+    <w:p>
+      <w:pPr>
+        <w:pStyle w:val="ListParagraph"/>
+        <w:numPr>
+          <w:ilvl w:val="0"/>
+          <w:numId w:val="12"/>
+        </w:numPr>
+        <w:rPr>
+          <w:lang w:val="en-US"/>
+        </w:rPr>
+      </w:pPr>
+      <w:r>
+        <w:rPr>
+          <w:lang w:val="en-US"/>
+        </w:rPr>
+        <w:t>Trả về 1 đỉnh</w:t>
+      </w:r>
+    </w:p>
+    <w:p>
+      <w:pPr>
+        <w:pStyle w:val="ListParagraph"/>
+        <w:numPr>
+          <w:ilvl w:val="0"/>
+          <w:numId w:val="12"/>
+        </w:numPr>
+        <w:rPr>
+          <w:lang w:val="en-US"/>
+        </w:rPr>
+      </w:pPr>
+      <w:r>
+        <w:rPr>
+          <w:lang w:val="en-US"/>
+        </w:rPr>
+        <w:t>&lt;Đỉnh&gt; = &lt;Các Đỉnh&gt;[&lt;Index&gt;]</w:t>
+      </w:r>
+    </w:p>
+    <w:p>
+      <w:pPr>
+        <w:pStyle w:val="ListParagraph"/>
+        <w:numPr>
+          <w:ilvl w:val="0"/>
+          <w:numId w:val="20"/>
+        </w:numPr>
+        <w:rPr>
+          <w:lang w:val="en-US"/>
+        </w:rPr>
+      </w:pPr>
+      <w:r>
+        <w:rPr>
+          <w:lang w:val="en-US"/>
+        </w:rPr>
+        <w:t>Đỉnh?</w:t>
+      </w:r>
+    </w:p>
+    <w:p>
+      <w:pPr>
+        <w:pStyle w:val="ListParagraph"/>
+        <w:numPr>
+          <w:ilvl w:val="0"/>
+          <w:numId w:val="12"/>
+        </w:numPr>
+        <w:rPr>
+          <w:lang w:val="en-US"/>
+        </w:rPr>
+      </w:pPr>
+      <w:r>
+        <w:rPr>
+          <w:lang w:val="en-US"/>
+        </w:rPr>
+        <w:t>Trả về Vector tọa độ của 1 đỉnh theo hệ qui chiếu Local</w:t>
+      </w:r>
+    </w:p>
+    <w:p>
+      <w:pPr>
+        <w:pStyle w:val="ListParagraph"/>
+        <w:pBdr>
+          <w:top w:val="single" w:sz="4" w:space="1" w:color="auto"/>
+          <w:left w:val="single" w:sz="4" w:space="4" w:color="auto"/>
+          <w:bottom w:val="single" w:sz="4" w:space="1" w:color="auto"/>
+          <w:right w:val="single" w:sz="4" w:space="4" w:color="auto"/>
+        </w:pBdr>
+        <w:ind w:left="1080"/>
+        <w:rPr>
+          <w:lang w:val="en-US"/>
+        </w:rPr>
+      </w:pPr>
+      <w:r>
+        <w:rPr>
+          <w:lang w:val="en-US"/>
+        </w:rPr>
+        <w:t>&lt;Tọa Độ Đỉnh Local&gt; = &lt;Đỉnh&gt;.co</w:t>
+      </w:r>
+    </w:p>
+    <w:p>
+      <w:pPr>
+        <w:pStyle w:val="ListParagraph"/>
+        <w:numPr>
+          <w:ilvl w:val="0"/>
+          <w:numId w:val="12"/>
+        </w:numPr>
+        <w:rPr>
+          <w:lang w:val="en-US"/>
+        </w:rPr>
+      </w:pPr>
+      <w:r>
+        <w:rPr>
+          <w:lang w:val="en-US"/>
+        </w:rPr>
+        <w:t>Trả về trọng số Bevel của 1 đỉnh</w:t>
+      </w:r>
+    </w:p>
+    <w:p>
+      <w:pPr>
+        <w:pStyle w:val="ListParagraph"/>
+        <w:pBdr>
+          <w:top w:val="single" w:sz="4" w:space="1" w:color="auto"/>
+          <w:left w:val="single" w:sz="4" w:space="4" w:color="auto"/>
+          <w:bottom w:val="single" w:sz="4" w:space="1" w:color="auto"/>
+          <w:right w:val="single" w:sz="4" w:space="4" w:color="auto"/>
+        </w:pBdr>
+        <w:ind w:left="1080"/>
+        <w:rPr>
+          <w:lang w:val="en-US"/>
+        </w:rPr>
+      </w:pPr>
+      <w:r>
+        <w:rPr>
+          <w:lang w:val="en-US"/>
+        </w:rPr>
+        <w:t>&lt;Trọng Số Bevel Đỉnh&gt; = &lt;Đỉnh&gt;.bevel_weight</w:t>
+      </w:r>
+    </w:p>
+    <w:p>
+      <w:pPr>
+        <w:pStyle w:val="ListParagraph"/>
+        <w:numPr>
+          <w:ilvl w:val="0"/>
+          <w:numId w:val="20"/>
+        </w:numPr>
+        <w:rPr>
+          <w:lang w:val="en-US"/>
+        </w:rPr>
+      </w:pPr>
+      <w:r>
+        <w:rPr>
+          <w:lang w:val="en-US"/>
+        </w:rPr>
+        <w:t>Trả Về Ma Trận Biểu Diễn Vị Trí, Độ Quay, Độ Phóng To Của Vật?</w:t>
+      </w:r>
+    </w:p>
+    <w:p>
+      <w:pPr>
+        <w:pStyle w:val="ListParagraph"/>
+        <w:pBdr>
+          <w:top w:val="single" w:sz="4" w:space="1" w:color="auto"/>
+          <w:left w:val="single" w:sz="4" w:space="4" w:color="auto"/>
+          <w:bottom w:val="single" w:sz="4" w:space="1" w:color="auto"/>
+          <w:right w:val="single" w:sz="4" w:space="4" w:color="auto"/>
+        </w:pBdr>
+        <w:ind w:left="1080"/>
+        <w:rPr>
+          <w:lang w:val="en-US"/>
+        </w:rPr>
+      </w:pPr>
+      <w:r>
+        <w:rPr>
+          <w:lang w:val="en-US"/>
+        </w:rPr>
+        <w:t>&lt;Ma Trận Object&gt; = &lt;Object&gt;.matrix_world</w:t>
+      </w:r>
+    </w:p>
+    <w:p>
+      <w:pPr>
+        <w:pStyle w:val="ListParagraph"/>
+        <w:numPr>
+          <w:ilvl w:val="0"/>
+          <w:numId w:val="12"/>
+        </w:numPr>
+        <w:rPr>
+          <w:lang w:val="en-US"/>
+        </w:rPr>
+      </w:pPr>
+      <w:r>
+        <w:rPr>
+          <w:lang w:val="en-US"/>
+        </w:rPr>
+        <w:lastRenderedPageBreak/>
+        <w:t>Dùng ma trận này để chuyển đổi hệ quy chiếu Local thành Global</w:t>
+      </w:r>
+    </w:p>
+    <w:p>
+      <w:pPr>
+        <w:pStyle w:val="ListParagraph"/>
+        <w:pBdr>
+          <w:top w:val="single" w:sz="4" w:space="1" w:color="auto"/>
+          <w:left w:val="single" w:sz="4" w:space="4" w:color="auto"/>
+          <w:bottom w:val="single" w:sz="4" w:space="1" w:color="auto"/>
+          <w:right w:val="single" w:sz="4" w:space="4" w:color="auto"/>
+        </w:pBdr>
+        <w:ind w:left="1080"/>
+        <w:rPr>
+          <w:lang w:val="en-US"/>
+        </w:rPr>
+      </w:pPr>
+      <w:r>
+        <w:rPr>
+          <w:lang w:val="en-US"/>
+        </w:rPr>
+        <w:t xml:space="preserve">&lt;Tọa Độ Đỉnh Global&gt; = </w:t>
+      </w:r>
+      <w:r>
+        <w:rPr>
+          <w:lang w:val="en-US"/>
+        </w:rPr>
+        <w:t>&lt;</w:t>
+      </w:r>
+      <w:r>
+        <w:rPr>
+          <w:lang w:val="en-US"/>
+        </w:rPr>
+        <w:t xml:space="preserve">Ma </w:t>
+      </w:r>
+      <w:r>
+        <w:rPr>
+          <w:lang w:val="en-US"/>
+        </w:rPr>
+        <w:t xml:space="preserve">Trận </w:t>
+      </w:r>
+      <w:r>
+        <w:rPr>
+          <w:lang w:val="en-US"/>
+        </w:rPr>
+        <w:t>Object&gt; @ &lt;</w:t>
+      </w:r>
+      <w:r>
+        <w:rPr>
+          <w:lang w:val="en-US"/>
+        </w:rPr>
+        <w:t>Tọa Độ Đỉnh Local</w:t>
+      </w:r>
+      <w:r>
+        <w:rPr>
+          <w:lang w:val="en-US"/>
+        </w:rPr>
+        <w:t>&gt;</w:t>
+      </w:r>
+    </w:p>
+    <w:p>
+      <w:pPr>
+        <w:pStyle w:val="ListParagraph"/>
+        <w:numPr>
+          <w:ilvl w:val="0"/>
+          <w:numId w:val="12"/>
+        </w:numPr>
+        <w:rPr>
+          <w:lang w:val="en-US"/>
+        </w:rPr>
+      </w:pPr>
+    </w:p>
+    <w:p>
+      <w:pPr>
+        <w:rPr>
+          <w:lang w:val="en-US"/>
+        </w:rPr>
+      </w:pPr>
+    </w:p>
+    <w:p>
+      <w:pPr>
+        <w:rPr>
+          <w:lang w:val="en-US"/>
+        </w:rPr>
+      </w:pPr>
+      <w:r>
+        <w:rPr>
+          <w:lang w:val="en-US"/>
+        </w:rPr>
         <w:t>Code – Viết Mã:</w:t>
       </w:r>
     </w:p>
@@ -513,6 +2928,7 @@
         <w:rPr>
           <w:lang w:val="en-US"/>
         </w:rPr>
+        <w:lastRenderedPageBreak/>
         <w:t>Render:</w:t>
       </w:r>
     </w:p>
@@ -949,7 +3365,19 @@
         <w:rPr>
           <w:lang w:val="en-US"/>
         </w:rPr>
-        <w:t>Dùng Ma Trận Biến Đổi Hình Dạng Của 1 Vật?</w:t>
+        <w:t xml:space="preserve">Dùng Ma Trận Biến Đổi Hình Dạng Của 1 </w:t>
+      </w:r>
+      <w:r>
+        <w:rPr>
+          <w:lang w:val="en-US"/>
+        </w:rPr>
+        <w:t>Object</w:t>
+      </w:r>
+      <w:r>
+        <w:rPr>
+          <w:lang w:val="en-US"/>
+        </w:rPr>
+        <w:t>?</w:t>
       </w:r>
     </w:p>
     <w:p>
@@ -1165,7 +3593,13 @@
         <w:rPr>
           <w:lang w:val="en-US"/>
         </w:rPr>
-        <w:t>&lt;Ma Trận 4 x 4&gt; là ma trận tích hợp quay và tịnh tiến bạn muốn dùng để biến đổi hình dạng vật</w:t>
+        <w:t xml:space="preserve">&lt;Ma Trận 4 x 4&gt; là ma trận tích hợp quay và tịnh tiến bạn muốn dùng để biến đổi hình dạng </w:t>
+      </w:r>
+      <w:r>
+        <w:rPr>
+          <w:lang w:val="en-US"/>
+        </w:rPr>
+        <w:t>Object</w:t>
       </w:r>
     </w:p>
     <w:p>
@@ -1279,34 +3713,34 @@
         <w:rPr>
           <w:lang w:val="en-US"/>
         </w:rPr>
+        <w:t>(0, 0, 1</w:t>
+      </w:r>
+      <w:r>
+        <w:rPr>
+          <w:lang w:val="en-US"/>
+        </w:rPr>
+        <w:t>, 0),</w:t>
+      </w:r>
+    </w:p>
+    <w:p>
+      <w:pPr>
+        <w:pStyle w:val="ListParagraph"/>
+        <w:pBdr>
+          <w:top w:val="single" w:sz="4" w:space="1" w:color="auto"/>
+          <w:left w:val="single" w:sz="4" w:space="4" w:color="auto"/>
+          <w:bottom w:val="single" w:sz="4" w:space="1" w:color="auto"/>
+          <w:right w:val="single" w:sz="4" w:space="4" w:color="auto"/>
+        </w:pBdr>
+        <w:ind w:left="1080"/>
+        <w:rPr>
+          <w:lang w:val="en-US"/>
+        </w:rPr>
+      </w:pPr>
+      <w:r>
+        <w:rPr>
+          <w:lang w:val="en-US"/>
+        </w:rPr>
         <w:lastRenderedPageBreak/>
-        <w:t>(0, 0, 1</w:t>
-      </w:r>
-      <w:r>
-        <w:rPr>
-          <w:lang w:val="en-US"/>
-        </w:rPr>
-        <w:t>, 0),</w:t>
-      </w:r>
-    </w:p>
-    <w:p>
-      <w:pPr>
-        <w:pStyle w:val="ListParagraph"/>
-        <w:pBdr>
-          <w:top w:val="single" w:sz="4" w:space="1" w:color="auto"/>
-          <w:left w:val="single" w:sz="4" w:space="4" w:color="auto"/>
-          <w:bottom w:val="single" w:sz="4" w:space="1" w:color="auto"/>
-          <w:right w:val="single" w:sz="4" w:space="4" w:color="auto"/>
-        </w:pBdr>
-        <w:ind w:left="1080"/>
-        <w:rPr>
-          <w:lang w:val="en-US"/>
-        </w:rPr>
-      </w:pPr>
-      <w:r>
-        <w:rPr>
-          <w:lang w:val="en-US"/>
-        </w:rPr>
         <w:t>(0</w:t>
       </w:r>
       <w:r>
@@ -1370,7 +3804,19 @@
         <w:rPr>
           <w:lang w:val="en-US"/>
         </w:rPr>
-        <w:t>Đoạn code này xóa tất cả vật thể hiện tại, rồi tạo vật thể mới là đồ thị</w:t>
+        <w:t xml:space="preserve">Đoạn code này xóa tất cả vật thể hiện tại, rồi tạo </w:t>
+      </w:r>
+      <w:r>
+        <w:rPr>
+          <w:lang w:val="en-US"/>
+        </w:rPr>
+        <w:t>Object</w:t>
+      </w:r>
+      <w:r>
+        <w:rPr>
+          <w:lang w:val="en-US"/>
+        </w:rPr>
+        <w:t xml:space="preserve"> mới là đồ thị</w:t>
       </w:r>
     </w:p>
     <w:p>
@@ -2276,28 +4722,28 @@
         <w:rPr>
           <w:lang w:val="en-US"/>
         </w:rPr>
+        <w:t>lim_x = [-5, 5]</w:t>
+      </w:r>
+    </w:p>
+    <w:p>
+      <w:pPr>
+        <w:pStyle w:val="ListParagraph"/>
+        <w:pBdr>
+          <w:top w:val="single" w:sz="4" w:space="1" w:color="auto"/>
+          <w:left w:val="single" w:sz="4" w:space="4" w:color="auto"/>
+          <w:bottom w:val="single" w:sz="4" w:space="1" w:color="auto"/>
+          <w:right w:val="single" w:sz="4" w:space="4" w:color="auto"/>
+        </w:pBdr>
+        <w:ind w:left="1080"/>
+        <w:rPr>
+          <w:lang w:val="en-US"/>
+        </w:rPr>
+      </w:pPr>
+      <w:r>
+        <w:rPr>
+          <w:lang w:val="en-US"/>
+        </w:rPr>
         <w:lastRenderedPageBreak/>
-        <w:t>lim_x = [-5, 5]</w:t>
-      </w:r>
-    </w:p>
-    <w:p>
-      <w:pPr>
-        <w:pStyle w:val="ListParagraph"/>
-        <w:pBdr>
-          <w:top w:val="single" w:sz="4" w:space="1" w:color="auto"/>
-          <w:left w:val="single" w:sz="4" w:space="4" w:color="auto"/>
-          <w:bottom w:val="single" w:sz="4" w:space="1" w:color="auto"/>
-          <w:right w:val="single" w:sz="4" w:space="4" w:color="auto"/>
-        </w:pBdr>
-        <w:ind w:left="1080"/>
-        <w:rPr>
-          <w:lang w:val="en-US"/>
-        </w:rPr>
-      </w:pPr>
-      <w:r>
-        <w:rPr>
-          <w:lang w:val="en-US"/>
-        </w:rPr>
         <w:t>lim_y = [-10, 10]</w:t>
       </w:r>
     </w:p>
@@ -2422,7 +4868,19 @@
         <w:rPr>
           <w:lang w:val="en-US"/>
         </w:rPr>
-        <w:t xml:space="preserve">Đoạn Code này sẽ xóa tất cả vật thể hiện tại sau đó tạo đường cong có dạng </w:t>
+        <w:t xml:space="preserve">Đoạn Code này sẽ xóa tất cả </w:t>
+      </w:r>
+      <w:r>
+        <w:rPr>
+          <w:lang w:val="en-US"/>
+        </w:rPr>
+        <w:t>Object</w:t>
+      </w:r>
+      <w:r>
+        <w:rPr>
+          <w:lang w:val="en-US"/>
+        </w:rPr>
+        <w:t xml:space="preserve"> hiện tại sau đó tạo đường cong có dạng </w:t>
       </w:r>
     </w:p>
     <w:p>
@@ -3263,43 +5721,43 @@
         <w:rPr>
           <w:lang w:val="en-US"/>
         </w:rPr>
+        <w:t>import bpy</w:t>
+      </w:r>
+    </w:p>
+    <w:p>
+      <w:pPr>
+        <w:pStyle w:val="ListParagraph"/>
+        <w:pBdr>
+          <w:top w:val="single" w:sz="4" w:space="1" w:color="auto"/>
+          <w:left w:val="single" w:sz="4" w:space="4" w:color="auto"/>
+          <w:bottom w:val="single" w:sz="4" w:space="1" w:color="auto"/>
+          <w:right w:val="single" w:sz="4" w:space="4" w:color="auto"/>
+        </w:pBdr>
+        <w:ind w:left="1080"/>
+        <w:rPr>
+          <w:lang w:val="en-US"/>
+        </w:rPr>
+      </w:pPr>
+    </w:p>
+    <w:p>
+      <w:pPr>
+        <w:pStyle w:val="ListParagraph"/>
+        <w:pBdr>
+          <w:top w:val="single" w:sz="4" w:space="1" w:color="auto"/>
+          <w:left w:val="single" w:sz="4" w:space="4" w:color="auto"/>
+          <w:bottom w:val="single" w:sz="4" w:space="1" w:color="auto"/>
+          <w:right w:val="single" w:sz="4" w:space="4" w:color="auto"/>
+        </w:pBdr>
+        <w:ind w:left="1080"/>
+        <w:rPr>
+          <w:lang w:val="en-US"/>
+        </w:rPr>
+      </w:pPr>
+      <w:r>
+        <w:rPr>
+          <w:lang w:val="en-US"/>
+        </w:rPr>
         <w:lastRenderedPageBreak/>
-        <w:t>import bpy</w:t>
-      </w:r>
-    </w:p>
-    <w:p>
-      <w:pPr>
-        <w:pStyle w:val="ListParagraph"/>
-        <w:pBdr>
-          <w:top w:val="single" w:sz="4" w:space="1" w:color="auto"/>
-          <w:left w:val="single" w:sz="4" w:space="4" w:color="auto"/>
-          <w:bottom w:val="single" w:sz="4" w:space="1" w:color="auto"/>
-          <w:right w:val="single" w:sz="4" w:space="4" w:color="auto"/>
-        </w:pBdr>
-        <w:ind w:left="1080"/>
-        <w:rPr>
-          <w:lang w:val="en-US"/>
-        </w:rPr>
-      </w:pPr>
-    </w:p>
-    <w:p>
-      <w:pPr>
-        <w:pStyle w:val="ListParagraph"/>
-        <w:pBdr>
-          <w:top w:val="single" w:sz="4" w:space="1" w:color="auto"/>
-          <w:left w:val="single" w:sz="4" w:space="4" w:color="auto"/>
-          <w:bottom w:val="single" w:sz="4" w:space="1" w:color="auto"/>
-          <w:right w:val="single" w:sz="4" w:space="4" w:color="auto"/>
-        </w:pBdr>
-        <w:ind w:left="1080"/>
-        <w:rPr>
-          <w:lang w:val="en-US"/>
-        </w:rPr>
-      </w:pPr>
-      <w:r>
-        <w:rPr>
-          <w:lang w:val="en-US"/>
-        </w:rPr>
         <w:t>FRAME_RANGES</w:t>
       </w:r>
       <w:r>
@@ -3633,7 +6091,19 @@
         <w:rPr>
           <w:lang w:val="en-US"/>
         </w:rPr>
-        <w:t>Xóa Toàn Bộ Key Frame Liên Quan Đến Chuyển Động Của Tất Cả Vật Thể Được Chọn?</w:t>
+        <w:t xml:space="preserve">Xóa Toàn Bộ Key Frame Liên Quan Đến Chuyển Động Của Tất Cả </w:t>
+      </w:r>
+      <w:r>
+        <w:rPr>
+          <w:lang w:val="en-US"/>
+        </w:rPr>
+        <w:t>Object</w:t>
+      </w:r>
+      <w:r>
+        <w:rPr>
+          <w:lang w:val="en-US"/>
+        </w:rPr>
+        <w:t xml:space="preserve"> Được Chọn?</w:t>
       </w:r>
     </w:p>
     <w:p>
@@ -3813,6 +6283,184 @@
 <file path=word/numbering.xml><?xml version="1.0" encoding="utf-8"?>
 <w:numbering xmlns:wpc="http://schemas.microsoft.com/office/word/2010/wordprocessingCanvas" xmlns:cx="http://schemas.microsoft.com/office/drawing/2014/chartex" xmlns:cx1="http://schemas.microsoft.com/office/drawing/2015/9/8/chartex" xmlns:cx2="http://schemas.microsoft.com/office/drawing/2015/10/21/chartex" xmlns:cx3="http://schemas.microsoft.com/office/drawing/2016/5/9/chartex" xmlns:cx4="http://schemas.microsoft.com/office/drawing/2016/5/10/chartex" xmlns:cx5="http://schemas.microsoft.com/office/drawing/2016/5/11/chartex" xmlns:cx6="http://schemas.microsoft.com/office/drawing/2016/5/12/chartex" xmlns:cx7="http://schemas.microsoft.com/office/drawing/2016/5/13/chartex" xmlns:cx8="http://schemas.microsoft.com/office/drawing/2016/5/14/chartex" xmlns:mc="http://schemas.openxmlformats.org/markup-compatibility/2006" xmlns:aink="http://schemas.microsoft.com/office/drawing/2016/ink" xmlns:am3d="http://schemas.microsoft.com/office/drawing/2017/model3d" xmlns:o="urn:schemas-microsoft-com:office:office" xmlns:oel="http://schemas.microsoft.com/office/2019/extlst" xmlns:r="http://schemas.openxmlformats.org/officeDocument/2006/relationships" xmlns:m="http://schemas.openxmlformats.org/officeDocument/2006/math" xmlns:v="urn:schemas-microsoft-com:vml" xmlns:wp14="http://schemas.microsoft.com/office/word/2010/wordprocessingDrawing" xmlns:wp="http://schemas.openxmlformats.org/drawingml/2006/wordprocessingDrawing" xmlns:w10="urn:schemas-microsoft-com:office:word" xmlns:w="http://schemas.openxmlformats.org/wordprocessingml/2006/main" xmlns:w14="http://schemas.microsoft.com/office/word/2010/wordml" xmlns:w15="http://schemas.microsoft.com/office/word/2012/wordml" xmlns:w16cex="http://schemas.microsoft.com/office/word/2018/wordml/cex" xmlns:w16cid="http://schemas.microsoft.com/office/word/2016/wordml/cid" xmlns:w16="http://schemas.microsoft.com/office/word/2018/wordml" xmlns:w16sdtdh="http://schemas.microsoft.com/office/word/2020/wordml/sdtdatahash" xmlns:w16se="http://schemas.microsoft.com/office/word/2015/wordml/symex" xmlns:wpg="http://schemas.microsoft.com/office/word/2010/wordprocessingGroup" xmlns:wpi="http://schemas.microsoft.com/office/word/2010/wordprocessingInk" xmlns:wne="http://schemas.microsoft.com/office/word/2006/wordml" xmlns:wps="http://schemas.microsoft.com/office/word/2010/wordprocessingShape" mc:Ignorable="w14 w15 w16se w16cid w16 w16cex w16sdtdh wp14">
   <w:abstractNum w:abstractNumId="0" w15:restartNumberingAfterBreak="0">
+    <w:nsid w:val="009F00EF"/>
+    <w:multiLevelType w:val="hybridMultilevel"/>
+    <w:tmpl w:val="ADB6A210"/>
+    <w:lvl w:ilvl="0" w:tplc="E1C29250">
+      <w:start w:val="1"/>
+      <w:numFmt w:val="decimal"/>
+      <w:lvlText w:val="%1."/>
+      <w:lvlJc w:val="left"/>
+      <w:pPr>
+        <w:ind w:left="1080" w:hanging="360"/>
+      </w:pPr>
+      <w:rPr>
+        <w:rFonts w:hint="default"/>
+      </w:rPr>
+    </w:lvl>
+    <w:lvl w:ilvl="1" w:tplc="04090019" w:tentative="1">
+      <w:start w:val="1"/>
+      <w:numFmt w:val="lowerLetter"/>
+      <w:lvlText w:val="%2."/>
+      <w:lvlJc w:val="left"/>
+      <w:pPr>
+        <w:ind w:left="1800" w:hanging="360"/>
+      </w:pPr>
+    </w:lvl>
+    <w:lvl w:ilvl="2" w:tplc="0409001B" w:tentative="1">
+      <w:start w:val="1"/>
+      <w:numFmt w:val="lowerRoman"/>
+      <w:lvlText w:val="%3."/>
+      <w:lvlJc w:val="right"/>
+      <w:pPr>
+        <w:ind w:left="2520" w:hanging="180"/>
+      </w:pPr>
+    </w:lvl>
+    <w:lvl w:ilvl="3" w:tplc="0409000F" w:tentative="1">
+      <w:start w:val="1"/>
+      <w:numFmt w:val="decimal"/>
+      <w:lvlText w:val="%4."/>
+      <w:lvlJc w:val="left"/>
+      <w:pPr>
+        <w:ind w:left="3240" w:hanging="360"/>
+      </w:pPr>
+    </w:lvl>
+    <w:lvl w:ilvl="4" w:tplc="04090019" w:tentative="1">
+      <w:start w:val="1"/>
+      <w:numFmt w:val="lowerLetter"/>
+      <w:lvlText w:val="%5."/>
+      <w:lvlJc w:val="left"/>
+      <w:pPr>
+        <w:ind w:left="3960" w:hanging="360"/>
+      </w:pPr>
+    </w:lvl>
+    <w:lvl w:ilvl="5" w:tplc="0409001B" w:tentative="1">
+      <w:start w:val="1"/>
+      <w:numFmt w:val="lowerRoman"/>
+      <w:lvlText w:val="%6."/>
+      <w:lvlJc w:val="right"/>
+      <w:pPr>
+        <w:ind w:left="4680" w:hanging="180"/>
+      </w:pPr>
+    </w:lvl>
+    <w:lvl w:ilvl="6" w:tplc="0409000F" w:tentative="1">
+      <w:start w:val="1"/>
+      <w:numFmt w:val="decimal"/>
+      <w:lvlText w:val="%7."/>
+      <w:lvlJc w:val="left"/>
+      <w:pPr>
+        <w:ind w:left="5400" w:hanging="360"/>
+      </w:pPr>
+    </w:lvl>
+    <w:lvl w:ilvl="7" w:tplc="04090019" w:tentative="1">
+      <w:start w:val="1"/>
+      <w:numFmt w:val="lowerLetter"/>
+      <w:lvlText w:val="%8."/>
+      <w:lvlJc w:val="left"/>
+      <w:pPr>
+        <w:ind w:left="6120" w:hanging="360"/>
+      </w:pPr>
+    </w:lvl>
+    <w:lvl w:ilvl="8" w:tplc="0409001B" w:tentative="1">
+      <w:start w:val="1"/>
+      <w:numFmt w:val="lowerRoman"/>
+      <w:lvlText w:val="%9."/>
+      <w:lvlJc w:val="right"/>
+      <w:pPr>
+        <w:ind w:left="6840" w:hanging="180"/>
+      </w:pPr>
+    </w:lvl>
+  </w:abstractNum>
+  <w:abstractNum w:abstractNumId="1" w15:restartNumberingAfterBreak="0">
+    <w:nsid w:val="01473A58"/>
+    <w:multiLevelType w:val="hybridMultilevel"/>
+    <w:tmpl w:val="23B09082"/>
+    <w:lvl w:ilvl="0" w:tplc="0FB293AE">
+      <w:start w:val="1"/>
+      <w:numFmt w:val="decimal"/>
+      <w:lvlText w:val="%1."/>
+      <w:lvlJc w:val="left"/>
+      <w:pPr>
+        <w:ind w:left="1080" w:hanging="360"/>
+      </w:pPr>
+      <w:rPr>
+        <w:rFonts w:hint="default"/>
+      </w:rPr>
+    </w:lvl>
+    <w:lvl w:ilvl="1" w:tplc="04090019" w:tentative="1">
+      <w:start w:val="1"/>
+      <w:numFmt w:val="lowerLetter"/>
+      <w:lvlText w:val="%2."/>
+      <w:lvlJc w:val="left"/>
+      <w:pPr>
+        <w:ind w:left="1800" w:hanging="360"/>
+      </w:pPr>
+    </w:lvl>
+    <w:lvl w:ilvl="2" w:tplc="0409001B" w:tentative="1">
+      <w:start w:val="1"/>
+      <w:numFmt w:val="lowerRoman"/>
+      <w:lvlText w:val="%3."/>
+      <w:lvlJc w:val="right"/>
+      <w:pPr>
+        <w:ind w:left="2520" w:hanging="180"/>
+      </w:pPr>
+    </w:lvl>
+    <w:lvl w:ilvl="3" w:tplc="0409000F" w:tentative="1">
+      <w:start w:val="1"/>
+      <w:numFmt w:val="decimal"/>
+      <w:lvlText w:val="%4."/>
+      <w:lvlJc w:val="left"/>
+      <w:pPr>
+        <w:ind w:left="3240" w:hanging="360"/>
+      </w:pPr>
+    </w:lvl>
+    <w:lvl w:ilvl="4" w:tplc="04090019" w:tentative="1">
+      <w:start w:val="1"/>
+      <w:numFmt w:val="lowerLetter"/>
+      <w:lvlText w:val="%5."/>
+      <w:lvlJc w:val="left"/>
+      <w:pPr>
+        <w:ind w:left="3960" w:hanging="360"/>
+      </w:pPr>
+    </w:lvl>
+    <w:lvl w:ilvl="5" w:tplc="0409001B" w:tentative="1">
+      <w:start w:val="1"/>
+      <w:numFmt w:val="lowerRoman"/>
+      <w:lvlText w:val="%6."/>
+      <w:lvlJc w:val="right"/>
+      <w:pPr>
+        <w:ind w:left="4680" w:hanging="180"/>
+      </w:pPr>
+    </w:lvl>
+    <w:lvl w:ilvl="6" w:tplc="0409000F" w:tentative="1">
+      <w:start w:val="1"/>
+      <w:numFmt w:val="decimal"/>
+      <w:lvlText w:val="%7."/>
+      <w:lvlJc w:val="left"/>
+      <w:pPr>
+        <w:ind w:left="5400" w:hanging="360"/>
+      </w:pPr>
+    </w:lvl>
+    <w:lvl w:ilvl="7" w:tplc="04090019" w:tentative="1">
+      <w:start w:val="1"/>
+      <w:numFmt w:val="lowerLetter"/>
+      <w:lvlText w:val="%8."/>
+      <w:lvlJc w:val="left"/>
+      <w:pPr>
+        <w:ind w:left="6120" w:hanging="360"/>
+      </w:pPr>
+    </w:lvl>
+    <w:lvl w:ilvl="8" w:tplc="0409001B" w:tentative="1">
+      <w:start w:val="1"/>
+      <w:numFmt w:val="lowerRoman"/>
+      <w:lvlText w:val="%9."/>
+      <w:lvlJc w:val="right"/>
+      <w:pPr>
+        <w:ind w:left="6840" w:hanging="180"/>
+      </w:pPr>
+    </w:lvl>
+  </w:abstractNum>
+  <w:abstractNum w:abstractNumId="2" w15:restartNumberingAfterBreak="0">
     <w:nsid w:val="0D830677"/>
     <w:multiLevelType w:val="hybridMultilevel"/>
     <w:tmpl w:val="2E32A632"/>
@@ -3901,7 +6549,96 @@
       </w:pPr>
     </w:lvl>
   </w:abstractNum>
-  <w:abstractNum w:abstractNumId="1" w15:restartNumberingAfterBreak="0">
+  <w:abstractNum w:abstractNumId="3" w15:restartNumberingAfterBreak="0">
+    <w:nsid w:val="12DD544D"/>
+    <w:multiLevelType w:val="hybridMultilevel"/>
+    <w:tmpl w:val="BB74D2B8"/>
+    <w:lvl w:ilvl="0" w:tplc="B016DA6A">
+      <w:start w:val="1"/>
+      <w:numFmt w:val="decimal"/>
+      <w:lvlText w:val="%1."/>
+      <w:lvlJc w:val="left"/>
+      <w:pPr>
+        <w:ind w:left="1080" w:hanging="360"/>
+      </w:pPr>
+      <w:rPr>
+        <w:rFonts w:hint="default"/>
+      </w:rPr>
+    </w:lvl>
+    <w:lvl w:ilvl="1" w:tplc="04090019" w:tentative="1">
+      <w:start w:val="1"/>
+      <w:numFmt w:val="lowerLetter"/>
+      <w:lvlText w:val="%2."/>
+      <w:lvlJc w:val="left"/>
+      <w:pPr>
+        <w:ind w:left="1800" w:hanging="360"/>
+      </w:pPr>
+    </w:lvl>
+    <w:lvl w:ilvl="2" w:tplc="0409001B" w:tentative="1">
+      <w:start w:val="1"/>
+      <w:numFmt w:val="lowerRoman"/>
+      <w:lvlText w:val="%3."/>
+      <w:lvlJc w:val="right"/>
+      <w:pPr>
+        <w:ind w:left="2520" w:hanging="180"/>
+      </w:pPr>
+    </w:lvl>
+    <w:lvl w:ilvl="3" w:tplc="0409000F" w:tentative="1">
+      <w:start w:val="1"/>
+      <w:numFmt w:val="decimal"/>
+      <w:lvlText w:val="%4."/>
+      <w:lvlJc w:val="left"/>
+      <w:pPr>
+        <w:ind w:left="3240" w:hanging="360"/>
+      </w:pPr>
+    </w:lvl>
+    <w:lvl w:ilvl="4" w:tplc="04090019" w:tentative="1">
+      <w:start w:val="1"/>
+      <w:numFmt w:val="lowerLetter"/>
+      <w:lvlText w:val="%5."/>
+      <w:lvlJc w:val="left"/>
+      <w:pPr>
+        <w:ind w:left="3960" w:hanging="360"/>
+      </w:pPr>
+    </w:lvl>
+    <w:lvl w:ilvl="5" w:tplc="0409001B" w:tentative="1">
+      <w:start w:val="1"/>
+      <w:numFmt w:val="lowerRoman"/>
+      <w:lvlText w:val="%6."/>
+      <w:lvlJc w:val="right"/>
+      <w:pPr>
+        <w:ind w:left="4680" w:hanging="180"/>
+      </w:pPr>
+    </w:lvl>
+    <w:lvl w:ilvl="6" w:tplc="0409000F" w:tentative="1">
+      <w:start w:val="1"/>
+      <w:numFmt w:val="decimal"/>
+      <w:lvlText w:val="%7."/>
+      <w:lvlJc w:val="left"/>
+      <w:pPr>
+        <w:ind w:left="5400" w:hanging="360"/>
+      </w:pPr>
+    </w:lvl>
+    <w:lvl w:ilvl="7" w:tplc="04090019" w:tentative="1">
+      <w:start w:val="1"/>
+      <w:numFmt w:val="lowerLetter"/>
+      <w:lvlText w:val="%8."/>
+      <w:lvlJc w:val="left"/>
+      <w:pPr>
+        <w:ind w:left="6120" w:hanging="360"/>
+      </w:pPr>
+    </w:lvl>
+    <w:lvl w:ilvl="8" w:tplc="0409001B" w:tentative="1">
+      <w:start w:val="1"/>
+      <w:numFmt w:val="lowerRoman"/>
+      <w:lvlText w:val="%9."/>
+      <w:lvlJc w:val="right"/>
+      <w:pPr>
+        <w:ind w:left="6840" w:hanging="180"/>
+      </w:pPr>
+    </w:lvl>
+  </w:abstractNum>
+  <w:abstractNum w:abstractNumId="4" w15:restartNumberingAfterBreak="0">
     <w:nsid w:val="169A573F"/>
     <w:multiLevelType w:val="hybridMultilevel"/>
     <w:tmpl w:val="38A200E8"/>
@@ -3990,7 +6727,209 @@
       </w:pPr>
     </w:lvl>
   </w:abstractNum>
-  <w:abstractNum w:abstractNumId="2" w15:restartNumberingAfterBreak="0">
+  <w:abstractNum w:abstractNumId="5" w15:restartNumberingAfterBreak="0">
+    <w:nsid w:val="199B0C31"/>
+    <w:multiLevelType w:val="hybridMultilevel"/>
+    <w:tmpl w:val="47DE6584"/>
+    <w:lvl w:ilvl="0" w:tplc="CD1AE89C">
+      <w:start w:val="1"/>
+      <w:numFmt w:val="decimal"/>
+      <w:lvlText w:val="%1."/>
+      <w:lvlJc w:val="left"/>
+      <w:pPr>
+        <w:ind w:left="1080" w:hanging="360"/>
+      </w:pPr>
+      <w:rPr>
+        <w:rFonts w:hint="default"/>
+      </w:rPr>
+    </w:lvl>
+    <w:lvl w:ilvl="1" w:tplc="04090019" w:tentative="1">
+      <w:start w:val="1"/>
+      <w:numFmt w:val="lowerLetter"/>
+      <w:lvlText w:val="%2."/>
+      <w:lvlJc w:val="left"/>
+      <w:pPr>
+        <w:ind w:left="1800" w:hanging="360"/>
+      </w:pPr>
+    </w:lvl>
+    <w:lvl w:ilvl="2" w:tplc="0409001B" w:tentative="1">
+      <w:start w:val="1"/>
+      <w:numFmt w:val="lowerRoman"/>
+      <w:lvlText w:val="%3."/>
+      <w:lvlJc w:val="right"/>
+      <w:pPr>
+        <w:ind w:left="2520" w:hanging="180"/>
+      </w:pPr>
+    </w:lvl>
+    <w:lvl w:ilvl="3" w:tplc="0409000F" w:tentative="1">
+      <w:start w:val="1"/>
+      <w:numFmt w:val="decimal"/>
+      <w:lvlText w:val="%4."/>
+      <w:lvlJc w:val="left"/>
+      <w:pPr>
+        <w:ind w:left="3240" w:hanging="360"/>
+      </w:pPr>
+    </w:lvl>
+    <w:lvl w:ilvl="4" w:tplc="04090019" w:tentative="1">
+      <w:start w:val="1"/>
+      <w:numFmt w:val="lowerLetter"/>
+      <w:lvlText w:val="%5."/>
+      <w:lvlJc w:val="left"/>
+      <w:pPr>
+        <w:ind w:left="3960" w:hanging="360"/>
+      </w:pPr>
+    </w:lvl>
+    <w:lvl w:ilvl="5" w:tplc="0409001B" w:tentative="1">
+      <w:start w:val="1"/>
+      <w:numFmt w:val="lowerRoman"/>
+      <w:lvlText w:val="%6."/>
+      <w:lvlJc w:val="right"/>
+      <w:pPr>
+        <w:ind w:left="4680" w:hanging="180"/>
+      </w:pPr>
+    </w:lvl>
+    <w:lvl w:ilvl="6" w:tplc="0409000F" w:tentative="1">
+      <w:start w:val="1"/>
+      <w:numFmt w:val="decimal"/>
+      <w:lvlText w:val="%7."/>
+      <w:lvlJc w:val="left"/>
+      <w:pPr>
+        <w:ind w:left="5400" w:hanging="360"/>
+      </w:pPr>
+    </w:lvl>
+    <w:lvl w:ilvl="7" w:tplc="04090019" w:tentative="1">
+      <w:start w:val="1"/>
+      <w:numFmt w:val="lowerLetter"/>
+      <w:lvlText w:val="%8."/>
+      <w:lvlJc w:val="left"/>
+      <w:pPr>
+        <w:ind w:left="6120" w:hanging="360"/>
+      </w:pPr>
+    </w:lvl>
+    <w:lvl w:ilvl="8" w:tplc="0409001B" w:tentative="1">
+      <w:start w:val="1"/>
+      <w:numFmt w:val="lowerRoman"/>
+      <w:lvlText w:val="%9."/>
+      <w:lvlJc w:val="right"/>
+      <w:pPr>
+        <w:ind w:left="6840" w:hanging="180"/>
+      </w:pPr>
+    </w:lvl>
+  </w:abstractNum>
+  <w:abstractNum w:abstractNumId="6" w15:restartNumberingAfterBreak="0">
+    <w:nsid w:val="1A0A3094"/>
+    <w:multiLevelType w:val="hybridMultilevel"/>
+    <w:tmpl w:val="D60AC56C"/>
+    <w:lvl w:ilvl="0" w:tplc="06486C08">
+      <w:start w:val="3"/>
+      <w:numFmt w:val="bullet"/>
+      <w:lvlText w:val=""/>
+      <w:lvlJc w:val="left"/>
+      <w:pPr>
+        <w:ind w:left="1080" w:hanging="360"/>
+      </w:pPr>
+      <w:rPr>
+        <w:rFonts w:ascii="Wingdings" w:eastAsiaTheme="minorHAnsi" w:hAnsi="Wingdings" w:cstheme="minorBidi" w:hint="default"/>
+      </w:rPr>
+    </w:lvl>
+    <w:lvl w:ilvl="1" w:tplc="04090003" w:tentative="1">
+      <w:start w:val="1"/>
+      <w:numFmt w:val="bullet"/>
+      <w:lvlText w:val="o"/>
+      <w:lvlJc w:val="left"/>
+      <w:pPr>
+        <w:ind w:left="1800" w:hanging="360"/>
+      </w:pPr>
+      <w:rPr>
+        <w:rFonts w:ascii="Courier New" w:hAnsi="Courier New" w:cs="Courier New" w:hint="default"/>
+      </w:rPr>
+    </w:lvl>
+    <w:lvl w:ilvl="2" w:tplc="04090005" w:tentative="1">
+      <w:start w:val="1"/>
+      <w:numFmt w:val="bullet"/>
+      <w:lvlText w:val=""/>
+      <w:lvlJc w:val="left"/>
+      <w:pPr>
+        <w:ind w:left="2520" w:hanging="360"/>
+      </w:pPr>
+      <w:rPr>
+        <w:rFonts w:ascii="Wingdings" w:hAnsi="Wingdings" w:hint="default"/>
+      </w:rPr>
+    </w:lvl>
+    <w:lvl w:ilvl="3" w:tplc="04090001" w:tentative="1">
+      <w:start w:val="1"/>
+      <w:numFmt w:val="bullet"/>
+      <w:lvlText w:val=""/>
+      <w:lvlJc w:val="left"/>
+      <w:pPr>
+        <w:ind w:left="3240" w:hanging="360"/>
+      </w:pPr>
+      <w:rPr>
+        <w:rFonts w:ascii="Symbol" w:hAnsi="Symbol" w:hint="default"/>
+      </w:rPr>
+    </w:lvl>
+    <w:lvl w:ilvl="4" w:tplc="04090003" w:tentative="1">
+      <w:start w:val="1"/>
+      <w:numFmt w:val="bullet"/>
+      <w:lvlText w:val="o"/>
+      <w:lvlJc w:val="left"/>
+      <w:pPr>
+        <w:ind w:left="3960" w:hanging="360"/>
+      </w:pPr>
+      <w:rPr>
+        <w:rFonts w:ascii="Courier New" w:hAnsi="Courier New" w:cs="Courier New" w:hint="default"/>
+      </w:rPr>
+    </w:lvl>
+    <w:lvl w:ilvl="5" w:tplc="04090005" w:tentative="1">
+      <w:start w:val="1"/>
+      <w:numFmt w:val="bullet"/>
+      <w:lvlText w:val=""/>
+      <w:lvlJc w:val="left"/>
+      <w:pPr>
+        <w:ind w:left="4680" w:hanging="360"/>
+      </w:pPr>
+      <w:rPr>
+        <w:rFonts w:ascii="Wingdings" w:hAnsi="Wingdings" w:hint="default"/>
+      </w:rPr>
+    </w:lvl>
+    <w:lvl w:ilvl="6" w:tplc="04090001" w:tentative="1">
+      <w:start w:val="1"/>
+      <w:numFmt w:val="bullet"/>
+      <w:lvlText w:val=""/>
+      <w:lvlJc w:val="left"/>
+      <w:pPr>
+        <w:ind w:left="5400" w:hanging="360"/>
+      </w:pPr>
+      <w:rPr>
+        <w:rFonts w:ascii="Symbol" w:hAnsi="Symbol" w:hint="default"/>
+      </w:rPr>
+    </w:lvl>
+    <w:lvl w:ilvl="7" w:tplc="04090003" w:tentative="1">
+      <w:start w:val="1"/>
+      <w:numFmt w:val="bullet"/>
+      <w:lvlText w:val="o"/>
+      <w:lvlJc w:val="left"/>
+      <w:pPr>
+        <w:ind w:left="6120" w:hanging="360"/>
+      </w:pPr>
+      <w:rPr>
+        <w:rFonts w:ascii="Courier New" w:hAnsi="Courier New" w:cs="Courier New" w:hint="default"/>
+      </w:rPr>
+    </w:lvl>
+    <w:lvl w:ilvl="8" w:tplc="04090005" w:tentative="1">
+      <w:start w:val="1"/>
+      <w:numFmt w:val="bullet"/>
+      <w:lvlText w:val=""/>
+      <w:lvlJc w:val="left"/>
+      <w:pPr>
+        <w:ind w:left="6840" w:hanging="360"/>
+      </w:pPr>
+      <w:rPr>
+        <w:rFonts w:ascii="Wingdings" w:hAnsi="Wingdings" w:hint="default"/>
+      </w:rPr>
+    </w:lvl>
+  </w:abstractNum>
+  <w:abstractNum w:abstractNumId="7" w15:restartNumberingAfterBreak="0">
     <w:nsid w:val="1D365B59"/>
     <w:multiLevelType w:val="hybridMultilevel"/>
     <w:tmpl w:val="20549AB6"/>
@@ -4079,7 +7018,185 @@
       </w:pPr>
     </w:lvl>
   </w:abstractNum>
-  <w:abstractNum w:abstractNumId="3" w15:restartNumberingAfterBreak="0">
+  <w:abstractNum w:abstractNumId="8" w15:restartNumberingAfterBreak="0">
+    <w:nsid w:val="3AA50F4A"/>
+    <w:multiLevelType w:val="hybridMultilevel"/>
+    <w:tmpl w:val="3E5A952C"/>
+    <w:lvl w:ilvl="0" w:tplc="5B6A87EE">
+      <w:start w:val="1"/>
+      <w:numFmt w:val="decimal"/>
+      <w:lvlText w:val="%1."/>
+      <w:lvlJc w:val="left"/>
+      <w:pPr>
+        <w:ind w:left="1080" w:hanging="360"/>
+      </w:pPr>
+      <w:rPr>
+        <w:rFonts w:hint="default"/>
+      </w:rPr>
+    </w:lvl>
+    <w:lvl w:ilvl="1" w:tplc="04090019" w:tentative="1">
+      <w:start w:val="1"/>
+      <w:numFmt w:val="lowerLetter"/>
+      <w:lvlText w:val="%2."/>
+      <w:lvlJc w:val="left"/>
+      <w:pPr>
+        <w:ind w:left="1800" w:hanging="360"/>
+      </w:pPr>
+    </w:lvl>
+    <w:lvl w:ilvl="2" w:tplc="0409001B" w:tentative="1">
+      <w:start w:val="1"/>
+      <w:numFmt w:val="lowerRoman"/>
+      <w:lvlText w:val="%3."/>
+      <w:lvlJc w:val="right"/>
+      <w:pPr>
+        <w:ind w:left="2520" w:hanging="180"/>
+      </w:pPr>
+    </w:lvl>
+    <w:lvl w:ilvl="3" w:tplc="0409000F" w:tentative="1">
+      <w:start w:val="1"/>
+      <w:numFmt w:val="decimal"/>
+      <w:lvlText w:val="%4."/>
+      <w:lvlJc w:val="left"/>
+      <w:pPr>
+        <w:ind w:left="3240" w:hanging="360"/>
+      </w:pPr>
+    </w:lvl>
+    <w:lvl w:ilvl="4" w:tplc="04090019" w:tentative="1">
+      <w:start w:val="1"/>
+      <w:numFmt w:val="lowerLetter"/>
+      <w:lvlText w:val="%5."/>
+      <w:lvlJc w:val="left"/>
+      <w:pPr>
+        <w:ind w:left="3960" w:hanging="360"/>
+      </w:pPr>
+    </w:lvl>
+    <w:lvl w:ilvl="5" w:tplc="0409001B" w:tentative="1">
+      <w:start w:val="1"/>
+      <w:numFmt w:val="lowerRoman"/>
+      <w:lvlText w:val="%6."/>
+      <w:lvlJc w:val="right"/>
+      <w:pPr>
+        <w:ind w:left="4680" w:hanging="180"/>
+      </w:pPr>
+    </w:lvl>
+    <w:lvl w:ilvl="6" w:tplc="0409000F" w:tentative="1">
+      <w:start w:val="1"/>
+      <w:numFmt w:val="decimal"/>
+      <w:lvlText w:val="%7."/>
+      <w:lvlJc w:val="left"/>
+      <w:pPr>
+        <w:ind w:left="5400" w:hanging="360"/>
+      </w:pPr>
+    </w:lvl>
+    <w:lvl w:ilvl="7" w:tplc="04090019" w:tentative="1">
+      <w:start w:val="1"/>
+      <w:numFmt w:val="lowerLetter"/>
+      <w:lvlText w:val="%8."/>
+      <w:lvlJc w:val="left"/>
+      <w:pPr>
+        <w:ind w:left="6120" w:hanging="360"/>
+      </w:pPr>
+    </w:lvl>
+    <w:lvl w:ilvl="8" w:tplc="0409001B" w:tentative="1">
+      <w:start w:val="1"/>
+      <w:numFmt w:val="lowerRoman"/>
+      <w:lvlText w:val="%9."/>
+      <w:lvlJc w:val="right"/>
+      <w:pPr>
+        <w:ind w:left="6840" w:hanging="180"/>
+      </w:pPr>
+    </w:lvl>
+  </w:abstractNum>
+  <w:abstractNum w:abstractNumId="9" w15:restartNumberingAfterBreak="0">
+    <w:nsid w:val="49DC3450"/>
+    <w:multiLevelType w:val="hybridMultilevel"/>
+    <w:tmpl w:val="510C9256"/>
+    <w:lvl w:ilvl="0" w:tplc="C39CE78A">
+      <w:start w:val="1"/>
+      <w:numFmt w:val="decimal"/>
+      <w:lvlText w:val="%1."/>
+      <w:lvlJc w:val="left"/>
+      <w:pPr>
+        <w:ind w:left="1080" w:hanging="360"/>
+      </w:pPr>
+      <w:rPr>
+        <w:rFonts w:hint="default"/>
+      </w:rPr>
+    </w:lvl>
+    <w:lvl w:ilvl="1" w:tplc="04090019" w:tentative="1">
+      <w:start w:val="1"/>
+      <w:numFmt w:val="lowerLetter"/>
+      <w:lvlText w:val="%2."/>
+      <w:lvlJc w:val="left"/>
+      <w:pPr>
+        <w:ind w:left="1800" w:hanging="360"/>
+      </w:pPr>
+    </w:lvl>
+    <w:lvl w:ilvl="2" w:tplc="0409001B" w:tentative="1">
+      <w:start w:val="1"/>
+      <w:numFmt w:val="lowerRoman"/>
+      <w:lvlText w:val="%3."/>
+      <w:lvlJc w:val="right"/>
+      <w:pPr>
+        <w:ind w:left="2520" w:hanging="180"/>
+      </w:pPr>
+    </w:lvl>
+    <w:lvl w:ilvl="3" w:tplc="0409000F" w:tentative="1">
+      <w:start w:val="1"/>
+      <w:numFmt w:val="decimal"/>
+      <w:lvlText w:val="%4."/>
+      <w:lvlJc w:val="left"/>
+      <w:pPr>
+        <w:ind w:left="3240" w:hanging="360"/>
+      </w:pPr>
+    </w:lvl>
+    <w:lvl w:ilvl="4" w:tplc="04090019" w:tentative="1">
+      <w:start w:val="1"/>
+      <w:numFmt w:val="lowerLetter"/>
+      <w:lvlText w:val="%5."/>
+      <w:lvlJc w:val="left"/>
+      <w:pPr>
+        <w:ind w:left="3960" w:hanging="360"/>
+      </w:pPr>
+    </w:lvl>
+    <w:lvl w:ilvl="5" w:tplc="0409001B" w:tentative="1">
+      <w:start w:val="1"/>
+      <w:numFmt w:val="lowerRoman"/>
+      <w:lvlText w:val="%6."/>
+      <w:lvlJc w:val="right"/>
+      <w:pPr>
+        <w:ind w:left="4680" w:hanging="180"/>
+      </w:pPr>
+    </w:lvl>
+    <w:lvl w:ilvl="6" w:tplc="0409000F" w:tentative="1">
+      <w:start w:val="1"/>
+      <w:numFmt w:val="decimal"/>
+      <w:lvlText w:val="%7."/>
+      <w:lvlJc w:val="left"/>
+      <w:pPr>
+        <w:ind w:left="5400" w:hanging="360"/>
+      </w:pPr>
+    </w:lvl>
+    <w:lvl w:ilvl="7" w:tplc="04090019" w:tentative="1">
+      <w:start w:val="1"/>
+      <w:numFmt w:val="lowerLetter"/>
+      <w:lvlText w:val="%8."/>
+      <w:lvlJc w:val="left"/>
+      <w:pPr>
+        <w:ind w:left="6120" w:hanging="360"/>
+      </w:pPr>
+    </w:lvl>
+    <w:lvl w:ilvl="8" w:tplc="0409001B" w:tentative="1">
+      <w:start w:val="1"/>
+      <w:numFmt w:val="lowerRoman"/>
+      <w:lvlText w:val="%9."/>
+      <w:lvlJc w:val="right"/>
+      <w:pPr>
+        <w:ind w:left="6840" w:hanging="180"/>
+      </w:pPr>
+    </w:lvl>
+  </w:abstractNum>
+  <w:abstractNum w:abstractNumId="10" w15:restartNumberingAfterBreak="0">
     <w:nsid w:val="4AE874A2"/>
     <w:multiLevelType w:val="hybridMultilevel"/>
     <w:tmpl w:val="52E0DBB6"/>
@@ -4192,7 +7309,7 @@
       </w:rPr>
     </w:lvl>
   </w:abstractNum>
-  <w:abstractNum w:abstractNumId="4" w15:restartNumberingAfterBreak="0">
+  <w:abstractNum w:abstractNumId="11" w15:restartNumberingAfterBreak="0">
     <w:nsid w:val="4B5D7C53"/>
     <w:multiLevelType w:val="hybridMultilevel"/>
     <w:tmpl w:val="11E0177A"/>
@@ -4281,7 +7398,7 @@
       </w:pPr>
     </w:lvl>
   </w:abstractNum>
-  <w:abstractNum w:abstractNumId="5" w15:restartNumberingAfterBreak="0">
+  <w:abstractNum w:abstractNumId="12" w15:restartNumberingAfterBreak="0">
     <w:nsid w:val="4E23627C"/>
     <w:multiLevelType w:val="hybridMultilevel"/>
     <w:tmpl w:val="8D4C23CC"/>
@@ -4370,7 +7487,7 @@
       </w:pPr>
     </w:lvl>
   </w:abstractNum>
-  <w:abstractNum w:abstractNumId="6" w15:restartNumberingAfterBreak="0">
+  <w:abstractNum w:abstractNumId="13" w15:restartNumberingAfterBreak="0">
     <w:nsid w:val="4FF47F17"/>
     <w:multiLevelType w:val="hybridMultilevel"/>
     <w:tmpl w:val="712E7B3E"/>
@@ -4459,7 +7576,96 @@
       </w:pPr>
     </w:lvl>
   </w:abstractNum>
-  <w:abstractNum w:abstractNumId="7" w15:restartNumberingAfterBreak="0">
+  <w:abstractNum w:abstractNumId="14" w15:restartNumberingAfterBreak="0">
+    <w:nsid w:val="5945785F"/>
+    <w:multiLevelType w:val="hybridMultilevel"/>
+    <w:tmpl w:val="519E82D8"/>
+    <w:lvl w:ilvl="0" w:tplc="CF58EB9C">
+      <w:start w:val="1"/>
+      <w:numFmt w:val="decimal"/>
+      <w:lvlText w:val="%1."/>
+      <w:lvlJc w:val="left"/>
+      <w:pPr>
+        <w:ind w:left="1080" w:hanging="360"/>
+      </w:pPr>
+      <w:rPr>
+        <w:rFonts w:hint="default"/>
+      </w:rPr>
+    </w:lvl>
+    <w:lvl w:ilvl="1" w:tplc="04090019" w:tentative="1">
+      <w:start w:val="1"/>
+      <w:numFmt w:val="lowerLetter"/>
+      <w:lvlText w:val="%2."/>
+      <w:lvlJc w:val="left"/>
+      <w:pPr>
+        <w:ind w:left="1800" w:hanging="360"/>
+      </w:pPr>
+    </w:lvl>
+    <w:lvl w:ilvl="2" w:tplc="0409001B" w:tentative="1">
+      <w:start w:val="1"/>
+      <w:numFmt w:val="lowerRoman"/>
+      <w:lvlText w:val="%3."/>
+      <w:lvlJc w:val="right"/>
+      <w:pPr>
+        <w:ind w:left="2520" w:hanging="180"/>
+      </w:pPr>
+    </w:lvl>
+    <w:lvl w:ilvl="3" w:tplc="0409000F" w:tentative="1">
+      <w:start w:val="1"/>
+      <w:numFmt w:val="decimal"/>
+      <w:lvlText w:val="%4."/>
+      <w:lvlJc w:val="left"/>
+      <w:pPr>
+        <w:ind w:left="3240" w:hanging="360"/>
+      </w:pPr>
+    </w:lvl>
+    <w:lvl w:ilvl="4" w:tplc="04090019" w:tentative="1">
+      <w:start w:val="1"/>
+      <w:numFmt w:val="lowerLetter"/>
+      <w:lvlText w:val="%5."/>
+      <w:lvlJc w:val="left"/>
+      <w:pPr>
+        <w:ind w:left="3960" w:hanging="360"/>
+      </w:pPr>
+    </w:lvl>
+    <w:lvl w:ilvl="5" w:tplc="0409001B" w:tentative="1">
+      <w:start w:val="1"/>
+      <w:numFmt w:val="lowerRoman"/>
+      <w:lvlText w:val="%6."/>
+      <w:lvlJc w:val="right"/>
+      <w:pPr>
+        <w:ind w:left="4680" w:hanging="180"/>
+      </w:pPr>
+    </w:lvl>
+    <w:lvl w:ilvl="6" w:tplc="0409000F" w:tentative="1">
+      <w:start w:val="1"/>
+      <w:numFmt w:val="decimal"/>
+      <w:lvlText w:val="%7."/>
+      <w:lvlJc w:val="left"/>
+      <w:pPr>
+        <w:ind w:left="5400" w:hanging="360"/>
+      </w:pPr>
+    </w:lvl>
+    <w:lvl w:ilvl="7" w:tplc="04090019" w:tentative="1">
+      <w:start w:val="1"/>
+      <w:numFmt w:val="lowerLetter"/>
+      <w:lvlText w:val="%8."/>
+      <w:lvlJc w:val="left"/>
+      <w:pPr>
+        <w:ind w:left="6120" w:hanging="360"/>
+      </w:pPr>
+    </w:lvl>
+    <w:lvl w:ilvl="8" w:tplc="0409001B" w:tentative="1">
+      <w:start w:val="1"/>
+      <w:numFmt w:val="lowerRoman"/>
+      <w:lvlText w:val="%9."/>
+      <w:lvlJc w:val="right"/>
+      <w:pPr>
+        <w:ind w:left="6840" w:hanging="180"/>
+      </w:pPr>
+    </w:lvl>
+  </w:abstractNum>
+  <w:abstractNum w:abstractNumId="15" w15:restartNumberingAfterBreak="0">
     <w:nsid w:val="5AFC4727"/>
     <w:multiLevelType w:val="hybridMultilevel"/>
     <w:tmpl w:val="B2C49DAE"/>
@@ -4548,7 +7754,7 @@
       </w:pPr>
     </w:lvl>
   </w:abstractNum>
-  <w:abstractNum w:abstractNumId="8" w15:restartNumberingAfterBreak="0">
+  <w:abstractNum w:abstractNumId="16" w15:restartNumberingAfterBreak="0">
     <w:nsid w:val="60125BE8"/>
     <w:multiLevelType w:val="hybridMultilevel"/>
     <w:tmpl w:val="C8B0A61A"/>
@@ -4637,7 +7843,185 @@
       </w:pPr>
     </w:lvl>
   </w:abstractNum>
-  <w:abstractNum w:abstractNumId="9" w15:restartNumberingAfterBreak="0">
+  <w:abstractNum w:abstractNumId="17" w15:restartNumberingAfterBreak="0">
+    <w:nsid w:val="635B6E79"/>
+    <w:multiLevelType w:val="hybridMultilevel"/>
+    <w:tmpl w:val="334679EA"/>
+    <w:lvl w:ilvl="0" w:tplc="F8B62A24">
+      <w:start w:val="1"/>
+      <w:numFmt w:val="decimal"/>
+      <w:lvlText w:val="%1."/>
+      <w:lvlJc w:val="left"/>
+      <w:pPr>
+        <w:ind w:left="1080" w:hanging="360"/>
+      </w:pPr>
+      <w:rPr>
+        <w:rFonts w:hint="default"/>
+      </w:rPr>
+    </w:lvl>
+    <w:lvl w:ilvl="1" w:tplc="04090019" w:tentative="1">
+      <w:start w:val="1"/>
+      <w:numFmt w:val="lowerLetter"/>
+      <w:lvlText w:val="%2."/>
+      <w:lvlJc w:val="left"/>
+      <w:pPr>
+        <w:ind w:left="1800" w:hanging="360"/>
+      </w:pPr>
+    </w:lvl>
+    <w:lvl w:ilvl="2" w:tplc="0409001B" w:tentative="1">
+      <w:start w:val="1"/>
+      <w:numFmt w:val="lowerRoman"/>
+      <w:lvlText w:val="%3."/>
+      <w:lvlJc w:val="right"/>
+      <w:pPr>
+        <w:ind w:left="2520" w:hanging="180"/>
+      </w:pPr>
+    </w:lvl>
+    <w:lvl w:ilvl="3" w:tplc="0409000F" w:tentative="1">
+      <w:start w:val="1"/>
+      <w:numFmt w:val="decimal"/>
+      <w:lvlText w:val="%4."/>
+      <w:lvlJc w:val="left"/>
+      <w:pPr>
+        <w:ind w:left="3240" w:hanging="360"/>
+      </w:pPr>
+    </w:lvl>
+    <w:lvl w:ilvl="4" w:tplc="04090019" w:tentative="1">
+      <w:start w:val="1"/>
+      <w:numFmt w:val="lowerLetter"/>
+      <w:lvlText w:val="%5."/>
+      <w:lvlJc w:val="left"/>
+      <w:pPr>
+        <w:ind w:left="3960" w:hanging="360"/>
+      </w:pPr>
+    </w:lvl>
+    <w:lvl w:ilvl="5" w:tplc="0409001B" w:tentative="1">
+      <w:start w:val="1"/>
+      <w:numFmt w:val="lowerRoman"/>
+      <w:lvlText w:val="%6."/>
+      <w:lvlJc w:val="right"/>
+      <w:pPr>
+        <w:ind w:left="4680" w:hanging="180"/>
+      </w:pPr>
+    </w:lvl>
+    <w:lvl w:ilvl="6" w:tplc="0409000F" w:tentative="1">
+      <w:start w:val="1"/>
+      <w:numFmt w:val="decimal"/>
+      <w:lvlText w:val="%7."/>
+      <w:lvlJc w:val="left"/>
+      <w:pPr>
+        <w:ind w:left="5400" w:hanging="360"/>
+      </w:pPr>
+    </w:lvl>
+    <w:lvl w:ilvl="7" w:tplc="04090019" w:tentative="1">
+      <w:start w:val="1"/>
+      <w:numFmt w:val="lowerLetter"/>
+      <w:lvlText w:val="%8."/>
+      <w:lvlJc w:val="left"/>
+      <w:pPr>
+        <w:ind w:left="6120" w:hanging="360"/>
+      </w:pPr>
+    </w:lvl>
+    <w:lvl w:ilvl="8" w:tplc="0409001B" w:tentative="1">
+      <w:start w:val="1"/>
+      <w:numFmt w:val="lowerRoman"/>
+      <w:lvlText w:val="%9."/>
+      <w:lvlJc w:val="right"/>
+      <w:pPr>
+        <w:ind w:left="6840" w:hanging="180"/>
+      </w:pPr>
+    </w:lvl>
+  </w:abstractNum>
+  <w:abstractNum w:abstractNumId="18" w15:restartNumberingAfterBreak="0">
+    <w:nsid w:val="687A626B"/>
+    <w:multiLevelType w:val="hybridMultilevel"/>
+    <w:tmpl w:val="9814DCAE"/>
+    <w:lvl w:ilvl="0" w:tplc="C556EFD0">
+      <w:start w:val="1"/>
+      <w:numFmt w:val="decimal"/>
+      <w:lvlText w:val="%1."/>
+      <w:lvlJc w:val="left"/>
+      <w:pPr>
+        <w:ind w:left="1080" w:hanging="360"/>
+      </w:pPr>
+      <w:rPr>
+        <w:rFonts w:hint="default"/>
+      </w:rPr>
+    </w:lvl>
+    <w:lvl w:ilvl="1" w:tplc="04090019" w:tentative="1">
+      <w:start w:val="1"/>
+      <w:numFmt w:val="lowerLetter"/>
+      <w:lvlText w:val="%2."/>
+      <w:lvlJc w:val="left"/>
+      <w:pPr>
+        <w:ind w:left="1800" w:hanging="360"/>
+      </w:pPr>
+    </w:lvl>
+    <w:lvl w:ilvl="2" w:tplc="0409001B" w:tentative="1">
+      <w:start w:val="1"/>
+      <w:numFmt w:val="lowerRoman"/>
+      <w:lvlText w:val="%3."/>
+      <w:lvlJc w:val="right"/>
+      <w:pPr>
+        <w:ind w:left="2520" w:hanging="180"/>
+      </w:pPr>
+    </w:lvl>
+    <w:lvl w:ilvl="3" w:tplc="0409000F" w:tentative="1">
+      <w:start w:val="1"/>
+      <w:numFmt w:val="decimal"/>
+      <w:lvlText w:val="%4."/>
+      <w:lvlJc w:val="left"/>
+      <w:pPr>
+        <w:ind w:left="3240" w:hanging="360"/>
+      </w:pPr>
+    </w:lvl>
+    <w:lvl w:ilvl="4" w:tplc="04090019" w:tentative="1">
+      <w:start w:val="1"/>
+      <w:numFmt w:val="lowerLetter"/>
+      <w:lvlText w:val="%5."/>
+      <w:lvlJc w:val="left"/>
+      <w:pPr>
+        <w:ind w:left="3960" w:hanging="360"/>
+      </w:pPr>
+    </w:lvl>
+    <w:lvl w:ilvl="5" w:tplc="0409001B" w:tentative="1">
+      <w:start w:val="1"/>
+      <w:numFmt w:val="lowerRoman"/>
+      <w:lvlText w:val="%6."/>
+      <w:lvlJc w:val="right"/>
+      <w:pPr>
+        <w:ind w:left="4680" w:hanging="180"/>
+      </w:pPr>
+    </w:lvl>
+    <w:lvl w:ilvl="6" w:tplc="0409000F" w:tentative="1">
+      <w:start w:val="1"/>
+      <w:numFmt w:val="decimal"/>
+      <w:lvlText w:val="%7."/>
+      <w:lvlJc w:val="left"/>
+      <w:pPr>
+        <w:ind w:left="5400" w:hanging="360"/>
+      </w:pPr>
+    </w:lvl>
+    <w:lvl w:ilvl="7" w:tplc="04090019" w:tentative="1">
+      <w:start w:val="1"/>
+      <w:numFmt w:val="lowerLetter"/>
+      <w:lvlText w:val="%8."/>
+      <w:lvlJc w:val="left"/>
+      <w:pPr>
+        <w:ind w:left="6120" w:hanging="360"/>
+      </w:pPr>
+    </w:lvl>
+    <w:lvl w:ilvl="8" w:tplc="0409001B" w:tentative="1">
+      <w:start w:val="1"/>
+      <w:numFmt w:val="lowerRoman"/>
+      <w:lvlText w:val="%9."/>
+      <w:lvlJc w:val="right"/>
+      <w:pPr>
+        <w:ind w:left="6840" w:hanging="180"/>
+      </w:pPr>
+    </w:lvl>
+  </w:abstractNum>
+  <w:abstractNum w:abstractNumId="19" w15:restartNumberingAfterBreak="0">
     <w:nsid w:val="6C7B7FE9"/>
     <w:multiLevelType w:val="hybridMultilevel"/>
     <w:tmpl w:val="029C8BC2"/>
@@ -4750,7 +8134,7 @@
       </w:rPr>
     </w:lvl>
   </w:abstractNum>
-  <w:abstractNum w:abstractNumId="10" w15:restartNumberingAfterBreak="0">
+  <w:abstractNum w:abstractNumId="20" w15:restartNumberingAfterBreak="0">
     <w:nsid w:val="6E905E0C"/>
     <w:multiLevelType w:val="hybridMultilevel"/>
     <w:tmpl w:val="ADB2F2C8"/>
@@ -4863,7 +8247,7 @@
       </w:rPr>
     </w:lvl>
   </w:abstractNum>
-  <w:abstractNum w:abstractNumId="11" w15:restartNumberingAfterBreak="0">
+  <w:abstractNum w:abstractNumId="21" w15:restartNumberingAfterBreak="0">
     <w:nsid w:val="7E6B2A0B"/>
     <w:multiLevelType w:val="hybridMultilevel"/>
     <w:tmpl w:val="792E787A"/>
@@ -4953,39 +8337,69 @@
     </w:lvl>
   </w:abstractNum>
   <w:num w:numId="1" w16cid:durableId="1977878595">
+    <w:abstractNumId w:val="15"/>
+  </w:num>
+  <w:num w:numId="2" w16cid:durableId="445735838">
+    <w:abstractNumId w:val="10"/>
+  </w:num>
+  <w:num w:numId="3" w16cid:durableId="641690358">
+    <w:abstractNumId w:val="12"/>
+  </w:num>
+  <w:num w:numId="4" w16cid:durableId="1156338047">
+    <w:abstractNumId w:val="20"/>
+  </w:num>
+  <w:num w:numId="5" w16cid:durableId="2023584559">
+    <w:abstractNumId w:val="21"/>
+  </w:num>
+  <w:num w:numId="6" w16cid:durableId="2008556856">
+    <w:abstractNumId w:val="16"/>
+  </w:num>
+  <w:num w:numId="7" w16cid:durableId="429813746">
     <w:abstractNumId w:val="7"/>
   </w:num>
-  <w:num w:numId="2" w16cid:durableId="445735838">
+  <w:num w:numId="8" w16cid:durableId="482889869">
+    <w:abstractNumId w:val="13"/>
+  </w:num>
+  <w:num w:numId="9" w16cid:durableId="440808358">
+    <w:abstractNumId w:val="2"/>
+  </w:num>
+  <w:num w:numId="10" w16cid:durableId="1324360670">
+    <w:abstractNumId w:val="11"/>
+  </w:num>
+  <w:num w:numId="11" w16cid:durableId="1485389347">
+    <w:abstractNumId w:val="4"/>
+  </w:num>
+  <w:num w:numId="12" w16cid:durableId="274020073">
+    <w:abstractNumId w:val="19"/>
+  </w:num>
+  <w:num w:numId="13" w16cid:durableId="304624990">
+    <w:abstractNumId w:val="1"/>
+  </w:num>
+  <w:num w:numId="14" w16cid:durableId="912932356">
+    <w:abstractNumId w:val="14"/>
+  </w:num>
+  <w:num w:numId="15" w16cid:durableId="92475775">
+    <w:abstractNumId w:val="0"/>
+  </w:num>
+  <w:num w:numId="16" w16cid:durableId="1320038626">
+    <w:abstractNumId w:val="17"/>
+  </w:num>
+  <w:num w:numId="17" w16cid:durableId="1903716698">
+    <w:abstractNumId w:val="5"/>
+  </w:num>
+  <w:num w:numId="18" w16cid:durableId="2069381282">
     <w:abstractNumId w:val="3"/>
   </w:num>
-  <w:num w:numId="3" w16cid:durableId="641690358">
-    <w:abstractNumId w:val="5"/>
+  <w:num w:numId="19" w16cid:durableId="1280263858">
+    <w:abstractNumId w:val="18"/>
   </w:num>
-  <w:num w:numId="4" w16cid:durableId="1156338047">
-    <w:abstractNumId w:val="10"/>
-  </w:num>
-  <w:num w:numId="5" w16cid:durableId="2023584559">
-    <w:abstractNumId w:val="11"/>
-  </w:num>
-  <w:num w:numId="6" w16cid:durableId="2008556856">
+  <w:num w:numId="20" w16cid:durableId="635182986">
     <w:abstractNumId w:val="8"/>
   </w:num>
-  <w:num w:numId="7" w16cid:durableId="429813746">
-    <w:abstractNumId w:val="2"/>
-  </w:num>
-  <w:num w:numId="8" w16cid:durableId="482889869">
+  <w:num w:numId="21" w16cid:durableId="474760356">
     <w:abstractNumId w:val="6"/>
   </w:num>
-  <w:num w:numId="9" w16cid:durableId="440808358">
-    <w:abstractNumId w:val="0"/>
-  </w:num>
-  <w:num w:numId="10" w16cid:durableId="1324360670">
-    <w:abstractNumId w:val="4"/>
-  </w:num>
-  <w:num w:numId="11" w16cid:durableId="1485389347">
-    <w:abstractNumId w:val="1"/>
-  </w:num>
-  <w:num w:numId="12" w16cid:durableId="274020073">
+  <w:num w:numId="22" w16cid:durableId="649479668">
     <w:abstractNumId w:val="9"/>
   </w:num>
 </w:numbering>
@@ -5495,6 +8909,25 @@
       <w:shd w:val="clear" w:color="auto" w:fill="E1DFDD"/>
     </w:rPr>
   </w:style>
+  <w:style w:type="table" w:styleId="TableGrid">
+    <w:name w:val="Table Grid"/>
+    <w:basedOn w:val="TableNormal"/>
+    <w:uiPriority w:val="59"/>
+    <w:rsid w:val="00E326B8"/>
+    <w:pPr>
+      <w:spacing w:after="0" w:line="240" w:lineRule="auto"/>
+    </w:pPr>
+    <w:tblPr>
+      <w:tblBorders>
+        <w:top w:val="single" w:sz="4" w:space="0" w:color="auto"/>
+        <w:left w:val="single" w:sz="4" w:space="0" w:color="auto"/>
+        <w:bottom w:val="single" w:sz="4" w:space="0" w:color="auto"/>
+        <w:right w:val="single" w:sz="4" w:space="0" w:color="auto"/>
+        <w:insideH w:val="single" w:sz="4" w:space="0" w:color="auto"/>
+        <w:insideV w:val="single" w:sz="4" w:space="0" w:color="auto"/>
+      </w:tblBorders>
+    </w:tblPr>
+  </w:style>
 </w:styles>
 </file>
 

--- a/blender.docx
+++ b/blender.docx
@@ -549,13 +549,7 @@
         <w:rPr>
           <w:lang w:val="en-US"/>
         </w:rPr>
-        <w:t xml:space="preserve">Vào Chế Độ </w:t>
-      </w:r>
-      <w:r>
-        <w:rPr>
-          <w:lang w:val="en-US"/>
-        </w:rPr>
-        <w:t>Properties?</w:t>
+        <w:t>Vào Chế Độ Properties?</w:t>
       </w:r>
     </w:p>
     <w:p>
@@ -573,25 +567,7 @@
         <w:rPr>
           <w:lang w:val="en-US"/>
         </w:rPr>
-        <w:t>Click biểu tượng “Editor Type” góc trái trên cửa sổ + tại mục “</w:t>
-      </w:r>
-      <w:r>
-        <w:rPr>
-          <w:lang w:val="en-US"/>
-        </w:rPr>
-        <w:t>Data</w:t>
-      </w:r>
-      <w:r>
-        <w:rPr>
-          <w:lang w:val="en-US"/>
-        </w:rPr>
-        <w:t>” + chọn “Properties</w:t>
-      </w:r>
-      <w:r>
-        <w:rPr>
-          <w:lang w:val="en-US"/>
-        </w:rPr>
-        <w:t>”</w:t>
+        <w:t>Click biểu tượng “Editor Type” góc trái trên cửa sổ + tại mục “Data” + chọn “Properties”</w:t>
       </w:r>
     </w:p>
     <w:p>
@@ -641,13 +617,7 @@
         <w:rPr>
           <w:lang w:val="en-US"/>
         </w:rPr>
-        <w:t xml:space="preserve">Vào Chế Độ </w:t>
-      </w:r>
-      <w:r>
-        <w:rPr>
-          <w:lang w:val="en-US"/>
-        </w:rPr>
-        <w:t>Outliner?</w:t>
+        <w:t>Vào Chế Độ Outliner?</w:t>
       </w:r>
     </w:p>
     <w:p>
@@ -665,13 +635,7 @@
         <w:rPr>
           <w:lang w:val="en-US"/>
         </w:rPr>
-        <w:t>Click biểu tượng “Editor Type” góc trái trên cửa sổ + tại mục “Data” + chọn “</w:t>
-      </w:r>
-      <w:r>
-        <w:rPr>
-          <w:lang w:val="en-US"/>
-        </w:rPr>
-        <w:t>Outliner”</w:t>
+        <w:t>Click biểu tượng “Editor Type” góc trái trên cửa sổ + tại mục “Data” + chọn “Outliner”</w:t>
       </w:r>
     </w:p>
     <w:p>
@@ -853,25 +817,7 @@
         <w:rPr>
           <w:lang w:val="en-US"/>
         </w:rPr>
-        <w:t>Click biểu tượng “Editor Type” góc trái trên cửa sổ + tại mục “</w:t>
-      </w:r>
-      <w:r>
-        <w:rPr>
-          <w:lang w:val="en-US"/>
-        </w:rPr>
-        <w:t>Scripting</w:t>
-      </w:r>
-      <w:r>
-        <w:rPr>
-          <w:lang w:val="en-US"/>
-        </w:rPr>
-        <w:t>” + chọn “Text Editor</w:t>
-      </w:r>
-      <w:r>
-        <w:rPr>
-          <w:lang w:val="en-US"/>
-        </w:rPr>
-        <w:t>”</w:t>
+        <w:t>Click biểu tượng “Editor Type” góc trái trên cửa sổ + tại mục “Scripting” + chọn “Text Editor”</w:t>
       </w:r>
     </w:p>
     <w:p>
@@ -980,6 +926,12 @@
         </w:rPr>
         <w:t>from mathutils import Vector</w:t>
       </w:r>
+      <w:r>
+        <w:rPr>
+          <w:lang w:val="en-US"/>
+        </w:rPr>
+        <w:t>, Matrix</w:t>
+      </w:r>
     </w:p>
     <w:p>
       <w:pPr>
@@ -1118,6 +1070,178 @@
     </w:p>
     <w:p>
       <w:pPr>
+        <w:pStyle w:val="ListParagraph"/>
+        <w:numPr>
+          <w:ilvl w:val="0"/>
+          <w:numId w:val="22"/>
+        </w:numPr>
+        <w:rPr>
+          <w:lang w:val="en-US"/>
+        </w:rPr>
+      </w:pPr>
+      <w:r>
+        <w:rPr>
+          <w:lang w:val="en-US"/>
+        </w:rPr>
+        <w:t>Ma Trận?</w:t>
+      </w:r>
+    </w:p>
+    <w:p>
+      <w:pPr>
+        <w:pStyle w:val="ListParagraph"/>
+        <w:numPr>
+          <w:ilvl w:val="0"/>
+          <w:numId w:val="12"/>
+        </w:numPr>
+        <w:rPr>
+          <w:lang w:val="en-US"/>
+        </w:rPr>
+      </w:pPr>
+      <w:r>
+        <w:rPr>
+          <w:lang w:val="en-US"/>
+        </w:rPr>
+        <w:t>Tạo 1 ma trận</w:t>
+      </w:r>
+    </w:p>
+    <w:p>
+      <w:pPr>
+        <w:pStyle w:val="ListParagraph"/>
+        <w:pBdr>
+          <w:top w:val="single" w:sz="4" w:space="1" w:color="auto"/>
+          <w:left w:val="single" w:sz="4" w:space="4" w:color="auto"/>
+          <w:bottom w:val="single" w:sz="4" w:space="1" w:color="auto"/>
+          <w:right w:val="single" w:sz="4" w:space="4" w:color="auto"/>
+        </w:pBdr>
+        <w:ind w:left="1080"/>
+        <w:rPr>
+          <w:lang w:val="en-US"/>
+        </w:rPr>
+      </w:pPr>
+      <w:r>
+        <w:rPr>
+          <w:lang w:val="en-US"/>
+        </w:rPr>
+        <w:t>&lt;Ma Trận&gt; = Matrix(&lt;Mảng 2D&gt;)</w:t>
+      </w:r>
+    </w:p>
+    <w:p>
+      <w:pPr>
+        <w:pStyle w:val="ListParagraph"/>
+        <w:numPr>
+          <w:ilvl w:val="0"/>
+          <w:numId w:val="12"/>
+        </w:numPr>
+        <w:rPr>
+          <w:lang w:val="en-US"/>
+        </w:rPr>
+      </w:pPr>
+      <w:r>
+        <w:rPr>
+          <w:lang w:val="en-US"/>
+        </w:rPr>
+        <w:t>Ví dụ</w:t>
+      </w:r>
+    </w:p>
+    <w:p>
+      <w:pPr>
+        <w:pStyle w:val="ListParagraph"/>
+        <w:pBdr>
+          <w:top w:val="single" w:sz="4" w:space="1" w:color="auto"/>
+          <w:left w:val="single" w:sz="4" w:space="4" w:color="auto"/>
+          <w:bottom w:val="single" w:sz="4" w:space="1" w:color="auto"/>
+          <w:right w:val="single" w:sz="4" w:space="4" w:color="auto"/>
+        </w:pBdr>
+        <w:ind w:left="1080"/>
+        <w:rPr>
+          <w:lang w:val="en-US"/>
+        </w:rPr>
+      </w:pPr>
+      <w:r>
+        <w:rPr>
+          <w:lang w:val="en-US"/>
+        </w:rPr>
+        <w:t>foo = Matrix([</w:t>
+      </w:r>
+    </w:p>
+    <w:p>
+      <w:pPr>
+        <w:pStyle w:val="ListParagraph"/>
+        <w:pBdr>
+          <w:top w:val="single" w:sz="4" w:space="1" w:color="auto"/>
+          <w:left w:val="single" w:sz="4" w:space="4" w:color="auto"/>
+          <w:bottom w:val="single" w:sz="4" w:space="1" w:color="auto"/>
+          <w:right w:val="single" w:sz="4" w:space="4" w:color="auto"/>
+        </w:pBdr>
+        <w:ind w:left="1080"/>
+        <w:rPr>
+          <w:lang w:val="en-US"/>
+        </w:rPr>
+      </w:pPr>
+      <w:r>
+        <w:rPr>
+          <w:lang w:val="en-US"/>
+        </w:rPr>
+        <w:t xml:space="preserve">    [1, 2, 3],</w:t>
+      </w:r>
+    </w:p>
+    <w:p>
+      <w:pPr>
+        <w:pStyle w:val="ListParagraph"/>
+        <w:pBdr>
+          <w:top w:val="single" w:sz="4" w:space="1" w:color="auto"/>
+          <w:left w:val="single" w:sz="4" w:space="4" w:color="auto"/>
+          <w:bottom w:val="single" w:sz="4" w:space="1" w:color="auto"/>
+          <w:right w:val="single" w:sz="4" w:space="4" w:color="auto"/>
+        </w:pBdr>
+        <w:ind w:left="1080"/>
+        <w:rPr>
+          <w:lang w:val="en-US"/>
+        </w:rPr>
+      </w:pPr>
+      <w:r>
+        <w:rPr>
+          <w:lang w:val="en-US"/>
+        </w:rPr>
+        <w:t xml:space="preserve">    [5, 6, 7]</w:t>
+      </w:r>
+    </w:p>
+    <w:p>
+      <w:pPr>
+        <w:pStyle w:val="ListParagraph"/>
+        <w:pBdr>
+          <w:top w:val="single" w:sz="4" w:space="1" w:color="auto"/>
+          <w:left w:val="single" w:sz="4" w:space="4" w:color="auto"/>
+          <w:bottom w:val="single" w:sz="4" w:space="1" w:color="auto"/>
+          <w:right w:val="single" w:sz="4" w:space="4" w:color="auto"/>
+        </w:pBdr>
+        <w:ind w:left="1080"/>
+        <w:rPr>
+          <w:lang w:val="en-US"/>
+        </w:rPr>
+      </w:pPr>
+      <w:r>
+        <w:rPr>
+          <w:lang w:val="en-US"/>
+        </w:rPr>
+        <w:lastRenderedPageBreak/>
+        <w:t>])</w:t>
+      </w:r>
+    </w:p>
+    <w:p>
+      <w:pPr>
+        <w:pStyle w:val="ListParagraph"/>
+        <w:numPr>
+          <w:ilvl w:val="0"/>
+          <w:numId w:val="12"/>
+        </w:numPr>
+        <w:rPr>
+          <w:lang w:val="en-US"/>
+        </w:rPr>
+      </w:pPr>
+    </w:p>
+    <w:p>
+      <w:pPr>
         <w:rPr>
           <w:lang w:val="en-US"/>
         </w:rPr>
@@ -1229,7 +1353,6 @@
         <w:rPr>
           <w:lang w:val="en-US"/>
         </w:rPr>
-        <w:lastRenderedPageBreak/>
         <w:t>&lt;List Các Object&gt; = context.selected_objects</w:t>
       </w:r>
     </w:p>
@@ -1543,13 +1666,7 @@
               <w:rPr>
                 <w:lang w:val="en-US"/>
               </w:rPr>
-              <w:t>DE</w:t>
-            </w:r>
-            <w:r>
-              <w:rPr>
-                <w:lang w:val="en-US"/>
-              </w:rPr>
-              <w:t>SELECT</w:t>
+              <w:t>DESELECT</w:t>
             </w:r>
             <w:r>
               <w:rPr>
@@ -1577,13 +1694,7 @@
               <w:rPr>
                 <w:lang w:val="en-US"/>
               </w:rPr>
-              <w:t>Bỏ c</w:t>
-            </w:r>
-            <w:r>
-              <w:rPr>
-                <w:lang w:val="en-US"/>
-              </w:rPr>
-              <w:t xml:space="preserve">họn tất cả </w:t>
+              <w:t xml:space="preserve">Bỏ chọn tất cả </w:t>
             </w:r>
             <w:r>
               <w:rPr>
@@ -1759,13 +1870,7 @@
               <w:rPr>
                 <w:lang w:val="en-US"/>
               </w:rPr>
-              <w:t xml:space="preserve"> </w:t>
-            </w:r>
-            <w:r>
-              <w:rPr>
-                <w:lang w:val="en-US"/>
-              </w:rPr>
-              <w:t xml:space="preserve">không được chọn và bỏ chọn tất cả </w:t>
+              <w:t xml:space="preserve"> không được chọn và bỏ chọn tất cả </w:t>
             </w:r>
             <w:r>
               <w:rPr>
@@ -2279,6 +2384,7 @@
         <w:rPr>
           <w:lang w:val="en-US"/>
         </w:rPr>
+        <w:lastRenderedPageBreak/>
         <w:t>&lt;Đỉnh&gt; = &lt;Các Đỉnh&gt;[&lt;Index&gt;]</w:t>
       </w:r>
     </w:p>
@@ -2432,115 +2538,417 @@
         <w:rPr>
           <w:lang w:val="en-US"/>
         </w:rPr>
+        <w:t>Dùng ma trận này để chuyển đổi hệ quy chiếu Local thành Global</w:t>
+      </w:r>
+    </w:p>
+    <w:p>
+      <w:pPr>
+        <w:pStyle w:val="ListParagraph"/>
+        <w:pBdr>
+          <w:top w:val="single" w:sz="4" w:space="1" w:color="auto"/>
+          <w:left w:val="single" w:sz="4" w:space="4" w:color="auto"/>
+          <w:bottom w:val="single" w:sz="4" w:space="1" w:color="auto"/>
+          <w:right w:val="single" w:sz="4" w:space="4" w:color="auto"/>
+        </w:pBdr>
+        <w:ind w:left="1080"/>
+        <w:rPr>
+          <w:lang w:val="en-US"/>
+        </w:rPr>
+      </w:pPr>
+      <w:r>
+        <w:rPr>
+          <w:lang w:val="en-US"/>
+        </w:rPr>
+        <w:t xml:space="preserve">&lt;Tọa Độ Đỉnh Global&gt; = </w:t>
+      </w:r>
+      <w:r>
+        <w:rPr>
+          <w:lang w:val="en-US"/>
+        </w:rPr>
+        <w:t>&lt;</w:t>
+      </w:r>
+      <w:r>
+        <w:rPr>
+          <w:lang w:val="en-US"/>
+        </w:rPr>
+        <w:t xml:space="preserve">Ma </w:t>
+      </w:r>
+      <w:r>
+        <w:rPr>
+          <w:lang w:val="en-US"/>
+        </w:rPr>
+        <w:t xml:space="preserve">Trận </w:t>
+      </w:r>
+      <w:r>
+        <w:rPr>
+          <w:lang w:val="en-US"/>
+        </w:rPr>
+        <w:t>Object&gt; @ &lt;Tọa Độ Đỉnh Local&gt;</w:t>
+      </w:r>
+    </w:p>
+    <w:p>
+      <w:pPr>
+        <w:pStyle w:val="ListParagraph"/>
+        <w:numPr>
+          <w:ilvl w:val="0"/>
+          <w:numId w:val="12"/>
+        </w:numPr>
+        <w:rPr>
+          <w:lang w:val="en-US"/>
+        </w:rPr>
+      </w:pPr>
+    </w:p>
+    <w:p>
+      <w:pPr>
+        <w:rPr>
+          <w:lang w:val="en-US"/>
+        </w:rPr>
+      </w:pPr>
+    </w:p>
+    <w:p>
+      <w:pPr>
+        <w:rPr>
+          <w:lang w:val="en-US"/>
+        </w:rPr>
+      </w:pPr>
+      <w:r>
+        <w:rPr>
+          <w:lang w:val="en-US"/>
+        </w:rPr>
+        <w:t>Code – Viết Mã:</w:t>
+      </w:r>
+    </w:p>
+    <w:p>
+      <w:pPr>
+        <w:pStyle w:val="ListParagraph"/>
+        <w:numPr>
+          <w:ilvl w:val="0"/>
+          <w:numId w:val="3"/>
+        </w:numPr>
+        <w:rPr>
+          <w:lang w:val="en-US"/>
+        </w:rPr>
+      </w:pPr>
+      <w:r>
+        <w:rPr>
+          <w:lang w:val="en-US"/>
+        </w:rPr>
+        <w:t>Cách Dùng Chat GPT Viết Hộ Mã?</w:t>
+      </w:r>
+    </w:p>
+    <w:p>
+      <w:pPr>
+        <w:pStyle w:val="ListParagraph"/>
+        <w:numPr>
+          <w:ilvl w:val="0"/>
+          <w:numId w:val="4"/>
+        </w:numPr>
+        <w:rPr>
+          <w:lang w:val="en-US"/>
+        </w:rPr>
+      </w:pPr>
+      <w:r>
+        <w:rPr>
+          <w:lang w:val="en-US"/>
+        </w:rPr>
+        <w:t>Sau khi hỏi Chat GPT nhờ nó viết mã cho Blender 2.7 thì nhấn nút Copy</w:t>
+      </w:r>
+      <w:r>
+        <w:rPr>
+          <w:lang w:val="en-US"/>
+        </w:rPr>
+        <w:t xml:space="preserve"> Code</w:t>
+      </w:r>
+      <w:r>
+        <w:rPr>
+          <w:lang w:val="en-US"/>
+        </w:rPr>
+        <w:t xml:space="preserve"> ở tiêu đề đoạn Code nó viết rồi Paste vào Blender </w:t>
+      </w:r>
+    </w:p>
+    <w:p>
+      <w:pPr>
+        <w:rPr>
+          <w:lang w:val="en-US"/>
+        </w:rPr>
+      </w:pPr>
+    </w:p>
+    <w:p>
+      <w:pPr>
+        <w:rPr>
+          <w:lang w:val="en-US"/>
+        </w:rPr>
+      </w:pPr>
+      <w:r>
+        <w:rPr>
+          <w:lang w:val="en-US"/>
+        </w:rPr>
+        <w:t>Modifier:</w:t>
+      </w:r>
+    </w:p>
+    <w:p>
+      <w:pPr>
+        <w:pStyle w:val="ListParagraph"/>
+        <w:numPr>
+          <w:ilvl w:val="0"/>
+          <w:numId w:val="5"/>
+        </w:numPr>
+        <w:rPr>
+          <w:lang w:val="en-US"/>
+        </w:rPr>
+      </w:pPr>
+      <w:r>
+        <w:rPr>
+          <w:lang w:val="en-US"/>
+        </w:rPr>
+        <w:t>Tạo 1 Đống Hình Lập Phương Sao Cho Chúng Tạo Thành Hình Hộp Chữ Nhật?</w:t>
+      </w:r>
+    </w:p>
+    <w:p>
+      <w:pPr>
+        <w:pStyle w:val="ListParagraph"/>
+        <w:numPr>
+          <w:ilvl w:val="0"/>
+          <w:numId w:val="4"/>
+        </w:numPr>
+        <w:rPr>
+          <w:lang w:val="en-US"/>
+        </w:rPr>
+      </w:pPr>
+      <w:r>
+        <w:rPr>
+          <w:lang w:val="en-US"/>
+        </w:rPr>
+        <w:t>Dùng Array Modifier</w:t>
+      </w:r>
+    </w:p>
+    <w:p>
+      <w:pPr>
+        <w:rPr>
+          <w:lang w:val="en-US"/>
+        </w:rPr>
+      </w:pPr>
+    </w:p>
+    <w:p>
+      <w:pPr>
+        <w:rPr>
+          <w:lang w:val="en-US"/>
+        </w:rPr>
+      </w:pPr>
+      <w:r>
+        <w:rPr>
+          <w:lang w:val="en-US"/>
+        </w:rPr>
+        <w:t>Graph:</w:t>
+      </w:r>
+    </w:p>
+    <w:p>
+      <w:pPr>
+        <w:pStyle w:val="ListParagraph"/>
+        <w:numPr>
+          <w:ilvl w:val="0"/>
+          <w:numId w:val="7"/>
+        </w:numPr>
+        <w:rPr>
+          <w:lang w:val="en-US"/>
+        </w:rPr>
+      </w:pPr>
+      <w:r>
+        <w:rPr>
+          <w:lang w:val="en-US"/>
+        </w:rPr>
+        <w:t xml:space="preserve">Offset </w:t>
+      </w:r>
+      <w:r>
+        <w:rPr>
+          <w:lang w:val="en-US"/>
+        </w:rPr>
+        <w:t xml:space="preserve">1 đường </w:t>
+      </w:r>
+      <w:r>
+        <w:rPr>
+          <w:lang w:val="en-US"/>
+        </w:rPr>
+        <w:t>Đồ Thị Lên Xuống 1 Khoảng Nào Đó?</w:t>
+      </w:r>
+    </w:p>
+    <w:p>
+      <w:pPr>
+        <w:pStyle w:val="ListParagraph"/>
+        <w:numPr>
+          <w:ilvl w:val="0"/>
+          <w:numId w:val="4"/>
+        </w:numPr>
+        <w:rPr>
+          <w:lang w:val="en-US"/>
+        </w:rPr>
+      </w:pPr>
+      <w:r>
+        <w:rPr>
+          <w:lang w:val="en-US"/>
+        </w:rPr>
+        <w:t>Chọn tất cả Key Frame của</w:t>
+      </w:r>
+      <w:r>
+        <w:rPr>
+          <w:lang w:val="en-US"/>
+        </w:rPr>
+        <w:t xml:space="preserve"> đường</w:t>
+      </w:r>
+      <w:r>
+        <w:rPr>
+          <w:lang w:val="en-US"/>
+        </w:rPr>
+        <w:t xml:space="preserve"> đồ thị + nhấn phím “G” + “Y” + nhập giá trị Offset</w:t>
+      </w:r>
+    </w:p>
+    <w:p>
+      <w:pPr>
+        <w:pStyle w:val="ListParagraph"/>
+        <w:numPr>
+          <w:ilvl w:val="0"/>
+          <w:numId w:val="7"/>
+        </w:numPr>
+        <w:rPr>
+          <w:lang w:val="en-US"/>
+        </w:rPr>
+      </w:pPr>
+      <w:r>
+        <w:rPr>
+          <w:lang w:val="en-US"/>
+        </w:rPr>
+        <w:t>Cách Chọn Tất Cả Key Frame Của 1 Đường Đồ Thị?</w:t>
+      </w:r>
+    </w:p>
+    <w:p>
+      <w:pPr>
+        <w:pStyle w:val="ListParagraph"/>
+        <w:numPr>
+          <w:ilvl w:val="0"/>
+          <w:numId w:val="4"/>
+        </w:numPr>
+        <w:rPr>
+          <w:lang w:val="en-US"/>
+        </w:rPr>
+      </w:pPr>
+      <w:r>
+        <w:rPr>
+          <w:lang w:val="en-US"/>
+        </w:rPr>
+        <w:t>Ẩn toàn bộ đường đồ thị = cách nhấn hình con mắt + hiện đường đồ thị muốn chọn Keyframe = cách nhấn lại hình con mắt của đồ thị đó + nhấn phím “A”</w:t>
+      </w:r>
+    </w:p>
+    <w:p>
+      <w:pPr>
+        <w:rPr>
+          <w:lang w:val="en-US"/>
+        </w:rPr>
+      </w:pPr>
+    </w:p>
+    <w:p>
+      <w:pPr>
+        <w:rPr>
+          <w:lang w:val="en-US"/>
+        </w:rPr>
+      </w:pPr>
+      <w:r>
+        <w:rPr>
+          <w:lang w:val="en-US"/>
+        </w:rPr>
+        <w:t>Material:</w:t>
+      </w:r>
+    </w:p>
+    <w:p>
+      <w:pPr>
+        <w:pStyle w:val="ListParagraph"/>
+        <w:numPr>
+          <w:ilvl w:val="0"/>
+          <w:numId w:val="8"/>
+        </w:numPr>
+        <w:rPr>
+          <w:lang w:val="en-US"/>
+        </w:rPr>
+      </w:pPr>
+      <w:r>
+        <w:rPr>
+          <w:lang w:val="en-US"/>
+        </w:rPr>
+        <w:t>Áp Dụng Tất Cả Material Của 1 Đối Tượng Cho Nhiều Đối Tượng Khác?</w:t>
+      </w:r>
+    </w:p>
+    <w:p>
+      <w:pPr>
+        <w:pStyle w:val="ListParagraph"/>
+        <w:numPr>
+          <w:ilvl w:val="0"/>
+          <w:numId w:val="4"/>
+        </w:numPr>
+        <w:rPr>
+          <w:lang w:val="en-US"/>
+        </w:rPr>
+      </w:pPr>
+      <w:r>
+        <w:rPr>
+          <w:lang w:val="en-US"/>
+        </w:rPr>
+        <w:t>Chọn tất cả đối tượng muốn áp dụng Material sao cho đối tượng chứa Material gốc được chọn cuối cùng + vào Tab “Object” + chọn thẻ “Make Links” + Click “Materials”</w:t>
+      </w:r>
+    </w:p>
+    <w:p>
+      <w:pPr>
+        <w:pStyle w:val="ListParagraph"/>
+        <w:numPr>
+          <w:ilvl w:val="0"/>
+          <w:numId w:val="4"/>
+        </w:numPr>
+        <w:rPr>
+          <w:lang w:val="en-US"/>
+        </w:rPr>
+      </w:pPr>
+      <w:r>
+        <w:rPr>
+          <w:lang w:val="en-US"/>
+        </w:rPr>
+        <w:t>Khi này, bộ Material của tất cả đối tượng sẽ y đúc nhau</w:t>
+      </w:r>
+    </w:p>
+    <w:p>
+      <w:pPr>
+        <w:rPr>
+          <w:lang w:val="en-US"/>
+        </w:rPr>
+      </w:pPr>
+    </w:p>
+    <w:p>
+      <w:pPr>
+        <w:rPr>
+          <w:lang w:val="en-US"/>
+        </w:rPr>
+      </w:pPr>
+      <w:r>
+        <w:rPr>
+          <w:lang w:val="en-US"/>
+        </w:rPr>
+        <w:t>Object:</w:t>
+      </w:r>
+    </w:p>
+    <w:p>
+      <w:pPr>
+        <w:pStyle w:val="ListParagraph"/>
+        <w:numPr>
+          <w:ilvl w:val="0"/>
+          <w:numId w:val="10"/>
+        </w:numPr>
+        <w:rPr>
+          <w:lang w:val="en-US"/>
+        </w:rPr>
+      </w:pPr>
+      <w:r>
+        <w:rPr>
+          <w:lang w:val="en-US"/>
+        </w:rPr>
         <w:lastRenderedPageBreak/>
-        <w:t>Dùng ma trận này để chuyển đổi hệ quy chiếu Local thành Global</w:t>
-      </w:r>
-    </w:p>
-    <w:p>
-      <w:pPr>
-        <w:pStyle w:val="ListParagraph"/>
-        <w:pBdr>
-          <w:top w:val="single" w:sz="4" w:space="1" w:color="auto"/>
-          <w:left w:val="single" w:sz="4" w:space="4" w:color="auto"/>
-          <w:bottom w:val="single" w:sz="4" w:space="1" w:color="auto"/>
-          <w:right w:val="single" w:sz="4" w:space="4" w:color="auto"/>
-        </w:pBdr>
-        <w:ind w:left="1080"/>
-        <w:rPr>
-          <w:lang w:val="en-US"/>
-        </w:rPr>
-      </w:pPr>
-      <w:r>
-        <w:rPr>
-          <w:lang w:val="en-US"/>
-        </w:rPr>
-        <w:t xml:space="preserve">&lt;Tọa Độ Đỉnh Global&gt; = </w:t>
-      </w:r>
-      <w:r>
-        <w:rPr>
-          <w:lang w:val="en-US"/>
-        </w:rPr>
-        <w:t>&lt;</w:t>
-      </w:r>
-      <w:r>
-        <w:rPr>
-          <w:lang w:val="en-US"/>
-        </w:rPr>
-        <w:t xml:space="preserve">Ma </w:t>
-      </w:r>
-      <w:r>
-        <w:rPr>
-          <w:lang w:val="en-US"/>
-        </w:rPr>
-        <w:t xml:space="preserve">Trận </w:t>
-      </w:r>
-      <w:r>
-        <w:rPr>
-          <w:lang w:val="en-US"/>
-        </w:rPr>
-        <w:t>Object&gt; @ &lt;</w:t>
-      </w:r>
-      <w:r>
-        <w:rPr>
-          <w:lang w:val="en-US"/>
-        </w:rPr>
-        <w:t>Tọa Độ Đỉnh Local</w:t>
-      </w:r>
-      <w:r>
-        <w:rPr>
-          <w:lang w:val="en-US"/>
-        </w:rPr>
-        <w:t>&gt;</w:t>
-      </w:r>
-    </w:p>
-    <w:p>
-      <w:pPr>
-        <w:pStyle w:val="ListParagraph"/>
-        <w:numPr>
-          <w:ilvl w:val="0"/>
-          <w:numId w:val="12"/>
-        </w:numPr>
-        <w:rPr>
-          <w:lang w:val="en-US"/>
-        </w:rPr>
-      </w:pPr>
-    </w:p>
-    <w:p>
-      <w:pPr>
-        <w:rPr>
-          <w:lang w:val="en-US"/>
-        </w:rPr>
-      </w:pPr>
-    </w:p>
-    <w:p>
-      <w:pPr>
-        <w:rPr>
-          <w:lang w:val="en-US"/>
-        </w:rPr>
-      </w:pPr>
-      <w:r>
-        <w:rPr>
-          <w:lang w:val="en-US"/>
-        </w:rPr>
-        <w:t>Code – Viết Mã:</w:t>
-      </w:r>
-    </w:p>
-    <w:p>
-      <w:pPr>
-        <w:pStyle w:val="ListParagraph"/>
-        <w:numPr>
-          <w:ilvl w:val="0"/>
-          <w:numId w:val="3"/>
-        </w:numPr>
-        <w:rPr>
-          <w:lang w:val="en-US"/>
-        </w:rPr>
-      </w:pPr>
-      <w:r>
-        <w:rPr>
-          <w:lang w:val="en-US"/>
-        </w:rPr>
-        <w:t>Cách Dùng Chat GPT Viết Hộ Mã?</w:t>
+        <w:t>Cách Thế Nhiều Object Thành 1 Object Nào Đó</w:t>
       </w:r>
     </w:p>
     <w:p>
@@ -2558,57 +2966,25 @@
         <w:rPr>
           <w:lang w:val="en-US"/>
         </w:rPr>
-        <w:t>Sau khi hỏi Chat GPT nhờ nó viết mã cho Blender 2.7 thì nhấn nút Copy</w:t>
-      </w:r>
-      <w:r>
-        <w:rPr>
-          <w:lang w:val="en-US"/>
-        </w:rPr>
-        <w:t xml:space="preserve"> Code</w:t>
-      </w:r>
-      <w:r>
-        <w:rPr>
-          <w:lang w:val="en-US"/>
-        </w:rPr>
-        <w:t xml:space="preserve"> ở tiêu đề đoạn Code nó viết rồi Paste vào Blender </w:t>
-      </w:r>
-    </w:p>
-    <w:p>
-      <w:pPr>
-        <w:rPr>
-          <w:lang w:val="en-US"/>
-        </w:rPr>
-      </w:pPr>
-    </w:p>
-    <w:p>
-      <w:pPr>
-        <w:rPr>
-          <w:lang w:val="en-US"/>
-        </w:rPr>
-      </w:pPr>
-      <w:r>
-        <w:rPr>
-          <w:lang w:val="en-US"/>
-        </w:rPr>
-        <w:t>Modifier:</w:t>
-      </w:r>
-    </w:p>
-    <w:p>
-      <w:pPr>
-        <w:pStyle w:val="ListParagraph"/>
-        <w:numPr>
-          <w:ilvl w:val="0"/>
-          <w:numId w:val="5"/>
-        </w:numPr>
-        <w:rPr>
-          <w:lang w:val="en-US"/>
-        </w:rPr>
-      </w:pPr>
-      <w:r>
-        <w:rPr>
-          <w:lang w:val="en-US"/>
-        </w:rPr>
-        <w:t>Tạo 1 Đống Hình Lập Phương Sao Cho Chúng Tạo Thành Hình Hộp Chữ Nhật?</w:t>
+        <w:t>Chọn tất cả Object muốn thế sao cho Object dùng để thế được chọn cuối cùng + vào Tab “Object” + chọn thẻ “Make Links” + Click “Object Data”</w:t>
+      </w:r>
+    </w:p>
+    <w:p>
+      <w:pPr>
+        <w:pStyle w:val="ListParagraph"/>
+        <w:numPr>
+          <w:ilvl w:val="0"/>
+          <w:numId w:val="10"/>
+        </w:numPr>
+        <w:rPr>
+          <w:lang w:val="en-US"/>
+        </w:rPr>
+      </w:pPr>
+      <w:r>
+        <w:rPr>
+          <w:lang w:val="en-US"/>
+        </w:rPr>
+        <w:t>Cách Copy Vị Trí Của 1 Object Cho Nhiều Object Khác?</w:t>
       </w:r>
     </w:p>
     <w:p>
@@ -2626,57 +3002,51 @@
         <w:rPr>
           <w:lang w:val="en-US"/>
         </w:rPr>
-        <w:t>Dùng Array Modifier</w:t>
-      </w:r>
-    </w:p>
-    <w:p>
-      <w:pPr>
-        <w:rPr>
-          <w:lang w:val="en-US"/>
-        </w:rPr>
-      </w:pPr>
-    </w:p>
-    <w:p>
-      <w:pPr>
-        <w:rPr>
-          <w:lang w:val="en-US"/>
-        </w:rPr>
-      </w:pPr>
-      <w:r>
-        <w:rPr>
-          <w:lang w:val="en-US"/>
-        </w:rPr>
-        <w:t>Graph:</w:t>
-      </w:r>
-    </w:p>
-    <w:p>
-      <w:pPr>
-        <w:pStyle w:val="ListParagraph"/>
-        <w:numPr>
-          <w:ilvl w:val="0"/>
-          <w:numId w:val="7"/>
-        </w:numPr>
-        <w:rPr>
-          <w:lang w:val="en-US"/>
-        </w:rPr>
-      </w:pPr>
-      <w:r>
-        <w:rPr>
-          <w:lang w:val="en-US"/>
-        </w:rPr>
-        <w:t xml:space="preserve">Offset </w:t>
-      </w:r>
-      <w:r>
-        <w:rPr>
-          <w:lang w:val="en-US"/>
-        </w:rPr>
-        <w:t xml:space="preserve">1 đường </w:t>
-      </w:r>
-      <w:r>
-        <w:rPr>
-          <w:lang w:val="en-US"/>
-        </w:rPr>
-        <w:t>Đồ Thị Lên Xuống 1 Khoảng Nào Đó?</w:t>
+        <w:t>Chọn tất cả Object sao cho Object có vị trí dùng để Copy được chọn cuối cùng + nhấn “Ctrl” + “C” + chọn “Copy Location”</w:t>
+      </w:r>
+    </w:p>
+    <w:p>
+      <w:pPr>
+        <w:rPr>
+          <w:lang w:val="en-US"/>
+        </w:rPr>
+      </w:pPr>
+    </w:p>
+    <w:p>
+      <w:pPr>
+        <w:rPr>
+          <w:lang w:val="en-US"/>
+        </w:rPr>
+      </w:pPr>
+      <w:r>
+        <w:rPr>
+          <w:lang w:val="en-US"/>
+        </w:rPr>
+        <w:t>Render:</w:t>
+      </w:r>
+    </w:p>
+    <w:p>
+      <w:pPr>
+        <w:pStyle w:val="ListParagraph"/>
+        <w:numPr>
+          <w:ilvl w:val="0"/>
+          <w:numId w:val="9"/>
+        </w:numPr>
+        <w:rPr>
+          <w:lang w:val="en-US"/>
+        </w:rPr>
+      </w:pPr>
+      <w:r>
+        <w:rPr>
+          <w:lang w:val="en-US"/>
+        </w:rPr>
+        <w:t xml:space="preserve">Các </w:t>
+      </w:r>
+      <w:r>
+        <w:rPr>
+          <w:lang w:val="en-US"/>
+        </w:rPr>
+        <w:t>Thông Số Cần Điều Chỉnh?</w:t>
       </w:r>
     </w:p>
     <w:p>
@@ -2694,37 +3064,7 @@
         <w:rPr>
           <w:lang w:val="en-US"/>
         </w:rPr>
-        <w:t>Chọn tất cả Key Frame của</w:t>
-      </w:r>
-      <w:r>
-        <w:rPr>
-          <w:lang w:val="en-US"/>
-        </w:rPr>
-        <w:t xml:space="preserve"> đường</w:t>
-      </w:r>
-      <w:r>
-        <w:rPr>
-          <w:lang w:val="en-US"/>
-        </w:rPr>
-        <w:t xml:space="preserve"> đồ thị + nhấn phím “G” + “Y” + nhập giá trị Offset</w:t>
-      </w:r>
-    </w:p>
-    <w:p>
-      <w:pPr>
-        <w:pStyle w:val="ListParagraph"/>
-        <w:numPr>
-          <w:ilvl w:val="0"/>
-          <w:numId w:val="7"/>
-        </w:numPr>
-        <w:rPr>
-          <w:lang w:val="en-US"/>
-        </w:rPr>
-      </w:pPr>
-      <w:r>
-        <w:rPr>
-          <w:lang w:val="en-US"/>
-        </w:rPr>
-        <w:t>Cách Chọn Tất Cả Key Frame Của 1 Đường Đồ Thị?</w:t>
+        <w:t>Bỏ Tick “Open Shading Language” để Render nhanh hơn</w:t>
       </w:r>
     </w:p>
     <w:p>
@@ -2742,45 +3082,13 @@
         <w:rPr>
           <w:lang w:val="en-US"/>
         </w:rPr>
-        <w:t>Ẩn toàn bộ đường đồ thị = cách nhấn hình con mắt + hiện đường đồ thị muốn chọn Keyframe = cách nhấn lại hình con mắt của đồ thị đó + nhấn phím “A”</w:t>
-      </w:r>
-    </w:p>
-    <w:p>
-      <w:pPr>
-        <w:rPr>
-          <w:lang w:val="en-US"/>
-        </w:rPr>
-      </w:pPr>
-    </w:p>
-    <w:p>
-      <w:pPr>
-        <w:rPr>
-          <w:lang w:val="en-US"/>
-        </w:rPr>
-      </w:pPr>
-      <w:r>
-        <w:rPr>
-          <w:lang w:val="en-US"/>
-        </w:rPr>
-        <w:t>Material:</w:t>
-      </w:r>
-    </w:p>
-    <w:p>
-      <w:pPr>
-        <w:pStyle w:val="ListParagraph"/>
-        <w:numPr>
-          <w:ilvl w:val="0"/>
-          <w:numId w:val="8"/>
-        </w:numPr>
-        <w:rPr>
-          <w:lang w:val="en-US"/>
-        </w:rPr>
-      </w:pPr>
-      <w:r>
-        <w:rPr>
-          <w:lang w:val="en-US"/>
-        </w:rPr>
-        <w:t>Áp Dụng Tất Cả Material Của 1 Đối Tượng Cho Nhiều Đối Tượng Khác?</w:t>
+        <w:t>“Start Frame” và “End Frame”</w:t>
+      </w:r>
+      <w:r>
+        <w:rPr>
+          <w:lang w:val="en-US"/>
+        </w:rPr>
+        <w:t xml:space="preserve"> sẽ xác định ta Render trong khoảng nào</w:t>
       </w:r>
     </w:p>
     <w:p>
@@ -2798,7 +3106,7 @@
         <w:rPr>
           <w:lang w:val="en-US"/>
         </w:rPr>
-        <w:t>Chọn tất cả đối tượng muốn áp dụng Material sao cho đối tượng chứa Material gốc được chọn cuối cùng + vào Tab “Object” + chọn thẻ “Make Links” + Click “Materials”</w:t>
+        <w:t>Ví dụ</w:t>
       </w:r>
     </w:p>
     <w:p>
@@ -2816,45 +3124,7 @@
         <w:rPr>
           <w:lang w:val="en-US"/>
         </w:rPr>
-        <w:t>Khi này, bộ Material của tất cả đối tượng sẽ y đúc nhau</w:t>
-      </w:r>
-    </w:p>
-    <w:p>
-      <w:pPr>
-        <w:rPr>
-          <w:lang w:val="en-US"/>
-        </w:rPr>
-      </w:pPr>
-    </w:p>
-    <w:p>
-      <w:pPr>
-        <w:rPr>
-          <w:lang w:val="en-US"/>
-        </w:rPr>
-      </w:pPr>
-      <w:r>
-        <w:rPr>
-          <w:lang w:val="en-US"/>
-        </w:rPr>
-        <w:t>Object:</w:t>
-      </w:r>
-    </w:p>
-    <w:p>
-      <w:pPr>
-        <w:pStyle w:val="ListParagraph"/>
-        <w:numPr>
-          <w:ilvl w:val="0"/>
-          <w:numId w:val="10"/>
-        </w:numPr>
-        <w:rPr>
-          <w:lang w:val="en-US"/>
-        </w:rPr>
-      </w:pPr>
-      <w:r>
-        <w:rPr>
-          <w:lang w:val="en-US"/>
-        </w:rPr>
-        <w:t>Cách Thế Nhiều Object Thành 1 Object Nào Đó</w:t>
+        <w:t>“Start Frame” = 3, “End Frame” = 7, thì các Frame được Render là 3, 4, 5, 6, 7</w:t>
       </w:r>
     </w:p>
     <w:p>
@@ -2872,25 +3142,7 @@
         <w:rPr>
           <w:lang w:val="en-US"/>
         </w:rPr>
-        <w:t>Chọn tất cả Object muốn thế sao cho Object dùng để thế được chọn cuối cùng + vào Tab “Object” + chọn thẻ “Make Links” + Click “Object Data”</w:t>
-      </w:r>
-    </w:p>
-    <w:p>
-      <w:pPr>
-        <w:pStyle w:val="ListParagraph"/>
-        <w:numPr>
-          <w:ilvl w:val="0"/>
-          <w:numId w:val="10"/>
-        </w:numPr>
-        <w:rPr>
-          <w:lang w:val="en-US"/>
-        </w:rPr>
-      </w:pPr>
-      <w:r>
-        <w:rPr>
-          <w:lang w:val="en-US"/>
-        </w:rPr>
-        <w:t>Cách Copy Vị Trí Của 1 Object Cho Nhiều Object Khác?</w:t>
+        <w:t>“Output File Path” sẽ xác định ta lưu File ở đâu, với tên gì</w:t>
       </w:r>
     </w:p>
     <w:p>
@@ -2908,18 +3160,1475 @@
         <w:rPr>
           <w:lang w:val="en-US"/>
         </w:rPr>
-        <w:t>Chọn tất cả Object sao cho Object có vị trí dùng để Copy được chọn cuối cùng + nhấn “Ctrl” + “C” + chọn “Copy Location”</w:t>
-      </w:r>
-    </w:p>
-    <w:p>
-      <w:pPr>
-        <w:rPr>
-          <w:lang w:val="en-US"/>
-        </w:rPr>
-      </w:pPr>
-    </w:p>
-    <w:p>
-      <w:pPr>
+        <w:t>Ví dụ</w:t>
+      </w:r>
+    </w:p>
+    <w:p>
+      <w:pPr>
+        <w:pStyle w:val="ListParagraph"/>
+        <w:numPr>
+          <w:ilvl w:val="0"/>
+          <w:numId w:val="4"/>
+        </w:numPr>
+        <w:rPr>
+          <w:lang w:val="en-US"/>
+        </w:rPr>
+      </w:pPr>
+      <w:r>
+        <w:rPr>
+          <w:lang w:val="en-US"/>
+        </w:rPr>
+        <w:t>“Output File Path” = “D:/foo” thì đường dẫn tới ảnh là “D:/foo.png”</w:t>
+      </w:r>
+    </w:p>
+    <w:p>
+      <w:pPr>
+        <w:pStyle w:val="ListParagraph"/>
+        <w:numPr>
+          <w:ilvl w:val="0"/>
+          <w:numId w:val="4"/>
+        </w:numPr>
+        <w:rPr>
+          <w:lang w:val="en-US"/>
+        </w:rPr>
+      </w:pPr>
+      <w:r>
+        <w:rPr>
+          <w:lang w:val="en-US"/>
+        </w:rPr>
+        <w:t>“Render Samples” xác định độ chống nhiễu, đặt thấp thôi, = 10 là được</w:t>
+      </w:r>
+    </w:p>
+    <w:p>
+      <w:pPr>
+        <w:pStyle w:val="ListParagraph"/>
+        <w:numPr>
+          <w:ilvl w:val="0"/>
+          <w:numId w:val="4"/>
+        </w:numPr>
+        <w:rPr>
+          <w:lang w:val="en-US"/>
+        </w:rPr>
+      </w:pPr>
+      <w:r>
+        <w:rPr>
+          <w:lang w:val="en-US"/>
+        </w:rPr>
+        <w:t>Bỏ Tick “Caustics” để Render nhanh hơn</w:t>
+      </w:r>
+    </w:p>
+    <w:p>
+      <w:pPr>
+        <w:pStyle w:val="ListParagraph"/>
+        <w:numPr>
+          <w:ilvl w:val="0"/>
+          <w:numId w:val="4"/>
+        </w:numPr>
+        <w:rPr>
+          <w:lang w:val="en-US"/>
+        </w:rPr>
+      </w:pPr>
+      <w:r>
+        <w:rPr>
+          <w:lang w:val="en-US"/>
+        </w:rPr>
+        <w:t>“Tiles” xác định 1 ô Render rộng bao nhiêu, đặt 512 x 512 cho nhanh</w:t>
+      </w:r>
+    </w:p>
+    <w:p>
+      <w:pPr>
+        <w:pStyle w:val="ListParagraph"/>
+        <w:numPr>
+          <w:ilvl w:val="0"/>
+          <w:numId w:val="9"/>
+        </w:numPr>
+        <w:rPr>
+          <w:lang w:val="en-US"/>
+        </w:rPr>
+      </w:pPr>
+      <w:r>
+        <w:rPr>
+          <w:lang w:val="en-US"/>
+        </w:rPr>
+        <w:t>Cách Render 1 Phần Của Khung Ảnh Và Những Phần Còn Lại Trong Suốt?</w:t>
+      </w:r>
+    </w:p>
+    <w:p>
+      <w:pPr>
+        <w:pStyle w:val="ListParagraph"/>
+        <w:numPr>
+          <w:ilvl w:val="0"/>
+          <w:numId w:val="4"/>
+        </w:numPr>
+        <w:rPr>
+          <w:lang w:val="en-US"/>
+        </w:rPr>
+      </w:pPr>
+      <w:r>
+        <w:rPr>
+          <w:lang w:val="en-US"/>
+        </w:rPr>
+        <w:t>Nhấn “0”</w:t>
+      </w:r>
+      <w:r>
+        <w:rPr>
+          <w:lang w:val="en-US"/>
+        </w:rPr>
+        <w:t xml:space="preserve"> để chuyển sang Camera</w:t>
+      </w:r>
+      <w:r>
+        <w:rPr>
+          <w:lang w:val="en-US"/>
+        </w:rPr>
+        <w:t xml:space="preserve"> + nhấn “Ctrl” + “B” + kéo thả để xác định phần cần Render + vào Tab “Render” + Tick “Border” + tiến hành Render</w:t>
+      </w:r>
+    </w:p>
+    <w:p>
+      <w:pPr>
+        <w:pStyle w:val="ListParagraph"/>
+        <w:numPr>
+          <w:ilvl w:val="0"/>
+          <w:numId w:val="4"/>
+        </w:numPr>
+        <w:rPr>
+          <w:lang w:val="en-US"/>
+        </w:rPr>
+      </w:pPr>
+      <w:r>
+        <w:rPr>
+          <w:lang w:val="en-US"/>
+        </w:rPr>
+        <w:t>Để trở lại như cũ, nhấn</w:t>
+      </w:r>
+      <w:r>
+        <w:rPr>
+          <w:lang w:val="en-US"/>
+        </w:rPr>
+        <w:t xml:space="preserve"> “0” để chuyển sang Camera + nhấn</w:t>
+      </w:r>
+      <w:r>
+        <w:rPr>
+          <w:lang w:val="en-US"/>
+        </w:rPr>
+        <w:t xml:space="preserve"> “Ctrl” + “Alt” + “B”</w:t>
+      </w:r>
+    </w:p>
+    <w:p>
+      <w:pPr>
+        <w:rPr>
+          <w:lang w:val="en-US"/>
+        </w:rPr>
+      </w:pPr>
+    </w:p>
+    <w:p>
+      <w:pPr>
+        <w:rPr>
+          <w:lang w:val="en-US"/>
+        </w:rPr>
+      </w:pPr>
+      <w:r>
+        <w:rPr>
+          <w:lang w:val="en-US"/>
+        </w:rPr>
+        <w:t>Short Cuts</w:t>
+      </w:r>
+      <w:r>
+        <w:rPr>
+          <w:lang w:val="en-US"/>
+        </w:rPr>
+        <w:t xml:space="preserve"> –</w:t>
+      </w:r>
+      <w:r>
+        <w:rPr>
+          <w:lang w:val="en-US"/>
+        </w:rPr>
+        <w:t xml:space="preserve"> Các Phím Tắt</w:t>
+      </w:r>
+      <w:r>
+        <w:rPr>
+          <w:lang w:val="en-US"/>
+        </w:rPr>
+        <w:t>:</w:t>
+      </w:r>
+    </w:p>
+    <w:p>
+      <w:pPr>
+        <w:pStyle w:val="ListParagraph"/>
+        <w:numPr>
+          <w:ilvl w:val="0"/>
+          <w:numId w:val="6"/>
+        </w:numPr>
+        <w:rPr>
+          <w:lang w:val="en-US"/>
+        </w:rPr>
+      </w:pPr>
+      <w:r>
+        <w:rPr>
+          <w:lang w:val="en-US"/>
+        </w:rPr>
+        <w:t>Tạo Key Frame?</w:t>
+      </w:r>
+    </w:p>
+    <w:p>
+      <w:pPr>
+        <w:pStyle w:val="ListParagraph"/>
+        <w:numPr>
+          <w:ilvl w:val="0"/>
+          <w:numId w:val="4"/>
+        </w:numPr>
+        <w:rPr>
+          <w:lang w:val="en-US"/>
+        </w:rPr>
+      </w:pPr>
+      <w:r>
+        <w:rPr>
+          <w:lang w:val="en-US"/>
+        </w:rPr>
+        <w:t>“I”</w:t>
+      </w:r>
+    </w:p>
+    <w:p>
+      <w:pPr>
+        <w:pStyle w:val="ListParagraph"/>
+        <w:numPr>
+          <w:ilvl w:val="0"/>
+          <w:numId w:val="6"/>
+        </w:numPr>
+        <w:rPr>
+          <w:lang w:val="en-US"/>
+        </w:rPr>
+      </w:pPr>
+      <w:r>
+        <w:rPr>
+          <w:lang w:val="en-US"/>
+        </w:rPr>
+        <w:t>Chọn Nhiều Đối Tượng?</w:t>
+      </w:r>
+    </w:p>
+    <w:p>
+      <w:pPr>
+        <w:pStyle w:val="ListParagraph"/>
+        <w:numPr>
+          <w:ilvl w:val="0"/>
+          <w:numId w:val="4"/>
+        </w:numPr>
+        <w:rPr>
+          <w:lang w:val="en-US"/>
+        </w:rPr>
+      </w:pPr>
+      <w:r>
+        <w:rPr>
+          <w:lang w:val="en-US"/>
+        </w:rPr>
+        <w:t>“B”</w:t>
+      </w:r>
+    </w:p>
+    <w:p>
+      <w:pPr>
+        <w:rPr>
+          <w:lang w:val="en-US"/>
+        </w:rPr>
+      </w:pPr>
+    </w:p>
+    <w:p>
+      <w:pPr>
+        <w:rPr>
+          <w:lang w:val="en-US"/>
+        </w:rPr>
+      </w:pPr>
+      <w:r>
+        <w:rPr>
+          <w:lang w:val="en-US"/>
+        </w:rPr>
+        <w:t xml:space="preserve">Quick Code </w:t>
+      </w:r>
+      <w:r>
+        <w:rPr>
+          <w:lang w:val="en-US"/>
+        </w:rPr>
+        <w:t xml:space="preserve">– </w:t>
+      </w:r>
+      <w:r>
+        <w:rPr>
+          <w:lang w:val="en-US"/>
+        </w:rPr>
+        <w:t>Mã Nhanh</w:t>
+      </w:r>
+      <w:r>
+        <w:rPr>
+          <w:lang w:val="en-US"/>
+        </w:rPr>
+        <w:t>:</w:t>
+      </w:r>
+    </w:p>
+    <w:p>
+      <w:pPr>
+        <w:pStyle w:val="ListParagraph"/>
+        <w:numPr>
+          <w:ilvl w:val="0"/>
+          <w:numId w:val="1"/>
+        </w:numPr>
+        <w:rPr>
+          <w:lang w:val="en-US"/>
+        </w:rPr>
+      </w:pPr>
+      <w:r>
+        <w:rPr>
+          <w:lang w:val="en-US"/>
+        </w:rPr>
+        <w:t xml:space="preserve">Tích </w:t>
+      </w:r>
+      <w:r>
+        <w:rPr>
+          <w:lang w:val="en-US"/>
+        </w:rPr>
+        <w:t xml:space="preserve">Tổng </w:t>
+      </w:r>
+      <w:r>
+        <w:rPr>
+          <w:lang w:val="en-US"/>
+        </w:rPr>
+        <w:t xml:space="preserve">Moment </w:t>
+      </w:r>
+      <w:r>
+        <w:rPr>
+          <w:lang w:val="en-US"/>
+        </w:rPr>
+        <w:t>Động Lượng?</w:t>
+      </w:r>
+    </w:p>
+    <w:p>
+      <w:pPr>
+        <w:pStyle w:val="ListParagraph"/>
+        <w:pBdr>
+          <w:top w:val="single" w:sz="4" w:space="1" w:color="auto"/>
+          <w:left w:val="single" w:sz="4" w:space="4" w:color="auto"/>
+          <w:bottom w:val="single" w:sz="4" w:space="1" w:color="auto"/>
+          <w:right w:val="single" w:sz="4" w:space="4" w:color="auto"/>
+        </w:pBdr>
+        <w:ind w:left="1080"/>
+        <w:rPr>
+          <w:lang w:val="en-US"/>
+        </w:rPr>
+      </w:pPr>
+      <w:r>
+        <w:rPr>
+          <w:lang w:val="en-US"/>
+        </w:rPr>
+        <w:t>from bpy import context</w:t>
+      </w:r>
+    </w:p>
+    <w:p>
+      <w:pPr>
+        <w:pStyle w:val="ListParagraph"/>
+        <w:pBdr>
+          <w:top w:val="single" w:sz="4" w:space="1" w:color="auto"/>
+          <w:left w:val="single" w:sz="4" w:space="4" w:color="auto"/>
+          <w:bottom w:val="single" w:sz="4" w:space="1" w:color="auto"/>
+          <w:right w:val="single" w:sz="4" w:space="4" w:color="auto"/>
+        </w:pBdr>
+        <w:ind w:left="1080"/>
+        <w:rPr>
+          <w:lang w:val="en-US"/>
+        </w:rPr>
+      </w:pPr>
+      <w:r>
+        <w:rPr>
+          <w:lang w:val="en-US"/>
+        </w:rPr>
+        <w:t>from mathutils import Vector</w:t>
+      </w:r>
+    </w:p>
+    <w:p>
+      <w:pPr>
+        <w:pStyle w:val="ListParagraph"/>
+        <w:pBdr>
+          <w:top w:val="single" w:sz="4" w:space="1" w:color="auto"/>
+          <w:left w:val="single" w:sz="4" w:space="4" w:color="auto"/>
+          <w:bottom w:val="single" w:sz="4" w:space="1" w:color="auto"/>
+          <w:right w:val="single" w:sz="4" w:space="4" w:color="auto"/>
+        </w:pBdr>
+        <w:ind w:left="1080"/>
+        <w:rPr>
+          <w:lang w:val="en-US"/>
+        </w:rPr>
+      </w:pPr>
+      <w:r>
+        <w:rPr>
+          <w:lang w:val="en-US"/>
+        </w:rPr>
+        <w:t>from random import random</w:t>
+      </w:r>
+    </w:p>
+    <w:p>
+      <w:pPr>
+        <w:pStyle w:val="ListParagraph"/>
+        <w:pBdr>
+          <w:top w:val="single" w:sz="4" w:space="1" w:color="auto"/>
+          <w:left w:val="single" w:sz="4" w:space="4" w:color="auto"/>
+          <w:bottom w:val="single" w:sz="4" w:space="1" w:color="auto"/>
+          <w:right w:val="single" w:sz="4" w:space="4" w:color="auto"/>
+        </w:pBdr>
+        <w:ind w:left="1080"/>
+        <w:rPr>
+          <w:lang w:val="en-US"/>
+        </w:rPr>
+      </w:pPr>
+    </w:p>
+    <w:p>
+      <w:pPr>
+        <w:pStyle w:val="ListParagraph"/>
+        <w:pBdr>
+          <w:top w:val="single" w:sz="4" w:space="1" w:color="auto"/>
+          <w:left w:val="single" w:sz="4" w:space="4" w:color="auto"/>
+          <w:bottom w:val="single" w:sz="4" w:space="1" w:color="auto"/>
+          <w:right w:val="single" w:sz="4" w:space="4" w:color="auto"/>
+        </w:pBdr>
+        <w:ind w:left="1080"/>
+        <w:rPr>
+          <w:lang w:val="en-US"/>
+        </w:rPr>
+      </w:pPr>
+      <w:r>
+        <w:rPr>
+          <w:lang w:val="en-US"/>
+        </w:rPr>
+        <w:t>[obj] = context.selected_objects</w:t>
+      </w:r>
+    </w:p>
+    <w:p>
+      <w:pPr>
+        <w:pStyle w:val="ListParagraph"/>
+        <w:pBdr>
+          <w:top w:val="single" w:sz="4" w:space="1" w:color="auto"/>
+          <w:left w:val="single" w:sz="4" w:space="4" w:color="auto"/>
+          <w:bottom w:val="single" w:sz="4" w:space="1" w:color="auto"/>
+          <w:right w:val="single" w:sz="4" w:space="4" w:color="auto"/>
+        </w:pBdr>
+        <w:ind w:left="1080"/>
+        <w:rPr>
+          <w:lang w:val="en-US"/>
+        </w:rPr>
+      </w:pPr>
+    </w:p>
+    <w:p>
+      <w:pPr>
+        <w:pStyle w:val="ListParagraph"/>
+        <w:pBdr>
+          <w:top w:val="single" w:sz="4" w:space="1" w:color="auto"/>
+          <w:left w:val="single" w:sz="4" w:space="4" w:color="auto"/>
+          <w:bottom w:val="single" w:sz="4" w:space="1" w:color="auto"/>
+          <w:right w:val="single" w:sz="4" w:space="4" w:color="auto"/>
+        </w:pBdr>
+        <w:ind w:left="1080"/>
+        <w:rPr>
+          <w:lang w:val="en-US"/>
+        </w:rPr>
+      </w:pPr>
+      <w:r>
+        <w:rPr>
+          <w:lang w:val="en-US"/>
+        </w:rPr>
+        <w:t>center = Vector(</w:t>
+      </w:r>
+      <w:r>
+        <w:rPr>
+          <w:lang w:val="en-US"/>
+        </w:rPr>
+        <w:t>&lt;Offset&gt;</w:t>
+      </w:r>
+      <w:r>
+        <w:rPr>
+          <w:lang w:val="en-US"/>
+        </w:rPr>
+        <w:t>)</w:t>
+      </w:r>
+    </w:p>
+    <w:p>
+      <w:pPr>
+        <w:pStyle w:val="ListParagraph"/>
+        <w:pBdr>
+          <w:top w:val="single" w:sz="4" w:space="1" w:color="auto"/>
+          <w:left w:val="single" w:sz="4" w:space="4" w:color="auto"/>
+          <w:bottom w:val="single" w:sz="4" w:space="1" w:color="auto"/>
+          <w:right w:val="single" w:sz="4" w:space="4" w:color="auto"/>
+        </w:pBdr>
+        <w:ind w:left="1080"/>
+        <w:rPr>
+          <w:lang w:val="en-US"/>
+        </w:rPr>
+      </w:pPr>
+      <w:r>
+        <w:rPr>
+          <w:lang w:val="en-US"/>
+        </w:rPr>
+        <w:t>vertex_masses = []</w:t>
+      </w:r>
+    </w:p>
+    <w:p>
+      <w:pPr>
+        <w:pStyle w:val="ListParagraph"/>
+        <w:pBdr>
+          <w:top w:val="single" w:sz="4" w:space="1" w:color="auto"/>
+          <w:left w:val="single" w:sz="4" w:space="4" w:color="auto"/>
+          <w:bottom w:val="single" w:sz="4" w:space="1" w:color="auto"/>
+          <w:right w:val="single" w:sz="4" w:space="4" w:color="auto"/>
+        </w:pBdr>
+        <w:ind w:left="1080"/>
+        <w:rPr>
+          <w:lang w:val="en-US"/>
+        </w:rPr>
+      </w:pPr>
+      <w:r>
+        <w:rPr>
+          <w:lang w:val="en-US"/>
+        </w:rPr>
+        <w:t>total_mass = 0</w:t>
+      </w:r>
+    </w:p>
+    <w:p>
+      <w:pPr>
+        <w:pStyle w:val="ListParagraph"/>
+        <w:pBdr>
+          <w:top w:val="single" w:sz="4" w:space="1" w:color="auto"/>
+          <w:left w:val="single" w:sz="4" w:space="4" w:color="auto"/>
+          <w:bottom w:val="single" w:sz="4" w:space="1" w:color="auto"/>
+          <w:right w:val="single" w:sz="4" w:space="4" w:color="auto"/>
+        </w:pBdr>
+        <w:ind w:left="1080"/>
+        <w:rPr>
+          <w:lang w:val="en-US"/>
+        </w:rPr>
+      </w:pPr>
+    </w:p>
+    <w:p>
+      <w:pPr>
+        <w:pStyle w:val="ListParagraph"/>
+        <w:pBdr>
+          <w:top w:val="single" w:sz="4" w:space="1" w:color="auto"/>
+          <w:left w:val="single" w:sz="4" w:space="4" w:color="auto"/>
+          <w:bottom w:val="single" w:sz="4" w:space="1" w:color="auto"/>
+          <w:right w:val="single" w:sz="4" w:space="4" w:color="auto"/>
+        </w:pBdr>
+        <w:ind w:left="1080"/>
+        <w:rPr>
+          <w:lang w:val="en-US"/>
+        </w:rPr>
+      </w:pPr>
+      <w:r>
+        <w:rPr>
+          <w:lang w:val="en-US"/>
+        </w:rPr>
+        <w:t>for vertex in obj.data.vertices:</w:t>
+      </w:r>
+    </w:p>
+    <w:p>
+      <w:pPr>
+        <w:pStyle w:val="ListParagraph"/>
+        <w:pBdr>
+          <w:top w:val="single" w:sz="4" w:space="1" w:color="auto"/>
+          <w:left w:val="single" w:sz="4" w:space="4" w:color="auto"/>
+          <w:bottom w:val="single" w:sz="4" w:space="1" w:color="auto"/>
+          <w:right w:val="single" w:sz="4" w:space="4" w:color="auto"/>
+        </w:pBdr>
+        <w:ind w:left="1080"/>
+        <w:rPr>
+          <w:lang w:val="en-US"/>
+        </w:rPr>
+      </w:pPr>
+      <w:r>
+        <w:rPr>
+          <w:lang w:val="en-US"/>
+        </w:rPr>
+        <w:t xml:space="preserve">    vertex_mass = </w:t>
+      </w:r>
+      <w:r>
+        <w:rPr>
+          <w:lang w:val="en-US"/>
+        </w:rPr>
+        <w:t>random()</w:t>
+      </w:r>
+    </w:p>
+    <w:p>
+      <w:pPr>
+        <w:pStyle w:val="ListParagraph"/>
+        <w:pBdr>
+          <w:top w:val="single" w:sz="4" w:space="1" w:color="auto"/>
+          <w:left w:val="single" w:sz="4" w:space="4" w:color="auto"/>
+          <w:bottom w:val="single" w:sz="4" w:space="1" w:color="auto"/>
+          <w:right w:val="single" w:sz="4" w:space="4" w:color="auto"/>
+        </w:pBdr>
+        <w:ind w:left="1080"/>
+        <w:rPr>
+          <w:lang w:val="en-US"/>
+        </w:rPr>
+      </w:pPr>
+      <w:r>
+        <w:rPr>
+          <w:lang w:val="en-US"/>
+        </w:rPr>
+        <w:t xml:space="preserve">    total_mass += vertex_mass</w:t>
+      </w:r>
+    </w:p>
+    <w:p>
+      <w:pPr>
+        <w:pStyle w:val="ListParagraph"/>
+        <w:pBdr>
+          <w:top w:val="single" w:sz="4" w:space="1" w:color="auto"/>
+          <w:left w:val="single" w:sz="4" w:space="4" w:color="auto"/>
+          <w:bottom w:val="single" w:sz="4" w:space="1" w:color="auto"/>
+          <w:right w:val="single" w:sz="4" w:space="4" w:color="auto"/>
+        </w:pBdr>
+        <w:ind w:left="1080"/>
+        <w:rPr>
+          <w:lang w:val="en-US"/>
+        </w:rPr>
+      </w:pPr>
+      <w:r>
+        <w:rPr>
+          <w:lang w:val="en-US"/>
+        </w:rPr>
+        <w:t xml:space="preserve">    vertex_masses.append(vertex_mass)</w:t>
+      </w:r>
+    </w:p>
+    <w:p>
+      <w:pPr>
+        <w:pStyle w:val="ListParagraph"/>
+        <w:pBdr>
+          <w:top w:val="single" w:sz="4" w:space="1" w:color="auto"/>
+          <w:left w:val="single" w:sz="4" w:space="4" w:color="auto"/>
+          <w:bottom w:val="single" w:sz="4" w:space="1" w:color="auto"/>
+          <w:right w:val="single" w:sz="4" w:space="4" w:color="auto"/>
+        </w:pBdr>
+        <w:ind w:left="1080"/>
+        <w:rPr>
+          <w:lang w:val="en-US"/>
+        </w:rPr>
+      </w:pPr>
+      <w:r>
+        <w:rPr>
+          <w:lang w:val="en-US"/>
+        </w:rPr>
+        <w:t xml:space="preserve">    center += vertex_mass * vertex.co</w:t>
+      </w:r>
+    </w:p>
+    <w:p>
+      <w:pPr>
+        <w:pStyle w:val="ListParagraph"/>
+        <w:pBdr>
+          <w:top w:val="single" w:sz="4" w:space="1" w:color="auto"/>
+          <w:left w:val="single" w:sz="4" w:space="4" w:color="auto"/>
+          <w:bottom w:val="single" w:sz="4" w:space="1" w:color="auto"/>
+          <w:right w:val="single" w:sz="4" w:space="4" w:color="auto"/>
+        </w:pBdr>
+        <w:ind w:left="1080"/>
+        <w:rPr>
+          <w:lang w:val="en-US"/>
+        </w:rPr>
+      </w:pPr>
+      <w:r>
+        <w:rPr>
+          <w:lang w:val="en-US"/>
+        </w:rPr>
+        <w:t xml:space="preserve">    </w:t>
+      </w:r>
+    </w:p>
+    <w:p>
+      <w:pPr>
+        <w:pStyle w:val="ListParagraph"/>
+        <w:pBdr>
+          <w:top w:val="single" w:sz="4" w:space="1" w:color="auto"/>
+          <w:left w:val="single" w:sz="4" w:space="4" w:color="auto"/>
+          <w:bottom w:val="single" w:sz="4" w:space="1" w:color="auto"/>
+          <w:right w:val="single" w:sz="4" w:space="4" w:color="auto"/>
+        </w:pBdr>
+        <w:ind w:left="1080"/>
+        <w:rPr>
+          <w:lang w:val="en-US"/>
+        </w:rPr>
+      </w:pPr>
+      <w:r>
+        <w:rPr>
+          <w:lang w:val="en-US"/>
+        </w:rPr>
+        <w:t>center /= total_mass</w:t>
+      </w:r>
+    </w:p>
+    <w:p>
+      <w:pPr>
+        <w:pStyle w:val="ListParagraph"/>
+        <w:pBdr>
+          <w:top w:val="single" w:sz="4" w:space="1" w:color="auto"/>
+          <w:left w:val="single" w:sz="4" w:space="4" w:color="auto"/>
+          <w:bottom w:val="single" w:sz="4" w:space="1" w:color="auto"/>
+          <w:right w:val="single" w:sz="4" w:space="4" w:color="auto"/>
+        </w:pBdr>
+        <w:ind w:left="1080"/>
+        <w:rPr>
+          <w:lang w:val="en-US"/>
+        </w:rPr>
+      </w:pPr>
+      <w:r>
+        <w:rPr>
+          <w:lang w:val="en-US"/>
+        </w:rPr>
+        <w:t xml:space="preserve">omega = Vector((0, 0, </w:t>
+      </w:r>
+      <w:r>
+        <w:rPr>
+          <w:lang w:val="en-US"/>
+        </w:rPr>
+        <w:t>&lt;Tốc Độ Góc&gt;</w:t>
+      </w:r>
+      <w:r>
+        <w:rPr>
+          <w:lang w:val="en-US"/>
+        </w:rPr>
+        <w:t>))</w:t>
+      </w:r>
+    </w:p>
+    <w:p>
+      <w:pPr>
+        <w:pStyle w:val="ListParagraph"/>
+        <w:pBdr>
+          <w:top w:val="single" w:sz="4" w:space="1" w:color="auto"/>
+          <w:left w:val="single" w:sz="4" w:space="4" w:color="auto"/>
+          <w:bottom w:val="single" w:sz="4" w:space="1" w:color="auto"/>
+          <w:right w:val="single" w:sz="4" w:space="4" w:color="auto"/>
+        </w:pBdr>
+        <w:ind w:left="1080"/>
+        <w:rPr>
+          <w:lang w:val="en-US"/>
+        </w:rPr>
+      </w:pPr>
+      <w:r>
+        <w:rPr>
+          <w:lang w:val="en-US"/>
+        </w:rPr>
+        <w:t>angular_momentum = Vector((0, 0, 0))</w:t>
+      </w:r>
+    </w:p>
+    <w:p>
+      <w:pPr>
+        <w:pStyle w:val="ListParagraph"/>
+        <w:pBdr>
+          <w:top w:val="single" w:sz="4" w:space="1" w:color="auto"/>
+          <w:left w:val="single" w:sz="4" w:space="4" w:color="auto"/>
+          <w:bottom w:val="single" w:sz="4" w:space="1" w:color="auto"/>
+          <w:right w:val="single" w:sz="4" w:space="4" w:color="auto"/>
+        </w:pBdr>
+        <w:ind w:left="1080"/>
+        <w:rPr>
+          <w:lang w:val="en-US"/>
+        </w:rPr>
+      </w:pPr>
+    </w:p>
+    <w:p>
+      <w:pPr>
+        <w:pStyle w:val="ListParagraph"/>
+        <w:pBdr>
+          <w:top w:val="single" w:sz="4" w:space="1" w:color="auto"/>
+          <w:left w:val="single" w:sz="4" w:space="4" w:color="auto"/>
+          <w:bottom w:val="single" w:sz="4" w:space="1" w:color="auto"/>
+          <w:right w:val="single" w:sz="4" w:space="4" w:color="auto"/>
+        </w:pBdr>
+        <w:ind w:left="1080"/>
+        <w:rPr>
+          <w:lang w:val="en-US"/>
+        </w:rPr>
+      </w:pPr>
+      <w:r>
+        <w:rPr>
+          <w:lang w:val="en-US"/>
+        </w:rPr>
+        <w:t>for vertex in obj.data.vertices:</w:t>
+      </w:r>
+    </w:p>
+    <w:p>
+      <w:pPr>
+        <w:pStyle w:val="ListParagraph"/>
+        <w:pBdr>
+          <w:top w:val="single" w:sz="4" w:space="1" w:color="auto"/>
+          <w:left w:val="single" w:sz="4" w:space="4" w:color="auto"/>
+          <w:bottom w:val="single" w:sz="4" w:space="1" w:color="auto"/>
+          <w:right w:val="single" w:sz="4" w:space="4" w:color="auto"/>
+        </w:pBdr>
+        <w:ind w:left="1080"/>
+        <w:rPr>
+          <w:lang w:val="en-US"/>
+        </w:rPr>
+      </w:pPr>
+      <w:r>
+        <w:rPr>
+          <w:lang w:val="en-US"/>
+        </w:rPr>
+        <w:t xml:space="preserve">    r = vertex.co - center</w:t>
+      </w:r>
+    </w:p>
+    <w:p>
+      <w:pPr>
+        <w:pStyle w:val="ListParagraph"/>
+        <w:pBdr>
+          <w:top w:val="single" w:sz="4" w:space="1" w:color="auto"/>
+          <w:left w:val="single" w:sz="4" w:space="4" w:color="auto"/>
+          <w:bottom w:val="single" w:sz="4" w:space="1" w:color="auto"/>
+          <w:right w:val="single" w:sz="4" w:space="4" w:color="auto"/>
+        </w:pBdr>
+        <w:ind w:left="1080"/>
+        <w:rPr>
+          <w:lang w:val="en-US"/>
+        </w:rPr>
+      </w:pPr>
+      <w:r>
+        <w:rPr>
+          <w:lang w:val="en-US"/>
+        </w:rPr>
+        <w:t xml:space="preserve">    d = Vector((r[0], r[1], 0))</w:t>
+      </w:r>
+    </w:p>
+    <w:p>
+      <w:pPr>
+        <w:pStyle w:val="ListParagraph"/>
+        <w:pBdr>
+          <w:top w:val="single" w:sz="4" w:space="1" w:color="auto"/>
+          <w:left w:val="single" w:sz="4" w:space="4" w:color="auto"/>
+          <w:bottom w:val="single" w:sz="4" w:space="1" w:color="auto"/>
+          <w:right w:val="single" w:sz="4" w:space="4" w:color="auto"/>
+        </w:pBdr>
+        <w:ind w:left="1080"/>
+        <w:rPr>
+          <w:lang w:val="en-US"/>
+        </w:rPr>
+      </w:pPr>
+      <w:r>
+        <w:rPr>
+          <w:lang w:val="en-US"/>
+        </w:rPr>
+        <w:t xml:space="preserve">    m = vertex_masses.pop(0)</w:t>
+      </w:r>
+    </w:p>
+    <w:p>
+      <w:pPr>
+        <w:pStyle w:val="ListParagraph"/>
+        <w:pBdr>
+          <w:top w:val="single" w:sz="4" w:space="1" w:color="auto"/>
+          <w:left w:val="single" w:sz="4" w:space="4" w:color="auto"/>
+          <w:bottom w:val="single" w:sz="4" w:space="1" w:color="auto"/>
+          <w:right w:val="single" w:sz="4" w:space="4" w:color="auto"/>
+        </w:pBdr>
+        <w:ind w:left="1080"/>
+        <w:rPr>
+          <w:lang w:val="en-US"/>
+        </w:rPr>
+      </w:pPr>
+      <w:r>
+        <w:rPr>
+          <w:lang w:val="en-US"/>
+        </w:rPr>
+        <w:t xml:space="preserve">    angular_momentum += m * r.cross(omega.cross(d))</w:t>
+      </w:r>
+    </w:p>
+    <w:p>
+      <w:pPr>
+        <w:pStyle w:val="ListParagraph"/>
+        <w:pBdr>
+          <w:top w:val="single" w:sz="4" w:space="1" w:color="auto"/>
+          <w:left w:val="single" w:sz="4" w:space="4" w:color="auto"/>
+          <w:bottom w:val="single" w:sz="4" w:space="1" w:color="auto"/>
+          <w:right w:val="single" w:sz="4" w:space="4" w:color="auto"/>
+        </w:pBdr>
+        <w:ind w:left="1080"/>
+        <w:rPr>
+          <w:lang w:val="en-US"/>
+        </w:rPr>
+      </w:pPr>
+    </w:p>
+    <w:p>
+      <w:pPr>
+        <w:pStyle w:val="ListParagraph"/>
+        <w:pBdr>
+          <w:top w:val="single" w:sz="4" w:space="1" w:color="auto"/>
+          <w:left w:val="single" w:sz="4" w:space="4" w:color="auto"/>
+          <w:bottom w:val="single" w:sz="4" w:space="1" w:color="auto"/>
+          <w:right w:val="single" w:sz="4" w:space="4" w:color="auto"/>
+        </w:pBdr>
+        <w:ind w:left="1080"/>
+        <w:rPr>
+          <w:lang w:val="en-US"/>
+        </w:rPr>
+      </w:pPr>
+      <w:r>
+        <w:rPr>
+          <w:lang w:val="en-US"/>
+        </w:rPr>
+        <w:t>print(angular_momentum)</w:t>
+      </w:r>
+    </w:p>
+    <w:p>
+      <w:pPr>
+        <w:pStyle w:val="ListParagraph"/>
+        <w:numPr>
+          <w:ilvl w:val="0"/>
+          <w:numId w:val="4"/>
+        </w:numPr>
+        <w:rPr>
+          <w:lang w:val="en-US"/>
+        </w:rPr>
+      </w:pPr>
+      <w:r>
+        <w:rPr>
+          <w:lang w:val="en-US"/>
+        </w:rPr>
+        <w:t xml:space="preserve">Đoạn Code trên sẽ tính trọng điểm của </w:t>
+      </w:r>
+      <w:r>
+        <w:rPr>
+          <w:lang w:val="en-US"/>
+        </w:rPr>
+        <w:t>Object đang chọn</w:t>
+      </w:r>
+      <w:r>
+        <w:rPr>
+          <w:lang w:val="en-US"/>
+        </w:rPr>
+        <w:t xml:space="preserve"> = cách coi nó là hệ chất điểm với các đỉnh là chất điểm với khối lượng ngẫu nhiên, hệ qu</w:t>
+      </w:r>
+      <w:r>
+        <w:rPr>
+          <w:lang w:val="en-US"/>
+        </w:rPr>
+        <w:t>y</w:t>
+      </w:r>
+      <w:r>
+        <w:rPr>
+          <w:lang w:val="en-US"/>
+        </w:rPr>
+        <w:t xml:space="preserve"> chiếu Local, sau đó tìm mốc để tính Moment động lượng = trọng tâm + &lt;Offset&gt;, rồi in ra tổng Moment động lượng của tất cả đỉnh</w:t>
+      </w:r>
+      <w:r>
+        <w:rPr>
+          <w:lang w:val="en-US"/>
+        </w:rPr>
+        <w:t>, giả định rằng &lt;Object&gt; quay quanh trục song song Oz, trục này đi qua mốc, với tốc độ góc = &lt;Tốc Độ Góc&gt;</w:t>
+      </w:r>
+    </w:p>
+    <w:p>
+      <w:pPr>
+        <w:pStyle w:val="ListParagraph"/>
+        <w:numPr>
+          <w:ilvl w:val="0"/>
+          <w:numId w:val="4"/>
+        </w:numPr>
+        <w:rPr>
+          <w:lang w:val="en-US"/>
+        </w:rPr>
+      </w:pPr>
+      <w:r>
+        <w:rPr>
+          <w:lang w:val="en-US"/>
+        </w:rPr>
+        <w:t>&lt;Offset&gt; là Tuple gồm 3 phần tử là tọa độ</w:t>
+      </w:r>
+    </w:p>
+    <w:p>
+      <w:pPr>
+        <w:pStyle w:val="ListParagraph"/>
+        <w:numPr>
+          <w:ilvl w:val="0"/>
+          <w:numId w:val="1"/>
+        </w:numPr>
+        <w:rPr>
+          <w:lang w:val="en-US"/>
+        </w:rPr>
+      </w:pPr>
+      <w:r>
+        <w:rPr>
+          <w:lang w:val="en-US"/>
+        </w:rPr>
+        <w:t xml:space="preserve">Dùng Ma Trận Biến Đổi Hình Dạng Của 1 </w:t>
+      </w:r>
+      <w:r>
+        <w:rPr>
+          <w:lang w:val="en-US"/>
+        </w:rPr>
+        <w:t>Object</w:t>
+      </w:r>
+      <w:r>
+        <w:rPr>
+          <w:lang w:val="en-US"/>
+        </w:rPr>
+        <w:t>?</w:t>
+      </w:r>
+    </w:p>
+    <w:p>
+      <w:pPr>
+        <w:pStyle w:val="ListParagraph"/>
+        <w:pBdr>
+          <w:top w:val="single" w:sz="4" w:space="1" w:color="auto"/>
+          <w:left w:val="single" w:sz="4" w:space="4" w:color="auto"/>
+          <w:bottom w:val="single" w:sz="4" w:space="1" w:color="auto"/>
+          <w:right w:val="single" w:sz="4" w:space="4" w:color="auto"/>
+        </w:pBdr>
+        <w:ind w:left="1080"/>
+        <w:rPr>
+          <w:lang w:val="en-US"/>
+        </w:rPr>
+      </w:pPr>
+      <w:r>
+        <w:rPr>
+          <w:lang w:val="en-US"/>
+        </w:rPr>
+        <w:t>import bpy</w:t>
+      </w:r>
+    </w:p>
+    <w:p>
+      <w:pPr>
+        <w:pStyle w:val="ListParagraph"/>
+        <w:pBdr>
+          <w:top w:val="single" w:sz="4" w:space="1" w:color="auto"/>
+          <w:left w:val="single" w:sz="4" w:space="4" w:color="auto"/>
+          <w:bottom w:val="single" w:sz="4" w:space="1" w:color="auto"/>
+          <w:right w:val="single" w:sz="4" w:space="4" w:color="auto"/>
+        </w:pBdr>
+        <w:ind w:left="1080"/>
+        <w:rPr>
+          <w:lang w:val="en-US"/>
+        </w:rPr>
+      </w:pPr>
+      <w:r>
+        <w:rPr>
+          <w:lang w:val="en-US"/>
+        </w:rPr>
+        <w:t>from mathutils import Matrix</w:t>
+      </w:r>
+    </w:p>
+    <w:p>
+      <w:pPr>
+        <w:pStyle w:val="ListParagraph"/>
+        <w:pBdr>
+          <w:top w:val="single" w:sz="4" w:space="1" w:color="auto"/>
+          <w:left w:val="single" w:sz="4" w:space="4" w:color="auto"/>
+          <w:bottom w:val="single" w:sz="4" w:space="1" w:color="auto"/>
+          <w:right w:val="single" w:sz="4" w:space="4" w:color="auto"/>
+        </w:pBdr>
+        <w:ind w:left="1080"/>
+        <w:rPr>
+          <w:lang w:val="en-US"/>
+        </w:rPr>
+      </w:pPr>
+    </w:p>
+    <w:p>
+      <w:pPr>
+        <w:pStyle w:val="ListParagraph"/>
+        <w:pBdr>
+          <w:top w:val="single" w:sz="4" w:space="1" w:color="auto"/>
+          <w:left w:val="single" w:sz="4" w:space="4" w:color="auto"/>
+          <w:bottom w:val="single" w:sz="4" w:space="1" w:color="auto"/>
+          <w:right w:val="single" w:sz="4" w:space="4" w:color="auto"/>
+        </w:pBdr>
+        <w:ind w:left="1080"/>
+        <w:rPr>
+          <w:lang w:val="en-US"/>
+        </w:rPr>
+      </w:pPr>
+      <w:r>
+        <w:rPr>
+          <w:lang w:val="en-US"/>
+        </w:rPr>
+        <w:t>ob = bpy.context.object</w:t>
+      </w:r>
+    </w:p>
+    <w:p>
+      <w:pPr>
+        <w:pStyle w:val="ListParagraph"/>
+        <w:pBdr>
+          <w:top w:val="single" w:sz="4" w:space="1" w:color="auto"/>
+          <w:left w:val="single" w:sz="4" w:space="4" w:color="auto"/>
+          <w:bottom w:val="single" w:sz="4" w:space="1" w:color="auto"/>
+          <w:right w:val="single" w:sz="4" w:space="4" w:color="auto"/>
+        </w:pBdr>
+        <w:ind w:left="1080"/>
+        <w:rPr>
+          <w:lang w:val="en-US"/>
+        </w:rPr>
+      </w:pPr>
+      <w:r>
+        <w:rPr>
+          <w:lang w:val="en-US"/>
+        </w:rPr>
+        <w:t>me = ob.data</w:t>
+      </w:r>
+    </w:p>
+    <w:p>
+      <w:pPr>
+        <w:pStyle w:val="ListParagraph"/>
+        <w:pBdr>
+          <w:top w:val="single" w:sz="4" w:space="1" w:color="auto"/>
+          <w:left w:val="single" w:sz="4" w:space="4" w:color="auto"/>
+          <w:bottom w:val="single" w:sz="4" w:space="1" w:color="auto"/>
+          <w:right w:val="single" w:sz="4" w:space="4" w:color="auto"/>
+        </w:pBdr>
+        <w:ind w:left="1080"/>
+        <w:rPr>
+          <w:lang w:val="en-US"/>
+        </w:rPr>
+      </w:pPr>
+    </w:p>
+    <w:p>
+      <w:pPr>
+        <w:pStyle w:val="ListParagraph"/>
+        <w:pBdr>
+          <w:top w:val="single" w:sz="4" w:space="1" w:color="auto"/>
+          <w:left w:val="single" w:sz="4" w:space="4" w:color="auto"/>
+          <w:bottom w:val="single" w:sz="4" w:space="1" w:color="auto"/>
+          <w:right w:val="single" w:sz="4" w:space="4" w:color="auto"/>
+        </w:pBdr>
+        <w:ind w:left="1080"/>
+        <w:rPr>
+          <w:lang w:val="en-US"/>
+        </w:rPr>
+      </w:pPr>
+      <w:r>
+        <w:rPr>
+          <w:lang w:val="en-US"/>
+        </w:rPr>
+        <w:t>M = Matrix(&lt;Ma Trận 4 x 4&gt;</w:t>
+      </w:r>
+      <w:r>
+        <w:rPr>
+          <w:lang w:val="en-US"/>
+        </w:rPr>
+        <w:t>)</w:t>
+      </w:r>
+    </w:p>
+    <w:p>
+      <w:pPr>
+        <w:pStyle w:val="ListParagraph"/>
+        <w:pBdr>
+          <w:top w:val="single" w:sz="4" w:space="1" w:color="auto"/>
+          <w:left w:val="single" w:sz="4" w:space="4" w:color="auto"/>
+          <w:bottom w:val="single" w:sz="4" w:space="1" w:color="auto"/>
+          <w:right w:val="single" w:sz="4" w:space="4" w:color="auto"/>
+        </w:pBdr>
+        <w:ind w:left="1080"/>
+        <w:rPr>
+          <w:lang w:val="en-US"/>
+        </w:rPr>
+      </w:pPr>
+    </w:p>
+    <w:p>
+      <w:pPr>
+        <w:pStyle w:val="ListParagraph"/>
+        <w:pBdr>
+          <w:top w:val="single" w:sz="4" w:space="1" w:color="auto"/>
+          <w:left w:val="single" w:sz="4" w:space="4" w:color="auto"/>
+          <w:bottom w:val="single" w:sz="4" w:space="1" w:color="auto"/>
+          <w:right w:val="single" w:sz="4" w:space="4" w:color="auto"/>
+        </w:pBdr>
+        <w:ind w:left="1080"/>
+        <w:rPr>
+          <w:lang w:val="en-US"/>
+        </w:rPr>
+      </w:pPr>
+      <w:r>
+        <w:rPr>
+          <w:lang w:val="en-US"/>
+        </w:rPr>
+        <w:t>me.transform(M)</w:t>
+      </w:r>
+    </w:p>
+    <w:p>
+      <w:pPr>
+        <w:pStyle w:val="ListParagraph"/>
+        <w:pBdr>
+          <w:top w:val="single" w:sz="4" w:space="1" w:color="auto"/>
+          <w:left w:val="single" w:sz="4" w:space="4" w:color="auto"/>
+          <w:bottom w:val="single" w:sz="4" w:space="1" w:color="auto"/>
+          <w:right w:val="single" w:sz="4" w:space="4" w:color="auto"/>
+        </w:pBdr>
+        <w:ind w:left="1080"/>
+        <w:rPr>
+          <w:lang w:val="en-US"/>
+        </w:rPr>
+      </w:pPr>
+      <w:r>
+        <w:rPr>
+          <w:lang w:val="en-US"/>
+        </w:rPr>
+        <w:t>me.update()</w:t>
+      </w:r>
+    </w:p>
+    <w:p>
+      <w:pPr>
+        <w:pStyle w:val="ListParagraph"/>
+        <w:numPr>
+          <w:ilvl w:val="0"/>
+          <w:numId w:val="2"/>
+        </w:numPr>
+        <w:rPr>
+          <w:lang w:val="en-US"/>
+        </w:rPr>
+      </w:pPr>
+      <w:r>
+        <w:rPr>
+          <w:lang w:val="en-US"/>
+        </w:rPr>
+        <w:t xml:space="preserve">&lt;Ma Trận 4 x 4&gt; là ma trận tích hợp quay và tịnh tiến bạn muốn dùng để biến đổi hình dạng </w:t>
+      </w:r>
+      <w:r>
+        <w:rPr>
+          <w:lang w:val="en-US"/>
+        </w:rPr>
+        <w:t>Object</w:t>
+      </w:r>
+    </w:p>
+    <w:p>
+      <w:pPr>
+        <w:pStyle w:val="ListParagraph"/>
+        <w:numPr>
+          <w:ilvl w:val="0"/>
+          <w:numId w:val="2"/>
+        </w:numPr>
+        <w:rPr>
+          <w:lang w:val="en-US"/>
+        </w:rPr>
+      </w:pPr>
+      <w:r>
+        <w:rPr>
+          <w:lang w:val="en-US"/>
+        </w:rPr>
+        <w:t>Ví dụ</w:t>
+      </w:r>
+    </w:p>
+    <w:p>
+      <w:pPr>
+        <w:pStyle w:val="ListParagraph"/>
+        <w:pBdr>
+          <w:top w:val="single" w:sz="4" w:space="1" w:color="auto"/>
+          <w:left w:val="single" w:sz="4" w:space="4" w:color="auto"/>
+          <w:bottom w:val="single" w:sz="4" w:space="1" w:color="auto"/>
+          <w:right w:val="single" w:sz="4" w:space="4" w:color="auto"/>
+        </w:pBdr>
+        <w:ind w:left="1080"/>
+        <w:rPr>
+          <w:lang w:val="en-US"/>
+        </w:rPr>
+      </w:pPr>
+      <w:r>
+        <w:rPr>
+          <w:lang w:val="en-US"/>
+        </w:rPr>
+        <w:t>M = Matrix((</w:t>
+      </w:r>
+    </w:p>
+    <w:p>
+      <w:pPr>
+        <w:pStyle w:val="ListParagraph"/>
+        <w:pBdr>
+          <w:top w:val="single" w:sz="4" w:space="1" w:color="auto"/>
+          <w:left w:val="single" w:sz="4" w:space="4" w:color="auto"/>
+          <w:bottom w:val="single" w:sz="4" w:space="1" w:color="auto"/>
+          <w:right w:val="single" w:sz="4" w:space="4" w:color="auto"/>
+        </w:pBdr>
+        <w:ind w:left="1080"/>
+        <w:rPr>
+          <w:lang w:val="en-US"/>
+        </w:rPr>
+      </w:pPr>
+      <w:r>
+        <w:rPr>
+          <w:lang w:val="en-US"/>
+        </w:rPr>
+        <w:t>(1, 0, 0, 1</w:t>
+      </w:r>
+      <w:r>
+        <w:rPr>
+          <w:lang w:val="en-US"/>
+        </w:rPr>
+        <w:t>),</w:t>
+      </w:r>
+    </w:p>
+    <w:p>
+      <w:pPr>
+        <w:pStyle w:val="ListParagraph"/>
+        <w:pBdr>
+          <w:top w:val="single" w:sz="4" w:space="1" w:color="auto"/>
+          <w:left w:val="single" w:sz="4" w:space="4" w:color="auto"/>
+          <w:bottom w:val="single" w:sz="4" w:space="1" w:color="auto"/>
+          <w:right w:val="single" w:sz="4" w:space="4" w:color="auto"/>
+        </w:pBdr>
+        <w:ind w:left="1080"/>
+        <w:rPr>
+          <w:lang w:val="en-US"/>
+        </w:rPr>
+      </w:pPr>
+      <w:r>
+        <w:rPr>
+          <w:lang w:val="en-US"/>
+        </w:rPr>
+        <w:t>(0, 1, 0</w:t>
+      </w:r>
+      <w:r>
+        <w:rPr>
+          <w:lang w:val="en-US"/>
+        </w:rPr>
+        <w:t>, 0),</w:t>
+      </w:r>
+    </w:p>
+    <w:p>
+      <w:pPr>
+        <w:pStyle w:val="ListParagraph"/>
+        <w:pBdr>
+          <w:top w:val="single" w:sz="4" w:space="1" w:color="auto"/>
+          <w:left w:val="single" w:sz="4" w:space="4" w:color="auto"/>
+          <w:bottom w:val="single" w:sz="4" w:space="1" w:color="auto"/>
+          <w:right w:val="single" w:sz="4" w:space="4" w:color="auto"/>
+        </w:pBdr>
+        <w:ind w:left="1080"/>
+        <w:rPr>
+          <w:lang w:val="en-US"/>
+        </w:rPr>
+      </w:pPr>
+      <w:r>
+        <w:rPr>
+          <w:lang w:val="en-US"/>
+        </w:rPr>
+        <w:t>(0, 0, 1</w:t>
+      </w:r>
+      <w:r>
+        <w:rPr>
+          <w:lang w:val="en-US"/>
+        </w:rPr>
+        <w:t>, 0),</w:t>
+      </w:r>
+    </w:p>
+    <w:p>
+      <w:pPr>
+        <w:pStyle w:val="ListParagraph"/>
+        <w:pBdr>
+          <w:top w:val="single" w:sz="4" w:space="1" w:color="auto"/>
+          <w:left w:val="single" w:sz="4" w:space="4" w:color="auto"/>
+          <w:bottom w:val="single" w:sz="4" w:space="1" w:color="auto"/>
+          <w:right w:val="single" w:sz="4" w:space="4" w:color="auto"/>
+        </w:pBdr>
+        <w:ind w:left="1080"/>
+        <w:rPr>
+          <w:lang w:val="en-US"/>
+        </w:rPr>
+      </w:pPr>
+      <w:r>
+        <w:rPr>
+          <w:lang w:val="en-US"/>
+        </w:rPr>
+        <w:t>(0</w:t>
+      </w:r>
+      <w:r>
+        <w:rPr>
+          <w:lang w:val="en-US"/>
+        </w:rPr>
+        <w:t>, 0, 0, 1),</w:t>
+      </w:r>
+    </w:p>
+    <w:p>
+      <w:pPr>
+        <w:pStyle w:val="ListParagraph"/>
+        <w:pBdr>
+          <w:top w:val="single" w:sz="4" w:space="1" w:color="auto"/>
+          <w:left w:val="single" w:sz="4" w:space="4" w:color="auto"/>
+          <w:bottom w:val="single" w:sz="4" w:space="1" w:color="auto"/>
+          <w:right w:val="single" w:sz="4" w:space="4" w:color="auto"/>
+        </w:pBdr>
+        <w:ind w:left="1080"/>
+        <w:rPr>
+          <w:lang w:val="en-US"/>
+        </w:rPr>
+      </w:pPr>
+      <w:r>
+        <w:rPr>
+          <w:lang w:val="en-US"/>
+        </w:rPr>
+        <w:t>))</w:t>
+      </w:r>
+    </w:p>
+    <w:p>
+      <w:pPr>
+        <w:pStyle w:val="ListParagraph"/>
+        <w:numPr>
+          <w:ilvl w:val="0"/>
+          <w:numId w:val="1"/>
+        </w:numPr>
+        <w:rPr>
+          <w:lang w:val="en-US"/>
+        </w:rPr>
+      </w:pPr>
+      <w:r>
+        <w:rPr>
+          <w:lang w:val="en-US"/>
+        </w:rPr>
+        <w:t>Plot Đồ Thị 3D Của Hàm Bất Kì?</w:t>
+      </w:r>
+    </w:p>
+    <w:p>
+      <w:pPr>
+        <w:pStyle w:val="ListParagraph"/>
+        <w:numPr>
+          <w:ilvl w:val="0"/>
+          <w:numId w:val="2"/>
+        </w:numPr>
+        <w:rPr>
+          <w:lang w:val="en-US"/>
+        </w:rPr>
+      </w:pPr>
+      <w:r>
+        <w:rPr>
+          <w:lang w:val="en-US"/>
+        </w:rPr>
+        <w:t xml:space="preserve">Đoạn code này xóa tất cả vật thể hiện tại, rồi tạo </w:t>
+      </w:r>
+      <w:r>
+        <w:rPr>
+          <w:lang w:val="en-US"/>
+        </w:rPr>
+        <w:t>Object</w:t>
+      </w:r>
+      <w:r>
+        <w:rPr>
+          <w:lang w:val="en-US"/>
+        </w:rPr>
+        <w:t xml:space="preserve"> mới là đồ thị</w:t>
+      </w:r>
+    </w:p>
+    <w:p>
+      <w:pPr>
+        <w:pStyle w:val="ListParagraph"/>
+        <w:pBdr>
+          <w:top w:val="single" w:sz="4" w:space="1" w:color="auto"/>
+          <w:left w:val="single" w:sz="4" w:space="4" w:color="auto"/>
+          <w:bottom w:val="single" w:sz="4" w:space="1" w:color="auto"/>
+          <w:right w:val="single" w:sz="4" w:space="4" w:color="auto"/>
+        </w:pBdr>
+        <w:ind w:left="1080"/>
+        <w:rPr>
+          <w:lang w:val="en-US"/>
+        </w:rPr>
+      </w:pPr>
+      <w:r>
+        <w:rPr>
+          <w:lang w:val="en-US"/>
+        </w:rPr>
+        <w:t>import bpy</w:t>
+      </w:r>
+    </w:p>
+    <w:p>
+      <w:pPr>
+        <w:pStyle w:val="ListParagraph"/>
+        <w:pBdr>
+          <w:top w:val="single" w:sz="4" w:space="1" w:color="auto"/>
+          <w:left w:val="single" w:sz="4" w:space="4" w:color="auto"/>
+          <w:bottom w:val="single" w:sz="4" w:space="1" w:color="auto"/>
+          <w:right w:val="single" w:sz="4" w:space="4" w:color="auto"/>
+        </w:pBdr>
+        <w:ind w:left="1080"/>
         <w:rPr>
           <w:lang w:val="en-US"/>
         </w:rPr>
@@ -2929,81 +4638,840 @@
           <w:lang w:val="en-US"/>
         </w:rPr>
         <w:lastRenderedPageBreak/>
-        <w:t>Render:</w:t>
-      </w:r>
-    </w:p>
-    <w:p>
-      <w:pPr>
-        <w:pStyle w:val="ListParagraph"/>
-        <w:numPr>
-          <w:ilvl w:val="0"/>
-          <w:numId w:val="9"/>
-        </w:numPr>
-        <w:rPr>
-          <w:lang w:val="en-US"/>
-        </w:rPr>
-      </w:pPr>
-      <w:r>
-        <w:rPr>
-          <w:lang w:val="en-US"/>
-        </w:rPr>
-        <w:t xml:space="preserve">Các </w:t>
-      </w:r>
-      <w:r>
-        <w:rPr>
-          <w:lang w:val="en-US"/>
-        </w:rPr>
-        <w:t>Thông Số Cần Điều Chỉnh?</w:t>
-      </w:r>
-    </w:p>
-    <w:p>
-      <w:pPr>
-        <w:pStyle w:val="ListParagraph"/>
-        <w:numPr>
-          <w:ilvl w:val="0"/>
-          <w:numId w:val="4"/>
-        </w:numPr>
-        <w:rPr>
-          <w:lang w:val="en-US"/>
-        </w:rPr>
-      </w:pPr>
-      <w:r>
-        <w:rPr>
-          <w:lang w:val="en-US"/>
-        </w:rPr>
-        <w:t>Bỏ Tick “Open Shading Language” để Render nhanh hơn</w:t>
-      </w:r>
-    </w:p>
-    <w:p>
-      <w:pPr>
-        <w:pStyle w:val="ListParagraph"/>
-        <w:numPr>
-          <w:ilvl w:val="0"/>
-          <w:numId w:val="4"/>
-        </w:numPr>
-        <w:rPr>
-          <w:lang w:val="en-US"/>
-        </w:rPr>
-      </w:pPr>
-      <w:r>
-        <w:rPr>
-          <w:lang w:val="en-US"/>
-        </w:rPr>
-        <w:t>“Start Frame” và “End Frame”</w:t>
-      </w:r>
-      <w:r>
-        <w:rPr>
-          <w:lang w:val="en-US"/>
-        </w:rPr>
-        <w:t xml:space="preserve"> sẽ xác định ta Render trong khoảng nào</w:t>
-      </w:r>
-    </w:p>
-    <w:p>
-      <w:pPr>
-        <w:pStyle w:val="ListParagraph"/>
-        <w:numPr>
-          <w:ilvl w:val="0"/>
-          <w:numId w:val="4"/>
+        <w:t>from math import *</w:t>
+      </w:r>
+    </w:p>
+    <w:p>
+      <w:pPr>
+        <w:pStyle w:val="ListParagraph"/>
+        <w:pBdr>
+          <w:top w:val="single" w:sz="4" w:space="1" w:color="auto"/>
+          <w:left w:val="single" w:sz="4" w:space="4" w:color="auto"/>
+          <w:bottom w:val="single" w:sz="4" w:space="1" w:color="auto"/>
+          <w:right w:val="single" w:sz="4" w:space="4" w:color="auto"/>
+        </w:pBdr>
+        <w:ind w:left="1080"/>
+        <w:rPr>
+          <w:lang w:val="en-US"/>
+        </w:rPr>
+      </w:pPr>
+    </w:p>
+    <w:p>
+      <w:pPr>
+        <w:pStyle w:val="ListParagraph"/>
+        <w:pBdr>
+          <w:top w:val="single" w:sz="4" w:space="1" w:color="auto"/>
+          <w:left w:val="single" w:sz="4" w:space="4" w:color="auto"/>
+          <w:bottom w:val="single" w:sz="4" w:space="1" w:color="auto"/>
+          <w:right w:val="single" w:sz="4" w:space="4" w:color="auto"/>
+        </w:pBdr>
+        <w:ind w:left="1080"/>
+        <w:rPr>
+          <w:lang w:val="en-US"/>
+        </w:rPr>
+      </w:pPr>
+      <w:r>
+        <w:rPr>
+          <w:lang w:val="en-US"/>
+        </w:rPr>
+        <w:t>bpy.ops.object.select_all(action='DESELECT')</w:t>
+      </w:r>
+    </w:p>
+    <w:p>
+      <w:pPr>
+        <w:pStyle w:val="ListParagraph"/>
+        <w:pBdr>
+          <w:top w:val="single" w:sz="4" w:space="1" w:color="auto"/>
+          <w:left w:val="single" w:sz="4" w:space="4" w:color="auto"/>
+          <w:bottom w:val="single" w:sz="4" w:space="1" w:color="auto"/>
+          <w:right w:val="single" w:sz="4" w:space="4" w:color="auto"/>
+        </w:pBdr>
+        <w:ind w:left="1080"/>
+        <w:rPr>
+          <w:lang w:val="en-US"/>
+        </w:rPr>
+      </w:pPr>
+      <w:r>
+        <w:rPr>
+          <w:lang w:val="en-US"/>
+        </w:rPr>
+        <w:t>bpy.ops.object.select_by_type(type='MESH')</w:t>
+      </w:r>
+    </w:p>
+    <w:p>
+      <w:pPr>
+        <w:pStyle w:val="ListParagraph"/>
+        <w:pBdr>
+          <w:top w:val="single" w:sz="4" w:space="1" w:color="auto"/>
+          <w:left w:val="single" w:sz="4" w:space="4" w:color="auto"/>
+          <w:bottom w:val="single" w:sz="4" w:space="1" w:color="auto"/>
+          <w:right w:val="single" w:sz="4" w:space="4" w:color="auto"/>
+        </w:pBdr>
+        <w:ind w:left="1080"/>
+        <w:rPr>
+          <w:lang w:val="en-US"/>
+        </w:rPr>
+      </w:pPr>
+      <w:r>
+        <w:rPr>
+          <w:lang w:val="en-US"/>
+        </w:rPr>
+        <w:t>bpy.ops.object.delete()</w:t>
+      </w:r>
+    </w:p>
+    <w:p>
+      <w:pPr>
+        <w:pStyle w:val="ListParagraph"/>
+        <w:pBdr>
+          <w:top w:val="single" w:sz="4" w:space="1" w:color="auto"/>
+          <w:left w:val="single" w:sz="4" w:space="4" w:color="auto"/>
+          <w:bottom w:val="single" w:sz="4" w:space="1" w:color="auto"/>
+          <w:right w:val="single" w:sz="4" w:space="4" w:color="auto"/>
+        </w:pBdr>
+        <w:ind w:left="1080"/>
+        <w:rPr>
+          <w:lang w:val="en-US"/>
+        </w:rPr>
+      </w:pPr>
+    </w:p>
+    <w:p>
+      <w:pPr>
+        <w:pStyle w:val="ListParagraph"/>
+        <w:pBdr>
+          <w:top w:val="single" w:sz="4" w:space="1" w:color="auto"/>
+          <w:left w:val="single" w:sz="4" w:space="4" w:color="auto"/>
+          <w:bottom w:val="single" w:sz="4" w:space="1" w:color="auto"/>
+          <w:right w:val="single" w:sz="4" w:space="4" w:color="auto"/>
+        </w:pBdr>
+        <w:ind w:left="1080"/>
+        <w:rPr>
+          <w:lang w:val="en-US"/>
+        </w:rPr>
+      </w:pPr>
+      <w:r>
+        <w:rPr>
+          <w:lang w:val="en-US"/>
+        </w:rPr>
+        <w:t>mesh = bpy.data.meshes.new("graph")</w:t>
+      </w:r>
+    </w:p>
+    <w:p>
+      <w:pPr>
+        <w:pStyle w:val="ListParagraph"/>
+        <w:pBdr>
+          <w:top w:val="single" w:sz="4" w:space="1" w:color="auto"/>
+          <w:left w:val="single" w:sz="4" w:space="4" w:color="auto"/>
+          <w:bottom w:val="single" w:sz="4" w:space="1" w:color="auto"/>
+          <w:right w:val="single" w:sz="4" w:space="4" w:color="auto"/>
+        </w:pBdr>
+        <w:ind w:left="1080"/>
+        <w:rPr>
+          <w:lang w:val="en-US"/>
+        </w:rPr>
+      </w:pPr>
+      <w:r>
+        <w:rPr>
+          <w:lang w:val="en-US"/>
+        </w:rPr>
+        <w:t>obj = bpy.data.objects.new("GraphObj", mesh)</w:t>
+      </w:r>
+    </w:p>
+    <w:p>
+      <w:pPr>
+        <w:pStyle w:val="ListParagraph"/>
+        <w:pBdr>
+          <w:top w:val="single" w:sz="4" w:space="1" w:color="auto"/>
+          <w:left w:val="single" w:sz="4" w:space="4" w:color="auto"/>
+          <w:bottom w:val="single" w:sz="4" w:space="1" w:color="auto"/>
+          <w:right w:val="single" w:sz="4" w:space="4" w:color="auto"/>
+        </w:pBdr>
+        <w:ind w:left="1080"/>
+        <w:rPr>
+          <w:lang w:val="en-US"/>
+        </w:rPr>
+      </w:pPr>
+      <w:r>
+        <w:rPr>
+          <w:lang w:val="en-US"/>
+        </w:rPr>
+        <w:t>scene = bpy.context.scene</w:t>
+      </w:r>
+    </w:p>
+    <w:p>
+      <w:pPr>
+        <w:pStyle w:val="ListParagraph"/>
+        <w:pBdr>
+          <w:top w:val="single" w:sz="4" w:space="1" w:color="auto"/>
+          <w:left w:val="single" w:sz="4" w:space="4" w:color="auto"/>
+          <w:bottom w:val="single" w:sz="4" w:space="1" w:color="auto"/>
+          <w:right w:val="single" w:sz="4" w:space="4" w:color="auto"/>
+        </w:pBdr>
+        <w:ind w:left="1080"/>
+        <w:rPr>
+          <w:lang w:val="en-US"/>
+        </w:rPr>
+      </w:pPr>
+      <w:r>
+        <w:rPr>
+          <w:lang w:val="en-US"/>
+        </w:rPr>
+        <w:t>scene.objects.link(obj)</w:t>
+      </w:r>
+    </w:p>
+    <w:p>
+      <w:pPr>
+        <w:pStyle w:val="ListParagraph"/>
+        <w:pBdr>
+          <w:top w:val="single" w:sz="4" w:space="1" w:color="auto"/>
+          <w:left w:val="single" w:sz="4" w:space="4" w:color="auto"/>
+          <w:bottom w:val="single" w:sz="4" w:space="1" w:color="auto"/>
+          <w:right w:val="single" w:sz="4" w:space="4" w:color="auto"/>
+        </w:pBdr>
+        <w:ind w:left="1080"/>
+        <w:rPr>
+          <w:lang w:val="en-US"/>
+        </w:rPr>
+      </w:pPr>
+    </w:p>
+    <w:p>
+      <w:pPr>
+        <w:pStyle w:val="ListParagraph"/>
+        <w:pBdr>
+          <w:top w:val="single" w:sz="4" w:space="1" w:color="auto"/>
+          <w:left w:val="single" w:sz="4" w:space="4" w:color="auto"/>
+          <w:bottom w:val="single" w:sz="4" w:space="1" w:color="auto"/>
+          <w:right w:val="single" w:sz="4" w:space="4" w:color="auto"/>
+        </w:pBdr>
+        <w:ind w:left="1080"/>
+        <w:rPr>
+          <w:lang w:val="en-US"/>
+        </w:rPr>
+      </w:pPr>
+      <w:r>
+        <w:rPr>
+          <w:lang w:val="en-US"/>
+        </w:rPr>
+        <w:t>vertices = []</w:t>
+      </w:r>
+    </w:p>
+    <w:p>
+      <w:pPr>
+        <w:pStyle w:val="ListParagraph"/>
+        <w:pBdr>
+          <w:top w:val="single" w:sz="4" w:space="1" w:color="auto"/>
+          <w:left w:val="single" w:sz="4" w:space="4" w:color="auto"/>
+          <w:bottom w:val="single" w:sz="4" w:space="1" w:color="auto"/>
+          <w:right w:val="single" w:sz="4" w:space="4" w:color="auto"/>
+        </w:pBdr>
+        <w:ind w:left="1080"/>
+        <w:rPr>
+          <w:lang w:val="en-US"/>
+        </w:rPr>
+      </w:pPr>
+      <w:r>
+        <w:rPr>
+          <w:lang w:val="en-US"/>
+        </w:rPr>
+        <w:t>edges = []</w:t>
+      </w:r>
+    </w:p>
+    <w:p>
+      <w:pPr>
+        <w:pStyle w:val="ListParagraph"/>
+        <w:pBdr>
+          <w:top w:val="single" w:sz="4" w:space="1" w:color="auto"/>
+          <w:left w:val="single" w:sz="4" w:space="4" w:color="auto"/>
+          <w:bottom w:val="single" w:sz="4" w:space="1" w:color="auto"/>
+          <w:right w:val="single" w:sz="4" w:space="4" w:color="auto"/>
+        </w:pBdr>
+        <w:ind w:left="1080"/>
+        <w:rPr>
+          <w:lang w:val="en-US"/>
+        </w:rPr>
+      </w:pPr>
+      <w:r>
+        <w:rPr>
+          <w:lang w:val="en-US"/>
+        </w:rPr>
+        <w:t>faces = []</w:t>
+      </w:r>
+    </w:p>
+    <w:p>
+      <w:pPr>
+        <w:pStyle w:val="ListParagraph"/>
+        <w:pBdr>
+          <w:top w:val="single" w:sz="4" w:space="1" w:color="auto"/>
+          <w:left w:val="single" w:sz="4" w:space="4" w:color="auto"/>
+          <w:bottom w:val="single" w:sz="4" w:space="1" w:color="auto"/>
+          <w:right w:val="single" w:sz="4" w:space="4" w:color="auto"/>
+        </w:pBdr>
+        <w:ind w:left="1080"/>
+        <w:rPr>
+          <w:lang w:val="en-US"/>
+        </w:rPr>
+      </w:pPr>
+      <w:r>
+        <w:rPr>
+          <w:lang w:val="en-US"/>
+        </w:rPr>
+        <w:t xml:space="preserve">num_points = </w:t>
+      </w:r>
+      <w:r>
+        <w:rPr>
+          <w:lang w:val="en-US"/>
+        </w:rPr>
+        <w:t>&lt;Độ Phân Giải&gt;</w:t>
+      </w:r>
+    </w:p>
+    <w:p>
+      <w:pPr>
+        <w:pStyle w:val="ListParagraph"/>
+        <w:pBdr>
+          <w:top w:val="single" w:sz="4" w:space="1" w:color="auto"/>
+          <w:left w:val="single" w:sz="4" w:space="4" w:color="auto"/>
+          <w:bottom w:val="single" w:sz="4" w:space="1" w:color="auto"/>
+          <w:right w:val="single" w:sz="4" w:space="4" w:color="auto"/>
+        </w:pBdr>
+        <w:ind w:left="1080"/>
+        <w:rPr>
+          <w:lang w:val="en-US"/>
+        </w:rPr>
+      </w:pPr>
+      <w:r>
+        <w:rPr>
+          <w:lang w:val="en-US"/>
+        </w:rPr>
+        <w:t>lim_x = &lt;Giới Hạn Giá Trị Của X&gt;</w:t>
+      </w:r>
+    </w:p>
+    <w:p>
+      <w:pPr>
+        <w:pStyle w:val="ListParagraph"/>
+        <w:pBdr>
+          <w:top w:val="single" w:sz="4" w:space="1" w:color="auto"/>
+          <w:left w:val="single" w:sz="4" w:space="4" w:color="auto"/>
+          <w:bottom w:val="single" w:sz="4" w:space="1" w:color="auto"/>
+          <w:right w:val="single" w:sz="4" w:space="4" w:color="auto"/>
+        </w:pBdr>
+        <w:ind w:left="1080"/>
+        <w:rPr>
+          <w:lang w:val="en-US"/>
+        </w:rPr>
+      </w:pPr>
+      <w:r>
+        <w:rPr>
+          <w:lang w:val="en-US"/>
+        </w:rPr>
+        <w:t>lim_y = &lt;Giới Hạn Giá Trị Của Y&gt;</w:t>
+      </w:r>
+    </w:p>
+    <w:p>
+      <w:pPr>
+        <w:pStyle w:val="ListParagraph"/>
+        <w:pBdr>
+          <w:top w:val="single" w:sz="4" w:space="1" w:color="auto"/>
+          <w:left w:val="single" w:sz="4" w:space="4" w:color="auto"/>
+          <w:bottom w:val="single" w:sz="4" w:space="1" w:color="auto"/>
+          <w:right w:val="single" w:sz="4" w:space="4" w:color="auto"/>
+        </w:pBdr>
+        <w:ind w:left="1080"/>
+        <w:rPr>
+          <w:lang w:val="en-US"/>
+        </w:rPr>
+      </w:pPr>
+      <w:r>
+        <w:rPr>
+          <w:lang w:val="en-US"/>
+        </w:rPr>
+        <w:t>x_step = (</w:t>
+      </w:r>
+      <w:r>
+        <w:rPr>
+          <w:lang w:val="en-US"/>
+        </w:rPr>
+        <w:t>lim_x[1] - lim_x[0]</w:t>
+      </w:r>
+      <w:r>
+        <w:rPr>
+          <w:lang w:val="en-US"/>
+        </w:rPr>
+        <w:t>) / num_points</w:t>
+      </w:r>
+    </w:p>
+    <w:p>
+      <w:pPr>
+        <w:pStyle w:val="ListParagraph"/>
+        <w:pBdr>
+          <w:top w:val="single" w:sz="4" w:space="1" w:color="auto"/>
+          <w:left w:val="single" w:sz="4" w:space="4" w:color="auto"/>
+          <w:bottom w:val="single" w:sz="4" w:space="1" w:color="auto"/>
+          <w:right w:val="single" w:sz="4" w:space="4" w:color="auto"/>
+        </w:pBdr>
+        <w:ind w:left="1080"/>
+        <w:rPr>
+          <w:lang w:val="en-US"/>
+        </w:rPr>
+      </w:pPr>
+      <w:r>
+        <w:rPr>
+          <w:lang w:val="en-US"/>
+        </w:rPr>
+        <w:t>y_step = (</w:t>
+      </w:r>
+      <w:r>
+        <w:rPr>
+          <w:lang w:val="en-US"/>
+        </w:rPr>
+        <w:t>lim_y[1] - lim_y[0]</w:t>
+      </w:r>
+      <w:r>
+        <w:rPr>
+          <w:lang w:val="en-US"/>
+        </w:rPr>
+        <w:t>) / num_points</w:t>
+      </w:r>
+    </w:p>
+    <w:p>
+      <w:pPr>
+        <w:pStyle w:val="ListParagraph"/>
+        <w:pBdr>
+          <w:top w:val="single" w:sz="4" w:space="1" w:color="auto"/>
+          <w:left w:val="single" w:sz="4" w:space="4" w:color="auto"/>
+          <w:bottom w:val="single" w:sz="4" w:space="1" w:color="auto"/>
+          <w:right w:val="single" w:sz="4" w:space="4" w:color="auto"/>
+        </w:pBdr>
+        <w:ind w:left="1080"/>
+        <w:rPr>
+          <w:lang w:val="en-US"/>
+        </w:rPr>
+      </w:pPr>
+    </w:p>
+    <w:p>
+      <w:pPr>
+        <w:pStyle w:val="ListParagraph"/>
+        <w:pBdr>
+          <w:top w:val="single" w:sz="4" w:space="1" w:color="auto"/>
+          <w:left w:val="single" w:sz="4" w:space="4" w:color="auto"/>
+          <w:bottom w:val="single" w:sz="4" w:space="1" w:color="auto"/>
+          <w:right w:val="single" w:sz="4" w:space="4" w:color="auto"/>
+        </w:pBdr>
+        <w:ind w:left="1080"/>
+        <w:rPr>
+          <w:lang w:val="en-US"/>
+        </w:rPr>
+      </w:pPr>
+      <w:r>
+        <w:rPr>
+          <w:lang w:val="en-US"/>
+        </w:rPr>
+        <w:t>for i in range(num_points):</w:t>
+      </w:r>
+    </w:p>
+    <w:p>
+      <w:pPr>
+        <w:pStyle w:val="ListParagraph"/>
+        <w:pBdr>
+          <w:top w:val="single" w:sz="4" w:space="1" w:color="auto"/>
+          <w:left w:val="single" w:sz="4" w:space="4" w:color="auto"/>
+          <w:bottom w:val="single" w:sz="4" w:space="1" w:color="auto"/>
+          <w:right w:val="single" w:sz="4" w:space="4" w:color="auto"/>
+        </w:pBdr>
+        <w:ind w:left="1080"/>
+        <w:rPr>
+          <w:lang w:val="en-US"/>
+        </w:rPr>
+      </w:pPr>
+      <w:r>
+        <w:rPr>
+          <w:lang w:val="en-US"/>
+        </w:rPr>
+        <w:t xml:space="preserve">    x = </w:t>
+      </w:r>
+      <w:r>
+        <w:rPr>
+          <w:lang w:val="en-US"/>
+        </w:rPr>
+        <w:t xml:space="preserve">lim_x[0] </w:t>
+      </w:r>
+      <w:r>
+        <w:rPr>
+          <w:lang w:val="en-US"/>
+        </w:rPr>
+        <w:t>+ i * x_step</w:t>
+      </w:r>
+    </w:p>
+    <w:p>
+      <w:pPr>
+        <w:pStyle w:val="ListParagraph"/>
+        <w:pBdr>
+          <w:top w:val="single" w:sz="4" w:space="1" w:color="auto"/>
+          <w:left w:val="single" w:sz="4" w:space="4" w:color="auto"/>
+          <w:bottom w:val="single" w:sz="4" w:space="1" w:color="auto"/>
+          <w:right w:val="single" w:sz="4" w:space="4" w:color="auto"/>
+        </w:pBdr>
+        <w:ind w:left="1080"/>
+        <w:rPr>
+          <w:lang w:val="en-US"/>
+        </w:rPr>
+      </w:pPr>
+      <w:r>
+        <w:rPr>
+          <w:lang w:val="en-US"/>
+        </w:rPr>
+        <w:t xml:space="preserve">    for j in range(num_points):</w:t>
+      </w:r>
+    </w:p>
+    <w:p>
+      <w:pPr>
+        <w:pStyle w:val="ListParagraph"/>
+        <w:pBdr>
+          <w:top w:val="single" w:sz="4" w:space="1" w:color="auto"/>
+          <w:left w:val="single" w:sz="4" w:space="4" w:color="auto"/>
+          <w:bottom w:val="single" w:sz="4" w:space="1" w:color="auto"/>
+          <w:right w:val="single" w:sz="4" w:space="4" w:color="auto"/>
+        </w:pBdr>
+        <w:ind w:left="1080"/>
+        <w:rPr>
+          <w:lang w:val="en-US"/>
+        </w:rPr>
+      </w:pPr>
+      <w:r>
+        <w:rPr>
+          <w:lang w:val="en-US"/>
+        </w:rPr>
+        <w:t xml:space="preserve">        y = </w:t>
+      </w:r>
+      <w:r>
+        <w:rPr>
+          <w:lang w:val="en-US"/>
+        </w:rPr>
+        <w:t xml:space="preserve">lim_y[0] </w:t>
+      </w:r>
+      <w:r>
+        <w:rPr>
+          <w:lang w:val="en-US"/>
+        </w:rPr>
+        <w:t>+ j * y_step</w:t>
+      </w:r>
+    </w:p>
+    <w:p>
+      <w:pPr>
+        <w:pStyle w:val="ListParagraph"/>
+        <w:pBdr>
+          <w:top w:val="single" w:sz="4" w:space="1" w:color="auto"/>
+          <w:left w:val="single" w:sz="4" w:space="4" w:color="auto"/>
+          <w:bottom w:val="single" w:sz="4" w:space="1" w:color="auto"/>
+          <w:right w:val="single" w:sz="4" w:space="4" w:color="auto"/>
+        </w:pBdr>
+        <w:ind w:left="1080"/>
+        <w:rPr>
+          <w:lang w:val="en-US"/>
+        </w:rPr>
+      </w:pPr>
+      <w:r>
+        <w:rPr>
+          <w:lang w:val="en-US"/>
+        </w:rPr>
+        <w:t xml:space="preserve">        z = </w:t>
+      </w:r>
+      <w:r>
+        <w:rPr>
+          <w:lang w:val="en-US"/>
+        </w:rPr>
+        <w:t>&lt;Biểu Thức Hàm&gt;</w:t>
+      </w:r>
+    </w:p>
+    <w:p>
+      <w:pPr>
+        <w:pStyle w:val="ListParagraph"/>
+        <w:pBdr>
+          <w:top w:val="single" w:sz="4" w:space="1" w:color="auto"/>
+          <w:left w:val="single" w:sz="4" w:space="4" w:color="auto"/>
+          <w:bottom w:val="single" w:sz="4" w:space="1" w:color="auto"/>
+          <w:right w:val="single" w:sz="4" w:space="4" w:color="auto"/>
+        </w:pBdr>
+        <w:ind w:left="1080"/>
+        <w:rPr>
+          <w:lang w:val="en-US"/>
+        </w:rPr>
+      </w:pPr>
+      <w:r>
+        <w:rPr>
+          <w:lang w:val="en-US"/>
+        </w:rPr>
+        <w:t xml:space="preserve">        vertices.append((x, y, z))</w:t>
+      </w:r>
+    </w:p>
+    <w:p>
+      <w:pPr>
+        <w:pStyle w:val="ListParagraph"/>
+        <w:pBdr>
+          <w:top w:val="single" w:sz="4" w:space="1" w:color="auto"/>
+          <w:left w:val="single" w:sz="4" w:space="4" w:color="auto"/>
+          <w:bottom w:val="single" w:sz="4" w:space="1" w:color="auto"/>
+          <w:right w:val="single" w:sz="4" w:space="4" w:color="auto"/>
+        </w:pBdr>
+        <w:ind w:left="1080"/>
+        <w:rPr>
+          <w:lang w:val="en-US"/>
+        </w:rPr>
+      </w:pPr>
+    </w:p>
+    <w:p>
+      <w:pPr>
+        <w:pStyle w:val="ListParagraph"/>
+        <w:pBdr>
+          <w:top w:val="single" w:sz="4" w:space="1" w:color="auto"/>
+          <w:left w:val="single" w:sz="4" w:space="4" w:color="auto"/>
+          <w:bottom w:val="single" w:sz="4" w:space="1" w:color="auto"/>
+          <w:right w:val="single" w:sz="4" w:space="4" w:color="auto"/>
+        </w:pBdr>
+        <w:ind w:left="1080"/>
+        <w:rPr>
+          <w:lang w:val="en-US"/>
+        </w:rPr>
+      </w:pPr>
+      <w:r>
+        <w:rPr>
+          <w:lang w:val="en-US"/>
+        </w:rPr>
+        <w:t>for i in range(num_points - 1):</w:t>
+      </w:r>
+    </w:p>
+    <w:p>
+      <w:pPr>
+        <w:pStyle w:val="ListParagraph"/>
+        <w:pBdr>
+          <w:top w:val="single" w:sz="4" w:space="1" w:color="auto"/>
+          <w:left w:val="single" w:sz="4" w:space="4" w:color="auto"/>
+          <w:bottom w:val="single" w:sz="4" w:space="1" w:color="auto"/>
+          <w:right w:val="single" w:sz="4" w:space="4" w:color="auto"/>
+        </w:pBdr>
+        <w:ind w:left="1080"/>
+        <w:rPr>
+          <w:lang w:val="en-US"/>
+        </w:rPr>
+      </w:pPr>
+      <w:r>
+        <w:rPr>
+          <w:lang w:val="en-US"/>
+        </w:rPr>
+        <w:t xml:space="preserve">    for j in range(num_points - 1):</w:t>
+      </w:r>
+    </w:p>
+    <w:p>
+      <w:pPr>
+        <w:pStyle w:val="ListParagraph"/>
+        <w:pBdr>
+          <w:top w:val="single" w:sz="4" w:space="1" w:color="auto"/>
+          <w:left w:val="single" w:sz="4" w:space="4" w:color="auto"/>
+          <w:bottom w:val="single" w:sz="4" w:space="1" w:color="auto"/>
+          <w:right w:val="single" w:sz="4" w:space="4" w:color="auto"/>
+        </w:pBdr>
+        <w:ind w:left="1080"/>
+        <w:rPr>
+          <w:lang w:val="en-US"/>
+        </w:rPr>
+      </w:pPr>
+      <w:r>
+        <w:rPr>
+          <w:lang w:val="en-US"/>
+        </w:rPr>
+        <w:t xml:space="preserve">        v0 = i * num_points + j</w:t>
+      </w:r>
+    </w:p>
+    <w:p>
+      <w:pPr>
+        <w:pStyle w:val="ListParagraph"/>
+        <w:pBdr>
+          <w:top w:val="single" w:sz="4" w:space="1" w:color="auto"/>
+          <w:left w:val="single" w:sz="4" w:space="4" w:color="auto"/>
+          <w:bottom w:val="single" w:sz="4" w:space="1" w:color="auto"/>
+          <w:right w:val="single" w:sz="4" w:space="4" w:color="auto"/>
+        </w:pBdr>
+        <w:ind w:left="1080"/>
+        <w:rPr>
+          <w:lang w:val="en-US"/>
+        </w:rPr>
+      </w:pPr>
+      <w:r>
+        <w:rPr>
+          <w:lang w:val="en-US"/>
+        </w:rPr>
+        <w:t xml:space="preserve">        v1 = v0 + 1</w:t>
+      </w:r>
+    </w:p>
+    <w:p>
+      <w:pPr>
+        <w:pStyle w:val="ListParagraph"/>
+        <w:pBdr>
+          <w:top w:val="single" w:sz="4" w:space="1" w:color="auto"/>
+          <w:left w:val="single" w:sz="4" w:space="4" w:color="auto"/>
+          <w:bottom w:val="single" w:sz="4" w:space="1" w:color="auto"/>
+          <w:right w:val="single" w:sz="4" w:space="4" w:color="auto"/>
+        </w:pBdr>
+        <w:ind w:left="1080"/>
+        <w:rPr>
+          <w:lang w:val="en-US"/>
+        </w:rPr>
+      </w:pPr>
+      <w:r>
+        <w:rPr>
+          <w:lang w:val="en-US"/>
+        </w:rPr>
+        <w:t xml:space="preserve">        v2 = v0 + num_points</w:t>
+      </w:r>
+    </w:p>
+    <w:p>
+      <w:pPr>
+        <w:pStyle w:val="ListParagraph"/>
+        <w:pBdr>
+          <w:top w:val="single" w:sz="4" w:space="1" w:color="auto"/>
+          <w:left w:val="single" w:sz="4" w:space="4" w:color="auto"/>
+          <w:bottom w:val="single" w:sz="4" w:space="1" w:color="auto"/>
+          <w:right w:val="single" w:sz="4" w:space="4" w:color="auto"/>
+        </w:pBdr>
+        <w:ind w:left="1080"/>
+        <w:rPr>
+          <w:lang w:val="en-US"/>
+        </w:rPr>
+      </w:pPr>
+      <w:r>
+        <w:rPr>
+          <w:lang w:val="en-US"/>
+        </w:rPr>
+        <w:t xml:space="preserve">        v3 = v2 + 1</w:t>
+      </w:r>
+    </w:p>
+    <w:p>
+      <w:pPr>
+        <w:pStyle w:val="ListParagraph"/>
+        <w:pBdr>
+          <w:top w:val="single" w:sz="4" w:space="1" w:color="auto"/>
+          <w:left w:val="single" w:sz="4" w:space="4" w:color="auto"/>
+          <w:bottom w:val="single" w:sz="4" w:space="1" w:color="auto"/>
+          <w:right w:val="single" w:sz="4" w:space="4" w:color="auto"/>
+        </w:pBdr>
+        <w:ind w:left="1080"/>
+        <w:rPr>
+          <w:lang w:val="en-US"/>
+        </w:rPr>
+      </w:pPr>
+      <w:r>
+        <w:rPr>
+          <w:lang w:val="en-US"/>
+        </w:rPr>
+        <w:t xml:space="preserve">        edges.extend([(v0, v1), (v1, v3), (v3, v2), (v2, v0)])</w:t>
+      </w:r>
+    </w:p>
+    <w:p>
+      <w:pPr>
+        <w:pStyle w:val="ListParagraph"/>
+        <w:pBdr>
+          <w:top w:val="single" w:sz="4" w:space="1" w:color="auto"/>
+          <w:left w:val="single" w:sz="4" w:space="4" w:color="auto"/>
+          <w:bottom w:val="single" w:sz="4" w:space="1" w:color="auto"/>
+          <w:right w:val="single" w:sz="4" w:space="4" w:color="auto"/>
+        </w:pBdr>
+        <w:ind w:left="1080"/>
+        <w:rPr>
+          <w:lang w:val="en-US"/>
+        </w:rPr>
+      </w:pPr>
+      <w:r>
+        <w:rPr>
+          <w:lang w:val="en-US"/>
+        </w:rPr>
+        <w:t xml:space="preserve">        faces.append((v0, v1, v3, v2))</w:t>
+      </w:r>
+    </w:p>
+    <w:p>
+      <w:pPr>
+        <w:pStyle w:val="ListParagraph"/>
+        <w:pBdr>
+          <w:top w:val="single" w:sz="4" w:space="1" w:color="auto"/>
+          <w:left w:val="single" w:sz="4" w:space="4" w:color="auto"/>
+          <w:bottom w:val="single" w:sz="4" w:space="1" w:color="auto"/>
+          <w:right w:val="single" w:sz="4" w:space="4" w:color="auto"/>
+        </w:pBdr>
+        <w:ind w:left="1080"/>
+        <w:rPr>
+          <w:lang w:val="en-US"/>
+        </w:rPr>
+      </w:pPr>
+    </w:p>
+    <w:p>
+      <w:pPr>
+        <w:pStyle w:val="ListParagraph"/>
+        <w:pBdr>
+          <w:top w:val="single" w:sz="4" w:space="1" w:color="auto"/>
+          <w:left w:val="single" w:sz="4" w:space="4" w:color="auto"/>
+          <w:bottom w:val="single" w:sz="4" w:space="1" w:color="auto"/>
+          <w:right w:val="single" w:sz="4" w:space="4" w:color="auto"/>
+        </w:pBdr>
+        <w:ind w:left="1080"/>
+        <w:rPr>
+          <w:lang w:val="en-US"/>
+        </w:rPr>
+      </w:pPr>
+      <w:r>
+        <w:rPr>
+          <w:lang w:val="en-US"/>
+        </w:rPr>
+        <w:t>mesh.from_pydata(vertices, edges, faces)</w:t>
+      </w:r>
+    </w:p>
+    <w:p>
+      <w:pPr>
+        <w:pStyle w:val="ListParagraph"/>
+        <w:pBdr>
+          <w:top w:val="single" w:sz="4" w:space="1" w:color="auto"/>
+          <w:left w:val="single" w:sz="4" w:space="4" w:color="auto"/>
+          <w:bottom w:val="single" w:sz="4" w:space="1" w:color="auto"/>
+          <w:right w:val="single" w:sz="4" w:space="4" w:color="auto"/>
+        </w:pBdr>
+        <w:ind w:left="1080"/>
+        <w:rPr>
+          <w:lang w:val="en-US"/>
+        </w:rPr>
+      </w:pPr>
+      <w:r>
+        <w:rPr>
+          <w:lang w:val="en-US"/>
+        </w:rPr>
+        <w:t>mesh.update()</w:t>
+      </w:r>
+    </w:p>
+    <w:p>
+      <w:pPr>
+        <w:pStyle w:val="ListParagraph"/>
+        <w:numPr>
+          <w:ilvl w:val="0"/>
+          <w:numId w:val="2"/>
+        </w:numPr>
+        <w:rPr>
+          <w:lang w:val="en-US"/>
+        </w:rPr>
+      </w:pPr>
+      <w:r>
+        <w:rPr>
+          <w:lang w:val="en-US"/>
+        </w:rPr>
+        <w:t>&lt;Giới Hạn Giá Trị Của X&gt;</w:t>
+      </w:r>
+      <w:r>
+        <w:rPr>
+          <w:lang w:val="en-US"/>
+        </w:rPr>
+        <w:t xml:space="preserve"> và &lt;Giới Hạn Giá Trị Của Y&gt; là List bao gồm 2 giá trị cận có tác dụng giới hạn hiển thị hàm số</w:t>
+      </w:r>
+    </w:p>
+    <w:p>
+      <w:pPr>
+        <w:pStyle w:val="ListParagraph"/>
+        <w:numPr>
+          <w:ilvl w:val="0"/>
+          <w:numId w:val="2"/>
         </w:numPr>
         <w:rPr>
           <w:lang w:val="en-US"/>
@@ -3019,237 +5487,1150 @@
     <w:p>
       <w:pPr>
         <w:pStyle w:val="ListParagraph"/>
-        <w:numPr>
-          <w:ilvl w:val="0"/>
-          <w:numId w:val="4"/>
-        </w:numPr>
-        <w:rPr>
-          <w:lang w:val="en-US"/>
-        </w:rPr>
-      </w:pPr>
-      <w:r>
-        <w:rPr>
-          <w:lang w:val="en-US"/>
-        </w:rPr>
-        <w:t>“Start Frame” = 3, “End Frame” = 7, thì các Frame được Render là 3, 4, 5, 6, 7</w:t>
-      </w:r>
-    </w:p>
-    <w:p>
-      <w:pPr>
-        <w:pStyle w:val="ListParagraph"/>
-        <w:numPr>
-          <w:ilvl w:val="0"/>
-          <w:numId w:val="4"/>
-        </w:numPr>
-        <w:rPr>
-          <w:lang w:val="en-US"/>
-        </w:rPr>
-      </w:pPr>
-      <w:r>
-        <w:rPr>
-          <w:lang w:val="en-US"/>
-        </w:rPr>
-        <w:t>“Output File Path” sẽ xác định ta lưu File ở đâu, với tên gì</w:t>
-      </w:r>
-    </w:p>
-    <w:p>
-      <w:pPr>
-        <w:pStyle w:val="ListParagraph"/>
-        <w:numPr>
-          <w:ilvl w:val="0"/>
-          <w:numId w:val="4"/>
-        </w:numPr>
-        <w:rPr>
-          <w:lang w:val="en-US"/>
-        </w:rPr>
-      </w:pPr>
-      <w:r>
-        <w:rPr>
-          <w:lang w:val="en-US"/>
-        </w:rPr>
-        <w:t>Ví dụ</w:t>
-      </w:r>
-    </w:p>
-    <w:p>
-      <w:pPr>
-        <w:pStyle w:val="ListParagraph"/>
-        <w:numPr>
-          <w:ilvl w:val="0"/>
-          <w:numId w:val="4"/>
-        </w:numPr>
-        <w:rPr>
-          <w:lang w:val="en-US"/>
-        </w:rPr>
-      </w:pPr>
-      <w:r>
-        <w:rPr>
-          <w:lang w:val="en-US"/>
-        </w:rPr>
-        <w:t>“Output File Path” = “D:/foo” thì đường dẫn tới ảnh là “D:/foo.png”</w:t>
-      </w:r>
-    </w:p>
-    <w:p>
-      <w:pPr>
-        <w:pStyle w:val="ListParagraph"/>
-        <w:numPr>
-          <w:ilvl w:val="0"/>
-          <w:numId w:val="4"/>
-        </w:numPr>
-        <w:rPr>
-          <w:lang w:val="en-US"/>
-        </w:rPr>
-      </w:pPr>
-      <w:r>
-        <w:rPr>
-          <w:lang w:val="en-US"/>
-        </w:rPr>
-        <w:t>“Render Samples” xác định độ chống nhiễu, đặt thấp thôi, = 10 là được</w:t>
-      </w:r>
-    </w:p>
-    <w:p>
-      <w:pPr>
-        <w:pStyle w:val="ListParagraph"/>
-        <w:numPr>
-          <w:ilvl w:val="0"/>
-          <w:numId w:val="4"/>
-        </w:numPr>
-        <w:rPr>
-          <w:lang w:val="en-US"/>
-        </w:rPr>
-      </w:pPr>
-      <w:r>
-        <w:rPr>
-          <w:lang w:val="en-US"/>
-        </w:rPr>
-        <w:t>Bỏ Tick “Caustics” để Render nhanh hơn</w:t>
-      </w:r>
-    </w:p>
-    <w:p>
-      <w:pPr>
-        <w:pStyle w:val="ListParagraph"/>
-        <w:numPr>
-          <w:ilvl w:val="0"/>
-          <w:numId w:val="4"/>
-        </w:numPr>
-        <w:rPr>
-          <w:lang w:val="en-US"/>
-        </w:rPr>
-      </w:pPr>
-      <w:r>
-        <w:rPr>
-          <w:lang w:val="en-US"/>
-        </w:rPr>
-        <w:t>“Tiles” xác định 1 ô Render rộng bao nhiêu, đặt 512 x 512 cho nhanh</w:t>
-      </w:r>
-    </w:p>
-    <w:p>
-      <w:pPr>
-        <w:pStyle w:val="ListParagraph"/>
-        <w:numPr>
-          <w:ilvl w:val="0"/>
-          <w:numId w:val="9"/>
-        </w:numPr>
-        <w:rPr>
-          <w:lang w:val="en-US"/>
-        </w:rPr>
-      </w:pPr>
-      <w:r>
-        <w:rPr>
-          <w:lang w:val="en-US"/>
-        </w:rPr>
-        <w:t>Cách Render 1 Phần Của Khung Ảnh Và Những Phần Còn Lại Trong Suốt?</w:t>
-      </w:r>
-    </w:p>
-    <w:p>
-      <w:pPr>
-        <w:pStyle w:val="ListParagraph"/>
-        <w:numPr>
-          <w:ilvl w:val="0"/>
-          <w:numId w:val="4"/>
-        </w:numPr>
-        <w:rPr>
-          <w:lang w:val="en-US"/>
-        </w:rPr>
-      </w:pPr>
-      <w:r>
-        <w:rPr>
-          <w:lang w:val="en-US"/>
-        </w:rPr>
-        <w:t>Nhấn “0”</w:t>
-      </w:r>
-      <w:r>
-        <w:rPr>
-          <w:lang w:val="en-US"/>
-        </w:rPr>
-        <w:t xml:space="preserve"> để chuyển sang Camera</w:t>
-      </w:r>
-      <w:r>
-        <w:rPr>
-          <w:lang w:val="en-US"/>
-        </w:rPr>
-        <w:t xml:space="preserve"> + nhấn “Ctrl” + “B” + kéo thả để xác định phần cần Render + vào Tab “Render” + Tick “Border” + tiến hành Render</w:t>
-      </w:r>
-    </w:p>
-    <w:p>
-      <w:pPr>
-        <w:pStyle w:val="ListParagraph"/>
-        <w:numPr>
-          <w:ilvl w:val="0"/>
-          <w:numId w:val="4"/>
-        </w:numPr>
-        <w:rPr>
-          <w:lang w:val="en-US"/>
-        </w:rPr>
-      </w:pPr>
-      <w:r>
-        <w:rPr>
-          <w:lang w:val="en-US"/>
-        </w:rPr>
-        <w:t>Để trở lại như cũ, nhấn</w:t>
-      </w:r>
-      <w:r>
-        <w:rPr>
-          <w:lang w:val="en-US"/>
-        </w:rPr>
-        <w:t xml:space="preserve"> “0” để chuyển sang Camera + nhấn</w:t>
-      </w:r>
-      <w:r>
-        <w:rPr>
-          <w:lang w:val="en-US"/>
-        </w:rPr>
-        <w:t xml:space="preserve"> “Ctrl” + “Alt” + “B”</w:t>
-      </w:r>
-    </w:p>
-    <w:p>
-      <w:pPr>
-        <w:rPr>
-          <w:lang w:val="en-US"/>
-        </w:rPr>
-      </w:pPr>
-    </w:p>
-    <w:p>
-      <w:pPr>
-        <w:rPr>
-          <w:lang w:val="en-US"/>
-        </w:rPr>
-      </w:pPr>
-      <w:r>
-        <w:rPr>
-          <w:lang w:val="en-US"/>
-        </w:rPr>
-        <w:t>Short Cuts</w:t>
-      </w:r>
-      <w:r>
-        <w:rPr>
-          <w:lang w:val="en-US"/>
-        </w:rPr>
-        <w:t xml:space="preserve"> –</w:t>
-      </w:r>
-      <w:r>
-        <w:rPr>
-          <w:lang w:val="en-US"/>
-        </w:rPr>
-        <w:t xml:space="preserve"> Các Phím Tắt</w:t>
+        <w:pBdr>
+          <w:top w:val="single" w:sz="4" w:space="1" w:color="auto"/>
+          <w:left w:val="single" w:sz="4" w:space="4" w:color="auto"/>
+          <w:bottom w:val="single" w:sz="4" w:space="1" w:color="auto"/>
+          <w:right w:val="single" w:sz="4" w:space="4" w:color="auto"/>
+        </w:pBdr>
+        <w:ind w:left="1080"/>
+        <w:rPr>
+          <w:lang w:val="en-US"/>
+        </w:rPr>
+      </w:pPr>
+      <w:r>
+        <w:rPr>
+          <w:lang w:val="en-US"/>
+        </w:rPr>
+        <w:t>lim_x = [-5, 5]</w:t>
+      </w:r>
+    </w:p>
+    <w:p>
+      <w:pPr>
+        <w:pStyle w:val="ListParagraph"/>
+        <w:pBdr>
+          <w:top w:val="single" w:sz="4" w:space="1" w:color="auto"/>
+          <w:left w:val="single" w:sz="4" w:space="4" w:color="auto"/>
+          <w:bottom w:val="single" w:sz="4" w:space="1" w:color="auto"/>
+          <w:right w:val="single" w:sz="4" w:space="4" w:color="auto"/>
+        </w:pBdr>
+        <w:ind w:left="1080"/>
+        <w:rPr>
+          <w:lang w:val="en-US"/>
+        </w:rPr>
+      </w:pPr>
+      <w:r>
+        <w:rPr>
+          <w:lang w:val="en-US"/>
+        </w:rPr>
+        <w:t>lim_y = [-10, 10]</w:t>
+      </w:r>
+    </w:p>
+    <w:p>
+      <w:pPr>
+        <w:pStyle w:val="ListParagraph"/>
+        <w:numPr>
+          <w:ilvl w:val="0"/>
+          <w:numId w:val="2"/>
+        </w:numPr>
+        <w:rPr>
+          <w:lang w:val="en-US"/>
+        </w:rPr>
+      </w:pPr>
+      <w:r>
+        <w:rPr>
+          <w:lang w:val="en-US"/>
+        </w:rPr>
+        <w:t>&lt;Độ Phân Giải&gt; càng lớn thì đồ thị càng mượt</w:t>
+      </w:r>
+    </w:p>
+    <w:p>
+      <w:pPr>
+        <w:pStyle w:val="ListParagraph"/>
+        <w:numPr>
+          <w:ilvl w:val="0"/>
+          <w:numId w:val="2"/>
+        </w:numPr>
+        <w:rPr>
+          <w:lang w:val="en-US"/>
+        </w:rPr>
+      </w:pPr>
+      <w:r>
+        <w:rPr>
+          <w:lang w:val="en-US"/>
+        </w:rPr>
+        <w:t>&lt;Biểu Thức Hàm&gt; là hàm bạn muốn Plot</w:t>
+      </w:r>
+    </w:p>
+    <w:p>
+      <w:pPr>
+        <w:pStyle w:val="ListParagraph"/>
+        <w:numPr>
+          <w:ilvl w:val="0"/>
+          <w:numId w:val="2"/>
+        </w:numPr>
+        <w:rPr>
+          <w:lang w:val="en-US"/>
+        </w:rPr>
+      </w:pPr>
+      <w:r>
+        <w:rPr>
+          <w:lang w:val="en-US"/>
+        </w:rPr>
+        <w:t>Ví dụ hàm của bạn là z = 2x + 4y</w:t>
+      </w:r>
+      <w:r>
+        <w:rPr>
+          <w:vertAlign w:val="superscript"/>
+          <w:lang w:val="en-US"/>
+        </w:rPr>
+        <w:t>2</w:t>
+      </w:r>
+    </w:p>
+    <w:p>
+      <w:pPr>
+        <w:pStyle w:val="ListParagraph"/>
+        <w:pBdr>
+          <w:top w:val="single" w:sz="4" w:space="1" w:color="auto"/>
+          <w:left w:val="single" w:sz="4" w:space="4" w:color="auto"/>
+          <w:bottom w:val="single" w:sz="4" w:space="1" w:color="auto"/>
+          <w:right w:val="single" w:sz="4" w:space="4" w:color="auto"/>
+        </w:pBdr>
+        <w:ind w:left="1080"/>
+        <w:rPr>
+          <w:lang w:val="en-US"/>
+        </w:rPr>
+      </w:pPr>
+      <w:r>
+        <w:rPr>
+          <w:lang w:val="en-US"/>
+        </w:rPr>
+        <w:t xml:space="preserve">z = 2 * x + 4 * y ** 2 </w:t>
+      </w:r>
+    </w:p>
+    <w:p>
+      <w:pPr>
+        <w:pStyle w:val="ListParagraph"/>
+        <w:numPr>
+          <w:ilvl w:val="0"/>
+          <w:numId w:val="1"/>
+        </w:numPr>
+        <w:rPr>
+          <w:lang w:val="en-US"/>
+        </w:rPr>
+      </w:pPr>
+      <w:r>
+        <w:rPr>
+          <w:lang w:val="en-US"/>
+        </w:rPr>
+        <w:lastRenderedPageBreak/>
+        <w:t xml:space="preserve">Plot </w:t>
+      </w:r>
+      <w:r>
+        <w:rPr>
+          <w:lang w:val="en-US"/>
+        </w:rPr>
+        <w:t>Đường Cong?</w:t>
+      </w:r>
+    </w:p>
+    <w:p>
+      <w:pPr>
+        <w:pStyle w:val="ListParagraph"/>
+        <w:numPr>
+          <w:ilvl w:val="0"/>
+          <w:numId w:val="2"/>
+        </w:numPr>
+        <w:rPr>
+          <w:lang w:val="en-US"/>
+        </w:rPr>
+      </w:pPr>
+      <w:r>
+        <w:rPr>
+          <w:lang w:val="en-US"/>
+        </w:rPr>
+        <w:t xml:space="preserve">Đoạn Code này sẽ xóa tất cả </w:t>
+      </w:r>
+      <w:r>
+        <w:rPr>
+          <w:lang w:val="en-US"/>
+        </w:rPr>
+        <w:t>Object</w:t>
+      </w:r>
+      <w:r>
+        <w:rPr>
+          <w:lang w:val="en-US"/>
+        </w:rPr>
+        <w:t xml:space="preserve"> hiện tại sau đó tạo đường cong có dạng </w:t>
+      </w:r>
+    </w:p>
+    <w:p>
+      <w:pPr>
+        <w:pStyle w:val="ListParagraph"/>
+        <w:ind w:left="1080"/>
+        <w:rPr>
+          <w:lang w:val="en-US"/>
+        </w:rPr>
+      </w:pPr>
+      <w:r>
+        <w:rPr>
+          <w:lang w:val="en-US"/>
+        </w:rPr>
+        <w:t>z = f(x, y), trong đó y = g(x)</w:t>
+      </w:r>
+    </w:p>
+    <w:p>
+      <w:pPr>
+        <w:pStyle w:val="ListParagraph"/>
+        <w:pBdr>
+          <w:top w:val="single" w:sz="4" w:space="1" w:color="auto"/>
+          <w:left w:val="single" w:sz="4" w:space="4" w:color="auto"/>
+          <w:bottom w:val="single" w:sz="4" w:space="1" w:color="auto"/>
+          <w:right w:val="single" w:sz="4" w:space="4" w:color="auto"/>
+        </w:pBdr>
+        <w:ind w:left="1080"/>
+        <w:rPr>
+          <w:lang w:val="en-US"/>
+        </w:rPr>
+      </w:pPr>
+      <w:r>
+        <w:rPr>
+          <w:lang w:val="en-US"/>
+        </w:rPr>
+        <w:t>import bpy</w:t>
+      </w:r>
+    </w:p>
+    <w:p>
+      <w:pPr>
+        <w:pStyle w:val="ListParagraph"/>
+        <w:pBdr>
+          <w:top w:val="single" w:sz="4" w:space="1" w:color="auto"/>
+          <w:left w:val="single" w:sz="4" w:space="4" w:color="auto"/>
+          <w:bottom w:val="single" w:sz="4" w:space="1" w:color="auto"/>
+          <w:right w:val="single" w:sz="4" w:space="4" w:color="auto"/>
+        </w:pBdr>
+        <w:ind w:left="1080"/>
+        <w:rPr>
+          <w:lang w:val="en-US"/>
+        </w:rPr>
+      </w:pPr>
+      <w:r>
+        <w:rPr>
+          <w:lang w:val="en-US"/>
+        </w:rPr>
+        <w:t>import numpy as np</w:t>
+      </w:r>
+    </w:p>
+    <w:p>
+      <w:pPr>
+        <w:pStyle w:val="ListParagraph"/>
+        <w:pBdr>
+          <w:top w:val="single" w:sz="4" w:space="1" w:color="auto"/>
+          <w:left w:val="single" w:sz="4" w:space="4" w:color="auto"/>
+          <w:bottom w:val="single" w:sz="4" w:space="1" w:color="auto"/>
+          <w:right w:val="single" w:sz="4" w:space="4" w:color="auto"/>
+        </w:pBdr>
+        <w:ind w:left="1080"/>
+        <w:rPr>
+          <w:lang w:val="en-US"/>
+        </w:rPr>
+      </w:pPr>
+      <w:r>
+        <w:rPr>
+          <w:lang w:val="en-US"/>
+        </w:rPr>
+        <w:t>from math import pow</w:t>
+      </w:r>
+    </w:p>
+    <w:p>
+      <w:pPr>
+        <w:pStyle w:val="ListParagraph"/>
+        <w:pBdr>
+          <w:top w:val="single" w:sz="4" w:space="1" w:color="auto"/>
+          <w:left w:val="single" w:sz="4" w:space="4" w:color="auto"/>
+          <w:bottom w:val="single" w:sz="4" w:space="1" w:color="auto"/>
+          <w:right w:val="single" w:sz="4" w:space="4" w:color="auto"/>
+        </w:pBdr>
+        <w:ind w:left="1080"/>
+        <w:rPr>
+          <w:lang w:val="en-US"/>
+        </w:rPr>
+      </w:pPr>
+    </w:p>
+    <w:p>
+      <w:pPr>
+        <w:pStyle w:val="ListParagraph"/>
+        <w:pBdr>
+          <w:top w:val="single" w:sz="4" w:space="1" w:color="auto"/>
+          <w:left w:val="single" w:sz="4" w:space="4" w:color="auto"/>
+          <w:bottom w:val="single" w:sz="4" w:space="1" w:color="auto"/>
+          <w:right w:val="single" w:sz="4" w:space="4" w:color="auto"/>
+        </w:pBdr>
+        <w:ind w:left="1080"/>
+        <w:rPr>
+          <w:lang w:val="en-US"/>
+        </w:rPr>
+      </w:pPr>
+      <w:r>
+        <w:rPr>
+          <w:lang w:val="en-US"/>
+        </w:rPr>
+        <w:t>def create_curve():</w:t>
+      </w:r>
+    </w:p>
+    <w:p>
+      <w:pPr>
+        <w:pStyle w:val="ListParagraph"/>
+        <w:pBdr>
+          <w:top w:val="single" w:sz="4" w:space="1" w:color="auto"/>
+          <w:left w:val="single" w:sz="4" w:space="4" w:color="auto"/>
+          <w:bottom w:val="single" w:sz="4" w:space="1" w:color="auto"/>
+          <w:right w:val="single" w:sz="4" w:space="4" w:color="auto"/>
+        </w:pBdr>
+        <w:ind w:left="1080"/>
+        <w:rPr>
+          <w:lang w:val="en-US"/>
+        </w:rPr>
+      </w:pPr>
+      <w:r>
+        <w:rPr>
+          <w:lang w:val="en-US"/>
+        </w:rPr>
+        <w:t xml:space="preserve">    curve_data = bpy.data.curves.new(name='My Curve', type='CURVE')</w:t>
+      </w:r>
+    </w:p>
+    <w:p>
+      <w:pPr>
+        <w:pStyle w:val="ListParagraph"/>
+        <w:pBdr>
+          <w:top w:val="single" w:sz="4" w:space="1" w:color="auto"/>
+          <w:left w:val="single" w:sz="4" w:space="4" w:color="auto"/>
+          <w:bottom w:val="single" w:sz="4" w:space="1" w:color="auto"/>
+          <w:right w:val="single" w:sz="4" w:space="4" w:color="auto"/>
+        </w:pBdr>
+        <w:ind w:left="1080"/>
+        <w:rPr>
+          <w:lang w:val="en-US"/>
+        </w:rPr>
+      </w:pPr>
+      <w:r>
+        <w:rPr>
+          <w:lang w:val="en-US"/>
+        </w:rPr>
+        <w:t xml:space="preserve">    curve_data.dimensions = '3D'</w:t>
+      </w:r>
+    </w:p>
+    <w:p>
+      <w:pPr>
+        <w:pStyle w:val="ListParagraph"/>
+        <w:pBdr>
+          <w:top w:val="single" w:sz="4" w:space="1" w:color="auto"/>
+          <w:left w:val="single" w:sz="4" w:space="4" w:color="auto"/>
+          <w:bottom w:val="single" w:sz="4" w:space="1" w:color="auto"/>
+          <w:right w:val="single" w:sz="4" w:space="4" w:color="auto"/>
+        </w:pBdr>
+        <w:ind w:left="1080"/>
+        <w:rPr>
+          <w:lang w:val="en-US"/>
+        </w:rPr>
+      </w:pPr>
+      <w:r>
+        <w:rPr>
+          <w:lang w:val="en-US"/>
+        </w:rPr>
+        <w:t xml:space="preserve">    </w:t>
+      </w:r>
+      <w:r>
+        <w:rPr>
+          <w:lang w:val="en-US"/>
+        </w:rPr>
+        <w:t>spline = curve_data.splines.new(type='POLY')</w:t>
+      </w:r>
+    </w:p>
+    <w:p>
+      <w:pPr>
+        <w:pStyle w:val="ListParagraph"/>
+        <w:pBdr>
+          <w:top w:val="single" w:sz="4" w:space="1" w:color="auto"/>
+          <w:left w:val="single" w:sz="4" w:space="4" w:color="auto"/>
+          <w:bottom w:val="single" w:sz="4" w:space="1" w:color="auto"/>
+          <w:right w:val="single" w:sz="4" w:space="4" w:color="auto"/>
+        </w:pBdr>
+        <w:ind w:left="1080"/>
+        <w:rPr>
+          <w:lang w:val="en-US"/>
+        </w:rPr>
+      </w:pPr>
+    </w:p>
+    <w:p>
+      <w:pPr>
+        <w:pStyle w:val="ListParagraph"/>
+        <w:pBdr>
+          <w:top w:val="single" w:sz="4" w:space="1" w:color="auto"/>
+          <w:left w:val="single" w:sz="4" w:space="4" w:color="auto"/>
+          <w:bottom w:val="single" w:sz="4" w:space="1" w:color="auto"/>
+          <w:right w:val="single" w:sz="4" w:space="4" w:color="auto"/>
+        </w:pBdr>
+        <w:ind w:left="1080"/>
+        <w:rPr>
+          <w:lang w:val="en-US"/>
+        </w:rPr>
+      </w:pPr>
+      <w:r>
+        <w:rPr>
+          <w:lang w:val="en-US"/>
+        </w:rPr>
+        <w:t xml:space="preserve">    x_values = </w:t>
+      </w:r>
+      <w:r>
+        <w:rPr>
+          <w:lang w:val="en-US"/>
+        </w:rPr>
+        <w:t>np.linspace(</w:t>
+      </w:r>
+      <w:r>
+        <w:rPr>
+          <w:lang w:val="en-US"/>
+        </w:rPr>
+        <w:t>&lt;Cận Trái&gt;, &lt;Cận Phải&gt;</w:t>
+      </w:r>
+      <w:r>
+        <w:rPr>
+          <w:lang w:val="en-US"/>
+        </w:rPr>
+        <w:t>,</w:t>
+      </w:r>
+      <w:r>
+        <w:rPr>
+          <w:lang w:val="en-US"/>
+        </w:rPr>
+        <w:t xml:space="preserve"> &lt;Độ Phân Giải&gt;</w:t>
+      </w:r>
+      <w:r>
+        <w:rPr>
+          <w:lang w:val="en-US"/>
+        </w:rPr>
+        <w:t>)</w:t>
+      </w:r>
+      <w:r>
+        <w:rPr>
+          <w:lang w:val="en-US"/>
+        </w:rPr>
+        <w:t>.tolist()</w:t>
+      </w:r>
+    </w:p>
+    <w:p>
+      <w:pPr>
+        <w:pStyle w:val="ListParagraph"/>
+        <w:pBdr>
+          <w:top w:val="single" w:sz="4" w:space="1" w:color="auto"/>
+          <w:left w:val="single" w:sz="4" w:space="4" w:color="auto"/>
+          <w:bottom w:val="single" w:sz="4" w:space="1" w:color="auto"/>
+          <w:right w:val="single" w:sz="4" w:space="4" w:color="auto"/>
+        </w:pBdr>
+        <w:ind w:left="1080"/>
+        <w:rPr>
+          <w:lang w:val="en-US"/>
+        </w:rPr>
+      </w:pPr>
+      <w:r>
+        <w:rPr>
+          <w:lang w:val="en-US"/>
+        </w:rPr>
+        <w:t xml:space="preserve">    y_values = [</w:t>
+      </w:r>
+      <w:r>
+        <w:rPr>
+          <w:lang w:val="en-US"/>
+        </w:rPr>
+        <w:t xml:space="preserve">&lt;Biểu Thức Y Theo X&gt; </w:t>
+      </w:r>
+      <w:r>
+        <w:rPr>
+          <w:lang w:val="en-US"/>
+        </w:rPr>
+        <w:t>for x</w:t>
+      </w:r>
+      <w:r>
+        <w:rPr>
+          <w:lang w:val="en-US"/>
+        </w:rPr>
+        <w:t xml:space="preserve"> in x_values]</w:t>
+      </w:r>
+    </w:p>
+    <w:p>
+      <w:pPr>
+        <w:pStyle w:val="ListParagraph"/>
+        <w:pBdr>
+          <w:top w:val="single" w:sz="4" w:space="1" w:color="auto"/>
+          <w:left w:val="single" w:sz="4" w:space="4" w:color="auto"/>
+          <w:bottom w:val="single" w:sz="4" w:space="1" w:color="auto"/>
+          <w:right w:val="single" w:sz="4" w:space="4" w:color="auto"/>
+        </w:pBdr>
+        <w:ind w:left="1080"/>
+        <w:rPr>
+          <w:lang w:val="en-US"/>
+        </w:rPr>
+      </w:pPr>
+      <w:r>
+        <w:rPr>
+          <w:lang w:val="en-US"/>
+        </w:rPr>
+        <w:t xml:space="preserve">    z_values = [</w:t>
+      </w:r>
+      <w:r>
+        <w:rPr>
+          <w:lang w:val="en-US"/>
+        </w:rPr>
+        <w:t xml:space="preserve">&lt;Biểu Thức Đường Cong&gt; </w:t>
+      </w:r>
+      <w:r>
+        <w:rPr>
+          <w:lang w:val="en-US"/>
+        </w:rPr>
+        <w:t>for x,</w:t>
+      </w:r>
+      <w:r>
+        <w:rPr>
+          <w:lang w:val="en-US"/>
+        </w:rPr>
+        <w:t xml:space="preserve"> y in zip(x_values, y_values)]</w:t>
+      </w:r>
+    </w:p>
+    <w:p>
+      <w:pPr>
+        <w:pStyle w:val="ListParagraph"/>
+        <w:pBdr>
+          <w:top w:val="single" w:sz="4" w:space="1" w:color="auto"/>
+          <w:left w:val="single" w:sz="4" w:space="4" w:color="auto"/>
+          <w:bottom w:val="single" w:sz="4" w:space="1" w:color="auto"/>
+          <w:right w:val="single" w:sz="4" w:space="4" w:color="auto"/>
+        </w:pBdr>
+        <w:ind w:left="1080"/>
+        <w:rPr>
+          <w:lang w:val="en-US"/>
+        </w:rPr>
+      </w:pPr>
+    </w:p>
+    <w:p>
+      <w:pPr>
+        <w:pStyle w:val="ListParagraph"/>
+        <w:pBdr>
+          <w:top w:val="single" w:sz="4" w:space="1" w:color="auto"/>
+          <w:left w:val="single" w:sz="4" w:space="4" w:color="auto"/>
+          <w:bottom w:val="single" w:sz="4" w:space="1" w:color="auto"/>
+          <w:right w:val="single" w:sz="4" w:space="4" w:color="auto"/>
+        </w:pBdr>
+        <w:ind w:left="1080"/>
+        <w:rPr>
+          <w:lang w:val="en-US"/>
+        </w:rPr>
+      </w:pPr>
+      <w:r>
+        <w:rPr>
+          <w:lang w:val="en-US"/>
+        </w:rPr>
+        <w:t xml:space="preserve">    spline.points.add(len(x_values) - 1)</w:t>
+      </w:r>
+    </w:p>
+    <w:p>
+      <w:pPr>
+        <w:pStyle w:val="ListParagraph"/>
+        <w:pBdr>
+          <w:top w:val="single" w:sz="4" w:space="1" w:color="auto"/>
+          <w:left w:val="single" w:sz="4" w:space="4" w:color="auto"/>
+          <w:bottom w:val="single" w:sz="4" w:space="1" w:color="auto"/>
+          <w:right w:val="single" w:sz="4" w:space="4" w:color="auto"/>
+        </w:pBdr>
+        <w:ind w:left="1080"/>
+        <w:rPr>
+          <w:lang w:val="en-US"/>
+        </w:rPr>
+      </w:pPr>
+      <w:r>
+        <w:rPr>
+          <w:lang w:val="en-US"/>
+        </w:rPr>
+        <w:t xml:space="preserve">    for i, (x, y, z) in enumerate(zip(x_values, y_values, z_values)):</w:t>
+      </w:r>
+    </w:p>
+    <w:p>
+      <w:pPr>
+        <w:pStyle w:val="ListParagraph"/>
+        <w:pBdr>
+          <w:top w:val="single" w:sz="4" w:space="1" w:color="auto"/>
+          <w:left w:val="single" w:sz="4" w:space="4" w:color="auto"/>
+          <w:bottom w:val="single" w:sz="4" w:space="1" w:color="auto"/>
+          <w:right w:val="single" w:sz="4" w:space="4" w:color="auto"/>
+        </w:pBdr>
+        <w:ind w:left="1080"/>
+        <w:rPr>
+          <w:lang w:val="en-US"/>
+        </w:rPr>
+      </w:pPr>
+      <w:r>
+        <w:rPr>
+          <w:lang w:val="en-US"/>
+        </w:rPr>
+        <w:t xml:space="preserve">        spline.points[i].co = (x, y, z, 1)</w:t>
+      </w:r>
+    </w:p>
+    <w:p>
+      <w:pPr>
+        <w:pStyle w:val="ListParagraph"/>
+        <w:pBdr>
+          <w:top w:val="single" w:sz="4" w:space="1" w:color="auto"/>
+          <w:left w:val="single" w:sz="4" w:space="4" w:color="auto"/>
+          <w:bottom w:val="single" w:sz="4" w:space="1" w:color="auto"/>
+          <w:right w:val="single" w:sz="4" w:space="4" w:color="auto"/>
+        </w:pBdr>
+        <w:ind w:left="1080"/>
+        <w:rPr>
+          <w:lang w:val="en-US"/>
+        </w:rPr>
+      </w:pPr>
+    </w:p>
+    <w:p>
+      <w:pPr>
+        <w:pStyle w:val="ListParagraph"/>
+        <w:pBdr>
+          <w:top w:val="single" w:sz="4" w:space="1" w:color="auto"/>
+          <w:left w:val="single" w:sz="4" w:space="4" w:color="auto"/>
+          <w:bottom w:val="single" w:sz="4" w:space="1" w:color="auto"/>
+          <w:right w:val="single" w:sz="4" w:space="4" w:color="auto"/>
+        </w:pBdr>
+        <w:ind w:left="1080"/>
+        <w:rPr>
+          <w:lang w:val="en-US"/>
+        </w:rPr>
+      </w:pPr>
+      <w:r>
+        <w:rPr>
+          <w:lang w:val="en-US"/>
+        </w:rPr>
+        <w:t xml:space="preserve">    obj = bpy.data.objects.new('My Object', curve_data)</w:t>
+      </w:r>
+    </w:p>
+    <w:p>
+      <w:pPr>
+        <w:pStyle w:val="ListParagraph"/>
+        <w:pBdr>
+          <w:top w:val="single" w:sz="4" w:space="1" w:color="auto"/>
+          <w:left w:val="single" w:sz="4" w:space="4" w:color="auto"/>
+          <w:bottom w:val="single" w:sz="4" w:space="1" w:color="auto"/>
+          <w:right w:val="single" w:sz="4" w:space="4" w:color="auto"/>
+        </w:pBdr>
+        <w:ind w:left="1080"/>
+        <w:rPr>
+          <w:lang w:val="en-US"/>
+        </w:rPr>
+      </w:pPr>
+      <w:r>
+        <w:rPr>
+          <w:lang w:val="en-US"/>
+        </w:rPr>
+        <w:t xml:space="preserve">    scene = bpy.context.scene</w:t>
+      </w:r>
+    </w:p>
+    <w:p>
+      <w:pPr>
+        <w:pStyle w:val="ListParagraph"/>
+        <w:pBdr>
+          <w:top w:val="single" w:sz="4" w:space="1" w:color="auto"/>
+          <w:left w:val="single" w:sz="4" w:space="4" w:color="auto"/>
+          <w:bottom w:val="single" w:sz="4" w:space="1" w:color="auto"/>
+          <w:right w:val="single" w:sz="4" w:space="4" w:color="auto"/>
+        </w:pBdr>
+        <w:ind w:left="1080"/>
+        <w:rPr>
+          <w:lang w:val="en-US"/>
+        </w:rPr>
+      </w:pPr>
+      <w:r>
+        <w:rPr>
+          <w:lang w:val="en-US"/>
+        </w:rPr>
+        <w:t xml:space="preserve">    scene.objects.link(obj)</w:t>
+      </w:r>
+    </w:p>
+    <w:p>
+      <w:pPr>
+        <w:pStyle w:val="ListParagraph"/>
+        <w:pBdr>
+          <w:top w:val="single" w:sz="4" w:space="1" w:color="auto"/>
+          <w:left w:val="single" w:sz="4" w:space="4" w:color="auto"/>
+          <w:bottom w:val="single" w:sz="4" w:space="1" w:color="auto"/>
+          <w:right w:val="single" w:sz="4" w:space="4" w:color="auto"/>
+        </w:pBdr>
+        <w:ind w:left="1080"/>
+        <w:rPr>
+          <w:lang w:val="en-US"/>
+        </w:rPr>
+      </w:pPr>
+      <w:r>
+        <w:rPr>
+          <w:lang w:val="en-US"/>
+        </w:rPr>
+        <w:t xml:space="preserve">    obj.select = True</w:t>
+      </w:r>
+    </w:p>
+    <w:p>
+      <w:pPr>
+        <w:pStyle w:val="ListParagraph"/>
+        <w:pBdr>
+          <w:top w:val="single" w:sz="4" w:space="1" w:color="auto"/>
+          <w:left w:val="single" w:sz="4" w:space="4" w:color="auto"/>
+          <w:bottom w:val="single" w:sz="4" w:space="1" w:color="auto"/>
+          <w:right w:val="single" w:sz="4" w:space="4" w:color="auto"/>
+        </w:pBdr>
+        <w:ind w:left="1080"/>
+        <w:rPr>
+          <w:lang w:val="en-US"/>
+        </w:rPr>
+      </w:pPr>
+      <w:r>
+        <w:rPr>
+          <w:lang w:val="en-US"/>
+        </w:rPr>
+        <w:t xml:space="preserve">    scene.objects.active = obj</w:t>
+      </w:r>
+    </w:p>
+    <w:p>
+      <w:pPr>
+        <w:pStyle w:val="ListParagraph"/>
+        <w:pBdr>
+          <w:top w:val="single" w:sz="4" w:space="1" w:color="auto"/>
+          <w:left w:val="single" w:sz="4" w:space="4" w:color="auto"/>
+          <w:bottom w:val="single" w:sz="4" w:space="1" w:color="auto"/>
+          <w:right w:val="single" w:sz="4" w:space="4" w:color="auto"/>
+        </w:pBdr>
+        <w:ind w:left="1080"/>
+        <w:rPr>
+          <w:lang w:val="en-US"/>
+        </w:rPr>
+      </w:pPr>
+    </w:p>
+    <w:p>
+      <w:pPr>
+        <w:pStyle w:val="ListParagraph"/>
+        <w:pBdr>
+          <w:top w:val="single" w:sz="4" w:space="1" w:color="auto"/>
+          <w:left w:val="single" w:sz="4" w:space="4" w:color="auto"/>
+          <w:bottom w:val="single" w:sz="4" w:space="1" w:color="auto"/>
+          <w:right w:val="single" w:sz="4" w:space="4" w:color="auto"/>
+        </w:pBdr>
+        <w:ind w:left="1080"/>
+        <w:rPr>
+          <w:lang w:val="en-US"/>
+        </w:rPr>
+      </w:pPr>
+      <w:r>
+        <w:rPr>
+          <w:lang w:val="en-US"/>
+        </w:rPr>
+        <w:t>bpy.ops.object.select_all(action='DESELECT')</w:t>
+      </w:r>
+    </w:p>
+    <w:p>
+      <w:pPr>
+        <w:pStyle w:val="ListParagraph"/>
+        <w:pBdr>
+          <w:top w:val="single" w:sz="4" w:space="1" w:color="auto"/>
+          <w:left w:val="single" w:sz="4" w:space="4" w:color="auto"/>
+          <w:bottom w:val="single" w:sz="4" w:space="1" w:color="auto"/>
+          <w:right w:val="single" w:sz="4" w:space="4" w:color="auto"/>
+        </w:pBdr>
+        <w:ind w:left="1080"/>
+        <w:rPr>
+          <w:lang w:val="en-US"/>
+        </w:rPr>
+      </w:pPr>
+      <w:r>
+        <w:rPr>
+          <w:lang w:val="en-US"/>
+        </w:rPr>
+        <w:t>bpy.ops.object.select_by_type(type='CURVE')</w:t>
+      </w:r>
+    </w:p>
+    <w:p>
+      <w:pPr>
+        <w:pStyle w:val="ListParagraph"/>
+        <w:pBdr>
+          <w:top w:val="single" w:sz="4" w:space="1" w:color="auto"/>
+          <w:left w:val="single" w:sz="4" w:space="4" w:color="auto"/>
+          <w:bottom w:val="single" w:sz="4" w:space="1" w:color="auto"/>
+          <w:right w:val="single" w:sz="4" w:space="4" w:color="auto"/>
+        </w:pBdr>
+        <w:ind w:left="1080"/>
+        <w:rPr>
+          <w:lang w:val="en-US"/>
+        </w:rPr>
+      </w:pPr>
+      <w:r>
+        <w:rPr>
+          <w:lang w:val="en-US"/>
+        </w:rPr>
+        <w:t>bpy.ops.object.delete()</w:t>
+      </w:r>
+    </w:p>
+    <w:p>
+      <w:pPr>
+        <w:pStyle w:val="ListParagraph"/>
+        <w:pBdr>
+          <w:top w:val="single" w:sz="4" w:space="1" w:color="auto"/>
+          <w:left w:val="single" w:sz="4" w:space="4" w:color="auto"/>
+          <w:bottom w:val="single" w:sz="4" w:space="1" w:color="auto"/>
+          <w:right w:val="single" w:sz="4" w:space="4" w:color="auto"/>
+        </w:pBdr>
+        <w:ind w:left="1080"/>
+        <w:rPr>
+          <w:lang w:val="en-US"/>
+        </w:rPr>
+      </w:pPr>
+    </w:p>
+    <w:p>
+      <w:pPr>
+        <w:pStyle w:val="ListParagraph"/>
+        <w:pBdr>
+          <w:top w:val="single" w:sz="4" w:space="1" w:color="auto"/>
+          <w:left w:val="single" w:sz="4" w:space="4" w:color="auto"/>
+          <w:bottom w:val="single" w:sz="4" w:space="1" w:color="auto"/>
+          <w:right w:val="single" w:sz="4" w:space="4" w:color="auto"/>
+        </w:pBdr>
+        <w:ind w:left="1080"/>
+        <w:rPr>
+          <w:lang w:val="en-US"/>
+        </w:rPr>
+      </w:pPr>
+      <w:r>
+        <w:rPr>
+          <w:lang w:val="en-US"/>
+        </w:rPr>
+        <w:t>create_curve()</w:t>
+      </w:r>
+    </w:p>
+    <w:p>
+      <w:pPr>
+        <w:pStyle w:val="ListParagraph"/>
+        <w:numPr>
+          <w:ilvl w:val="0"/>
+          <w:numId w:val="2"/>
+        </w:numPr>
+        <w:rPr>
+          <w:lang w:val="en-US"/>
+        </w:rPr>
+      </w:pPr>
+      <w:r>
+        <w:rPr>
+          <w:lang w:val="en-US"/>
+        </w:rPr>
+        <w:t>&lt;Cận Trái&gt; và &lt;Cận Phải&gt; là giới hạn  hiển thị đường cong theo x</w:t>
+      </w:r>
+    </w:p>
+    <w:p>
+      <w:pPr>
+        <w:pStyle w:val="ListParagraph"/>
+        <w:numPr>
+          <w:ilvl w:val="0"/>
+          <w:numId w:val="2"/>
+        </w:numPr>
+        <w:rPr>
+          <w:lang w:val="en-US"/>
+        </w:rPr>
+      </w:pPr>
+      <w:r>
+        <w:rPr>
+          <w:lang w:val="en-US"/>
+        </w:rPr>
+        <w:t>&lt;Độ Phân Giải&gt; càng cao thì đường cong càng mượt</w:t>
+      </w:r>
+    </w:p>
+    <w:p>
+      <w:pPr>
+        <w:pStyle w:val="ListParagraph"/>
+        <w:numPr>
+          <w:ilvl w:val="0"/>
+          <w:numId w:val="2"/>
+        </w:numPr>
+        <w:rPr>
+          <w:lang w:val="en-US"/>
+        </w:rPr>
+      </w:pPr>
+      <w:r>
+        <w:rPr>
+          <w:lang w:val="en-US"/>
+        </w:rPr>
+        <w:t>&lt;Biểu Thức Đường Cong&gt; là f(x, y)</w:t>
+      </w:r>
+    </w:p>
+    <w:p>
+      <w:pPr>
+        <w:pStyle w:val="ListParagraph"/>
+        <w:numPr>
+          <w:ilvl w:val="0"/>
+          <w:numId w:val="2"/>
+        </w:numPr>
+        <w:rPr>
+          <w:lang w:val="en-US"/>
+        </w:rPr>
+      </w:pPr>
+      <w:r>
+        <w:rPr>
+          <w:lang w:val="en-US"/>
+        </w:rPr>
+        <w:t>Ví dụ z = f(x, y) = 2x + 4y</w:t>
+      </w:r>
+      <w:r>
+        <w:rPr>
+          <w:vertAlign w:val="superscript"/>
+          <w:lang w:val="en-US"/>
+        </w:rPr>
+        <w:t>2</w:t>
+      </w:r>
+    </w:p>
+    <w:p>
+      <w:pPr>
+        <w:pStyle w:val="ListParagraph"/>
+        <w:pBdr>
+          <w:top w:val="single" w:sz="4" w:space="1" w:color="auto"/>
+          <w:left w:val="single" w:sz="4" w:space="4" w:color="auto"/>
+          <w:bottom w:val="single" w:sz="4" w:space="1" w:color="auto"/>
+          <w:right w:val="single" w:sz="4" w:space="4" w:color="auto"/>
+        </w:pBdr>
+        <w:ind w:left="1080"/>
+        <w:rPr>
+          <w:lang w:val="en-US"/>
+        </w:rPr>
+      </w:pPr>
+      <w:r>
+        <w:rPr>
+          <w:lang w:val="en-US"/>
+        </w:rPr>
+        <w:t>2 * x + 4 * y ** 2</w:t>
+      </w:r>
+    </w:p>
+    <w:p>
+      <w:pPr>
+        <w:pStyle w:val="ListParagraph"/>
+        <w:numPr>
+          <w:ilvl w:val="0"/>
+          <w:numId w:val="2"/>
+        </w:numPr>
+        <w:rPr>
+          <w:lang w:val="en-US"/>
+        </w:rPr>
+      </w:pPr>
+      <w:r>
+        <w:rPr>
+          <w:lang w:val="en-US"/>
+        </w:rPr>
+        <w:t>&lt;Biểu Thức Y Theo X&gt; là g(x)</w:t>
+      </w:r>
+    </w:p>
+    <w:p>
+      <w:pPr>
+        <w:pStyle w:val="ListParagraph"/>
+        <w:numPr>
+          <w:ilvl w:val="0"/>
+          <w:numId w:val="2"/>
+        </w:numPr>
+        <w:rPr>
+          <w:lang w:val="en-US"/>
+        </w:rPr>
+      </w:pPr>
+      <w:r>
+        <w:rPr>
+          <w:lang w:val="en-US"/>
+        </w:rPr>
+        <w:t>Ví dụ y = g(x) = 5x</w:t>
+      </w:r>
+    </w:p>
+    <w:p>
+      <w:pPr>
+        <w:pStyle w:val="ListParagraph"/>
+        <w:pBdr>
+          <w:top w:val="single" w:sz="4" w:space="1" w:color="auto"/>
+          <w:left w:val="single" w:sz="4" w:space="4" w:color="auto"/>
+          <w:bottom w:val="single" w:sz="4" w:space="1" w:color="auto"/>
+          <w:right w:val="single" w:sz="4" w:space="4" w:color="auto"/>
+        </w:pBdr>
+        <w:ind w:left="1080"/>
+        <w:rPr>
+          <w:lang w:val="en-US"/>
+        </w:rPr>
+      </w:pPr>
+      <w:r>
+        <w:rPr>
+          <w:lang w:val="en-US"/>
+        </w:rPr>
+        <w:t>5 * x</w:t>
+      </w:r>
+    </w:p>
+    <w:p>
+      <w:pPr>
+        <w:pStyle w:val="ListParagraph"/>
+        <w:numPr>
+          <w:ilvl w:val="0"/>
+          <w:numId w:val="1"/>
+        </w:numPr>
+        <w:rPr>
+          <w:lang w:val="en-US"/>
+        </w:rPr>
+      </w:pPr>
+      <w:r>
+        <w:rPr>
+          <w:lang w:val="en-US"/>
+        </w:rPr>
+        <w:t>Render Từng Khoảng Frame Rời Rạc?</w:t>
+      </w:r>
+    </w:p>
+    <w:p>
+      <w:pPr>
+        <w:pStyle w:val="ListParagraph"/>
+        <w:pBdr>
+          <w:top w:val="single" w:sz="4" w:space="1" w:color="auto"/>
+          <w:left w:val="single" w:sz="4" w:space="4" w:color="auto"/>
+          <w:bottom w:val="single" w:sz="4" w:space="1" w:color="auto"/>
+          <w:right w:val="single" w:sz="4" w:space="4" w:color="auto"/>
+        </w:pBdr>
+        <w:ind w:left="1080"/>
+        <w:rPr>
+          <w:lang w:val="en-US"/>
+        </w:rPr>
+      </w:pPr>
+      <w:r>
+        <w:rPr>
+          <w:lang w:val="en-US"/>
+        </w:rPr>
+        <w:t>import bpy</w:t>
+      </w:r>
+    </w:p>
+    <w:p>
+      <w:pPr>
+        <w:pStyle w:val="ListParagraph"/>
+        <w:pBdr>
+          <w:top w:val="single" w:sz="4" w:space="1" w:color="auto"/>
+          <w:left w:val="single" w:sz="4" w:space="4" w:color="auto"/>
+          <w:bottom w:val="single" w:sz="4" w:space="1" w:color="auto"/>
+          <w:right w:val="single" w:sz="4" w:space="4" w:color="auto"/>
+        </w:pBdr>
+        <w:ind w:left="1080"/>
+        <w:rPr>
+          <w:lang w:val="en-US"/>
+        </w:rPr>
+      </w:pPr>
+    </w:p>
+    <w:p>
+      <w:pPr>
+        <w:pStyle w:val="ListParagraph"/>
+        <w:pBdr>
+          <w:top w:val="single" w:sz="4" w:space="1" w:color="auto"/>
+          <w:left w:val="single" w:sz="4" w:space="4" w:color="auto"/>
+          <w:bottom w:val="single" w:sz="4" w:space="1" w:color="auto"/>
+          <w:right w:val="single" w:sz="4" w:space="4" w:color="auto"/>
+        </w:pBdr>
+        <w:ind w:left="1080"/>
+        <w:rPr>
+          <w:lang w:val="en-US"/>
+        </w:rPr>
+      </w:pPr>
+      <w:r>
+        <w:rPr>
+          <w:lang w:val="en-US"/>
+        </w:rPr>
+        <w:t>FRAME_RANGES</w:t>
+      </w:r>
+      <w:r>
+        <w:rPr>
+          <w:lang w:val="en-US"/>
+        </w:rPr>
+        <w:t xml:space="preserve"> </w:t>
+      </w:r>
+      <w:r>
+        <w:rPr>
+          <w:lang w:val="en-US"/>
+        </w:rPr>
+        <w:t>= [&lt;Các Khoảng Frame&gt;</w:t>
+      </w:r>
+      <w:r>
+        <w:rPr>
+          <w:lang w:val="en-US"/>
+        </w:rPr>
+        <w:t>]</w:t>
+      </w:r>
+    </w:p>
+    <w:p>
+      <w:pPr>
+        <w:pStyle w:val="ListParagraph"/>
+        <w:pBdr>
+          <w:top w:val="single" w:sz="4" w:space="1" w:color="auto"/>
+          <w:left w:val="single" w:sz="4" w:space="4" w:color="auto"/>
+          <w:bottom w:val="single" w:sz="4" w:space="1" w:color="auto"/>
+          <w:right w:val="single" w:sz="4" w:space="4" w:color="auto"/>
+        </w:pBdr>
+        <w:ind w:left="1080"/>
+        <w:rPr>
+          <w:lang w:val="en-US"/>
+        </w:rPr>
+      </w:pPr>
+      <w:r>
+        <w:rPr>
+          <w:lang w:val="en-US"/>
+        </w:rPr>
+        <w:t xml:space="preserve">OUTPUT_PATH </w:t>
+      </w:r>
+      <w:r>
+        <w:rPr>
+          <w:lang w:val="en-US"/>
+        </w:rPr>
+        <w:t>= "&lt;Đường Dẫn Tới Thư Mục Lưu Ảnh&gt;</w:t>
+      </w:r>
+      <w:r>
+        <w:rPr>
+          <w:lang w:val="en-US"/>
+        </w:rPr>
+        <w:t>/"</w:t>
+      </w:r>
+    </w:p>
+    <w:p>
+      <w:pPr>
+        <w:pStyle w:val="ListParagraph"/>
+        <w:pBdr>
+          <w:top w:val="single" w:sz="4" w:space="1" w:color="auto"/>
+          <w:left w:val="single" w:sz="4" w:space="4" w:color="auto"/>
+          <w:bottom w:val="single" w:sz="4" w:space="1" w:color="auto"/>
+          <w:right w:val="single" w:sz="4" w:space="4" w:color="auto"/>
+        </w:pBdr>
+        <w:ind w:left="1080"/>
+        <w:rPr>
+          <w:lang w:val="en-US"/>
+        </w:rPr>
+      </w:pPr>
+    </w:p>
+    <w:p>
+      <w:pPr>
+        <w:pStyle w:val="ListParagraph"/>
+        <w:pBdr>
+          <w:top w:val="single" w:sz="4" w:space="1" w:color="auto"/>
+          <w:left w:val="single" w:sz="4" w:space="4" w:color="auto"/>
+          <w:bottom w:val="single" w:sz="4" w:space="1" w:color="auto"/>
+          <w:right w:val="single" w:sz="4" w:space="4" w:color="auto"/>
+        </w:pBdr>
+        <w:ind w:left="1080"/>
+        <w:rPr>
+          <w:lang w:val="en-US"/>
+        </w:rPr>
+      </w:pPr>
+      <w:r>
+        <w:rPr>
+          <w:lang w:val="en-US"/>
+        </w:rPr>
+        <w:t xml:space="preserve">for frame_range in </w:t>
+      </w:r>
+      <w:r>
+        <w:rPr>
+          <w:lang w:val="en-US"/>
+        </w:rPr>
+        <w:t>FRAME_RANGES</w:t>
       </w:r>
       <w:r>
         <w:rPr>
@@ -3261,465 +6642,22 @@
     <w:p>
       <w:pPr>
         <w:pStyle w:val="ListParagraph"/>
-        <w:numPr>
-          <w:ilvl w:val="0"/>
-          <w:numId w:val="6"/>
-        </w:numPr>
-        <w:rPr>
-          <w:lang w:val="en-US"/>
-        </w:rPr>
-      </w:pPr>
-      <w:r>
-        <w:rPr>
-          <w:lang w:val="en-US"/>
-        </w:rPr>
-        <w:t>Tạo Key Frame?</w:t>
-      </w:r>
-    </w:p>
-    <w:p>
-      <w:pPr>
-        <w:pStyle w:val="ListParagraph"/>
-        <w:numPr>
-          <w:ilvl w:val="0"/>
-          <w:numId w:val="4"/>
-        </w:numPr>
-        <w:rPr>
-          <w:lang w:val="en-US"/>
-        </w:rPr>
-      </w:pPr>
-      <w:r>
-        <w:rPr>
-          <w:lang w:val="en-US"/>
-        </w:rPr>
-        <w:t>“I”</w:t>
-      </w:r>
-    </w:p>
-    <w:p>
-      <w:pPr>
-        <w:pStyle w:val="ListParagraph"/>
-        <w:numPr>
-          <w:ilvl w:val="0"/>
-          <w:numId w:val="6"/>
-        </w:numPr>
-        <w:rPr>
-          <w:lang w:val="en-US"/>
-        </w:rPr>
-      </w:pPr>
-      <w:r>
-        <w:rPr>
-          <w:lang w:val="en-US"/>
-        </w:rPr>
-        <w:t>Chọn Nhiều Đối Tượng?</w:t>
-      </w:r>
-    </w:p>
-    <w:p>
-      <w:pPr>
-        <w:pStyle w:val="ListParagraph"/>
-        <w:numPr>
-          <w:ilvl w:val="0"/>
-          <w:numId w:val="4"/>
-        </w:numPr>
-        <w:rPr>
-          <w:lang w:val="en-US"/>
-        </w:rPr>
-      </w:pPr>
-      <w:r>
-        <w:rPr>
-          <w:lang w:val="en-US"/>
-        </w:rPr>
-        <w:t>“B”</w:t>
-      </w:r>
-    </w:p>
-    <w:p>
-      <w:pPr>
-        <w:rPr>
-          <w:lang w:val="en-US"/>
-        </w:rPr>
-      </w:pPr>
-    </w:p>
-    <w:p>
-      <w:pPr>
-        <w:rPr>
-          <w:lang w:val="en-US"/>
-        </w:rPr>
-      </w:pPr>
-      <w:r>
-        <w:rPr>
-          <w:lang w:val="en-US"/>
-        </w:rPr>
-        <w:t>Transformation – Biến Hình:</w:t>
-      </w:r>
-    </w:p>
-    <w:p>
-      <w:pPr>
-        <w:pStyle w:val="ListParagraph"/>
-        <w:numPr>
-          <w:ilvl w:val="0"/>
-          <w:numId w:val="1"/>
-        </w:numPr>
-        <w:rPr>
-          <w:lang w:val="en-US"/>
-        </w:rPr>
-      </w:pPr>
-      <w:r>
-        <w:rPr>
-          <w:lang w:val="en-US"/>
-        </w:rPr>
-        <w:t xml:space="preserve">Dùng Ma Trận Biến Đổi Hình Dạng Của 1 </w:t>
-      </w:r>
-      <w:r>
-        <w:rPr>
-          <w:lang w:val="en-US"/>
-        </w:rPr>
-        <w:t>Object</w:t>
-      </w:r>
-      <w:r>
-        <w:rPr>
-          <w:lang w:val="en-US"/>
-        </w:rPr>
-        <w:t>?</w:t>
-      </w:r>
-    </w:p>
-    <w:p>
-      <w:pPr>
-        <w:pStyle w:val="ListParagraph"/>
-        <w:pBdr>
-          <w:top w:val="single" w:sz="4" w:space="1" w:color="auto"/>
-          <w:left w:val="single" w:sz="4" w:space="4" w:color="auto"/>
-          <w:bottom w:val="single" w:sz="4" w:space="1" w:color="auto"/>
-          <w:right w:val="single" w:sz="4" w:space="4" w:color="auto"/>
-        </w:pBdr>
-        <w:ind w:left="1080"/>
-        <w:rPr>
-          <w:lang w:val="en-US"/>
-        </w:rPr>
-      </w:pPr>
-      <w:r>
-        <w:rPr>
-          <w:lang w:val="en-US"/>
-        </w:rPr>
-        <w:t>import bpy</w:t>
-      </w:r>
-    </w:p>
-    <w:p>
-      <w:pPr>
-        <w:pStyle w:val="ListParagraph"/>
-        <w:pBdr>
-          <w:top w:val="single" w:sz="4" w:space="1" w:color="auto"/>
-          <w:left w:val="single" w:sz="4" w:space="4" w:color="auto"/>
-          <w:bottom w:val="single" w:sz="4" w:space="1" w:color="auto"/>
-          <w:right w:val="single" w:sz="4" w:space="4" w:color="auto"/>
-        </w:pBdr>
-        <w:ind w:left="1080"/>
-        <w:rPr>
-          <w:lang w:val="en-US"/>
-        </w:rPr>
-      </w:pPr>
-      <w:r>
-        <w:rPr>
-          <w:lang w:val="en-US"/>
-        </w:rPr>
-        <w:t>from mathutils import Matrix</w:t>
-      </w:r>
-    </w:p>
-    <w:p>
-      <w:pPr>
-        <w:pStyle w:val="ListParagraph"/>
-        <w:pBdr>
-          <w:top w:val="single" w:sz="4" w:space="1" w:color="auto"/>
-          <w:left w:val="single" w:sz="4" w:space="4" w:color="auto"/>
-          <w:bottom w:val="single" w:sz="4" w:space="1" w:color="auto"/>
-          <w:right w:val="single" w:sz="4" w:space="4" w:color="auto"/>
-        </w:pBdr>
-        <w:ind w:left="1080"/>
-        <w:rPr>
-          <w:lang w:val="en-US"/>
-        </w:rPr>
-      </w:pPr>
-    </w:p>
-    <w:p>
-      <w:pPr>
-        <w:pStyle w:val="ListParagraph"/>
-        <w:pBdr>
-          <w:top w:val="single" w:sz="4" w:space="1" w:color="auto"/>
-          <w:left w:val="single" w:sz="4" w:space="4" w:color="auto"/>
-          <w:bottom w:val="single" w:sz="4" w:space="1" w:color="auto"/>
-          <w:right w:val="single" w:sz="4" w:space="4" w:color="auto"/>
-        </w:pBdr>
-        <w:ind w:left="1080"/>
-        <w:rPr>
-          <w:lang w:val="en-US"/>
-        </w:rPr>
-      </w:pPr>
-      <w:r>
-        <w:rPr>
-          <w:lang w:val="en-US"/>
-        </w:rPr>
-        <w:t>ob = bpy.context.object</w:t>
-      </w:r>
-    </w:p>
-    <w:p>
-      <w:pPr>
-        <w:pStyle w:val="ListParagraph"/>
-        <w:pBdr>
-          <w:top w:val="single" w:sz="4" w:space="1" w:color="auto"/>
-          <w:left w:val="single" w:sz="4" w:space="4" w:color="auto"/>
-          <w:bottom w:val="single" w:sz="4" w:space="1" w:color="auto"/>
-          <w:right w:val="single" w:sz="4" w:space="4" w:color="auto"/>
-        </w:pBdr>
-        <w:ind w:left="1080"/>
-        <w:rPr>
-          <w:lang w:val="en-US"/>
-        </w:rPr>
-      </w:pPr>
-      <w:r>
-        <w:rPr>
-          <w:lang w:val="en-US"/>
-        </w:rPr>
-        <w:t>me = ob.data</w:t>
-      </w:r>
-    </w:p>
-    <w:p>
-      <w:pPr>
-        <w:pStyle w:val="ListParagraph"/>
-        <w:pBdr>
-          <w:top w:val="single" w:sz="4" w:space="1" w:color="auto"/>
-          <w:left w:val="single" w:sz="4" w:space="4" w:color="auto"/>
-          <w:bottom w:val="single" w:sz="4" w:space="1" w:color="auto"/>
-          <w:right w:val="single" w:sz="4" w:space="4" w:color="auto"/>
-        </w:pBdr>
-        <w:ind w:left="1080"/>
-        <w:rPr>
-          <w:lang w:val="en-US"/>
-        </w:rPr>
-      </w:pPr>
-    </w:p>
-    <w:p>
-      <w:pPr>
-        <w:pStyle w:val="ListParagraph"/>
-        <w:pBdr>
-          <w:top w:val="single" w:sz="4" w:space="1" w:color="auto"/>
-          <w:left w:val="single" w:sz="4" w:space="4" w:color="auto"/>
-          <w:bottom w:val="single" w:sz="4" w:space="1" w:color="auto"/>
-          <w:right w:val="single" w:sz="4" w:space="4" w:color="auto"/>
-        </w:pBdr>
-        <w:ind w:left="1080"/>
-        <w:rPr>
-          <w:lang w:val="en-US"/>
-        </w:rPr>
-      </w:pPr>
-      <w:r>
-        <w:rPr>
-          <w:lang w:val="en-US"/>
-        </w:rPr>
-        <w:t>M = Matrix(&lt;Ma Trận 4 x 4&gt;</w:t>
-      </w:r>
-      <w:r>
-        <w:rPr>
-          <w:lang w:val="en-US"/>
-        </w:rPr>
-        <w:t>)</w:t>
-      </w:r>
-    </w:p>
-    <w:p>
-      <w:pPr>
-        <w:pStyle w:val="ListParagraph"/>
-        <w:pBdr>
-          <w:top w:val="single" w:sz="4" w:space="1" w:color="auto"/>
-          <w:left w:val="single" w:sz="4" w:space="4" w:color="auto"/>
-          <w:bottom w:val="single" w:sz="4" w:space="1" w:color="auto"/>
-          <w:right w:val="single" w:sz="4" w:space="4" w:color="auto"/>
-        </w:pBdr>
-        <w:ind w:left="1080"/>
-        <w:rPr>
-          <w:lang w:val="en-US"/>
-        </w:rPr>
-      </w:pPr>
-    </w:p>
-    <w:p>
-      <w:pPr>
-        <w:pStyle w:val="ListParagraph"/>
-        <w:pBdr>
-          <w:top w:val="single" w:sz="4" w:space="1" w:color="auto"/>
-          <w:left w:val="single" w:sz="4" w:space="4" w:color="auto"/>
-          <w:bottom w:val="single" w:sz="4" w:space="1" w:color="auto"/>
-          <w:right w:val="single" w:sz="4" w:space="4" w:color="auto"/>
-        </w:pBdr>
-        <w:ind w:left="1080"/>
-        <w:rPr>
-          <w:lang w:val="en-US"/>
-        </w:rPr>
-      </w:pPr>
-      <w:r>
-        <w:rPr>
-          <w:lang w:val="en-US"/>
-        </w:rPr>
-        <w:t>me.transform(M)</w:t>
-      </w:r>
-    </w:p>
-    <w:p>
-      <w:pPr>
-        <w:pStyle w:val="ListParagraph"/>
-        <w:pBdr>
-          <w:top w:val="single" w:sz="4" w:space="1" w:color="auto"/>
-          <w:left w:val="single" w:sz="4" w:space="4" w:color="auto"/>
-          <w:bottom w:val="single" w:sz="4" w:space="1" w:color="auto"/>
-          <w:right w:val="single" w:sz="4" w:space="4" w:color="auto"/>
-        </w:pBdr>
-        <w:ind w:left="1080"/>
-        <w:rPr>
-          <w:lang w:val="en-US"/>
-        </w:rPr>
-      </w:pPr>
-      <w:r>
-        <w:rPr>
-          <w:lang w:val="en-US"/>
-        </w:rPr>
-        <w:t>me.update()</w:t>
-      </w:r>
-    </w:p>
-    <w:p>
-      <w:pPr>
-        <w:pStyle w:val="ListParagraph"/>
-        <w:numPr>
-          <w:ilvl w:val="0"/>
-          <w:numId w:val="2"/>
-        </w:numPr>
-        <w:rPr>
-          <w:lang w:val="en-US"/>
-        </w:rPr>
-      </w:pPr>
-      <w:r>
-        <w:rPr>
-          <w:lang w:val="en-US"/>
-        </w:rPr>
-        <w:t xml:space="preserve">&lt;Ma Trận 4 x 4&gt; là ma trận tích hợp quay và tịnh tiến bạn muốn dùng để biến đổi hình dạng </w:t>
-      </w:r>
-      <w:r>
-        <w:rPr>
-          <w:lang w:val="en-US"/>
-        </w:rPr>
-        <w:t>Object</w:t>
-      </w:r>
-    </w:p>
-    <w:p>
-      <w:pPr>
-        <w:pStyle w:val="ListParagraph"/>
-        <w:numPr>
-          <w:ilvl w:val="0"/>
-          <w:numId w:val="2"/>
-        </w:numPr>
-        <w:rPr>
-          <w:lang w:val="en-US"/>
-        </w:rPr>
-      </w:pPr>
-      <w:r>
-        <w:rPr>
-          <w:lang w:val="en-US"/>
-        </w:rPr>
-        <w:t>Ví dụ</w:t>
-      </w:r>
-    </w:p>
-    <w:p>
-      <w:pPr>
-        <w:pStyle w:val="ListParagraph"/>
-        <w:pBdr>
-          <w:top w:val="single" w:sz="4" w:space="1" w:color="auto"/>
-          <w:left w:val="single" w:sz="4" w:space="4" w:color="auto"/>
-          <w:bottom w:val="single" w:sz="4" w:space="1" w:color="auto"/>
-          <w:right w:val="single" w:sz="4" w:space="4" w:color="auto"/>
-        </w:pBdr>
-        <w:ind w:left="1080"/>
-        <w:rPr>
-          <w:lang w:val="en-US"/>
-        </w:rPr>
-      </w:pPr>
-      <w:r>
-        <w:rPr>
-          <w:lang w:val="en-US"/>
-        </w:rPr>
-        <w:t>M = Matrix((</w:t>
-      </w:r>
-    </w:p>
-    <w:p>
-      <w:pPr>
-        <w:pStyle w:val="ListParagraph"/>
-        <w:pBdr>
-          <w:top w:val="single" w:sz="4" w:space="1" w:color="auto"/>
-          <w:left w:val="single" w:sz="4" w:space="4" w:color="auto"/>
-          <w:bottom w:val="single" w:sz="4" w:space="1" w:color="auto"/>
-          <w:right w:val="single" w:sz="4" w:space="4" w:color="auto"/>
-        </w:pBdr>
-        <w:ind w:left="1080"/>
-        <w:rPr>
-          <w:lang w:val="en-US"/>
-        </w:rPr>
-      </w:pPr>
-      <w:r>
-        <w:rPr>
-          <w:lang w:val="en-US"/>
-        </w:rPr>
-        <w:t>(1, 0, 0, 1</w:t>
-      </w:r>
-      <w:r>
-        <w:rPr>
-          <w:lang w:val="en-US"/>
-        </w:rPr>
-        <w:t>),</w:t>
-      </w:r>
-    </w:p>
-    <w:p>
-      <w:pPr>
-        <w:pStyle w:val="ListParagraph"/>
-        <w:pBdr>
-          <w:top w:val="single" w:sz="4" w:space="1" w:color="auto"/>
-          <w:left w:val="single" w:sz="4" w:space="4" w:color="auto"/>
-          <w:bottom w:val="single" w:sz="4" w:space="1" w:color="auto"/>
-          <w:right w:val="single" w:sz="4" w:space="4" w:color="auto"/>
-        </w:pBdr>
-        <w:ind w:left="1080"/>
-        <w:rPr>
-          <w:lang w:val="en-US"/>
-        </w:rPr>
-      </w:pPr>
-      <w:r>
-        <w:rPr>
-          <w:lang w:val="en-US"/>
-        </w:rPr>
-        <w:t>(0, 1, 0</w:t>
-      </w:r>
-      <w:r>
-        <w:rPr>
-          <w:lang w:val="en-US"/>
-        </w:rPr>
-        <w:t>, 0),</w:t>
-      </w:r>
-    </w:p>
-    <w:p>
-      <w:pPr>
-        <w:pStyle w:val="ListParagraph"/>
-        <w:pBdr>
-          <w:top w:val="single" w:sz="4" w:space="1" w:color="auto"/>
-          <w:left w:val="single" w:sz="4" w:space="4" w:color="auto"/>
-          <w:bottom w:val="single" w:sz="4" w:space="1" w:color="auto"/>
-          <w:right w:val="single" w:sz="4" w:space="4" w:color="auto"/>
-        </w:pBdr>
-        <w:ind w:left="1080"/>
-        <w:rPr>
-          <w:lang w:val="en-US"/>
-        </w:rPr>
-      </w:pPr>
-      <w:r>
-        <w:rPr>
-          <w:lang w:val="en-US"/>
-        </w:rPr>
-        <w:t>(0, 0, 1</w:t>
-      </w:r>
-      <w:r>
-        <w:rPr>
-          <w:lang w:val="en-US"/>
-        </w:rPr>
-        <w:t>, 0),</w:t>
+        <w:pBdr>
+          <w:top w:val="single" w:sz="4" w:space="1" w:color="auto"/>
+          <w:left w:val="single" w:sz="4" w:space="4" w:color="auto"/>
+          <w:bottom w:val="single" w:sz="4" w:space="1" w:color="auto"/>
+          <w:right w:val="single" w:sz="4" w:space="4" w:color="auto"/>
+        </w:pBdr>
+        <w:ind w:left="1080"/>
+        <w:rPr>
+          <w:lang w:val="en-US"/>
+        </w:rPr>
+      </w:pPr>
+      <w:r>
+        <w:rPr>
+          <w:lang w:val="en-US"/>
+        </w:rPr>
+        <w:t xml:space="preserve">    start_frame, end_frame = frame_range</w:t>
       </w:r>
     </w:p>
     <w:p>
@@ -3741,2164 +6679,6 @@
           <w:lang w:val="en-US"/>
         </w:rPr>
         <w:lastRenderedPageBreak/>
-        <w:t>(0</w:t>
-      </w:r>
-      <w:r>
-        <w:rPr>
-          <w:lang w:val="en-US"/>
-        </w:rPr>
-        <w:t>, 0, 0, 1),</w:t>
-      </w:r>
-    </w:p>
-    <w:p>
-      <w:pPr>
-        <w:pStyle w:val="ListParagraph"/>
-        <w:pBdr>
-          <w:top w:val="single" w:sz="4" w:space="1" w:color="auto"/>
-          <w:left w:val="single" w:sz="4" w:space="4" w:color="auto"/>
-          <w:bottom w:val="single" w:sz="4" w:space="1" w:color="auto"/>
-          <w:right w:val="single" w:sz="4" w:space="4" w:color="auto"/>
-        </w:pBdr>
-        <w:ind w:left="1080"/>
-        <w:rPr>
-          <w:lang w:val="en-US"/>
-        </w:rPr>
-      </w:pPr>
-      <w:r>
-        <w:rPr>
-          <w:lang w:val="en-US"/>
-        </w:rPr>
-        <w:t>))</w:t>
-      </w:r>
-    </w:p>
-    <w:p>
-      <w:pPr>
-        <w:pStyle w:val="ListParagraph"/>
-        <w:numPr>
-          <w:ilvl w:val="0"/>
-          <w:numId w:val="1"/>
-        </w:numPr>
-        <w:rPr>
-          <w:lang w:val="en-US"/>
-        </w:rPr>
-      </w:pPr>
-      <w:r>
-        <w:rPr>
-          <w:lang w:val="en-US"/>
-        </w:rPr>
-        <w:t>Plot Đồ Thị 3D Của Hàm Bất Kì?</w:t>
-      </w:r>
-    </w:p>
-    <w:p>
-      <w:pPr>
-        <w:pStyle w:val="ListParagraph"/>
-        <w:numPr>
-          <w:ilvl w:val="0"/>
-          <w:numId w:val="2"/>
-        </w:numPr>
-        <w:rPr>
-          <w:lang w:val="en-US"/>
-        </w:rPr>
-      </w:pPr>
-      <w:r>
-        <w:rPr>
-          <w:lang w:val="en-US"/>
-        </w:rPr>
-        <w:t xml:space="preserve">Đoạn code này xóa tất cả vật thể hiện tại, rồi tạo </w:t>
-      </w:r>
-      <w:r>
-        <w:rPr>
-          <w:lang w:val="en-US"/>
-        </w:rPr>
-        <w:t>Object</w:t>
-      </w:r>
-      <w:r>
-        <w:rPr>
-          <w:lang w:val="en-US"/>
-        </w:rPr>
-        <w:t xml:space="preserve"> mới là đồ thị</w:t>
-      </w:r>
-    </w:p>
-    <w:p>
-      <w:pPr>
-        <w:pStyle w:val="ListParagraph"/>
-        <w:pBdr>
-          <w:top w:val="single" w:sz="4" w:space="1" w:color="auto"/>
-          <w:left w:val="single" w:sz="4" w:space="4" w:color="auto"/>
-          <w:bottom w:val="single" w:sz="4" w:space="1" w:color="auto"/>
-          <w:right w:val="single" w:sz="4" w:space="4" w:color="auto"/>
-        </w:pBdr>
-        <w:ind w:left="1080"/>
-        <w:rPr>
-          <w:lang w:val="en-US"/>
-        </w:rPr>
-      </w:pPr>
-      <w:r>
-        <w:rPr>
-          <w:lang w:val="en-US"/>
-        </w:rPr>
-        <w:t>import bpy</w:t>
-      </w:r>
-    </w:p>
-    <w:p>
-      <w:pPr>
-        <w:pStyle w:val="ListParagraph"/>
-        <w:pBdr>
-          <w:top w:val="single" w:sz="4" w:space="1" w:color="auto"/>
-          <w:left w:val="single" w:sz="4" w:space="4" w:color="auto"/>
-          <w:bottom w:val="single" w:sz="4" w:space="1" w:color="auto"/>
-          <w:right w:val="single" w:sz="4" w:space="4" w:color="auto"/>
-        </w:pBdr>
-        <w:ind w:left="1080"/>
-        <w:rPr>
-          <w:lang w:val="en-US"/>
-        </w:rPr>
-      </w:pPr>
-      <w:r>
-        <w:rPr>
-          <w:lang w:val="en-US"/>
-        </w:rPr>
-        <w:t>from math import *</w:t>
-      </w:r>
-    </w:p>
-    <w:p>
-      <w:pPr>
-        <w:pStyle w:val="ListParagraph"/>
-        <w:pBdr>
-          <w:top w:val="single" w:sz="4" w:space="1" w:color="auto"/>
-          <w:left w:val="single" w:sz="4" w:space="4" w:color="auto"/>
-          <w:bottom w:val="single" w:sz="4" w:space="1" w:color="auto"/>
-          <w:right w:val="single" w:sz="4" w:space="4" w:color="auto"/>
-        </w:pBdr>
-        <w:ind w:left="1080"/>
-        <w:rPr>
-          <w:lang w:val="en-US"/>
-        </w:rPr>
-      </w:pPr>
-    </w:p>
-    <w:p>
-      <w:pPr>
-        <w:pStyle w:val="ListParagraph"/>
-        <w:pBdr>
-          <w:top w:val="single" w:sz="4" w:space="1" w:color="auto"/>
-          <w:left w:val="single" w:sz="4" w:space="4" w:color="auto"/>
-          <w:bottom w:val="single" w:sz="4" w:space="1" w:color="auto"/>
-          <w:right w:val="single" w:sz="4" w:space="4" w:color="auto"/>
-        </w:pBdr>
-        <w:ind w:left="1080"/>
-        <w:rPr>
-          <w:lang w:val="en-US"/>
-        </w:rPr>
-      </w:pPr>
-      <w:r>
-        <w:rPr>
-          <w:lang w:val="en-US"/>
-        </w:rPr>
-        <w:t>bpy.ops.object.select_all(action='DESELECT')</w:t>
-      </w:r>
-    </w:p>
-    <w:p>
-      <w:pPr>
-        <w:pStyle w:val="ListParagraph"/>
-        <w:pBdr>
-          <w:top w:val="single" w:sz="4" w:space="1" w:color="auto"/>
-          <w:left w:val="single" w:sz="4" w:space="4" w:color="auto"/>
-          <w:bottom w:val="single" w:sz="4" w:space="1" w:color="auto"/>
-          <w:right w:val="single" w:sz="4" w:space="4" w:color="auto"/>
-        </w:pBdr>
-        <w:ind w:left="1080"/>
-        <w:rPr>
-          <w:lang w:val="en-US"/>
-        </w:rPr>
-      </w:pPr>
-      <w:r>
-        <w:rPr>
-          <w:lang w:val="en-US"/>
-        </w:rPr>
-        <w:t>bpy.ops.object.select_by_type(type='MESH')</w:t>
-      </w:r>
-    </w:p>
-    <w:p>
-      <w:pPr>
-        <w:pStyle w:val="ListParagraph"/>
-        <w:pBdr>
-          <w:top w:val="single" w:sz="4" w:space="1" w:color="auto"/>
-          <w:left w:val="single" w:sz="4" w:space="4" w:color="auto"/>
-          <w:bottom w:val="single" w:sz="4" w:space="1" w:color="auto"/>
-          <w:right w:val="single" w:sz="4" w:space="4" w:color="auto"/>
-        </w:pBdr>
-        <w:ind w:left="1080"/>
-        <w:rPr>
-          <w:lang w:val="en-US"/>
-        </w:rPr>
-      </w:pPr>
-      <w:r>
-        <w:rPr>
-          <w:lang w:val="en-US"/>
-        </w:rPr>
-        <w:t>bpy.ops.object.delete()</w:t>
-      </w:r>
-    </w:p>
-    <w:p>
-      <w:pPr>
-        <w:pStyle w:val="ListParagraph"/>
-        <w:pBdr>
-          <w:top w:val="single" w:sz="4" w:space="1" w:color="auto"/>
-          <w:left w:val="single" w:sz="4" w:space="4" w:color="auto"/>
-          <w:bottom w:val="single" w:sz="4" w:space="1" w:color="auto"/>
-          <w:right w:val="single" w:sz="4" w:space="4" w:color="auto"/>
-        </w:pBdr>
-        <w:ind w:left="1080"/>
-        <w:rPr>
-          <w:lang w:val="en-US"/>
-        </w:rPr>
-      </w:pPr>
-    </w:p>
-    <w:p>
-      <w:pPr>
-        <w:pStyle w:val="ListParagraph"/>
-        <w:pBdr>
-          <w:top w:val="single" w:sz="4" w:space="1" w:color="auto"/>
-          <w:left w:val="single" w:sz="4" w:space="4" w:color="auto"/>
-          <w:bottom w:val="single" w:sz="4" w:space="1" w:color="auto"/>
-          <w:right w:val="single" w:sz="4" w:space="4" w:color="auto"/>
-        </w:pBdr>
-        <w:ind w:left="1080"/>
-        <w:rPr>
-          <w:lang w:val="en-US"/>
-        </w:rPr>
-      </w:pPr>
-      <w:r>
-        <w:rPr>
-          <w:lang w:val="en-US"/>
-        </w:rPr>
-        <w:t>mesh = bpy.data.meshes.new("graph")</w:t>
-      </w:r>
-    </w:p>
-    <w:p>
-      <w:pPr>
-        <w:pStyle w:val="ListParagraph"/>
-        <w:pBdr>
-          <w:top w:val="single" w:sz="4" w:space="1" w:color="auto"/>
-          <w:left w:val="single" w:sz="4" w:space="4" w:color="auto"/>
-          <w:bottom w:val="single" w:sz="4" w:space="1" w:color="auto"/>
-          <w:right w:val="single" w:sz="4" w:space="4" w:color="auto"/>
-        </w:pBdr>
-        <w:ind w:left="1080"/>
-        <w:rPr>
-          <w:lang w:val="en-US"/>
-        </w:rPr>
-      </w:pPr>
-      <w:r>
-        <w:rPr>
-          <w:lang w:val="en-US"/>
-        </w:rPr>
-        <w:t>obj = bpy.data.objects.new("GraphObj", mesh)</w:t>
-      </w:r>
-    </w:p>
-    <w:p>
-      <w:pPr>
-        <w:pStyle w:val="ListParagraph"/>
-        <w:pBdr>
-          <w:top w:val="single" w:sz="4" w:space="1" w:color="auto"/>
-          <w:left w:val="single" w:sz="4" w:space="4" w:color="auto"/>
-          <w:bottom w:val="single" w:sz="4" w:space="1" w:color="auto"/>
-          <w:right w:val="single" w:sz="4" w:space="4" w:color="auto"/>
-        </w:pBdr>
-        <w:ind w:left="1080"/>
-        <w:rPr>
-          <w:lang w:val="en-US"/>
-        </w:rPr>
-      </w:pPr>
-      <w:r>
-        <w:rPr>
-          <w:lang w:val="en-US"/>
-        </w:rPr>
-        <w:t>scene = bpy.context.scene</w:t>
-      </w:r>
-    </w:p>
-    <w:p>
-      <w:pPr>
-        <w:pStyle w:val="ListParagraph"/>
-        <w:pBdr>
-          <w:top w:val="single" w:sz="4" w:space="1" w:color="auto"/>
-          <w:left w:val="single" w:sz="4" w:space="4" w:color="auto"/>
-          <w:bottom w:val="single" w:sz="4" w:space="1" w:color="auto"/>
-          <w:right w:val="single" w:sz="4" w:space="4" w:color="auto"/>
-        </w:pBdr>
-        <w:ind w:left="1080"/>
-        <w:rPr>
-          <w:lang w:val="en-US"/>
-        </w:rPr>
-      </w:pPr>
-      <w:r>
-        <w:rPr>
-          <w:lang w:val="en-US"/>
-        </w:rPr>
-        <w:t>scene.objects.link(obj)</w:t>
-      </w:r>
-    </w:p>
-    <w:p>
-      <w:pPr>
-        <w:pStyle w:val="ListParagraph"/>
-        <w:pBdr>
-          <w:top w:val="single" w:sz="4" w:space="1" w:color="auto"/>
-          <w:left w:val="single" w:sz="4" w:space="4" w:color="auto"/>
-          <w:bottom w:val="single" w:sz="4" w:space="1" w:color="auto"/>
-          <w:right w:val="single" w:sz="4" w:space="4" w:color="auto"/>
-        </w:pBdr>
-        <w:ind w:left="1080"/>
-        <w:rPr>
-          <w:lang w:val="en-US"/>
-        </w:rPr>
-      </w:pPr>
-    </w:p>
-    <w:p>
-      <w:pPr>
-        <w:pStyle w:val="ListParagraph"/>
-        <w:pBdr>
-          <w:top w:val="single" w:sz="4" w:space="1" w:color="auto"/>
-          <w:left w:val="single" w:sz="4" w:space="4" w:color="auto"/>
-          <w:bottom w:val="single" w:sz="4" w:space="1" w:color="auto"/>
-          <w:right w:val="single" w:sz="4" w:space="4" w:color="auto"/>
-        </w:pBdr>
-        <w:ind w:left="1080"/>
-        <w:rPr>
-          <w:lang w:val="en-US"/>
-        </w:rPr>
-      </w:pPr>
-      <w:r>
-        <w:rPr>
-          <w:lang w:val="en-US"/>
-        </w:rPr>
-        <w:t>vertices = []</w:t>
-      </w:r>
-    </w:p>
-    <w:p>
-      <w:pPr>
-        <w:pStyle w:val="ListParagraph"/>
-        <w:pBdr>
-          <w:top w:val="single" w:sz="4" w:space="1" w:color="auto"/>
-          <w:left w:val="single" w:sz="4" w:space="4" w:color="auto"/>
-          <w:bottom w:val="single" w:sz="4" w:space="1" w:color="auto"/>
-          <w:right w:val="single" w:sz="4" w:space="4" w:color="auto"/>
-        </w:pBdr>
-        <w:ind w:left="1080"/>
-        <w:rPr>
-          <w:lang w:val="en-US"/>
-        </w:rPr>
-      </w:pPr>
-      <w:r>
-        <w:rPr>
-          <w:lang w:val="en-US"/>
-        </w:rPr>
-        <w:t>edges = []</w:t>
-      </w:r>
-    </w:p>
-    <w:p>
-      <w:pPr>
-        <w:pStyle w:val="ListParagraph"/>
-        <w:pBdr>
-          <w:top w:val="single" w:sz="4" w:space="1" w:color="auto"/>
-          <w:left w:val="single" w:sz="4" w:space="4" w:color="auto"/>
-          <w:bottom w:val="single" w:sz="4" w:space="1" w:color="auto"/>
-          <w:right w:val="single" w:sz="4" w:space="4" w:color="auto"/>
-        </w:pBdr>
-        <w:ind w:left="1080"/>
-        <w:rPr>
-          <w:lang w:val="en-US"/>
-        </w:rPr>
-      </w:pPr>
-      <w:r>
-        <w:rPr>
-          <w:lang w:val="en-US"/>
-        </w:rPr>
-        <w:t>faces = []</w:t>
-      </w:r>
-    </w:p>
-    <w:p>
-      <w:pPr>
-        <w:pStyle w:val="ListParagraph"/>
-        <w:pBdr>
-          <w:top w:val="single" w:sz="4" w:space="1" w:color="auto"/>
-          <w:left w:val="single" w:sz="4" w:space="4" w:color="auto"/>
-          <w:bottom w:val="single" w:sz="4" w:space="1" w:color="auto"/>
-          <w:right w:val="single" w:sz="4" w:space="4" w:color="auto"/>
-        </w:pBdr>
-        <w:ind w:left="1080"/>
-        <w:rPr>
-          <w:lang w:val="en-US"/>
-        </w:rPr>
-      </w:pPr>
-      <w:r>
-        <w:rPr>
-          <w:lang w:val="en-US"/>
-        </w:rPr>
-        <w:t xml:space="preserve">num_points = </w:t>
-      </w:r>
-      <w:r>
-        <w:rPr>
-          <w:lang w:val="en-US"/>
-        </w:rPr>
-        <w:t>&lt;Độ Phân Giải&gt;</w:t>
-      </w:r>
-    </w:p>
-    <w:p>
-      <w:pPr>
-        <w:pStyle w:val="ListParagraph"/>
-        <w:pBdr>
-          <w:top w:val="single" w:sz="4" w:space="1" w:color="auto"/>
-          <w:left w:val="single" w:sz="4" w:space="4" w:color="auto"/>
-          <w:bottom w:val="single" w:sz="4" w:space="1" w:color="auto"/>
-          <w:right w:val="single" w:sz="4" w:space="4" w:color="auto"/>
-        </w:pBdr>
-        <w:ind w:left="1080"/>
-        <w:rPr>
-          <w:lang w:val="en-US"/>
-        </w:rPr>
-      </w:pPr>
-      <w:r>
-        <w:rPr>
-          <w:lang w:val="en-US"/>
-        </w:rPr>
-        <w:t>lim_x = &lt;Giới Hạn Giá Trị Của X&gt;</w:t>
-      </w:r>
-    </w:p>
-    <w:p>
-      <w:pPr>
-        <w:pStyle w:val="ListParagraph"/>
-        <w:pBdr>
-          <w:top w:val="single" w:sz="4" w:space="1" w:color="auto"/>
-          <w:left w:val="single" w:sz="4" w:space="4" w:color="auto"/>
-          <w:bottom w:val="single" w:sz="4" w:space="1" w:color="auto"/>
-          <w:right w:val="single" w:sz="4" w:space="4" w:color="auto"/>
-        </w:pBdr>
-        <w:ind w:left="1080"/>
-        <w:rPr>
-          <w:lang w:val="en-US"/>
-        </w:rPr>
-      </w:pPr>
-      <w:r>
-        <w:rPr>
-          <w:lang w:val="en-US"/>
-        </w:rPr>
-        <w:t>lim_y = &lt;Giới Hạn Giá Trị Của Y&gt;</w:t>
-      </w:r>
-    </w:p>
-    <w:p>
-      <w:pPr>
-        <w:pStyle w:val="ListParagraph"/>
-        <w:pBdr>
-          <w:top w:val="single" w:sz="4" w:space="1" w:color="auto"/>
-          <w:left w:val="single" w:sz="4" w:space="4" w:color="auto"/>
-          <w:bottom w:val="single" w:sz="4" w:space="1" w:color="auto"/>
-          <w:right w:val="single" w:sz="4" w:space="4" w:color="auto"/>
-        </w:pBdr>
-        <w:ind w:left="1080"/>
-        <w:rPr>
-          <w:lang w:val="en-US"/>
-        </w:rPr>
-      </w:pPr>
-      <w:r>
-        <w:rPr>
-          <w:lang w:val="en-US"/>
-        </w:rPr>
-        <w:t>x_step = (</w:t>
-      </w:r>
-      <w:r>
-        <w:rPr>
-          <w:lang w:val="en-US"/>
-        </w:rPr>
-        <w:t>lim_x[1] - lim_x[0]</w:t>
-      </w:r>
-      <w:r>
-        <w:rPr>
-          <w:lang w:val="en-US"/>
-        </w:rPr>
-        <w:t>) / num_points</w:t>
-      </w:r>
-    </w:p>
-    <w:p>
-      <w:pPr>
-        <w:pStyle w:val="ListParagraph"/>
-        <w:pBdr>
-          <w:top w:val="single" w:sz="4" w:space="1" w:color="auto"/>
-          <w:left w:val="single" w:sz="4" w:space="4" w:color="auto"/>
-          <w:bottom w:val="single" w:sz="4" w:space="1" w:color="auto"/>
-          <w:right w:val="single" w:sz="4" w:space="4" w:color="auto"/>
-        </w:pBdr>
-        <w:ind w:left="1080"/>
-        <w:rPr>
-          <w:lang w:val="en-US"/>
-        </w:rPr>
-      </w:pPr>
-      <w:r>
-        <w:rPr>
-          <w:lang w:val="en-US"/>
-        </w:rPr>
-        <w:t>y_step = (</w:t>
-      </w:r>
-      <w:r>
-        <w:rPr>
-          <w:lang w:val="en-US"/>
-        </w:rPr>
-        <w:t>lim_y[1] - lim_y[0]</w:t>
-      </w:r>
-      <w:r>
-        <w:rPr>
-          <w:lang w:val="en-US"/>
-        </w:rPr>
-        <w:t>) / num_points</w:t>
-      </w:r>
-    </w:p>
-    <w:p>
-      <w:pPr>
-        <w:pStyle w:val="ListParagraph"/>
-        <w:pBdr>
-          <w:top w:val="single" w:sz="4" w:space="1" w:color="auto"/>
-          <w:left w:val="single" w:sz="4" w:space="4" w:color="auto"/>
-          <w:bottom w:val="single" w:sz="4" w:space="1" w:color="auto"/>
-          <w:right w:val="single" w:sz="4" w:space="4" w:color="auto"/>
-        </w:pBdr>
-        <w:ind w:left="1080"/>
-        <w:rPr>
-          <w:lang w:val="en-US"/>
-        </w:rPr>
-      </w:pPr>
-    </w:p>
-    <w:p>
-      <w:pPr>
-        <w:pStyle w:val="ListParagraph"/>
-        <w:pBdr>
-          <w:top w:val="single" w:sz="4" w:space="1" w:color="auto"/>
-          <w:left w:val="single" w:sz="4" w:space="4" w:color="auto"/>
-          <w:bottom w:val="single" w:sz="4" w:space="1" w:color="auto"/>
-          <w:right w:val="single" w:sz="4" w:space="4" w:color="auto"/>
-        </w:pBdr>
-        <w:ind w:left="1080"/>
-        <w:rPr>
-          <w:lang w:val="en-US"/>
-        </w:rPr>
-      </w:pPr>
-      <w:r>
-        <w:rPr>
-          <w:lang w:val="en-US"/>
-        </w:rPr>
-        <w:t>for i in range(num_points):</w:t>
-      </w:r>
-    </w:p>
-    <w:p>
-      <w:pPr>
-        <w:pStyle w:val="ListParagraph"/>
-        <w:pBdr>
-          <w:top w:val="single" w:sz="4" w:space="1" w:color="auto"/>
-          <w:left w:val="single" w:sz="4" w:space="4" w:color="auto"/>
-          <w:bottom w:val="single" w:sz="4" w:space="1" w:color="auto"/>
-          <w:right w:val="single" w:sz="4" w:space="4" w:color="auto"/>
-        </w:pBdr>
-        <w:ind w:left="1080"/>
-        <w:rPr>
-          <w:lang w:val="en-US"/>
-        </w:rPr>
-      </w:pPr>
-      <w:r>
-        <w:rPr>
-          <w:lang w:val="en-US"/>
-        </w:rPr>
-        <w:t xml:space="preserve">    x = </w:t>
-      </w:r>
-      <w:r>
-        <w:rPr>
-          <w:lang w:val="en-US"/>
-        </w:rPr>
-        <w:t xml:space="preserve">lim_x[0] </w:t>
-      </w:r>
-      <w:r>
-        <w:rPr>
-          <w:lang w:val="en-US"/>
-        </w:rPr>
-        <w:t>+ i * x_step</w:t>
-      </w:r>
-    </w:p>
-    <w:p>
-      <w:pPr>
-        <w:pStyle w:val="ListParagraph"/>
-        <w:pBdr>
-          <w:top w:val="single" w:sz="4" w:space="1" w:color="auto"/>
-          <w:left w:val="single" w:sz="4" w:space="4" w:color="auto"/>
-          <w:bottom w:val="single" w:sz="4" w:space="1" w:color="auto"/>
-          <w:right w:val="single" w:sz="4" w:space="4" w:color="auto"/>
-        </w:pBdr>
-        <w:ind w:left="1080"/>
-        <w:rPr>
-          <w:lang w:val="en-US"/>
-        </w:rPr>
-      </w:pPr>
-      <w:r>
-        <w:rPr>
-          <w:lang w:val="en-US"/>
-        </w:rPr>
-        <w:t xml:space="preserve">    for j in range(num_points):</w:t>
-      </w:r>
-    </w:p>
-    <w:p>
-      <w:pPr>
-        <w:pStyle w:val="ListParagraph"/>
-        <w:pBdr>
-          <w:top w:val="single" w:sz="4" w:space="1" w:color="auto"/>
-          <w:left w:val="single" w:sz="4" w:space="4" w:color="auto"/>
-          <w:bottom w:val="single" w:sz="4" w:space="1" w:color="auto"/>
-          <w:right w:val="single" w:sz="4" w:space="4" w:color="auto"/>
-        </w:pBdr>
-        <w:ind w:left="1080"/>
-        <w:rPr>
-          <w:lang w:val="en-US"/>
-        </w:rPr>
-      </w:pPr>
-      <w:r>
-        <w:rPr>
-          <w:lang w:val="en-US"/>
-        </w:rPr>
-        <w:t xml:space="preserve">        y = </w:t>
-      </w:r>
-      <w:r>
-        <w:rPr>
-          <w:lang w:val="en-US"/>
-        </w:rPr>
-        <w:t xml:space="preserve">lim_y[0] </w:t>
-      </w:r>
-      <w:r>
-        <w:rPr>
-          <w:lang w:val="en-US"/>
-        </w:rPr>
-        <w:t>+ j * y_step</w:t>
-      </w:r>
-    </w:p>
-    <w:p>
-      <w:pPr>
-        <w:pStyle w:val="ListParagraph"/>
-        <w:pBdr>
-          <w:top w:val="single" w:sz="4" w:space="1" w:color="auto"/>
-          <w:left w:val="single" w:sz="4" w:space="4" w:color="auto"/>
-          <w:bottom w:val="single" w:sz="4" w:space="1" w:color="auto"/>
-          <w:right w:val="single" w:sz="4" w:space="4" w:color="auto"/>
-        </w:pBdr>
-        <w:ind w:left="1080"/>
-        <w:rPr>
-          <w:lang w:val="en-US"/>
-        </w:rPr>
-      </w:pPr>
-      <w:r>
-        <w:rPr>
-          <w:lang w:val="en-US"/>
-        </w:rPr>
-        <w:t xml:space="preserve">        z = </w:t>
-      </w:r>
-      <w:r>
-        <w:rPr>
-          <w:lang w:val="en-US"/>
-        </w:rPr>
-        <w:t>&lt;Biểu Thức Hàm&gt;</w:t>
-      </w:r>
-    </w:p>
-    <w:p>
-      <w:pPr>
-        <w:pStyle w:val="ListParagraph"/>
-        <w:pBdr>
-          <w:top w:val="single" w:sz="4" w:space="1" w:color="auto"/>
-          <w:left w:val="single" w:sz="4" w:space="4" w:color="auto"/>
-          <w:bottom w:val="single" w:sz="4" w:space="1" w:color="auto"/>
-          <w:right w:val="single" w:sz="4" w:space="4" w:color="auto"/>
-        </w:pBdr>
-        <w:ind w:left="1080"/>
-        <w:rPr>
-          <w:lang w:val="en-US"/>
-        </w:rPr>
-      </w:pPr>
-      <w:r>
-        <w:rPr>
-          <w:lang w:val="en-US"/>
-        </w:rPr>
-        <w:t xml:space="preserve">        vertices.append((x, y, z))</w:t>
-      </w:r>
-    </w:p>
-    <w:p>
-      <w:pPr>
-        <w:pStyle w:val="ListParagraph"/>
-        <w:pBdr>
-          <w:top w:val="single" w:sz="4" w:space="1" w:color="auto"/>
-          <w:left w:val="single" w:sz="4" w:space="4" w:color="auto"/>
-          <w:bottom w:val="single" w:sz="4" w:space="1" w:color="auto"/>
-          <w:right w:val="single" w:sz="4" w:space="4" w:color="auto"/>
-        </w:pBdr>
-        <w:ind w:left="1080"/>
-        <w:rPr>
-          <w:lang w:val="en-US"/>
-        </w:rPr>
-      </w:pPr>
-    </w:p>
-    <w:p>
-      <w:pPr>
-        <w:pStyle w:val="ListParagraph"/>
-        <w:pBdr>
-          <w:top w:val="single" w:sz="4" w:space="1" w:color="auto"/>
-          <w:left w:val="single" w:sz="4" w:space="4" w:color="auto"/>
-          <w:bottom w:val="single" w:sz="4" w:space="1" w:color="auto"/>
-          <w:right w:val="single" w:sz="4" w:space="4" w:color="auto"/>
-        </w:pBdr>
-        <w:ind w:left="1080"/>
-        <w:rPr>
-          <w:lang w:val="en-US"/>
-        </w:rPr>
-      </w:pPr>
-      <w:r>
-        <w:rPr>
-          <w:lang w:val="en-US"/>
-        </w:rPr>
-        <w:t>for i in range(num_points - 1):</w:t>
-      </w:r>
-    </w:p>
-    <w:p>
-      <w:pPr>
-        <w:pStyle w:val="ListParagraph"/>
-        <w:pBdr>
-          <w:top w:val="single" w:sz="4" w:space="1" w:color="auto"/>
-          <w:left w:val="single" w:sz="4" w:space="4" w:color="auto"/>
-          <w:bottom w:val="single" w:sz="4" w:space="1" w:color="auto"/>
-          <w:right w:val="single" w:sz="4" w:space="4" w:color="auto"/>
-        </w:pBdr>
-        <w:ind w:left="1080"/>
-        <w:rPr>
-          <w:lang w:val="en-US"/>
-        </w:rPr>
-      </w:pPr>
-      <w:r>
-        <w:rPr>
-          <w:lang w:val="en-US"/>
-        </w:rPr>
-        <w:t xml:space="preserve">    for j in range(num_points - 1):</w:t>
-      </w:r>
-    </w:p>
-    <w:p>
-      <w:pPr>
-        <w:pStyle w:val="ListParagraph"/>
-        <w:pBdr>
-          <w:top w:val="single" w:sz="4" w:space="1" w:color="auto"/>
-          <w:left w:val="single" w:sz="4" w:space="4" w:color="auto"/>
-          <w:bottom w:val="single" w:sz="4" w:space="1" w:color="auto"/>
-          <w:right w:val="single" w:sz="4" w:space="4" w:color="auto"/>
-        </w:pBdr>
-        <w:ind w:left="1080"/>
-        <w:rPr>
-          <w:lang w:val="en-US"/>
-        </w:rPr>
-      </w:pPr>
-      <w:r>
-        <w:rPr>
-          <w:lang w:val="en-US"/>
-        </w:rPr>
-        <w:t xml:space="preserve">        v0 = i * num_points + j</w:t>
-      </w:r>
-    </w:p>
-    <w:p>
-      <w:pPr>
-        <w:pStyle w:val="ListParagraph"/>
-        <w:pBdr>
-          <w:top w:val="single" w:sz="4" w:space="1" w:color="auto"/>
-          <w:left w:val="single" w:sz="4" w:space="4" w:color="auto"/>
-          <w:bottom w:val="single" w:sz="4" w:space="1" w:color="auto"/>
-          <w:right w:val="single" w:sz="4" w:space="4" w:color="auto"/>
-        </w:pBdr>
-        <w:ind w:left="1080"/>
-        <w:rPr>
-          <w:lang w:val="en-US"/>
-        </w:rPr>
-      </w:pPr>
-      <w:r>
-        <w:rPr>
-          <w:lang w:val="en-US"/>
-        </w:rPr>
-        <w:t xml:space="preserve">        v1 = v0 + 1</w:t>
-      </w:r>
-    </w:p>
-    <w:p>
-      <w:pPr>
-        <w:pStyle w:val="ListParagraph"/>
-        <w:pBdr>
-          <w:top w:val="single" w:sz="4" w:space="1" w:color="auto"/>
-          <w:left w:val="single" w:sz="4" w:space="4" w:color="auto"/>
-          <w:bottom w:val="single" w:sz="4" w:space="1" w:color="auto"/>
-          <w:right w:val="single" w:sz="4" w:space="4" w:color="auto"/>
-        </w:pBdr>
-        <w:ind w:left="1080"/>
-        <w:rPr>
-          <w:lang w:val="en-US"/>
-        </w:rPr>
-      </w:pPr>
-      <w:r>
-        <w:rPr>
-          <w:lang w:val="en-US"/>
-        </w:rPr>
-        <w:t xml:space="preserve">        v2 = v0 + num_points</w:t>
-      </w:r>
-    </w:p>
-    <w:p>
-      <w:pPr>
-        <w:pStyle w:val="ListParagraph"/>
-        <w:pBdr>
-          <w:top w:val="single" w:sz="4" w:space="1" w:color="auto"/>
-          <w:left w:val="single" w:sz="4" w:space="4" w:color="auto"/>
-          <w:bottom w:val="single" w:sz="4" w:space="1" w:color="auto"/>
-          <w:right w:val="single" w:sz="4" w:space="4" w:color="auto"/>
-        </w:pBdr>
-        <w:ind w:left="1080"/>
-        <w:rPr>
-          <w:lang w:val="en-US"/>
-        </w:rPr>
-      </w:pPr>
-      <w:r>
-        <w:rPr>
-          <w:lang w:val="en-US"/>
-        </w:rPr>
-        <w:t xml:space="preserve">        v3 = v2 + 1</w:t>
-      </w:r>
-    </w:p>
-    <w:p>
-      <w:pPr>
-        <w:pStyle w:val="ListParagraph"/>
-        <w:pBdr>
-          <w:top w:val="single" w:sz="4" w:space="1" w:color="auto"/>
-          <w:left w:val="single" w:sz="4" w:space="4" w:color="auto"/>
-          <w:bottom w:val="single" w:sz="4" w:space="1" w:color="auto"/>
-          <w:right w:val="single" w:sz="4" w:space="4" w:color="auto"/>
-        </w:pBdr>
-        <w:ind w:left="1080"/>
-        <w:rPr>
-          <w:lang w:val="en-US"/>
-        </w:rPr>
-      </w:pPr>
-      <w:r>
-        <w:rPr>
-          <w:lang w:val="en-US"/>
-        </w:rPr>
-        <w:t xml:space="preserve">        edges.extend([(v0, v1), (v1, v3), (v3, v2), (v2, v0)])</w:t>
-      </w:r>
-    </w:p>
-    <w:p>
-      <w:pPr>
-        <w:pStyle w:val="ListParagraph"/>
-        <w:pBdr>
-          <w:top w:val="single" w:sz="4" w:space="1" w:color="auto"/>
-          <w:left w:val="single" w:sz="4" w:space="4" w:color="auto"/>
-          <w:bottom w:val="single" w:sz="4" w:space="1" w:color="auto"/>
-          <w:right w:val="single" w:sz="4" w:space="4" w:color="auto"/>
-        </w:pBdr>
-        <w:ind w:left="1080"/>
-        <w:rPr>
-          <w:lang w:val="en-US"/>
-        </w:rPr>
-      </w:pPr>
-      <w:r>
-        <w:rPr>
-          <w:lang w:val="en-US"/>
-        </w:rPr>
-        <w:t xml:space="preserve">        faces.append((v0, v1, v3, v2))</w:t>
-      </w:r>
-    </w:p>
-    <w:p>
-      <w:pPr>
-        <w:pStyle w:val="ListParagraph"/>
-        <w:pBdr>
-          <w:top w:val="single" w:sz="4" w:space="1" w:color="auto"/>
-          <w:left w:val="single" w:sz="4" w:space="4" w:color="auto"/>
-          <w:bottom w:val="single" w:sz="4" w:space="1" w:color="auto"/>
-          <w:right w:val="single" w:sz="4" w:space="4" w:color="auto"/>
-        </w:pBdr>
-        <w:ind w:left="1080"/>
-        <w:rPr>
-          <w:lang w:val="en-US"/>
-        </w:rPr>
-      </w:pPr>
-    </w:p>
-    <w:p>
-      <w:pPr>
-        <w:pStyle w:val="ListParagraph"/>
-        <w:pBdr>
-          <w:top w:val="single" w:sz="4" w:space="1" w:color="auto"/>
-          <w:left w:val="single" w:sz="4" w:space="4" w:color="auto"/>
-          <w:bottom w:val="single" w:sz="4" w:space="1" w:color="auto"/>
-          <w:right w:val="single" w:sz="4" w:space="4" w:color="auto"/>
-        </w:pBdr>
-        <w:ind w:left="1080"/>
-        <w:rPr>
-          <w:lang w:val="en-US"/>
-        </w:rPr>
-      </w:pPr>
-      <w:r>
-        <w:rPr>
-          <w:lang w:val="en-US"/>
-        </w:rPr>
-        <w:t>mesh.from_pydata(vertices, edges, faces)</w:t>
-      </w:r>
-    </w:p>
-    <w:p>
-      <w:pPr>
-        <w:pStyle w:val="ListParagraph"/>
-        <w:pBdr>
-          <w:top w:val="single" w:sz="4" w:space="1" w:color="auto"/>
-          <w:left w:val="single" w:sz="4" w:space="4" w:color="auto"/>
-          <w:bottom w:val="single" w:sz="4" w:space="1" w:color="auto"/>
-          <w:right w:val="single" w:sz="4" w:space="4" w:color="auto"/>
-        </w:pBdr>
-        <w:ind w:left="1080"/>
-        <w:rPr>
-          <w:lang w:val="en-US"/>
-        </w:rPr>
-      </w:pPr>
-      <w:r>
-        <w:rPr>
-          <w:lang w:val="en-US"/>
-        </w:rPr>
-        <w:t>mesh.update()</w:t>
-      </w:r>
-    </w:p>
-    <w:p>
-      <w:pPr>
-        <w:pStyle w:val="ListParagraph"/>
-        <w:numPr>
-          <w:ilvl w:val="0"/>
-          <w:numId w:val="2"/>
-        </w:numPr>
-        <w:rPr>
-          <w:lang w:val="en-US"/>
-        </w:rPr>
-      </w:pPr>
-      <w:r>
-        <w:rPr>
-          <w:lang w:val="en-US"/>
-        </w:rPr>
-        <w:t>&lt;Giới Hạn Giá Trị Của X&gt;</w:t>
-      </w:r>
-      <w:r>
-        <w:rPr>
-          <w:lang w:val="en-US"/>
-        </w:rPr>
-        <w:t xml:space="preserve"> và &lt;Giới Hạn Giá Trị Của Y&gt; là List bao gồm 2 giá trị cận có tác dụng giới hạn hiển thị hàm số</w:t>
-      </w:r>
-    </w:p>
-    <w:p>
-      <w:pPr>
-        <w:pStyle w:val="ListParagraph"/>
-        <w:numPr>
-          <w:ilvl w:val="0"/>
-          <w:numId w:val="2"/>
-        </w:numPr>
-        <w:rPr>
-          <w:lang w:val="en-US"/>
-        </w:rPr>
-      </w:pPr>
-      <w:r>
-        <w:rPr>
-          <w:lang w:val="en-US"/>
-        </w:rPr>
-        <w:t>Ví dụ</w:t>
-      </w:r>
-    </w:p>
-    <w:p>
-      <w:pPr>
-        <w:pStyle w:val="ListParagraph"/>
-        <w:pBdr>
-          <w:top w:val="single" w:sz="4" w:space="1" w:color="auto"/>
-          <w:left w:val="single" w:sz="4" w:space="4" w:color="auto"/>
-          <w:bottom w:val="single" w:sz="4" w:space="1" w:color="auto"/>
-          <w:right w:val="single" w:sz="4" w:space="4" w:color="auto"/>
-        </w:pBdr>
-        <w:ind w:left="1080"/>
-        <w:rPr>
-          <w:lang w:val="en-US"/>
-        </w:rPr>
-      </w:pPr>
-      <w:r>
-        <w:rPr>
-          <w:lang w:val="en-US"/>
-        </w:rPr>
-        <w:t>lim_x = [-5, 5]</w:t>
-      </w:r>
-    </w:p>
-    <w:p>
-      <w:pPr>
-        <w:pStyle w:val="ListParagraph"/>
-        <w:pBdr>
-          <w:top w:val="single" w:sz="4" w:space="1" w:color="auto"/>
-          <w:left w:val="single" w:sz="4" w:space="4" w:color="auto"/>
-          <w:bottom w:val="single" w:sz="4" w:space="1" w:color="auto"/>
-          <w:right w:val="single" w:sz="4" w:space="4" w:color="auto"/>
-        </w:pBdr>
-        <w:ind w:left="1080"/>
-        <w:rPr>
-          <w:lang w:val="en-US"/>
-        </w:rPr>
-      </w:pPr>
-      <w:r>
-        <w:rPr>
-          <w:lang w:val="en-US"/>
-        </w:rPr>
-        <w:lastRenderedPageBreak/>
-        <w:t>lim_y = [-10, 10]</w:t>
-      </w:r>
-    </w:p>
-    <w:p>
-      <w:pPr>
-        <w:pStyle w:val="ListParagraph"/>
-        <w:numPr>
-          <w:ilvl w:val="0"/>
-          <w:numId w:val="2"/>
-        </w:numPr>
-        <w:rPr>
-          <w:lang w:val="en-US"/>
-        </w:rPr>
-      </w:pPr>
-      <w:r>
-        <w:rPr>
-          <w:lang w:val="en-US"/>
-        </w:rPr>
-        <w:t>&lt;Độ Phân Giải&gt; càng lớn thì đồ thị càng mượt</w:t>
-      </w:r>
-    </w:p>
-    <w:p>
-      <w:pPr>
-        <w:pStyle w:val="ListParagraph"/>
-        <w:numPr>
-          <w:ilvl w:val="0"/>
-          <w:numId w:val="2"/>
-        </w:numPr>
-        <w:rPr>
-          <w:lang w:val="en-US"/>
-        </w:rPr>
-      </w:pPr>
-      <w:r>
-        <w:rPr>
-          <w:lang w:val="en-US"/>
-        </w:rPr>
-        <w:t>&lt;Biểu Thức Hàm&gt; là hàm bạn muốn Plot</w:t>
-      </w:r>
-    </w:p>
-    <w:p>
-      <w:pPr>
-        <w:pStyle w:val="ListParagraph"/>
-        <w:numPr>
-          <w:ilvl w:val="0"/>
-          <w:numId w:val="2"/>
-        </w:numPr>
-        <w:rPr>
-          <w:lang w:val="en-US"/>
-        </w:rPr>
-      </w:pPr>
-      <w:r>
-        <w:rPr>
-          <w:lang w:val="en-US"/>
-        </w:rPr>
-        <w:t>Ví dụ hàm của bạn là z = 2x + 4y</w:t>
-      </w:r>
-      <w:r>
-        <w:rPr>
-          <w:vertAlign w:val="superscript"/>
-          <w:lang w:val="en-US"/>
-        </w:rPr>
-        <w:t>2</w:t>
-      </w:r>
-    </w:p>
-    <w:p>
-      <w:pPr>
-        <w:pStyle w:val="ListParagraph"/>
-        <w:pBdr>
-          <w:top w:val="single" w:sz="4" w:space="1" w:color="auto"/>
-          <w:left w:val="single" w:sz="4" w:space="4" w:color="auto"/>
-          <w:bottom w:val="single" w:sz="4" w:space="1" w:color="auto"/>
-          <w:right w:val="single" w:sz="4" w:space="4" w:color="auto"/>
-        </w:pBdr>
-        <w:ind w:left="1080"/>
-        <w:rPr>
-          <w:lang w:val="en-US"/>
-        </w:rPr>
-      </w:pPr>
-      <w:r>
-        <w:rPr>
-          <w:lang w:val="en-US"/>
-        </w:rPr>
-        <w:t xml:space="preserve">z = 2 * x + 4 * y ** 2 </w:t>
-      </w:r>
-    </w:p>
-    <w:p>
-      <w:pPr>
-        <w:pStyle w:val="ListParagraph"/>
-        <w:numPr>
-          <w:ilvl w:val="0"/>
-          <w:numId w:val="1"/>
-        </w:numPr>
-        <w:rPr>
-          <w:lang w:val="en-US"/>
-        </w:rPr>
-      </w:pPr>
-      <w:r>
-        <w:rPr>
-          <w:lang w:val="en-US"/>
-        </w:rPr>
-        <w:t xml:space="preserve">Plot </w:t>
-      </w:r>
-      <w:r>
-        <w:rPr>
-          <w:lang w:val="en-US"/>
-        </w:rPr>
-        <w:t>Đường Cong?</w:t>
-      </w:r>
-    </w:p>
-    <w:p>
-      <w:pPr>
-        <w:pStyle w:val="ListParagraph"/>
-        <w:numPr>
-          <w:ilvl w:val="0"/>
-          <w:numId w:val="2"/>
-        </w:numPr>
-        <w:rPr>
-          <w:lang w:val="en-US"/>
-        </w:rPr>
-      </w:pPr>
-      <w:r>
-        <w:rPr>
-          <w:lang w:val="en-US"/>
-        </w:rPr>
-        <w:t xml:space="preserve">Đoạn Code này sẽ xóa tất cả </w:t>
-      </w:r>
-      <w:r>
-        <w:rPr>
-          <w:lang w:val="en-US"/>
-        </w:rPr>
-        <w:t>Object</w:t>
-      </w:r>
-      <w:r>
-        <w:rPr>
-          <w:lang w:val="en-US"/>
-        </w:rPr>
-        <w:t xml:space="preserve"> hiện tại sau đó tạo đường cong có dạng </w:t>
-      </w:r>
-    </w:p>
-    <w:p>
-      <w:pPr>
-        <w:pStyle w:val="ListParagraph"/>
-        <w:ind w:left="1080"/>
-        <w:rPr>
-          <w:lang w:val="en-US"/>
-        </w:rPr>
-      </w:pPr>
-      <w:r>
-        <w:rPr>
-          <w:lang w:val="en-US"/>
-        </w:rPr>
-        <w:t>z = f(x, y), trong đó y = g(x)</w:t>
-      </w:r>
-    </w:p>
-    <w:p>
-      <w:pPr>
-        <w:pStyle w:val="ListParagraph"/>
-        <w:pBdr>
-          <w:top w:val="single" w:sz="4" w:space="1" w:color="auto"/>
-          <w:left w:val="single" w:sz="4" w:space="4" w:color="auto"/>
-          <w:bottom w:val="single" w:sz="4" w:space="1" w:color="auto"/>
-          <w:right w:val="single" w:sz="4" w:space="4" w:color="auto"/>
-        </w:pBdr>
-        <w:ind w:left="1080"/>
-        <w:rPr>
-          <w:lang w:val="en-US"/>
-        </w:rPr>
-      </w:pPr>
-      <w:r>
-        <w:rPr>
-          <w:lang w:val="en-US"/>
-        </w:rPr>
-        <w:t>import bpy</w:t>
-      </w:r>
-    </w:p>
-    <w:p>
-      <w:pPr>
-        <w:pStyle w:val="ListParagraph"/>
-        <w:pBdr>
-          <w:top w:val="single" w:sz="4" w:space="1" w:color="auto"/>
-          <w:left w:val="single" w:sz="4" w:space="4" w:color="auto"/>
-          <w:bottom w:val="single" w:sz="4" w:space="1" w:color="auto"/>
-          <w:right w:val="single" w:sz="4" w:space="4" w:color="auto"/>
-        </w:pBdr>
-        <w:ind w:left="1080"/>
-        <w:rPr>
-          <w:lang w:val="en-US"/>
-        </w:rPr>
-      </w:pPr>
-      <w:r>
-        <w:rPr>
-          <w:lang w:val="en-US"/>
-        </w:rPr>
-        <w:t>import numpy as np</w:t>
-      </w:r>
-    </w:p>
-    <w:p>
-      <w:pPr>
-        <w:pStyle w:val="ListParagraph"/>
-        <w:pBdr>
-          <w:top w:val="single" w:sz="4" w:space="1" w:color="auto"/>
-          <w:left w:val="single" w:sz="4" w:space="4" w:color="auto"/>
-          <w:bottom w:val="single" w:sz="4" w:space="1" w:color="auto"/>
-          <w:right w:val="single" w:sz="4" w:space="4" w:color="auto"/>
-        </w:pBdr>
-        <w:ind w:left="1080"/>
-        <w:rPr>
-          <w:lang w:val="en-US"/>
-        </w:rPr>
-      </w:pPr>
-      <w:r>
-        <w:rPr>
-          <w:lang w:val="en-US"/>
-        </w:rPr>
-        <w:t>from math import pow</w:t>
-      </w:r>
-    </w:p>
-    <w:p>
-      <w:pPr>
-        <w:pStyle w:val="ListParagraph"/>
-        <w:pBdr>
-          <w:top w:val="single" w:sz="4" w:space="1" w:color="auto"/>
-          <w:left w:val="single" w:sz="4" w:space="4" w:color="auto"/>
-          <w:bottom w:val="single" w:sz="4" w:space="1" w:color="auto"/>
-          <w:right w:val="single" w:sz="4" w:space="4" w:color="auto"/>
-        </w:pBdr>
-        <w:ind w:left="1080"/>
-        <w:rPr>
-          <w:lang w:val="en-US"/>
-        </w:rPr>
-      </w:pPr>
-    </w:p>
-    <w:p>
-      <w:pPr>
-        <w:pStyle w:val="ListParagraph"/>
-        <w:pBdr>
-          <w:top w:val="single" w:sz="4" w:space="1" w:color="auto"/>
-          <w:left w:val="single" w:sz="4" w:space="4" w:color="auto"/>
-          <w:bottom w:val="single" w:sz="4" w:space="1" w:color="auto"/>
-          <w:right w:val="single" w:sz="4" w:space="4" w:color="auto"/>
-        </w:pBdr>
-        <w:ind w:left="1080"/>
-        <w:rPr>
-          <w:lang w:val="en-US"/>
-        </w:rPr>
-      </w:pPr>
-      <w:r>
-        <w:rPr>
-          <w:lang w:val="en-US"/>
-        </w:rPr>
-        <w:t>def create_curve():</w:t>
-      </w:r>
-    </w:p>
-    <w:p>
-      <w:pPr>
-        <w:pStyle w:val="ListParagraph"/>
-        <w:pBdr>
-          <w:top w:val="single" w:sz="4" w:space="1" w:color="auto"/>
-          <w:left w:val="single" w:sz="4" w:space="4" w:color="auto"/>
-          <w:bottom w:val="single" w:sz="4" w:space="1" w:color="auto"/>
-          <w:right w:val="single" w:sz="4" w:space="4" w:color="auto"/>
-        </w:pBdr>
-        <w:ind w:left="1080"/>
-        <w:rPr>
-          <w:lang w:val="en-US"/>
-        </w:rPr>
-      </w:pPr>
-      <w:r>
-        <w:rPr>
-          <w:lang w:val="en-US"/>
-        </w:rPr>
-        <w:t xml:space="preserve">    curve_data = bpy.data.curves.new(name='My Curve', type='CURVE')</w:t>
-      </w:r>
-    </w:p>
-    <w:p>
-      <w:pPr>
-        <w:pStyle w:val="ListParagraph"/>
-        <w:pBdr>
-          <w:top w:val="single" w:sz="4" w:space="1" w:color="auto"/>
-          <w:left w:val="single" w:sz="4" w:space="4" w:color="auto"/>
-          <w:bottom w:val="single" w:sz="4" w:space="1" w:color="auto"/>
-          <w:right w:val="single" w:sz="4" w:space="4" w:color="auto"/>
-        </w:pBdr>
-        <w:ind w:left="1080"/>
-        <w:rPr>
-          <w:lang w:val="en-US"/>
-        </w:rPr>
-      </w:pPr>
-      <w:r>
-        <w:rPr>
-          <w:lang w:val="en-US"/>
-        </w:rPr>
-        <w:t xml:space="preserve">    curve_data.dimensions = '3D'</w:t>
-      </w:r>
-    </w:p>
-    <w:p>
-      <w:pPr>
-        <w:pStyle w:val="ListParagraph"/>
-        <w:pBdr>
-          <w:top w:val="single" w:sz="4" w:space="1" w:color="auto"/>
-          <w:left w:val="single" w:sz="4" w:space="4" w:color="auto"/>
-          <w:bottom w:val="single" w:sz="4" w:space="1" w:color="auto"/>
-          <w:right w:val="single" w:sz="4" w:space="4" w:color="auto"/>
-        </w:pBdr>
-        <w:ind w:left="1080"/>
-        <w:rPr>
-          <w:lang w:val="en-US"/>
-        </w:rPr>
-      </w:pPr>
-      <w:r>
-        <w:rPr>
-          <w:lang w:val="en-US"/>
-        </w:rPr>
-        <w:t xml:space="preserve">    </w:t>
-      </w:r>
-      <w:r>
-        <w:rPr>
-          <w:lang w:val="en-US"/>
-        </w:rPr>
-        <w:t>spline = curve_data.splines.new(type='POLY')</w:t>
-      </w:r>
-    </w:p>
-    <w:p>
-      <w:pPr>
-        <w:pStyle w:val="ListParagraph"/>
-        <w:pBdr>
-          <w:top w:val="single" w:sz="4" w:space="1" w:color="auto"/>
-          <w:left w:val="single" w:sz="4" w:space="4" w:color="auto"/>
-          <w:bottom w:val="single" w:sz="4" w:space="1" w:color="auto"/>
-          <w:right w:val="single" w:sz="4" w:space="4" w:color="auto"/>
-        </w:pBdr>
-        <w:ind w:left="1080"/>
-        <w:rPr>
-          <w:lang w:val="en-US"/>
-        </w:rPr>
-      </w:pPr>
-    </w:p>
-    <w:p>
-      <w:pPr>
-        <w:pStyle w:val="ListParagraph"/>
-        <w:pBdr>
-          <w:top w:val="single" w:sz="4" w:space="1" w:color="auto"/>
-          <w:left w:val="single" w:sz="4" w:space="4" w:color="auto"/>
-          <w:bottom w:val="single" w:sz="4" w:space="1" w:color="auto"/>
-          <w:right w:val="single" w:sz="4" w:space="4" w:color="auto"/>
-        </w:pBdr>
-        <w:ind w:left="1080"/>
-        <w:rPr>
-          <w:lang w:val="en-US"/>
-        </w:rPr>
-      </w:pPr>
-      <w:r>
-        <w:rPr>
-          <w:lang w:val="en-US"/>
-        </w:rPr>
-        <w:t xml:space="preserve">    x_values = </w:t>
-      </w:r>
-      <w:r>
-        <w:rPr>
-          <w:lang w:val="en-US"/>
-        </w:rPr>
-        <w:t>np.linspace(</w:t>
-      </w:r>
-      <w:r>
-        <w:rPr>
-          <w:lang w:val="en-US"/>
-        </w:rPr>
-        <w:t>&lt;Cận Trái&gt;, &lt;Cận Phải&gt;</w:t>
-      </w:r>
-      <w:r>
-        <w:rPr>
-          <w:lang w:val="en-US"/>
-        </w:rPr>
-        <w:t>,</w:t>
-      </w:r>
-      <w:r>
-        <w:rPr>
-          <w:lang w:val="en-US"/>
-        </w:rPr>
-        <w:t xml:space="preserve"> &lt;Độ Phân Giải&gt;</w:t>
-      </w:r>
-      <w:r>
-        <w:rPr>
-          <w:lang w:val="en-US"/>
-        </w:rPr>
-        <w:t>)</w:t>
-      </w:r>
-      <w:r>
-        <w:rPr>
-          <w:lang w:val="en-US"/>
-        </w:rPr>
-        <w:t>.tolist()</w:t>
-      </w:r>
-    </w:p>
-    <w:p>
-      <w:pPr>
-        <w:pStyle w:val="ListParagraph"/>
-        <w:pBdr>
-          <w:top w:val="single" w:sz="4" w:space="1" w:color="auto"/>
-          <w:left w:val="single" w:sz="4" w:space="4" w:color="auto"/>
-          <w:bottom w:val="single" w:sz="4" w:space="1" w:color="auto"/>
-          <w:right w:val="single" w:sz="4" w:space="4" w:color="auto"/>
-        </w:pBdr>
-        <w:ind w:left="1080"/>
-        <w:rPr>
-          <w:lang w:val="en-US"/>
-        </w:rPr>
-      </w:pPr>
-      <w:r>
-        <w:rPr>
-          <w:lang w:val="en-US"/>
-        </w:rPr>
-        <w:t xml:space="preserve">    y_values = [</w:t>
-      </w:r>
-      <w:r>
-        <w:rPr>
-          <w:lang w:val="en-US"/>
-        </w:rPr>
-        <w:t xml:space="preserve">&lt;Biểu Thức Y Theo X&gt; </w:t>
-      </w:r>
-      <w:r>
-        <w:rPr>
-          <w:lang w:val="en-US"/>
-        </w:rPr>
-        <w:t>for x</w:t>
-      </w:r>
-      <w:r>
-        <w:rPr>
-          <w:lang w:val="en-US"/>
-        </w:rPr>
-        <w:t xml:space="preserve"> in x_values]</w:t>
-      </w:r>
-    </w:p>
-    <w:p>
-      <w:pPr>
-        <w:pStyle w:val="ListParagraph"/>
-        <w:pBdr>
-          <w:top w:val="single" w:sz="4" w:space="1" w:color="auto"/>
-          <w:left w:val="single" w:sz="4" w:space="4" w:color="auto"/>
-          <w:bottom w:val="single" w:sz="4" w:space="1" w:color="auto"/>
-          <w:right w:val="single" w:sz="4" w:space="4" w:color="auto"/>
-        </w:pBdr>
-        <w:ind w:left="1080"/>
-        <w:rPr>
-          <w:lang w:val="en-US"/>
-        </w:rPr>
-      </w:pPr>
-      <w:r>
-        <w:rPr>
-          <w:lang w:val="en-US"/>
-        </w:rPr>
-        <w:t xml:space="preserve">    z_values = [</w:t>
-      </w:r>
-      <w:r>
-        <w:rPr>
-          <w:lang w:val="en-US"/>
-        </w:rPr>
-        <w:t xml:space="preserve">&lt;Biểu Thức Đường Cong&gt; </w:t>
-      </w:r>
-      <w:r>
-        <w:rPr>
-          <w:lang w:val="en-US"/>
-        </w:rPr>
-        <w:t>for x,</w:t>
-      </w:r>
-      <w:r>
-        <w:rPr>
-          <w:lang w:val="en-US"/>
-        </w:rPr>
-        <w:t xml:space="preserve"> y in zip(x_values, y_values)]</w:t>
-      </w:r>
-    </w:p>
-    <w:p>
-      <w:pPr>
-        <w:pStyle w:val="ListParagraph"/>
-        <w:pBdr>
-          <w:top w:val="single" w:sz="4" w:space="1" w:color="auto"/>
-          <w:left w:val="single" w:sz="4" w:space="4" w:color="auto"/>
-          <w:bottom w:val="single" w:sz="4" w:space="1" w:color="auto"/>
-          <w:right w:val="single" w:sz="4" w:space="4" w:color="auto"/>
-        </w:pBdr>
-        <w:ind w:left="1080"/>
-        <w:rPr>
-          <w:lang w:val="en-US"/>
-        </w:rPr>
-      </w:pPr>
-    </w:p>
-    <w:p>
-      <w:pPr>
-        <w:pStyle w:val="ListParagraph"/>
-        <w:pBdr>
-          <w:top w:val="single" w:sz="4" w:space="1" w:color="auto"/>
-          <w:left w:val="single" w:sz="4" w:space="4" w:color="auto"/>
-          <w:bottom w:val="single" w:sz="4" w:space="1" w:color="auto"/>
-          <w:right w:val="single" w:sz="4" w:space="4" w:color="auto"/>
-        </w:pBdr>
-        <w:ind w:left="1080"/>
-        <w:rPr>
-          <w:lang w:val="en-US"/>
-        </w:rPr>
-      </w:pPr>
-      <w:r>
-        <w:rPr>
-          <w:lang w:val="en-US"/>
-        </w:rPr>
-        <w:t xml:space="preserve">    spline.points.add(len(x_values) - 1)</w:t>
-      </w:r>
-    </w:p>
-    <w:p>
-      <w:pPr>
-        <w:pStyle w:val="ListParagraph"/>
-        <w:pBdr>
-          <w:top w:val="single" w:sz="4" w:space="1" w:color="auto"/>
-          <w:left w:val="single" w:sz="4" w:space="4" w:color="auto"/>
-          <w:bottom w:val="single" w:sz="4" w:space="1" w:color="auto"/>
-          <w:right w:val="single" w:sz="4" w:space="4" w:color="auto"/>
-        </w:pBdr>
-        <w:ind w:left="1080"/>
-        <w:rPr>
-          <w:lang w:val="en-US"/>
-        </w:rPr>
-      </w:pPr>
-      <w:r>
-        <w:rPr>
-          <w:lang w:val="en-US"/>
-        </w:rPr>
-        <w:t xml:space="preserve">    for i, (x, y, z) in enumerate(zip(x_values, y_values, z_values)):</w:t>
-      </w:r>
-    </w:p>
-    <w:p>
-      <w:pPr>
-        <w:pStyle w:val="ListParagraph"/>
-        <w:pBdr>
-          <w:top w:val="single" w:sz="4" w:space="1" w:color="auto"/>
-          <w:left w:val="single" w:sz="4" w:space="4" w:color="auto"/>
-          <w:bottom w:val="single" w:sz="4" w:space="1" w:color="auto"/>
-          <w:right w:val="single" w:sz="4" w:space="4" w:color="auto"/>
-        </w:pBdr>
-        <w:ind w:left="1080"/>
-        <w:rPr>
-          <w:lang w:val="en-US"/>
-        </w:rPr>
-      </w:pPr>
-      <w:r>
-        <w:rPr>
-          <w:lang w:val="en-US"/>
-        </w:rPr>
-        <w:t xml:space="preserve">        spline.points[i].co = (x, y, z, 1)</w:t>
-      </w:r>
-    </w:p>
-    <w:p>
-      <w:pPr>
-        <w:pStyle w:val="ListParagraph"/>
-        <w:pBdr>
-          <w:top w:val="single" w:sz="4" w:space="1" w:color="auto"/>
-          <w:left w:val="single" w:sz="4" w:space="4" w:color="auto"/>
-          <w:bottom w:val="single" w:sz="4" w:space="1" w:color="auto"/>
-          <w:right w:val="single" w:sz="4" w:space="4" w:color="auto"/>
-        </w:pBdr>
-        <w:ind w:left="1080"/>
-        <w:rPr>
-          <w:lang w:val="en-US"/>
-        </w:rPr>
-      </w:pPr>
-    </w:p>
-    <w:p>
-      <w:pPr>
-        <w:pStyle w:val="ListParagraph"/>
-        <w:pBdr>
-          <w:top w:val="single" w:sz="4" w:space="1" w:color="auto"/>
-          <w:left w:val="single" w:sz="4" w:space="4" w:color="auto"/>
-          <w:bottom w:val="single" w:sz="4" w:space="1" w:color="auto"/>
-          <w:right w:val="single" w:sz="4" w:space="4" w:color="auto"/>
-        </w:pBdr>
-        <w:ind w:left="1080"/>
-        <w:rPr>
-          <w:lang w:val="en-US"/>
-        </w:rPr>
-      </w:pPr>
-      <w:r>
-        <w:rPr>
-          <w:lang w:val="en-US"/>
-        </w:rPr>
-        <w:t xml:space="preserve">    obj = bpy.data.objects.new('My Object', curve_data)</w:t>
-      </w:r>
-    </w:p>
-    <w:p>
-      <w:pPr>
-        <w:pStyle w:val="ListParagraph"/>
-        <w:pBdr>
-          <w:top w:val="single" w:sz="4" w:space="1" w:color="auto"/>
-          <w:left w:val="single" w:sz="4" w:space="4" w:color="auto"/>
-          <w:bottom w:val="single" w:sz="4" w:space="1" w:color="auto"/>
-          <w:right w:val="single" w:sz="4" w:space="4" w:color="auto"/>
-        </w:pBdr>
-        <w:ind w:left="1080"/>
-        <w:rPr>
-          <w:lang w:val="en-US"/>
-        </w:rPr>
-      </w:pPr>
-      <w:r>
-        <w:rPr>
-          <w:lang w:val="en-US"/>
-        </w:rPr>
-        <w:t xml:space="preserve">    scene = bpy.context.scene</w:t>
-      </w:r>
-    </w:p>
-    <w:p>
-      <w:pPr>
-        <w:pStyle w:val="ListParagraph"/>
-        <w:pBdr>
-          <w:top w:val="single" w:sz="4" w:space="1" w:color="auto"/>
-          <w:left w:val="single" w:sz="4" w:space="4" w:color="auto"/>
-          <w:bottom w:val="single" w:sz="4" w:space="1" w:color="auto"/>
-          <w:right w:val="single" w:sz="4" w:space="4" w:color="auto"/>
-        </w:pBdr>
-        <w:ind w:left="1080"/>
-        <w:rPr>
-          <w:lang w:val="en-US"/>
-        </w:rPr>
-      </w:pPr>
-      <w:r>
-        <w:rPr>
-          <w:lang w:val="en-US"/>
-        </w:rPr>
-        <w:t xml:space="preserve">    scene.objects.link(obj)</w:t>
-      </w:r>
-    </w:p>
-    <w:p>
-      <w:pPr>
-        <w:pStyle w:val="ListParagraph"/>
-        <w:pBdr>
-          <w:top w:val="single" w:sz="4" w:space="1" w:color="auto"/>
-          <w:left w:val="single" w:sz="4" w:space="4" w:color="auto"/>
-          <w:bottom w:val="single" w:sz="4" w:space="1" w:color="auto"/>
-          <w:right w:val="single" w:sz="4" w:space="4" w:color="auto"/>
-        </w:pBdr>
-        <w:ind w:left="1080"/>
-        <w:rPr>
-          <w:lang w:val="en-US"/>
-        </w:rPr>
-      </w:pPr>
-      <w:r>
-        <w:rPr>
-          <w:lang w:val="en-US"/>
-        </w:rPr>
-        <w:t xml:space="preserve">    obj.select = True</w:t>
-      </w:r>
-    </w:p>
-    <w:p>
-      <w:pPr>
-        <w:pStyle w:val="ListParagraph"/>
-        <w:pBdr>
-          <w:top w:val="single" w:sz="4" w:space="1" w:color="auto"/>
-          <w:left w:val="single" w:sz="4" w:space="4" w:color="auto"/>
-          <w:bottom w:val="single" w:sz="4" w:space="1" w:color="auto"/>
-          <w:right w:val="single" w:sz="4" w:space="4" w:color="auto"/>
-        </w:pBdr>
-        <w:ind w:left="1080"/>
-        <w:rPr>
-          <w:lang w:val="en-US"/>
-        </w:rPr>
-      </w:pPr>
-      <w:r>
-        <w:rPr>
-          <w:lang w:val="en-US"/>
-        </w:rPr>
-        <w:t xml:space="preserve">    scene.objects.active = obj</w:t>
-      </w:r>
-    </w:p>
-    <w:p>
-      <w:pPr>
-        <w:pStyle w:val="ListParagraph"/>
-        <w:pBdr>
-          <w:top w:val="single" w:sz="4" w:space="1" w:color="auto"/>
-          <w:left w:val="single" w:sz="4" w:space="4" w:color="auto"/>
-          <w:bottom w:val="single" w:sz="4" w:space="1" w:color="auto"/>
-          <w:right w:val="single" w:sz="4" w:space="4" w:color="auto"/>
-        </w:pBdr>
-        <w:ind w:left="1080"/>
-        <w:rPr>
-          <w:lang w:val="en-US"/>
-        </w:rPr>
-      </w:pPr>
-    </w:p>
-    <w:p>
-      <w:pPr>
-        <w:pStyle w:val="ListParagraph"/>
-        <w:pBdr>
-          <w:top w:val="single" w:sz="4" w:space="1" w:color="auto"/>
-          <w:left w:val="single" w:sz="4" w:space="4" w:color="auto"/>
-          <w:bottom w:val="single" w:sz="4" w:space="1" w:color="auto"/>
-          <w:right w:val="single" w:sz="4" w:space="4" w:color="auto"/>
-        </w:pBdr>
-        <w:ind w:left="1080"/>
-        <w:rPr>
-          <w:lang w:val="en-US"/>
-        </w:rPr>
-      </w:pPr>
-      <w:r>
-        <w:rPr>
-          <w:lang w:val="en-US"/>
-        </w:rPr>
-        <w:t>bpy.ops.object.select_all(action='DESELECT')</w:t>
-      </w:r>
-    </w:p>
-    <w:p>
-      <w:pPr>
-        <w:pStyle w:val="ListParagraph"/>
-        <w:pBdr>
-          <w:top w:val="single" w:sz="4" w:space="1" w:color="auto"/>
-          <w:left w:val="single" w:sz="4" w:space="4" w:color="auto"/>
-          <w:bottom w:val="single" w:sz="4" w:space="1" w:color="auto"/>
-          <w:right w:val="single" w:sz="4" w:space="4" w:color="auto"/>
-        </w:pBdr>
-        <w:ind w:left="1080"/>
-        <w:rPr>
-          <w:lang w:val="en-US"/>
-        </w:rPr>
-      </w:pPr>
-      <w:r>
-        <w:rPr>
-          <w:lang w:val="en-US"/>
-        </w:rPr>
-        <w:t>bpy.ops.object.select_by_type(type='CURVE')</w:t>
-      </w:r>
-    </w:p>
-    <w:p>
-      <w:pPr>
-        <w:pStyle w:val="ListParagraph"/>
-        <w:pBdr>
-          <w:top w:val="single" w:sz="4" w:space="1" w:color="auto"/>
-          <w:left w:val="single" w:sz="4" w:space="4" w:color="auto"/>
-          <w:bottom w:val="single" w:sz="4" w:space="1" w:color="auto"/>
-          <w:right w:val="single" w:sz="4" w:space="4" w:color="auto"/>
-        </w:pBdr>
-        <w:ind w:left="1080"/>
-        <w:rPr>
-          <w:lang w:val="en-US"/>
-        </w:rPr>
-      </w:pPr>
-      <w:r>
-        <w:rPr>
-          <w:lang w:val="en-US"/>
-        </w:rPr>
-        <w:t>bpy.ops.object.delete()</w:t>
-      </w:r>
-    </w:p>
-    <w:p>
-      <w:pPr>
-        <w:pStyle w:val="ListParagraph"/>
-        <w:pBdr>
-          <w:top w:val="single" w:sz="4" w:space="1" w:color="auto"/>
-          <w:left w:val="single" w:sz="4" w:space="4" w:color="auto"/>
-          <w:bottom w:val="single" w:sz="4" w:space="1" w:color="auto"/>
-          <w:right w:val="single" w:sz="4" w:space="4" w:color="auto"/>
-        </w:pBdr>
-        <w:ind w:left="1080"/>
-        <w:rPr>
-          <w:lang w:val="en-US"/>
-        </w:rPr>
-      </w:pPr>
-    </w:p>
-    <w:p>
-      <w:pPr>
-        <w:pStyle w:val="ListParagraph"/>
-        <w:pBdr>
-          <w:top w:val="single" w:sz="4" w:space="1" w:color="auto"/>
-          <w:left w:val="single" w:sz="4" w:space="4" w:color="auto"/>
-          <w:bottom w:val="single" w:sz="4" w:space="1" w:color="auto"/>
-          <w:right w:val="single" w:sz="4" w:space="4" w:color="auto"/>
-        </w:pBdr>
-        <w:ind w:left="1080"/>
-        <w:rPr>
-          <w:lang w:val="en-US"/>
-        </w:rPr>
-      </w:pPr>
-      <w:r>
-        <w:rPr>
-          <w:lang w:val="en-US"/>
-        </w:rPr>
-        <w:t>create_curve()</w:t>
-      </w:r>
-    </w:p>
-    <w:p>
-      <w:pPr>
-        <w:pStyle w:val="ListParagraph"/>
-        <w:numPr>
-          <w:ilvl w:val="0"/>
-          <w:numId w:val="2"/>
-        </w:numPr>
-        <w:rPr>
-          <w:lang w:val="en-US"/>
-        </w:rPr>
-      </w:pPr>
-      <w:r>
-        <w:rPr>
-          <w:lang w:val="en-US"/>
-        </w:rPr>
-        <w:t>&lt;Cận Trái&gt; và &lt;Cận Phải&gt; là giới hạn  hiển thị đường cong theo x</w:t>
-      </w:r>
-    </w:p>
-    <w:p>
-      <w:pPr>
-        <w:pStyle w:val="ListParagraph"/>
-        <w:numPr>
-          <w:ilvl w:val="0"/>
-          <w:numId w:val="2"/>
-        </w:numPr>
-        <w:rPr>
-          <w:lang w:val="en-US"/>
-        </w:rPr>
-      </w:pPr>
-      <w:r>
-        <w:rPr>
-          <w:lang w:val="en-US"/>
-        </w:rPr>
-        <w:t>&lt;Độ Phân Giải&gt; càng cao thì đường cong càng mượt</w:t>
-      </w:r>
-    </w:p>
-    <w:p>
-      <w:pPr>
-        <w:pStyle w:val="ListParagraph"/>
-        <w:numPr>
-          <w:ilvl w:val="0"/>
-          <w:numId w:val="2"/>
-        </w:numPr>
-        <w:rPr>
-          <w:lang w:val="en-US"/>
-        </w:rPr>
-      </w:pPr>
-      <w:r>
-        <w:rPr>
-          <w:lang w:val="en-US"/>
-        </w:rPr>
-        <w:t>&lt;Biểu Thức Đường Cong&gt; là f(x, y)</w:t>
-      </w:r>
-    </w:p>
-    <w:p>
-      <w:pPr>
-        <w:pStyle w:val="ListParagraph"/>
-        <w:numPr>
-          <w:ilvl w:val="0"/>
-          <w:numId w:val="2"/>
-        </w:numPr>
-        <w:rPr>
-          <w:lang w:val="en-US"/>
-        </w:rPr>
-      </w:pPr>
-      <w:r>
-        <w:rPr>
-          <w:lang w:val="en-US"/>
-        </w:rPr>
-        <w:t>Ví dụ z = f(x, y) = 2x + 4y</w:t>
-      </w:r>
-      <w:r>
-        <w:rPr>
-          <w:vertAlign w:val="superscript"/>
-          <w:lang w:val="en-US"/>
-        </w:rPr>
-        <w:t>2</w:t>
-      </w:r>
-    </w:p>
-    <w:p>
-      <w:pPr>
-        <w:pStyle w:val="ListParagraph"/>
-        <w:pBdr>
-          <w:top w:val="single" w:sz="4" w:space="1" w:color="auto"/>
-          <w:left w:val="single" w:sz="4" w:space="4" w:color="auto"/>
-          <w:bottom w:val="single" w:sz="4" w:space="1" w:color="auto"/>
-          <w:right w:val="single" w:sz="4" w:space="4" w:color="auto"/>
-        </w:pBdr>
-        <w:ind w:left="1080"/>
-        <w:rPr>
-          <w:lang w:val="en-US"/>
-        </w:rPr>
-      </w:pPr>
-      <w:r>
-        <w:rPr>
-          <w:lang w:val="en-US"/>
-        </w:rPr>
-        <w:t>2 * x + 4 * y ** 2</w:t>
-      </w:r>
-    </w:p>
-    <w:p>
-      <w:pPr>
-        <w:pStyle w:val="ListParagraph"/>
-        <w:numPr>
-          <w:ilvl w:val="0"/>
-          <w:numId w:val="2"/>
-        </w:numPr>
-        <w:rPr>
-          <w:lang w:val="en-US"/>
-        </w:rPr>
-      </w:pPr>
-      <w:r>
-        <w:rPr>
-          <w:lang w:val="en-US"/>
-        </w:rPr>
-        <w:t>&lt;Biểu Thức Y Theo X&gt; là g(x)</w:t>
-      </w:r>
-    </w:p>
-    <w:p>
-      <w:pPr>
-        <w:pStyle w:val="ListParagraph"/>
-        <w:numPr>
-          <w:ilvl w:val="0"/>
-          <w:numId w:val="2"/>
-        </w:numPr>
-        <w:rPr>
-          <w:lang w:val="en-US"/>
-        </w:rPr>
-      </w:pPr>
-      <w:r>
-        <w:rPr>
-          <w:lang w:val="en-US"/>
-        </w:rPr>
-        <w:t>Ví dụ y = g(x) = 5x</w:t>
-      </w:r>
-    </w:p>
-    <w:p>
-      <w:pPr>
-        <w:pStyle w:val="ListParagraph"/>
-        <w:pBdr>
-          <w:top w:val="single" w:sz="4" w:space="1" w:color="auto"/>
-          <w:left w:val="single" w:sz="4" w:space="4" w:color="auto"/>
-          <w:bottom w:val="single" w:sz="4" w:space="1" w:color="auto"/>
-          <w:right w:val="single" w:sz="4" w:space="4" w:color="auto"/>
-        </w:pBdr>
-        <w:ind w:left="1080"/>
-        <w:rPr>
-          <w:lang w:val="en-US"/>
-        </w:rPr>
-      </w:pPr>
-      <w:r>
-        <w:rPr>
-          <w:lang w:val="en-US"/>
-        </w:rPr>
-        <w:t>5 * x</w:t>
-      </w:r>
-    </w:p>
-    <w:p>
-      <w:pPr>
-        <w:pStyle w:val="ListParagraph"/>
-        <w:numPr>
-          <w:ilvl w:val="0"/>
-          <w:numId w:val="1"/>
-        </w:numPr>
-        <w:rPr>
-          <w:lang w:val="en-US"/>
-        </w:rPr>
-      </w:pPr>
-      <w:r>
-        <w:rPr>
-          <w:lang w:val="en-US"/>
-        </w:rPr>
-        <w:t>Render Từng Khoảng Frame Rời Rạc?</w:t>
-      </w:r>
-    </w:p>
-    <w:p>
-      <w:pPr>
-        <w:pStyle w:val="ListParagraph"/>
-        <w:pBdr>
-          <w:top w:val="single" w:sz="4" w:space="1" w:color="auto"/>
-          <w:left w:val="single" w:sz="4" w:space="4" w:color="auto"/>
-          <w:bottom w:val="single" w:sz="4" w:space="1" w:color="auto"/>
-          <w:right w:val="single" w:sz="4" w:space="4" w:color="auto"/>
-        </w:pBdr>
-        <w:ind w:left="1080"/>
-        <w:rPr>
-          <w:lang w:val="en-US"/>
-        </w:rPr>
-      </w:pPr>
-      <w:r>
-        <w:rPr>
-          <w:lang w:val="en-US"/>
-        </w:rPr>
-        <w:t>import bpy</w:t>
-      </w:r>
-    </w:p>
-    <w:p>
-      <w:pPr>
-        <w:pStyle w:val="ListParagraph"/>
-        <w:pBdr>
-          <w:top w:val="single" w:sz="4" w:space="1" w:color="auto"/>
-          <w:left w:val="single" w:sz="4" w:space="4" w:color="auto"/>
-          <w:bottom w:val="single" w:sz="4" w:space="1" w:color="auto"/>
-          <w:right w:val="single" w:sz="4" w:space="4" w:color="auto"/>
-        </w:pBdr>
-        <w:ind w:left="1080"/>
-        <w:rPr>
-          <w:lang w:val="en-US"/>
-        </w:rPr>
-      </w:pPr>
-    </w:p>
-    <w:p>
-      <w:pPr>
-        <w:pStyle w:val="ListParagraph"/>
-        <w:pBdr>
-          <w:top w:val="single" w:sz="4" w:space="1" w:color="auto"/>
-          <w:left w:val="single" w:sz="4" w:space="4" w:color="auto"/>
-          <w:bottom w:val="single" w:sz="4" w:space="1" w:color="auto"/>
-          <w:right w:val="single" w:sz="4" w:space="4" w:color="auto"/>
-        </w:pBdr>
-        <w:ind w:left="1080"/>
-        <w:rPr>
-          <w:lang w:val="en-US"/>
-        </w:rPr>
-      </w:pPr>
-      <w:r>
-        <w:rPr>
-          <w:lang w:val="en-US"/>
-        </w:rPr>
-        <w:lastRenderedPageBreak/>
-        <w:t>FRAME_RANGES</w:t>
-      </w:r>
-      <w:r>
-        <w:rPr>
-          <w:lang w:val="en-US"/>
-        </w:rPr>
-        <w:t xml:space="preserve"> </w:t>
-      </w:r>
-      <w:r>
-        <w:rPr>
-          <w:lang w:val="en-US"/>
-        </w:rPr>
-        <w:t>= [&lt;Các Khoảng Frame&gt;</w:t>
-      </w:r>
-      <w:r>
-        <w:rPr>
-          <w:lang w:val="en-US"/>
-        </w:rPr>
-        <w:t>]</w:t>
-      </w:r>
-    </w:p>
-    <w:p>
-      <w:pPr>
-        <w:pStyle w:val="ListParagraph"/>
-        <w:pBdr>
-          <w:top w:val="single" w:sz="4" w:space="1" w:color="auto"/>
-          <w:left w:val="single" w:sz="4" w:space="4" w:color="auto"/>
-          <w:bottom w:val="single" w:sz="4" w:space="1" w:color="auto"/>
-          <w:right w:val="single" w:sz="4" w:space="4" w:color="auto"/>
-        </w:pBdr>
-        <w:ind w:left="1080"/>
-        <w:rPr>
-          <w:lang w:val="en-US"/>
-        </w:rPr>
-      </w:pPr>
-      <w:r>
-        <w:rPr>
-          <w:lang w:val="en-US"/>
-        </w:rPr>
-        <w:t xml:space="preserve">OUTPUT_PATH </w:t>
-      </w:r>
-      <w:r>
-        <w:rPr>
-          <w:lang w:val="en-US"/>
-        </w:rPr>
-        <w:t>= "&lt;Đường Dẫn Tới Thư Mục Lưu Ảnh&gt;</w:t>
-      </w:r>
-      <w:r>
-        <w:rPr>
-          <w:lang w:val="en-US"/>
-        </w:rPr>
-        <w:t>/"</w:t>
-      </w:r>
-    </w:p>
-    <w:p>
-      <w:pPr>
-        <w:pStyle w:val="ListParagraph"/>
-        <w:pBdr>
-          <w:top w:val="single" w:sz="4" w:space="1" w:color="auto"/>
-          <w:left w:val="single" w:sz="4" w:space="4" w:color="auto"/>
-          <w:bottom w:val="single" w:sz="4" w:space="1" w:color="auto"/>
-          <w:right w:val="single" w:sz="4" w:space="4" w:color="auto"/>
-        </w:pBdr>
-        <w:ind w:left="1080"/>
-        <w:rPr>
-          <w:lang w:val="en-US"/>
-        </w:rPr>
-      </w:pPr>
-    </w:p>
-    <w:p>
-      <w:pPr>
-        <w:pStyle w:val="ListParagraph"/>
-        <w:pBdr>
-          <w:top w:val="single" w:sz="4" w:space="1" w:color="auto"/>
-          <w:left w:val="single" w:sz="4" w:space="4" w:color="auto"/>
-          <w:bottom w:val="single" w:sz="4" w:space="1" w:color="auto"/>
-          <w:right w:val="single" w:sz="4" w:space="4" w:color="auto"/>
-        </w:pBdr>
-        <w:ind w:left="1080"/>
-        <w:rPr>
-          <w:lang w:val="en-US"/>
-        </w:rPr>
-      </w:pPr>
-      <w:r>
-        <w:rPr>
-          <w:lang w:val="en-US"/>
-        </w:rPr>
-        <w:t xml:space="preserve">for frame_range in </w:t>
-      </w:r>
-      <w:r>
-        <w:rPr>
-          <w:lang w:val="en-US"/>
-        </w:rPr>
-        <w:t>FRAME_RANGES</w:t>
-      </w:r>
-      <w:r>
-        <w:rPr>
-          <w:lang w:val="en-US"/>
-        </w:rPr>
-        <w:t>:</w:t>
-      </w:r>
-    </w:p>
-    <w:p>
-      <w:pPr>
-        <w:pStyle w:val="ListParagraph"/>
-        <w:pBdr>
-          <w:top w:val="single" w:sz="4" w:space="1" w:color="auto"/>
-          <w:left w:val="single" w:sz="4" w:space="4" w:color="auto"/>
-          <w:bottom w:val="single" w:sz="4" w:space="1" w:color="auto"/>
-          <w:right w:val="single" w:sz="4" w:space="4" w:color="auto"/>
-        </w:pBdr>
-        <w:ind w:left="1080"/>
-        <w:rPr>
-          <w:lang w:val="en-US"/>
-        </w:rPr>
-      </w:pPr>
-      <w:r>
-        <w:rPr>
-          <w:lang w:val="en-US"/>
-        </w:rPr>
-        <w:t xml:space="preserve">    start_frame, end_frame = frame_range</w:t>
-      </w:r>
-    </w:p>
-    <w:p>
-      <w:pPr>
-        <w:pStyle w:val="ListParagraph"/>
-        <w:pBdr>
-          <w:top w:val="single" w:sz="4" w:space="1" w:color="auto"/>
-          <w:left w:val="single" w:sz="4" w:space="4" w:color="auto"/>
-          <w:bottom w:val="single" w:sz="4" w:space="1" w:color="auto"/>
-          <w:right w:val="single" w:sz="4" w:space="4" w:color="auto"/>
-        </w:pBdr>
-        <w:ind w:left="1080"/>
-        <w:rPr>
-          <w:lang w:val="en-US"/>
-        </w:rPr>
-      </w:pPr>
-      <w:r>
-        <w:rPr>
-          <w:lang w:val="en-US"/>
-        </w:rPr>
         <w:t xml:space="preserve">    for frame_number in range(start_frame, end_frame + 1):</w:t>
       </w:r>
     </w:p>

--- a/blender.docx
+++ b/blender.docx
@@ -1073,6 +1073,238 @@
         <w:pStyle w:val="ListParagraph"/>
         <w:numPr>
           <w:ilvl w:val="0"/>
+          <w:numId w:val="12"/>
+        </w:numPr>
+        <w:rPr>
+          <w:lang w:val="en-US"/>
+        </w:rPr>
+      </w:pPr>
+      <w:r>
+        <w:rPr>
+          <w:lang w:val="en-US"/>
+        </w:rPr>
+        <w:t>Chuẩn hóa &lt;Vector&gt;</w:t>
+      </w:r>
+    </w:p>
+    <w:p>
+      <w:pPr>
+        <w:pStyle w:val="ListParagraph"/>
+        <w:pBdr>
+          <w:top w:val="single" w:sz="4" w:space="1" w:color="auto"/>
+          <w:left w:val="single" w:sz="4" w:space="4" w:color="auto"/>
+          <w:bottom w:val="single" w:sz="4" w:space="1" w:color="auto"/>
+          <w:right w:val="single" w:sz="4" w:space="4" w:color="auto"/>
+        </w:pBdr>
+        <w:ind w:left="1080"/>
+        <w:rPr>
+          <w:lang w:val="en-US"/>
+        </w:rPr>
+      </w:pPr>
+      <w:r>
+        <w:rPr>
+          <w:lang w:val="en-US"/>
+        </w:rPr>
+        <w:t>&lt;Vector&gt;.normalize()</w:t>
+      </w:r>
+    </w:p>
+    <w:p>
+      <w:pPr>
+        <w:pStyle w:val="ListParagraph"/>
+        <w:numPr>
+          <w:ilvl w:val="0"/>
+          <w:numId w:val="12"/>
+        </w:numPr>
+        <w:rPr>
+          <w:lang w:val="en-US"/>
+        </w:rPr>
+      </w:pPr>
+      <w:r>
+        <w:rPr>
+          <w:lang w:val="en-US"/>
+        </w:rPr>
+        <w:t>Ví dụ</w:t>
+      </w:r>
+    </w:p>
+    <w:p>
+      <w:pPr>
+        <w:pStyle w:val="ListParagraph"/>
+        <w:pBdr>
+          <w:top w:val="single" w:sz="4" w:space="1" w:color="auto"/>
+          <w:left w:val="single" w:sz="4" w:space="4" w:color="auto"/>
+          <w:bottom w:val="single" w:sz="4" w:space="1" w:color="auto"/>
+          <w:right w:val="single" w:sz="4" w:space="4" w:color="auto"/>
+        </w:pBdr>
+        <w:ind w:left="1080"/>
+        <w:rPr>
+          <w:lang w:val="en-US"/>
+        </w:rPr>
+      </w:pPr>
+      <w:r>
+        <w:rPr>
+          <w:lang w:val="en-US"/>
+        </w:rPr>
+        <w:t>f</w:t>
+      </w:r>
+      <w:r>
+        <w:rPr>
+          <w:lang w:val="en-US"/>
+        </w:rPr>
+        <w:t>oo.normalize()</w:t>
+      </w:r>
+    </w:p>
+    <w:p>
+      <w:pPr>
+        <w:pStyle w:val="ListParagraph"/>
+        <w:numPr>
+          <w:ilvl w:val="0"/>
+          <w:numId w:val="12"/>
+        </w:numPr>
+        <w:rPr>
+          <w:lang w:val="en-US"/>
+        </w:rPr>
+      </w:pPr>
+      <w:r>
+        <w:rPr>
+          <w:lang w:val="en-US"/>
+        </w:rPr>
+        <w:t>Ta có</w:t>
+      </w:r>
+    </w:p>
+    <w:tbl>
+      <w:tblPr>
+        <w:tblStyle w:val="TableGrid"/>
+        <w:tblW w:w="0" w:type="auto"/>
+        <w:tblInd w:w="1080" w:type="dxa"/>
+        <w:tblLook w:val="04A0" w:firstRow="1" w:lastRow="0" w:firstColumn="1" w:lastColumn="0" w:noHBand="0" w:noVBand="1"/>
+      </w:tblPr>
+      <w:tblGrid>
+        <w:gridCol w:w="4071"/>
+        <w:gridCol w:w="4091"/>
+      </w:tblGrid>
+      <w:tr>
+        <w:tc>
+          <w:tcPr>
+            <w:tcW w:w="4621" w:type="dxa"/>
+          </w:tcPr>
+          <w:p>
+            <w:pPr>
+              <w:pStyle w:val="ListParagraph"/>
+              <w:ind w:left="0"/>
+              <w:jc w:val="center"/>
+              <w:rPr>
+                <w:lang w:val="en-US"/>
+              </w:rPr>
+            </w:pPr>
+            <w:r>
+              <w:rPr>
+                <w:lang w:val="en-US"/>
+              </w:rPr>
+              <w:t>f</w:t>
+            </w:r>
+            <w:r>
+              <w:rPr>
+                <w:lang w:val="en-US"/>
+              </w:rPr>
+              <w:t>oo trước</w:t>
+            </w:r>
+          </w:p>
+        </w:tc>
+        <w:tc>
+          <w:tcPr>
+            <w:tcW w:w="4621" w:type="dxa"/>
+          </w:tcPr>
+          <w:p>
+            <w:pPr>
+              <w:pStyle w:val="ListParagraph"/>
+              <w:ind w:left="0"/>
+              <w:jc w:val="center"/>
+              <w:rPr>
+                <w:lang w:val="en-US"/>
+              </w:rPr>
+            </w:pPr>
+            <w:r>
+              <w:rPr>
+                <w:lang w:val="en-US"/>
+              </w:rPr>
+              <w:t>[2, 4, 9]</w:t>
+            </w:r>
+          </w:p>
+        </w:tc>
+      </w:tr>
+      <w:tr>
+        <w:tc>
+          <w:tcPr>
+            <w:tcW w:w="4621" w:type="dxa"/>
+          </w:tcPr>
+          <w:p>
+            <w:pPr>
+              <w:pStyle w:val="ListParagraph"/>
+              <w:ind w:left="0"/>
+              <w:jc w:val="center"/>
+              <w:rPr>
+                <w:lang w:val="en-US"/>
+              </w:rPr>
+            </w:pPr>
+            <w:r>
+              <w:rPr>
+                <w:lang w:val="en-US"/>
+              </w:rPr>
+              <w:t>f</w:t>
+            </w:r>
+            <w:r>
+              <w:rPr>
+                <w:lang w:val="en-US"/>
+              </w:rPr>
+              <w:t>oo sau</w:t>
+            </w:r>
+          </w:p>
+        </w:tc>
+        <w:tc>
+          <w:tcPr>
+            <w:tcW w:w="4621" w:type="dxa"/>
+          </w:tcPr>
+          <w:p>
+            <w:pPr>
+              <w:pStyle w:val="ListParagraph"/>
+              <w:ind w:left="0"/>
+              <w:jc w:val="center"/>
+              <w:rPr>
+                <w:lang w:val="en-US"/>
+              </w:rPr>
+            </w:pPr>
+            <w:r>
+              <w:rPr>
+                <w:lang w:val="en-US"/>
+              </w:rPr>
+              <w:t xml:space="preserve">[0.199, 0.398, </w:t>
+            </w:r>
+            <w:r>
+              <w:rPr>
+                <w:lang w:val="en-US"/>
+              </w:rPr>
+              <w:t>0.896]</w:t>
+            </w:r>
+          </w:p>
+        </w:tc>
+      </w:tr>
+    </w:tbl>
+    <w:p>
+      <w:pPr>
+        <w:pStyle w:val="ListParagraph"/>
+        <w:numPr>
+          <w:ilvl w:val="0"/>
+          <w:numId w:val="12"/>
+        </w:numPr>
+        <w:rPr>
+          <w:lang w:val="en-US"/>
+        </w:rPr>
+      </w:pPr>
+    </w:p>
+    <w:p>
+      <w:pPr>
+        <w:pStyle w:val="ListParagraph"/>
+        <w:numPr>
+          <w:ilvl w:val="0"/>
           <w:numId w:val="22"/>
         </w:numPr>
         <w:rPr>
@@ -1224,7 +1456,6 @@
         <w:rPr>
           <w:lang w:val="en-US"/>
         </w:rPr>
-        <w:lastRenderedPageBreak/>
         <w:t>])</w:t>
       </w:r>
     </w:p>
@@ -2076,6 +2307,7 @@
         <w:rPr>
           <w:lang w:val="en-US"/>
         </w:rPr>
+        <w:lastRenderedPageBreak/>
         <w:t>Các giá trị</w:t>
       </w:r>
     </w:p>
@@ -2384,256 +2616,496 @@
         <w:rPr>
           <w:lang w:val="en-US"/>
         </w:rPr>
+        <w:t>&lt;Đỉnh&gt; = &lt;Các Đỉnh&gt;[&lt;Index&gt;]</w:t>
+      </w:r>
+    </w:p>
+    <w:p>
+      <w:pPr>
+        <w:pStyle w:val="ListParagraph"/>
+        <w:numPr>
+          <w:ilvl w:val="0"/>
+          <w:numId w:val="20"/>
+        </w:numPr>
+        <w:rPr>
+          <w:lang w:val="en-US"/>
+        </w:rPr>
+      </w:pPr>
+      <w:r>
+        <w:rPr>
+          <w:lang w:val="en-US"/>
+        </w:rPr>
+        <w:t>Đỉnh?</w:t>
+      </w:r>
+    </w:p>
+    <w:p>
+      <w:pPr>
+        <w:pStyle w:val="ListParagraph"/>
+        <w:numPr>
+          <w:ilvl w:val="0"/>
+          <w:numId w:val="12"/>
+        </w:numPr>
+        <w:rPr>
+          <w:lang w:val="en-US"/>
+        </w:rPr>
+      </w:pPr>
+      <w:r>
+        <w:rPr>
+          <w:lang w:val="en-US"/>
+        </w:rPr>
+        <w:t>Trả về Vector tọa độ của 1 đỉnh theo hệ qui chiếu Local</w:t>
+      </w:r>
+    </w:p>
+    <w:p>
+      <w:pPr>
+        <w:pStyle w:val="ListParagraph"/>
+        <w:pBdr>
+          <w:top w:val="single" w:sz="4" w:space="1" w:color="auto"/>
+          <w:left w:val="single" w:sz="4" w:space="4" w:color="auto"/>
+          <w:bottom w:val="single" w:sz="4" w:space="1" w:color="auto"/>
+          <w:right w:val="single" w:sz="4" w:space="4" w:color="auto"/>
+        </w:pBdr>
+        <w:ind w:left="1080"/>
+        <w:rPr>
+          <w:lang w:val="en-US"/>
+        </w:rPr>
+      </w:pPr>
+      <w:r>
+        <w:rPr>
+          <w:lang w:val="en-US"/>
+        </w:rPr>
+        <w:t>&lt;Tọa Độ Đỉnh Local&gt; = &lt;Đỉnh&gt;.co</w:t>
+      </w:r>
+    </w:p>
+    <w:p>
+      <w:pPr>
+        <w:pStyle w:val="ListParagraph"/>
+        <w:numPr>
+          <w:ilvl w:val="0"/>
+          <w:numId w:val="12"/>
+        </w:numPr>
+        <w:rPr>
+          <w:lang w:val="en-US"/>
+        </w:rPr>
+      </w:pPr>
+      <w:r>
+        <w:rPr>
+          <w:lang w:val="en-US"/>
+        </w:rPr>
+        <w:t>Trả về trọng số Bevel của 1 đỉnh</w:t>
+      </w:r>
+    </w:p>
+    <w:p>
+      <w:pPr>
+        <w:pStyle w:val="ListParagraph"/>
+        <w:pBdr>
+          <w:top w:val="single" w:sz="4" w:space="1" w:color="auto"/>
+          <w:left w:val="single" w:sz="4" w:space="4" w:color="auto"/>
+          <w:bottom w:val="single" w:sz="4" w:space="1" w:color="auto"/>
+          <w:right w:val="single" w:sz="4" w:space="4" w:color="auto"/>
+        </w:pBdr>
+        <w:ind w:left="1080"/>
+        <w:rPr>
+          <w:lang w:val="en-US"/>
+        </w:rPr>
+      </w:pPr>
+      <w:r>
+        <w:rPr>
+          <w:lang w:val="en-US"/>
+        </w:rPr>
+        <w:t>&lt;Trọng Số Bevel Đỉnh&gt; = &lt;Đỉnh&gt;.bevel_weight</w:t>
+      </w:r>
+    </w:p>
+    <w:p>
+      <w:pPr>
+        <w:pStyle w:val="ListParagraph"/>
+        <w:numPr>
+          <w:ilvl w:val="0"/>
+          <w:numId w:val="20"/>
+        </w:numPr>
+        <w:rPr>
+          <w:lang w:val="en-US"/>
+        </w:rPr>
+      </w:pPr>
+      <w:r>
+        <w:rPr>
+          <w:lang w:val="en-US"/>
+        </w:rPr>
+        <w:t>Trả Về Ma Trận Biểu Diễn Vị Trí, Độ Quay, Độ Phóng To Của Vật?</w:t>
+      </w:r>
+    </w:p>
+    <w:p>
+      <w:pPr>
+        <w:pStyle w:val="ListParagraph"/>
+        <w:pBdr>
+          <w:top w:val="single" w:sz="4" w:space="1" w:color="auto"/>
+          <w:left w:val="single" w:sz="4" w:space="4" w:color="auto"/>
+          <w:bottom w:val="single" w:sz="4" w:space="1" w:color="auto"/>
+          <w:right w:val="single" w:sz="4" w:space="4" w:color="auto"/>
+        </w:pBdr>
+        <w:ind w:left="1080"/>
+        <w:rPr>
+          <w:lang w:val="en-US"/>
+        </w:rPr>
+      </w:pPr>
+      <w:r>
+        <w:rPr>
+          <w:lang w:val="en-US"/>
+        </w:rPr>
+        <w:t>&lt;Ma Trận Object&gt; = &lt;Object&gt;.matrix_world</w:t>
+      </w:r>
+    </w:p>
+    <w:p>
+      <w:pPr>
+        <w:pStyle w:val="ListParagraph"/>
+        <w:numPr>
+          <w:ilvl w:val="0"/>
+          <w:numId w:val="12"/>
+        </w:numPr>
+        <w:rPr>
+          <w:lang w:val="en-US"/>
+        </w:rPr>
+      </w:pPr>
+      <w:r>
+        <w:rPr>
+          <w:lang w:val="en-US"/>
+        </w:rPr>
+        <w:t>Dùng ma trận này để chuyển đổi hệ quy chiếu Local thành Global</w:t>
+      </w:r>
+    </w:p>
+    <w:p>
+      <w:pPr>
+        <w:pStyle w:val="ListParagraph"/>
+        <w:pBdr>
+          <w:top w:val="single" w:sz="4" w:space="1" w:color="auto"/>
+          <w:left w:val="single" w:sz="4" w:space="4" w:color="auto"/>
+          <w:bottom w:val="single" w:sz="4" w:space="1" w:color="auto"/>
+          <w:right w:val="single" w:sz="4" w:space="4" w:color="auto"/>
+        </w:pBdr>
+        <w:ind w:left="1080"/>
+        <w:rPr>
+          <w:lang w:val="en-US"/>
+        </w:rPr>
+      </w:pPr>
+      <w:r>
+        <w:rPr>
+          <w:lang w:val="en-US"/>
+        </w:rPr>
+        <w:t xml:space="preserve">&lt;Tọa Độ Đỉnh Global&gt; = </w:t>
+      </w:r>
+      <w:r>
+        <w:rPr>
+          <w:lang w:val="en-US"/>
+        </w:rPr>
+        <w:t>&lt;</w:t>
+      </w:r>
+      <w:r>
+        <w:rPr>
+          <w:lang w:val="en-US"/>
+        </w:rPr>
+        <w:t xml:space="preserve">Ma </w:t>
+      </w:r>
+      <w:r>
+        <w:rPr>
+          <w:lang w:val="en-US"/>
+        </w:rPr>
+        <w:t xml:space="preserve">Trận </w:t>
+      </w:r>
+      <w:r>
+        <w:rPr>
+          <w:lang w:val="en-US"/>
+        </w:rPr>
+        <w:t>Object&gt; @ &lt;Tọa Độ Đỉnh Local&gt;</w:t>
+      </w:r>
+    </w:p>
+    <w:p>
+      <w:pPr>
+        <w:pStyle w:val="ListParagraph"/>
+        <w:numPr>
+          <w:ilvl w:val="0"/>
+          <w:numId w:val="12"/>
+        </w:numPr>
+        <w:rPr>
+          <w:lang w:val="en-US"/>
+        </w:rPr>
+      </w:pPr>
+    </w:p>
+    <w:p>
+      <w:pPr>
+        <w:rPr>
+          <w:lang w:val="en-US"/>
+        </w:rPr>
+      </w:pPr>
+    </w:p>
+    <w:p>
+      <w:pPr>
+        <w:rPr>
+          <w:lang w:val="en-US"/>
+        </w:rPr>
+      </w:pPr>
+      <w:r>
+        <w:rPr>
+          <w:lang w:val="en-US"/>
+        </w:rPr>
+        <w:t>Code – Viết Mã:</w:t>
+      </w:r>
+    </w:p>
+    <w:p>
+      <w:pPr>
+        <w:pStyle w:val="ListParagraph"/>
+        <w:numPr>
+          <w:ilvl w:val="0"/>
+          <w:numId w:val="3"/>
+        </w:numPr>
+        <w:rPr>
+          <w:lang w:val="en-US"/>
+        </w:rPr>
+      </w:pPr>
+      <w:r>
+        <w:rPr>
+          <w:lang w:val="en-US"/>
+        </w:rPr>
+        <w:t>Cách Dùng Chat GPT Viết Hộ Mã?</w:t>
+      </w:r>
+    </w:p>
+    <w:p>
+      <w:pPr>
+        <w:pStyle w:val="ListParagraph"/>
+        <w:numPr>
+          <w:ilvl w:val="0"/>
+          <w:numId w:val="4"/>
+        </w:numPr>
+        <w:rPr>
+          <w:lang w:val="en-US"/>
+        </w:rPr>
+      </w:pPr>
+      <w:r>
+        <w:rPr>
+          <w:lang w:val="en-US"/>
+        </w:rPr>
+        <w:t>Sau khi hỏi Chat GPT nhờ nó viết mã cho Blender 2.7 thì nhấn nút Copy</w:t>
+      </w:r>
+      <w:r>
+        <w:rPr>
+          <w:lang w:val="en-US"/>
+        </w:rPr>
+        <w:t xml:space="preserve"> Code</w:t>
+      </w:r>
+      <w:r>
+        <w:rPr>
+          <w:lang w:val="en-US"/>
+        </w:rPr>
+        <w:t xml:space="preserve"> ở tiêu đề đoạn Code nó viết rồi Paste vào Blender </w:t>
+      </w:r>
+    </w:p>
+    <w:p>
+      <w:pPr>
+        <w:rPr>
+          <w:lang w:val="en-US"/>
+        </w:rPr>
+      </w:pPr>
+    </w:p>
+    <w:p>
+      <w:pPr>
+        <w:rPr>
+          <w:lang w:val="en-US"/>
+        </w:rPr>
+      </w:pPr>
+      <w:r>
+        <w:rPr>
+          <w:lang w:val="en-US"/>
+        </w:rPr>
+        <w:t>Modifier:</w:t>
+      </w:r>
+    </w:p>
+    <w:p>
+      <w:pPr>
+        <w:pStyle w:val="ListParagraph"/>
+        <w:numPr>
+          <w:ilvl w:val="0"/>
+          <w:numId w:val="5"/>
+        </w:numPr>
+        <w:rPr>
+          <w:lang w:val="en-US"/>
+        </w:rPr>
+      </w:pPr>
+      <w:r>
+        <w:rPr>
+          <w:lang w:val="en-US"/>
+        </w:rPr>
+        <w:t>Tạo 1 Đống Hình Lập Phương Sao Cho Chúng Tạo Thành Hình Hộp Chữ Nhật?</w:t>
+      </w:r>
+    </w:p>
+    <w:p>
+      <w:pPr>
+        <w:pStyle w:val="ListParagraph"/>
+        <w:numPr>
+          <w:ilvl w:val="0"/>
+          <w:numId w:val="4"/>
+        </w:numPr>
+        <w:rPr>
+          <w:lang w:val="en-US"/>
+        </w:rPr>
+      </w:pPr>
+      <w:r>
+        <w:rPr>
+          <w:lang w:val="en-US"/>
+        </w:rPr>
+        <w:t>Dùng Array Modifier</w:t>
+      </w:r>
+    </w:p>
+    <w:p>
+      <w:pPr>
+        <w:rPr>
+          <w:lang w:val="en-US"/>
+        </w:rPr>
+      </w:pPr>
+    </w:p>
+    <w:p>
+      <w:pPr>
+        <w:rPr>
+          <w:lang w:val="en-US"/>
+        </w:rPr>
+      </w:pPr>
+      <w:r>
+        <w:rPr>
+          <w:lang w:val="en-US"/>
+        </w:rPr>
+        <w:t>Graph:</w:t>
+      </w:r>
+    </w:p>
+    <w:p>
+      <w:pPr>
+        <w:pStyle w:val="ListParagraph"/>
+        <w:numPr>
+          <w:ilvl w:val="0"/>
+          <w:numId w:val="7"/>
+        </w:numPr>
+        <w:rPr>
+          <w:lang w:val="en-US"/>
+        </w:rPr>
+      </w:pPr>
+      <w:r>
+        <w:rPr>
+          <w:lang w:val="en-US"/>
+        </w:rPr>
+        <w:t xml:space="preserve">Offset </w:t>
+      </w:r>
+      <w:r>
+        <w:rPr>
+          <w:lang w:val="en-US"/>
+        </w:rPr>
+        <w:t xml:space="preserve">1 đường </w:t>
+      </w:r>
+      <w:r>
+        <w:rPr>
+          <w:lang w:val="en-US"/>
+        </w:rPr>
+        <w:t>Đồ Thị Lên Xuống 1 Khoảng Nào Đó?</w:t>
+      </w:r>
+    </w:p>
+    <w:p>
+      <w:pPr>
+        <w:pStyle w:val="ListParagraph"/>
+        <w:numPr>
+          <w:ilvl w:val="0"/>
+          <w:numId w:val="4"/>
+        </w:numPr>
+        <w:rPr>
+          <w:lang w:val="en-US"/>
+        </w:rPr>
+      </w:pPr>
+      <w:r>
+        <w:rPr>
+          <w:lang w:val="en-US"/>
+        </w:rPr>
+        <w:t>Chọn tất cả Key Frame của</w:t>
+      </w:r>
+      <w:r>
+        <w:rPr>
+          <w:lang w:val="en-US"/>
+        </w:rPr>
+        <w:t xml:space="preserve"> đường</w:t>
+      </w:r>
+      <w:r>
+        <w:rPr>
+          <w:lang w:val="en-US"/>
+        </w:rPr>
+        <w:t xml:space="preserve"> đồ thị + nhấn phím “G” + “Y” + nhập giá trị Offset</w:t>
+      </w:r>
+    </w:p>
+    <w:p>
+      <w:pPr>
+        <w:pStyle w:val="ListParagraph"/>
+        <w:numPr>
+          <w:ilvl w:val="0"/>
+          <w:numId w:val="7"/>
+        </w:numPr>
+        <w:rPr>
+          <w:lang w:val="en-US"/>
+        </w:rPr>
+      </w:pPr>
+      <w:r>
+        <w:rPr>
+          <w:lang w:val="en-US"/>
+        </w:rPr>
+        <w:t>Cách Chọn Tất Cả Key Frame Của 1 Đường Đồ Thị?</w:t>
+      </w:r>
+    </w:p>
+    <w:p>
+      <w:pPr>
+        <w:pStyle w:val="ListParagraph"/>
+        <w:numPr>
+          <w:ilvl w:val="0"/>
+          <w:numId w:val="4"/>
+        </w:numPr>
+        <w:rPr>
+          <w:lang w:val="en-US"/>
+        </w:rPr>
+      </w:pPr>
+      <w:r>
+        <w:rPr>
+          <w:lang w:val="en-US"/>
+        </w:rPr>
+        <w:t>Ẩn toàn bộ đường đồ thị = cách nhấn hình con mắt + hiện đường đồ thị muốn chọn Keyframe = cách nhấn lại hình con mắt của đồ thị đó + nhấn phím “A”</w:t>
+      </w:r>
+    </w:p>
+    <w:p>
+      <w:pPr>
+        <w:rPr>
+          <w:lang w:val="en-US"/>
+        </w:rPr>
+      </w:pPr>
+    </w:p>
+    <w:p>
+      <w:pPr>
+        <w:rPr>
+          <w:lang w:val="en-US"/>
+        </w:rPr>
+      </w:pPr>
+      <w:r>
+        <w:rPr>
+          <w:lang w:val="en-US"/>
+        </w:rPr>
+        <w:t>Material:</w:t>
+      </w:r>
+    </w:p>
+    <w:p>
+      <w:pPr>
+        <w:pStyle w:val="ListParagraph"/>
+        <w:numPr>
+          <w:ilvl w:val="0"/>
+          <w:numId w:val="8"/>
+        </w:numPr>
+        <w:rPr>
+          <w:lang w:val="en-US"/>
+        </w:rPr>
+      </w:pPr>
+      <w:r>
+        <w:rPr>
+          <w:lang w:val="en-US"/>
+        </w:rPr>
         <w:lastRenderedPageBreak/>
-        <w:t>&lt;Đỉnh&gt; = &lt;Các Đỉnh&gt;[&lt;Index&gt;]</w:t>
-      </w:r>
-    </w:p>
-    <w:p>
-      <w:pPr>
-        <w:pStyle w:val="ListParagraph"/>
-        <w:numPr>
-          <w:ilvl w:val="0"/>
-          <w:numId w:val="20"/>
-        </w:numPr>
-        <w:rPr>
-          <w:lang w:val="en-US"/>
-        </w:rPr>
-      </w:pPr>
-      <w:r>
-        <w:rPr>
-          <w:lang w:val="en-US"/>
-        </w:rPr>
-        <w:t>Đỉnh?</w:t>
-      </w:r>
-    </w:p>
-    <w:p>
-      <w:pPr>
-        <w:pStyle w:val="ListParagraph"/>
-        <w:numPr>
-          <w:ilvl w:val="0"/>
-          <w:numId w:val="12"/>
-        </w:numPr>
-        <w:rPr>
-          <w:lang w:val="en-US"/>
-        </w:rPr>
-      </w:pPr>
-      <w:r>
-        <w:rPr>
-          <w:lang w:val="en-US"/>
-        </w:rPr>
-        <w:t>Trả về Vector tọa độ của 1 đỉnh theo hệ qui chiếu Local</w:t>
-      </w:r>
-    </w:p>
-    <w:p>
-      <w:pPr>
-        <w:pStyle w:val="ListParagraph"/>
-        <w:pBdr>
-          <w:top w:val="single" w:sz="4" w:space="1" w:color="auto"/>
-          <w:left w:val="single" w:sz="4" w:space="4" w:color="auto"/>
-          <w:bottom w:val="single" w:sz="4" w:space="1" w:color="auto"/>
-          <w:right w:val="single" w:sz="4" w:space="4" w:color="auto"/>
-        </w:pBdr>
-        <w:ind w:left="1080"/>
-        <w:rPr>
-          <w:lang w:val="en-US"/>
-        </w:rPr>
-      </w:pPr>
-      <w:r>
-        <w:rPr>
-          <w:lang w:val="en-US"/>
-        </w:rPr>
-        <w:t>&lt;Tọa Độ Đỉnh Local&gt; = &lt;Đỉnh&gt;.co</w:t>
-      </w:r>
-    </w:p>
-    <w:p>
-      <w:pPr>
-        <w:pStyle w:val="ListParagraph"/>
-        <w:numPr>
-          <w:ilvl w:val="0"/>
-          <w:numId w:val="12"/>
-        </w:numPr>
-        <w:rPr>
-          <w:lang w:val="en-US"/>
-        </w:rPr>
-      </w:pPr>
-      <w:r>
-        <w:rPr>
-          <w:lang w:val="en-US"/>
-        </w:rPr>
-        <w:t>Trả về trọng số Bevel của 1 đỉnh</w:t>
-      </w:r>
-    </w:p>
-    <w:p>
-      <w:pPr>
-        <w:pStyle w:val="ListParagraph"/>
-        <w:pBdr>
-          <w:top w:val="single" w:sz="4" w:space="1" w:color="auto"/>
-          <w:left w:val="single" w:sz="4" w:space="4" w:color="auto"/>
-          <w:bottom w:val="single" w:sz="4" w:space="1" w:color="auto"/>
-          <w:right w:val="single" w:sz="4" w:space="4" w:color="auto"/>
-        </w:pBdr>
-        <w:ind w:left="1080"/>
-        <w:rPr>
-          <w:lang w:val="en-US"/>
-        </w:rPr>
-      </w:pPr>
-      <w:r>
-        <w:rPr>
-          <w:lang w:val="en-US"/>
-        </w:rPr>
-        <w:t>&lt;Trọng Số Bevel Đỉnh&gt; = &lt;Đỉnh&gt;.bevel_weight</w:t>
-      </w:r>
-    </w:p>
-    <w:p>
-      <w:pPr>
-        <w:pStyle w:val="ListParagraph"/>
-        <w:numPr>
-          <w:ilvl w:val="0"/>
-          <w:numId w:val="20"/>
-        </w:numPr>
-        <w:rPr>
-          <w:lang w:val="en-US"/>
-        </w:rPr>
-      </w:pPr>
-      <w:r>
-        <w:rPr>
-          <w:lang w:val="en-US"/>
-        </w:rPr>
-        <w:t>Trả Về Ma Trận Biểu Diễn Vị Trí, Độ Quay, Độ Phóng To Của Vật?</w:t>
-      </w:r>
-    </w:p>
-    <w:p>
-      <w:pPr>
-        <w:pStyle w:val="ListParagraph"/>
-        <w:pBdr>
-          <w:top w:val="single" w:sz="4" w:space="1" w:color="auto"/>
-          <w:left w:val="single" w:sz="4" w:space="4" w:color="auto"/>
-          <w:bottom w:val="single" w:sz="4" w:space="1" w:color="auto"/>
-          <w:right w:val="single" w:sz="4" w:space="4" w:color="auto"/>
-        </w:pBdr>
-        <w:ind w:left="1080"/>
-        <w:rPr>
-          <w:lang w:val="en-US"/>
-        </w:rPr>
-      </w:pPr>
-      <w:r>
-        <w:rPr>
-          <w:lang w:val="en-US"/>
-        </w:rPr>
-        <w:t>&lt;Ma Trận Object&gt; = &lt;Object&gt;.matrix_world</w:t>
-      </w:r>
-    </w:p>
-    <w:p>
-      <w:pPr>
-        <w:pStyle w:val="ListParagraph"/>
-        <w:numPr>
-          <w:ilvl w:val="0"/>
-          <w:numId w:val="12"/>
-        </w:numPr>
-        <w:rPr>
-          <w:lang w:val="en-US"/>
-        </w:rPr>
-      </w:pPr>
-      <w:r>
-        <w:rPr>
-          <w:lang w:val="en-US"/>
-        </w:rPr>
-        <w:t>Dùng ma trận này để chuyển đổi hệ quy chiếu Local thành Global</w:t>
-      </w:r>
-    </w:p>
-    <w:p>
-      <w:pPr>
-        <w:pStyle w:val="ListParagraph"/>
-        <w:pBdr>
-          <w:top w:val="single" w:sz="4" w:space="1" w:color="auto"/>
-          <w:left w:val="single" w:sz="4" w:space="4" w:color="auto"/>
-          <w:bottom w:val="single" w:sz="4" w:space="1" w:color="auto"/>
-          <w:right w:val="single" w:sz="4" w:space="4" w:color="auto"/>
-        </w:pBdr>
-        <w:ind w:left="1080"/>
-        <w:rPr>
-          <w:lang w:val="en-US"/>
-        </w:rPr>
-      </w:pPr>
-      <w:r>
-        <w:rPr>
-          <w:lang w:val="en-US"/>
-        </w:rPr>
-        <w:t xml:space="preserve">&lt;Tọa Độ Đỉnh Global&gt; = </w:t>
-      </w:r>
-      <w:r>
-        <w:rPr>
-          <w:lang w:val="en-US"/>
-        </w:rPr>
-        <w:t>&lt;</w:t>
-      </w:r>
-      <w:r>
-        <w:rPr>
-          <w:lang w:val="en-US"/>
-        </w:rPr>
-        <w:t xml:space="preserve">Ma </w:t>
-      </w:r>
-      <w:r>
-        <w:rPr>
-          <w:lang w:val="en-US"/>
-        </w:rPr>
-        <w:t xml:space="preserve">Trận </w:t>
-      </w:r>
-      <w:r>
-        <w:rPr>
-          <w:lang w:val="en-US"/>
-        </w:rPr>
-        <w:t>Object&gt; @ &lt;Tọa Độ Đỉnh Local&gt;</w:t>
-      </w:r>
-    </w:p>
-    <w:p>
-      <w:pPr>
-        <w:pStyle w:val="ListParagraph"/>
-        <w:numPr>
-          <w:ilvl w:val="0"/>
-          <w:numId w:val="12"/>
-        </w:numPr>
-        <w:rPr>
-          <w:lang w:val="en-US"/>
-        </w:rPr>
-      </w:pPr>
-    </w:p>
-    <w:p>
-      <w:pPr>
-        <w:rPr>
-          <w:lang w:val="en-US"/>
-        </w:rPr>
-      </w:pPr>
-    </w:p>
-    <w:p>
-      <w:pPr>
-        <w:rPr>
-          <w:lang w:val="en-US"/>
-        </w:rPr>
-      </w:pPr>
-      <w:r>
-        <w:rPr>
-          <w:lang w:val="en-US"/>
-        </w:rPr>
-        <w:t>Code – Viết Mã:</w:t>
-      </w:r>
-    </w:p>
-    <w:p>
-      <w:pPr>
-        <w:pStyle w:val="ListParagraph"/>
-        <w:numPr>
-          <w:ilvl w:val="0"/>
-          <w:numId w:val="3"/>
-        </w:numPr>
-        <w:rPr>
-          <w:lang w:val="en-US"/>
-        </w:rPr>
-      </w:pPr>
-      <w:r>
-        <w:rPr>
-          <w:lang w:val="en-US"/>
-        </w:rPr>
-        <w:t>Cách Dùng Chat GPT Viết Hộ Mã?</w:t>
+        <w:t>Áp Dụng Tất Cả Material Của 1 Đối Tượng Cho Nhiều Đối Tượng Khác?</w:t>
       </w:r>
     </w:p>
     <w:p>
@@ -2651,57 +3123,7 @@
         <w:rPr>
           <w:lang w:val="en-US"/>
         </w:rPr>
-        <w:t>Sau khi hỏi Chat GPT nhờ nó viết mã cho Blender 2.7 thì nhấn nút Copy</w:t>
-      </w:r>
-      <w:r>
-        <w:rPr>
-          <w:lang w:val="en-US"/>
-        </w:rPr>
-        <w:t xml:space="preserve"> Code</w:t>
-      </w:r>
-      <w:r>
-        <w:rPr>
-          <w:lang w:val="en-US"/>
-        </w:rPr>
-        <w:t xml:space="preserve"> ở tiêu đề đoạn Code nó viết rồi Paste vào Blender </w:t>
-      </w:r>
-    </w:p>
-    <w:p>
-      <w:pPr>
-        <w:rPr>
-          <w:lang w:val="en-US"/>
-        </w:rPr>
-      </w:pPr>
-    </w:p>
-    <w:p>
-      <w:pPr>
-        <w:rPr>
-          <w:lang w:val="en-US"/>
-        </w:rPr>
-      </w:pPr>
-      <w:r>
-        <w:rPr>
-          <w:lang w:val="en-US"/>
-        </w:rPr>
-        <w:t>Modifier:</w:t>
-      </w:r>
-    </w:p>
-    <w:p>
-      <w:pPr>
-        <w:pStyle w:val="ListParagraph"/>
-        <w:numPr>
-          <w:ilvl w:val="0"/>
-          <w:numId w:val="5"/>
-        </w:numPr>
-        <w:rPr>
-          <w:lang w:val="en-US"/>
-        </w:rPr>
-      </w:pPr>
-      <w:r>
-        <w:rPr>
-          <w:lang w:val="en-US"/>
-        </w:rPr>
-        <w:t>Tạo 1 Đống Hình Lập Phương Sao Cho Chúng Tạo Thành Hình Hộp Chữ Nhật?</w:t>
+        <w:t>Chọn tất cả đối tượng muốn áp dụng Material sao cho đối tượng chứa Material gốc được chọn cuối cùng + vào Tab “Object” + chọn thẻ “Make Links” + Click “Materials”</w:t>
       </w:r>
     </w:p>
     <w:p>
@@ -2719,57 +3141,45 @@
         <w:rPr>
           <w:lang w:val="en-US"/>
         </w:rPr>
-        <w:t>Dùng Array Modifier</w:t>
-      </w:r>
-    </w:p>
-    <w:p>
-      <w:pPr>
-        <w:rPr>
-          <w:lang w:val="en-US"/>
-        </w:rPr>
-      </w:pPr>
-    </w:p>
-    <w:p>
-      <w:pPr>
-        <w:rPr>
-          <w:lang w:val="en-US"/>
-        </w:rPr>
-      </w:pPr>
-      <w:r>
-        <w:rPr>
-          <w:lang w:val="en-US"/>
-        </w:rPr>
-        <w:t>Graph:</w:t>
-      </w:r>
-    </w:p>
-    <w:p>
-      <w:pPr>
-        <w:pStyle w:val="ListParagraph"/>
-        <w:numPr>
-          <w:ilvl w:val="0"/>
-          <w:numId w:val="7"/>
-        </w:numPr>
-        <w:rPr>
-          <w:lang w:val="en-US"/>
-        </w:rPr>
-      </w:pPr>
-      <w:r>
-        <w:rPr>
-          <w:lang w:val="en-US"/>
-        </w:rPr>
-        <w:t xml:space="preserve">Offset </w:t>
-      </w:r>
-      <w:r>
-        <w:rPr>
-          <w:lang w:val="en-US"/>
-        </w:rPr>
-        <w:t xml:space="preserve">1 đường </w:t>
-      </w:r>
-      <w:r>
-        <w:rPr>
-          <w:lang w:val="en-US"/>
-        </w:rPr>
-        <w:t>Đồ Thị Lên Xuống 1 Khoảng Nào Đó?</w:t>
+        <w:t>Khi này, bộ Material của tất cả đối tượng sẽ y đúc nhau</w:t>
+      </w:r>
+    </w:p>
+    <w:p>
+      <w:pPr>
+        <w:rPr>
+          <w:lang w:val="en-US"/>
+        </w:rPr>
+      </w:pPr>
+    </w:p>
+    <w:p>
+      <w:pPr>
+        <w:rPr>
+          <w:lang w:val="en-US"/>
+        </w:rPr>
+      </w:pPr>
+      <w:r>
+        <w:rPr>
+          <w:lang w:val="en-US"/>
+        </w:rPr>
+        <w:t>Object:</w:t>
+      </w:r>
+    </w:p>
+    <w:p>
+      <w:pPr>
+        <w:pStyle w:val="ListParagraph"/>
+        <w:numPr>
+          <w:ilvl w:val="0"/>
+          <w:numId w:val="10"/>
+        </w:numPr>
+        <w:rPr>
+          <w:lang w:val="en-US"/>
+        </w:rPr>
+      </w:pPr>
+      <w:r>
+        <w:rPr>
+          <w:lang w:val="en-US"/>
+        </w:rPr>
+        <w:t>Cách Thế Nhiều Object Thành 1 Object Nào Đó</w:t>
       </w:r>
     </w:p>
     <w:p>
@@ -2787,37 +3197,25 @@
         <w:rPr>
           <w:lang w:val="en-US"/>
         </w:rPr>
-        <w:t>Chọn tất cả Key Frame của</w:t>
-      </w:r>
-      <w:r>
-        <w:rPr>
-          <w:lang w:val="en-US"/>
-        </w:rPr>
-        <w:t xml:space="preserve"> đường</w:t>
-      </w:r>
-      <w:r>
-        <w:rPr>
-          <w:lang w:val="en-US"/>
-        </w:rPr>
-        <w:t xml:space="preserve"> đồ thị + nhấn phím “G” + “Y” + nhập giá trị Offset</w:t>
-      </w:r>
-    </w:p>
-    <w:p>
-      <w:pPr>
-        <w:pStyle w:val="ListParagraph"/>
-        <w:numPr>
-          <w:ilvl w:val="0"/>
-          <w:numId w:val="7"/>
-        </w:numPr>
-        <w:rPr>
-          <w:lang w:val="en-US"/>
-        </w:rPr>
-      </w:pPr>
-      <w:r>
-        <w:rPr>
-          <w:lang w:val="en-US"/>
-        </w:rPr>
-        <w:t>Cách Chọn Tất Cả Key Frame Của 1 Đường Đồ Thị?</w:t>
+        <w:t>Chọn tất cả Object muốn thế sao cho Object dùng để thế được chọn cuối cùng + vào Tab “Object” + chọn thẻ “Make Links” + Click “Object Data”</w:t>
+      </w:r>
+    </w:p>
+    <w:p>
+      <w:pPr>
+        <w:pStyle w:val="ListParagraph"/>
+        <w:numPr>
+          <w:ilvl w:val="0"/>
+          <w:numId w:val="10"/>
+        </w:numPr>
+        <w:rPr>
+          <w:lang w:val="en-US"/>
+        </w:rPr>
+      </w:pPr>
+      <w:r>
+        <w:rPr>
+          <w:lang w:val="en-US"/>
+        </w:rPr>
+        <w:t>Cách Copy Vị Trí Của 1 Object Cho Nhiều Object Khác?</w:t>
       </w:r>
     </w:p>
     <w:p>
@@ -2835,45 +3233,51 @@
         <w:rPr>
           <w:lang w:val="en-US"/>
         </w:rPr>
-        <w:t>Ẩn toàn bộ đường đồ thị = cách nhấn hình con mắt + hiện đường đồ thị muốn chọn Keyframe = cách nhấn lại hình con mắt của đồ thị đó + nhấn phím “A”</w:t>
-      </w:r>
-    </w:p>
-    <w:p>
-      <w:pPr>
-        <w:rPr>
-          <w:lang w:val="en-US"/>
-        </w:rPr>
-      </w:pPr>
-    </w:p>
-    <w:p>
-      <w:pPr>
-        <w:rPr>
-          <w:lang w:val="en-US"/>
-        </w:rPr>
-      </w:pPr>
-      <w:r>
-        <w:rPr>
-          <w:lang w:val="en-US"/>
-        </w:rPr>
-        <w:t>Material:</w:t>
-      </w:r>
-    </w:p>
-    <w:p>
-      <w:pPr>
-        <w:pStyle w:val="ListParagraph"/>
-        <w:numPr>
-          <w:ilvl w:val="0"/>
-          <w:numId w:val="8"/>
-        </w:numPr>
-        <w:rPr>
-          <w:lang w:val="en-US"/>
-        </w:rPr>
-      </w:pPr>
-      <w:r>
-        <w:rPr>
-          <w:lang w:val="en-US"/>
-        </w:rPr>
-        <w:t>Áp Dụng Tất Cả Material Của 1 Đối Tượng Cho Nhiều Đối Tượng Khác?</w:t>
+        <w:t>Chọn tất cả Object sao cho Object có vị trí dùng để Copy được chọn cuối cùng + nhấn “Ctrl” + “C” + chọn “Copy Location”</w:t>
+      </w:r>
+    </w:p>
+    <w:p>
+      <w:pPr>
+        <w:rPr>
+          <w:lang w:val="en-US"/>
+        </w:rPr>
+      </w:pPr>
+    </w:p>
+    <w:p>
+      <w:pPr>
+        <w:rPr>
+          <w:lang w:val="en-US"/>
+        </w:rPr>
+      </w:pPr>
+      <w:r>
+        <w:rPr>
+          <w:lang w:val="en-US"/>
+        </w:rPr>
+        <w:t>Render:</w:t>
+      </w:r>
+    </w:p>
+    <w:p>
+      <w:pPr>
+        <w:pStyle w:val="ListParagraph"/>
+        <w:numPr>
+          <w:ilvl w:val="0"/>
+          <w:numId w:val="9"/>
+        </w:numPr>
+        <w:rPr>
+          <w:lang w:val="en-US"/>
+        </w:rPr>
+      </w:pPr>
+      <w:r>
+        <w:rPr>
+          <w:lang w:val="en-US"/>
+        </w:rPr>
+        <w:t xml:space="preserve">Các </w:t>
+      </w:r>
+      <w:r>
+        <w:rPr>
+          <w:lang w:val="en-US"/>
+        </w:rPr>
+        <w:t>Thông Số Cần Điều Chỉnh?</w:t>
       </w:r>
     </w:p>
     <w:p>
@@ -2891,7 +3295,7 @@
         <w:rPr>
           <w:lang w:val="en-US"/>
         </w:rPr>
-        <w:t>Chọn tất cả đối tượng muốn áp dụng Material sao cho đối tượng chứa Material gốc được chọn cuối cùng + vào Tab “Object” + chọn thẻ “Make Links” + Click “Materials”</w:t>
+        <w:t>Bỏ Tick “Open Shading Language” để Render nhanh hơn</w:t>
       </w:r>
     </w:p>
     <w:p>
@@ -2909,36 +3313,431 @@
         <w:rPr>
           <w:lang w:val="en-US"/>
         </w:rPr>
-        <w:t>Khi này, bộ Material của tất cả đối tượng sẽ y đúc nhau</w:t>
-      </w:r>
-    </w:p>
-    <w:p>
-      <w:pPr>
-        <w:rPr>
-          <w:lang w:val="en-US"/>
-        </w:rPr>
-      </w:pPr>
-    </w:p>
-    <w:p>
-      <w:pPr>
-        <w:rPr>
-          <w:lang w:val="en-US"/>
-        </w:rPr>
-      </w:pPr>
-      <w:r>
-        <w:rPr>
-          <w:lang w:val="en-US"/>
-        </w:rPr>
-        <w:t>Object:</w:t>
-      </w:r>
-    </w:p>
-    <w:p>
-      <w:pPr>
-        <w:pStyle w:val="ListParagraph"/>
-        <w:numPr>
-          <w:ilvl w:val="0"/>
-          <w:numId w:val="10"/>
-        </w:numPr>
+        <w:t>“Start Frame” và “End Frame”</w:t>
+      </w:r>
+      <w:r>
+        <w:rPr>
+          <w:lang w:val="en-US"/>
+        </w:rPr>
+        <w:t xml:space="preserve"> sẽ xác định ta Render trong khoảng nào</w:t>
+      </w:r>
+    </w:p>
+    <w:p>
+      <w:pPr>
+        <w:pStyle w:val="ListParagraph"/>
+        <w:numPr>
+          <w:ilvl w:val="0"/>
+          <w:numId w:val="4"/>
+        </w:numPr>
+        <w:rPr>
+          <w:lang w:val="en-US"/>
+        </w:rPr>
+      </w:pPr>
+      <w:r>
+        <w:rPr>
+          <w:lang w:val="en-US"/>
+        </w:rPr>
+        <w:t>Ví dụ</w:t>
+      </w:r>
+    </w:p>
+    <w:p>
+      <w:pPr>
+        <w:pStyle w:val="ListParagraph"/>
+        <w:numPr>
+          <w:ilvl w:val="0"/>
+          <w:numId w:val="4"/>
+        </w:numPr>
+        <w:rPr>
+          <w:lang w:val="en-US"/>
+        </w:rPr>
+      </w:pPr>
+      <w:r>
+        <w:rPr>
+          <w:lang w:val="en-US"/>
+        </w:rPr>
+        <w:t>“Start Frame” = 3, “End Frame” = 7, thì các Frame được Render là 3, 4, 5, 6, 7</w:t>
+      </w:r>
+    </w:p>
+    <w:p>
+      <w:pPr>
+        <w:pStyle w:val="ListParagraph"/>
+        <w:numPr>
+          <w:ilvl w:val="0"/>
+          <w:numId w:val="4"/>
+        </w:numPr>
+        <w:rPr>
+          <w:lang w:val="en-US"/>
+        </w:rPr>
+      </w:pPr>
+      <w:r>
+        <w:rPr>
+          <w:lang w:val="en-US"/>
+        </w:rPr>
+        <w:t>“Output File Path” sẽ xác định ta lưu File ở đâu, với tên gì</w:t>
+      </w:r>
+    </w:p>
+    <w:p>
+      <w:pPr>
+        <w:pStyle w:val="ListParagraph"/>
+        <w:numPr>
+          <w:ilvl w:val="0"/>
+          <w:numId w:val="4"/>
+        </w:numPr>
+        <w:rPr>
+          <w:lang w:val="en-US"/>
+        </w:rPr>
+      </w:pPr>
+      <w:r>
+        <w:rPr>
+          <w:lang w:val="en-US"/>
+        </w:rPr>
+        <w:t>Ví dụ</w:t>
+      </w:r>
+    </w:p>
+    <w:p>
+      <w:pPr>
+        <w:pStyle w:val="ListParagraph"/>
+        <w:numPr>
+          <w:ilvl w:val="0"/>
+          <w:numId w:val="4"/>
+        </w:numPr>
+        <w:rPr>
+          <w:lang w:val="en-US"/>
+        </w:rPr>
+      </w:pPr>
+      <w:r>
+        <w:rPr>
+          <w:lang w:val="en-US"/>
+        </w:rPr>
+        <w:t>“Output File Path” = “D:/foo” thì đường dẫn tới ảnh là “D:/foo.png”</w:t>
+      </w:r>
+    </w:p>
+    <w:p>
+      <w:pPr>
+        <w:pStyle w:val="ListParagraph"/>
+        <w:numPr>
+          <w:ilvl w:val="0"/>
+          <w:numId w:val="4"/>
+        </w:numPr>
+        <w:rPr>
+          <w:lang w:val="en-US"/>
+        </w:rPr>
+      </w:pPr>
+      <w:r>
+        <w:rPr>
+          <w:lang w:val="en-US"/>
+        </w:rPr>
+        <w:t>“Render Samples” xác định độ chống nhiễu, đặt thấp thôi, = 10 là được</w:t>
+      </w:r>
+    </w:p>
+    <w:p>
+      <w:pPr>
+        <w:pStyle w:val="ListParagraph"/>
+        <w:numPr>
+          <w:ilvl w:val="0"/>
+          <w:numId w:val="4"/>
+        </w:numPr>
+        <w:rPr>
+          <w:lang w:val="en-US"/>
+        </w:rPr>
+      </w:pPr>
+      <w:r>
+        <w:rPr>
+          <w:lang w:val="en-US"/>
+        </w:rPr>
+        <w:t>Bỏ Tick “Caustics” để Render nhanh hơn</w:t>
+      </w:r>
+    </w:p>
+    <w:p>
+      <w:pPr>
+        <w:pStyle w:val="ListParagraph"/>
+        <w:numPr>
+          <w:ilvl w:val="0"/>
+          <w:numId w:val="4"/>
+        </w:numPr>
+        <w:rPr>
+          <w:lang w:val="en-US"/>
+        </w:rPr>
+      </w:pPr>
+      <w:r>
+        <w:rPr>
+          <w:lang w:val="en-US"/>
+        </w:rPr>
+        <w:t>“Tiles” xác định 1 ô Render rộng bao nhiêu, đặt 512 x 512 cho nhanh</w:t>
+      </w:r>
+    </w:p>
+    <w:p>
+      <w:pPr>
+        <w:pStyle w:val="ListParagraph"/>
+        <w:numPr>
+          <w:ilvl w:val="0"/>
+          <w:numId w:val="9"/>
+        </w:numPr>
+        <w:rPr>
+          <w:lang w:val="en-US"/>
+        </w:rPr>
+      </w:pPr>
+      <w:r>
+        <w:rPr>
+          <w:lang w:val="en-US"/>
+        </w:rPr>
+        <w:t>Cách Render 1 Phần Của Khung Ảnh Và Những Phần Còn Lại Trong Suốt?</w:t>
+      </w:r>
+    </w:p>
+    <w:p>
+      <w:pPr>
+        <w:pStyle w:val="ListParagraph"/>
+        <w:numPr>
+          <w:ilvl w:val="0"/>
+          <w:numId w:val="4"/>
+        </w:numPr>
+        <w:rPr>
+          <w:lang w:val="en-US"/>
+        </w:rPr>
+      </w:pPr>
+      <w:r>
+        <w:rPr>
+          <w:lang w:val="en-US"/>
+        </w:rPr>
+        <w:t>Nhấn “0”</w:t>
+      </w:r>
+      <w:r>
+        <w:rPr>
+          <w:lang w:val="en-US"/>
+        </w:rPr>
+        <w:t xml:space="preserve"> để chuyển sang Camera</w:t>
+      </w:r>
+      <w:r>
+        <w:rPr>
+          <w:lang w:val="en-US"/>
+        </w:rPr>
+        <w:t xml:space="preserve"> + nhấn “Ctrl” + “B” + kéo thả để xác định phần cần Render + vào Tab “Render” + Tick “Border” + tiến hành Render</w:t>
+      </w:r>
+    </w:p>
+    <w:p>
+      <w:pPr>
+        <w:pStyle w:val="ListParagraph"/>
+        <w:numPr>
+          <w:ilvl w:val="0"/>
+          <w:numId w:val="4"/>
+        </w:numPr>
+        <w:rPr>
+          <w:lang w:val="en-US"/>
+        </w:rPr>
+      </w:pPr>
+      <w:r>
+        <w:rPr>
+          <w:lang w:val="en-US"/>
+        </w:rPr>
+        <w:t>Để trở lại như cũ, nhấn</w:t>
+      </w:r>
+      <w:r>
+        <w:rPr>
+          <w:lang w:val="en-US"/>
+        </w:rPr>
+        <w:t xml:space="preserve"> “0” để chuyển sang Camera + nhấn</w:t>
+      </w:r>
+      <w:r>
+        <w:rPr>
+          <w:lang w:val="en-US"/>
+        </w:rPr>
+        <w:t xml:space="preserve"> “Ctrl” + “Alt” + “B”</w:t>
+      </w:r>
+    </w:p>
+    <w:p>
+      <w:pPr>
+        <w:rPr>
+          <w:lang w:val="en-US"/>
+        </w:rPr>
+      </w:pPr>
+    </w:p>
+    <w:p>
+      <w:pPr>
+        <w:rPr>
+          <w:lang w:val="en-US"/>
+        </w:rPr>
+      </w:pPr>
+      <w:r>
+        <w:rPr>
+          <w:lang w:val="en-US"/>
+        </w:rPr>
+        <w:t>Short Cuts</w:t>
+      </w:r>
+      <w:r>
+        <w:rPr>
+          <w:lang w:val="en-US"/>
+        </w:rPr>
+        <w:t xml:space="preserve"> –</w:t>
+      </w:r>
+      <w:r>
+        <w:rPr>
+          <w:lang w:val="en-US"/>
+        </w:rPr>
+        <w:t xml:space="preserve"> Các Phím Tắt</w:t>
+      </w:r>
+      <w:r>
+        <w:rPr>
+          <w:lang w:val="en-US"/>
+        </w:rPr>
+        <w:t>:</w:t>
+      </w:r>
+    </w:p>
+    <w:p>
+      <w:pPr>
+        <w:pStyle w:val="ListParagraph"/>
+        <w:numPr>
+          <w:ilvl w:val="0"/>
+          <w:numId w:val="6"/>
+        </w:numPr>
+        <w:rPr>
+          <w:lang w:val="en-US"/>
+        </w:rPr>
+      </w:pPr>
+      <w:r>
+        <w:rPr>
+          <w:lang w:val="en-US"/>
+        </w:rPr>
+        <w:t>Tạo Key Frame?</w:t>
+      </w:r>
+    </w:p>
+    <w:p>
+      <w:pPr>
+        <w:pStyle w:val="ListParagraph"/>
+        <w:numPr>
+          <w:ilvl w:val="0"/>
+          <w:numId w:val="4"/>
+        </w:numPr>
+        <w:rPr>
+          <w:lang w:val="en-US"/>
+        </w:rPr>
+      </w:pPr>
+      <w:r>
+        <w:rPr>
+          <w:lang w:val="en-US"/>
+        </w:rPr>
+        <w:t>“I”</w:t>
+      </w:r>
+    </w:p>
+    <w:p>
+      <w:pPr>
+        <w:pStyle w:val="ListParagraph"/>
+        <w:numPr>
+          <w:ilvl w:val="0"/>
+          <w:numId w:val="6"/>
+        </w:numPr>
+        <w:rPr>
+          <w:lang w:val="en-US"/>
+        </w:rPr>
+      </w:pPr>
+      <w:r>
+        <w:rPr>
+          <w:lang w:val="en-US"/>
+        </w:rPr>
+        <w:t>Chọn Nhiều Đối Tượng?</w:t>
+      </w:r>
+    </w:p>
+    <w:p>
+      <w:pPr>
+        <w:pStyle w:val="ListParagraph"/>
+        <w:numPr>
+          <w:ilvl w:val="0"/>
+          <w:numId w:val="4"/>
+        </w:numPr>
+        <w:rPr>
+          <w:lang w:val="en-US"/>
+        </w:rPr>
+      </w:pPr>
+      <w:r>
+        <w:rPr>
+          <w:lang w:val="en-US"/>
+        </w:rPr>
+        <w:t>“B”</w:t>
+      </w:r>
+    </w:p>
+    <w:p>
+      <w:pPr>
+        <w:rPr>
+          <w:lang w:val="en-US"/>
+        </w:rPr>
+      </w:pPr>
+    </w:p>
+    <w:p>
+      <w:pPr>
+        <w:rPr>
+          <w:lang w:val="en-US"/>
+        </w:rPr>
+      </w:pPr>
+      <w:r>
+        <w:rPr>
+          <w:lang w:val="en-US"/>
+        </w:rPr>
+        <w:t xml:space="preserve">Quick Code </w:t>
+      </w:r>
+      <w:r>
+        <w:rPr>
+          <w:lang w:val="en-US"/>
+        </w:rPr>
+        <w:t xml:space="preserve">– </w:t>
+      </w:r>
+      <w:r>
+        <w:rPr>
+          <w:lang w:val="en-US"/>
+        </w:rPr>
+        <w:t>Mã Nhanh</w:t>
+      </w:r>
+      <w:r>
+        <w:rPr>
+          <w:lang w:val="en-US"/>
+        </w:rPr>
+        <w:t>:</w:t>
+      </w:r>
+    </w:p>
+    <w:p>
+      <w:pPr>
+        <w:pStyle w:val="ListParagraph"/>
+        <w:numPr>
+          <w:ilvl w:val="0"/>
+          <w:numId w:val="1"/>
+        </w:numPr>
+        <w:rPr>
+          <w:lang w:val="en-US"/>
+        </w:rPr>
+      </w:pPr>
+      <w:r>
+        <w:rPr>
+          <w:lang w:val="en-US"/>
+        </w:rPr>
+        <w:t xml:space="preserve">Tích </w:t>
+      </w:r>
+      <w:r>
+        <w:rPr>
+          <w:lang w:val="en-US"/>
+        </w:rPr>
+        <w:t xml:space="preserve">Tổng </w:t>
+      </w:r>
+      <w:r>
+        <w:rPr>
+          <w:lang w:val="en-US"/>
+        </w:rPr>
+        <w:t xml:space="preserve">Moment </w:t>
+      </w:r>
+      <w:r>
+        <w:rPr>
+          <w:lang w:val="en-US"/>
+        </w:rPr>
+        <w:t>Động Lượng?</w:t>
+      </w:r>
+    </w:p>
+    <w:p>
+      <w:pPr>
+        <w:pStyle w:val="ListParagraph"/>
+        <w:pBdr>
+          <w:top w:val="single" w:sz="4" w:space="1" w:color="auto"/>
+          <w:left w:val="single" w:sz="4" w:space="4" w:color="auto"/>
+          <w:bottom w:val="single" w:sz="4" w:space="1" w:color="auto"/>
+          <w:right w:val="single" w:sz="4" w:space="4" w:color="auto"/>
+        </w:pBdr>
+        <w:ind w:left="1080"/>
         <w:rPr>
           <w:lang w:val="en-US"/>
         </w:rPr>
@@ -2948,7 +3747,1022 @@
           <w:lang w:val="en-US"/>
         </w:rPr>
         <w:lastRenderedPageBreak/>
-        <w:t>Cách Thế Nhiều Object Thành 1 Object Nào Đó</w:t>
+        <w:t>from bpy import context</w:t>
+      </w:r>
+    </w:p>
+    <w:p>
+      <w:pPr>
+        <w:pStyle w:val="ListParagraph"/>
+        <w:pBdr>
+          <w:top w:val="single" w:sz="4" w:space="1" w:color="auto"/>
+          <w:left w:val="single" w:sz="4" w:space="4" w:color="auto"/>
+          <w:bottom w:val="single" w:sz="4" w:space="1" w:color="auto"/>
+          <w:right w:val="single" w:sz="4" w:space="4" w:color="auto"/>
+        </w:pBdr>
+        <w:ind w:left="1080"/>
+        <w:rPr>
+          <w:lang w:val="en-US"/>
+        </w:rPr>
+      </w:pPr>
+      <w:r>
+        <w:rPr>
+          <w:lang w:val="en-US"/>
+        </w:rPr>
+        <w:t>from mathutils import Vector, Matrix</w:t>
+      </w:r>
+    </w:p>
+    <w:p>
+      <w:pPr>
+        <w:pStyle w:val="ListParagraph"/>
+        <w:pBdr>
+          <w:top w:val="single" w:sz="4" w:space="1" w:color="auto"/>
+          <w:left w:val="single" w:sz="4" w:space="4" w:color="auto"/>
+          <w:bottom w:val="single" w:sz="4" w:space="1" w:color="auto"/>
+          <w:right w:val="single" w:sz="4" w:space="4" w:color="auto"/>
+        </w:pBdr>
+        <w:ind w:left="1080"/>
+        <w:rPr>
+          <w:lang w:val="en-US"/>
+        </w:rPr>
+      </w:pPr>
+      <w:r>
+        <w:rPr>
+          <w:lang w:val="en-US"/>
+        </w:rPr>
+        <w:t>from random import random</w:t>
+      </w:r>
+    </w:p>
+    <w:p>
+      <w:pPr>
+        <w:pStyle w:val="ListParagraph"/>
+        <w:pBdr>
+          <w:top w:val="single" w:sz="4" w:space="1" w:color="auto"/>
+          <w:left w:val="single" w:sz="4" w:space="4" w:color="auto"/>
+          <w:bottom w:val="single" w:sz="4" w:space="1" w:color="auto"/>
+          <w:right w:val="single" w:sz="4" w:space="4" w:color="auto"/>
+        </w:pBdr>
+        <w:ind w:left="1080"/>
+        <w:rPr>
+          <w:lang w:val="en-US"/>
+        </w:rPr>
+      </w:pPr>
+    </w:p>
+    <w:p>
+      <w:pPr>
+        <w:pStyle w:val="ListParagraph"/>
+        <w:pBdr>
+          <w:top w:val="single" w:sz="4" w:space="1" w:color="auto"/>
+          <w:left w:val="single" w:sz="4" w:space="4" w:color="auto"/>
+          <w:bottom w:val="single" w:sz="4" w:space="1" w:color="auto"/>
+          <w:right w:val="single" w:sz="4" w:space="4" w:color="auto"/>
+        </w:pBdr>
+        <w:ind w:left="1080"/>
+        <w:rPr>
+          <w:lang w:val="en-US"/>
+        </w:rPr>
+      </w:pPr>
+      <w:r>
+        <w:rPr>
+          <w:lang w:val="en-US"/>
+        </w:rPr>
+        <w:t>[obj] = context.selected_objects</w:t>
+      </w:r>
+    </w:p>
+    <w:p>
+      <w:pPr>
+        <w:pStyle w:val="ListParagraph"/>
+        <w:pBdr>
+          <w:top w:val="single" w:sz="4" w:space="1" w:color="auto"/>
+          <w:left w:val="single" w:sz="4" w:space="4" w:color="auto"/>
+          <w:bottom w:val="single" w:sz="4" w:space="1" w:color="auto"/>
+          <w:right w:val="single" w:sz="4" w:space="4" w:color="auto"/>
+        </w:pBdr>
+        <w:ind w:left="1080"/>
+        <w:rPr>
+          <w:lang w:val="en-US"/>
+        </w:rPr>
+      </w:pPr>
+    </w:p>
+    <w:p>
+      <w:pPr>
+        <w:pStyle w:val="ListParagraph"/>
+        <w:pBdr>
+          <w:top w:val="single" w:sz="4" w:space="1" w:color="auto"/>
+          <w:left w:val="single" w:sz="4" w:space="4" w:color="auto"/>
+          <w:bottom w:val="single" w:sz="4" w:space="1" w:color="auto"/>
+          <w:right w:val="single" w:sz="4" w:space="4" w:color="auto"/>
+        </w:pBdr>
+        <w:ind w:left="1080"/>
+        <w:rPr>
+          <w:lang w:val="en-US"/>
+        </w:rPr>
+      </w:pPr>
+      <w:r>
+        <w:rPr>
+          <w:lang w:val="en-US"/>
+        </w:rPr>
+        <w:t>vertex_masses = []</w:t>
+      </w:r>
+    </w:p>
+    <w:p>
+      <w:pPr>
+        <w:pStyle w:val="ListParagraph"/>
+        <w:pBdr>
+          <w:top w:val="single" w:sz="4" w:space="1" w:color="auto"/>
+          <w:left w:val="single" w:sz="4" w:space="4" w:color="auto"/>
+          <w:bottom w:val="single" w:sz="4" w:space="1" w:color="auto"/>
+          <w:right w:val="single" w:sz="4" w:space="4" w:color="auto"/>
+        </w:pBdr>
+        <w:ind w:left="1080"/>
+        <w:rPr>
+          <w:lang w:val="en-US"/>
+        </w:rPr>
+      </w:pPr>
+      <w:r>
+        <w:rPr>
+          <w:lang w:val="en-US"/>
+        </w:rPr>
+        <w:t>total_mass = 0</w:t>
+      </w:r>
+    </w:p>
+    <w:p>
+      <w:pPr>
+        <w:pStyle w:val="ListParagraph"/>
+        <w:pBdr>
+          <w:top w:val="single" w:sz="4" w:space="1" w:color="auto"/>
+          <w:left w:val="single" w:sz="4" w:space="4" w:color="auto"/>
+          <w:bottom w:val="single" w:sz="4" w:space="1" w:color="auto"/>
+          <w:right w:val="single" w:sz="4" w:space="4" w:color="auto"/>
+        </w:pBdr>
+        <w:ind w:left="1080"/>
+        <w:rPr>
+          <w:lang w:val="en-US"/>
+        </w:rPr>
+      </w:pPr>
+      <w:r>
+        <w:rPr>
+          <w:lang w:val="en-US"/>
+        </w:rPr>
+        <w:t>center = Vector((0, 0, 0))</w:t>
+      </w:r>
+    </w:p>
+    <w:p>
+      <w:pPr>
+        <w:pStyle w:val="ListParagraph"/>
+        <w:pBdr>
+          <w:top w:val="single" w:sz="4" w:space="1" w:color="auto"/>
+          <w:left w:val="single" w:sz="4" w:space="4" w:color="auto"/>
+          <w:bottom w:val="single" w:sz="4" w:space="1" w:color="auto"/>
+          <w:right w:val="single" w:sz="4" w:space="4" w:color="auto"/>
+        </w:pBdr>
+        <w:ind w:left="1080"/>
+        <w:rPr>
+          <w:lang w:val="en-US"/>
+        </w:rPr>
+      </w:pPr>
+    </w:p>
+    <w:p>
+      <w:pPr>
+        <w:pStyle w:val="ListParagraph"/>
+        <w:pBdr>
+          <w:top w:val="single" w:sz="4" w:space="1" w:color="auto"/>
+          <w:left w:val="single" w:sz="4" w:space="4" w:color="auto"/>
+          <w:bottom w:val="single" w:sz="4" w:space="1" w:color="auto"/>
+          <w:right w:val="single" w:sz="4" w:space="4" w:color="auto"/>
+        </w:pBdr>
+        <w:ind w:left="1080"/>
+        <w:rPr>
+          <w:lang w:val="en-US"/>
+        </w:rPr>
+      </w:pPr>
+      <w:r>
+        <w:rPr>
+          <w:lang w:val="en-US"/>
+        </w:rPr>
+        <w:t>for vertex in obj.data.vertices:</w:t>
+      </w:r>
+    </w:p>
+    <w:p>
+      <w:pPr>
+        <w:pStyle w:val="ListParagraph"/>
+        <w:pBdr>
+          <w:top w:val="single" w:sz="4" w:space="1" w:color="auto"/>
+          <w:left w:val="single" w:sz="4" w:space="4" w:color="auto"/>
+          <w:bottom w:val="single" w:sz="4" w:space="1" w:color="auto"/>
+          <w:right w:val="single" w:sz="4" w:space="4" w:color="auto"/>
+        </w:pBdr>
+        <w:ind w:left="1080"/>
+        <w:rPr>
+          <w:lang w:val="en-US"/>
+        </w:rPr>
+      </w:pPr>
+      <w:r>
+        <w:rPr>
+          <w:lang w:val="en-US"/>
+        </w:rPr>
+        <w:t xml:space="preserve">    vertex_mass = random()</w:t>
+      </w:r>
+    </w:p>
+    <w:p>
+      <w:pPr>
+        <w:pStyle w:val="ListParagraph"/>
+        <w:pBdr>
+          <w:top w:val="single" w:sz="4" w:space="1" w:color="auto"/>
+          <w:left w:val="single" w:sz="4" w:space="4" w:color="auto"/>
+          <w:bottom w:val="single" w:sz="4" w:space="1" w:color="auto"/>
+          <w:right w:val="single" w:sz="4" w:space="4" w:color="auto"/>
+        </w:pBdr>
+        <w:ind w:left="1080"/>
+        <w:rPr>
+          <w:lang w:val="en-US"/>
+        </w:rPr>
+      </w:pPr>
+      <w:r>
+        <w:rPr>
+          <w:lang w:val="en-US"/>
+        </w:rPr>
+        <w:t xml:space="preserve">    total_mass += vertex_mass</w:t>
+      </w:r>
+    </w:p>
+    <w:p>
+      <w:pPr>
+        <w:pStyle w:val="ListParagraph"/>
+        <w:pBdr>
+          <w:top w:val="single" w:sz="4" w:space="1" w:color="auto"/>
+          <w:left w:val="single" w:sz="4" w:space="4" w:color="auto"/>
+          <w:bottom w:val="single" w:sz="4" w:space="1" w:color="auto"/>
+          <w:right w:val="single" w:sz="4" w:space="4" w:color="auto"/>
+        </w:pBdr>
+        <w:ind w:left="1080"/>
+        <w:rPr>
+          <w:lang w:val="en-US"/>
+        </w:rPr>
+      </w:pPr>
+      <w:r>
+        <w:rPr>
+          <w:lang w:val="en-US"/>
+        </w:rPr>
+        <w:t xml:space="preserve">    vertex_masses.append(vertex_mass)</w:t>
+      </w:r>
+    </w:p>
+    <w:p>
+      <w:pPr>
+        <w:pStyle w:val="ListParagraph"/>
+        <w:pBdr>
+          <w:top w:val="single" w:sz="4" w:space="1" w:color="auto"/>
+          <w:left w:val="single" w:sz="4" w:space="4" w:color="auto"/>
+          <w:bottom w:val="single" w:sz="4" w:space="1" w:color="auto"/>
+          <w:right w:val="single" w:sz="4" w:space="4" w:color="auto"/>
+        </w:pBdr>
+        <w:ind w:left="1080"/>
+        <w:rPr>
+          <w:lang w:val="en-US"/>
+        </w:rPr>
+      </w:pPr>
+      <w:r>
+        <w:rPr>
+          <w:lang w:val="en-US"/>
+        </w:rPr>
+        <w:t xml:space="preserve">    center += vertex_mass * vertex.co</w:t>
+      </w:r>
+    </w:p>
+    <w:p>
+      <w:pPr>
+        <w:pStyle w:val="ListParagraph"/>
+        <w:pBdr>
+          <w:top w:val="single" w:sz="4" w:space="1" w:color="auto"/>
+          <w:left w:val="single" w:sz="4" w:space="4" w:color="auto"/>
+          <w:bottom w:val="single" w:sz="4" w:space="1" w:color="auto"/>
+          <w:right w:val="single" w:sz="4" w:space="4" w:color="auto"/>
+        </w:pBdr>
+        <w:ind w:left="1080"/>
+        <w:rPr>
+          <w:lang w:val="en-US"/>
+        </w:rPr>
+      </w:pPr>
+      <w:r>
+        <w:rPr>
+          <w:lang w:val="en-US"/>
+        </w:rPr>
+        <w:t xml:space="preserve">    </w:t>
+      </w:r>
+    </w:p>
+    <w:p>
+      <w:pPr>
+        <w:pStyle w:val="ListParagraph"/>
+        <w:pBdr>
+          <w:top w:val="single" w:sz="4" w:space="1" w:color="auto"/>
+          <w:left w:val="single" w:sz="4" w:space="4" w:color="auto"/>
+          <w:bottom w:val="single" w:sz="4" w:space="1" w:color="auto"/>
+          <w:right w:val="single" w:sz="4" w:space="4" w:color="auto"/>
+        </w:pBdr>
+        <w:ind w:left="1080"/>
+        <w:rPr>
+          <w:lang w:val="en-US"/>
+        </w:rPr>
+      </w:pPr>
+      <w:r>
+        <w:rPr>
+          <w:lang w:val="en-US"/>
+        </w:rPr>
+        <w:t>center = center / total_mass + Vector(</w:t>
+      </w:r>
+      <w:r>
+        <w:rPr>
+          <w:lang w:val="en-US"/>
+        </w:rPr>
+        <w:t>&lt;Offset&gt;</w:t>
+      </w:r>
+      <w:r>
+        <w:rPr>
+          <w:lang w:val="en-US"/>
+        </w:rPr>
+        <w:t>)</w:t>
+      </w:r>
+    </w:p>
+    <w:p>
+      <w:pPr>
+        <w:pStyle w:val="ListParagraph"/>
+        <w:pBdr>
+          <w:top w:val="single" w:sz="4" w:space="1" w:color="auto"/>
+          <w:left w:val="single" w:sz="4" w:space="4" w:color="auto"/>
+          <w:bottom w:val="single" w:sz="4" w:space="1" w:color="auto"/>
+          <w:right w:val="single" w:sz="4" w:space="4" w:color="auto"/>
+        </w:pBdr>
+        <w:ind w:left="1080"/>
+        <w:rPr>
+          <w:lang w:val="en-US"/>
+        </w:rPr>
+      </w:pPr>
+      <w:r>
+        <w:rPr>
+          <w:lang w:val="en-US"/>
+        </w:rPr>
+        <w:t xml:space="preserve">omega_direction = </w:t>
+      </w:r>
+      <w:r>
+        <w:rPr>
+          <w:lang w:val="en-US"/>
+        </w:rPr>
+        <w:t>&lt;Vector Tốc Độ Góc&gt;</w:t>
+      </w:r>
+    </w:p>
+    <w:p>
+      <w:pPr>
+        <w:pStyle w:val="ListParagraph"/>
+        <w:pBdr>
+          <w:top w:val="single" w:sz="4" w:space="1" w:color="auto"/>
+          <w:left w:val="single" w:sz="4" w:space="4" w:color="auto"/>
+          <w:bottom w:val="single" w:sz="4" w:space="1" w:color="auto"/>
+          <w:right w:val="single" w:sz="4" w:space="4" w:color="auto"/>
+        </w:pBdr>
+        <w:ind w:left="1080"/>
+        <w:rPr>
+          <w:lang w:val="en-US"/>
+        </w:rPr>
+      </w:pPr>
+      <w:r>
+        <w:rPr>
+          <w:lang w:val="en-US"/>
+        </w:rPr>
+        <w:t>omega = Vector(omega_direction)</w:t>
+      </w:r>
+    </w:p>
+    <w:p>
+      <w:pPr>
+        <w:pStyle w:val="ListParagraph"/>
+        <w:pBdr>
+          <w:top w:val="single" w:sz="4" w:space="1" w:color="auto"/>
+          <w:left w:val="single" w:sz="4" w:space="4" w:color="auto"/>
+          <w:bottom w:val="single" w:sz="4" w:space="1" w:color="auto"/>
+          <w:right w:val="single" w:sz="4" w:space="4" w:color="auto"/>
+        </w:pBdr>
+        <w:ind w:left="1080"/>
+        <w:rPr>
+          <w:lang w:val="en-US"/>
+        </w:rPr>
+      </w:pPr>
+      <w:r>
+        <w:rPr>
+          <w:lang w:val="en-US"/>
+        </w:rPr>
+        <w:t>normalized_omega = Vector(omega_direction)</w:t>
+      </w:r>
+    </w:p>
+    <w:p>
+      <w:pPr>
+        <w:pStyle w:val="ListParagraph"/>
+        <w:pBdr>
+          <w:top w:val="single" w:sz="4" w:space="1" w:color="auto"/>
+          <w:left w:val="single" w:sz="4" w:space="4" w:color="auto"/>
+          <w:bottom w:val="single" w:sz="4" w:space="1" w:color="auto"/>
+          <w:right w:val="single" w:sz="4" w:space="4" w:color="auto"/>
+        </w:pBdr>
+        <w:ind w:left="1080"/>
+        <w:rPr>
+          <w:lang w:val="en-US"/>
+        </w:rPr>
+      </w:pPr>
+      <w:r>
+        <w:rPr>
+          <w:lang w:val="en-US"/>
+        </w:rPr>
+        <w:t>normalized_omega.normalize()</w:t>
+      </w:r>
+    </w:p>
+    <w:p>
+      <w:pPr>
+        <w:pStyle w:val="ListParagraph"/>
+        <w:pBdr>
+          <w:top w:val="single" w:sz="4" w:space="1" w:color="auto"/>
+          <w:left w:val="single" w:sz="4" w:space="4" w:color="auto"/>
+          <w:bottom w:val="single" w:sz="4" w:space="1" w:color="auto"/>
+          <w:right w:val="single" w:sz="4" w:space="4" w:color="auto"/>
+        </w:pBdr>
+        <w:ind w:left="1080"/>
+        <w:rPr>
+          <w:lang w:val="en-US"/>
+        </w:rPr>
+      </w:pPr>
+      <w:r>
+        <w:rPr>
+          <w:lang w:val="en-US"/>
+        </w:rPr>
+        <w:t>angular_momentum = Vector((0, 0, 0))</w:t>
+      </w:r>
+    </w:p>
+    <w:p>
+      <w:pPr>
+        <w:pStyle w:val="ListParagraph"/>
+        <w:pBdr>
+          <w:top w:val="single" w:sz="4" w:space="1" w:color="auto"/>
+          <w:left w:val="single" w:sz="4" w:space="4" w:color="auto"/>
+          <w:bottom w:val="single" w:sz="4" w:space="1" w:color="auto"/>
+          <w:right w:val="single" w:sz="4" w:space="4" w:color="auto"/>
+        </w:pBdr>
+        <w:ind w:left="1080"/>
+        <w:rPr>
+          <w:lang w:val="en-US"/>
+        </w:rPr>
+      </w:pPr>
+    </w:p>
+    <w:p>
+      <w:pPr>
+        <w:pStyle w:val="ListParagraph"/>
+        <w:pBdr>
+          <w:top w:val="single" w:sz="4" w:space="1" w:color="auto"/>
+          <w:left w:val="single" w:sz="4" w:space="4" w:color="auto"/>
+          <w:bottom w:val="single" w:sz="4" w:space="1" w:color="auto"/>
+          <w:right w:val="single" w:sz="4" w:space="4" w:color="auto"/>
+        </w:pBdr>
+        <w:ind w:left="1080"/>
+        <w:rPr>
+          <w:lang w:val="en-US"/>
+        </w:rPr>
+      </w:pPr>
+      <w:r>
+        <w:rPr>
+          <w:lang w:val="en-US"/>
+        </w:rPr>
+        <w:t>for idx, vertex in enumerate(obj.data.vertices):</w:t>
+      </w:r>
+    </w:p>
+    <w:p>
+      <w:pPr>
+        <w:pStyle w:val="ListParagraph"/>
+        <w:pBdr>
+          <w:top w:val="single" w:sz="4" w:space="1" w:color="auto"/>
+          <w:left w:val="single" w:sz="4" w:space="4" w:color="auto"/>
+          <w:bottom w:val="single" w:sz="4" w:space="1" w:color="auto"/>
+          <w:right w:val="single" w:sz="4" w:space="4" w:color="auto"/>
+        </w:pBdr>
+        <w:ind w:left="1080"/>
+        <w:rPr>
+          <w:lang w:val="en-US"/>
+        </w:rPr>
+      </w:pPr>
+      <w:r>
+        <w:rPr>
+          <w:lang w:val="en-US"/>
+        </w:rPr>
+        <w:t xml:space="preserve">    r = vertex.co - center</w:t>
+      </w:r>
+    </w:p>
+    <w:p>
+      <w:pPr>
+        <w:pStyle w:val="ListParagraph"/>
+        <w:pBdr>
+          <w:top w:val="single" w:sz="4" w:space="1" w:color="auto"/>
+          <w:left w:val="single" w:sz="4" w:space="4" w:color="auto"/>
+          <w:bottom w:val="single" w:sz="4" w:space="1" w:color="auto"/>
+          <w:right w:val="single" w:sz="4" w:space="4" w:color="auto"/>
+        </w:pBdr>
+        <w:ind w:left="1080"/>
+        <w:rPr>
+          <w:lang w:val="en-US"/>
+        </w:rPr>
+      </w:pPr>
+      <w:r>
+        <w:rPr>
+          <w:lang w:val="en-US"/>
+        </w:rPr>
+        <w:t xml:space="preserve">    d = r - normalized_omega * (r.dot(normalized_omega))</w:t>
+      </w:r>
+    </w:p>
+    <w:p>
+      <w:pPr>
+        <w:pStyle w:val="ListParagraph"/>
+        <w:pBdr>
+          <w:top w:val="single" w:sz="4" w:space="1" w:color="auto"/>
+          <w:left w:val="single" w:sz="4" w:space="4" w:color="auto"/>
+          <w:bottom w:val="single" w:sz="4" w:space="1" w:color="auto"/>
+          <w:right w:val="single" w:sz="4" w:space="4" w:color="auto"/>
+        </w:pBdr>
+        <w:ind w:left="1080"/>
+        <w:rPr>
+          <w:lang w:val="en-US"/>
+        </w:rPr>
+      </w:pPr>
+      <w:r>
+        <w:rPr>
+          <w:lang w:val="en-US"/>
+        </w:rPr>
+        <w:t xml:space="preserve">    m = vertex_masses[idx]</w:t>
+      </w:r>
+    </w:p>
+    <w:p>
+      <w:pPr>
+        <w:pStyle w:val="ListParagraph"/>
+        <w:pBdr>
+          <w:top w:val="single" w:sz="4" w:space="1" w:color="auto"/>
+          <w:left w:val="single" w:sz="4" w:space="4" w:color="auto"/>
+          <w:bottom w:val="single" w:sz="4" w:space="1" w:color="auto"/>
+          <w:right w:val="single" w:sz="4" w:space="4" w:color="auto"/>
+        </w:pBdr>
+        <w:ind w:left="1080"/>
+        <w:rPr>
+          <w:lang w:val="en-US"/>
+        </w:rPr>
+      </w:pPr>
+      <w:r>
+        <w:rPr>
+          <w:lang w:val="en-US"/>
+        </w:rPr>
+        <w:t xml:space="preserve">    angular_momentum += m * r.cross(omega.cross(d))</w:t>
+      </w:r>
+    </w:p>
+    <w:p>
+      <w:pPr>
+        <w:pStyle w:val="ListParagraph"/>
+        <w:pBdr>
+          <w:top w:val="single" w:sz="4" w:space="1" w:color="auto"/>
+          <w:left w:val="single" w:sz="4" w:space="4" w:color="auto"/>
+          <w:bottom w:val="single" w:sz="4" w:space="1" w:color="auto"/>
+          <w:right w:val="single" w:sz="4" w:space="4" w:color="auto"/>
+        </w:pBdr>
+        <w:ind w:left="1080"/>
+        <w:rPr>
+          <w:lang w:val="en-US"/>
+        </w:rPr>
+      </w:pPr>
+    </w:p>
+    <w:p>
+      <w:pPr>
+        <w:pStyle w:val="ListParagraph"/>
+        <w:pBdr>
+          <w:top w:val="single" w:sz="4" w:space="1" w:color="auto"/>
+          <w:left w:val="single" w:sz="4" w:space="4" w:color="auto"/>
+          <w:bottom w:val="single" w:sz="4" w:space="1" w:color="auto"/>
+          <w:right w:val="single" w:sz="4" w:space="4" w:color="auto"/>
+        </w:pBdr>
+        <w:ind w:left="1080"/>
+        <w:rPr>
+          <w:lang w:val="en-US"/>
+        </w:rPr>
+      </w:pPr>
+      <w:r>
+        <w:rPr>
+          <w:lang w:val="en-US"/>
+        </w:rPr>
+        <w:t>print("Method 1 : ", angular_momentum)</w:t>
+      </w:r>
+    </w:p>
+    <w:p>
+      <w:pPr>
+        <w:pStyle w:val="ListParagraph"/>
+        <w:pBdr>
+          <w:top w:val="single" w:sz="4" w:space="1" w:color="auto"/>
+          <w:left w:val="single" w:sz="4" w:space="4" w:color="auto"/>
+          <w:bottom w:val="single" w:sz="4" w:space="1" w:color="auto"/>
+          <w:right w:val="single" w:sz="4" w:space="4" w:color="auto"/>
+        </w:pBdr>
+        <w:ind w:left="1080"/>
+        <w:rPr>
+          <w:lang w:val="en-US"/>
+        </w:rPr>
+      </w:pPr>
+    </w:p>
+    <w:p>
+      <w:pPr>
+        <w:pStyle w:val="ListParagraph"/>
+        <w:pBdr>
+          <w:top w:val="single" w:sz="4" w:space="1" w:color="auto"/>
+          <w:left w:val="single" w:sz="4" w:space="4" w:color="auto"/>
+          <w:bottom w:val="single" w:sz="4" w:space="1" w:color="auto"/>
+          <w:right w:val="single" w:sz="4" w:space="4" w:color="auto"/>
+        </w:pBdr>
+        <w:ind w:left="1080"/>
+        <w:rPr>
+          <w:lang w:val="en-US"/>
+        </w:rPr>
+      </w:pPr>
+      <w:r>
+        <w:rPr>
+          <w:lang w:val="en-US"/>
+        </w:rPr>
+        <w:t>moment_of_inertia = Matrix([</w:t>
+      </w:r>
+    </w:p>
+    <w:p>
+      <w:pPr>
+        <w:pStyle w:val="ListParagraph"/>
+        <w:pBdr>
+          <w:top w:val="single" w:sz="4" w:space="1" w:color="auto"/>
+          <w:left w:val="single" w:sz="4" w:space="4" w:color="auto"/>
+          <w:bottom w:val="single" w:sz="4" w:space="1" w:color="auto"/>
+          <w:right w:val="single" w:sz="4" w:space="4" w:color="auto"/>
+        </w:pBdr>
+        <w:ind w:left="1080"/>
+        <w:rPr>
+          <w:lang w:val="en-US"/>
+        </w:rPr>
+      </w:pPr>
+      <w:r>
+        <w:rPr>
+          <w:lang w:val="en-US"/>
+        </w:rPr>
+        <w:t xml:space="preserve">    [0, 0, 0],</w:t>
+      </w:r>
+    </w:p>
+    <w:p>
+      <w:pPr>
+        <w:pStyle w:val="ListParagraph"/>
+        <w:pBdr>
+          <w:top w:val="single" w:sz="4" w:space="1" w:color="auto"/>
+          <w:left w:val="single" w:sz="4" w:space="4" w:color="auto"/>
+          <w:bottom w:val="single" w:sz="4" w:space="1" w:color="auto"/>
+          <w:right w:val="single" w:sz="4" w:space="4" w:color="auto"/>
+        </w:pBdr>
+        <w:ind w:left="1080"/>
+        <w:rPr>
+          <w:lang w:val="en-US"/>
+        </w:rPr>
+      </w:pPr>
+      <w:r>
+        <w:rPr>
+          <w:lang w:val="en-US"/>
+        </w:rPr>
+        <w:t xml:space="preserve">    [0, 0, 0],</w:t>
+      </w:r>
+    </w:p>
+    <w:p>
+      <w:pPr>
+        <w:pStyle w:val="ListParagraph"/>
+        <w:pBdr>
+          <w:top w:val="single" w:sz="4" w:space="1" w:color="auto"/>
+          <w:left w:val="single" w:sz="4" w:space="4" w:color="auto"/>
+          <w:bottom w:val="single" w:sz="4" w:space="1" w:color="auto"/>
+          <w:right w:val="single" w:sz="4" w:space="4" w:color="auto"/>
+        </w:pBdr>
+        <w:ind w:left="1080"/>
+        <w:rPr>
+          <w:lang w:val="en-US"/>
+        </w:rPr>
+      </w:pPr>
+      <w:r>
+        <w:rPr>
+          <w:lang w:val="en-US"/>
+        </w:rPr>
+        <w:t xml:space="preserve">    [0, 0, 0]</w:t>
+      </w:r>
+    </w:p>
+    <w:p>
+      <w:pPr>
+        <w:pStyle w:val="ListParagraph"/>
+        <w:pBdr>
+          <w:top w:val="single" w:sz="4" w:space="1" w:color="auto"/>
+          <w:left w:val="single" w:sz="4" w:space="4" w:color="auto"/>
+          <w:bottom w:val="single" w:sz="4" w:space="1" w:color="auto"/>
+          <w:right w:val="single" w:sz="4" w:space="4" w:color="auto"/>
+        </w:pBdr>
+        <w:ind w:left="1080"/>
+        <w:rPr>
+          <w:lang w:val="en-US"/>
+        </w:rPr>
+      </w:pPr>
+      <w:r>
+        <w:rPr>
+          <w:lang w:val="en-US"/>
+        </w:rPr>
+        <w:t>])</w:t>
+      </w:r>
+    </w:p>
+    <w:p>
+      <w:pPr>
+        <w:pStyle w:val="ListParagraph"/>
+        <w:pBdr>
+          <w:top w:val="single" w:sz="4" w:space="1" w:color="auto"/>
+          <w:left w:val="single" w:sz="4" w:space="4" w:color="auto"/>
+          <w:bottom w:val="single" w:sz="4" w:space="1" w:color="auto"/>
+          <w:right w:val="single" w:sz="4" w:space="4" w:color="auto"/>
+        </w:pBdr>
+        <w:ind w:left="1080"/>
+        <w:rPr>
+          <w:lang w:val="en-US"/>
+        </w:rPr>
+      </w:pPr>
+    </w:p>
+    <w:p>
+      <w:pPr>
+        <w:pStyle w:val="ListParagraph"/>
+        <w:pBdr>
+          <w:top w:val="single" w:sz="4" w:space="1" w:color="auto"/>
+          <w:left w:val="single" w:sz="4" w:space="4" w:color="auto"/>
+          <w:bottom w:val="single" w:sz="4" w:space="1" w:color="auto"/>
+          <w:right w:val="single" w:sz="4" w:space="4" w:color="auto"/>
+        </w:pBdr>
+        <w:ind w:left="1080"/>
+        <w:rPr>
+          <w:lang w:val="en-US"/>
+        </w:rPr>
+      </w:pPr>
+      <w:r>
+        <w:rPr>
+          <w:lang w:val="en-US"/>
+        </w:rPr>
+        <w:t>for idx, vertex in enumerate(obj.data.vertices):</w:t>
+      </w:r>
+    </w:p>
+    <w:p>
+      <w:pPr>
+        <w:pStyle w:val="ListParagraph"/>
+        <w:pBdr>
+          <w:top w:val="single" w:sz="4" w:space="1" w:color="auto"/>
+          <w:left w:val="single" w:sz="4" w:space="4" w:color="auto"/>
+          <w:bottom w:val="single" w:sz="4" w:space="1" w:color="auto"/>
+          <w:right w:val="single" w:sz="4" w:space="4" w:color="auto"/>
+        </w:pBdr>
+        <w:ind w:left="1080"/>
+        <w:rPr>
+          <w:lang w:val="en-US"/>
+        </w:rPr>
+      </w:pPr>
+      <w:r>
+        <w:rPr>
+          <w:lang w:val="en-US"/>
+        </w:rPr>
+        <w:t xml:space="preserve">    x, y, z = vertex.co - center</w:t>
+      </w:r>
+    </w:p>
+    <w:p>
+      <w:pPr>
+        <w:pStyle w:val="ListParagraph"/>
+        <w:pBdr>
+          <w:top w:val="single" w:sz="4" w:space="1" w:color="auto"/>
+          <w:left w:val="single" w:sz="4" w:space="4" w:color="auto"/>
+          <w:bottom w:val="single" w:sz="4" w:space="1" w:color="auto"/>
+          <w:right w:val="single" w:sz="4" w:space="4" w:color="auto"/>
+        </w:pBdr>
+        <w:ind w:left="1080"/>
+        <w:rPr>
+          <w:lang w:val="en-US"/>
+        </w:rPr>
+      </w:pPr>
+      <w:r>
+        <w:rPr>
+          <w:lang w:val="en-US"/>
+        </w:rPr>
+        <w:t xml:space="preserve">    m = vertex_masses[idx]</w:t>
+      </w:r>
+    </w:p>
+    <w:p>
+      <w:pPr>
+        <w:pStyle w:val="ListParagraph"/>
+        <w:pBdr>
+          <w:top w:val="single" w:sz="4" w:space="1" w:color="auto"/>
+          <w:left w:val="single" w:sz="4" w:space="4" w:color="auto"/>
+          <w:bottom w:val="single" w:sz="4" w:space="1" w:color="auto"/>
+          <w:right w:val="single" w:sz="4" w:space="4" w:color="auto"/>
+        </w:pBdr>
+        <w:ind w:left="1080"/>
+        <w:rPr>
+          <w:lang w:val="en-US"/>
+        </w:rPr>
+      </w:pPr>
+      <w:r>
+        <w:rPr>
+          <w:lang w:val="en-US"/>
+        </w:rPr>
+        <w:t xml:space="preserve">    moment_of_inertia += m * Matrix([</w:t>
+      </w:r>
+    </w:p>
+    <w:p>
+      <w:pPr>
+        <w:pStyle w:val="ListParagraph"/>
+        <w:pBdr>
+          <w:top w:val="single" w:sz="4" w:space="1" w:color="auto"/>
+          <w:left w:val="single" w:sz="4" w:space="4" w:color="auto"/>
+          <w:bottom w:val="single" w:sz="4" w:space="1" w:color="auto"/>
+          <w:right w:val="single" w:sz="4" w:space="4" w:color="auto"/>
+        </w:pBdr>
+        <w:ind w:left="1080"/>
+        <w:rPr>
+          <w:lang w:val="en-US"/>
+        </w:rPr>
+      </w:pPr>
+      <w:r>
+        <w:rPr>
+          <w:lang w:val="en-US"/>
+        </w:rPr>
+        <w:t xml:space="preserve">        [y**2 + z**2, -x*y, -x*z],</w:t>
+      </w:r>
+    </w:p>
+    <w:p>
+      <w:pPr>
+        <w:pStyle w:val="ListParagraph"/>
+        <w:pBdr>
+          <w:top w:val="single" w:sz="4" w:space="1" w:color="auto"/>
+          <w:left w:val="single" w:sz="4" w:space="4" w:color="auto"/>
+          <w:bottom w:val="single" w:sz="4" w:space="1" w:color="auto"/>
+          <w:right w:val="single" w:sz="4" w:space="4" w:color="auto"/>
+        </w:pBdr>
+        <w:ind w:left="1080"/>
+        <w:rPr>
+          <w:lang w:val="en-US"/>
+        </w:rPr>
+      </w:pPr>
+      <w:r>
+        <w:rPr>
+          <w:lang w:val="en-US"/>
+        </w:rPr>
+        <w:t xml:space="preserve">        [-x*y, x**2 + z**2, -y*z],</w:t>
+      </w:r>
+    </w:p>
+    <w:p>
+      <w:pPr>
+        <w:pStyle w:val="ListParagraph"/>
+        <w:pBdr>
+          <w:top w:val="single" w:sz="4" w:space="1" w:color="auto"/>
+          <w:left w:val="single" w:sz="4" w:space="4" w:color="auto"/>
+          <w:bottom w:val="single" w:sz="4" w:space="1" w:color="auto"/>
+          <w:right w:val="single" w:sz="4" w:space="4" w:color="auto"/>
+        </w:pBdr>
+        <w:ind w:left="1080"/>
+        <w:rPr>
+          <w:lang w:val="en-US"/>
+        </w:rPr>
+      </w:pPr>
+      <w:r>
+        <w:rPr>
+          <w:lang w:val="en-US"/>
+        </w:rPr>
+        <w:t xml:space="preserve">        [-x*z, -y*z, x**2 + y**2]</w:t>
+      </w:r>
+    </w:p>
+    <w:p>
+      <w:pPr>
+        <w:pStyle w:val="ListParagraph"/>
+        <w:pBdr>
+          <w:top w:val="single" w:sz="4" w:space="1" w:color="auto"/>
+          <w:left w:val="single" w:sz="4" w:space="4" w:color="auto"/>
+          <w:bottom w:val="single" w:sz="4" w:space="1" w:color="auto"/>
+          <w:right w:val="single" w:sz="4" w:space="4" w:color="auto"/>
+        </w:pBdr>
+        <w:ind w:left="1080"/>
+        <w:rPr>
+          <w:lang w:val="en-US"/>
+        </w:rPr>
+      </w:pPr>
+      <w:r>
+        <w:rPr>
+          <w:lang w:val="en-US"/>
+        </w:rPr>
+        <w:t xml:space="preserve">    ])</w:t>
+      </w:r>
+    </w:p>
+    <w:p>
+      <w:pPr>
+        <w:pStyle w:val="ListParagraph"/>
+        <w:pBdr>
+          <w:top w:val="single" w:sz="4" w:space="1" w:color="auto"/>
+          <w:left w:val="single" w:sz="4" w:space="4" w:color="auto"/>
+          <w:bottom w:val="single" w:sz="4" w:space="1" w:color="auto"/>
+          <w:right w:val="single" w:sz="4" w:space="4" w:color="auto"/>
+        </w:pBdr>
+        <w:ind w:left="1080"/>
+        <w:rPr>
+          <w:lang w:val="en-US"/>
+        </w:rPr>
+      </w:pPr>
+    </w:p>
+    <w:p>
+      <w:pPr>
+        <w:pStyle w:val="ListParagraph"/>
+        <w:pBdr>
+          <w:top w:val="single" w:sz="4" w:space="1" w:color="auto"/>
+          <w:left w:val="single" w:sz="4" w:space="4" w:color="auto"/>
+          <w:bottom w:val="single" w:sz="4" w:space="1" w:color="auto"/>
+          <w:right w:val="single" w:sz="4" w:space="4" w:color="auto"/>
+        </w:pBdr>
+        <w:ind w:left="1080"/>
+        <w:rPr>
+          <w:lang w:val="en-US"/>
+        </w:rPr>
+      </w:pPr>
+      <w:r>
+        <w:rPr>
+          <w:lang w:val="en-US"/>
+        </w:rPr>
+        <w:t>angular_momentum = moment_of_inertia @ omega</w:t>
+      </w:r>
+    </w:p>
+    <w:p>
+      <w:pPr>
+        <w:pStyle w:val="ListParagraph"/>
+        <w:pBdr>
+          <w:top w:val="single" w:sz="4" w:space="1" w:color="auto"/>
+          <w:left w:val="single" w:sz="4" w:space="4" w:color="auto"/>
+          <w:bottom w:val="single" w:sz="4" w:space="1" w:color="auto"/>
+          <w:right w:val="single" w:sz="4" w:space="4" w:color="auto"/>
+        </w:pBdr>
+        <w:ind w:left="1080"/>
+        <w:rPr>
+          <w:lang w:val="en-US"/>
+        </w:rPr>
+      </w:pPr>
+    </w:p>
+    <w:p>
+      <w:pPr>
+        <w:pStyle w:val="ListParagraph"/>
+        <w:pBdr>
+          <w:top w:val="single" w:sz="4" w:space="1" w:color="auto"/>
+          <w:left w:val="single" w:sz="4" w:space="4" w:color="auto"/>
+          <w:bottom w:val="single" w:sz="4" w:space="1" w:color="auto"/>
+          <w:right w:val="single" w:sz="4" w:space="4" w:color="auto"/>
+        </w:pBdr>
+        <w:ind w:left="1080"/>
+        <w:rPr>
+          <w:lang w:val="en-US"/>
+        </w:rPr>
+      </w:pPr>
+      <w:r>
+        <w:rPr>
+          <w:lang w:val="en-US"/>
+        </w:rPr>
+        <w:lastRenderedPageBreak/>
+        <w:t>print("Method 2 : ", angular_momentum)</w:t>
+      </w:r>
+    </w:p>
+    <w:p>
+      <w:pPr>
+        <w:pStyle w:val="ListParagraph"/>
+        <w:pBdr>
+          <w:top w:val="single" w:sz="4" w:space="1" w:color="auto"/>
+          <w:left w:val="single" w:sz="4" w:space="4" w:color="auto"/>
+          <w:bottom w:val="single" w:sz="4" w:space="1" w:color="auto"/>
+          <w:right w:val="single" w:sz="4" w:space="4" w:color="auto"/>
+        </w:pBdr>
+        <w:ind w:left="1080"/>
+        <w:rPr>
+          <w:lang w:val="en-US"/>
+        </w:rPr>
+      </w:pPr>
+      <w:r>
+        <w:rPr>
+          <w:lang w:val="en-US"/>
+        </w:rPr>
+        <w:t>print("Moment Of Inertia Tensor :")</w:t>
+      </w:r>
+    </w:p>
+    <w:p>
+      <w:pPr>
+        <w:pStyle w:val="ListParagraph"/>
+        <w:pBdr>
+          <w:top w:val="single" w:sz="4" w:space="1" w:color="auto"/>
+          <w:left w:val="single" w:sz="4" w:space="4" w:color="auto"/>
+          <w:bottom w:val="single" w:sz="4" w:space="1" w:color="auto"/>
+          <w:right w:val="single" w:sz="4" w:space="4" w:color="auto"/>
+        </w:pBdr>
+        <w:ind w:left="1080"/>
+        <w:rPr>
+          <w:lang w:val="en-US"/>
+        </w:rPr>
+      </w:pPr>
+      <w:r>
+        <w:rPr>
+          <w:lang w:val="en-US"/>
+        </w:rPr>
+        <w:t>print(moment_of_inertia)</w:t>
       </w:r>
     </w:p>
     <w:p>
@@ -2966,25 +4780,31 @@
         <w:rPr>
           <w:lang w:val="en-US"/>
         </w:rPr>
-        <w:t>Chọn tất cả Object muốn thế sao cho Object dùng để thế được chọn cuối cùng + vào Tab “Object” + chọn thẻ “Make Links” + Click “Object Data”</w:t>
-      </w:r>
-    </w:p>
-    <w:p>
-      <w:pPr>
-        <w:pStyle w:val="ListParagraph"/>
-        <w:numPr>
-          <w:ilvl w:val="0"/>
-          <w:numId w:val="10"/>
-        </w:numPr>
-        <w:rPr>
-          <w:lang w:val="en-US"/>
-        </w:rPr>
-      </w:pPr>
-      <w:r>
-        <w:rPr>
-          <w:lang w:val="en-US"/>
-        </w:rPr>
-        <w:t>Cách Copy Vị Trí Của 1 Object Cho Nhiều Object Khác?</w:t>
+        <w:t>&lt;Offset&gt;</w:t>
+      </w:r>
+      <w:r>
+        <w:rPr>
+          <w:lang w:val="en-US"/>
+        </w:rPr>
+        <w:t xml:space="preserve">, </w:t>
+      </w:r>
+      <w:r>
+        <w:rPr>
+          <w:lang w:val="en-US"/>
+        </w:rPr>
+        <w:t xml:space="preserve">&lt;Vector Tốc Độ Góc&gt; là </w:t>
+      </w:r>
+      <w:r>
+        <w:rPr>
+          <w:lang w:val="en-US"/>
+        </w:rPr>
+        <w:t xml:space="preserve">các </w:t>
+      </w:r>
+      <w:r>
+        <w:rPr>
+          <w:lang w:val="en-US"/>
+        </w:rPr>
+        <w:t>Tuple gồm 3 phần tử là tọa độ</w:t>
       </w:r>
     </w:p>
     <w:p>
@@ -3002,51 +4822,43 @@
         <w:rPr>
           <w:lang w:val="en-US"/>
         </w:rPr>
-        <w:t>Chọn tất cả Object sao cho Object có vị trí dùng để Copy được chọn cuối cùng + nhấn “Ctrl” + “C” + chọn “Copy Location”</w:t>
-      </w:r>
-    </w:p>
-    <w:p>
-      <w:pPr>
-        <w:rPr>
-          <w:lang w:val="en-US"/>
-        </w:rPr>
-      </w:pPr>
-    </w:p>
-    <w:p>
-      <w:pPr>
-        <w:rPr>
-          <w:lang w:val="en-US"/>
-        </w:rPr>
-      </w:pPr>
-      <w:r>
-        <w:rPr>
-          <w:lang w:val="en-US"/>
-        </w:rPr>
-        <w:t>Render:</w:t>
-      </w:r>
-    </w:p>
-    <w:p>
-      <w:pPr>
-        <w:pStyle w:val="ListParagraph"/>
-        <w:numPr>
-          <w:ilvl w:val="0"/>
-          <w:numId w:val="9"/>
-        </w:numPr>
-        <w:rPr>
-          <w:lang w:val="en-US"/>
-        </w:rPr>
-      </w:pPr>
-      <w:r>
-        <w:rPr>
-          <w:lang w:val="en-US"/>
-        </w:rPr>
-        <w:t xml:space="preserve">Các </w:t>
-      </w:r>
-      <w:r>
-        <w:rPr>
-          <w:lang w:val="en-US"/>
-        </w:rPr>
-        <w:t>Thông Số Cần Điều Chỉnh?</w:t>
+        <w:t xml:space="preserve">Đoạn Code trên sẽ tính trọng điểm của </w:t>
+      </w:r>
+      <w:r>
+        <w:rPr>
+          <w:lang w:val="en-US"/>
+        </w:rPr>
+        <w:t>Object đang chọn</w:t>
+      </w:r>
+      <w:r>
+        <w:rPr>
+          <w:lang w:val="en-US"/>
+        </w:rPr>
+        <w:t xml:space="preserve"> = cách coi nó là hệ chất điểm với các đỉnh là chất điểm với khối lượng ngẫu nhiên, </w:t>
+      </w:r>
+      <w:r>
+        <w:rPr>
+          <w:lang w:val="en-US"/>
+        </w:rPr>
+        <w:t xml:space="preserve">lưu ý </w:t>
+      </w:r>
+      <w:r>
+        <w:rPr>
+          <w:lang w:val="en-US"/>
+        </w:rPr>
+        <w:t>hệ qu</w:t>
+      </w:r>
+      <w:r>
+        <w:rPr>
+          <w:lang w:val="en-US"/>
+        </w:rPr>
+        <w:t>y</w:t>
+      </w:r>
+      <w:r>
+        <w:rPr>
+          <w:lang w:val="en-US"/>
+        </w:rPr>
+        <w:t xml:space="preserve"> chiếu Local, sau đó tìm mốc để tính Moment động lượng = trọng tâm + &lt;Offset&gt;</w:t>
       </w:r>
     </w:p>
     <w:p>
@@ -3064,7 +4876,7 @@
         <w:rPr>
           <w:lang w:val="en-US"/>
         </w:rPr>
-        <w:t>Bỏ Tick “Open Shading Language” để Render nhanh hơn</w:t>
+        <w:t>Giả định rằng tất cả các đỉnh của Object đang quay quanh mốc với trục có hướng của &lt;Vector Vận Tốc Góc&gt;</w:t>
       </w:r>
     </w:p>
     <w:p>
@@ -3082,21 +4894,267 @@
         <w:rPr>
           <w:lang w:val="en-US"/>
         </w:rPr>
-        <w:t>“Start Frame” và “End Frame”</w:t>
-      </w:r>
-      <w:r>
-        <w:rPr>
-          <w:lang w:val="en-US"/>
-        </w:rPr>
-        <w:t xml:space="preserve"> sẽ xác định ta Render trong khoảng nào</w:t>
-      </w:r>
-    </w:p>
-    <w:p>
-      <w:pPr>
-        <w:pStyle w:val="ListParagraph"/>
-        <w:numPr>
-          <w:ilvl w:val="0"/>
-          <w:numId w:val="4"/>
+        <w:t>Đoạn Code trên cũng sẽ tính Moment động lượng = phương pháp nâng cao là sử dụng Moment quán tính, với mốc trùng với khi tính Moment động lượng và cũng in ra Moment quán tính</w:t>
+      </w:r>
+    </w:p>
+    <w:p>
+      <w:pPr>
+        <w:pStyle w:val="ListParagraph"/>
+        <w:numPr>
+          <w:ilvl w:val="0"/>
+          <w:numId w:val="1"/>
+        </w:numPr>
+        <w:rPr>
+          <w:lang w:val="en-US"/>
+        </w:rPr>
+      </w:pPr>
+      <w:r>
+        <w:rPr>
+          <w:lang w:val="en-US"/>
+        </w:rPr>
+        <w:t xml:space="preserve">Dùng Ma Trận Biến Đổi Hình Dạng Của 1 </w:t>
+      </w:r>
+      <w:r>
+        <w:rPr>
+          <w:lang w:val="en-US"/>
+        </w:rPr>
+        <w:t>Object</w:t>
+      </w:r>
+      <w:r>
+        <w:rPr>
+          <w:lang w:val="en-US"/>
+        </w:rPr>
+        <w:t>?</w:t>
+      </w:r>
+    </w:p>
+    <w:p>
+      <w:pPr>
+        <w:pStyle w:val="ListParagraph"/>
+        <w:pBdr>
+          <w:top w:val="single" w:sz="4" w:space="1" w:color="auto"/>
+          <w:left w:val="single" w:sz="4" w:space="4" w:color="auto"/>
+          <w:bottom w:val="single" w:sz="4" w:space="1" w:color="auto"/>
+          <w:right w:val="single" w:sz="4" w:space="4" w:color="auto"/>
+        </w:pBdr>
+        <w:ind w:left="1080"/>
+        <w:rPr>
+          <w:lang w:val="en-US"/>
+        </w:rPr>
+      </w:pPr>
+      <w:r>
+        <w:rPr>
+          <w:lang w:val="en-US"/>
+        </w:rPr>
+        <w:t>import bpy</w:t>
+      </w:r>
+    </w:p>
+    <w:p>
+      <w:pPr>
+        <w:pStyle w:val="ListParagraph"/>
+        <w:pBdr>
+          <w:top w:val="single" w:sz="4" w:space="1" w:color="auto"/>
+          <w:left w:val="single" w:sz="4" w:space="4" w:color="auto"/>
+          <w:bottom w:val="single" w:sz="4" w:space="1" w:color="auto"/>
+          <w:right w:val="single" w:sz="4" w:space="4" w:color="auto"/>
+        </w:pBdr>
+        <w:ind w:left="1080"/>
+        <w:rPr>
+          <w:lang w:val="en-US"/>
+        </w:rPr>
+      </w:pPr>
+      <w:r>
+        <w:rPr>
+          <w:lang w:val="en-US"/>
+        </w:rPr>
+        <w:t>from mathutils import Matrix</w:t>
+      </w:r>
+    </w:p>
+    <w:p>
+      <w:pPr>
+        <w:pStyle w:val="ListParagraph"/>
+        <w:pBdr>
+          <w:top w:val="single" w:sz="4" w:space="1" w:color="auto"/>
+          <w:left w:val="single" w:sz="4" w:space="4" w:color="auto"/>
+          <w:bottom w:val="single" w:sz="4" w:space="1" w:color="auto"/>
+          <w:right w:val="single" w:sz="4" w:space="4" w:color="auto"/>
+        </w:pBdr>
+        <w:ind w:left="1080"/>
+        <w:rPr>
+          <w:lang w:val="en-US"/>
+        </w:rPr>
+      </w:pPr>
+    </w:p>
+    <w:p>
+      <w:pPr>
+        <w:pStyle w:val="ListParagraph"/>
+        <w:pBdr>
+          <w:top w:val="single" w:sz="4" w:space="1" w:color="auto"/>
+          <w:left w:val="single" w:sz="4" w:space="4" w:color="auto"/>
+          <w:bottom w:val="single" w:sz="4" w:space="1" w:color="auto"/>
+          <w:right w:val="single" w:sz="4" w:space="4" w:color="auto"/>
+        </w:pBdr>
+        <w:ind w:left="1080"/>
+        <w:rPr>
+          <w:lang w:val="en-US"/>
+        </w:rPr>
+      </w:pPr>
+      <w:r>
+        <w:rPr>
+          <w:lang w:val="en-US"/>
+        </w:rPr>
+        <w:t>ob = bpy.context.object</w:t>
+      </w:r>
+    </w:p>
+    <w:p>
+      <w:pPr>
+        <w:pStyle w:val="ListParagraph"/>
+        <w:pBdr>
+          <w:top w:val="single" w:sz="4" w:space="1" w:color="auto"/>
+          <w:left w:val="single" w:sz="4" w:space="4" w:color="auto"/>
+          <w:bottom w:val="single" w:sz="4" w:space="1" w:color="auto"/>
+          <w:right w:val="single" w:sz="4" w:space="4" w:color="auto"/>
+        </w:pBdr>
+        <w:ind w:left="1080"/>
+        <w:rPr>
+          <w:lang w:val="en-US"/>
+        </w:rPr>
+      </w:pPr>
+      <w:r>
+        <w:rPr>
+          <w:lang w:val="en-US"/>
+        </w:rPr>
+        <w:t>me = ob.data</w:t>
+      </w:r>
+    </w:p>
+    <w:p>
+      <w:pPr>
+        <w:pStyle w:val="ListParagraph"/>
+        <w:pBdr>
+          <w:top w:val="single" w:sz="4" w:space="1" w:color="auto"/>
+          <w:left w:val="single" w:sz="4" w:space="4" w:color="auto"/>
+          <w:bottom w:val="single" w:sz="4" w:space="1" w:color="auto"/>
+          <w:right w:val="single" w:sz="4" w:space="4" w:color="auto"/>
+        </w:pBdr>
+        <w:ind w:left="1080"/>
+        <w:rPr>
+          <w:lang w:val="en-US"/>
+        </w:rPr>
+      </w:pPr>
+    </w:p>
+    <w:p>
+      <w:pPr>
+        <w:pStyle w:val="ListParagraph"/>
+        <w:pBdr>
+          <w:top w:val="single" w:sz="4" w:space="1" w:color="auto"/>
+          <w:left w:val="single" w:sz="4" w:space="4" w:color="auto"/>
+          <w:bottom w:val="single" w:sz="4" w:space="1" w:color="auto"/>
+          <w:right w:val="single" w:sz="4" w:space="4" w:color="auto"/>
+        </w:pBdr>
+        <w:ind w:left="1080"/>
+        <w:rPr>
+          <w:lang w:val="en-US"/>
+        </w:rPr>
+      </w:pPr>
+      <w:r>
+        <w:rPr>
+          <w:lang w:val="en-US"/>
+        </w:rPr>
+        <w:t>M = Matrix(&lt;Ma Trận 4 x 4&gt;</w:t>
+      </w:r>
+      <w:r>
+        <w:rPr>
+          <w:lang w:val="en-US"/>
+        </w:rPr>
+        <w:t>)</w:t>
+      </w:r>
+    </w:p>
+    <w:p>
+      <w:pPr>
+        <w:pStyle w:val="ListParagraph"/>
+        <w:pBdr>
+          <w:top w:val="single" w:sz="4" w:space="1" w:color="auto"/>
+          <w:left w:val="single" w:sz="4" w:space="4" w:color="auto"/>
+          <w:bottom w:val="single" w:sz="4" w:space="1" w:color="auto"/>
+          <w:right w:val="single" w:sz="4" w:space="4" w:color="auto"/>
+        </w:pBdr>
+        <w:ind w:left="1080"/>
+        <w:rPr>
+          <w:lang w:val="en-US"/>
+        </w:rPr>
+      </w:pPr>
+    </w:p>
+    <w:p>
+      <w:pPr>
+        <w:pStyle w:val="ListParagraph"/>
+        <w:pBdr>
+          <w:top w:val="single" w:sz="4" w:space="1" w:color="auto"/>
+          <w:left w:val="single" w:sz="4" w:space="4" w:color="auto"/>
+          <w:bottom w:val="single" w:sz="4" w:space="1" w:color="auto"/>
+          <w:right w:val="single" w:sz="4" w:space="4" w:color="auto"/>
+        </w:pBdr>
+        <w:ind w:left="1080"/>
+        <w:rPr>
+          <w:lang w:val="en-US"/>
+        </w:rPr>
+      </w:pPr>
+      <w:r>
+        <w:rPr>
+          <w:lang w:val="en-US"/>
+        </w:rPr>
+        <w:t>me.transform(M)</w:t>
+      </w:r>
+    </w:p>
+    <w:p>
+      <w:pPr>
+        <w:pStyle w:val="ListParagraph"/>
+        <w:pBdr>
+          <w:top w:val="single" w:sz="4" w:space="1" w:color="auto"/>
+          <w:left w:val="single" w:sz="4" w:space="4" w:color="auto"/>
+          <w:bottom w:val="single" w:sz="4" w:space="1" w:color="auto"/>
+          <w:right w:val="single" w:sz="4" w:space="4" w:color="auto"/>
+        </w:pBdr>
+        <w:ind w:left="1080"/>
+        <w:rPr>
+          <w:lang w:val="en-US"/>
+        </w:rPr>
+      </w:pPr>
+      <w:r>
+        <w:rPr>
+          <w:lang w:val="en-US"/>
+        </w:rPr>
+        <w:t>me.update()</w:t>
+      </w:r>
+    </w:p>
+    <w:p>
+      <w:pPr>
+        <w:pStyle w:val="ListParagraph"/>
+        <w:numPr>
+          <w:ilvl w:val="0"/>
+          <w:numId w:val="2"/>
+        </w:numPr>
+        <w:rPr>
+          <w:lang w:val="en-US"/>
+        </w:rPr>
+      </w:pPr>
+      <w:r>
+        <w:rPr>
+          <w:lang w:val="en-US"/>
+        </w:rPr>
+        <w:t xml:space="preserve">&lt;Ma Trận 4 x 4&gt; là ma trận tích hợp quay và tịnh tiến bạn muốn dùng để biến đổi hình dạng </w:t>
+      </w:r>
+      <w:r>
+        <w:rPr>
+          <w:lang w:val="en-US"/>
+        </w:rPr>
+        <w:t>Object</w:t>
+      </w:r>
+    </w:p>
+    <w:p>
+      <w:pPr>
+        <w:pStyle w:val="ListParagraph"/>
+        <w:numPr>
+          <w:ilvl w:val="0"/>
+          <w:numId w:val="2"/>
         </w:numPr>
         <w:rPr>
           <w:lang w:val="en-US"/>
@@ -3112,45 +5170,1075 @@
     <w:p>
       <w:pPr>
         <w:pStyle w:val="ListParagraph"/>
-        <w:numPr>
-          <w:ilvl w:val="0"/>
-          <w:numId w:val="4"/>
-        </w:numPr>
-        <w:rPr>
-          <w:lang w:val="en-US"/>
-        </w:rPr>
-      </w:pPr>
-      <w:r>
-        <w:rPr>
-          <w:lang w:val="en-US"/>
-        </w:rPr>
-        <w:t>“Start Frame” = 3, “End Frame” = 7, thì các Frame được Render là 3, 4, 5, 6, 7</w:t>
-      </w:r>
-    </w:p>
-    <w:p>
-      <w:pPr>
-        <w:pStyle w:val="ListParagraph"/>
-        <w:numPr>
-          <w:ilvl w:val="0"/>
-          <w:numId w:val="4"/>
-        </w:numPr>
-        <w:rPr>
-          <w:lang w:val="en-US"/>
-        </w:rPr>
-      </w:pPr>
-      <w:r>
-        <w:rPr>
-          <w:lang w:val="en-US"/>
-        </w:rPr>
-        <w:t>“Output File Path” sẽ xác định ta lưu File ở đâu, với tên gì</w:t>
-      </w:r>
-    </w:p>
-    <w:p>
-      <w:pPr>
-        <w:pStyle w:val="ListParagraph"/>
-        <w:numPr>
-          <w:ilvl w:val="0"/>
-          <w:numId w:val="4"/>
+        <w:pBdr>
+          <w:top w:val="single" w:sz="4" w:space="1" w:color="auto"/>
+          <w:left w:val="single" w:sz="4" w:space="4" w:color="auto"/>
+          <w:bottom w:val="single" w:sz="4" w:space="1" w:color="auto"/>
+          <w:right w:val="single" w:sz="4" w:space="4" w:color="auto"/>
+        </w:pBdr>
+        <w:ind w:left="1080"/>
+        <w:rPr>
+          <w:lang w:val="en-US"/>
+        </w:rPr>
+      </w:pPr>
+      <w:r>
+        <w:rPr>
+          <w:lang w:val="en-US"/>
+        </w:rPr>
+        <w:t>M = Matrix((</w:t>
+      </w:r>
+    </w:p>
+    <w:p>
+      <w:pPr>
+        <w:pStyle w:val="ListParagraph"/>
+        <w:pBdr>
+          <w:top w:val="single" w:sz="4" w:space="1" w:color="auto"/>
+          <w:left w:val="single" w:sz="4" w:space="4" w:color="auto"/>
+          <w:bottom w:val="single" w:sz="4" w:space="1" w:color="auto"/>
+          <w:right w:val="single" w:sz="4" w:space="4" w:color="auto"/>
+        </w:pBdr>
+        <w:ind w:left="1080"/>
+        <w:rPr>
+          <w:lang w:val="en-US"/>
+        </w:rPr>
+      </w:pPr>
+      <w:r>
+        <w:rPr>
+          <w:lang w:val="en-US"/>
+        </w:rPr>
+        <w:t>(1, 0, 0, 1</w:t>
+      </w:r>
+      <w:r>
+        <w:rPr>
+          <w:lang w:val="en-US"/>
+        </w:rPr>
+        <w:t>),</w:t>
+      </w:r>
+    </w:p>
+    <w:p>
+      <w:pPr>
+        <w:pStyle w:val="ListParagraph"/>
+        <w:pBdr>
+          <w:top w:val="single" w:sz="4" w:space="1" w:color="auto"/>
+          <w:left w:val="single" w:sz="4" w:space="4" w:color="auto"/>
+          <w:bottom w:val="single" w:sz="4" w:space="1" w:color="auto"/>
+          <w:right w:val="single" w:sz="4" w:space="4" w:color="auto"/>
+        </w:pBdr>
+        <w:ind w:left="1080"/>
+        <w:rPr>
+          <w:lang w:val="en-US"/>
+        </w:rPr>
+      </w:pPr>
+      <w:r>
+        <w:rPr>
+          <w:lang w:val="en-US"/>
+        </w:rPr>
+        <w:t>(0, 1, 0</w:t>
+      </w:r>
+      <w:r>
+        <w:rPr>
+          <w:lang w:val="en-US"/>
+        </w:rPr>
+        <w:t>, 0),</w:t>
+      </w:r>
+    </w:p>
+    <w:p>
+      <w:pPr>
+        <w:pStyle w:val="ListParagraph"/>
+        <w:pBdr>
+          <w:top w:val="single" w:sz="4" w:space="1" w:color="auto"/>
+          <w:left w:val="single" w:sz="4" w:space="4" w:color="auto"/>
+          <w:bottom w:val="single" w:sz="4" w:space="1" w:color="auto"/>
+          <w:right w:val="single" w:sz="4" w:space="4" w:color="auto"/>
+        </w:pBdr>
+        <w:ind w:left="1080"/>
+        <w:rPr>
+          <w:lang w:val="en-US"/>
+        </w:rPr>
+      </w:pPr>
+      <w:r>
+        <w:rPr>
+          <w:lang w:val="en-US"/>
+        </w:rPr>
+        <w:t>(0, 0, 1</w:t>
+      </w:r>
+      <w:r>
+        <w:rPr>
+          <w:lang w:val="en-US"/>
+        </w:rPr>
+        <w:t>, 0),</w:t>
+      </w:r>
+    </w:p>
+    <w:p>
+      <w:pPr>
+        <w:pStyle w:val="ListParagraph"/>
+        <w:pBdr>
+          <w:top w:val="single" w:sz="4" w:space="1" w:color="auto"/>
+          <w:left w:val="single" w:sz="4" w:space="4" w:color="auto"/>
+          <w:bottom w:val="single" w:sz="4" w:space="1" w:color="auto"/>
+          <w:right w:val="single" w:sz="4" w:space="4" w:color="auto"/>
+        </w:pBdr>
+        <w:ind w:left="1080"/>
+        <w:rPr>
+          <w:lang w:val="en-US"/>
+        </w:rPr>
+      </w:pPr>
+      <w:r>
+        <w:rPr>
+          <w:lang w:val="en-US"/>
+        </w:rPr>
+        <w:t>(0</w:t>
+      </w:r>
+      <w:r>
+        <w:rPr>
+          <w:lang w:val="en-US"/>
+        </w:rPr>
+        <w:t>, 0, 0, 1),</w:t>
+      </w:r>
+    </w:p>
+    <w:p>
+      <w:pPr>
+        <w:pStyle w:val="ListParagraph"/>
+        <w:pBdr>
+          <w:top w:val="single" w:sz="4" w:space="1" w:color="auto"/>
+          <w:left w:val="single" w:sz="4" w:space="4" w:color="auto"/>
+          <w:bottom w:val="single" w:sz="4" w:space="1" w:color="auto"/>
+          <w:right w:val="single" w:sz="4" w:space="4" w:color="auto"/>
+        </w:pBdr>
+        <w:ind w:left="1080"/>
+        <w:rPr>
+          <w:lang w:val="en-US"/>
+        </w:rPr>
+      </w:pPr>
+      <w:r>
+        <w:rPr>
+          <w:lang w:val="en-US"/>
+        </w:rPr>
+        <w:t>))</w:t>
+      </w:r>
+    </w:p>
+    <w:p>
+      <w:pPr>
+        <w:pStyle w:val="ListParagraph"/>
+        <w:numPr>
+          <w:ilvl w:val="0"/>
+          <w:numId w:val="1"/>
+        </w:numPr>
+        <w:rPr>
+          <w:lang w:val="en-US"/>
+        </w:rPr>
+      </w:pPr>
+      <w:r>
+        <w:rPr>
+          <w:lang w:val="en-US"/>
+        </w:rPr>
+        <w:t>Plot Đồ Thị 3D Của Hàm Bất Kì?</w:t>
+      </w:r>
+    </w:p>
+    <w:p>
+      <w:pPr>
+        <w:pStyle w:val="ListParagraph"/>
+        <w:numPr>
+          <w:ilvl w:val="0"/>
+          <w:numId w:val="2"/>
+        </w:numPr>
+        <w:rPr>
+          <w:lang w:val="en-US"/>
+        </w:rPr>
+      </w:pPr>
+      <w:r>
+        <w:rPr>
+          <w:lang w:val="en-US"/>
+        </w:rPr>
+        <w:t xml:space="preserve">Đoạn code này xóa tất cả vật thể hiện tại, rồi tạo </w:t>
+      </w:r>
+      <w:r>
+        <w:rPr>
+          <w:lang w:val="en-US"/>
+        </w:rPr>
+        <w:t>Object</w:t>
+      </w:r>
+      <w:r>
+        <w:rPr>
+          <w:lang w:val="en-US"/>
+        </w:rPr>
+        <w:t xml:space="preserve"> mới là đồ thị</w:t>
+      </w:r>
+    </w:p>
+    <w:p>
+      <w:pPr>
+        <w:pStyle w:val="ListParagraph"/>
+        <w:pBdr>
+          <w:top w:val="single" w:sz="4" w:space="1" w:color="auto"/>
+          <w:left w:val="single" w:sz="4" w:space="4" w:color="auto"/>
+          <w:bottom w:val="single" w:sz="4" w:space="1" w:color="auto"/>
+          <w:right w:val="single" w:sz="4" w:space="4" w:color="auto"/>
+        </w:pBdr>
+        <w:ind w:left="1080"/>
+        <w:rPr>
+          <w:lang w:val="en-US"/>
+        </w:rPr>
+      </w:pPr>
+      <w:r>
+        <w:rPr>
+          <w:lang w:val="en-US"/>
+        </w:rPr>
+        <w:t>import bpy</w:t>
+      </w:r>
+    </w:p>
+    <w:p>
+      <w:pPr>
+        <w:pStyle w:val="ListParagraph"/>
+        <w:pBdr>
+          <w:top w:val="single" w:sz="4" w:space="1" w:color="auto"/>
+          <w:left w:val="single" w:sz="4" w:space="4" w:color="auto"/>
+          <w:bottom w:val="single" w:sz="4" w:space="1" w:color="auto"/>
+          <w:right w:val="single" w:sz="4" w:space="4" w:color="auto"/>
+        </w:pBdr>
+        <w:ind w:left="1080"/>
+        <w:rPr>
+          <w:lang w:val="en-US"/>
+        </w:rPr>
+      </w:pPr>
+      <w:r>
+        <w:rPr>
+          <w:lang w:val="en-US"/>
+        </w:rPr>
+        <w:t>from math import *</w:t>
+      </w:r>
+    </w:p>
+    <w:p>
+      <w:pPr>
+        <w:pStyle w:val="ListParagraph"/>
+        <w:pBdr>
+          <w:top w:val="single" w:sz="4" w:space="1" w:color="auto"/>
+          <w:left w:val="single" w:sz="4" w:space="4" w:color="auto"/>
+          <w:bottom w:val="single" w:sz="4" w:space="1" w:color="auto"/>
+          <w:right w:val="single" w:sz="4" w:space="4" w:color="auto"/>
+        </w:pBdr>
+        <w:ind w:left="1080"/>
+        <w:rPr>
+          <w:lang w:val="en-US"/>
+        </w:rPr>
+      </w:pPr>
+    </w:p>
+    <w:p>
+      <w:pPr>
+        <w:pStyle w:val="ListParagraph"/>
+        <w:pBdr>
+          <w:top w:val="single" w:sz="4" w:space="1" w:color="auto"/>
+          <w:left w:val="single" w:sz="4" w:space="4" w:color="auto"/>
+          <w:bottom w:val="single" w:sz="4" w:space="1" w:color="auto"/>
+          <w:right w:val="single" w:sz="4" w:space="4" w:color="auto"/>
+        </w:pBdr>
+        <w:ind w:left="1080"/>
+        <w:rPr>
+          <w:lang w:val="en-US"/>
+        </w:rPr>
+      </w:pPr>
+      <w:r>
+        <w:rPr>
+          <w:lang w:val="en-US"/>
+        </w:rPr>
+        <w:t>bpy.ops.object.select_all(action='DESELECT')</w:t>
+      </w:r>
+    </w:p>
+    <w:p>
+      <w:pPr>
+        <w:pStyle w:val="ListParagraph"/>
+        <w:pBdr>
+          <w:top w:val="single" w:sz="4" w:space="1" w:color="auto"/>
+          <w:left w:val="single" w:sz="4" w:space="4" w:color="auto"/>
+          <w:bottom w:val="single" w:sz="4" w:space="1" w:color="auto"/>
+          <w:right w:val="single" w:sz="4" w:space="4" w:color="auto"/>
+        </w:pBdr>
+        <w:ind w:left="1080"/>
+        <w:rPr>
+          <w:lang w:val="en-US"/>
+        </w:rPr>
+      </w:pPr>
+      <w:r>
+        <w:rPr>
+          <w:lang w:val="en-US"/>
+        </w:rPr>
+        <w:t>bpy.ops.object.select_by_type(type='MESH')</w:t>
+      </w:r>
+    </w:p>
+    <w:p>
+      <w:pPr>
+        <w:pStyle w:val="ListParagraph"/>
+        <w:pBdr>
+          <w:top w:val="single" w:sz="4" w:space="1" w:color="auto"/>
+          <w:left w:val="single" w:sz="4" w:space="4" w:color="auto"/>
+          <w:bottom w:val="single" w:sz="4" w:space="1" w:color="auto"/>
+          <w:right w:val="single" w:sz="4" w:space="4" w:color="auto"/>
+        </w:pBdr>
+        <w:ind w:left="1080"/>
+        <w:rPr>
+          <w:lang w:val="en-US"/>
+        </w:rPr>
+      </w:pPr>
+      <w:r>
+        <w:rPr>
+          <w:lang w:val="en-US"/>
+        </w:rPr>
+        <w:t>bpy.ops.object.delete()</w:t>
+      </w:r>
+    </w:p>
+    <w:p>
+      <w:pPr>
+        <w:pStyle w:val="ListParagraph"/>
+        <w:pBdr>
+          <w:top w:val="single" w:sz="4" w:space="1" w:color="auto"/>
+          <w:left w:val="single" w:sz="4" w:space="4" w:color="auto"/>
+          <w:bottom w:val="single" w:sz="4" w:space="1" w:color="auto"/>
+          <w:right w:val="single" w:sz="4" w:space="4" w:color="auto"/>
+        </w:pBdr>
+        <w:ind w:left="1080"/>
+        <w:rPr>
+          <w:lang w:val="en-US"/>
+        </w:rPr>
+      </w:pPr>
+    </w:p>
+    <w:p>
+      <w:pPr>
+        <w:pStyle w:val="ListParagraph"/>
+        <w:pBdr>
+          <w:top w:val="single" w:sz="4" w:space="1" w:color="auto"/>
+          <w:left w:val="single" w:sz="4" w:space="4" w:color="auto"/>
+          <w:bottom w:val="single" w:sz="4" w:space="1" w:color="auto"/>
+          <w:right w:val="single" w:sz="4" w:space="4" w:color="auto"/>
+        </w:pBdr>
+        <w:ind w:left="1080"/>
+        <w:rPr>
+          <w:lang w:val="en-US"/>
+        </w:rPr>
+      </w:pPr>
+      <w:r>
+        <w:rPr>
+          <w:lang w:val="en-US"/>
+        </w:rPr>
+        <w:t>mesh = bpy.data.meshes.new("graph")</w:t>
+      </w:r>
+    </w:p>
+    <w:p>
+      <w:pPr>
+        <w:pStyle w:val="ListParagraph"/>
+        <w:pBdr>
+          <w:top w:val="single" w:sz="4" w:space="1" w:color="auto"/>
+          <w:left w:val="single" w:sz="4" w:space="4" w:color="auto"/>
+          <w:bottom w:val="single" w:sz="4" w:space="1" w:color="auto"/>
+          <w:right w:val="single" w:sz="4" w:space="4" w:color="auto"/>
+        </w:pBdr>
+        <w:ind w:left="1080"/>
+        <w:rPr>
+          <w:lang w:val="en-US"/>
+        </w:rPr>
+      </w:pPr>
+      <w:r>
+        <w:rPr>
+          <w:lang w:val="en-US"/>
+        </w:rPr>
+        <w:t>obj = bpy.data.objects.new("GraphObj", mesh)</w:t>
+      </w:r>
+    </w:p>
+    <w:p>
+      <w:pPr>
+        <w:pStyle w:val="ListParagraph"/>
+        <w:pBdr>
+          <w:top w:val="single" w:sz="4" w:space="1" w:color="auto"/>
+          <w:left w:val="single" w:sz="4" w:space="4" w:color="auto"/>
+          <w:bottom w:val="single" w:sz="4" w:space="1" w:color="auto"/>
+          <w:right w:val="single" w:sz="4" w:space="4" w:color="auto"/>
+        </w:pBdr>
+        <w:ind w:left="1080"/>
+        <w:rPr>
+          <w:lang w:val="en-US"/>
+        </w:rPr>
+      </w:pPr>
+      <w:r>
+        <w:rPr>
+          <w:lang w:val="en-US"/>
+        </w:rPr>
+        <w:t>scene = bpy.context.scene</w:t>
+      </w:r>
+    </w:p>
+    <w:p>
+      <w:pPr>
+        <w:pStyle w:val="ListParagraph"/>
+        <w:pBdr>
+          <w:top w:val="single" w:sz="4" w:space="1" w:color="auto"/>
+          <w:left w:val="single" w:sz="4" w:space="4" w:color="auto"/>
+          <w:bottom w:val="single" w:sz="4" w:space="1" w:color="auto"/>
+          <w:right w:val="single" w:sz="4" w:space="4" w:color="auto"/>
+        </w:pBdr>
+        <w:ind w:left="1080"/>
+        <w:rPr>
+          <w:lang w:val="en-US"/>
+        </w:rPr>
+      </w:pPr>
+      <w:r>
+        <w:rPr>
+          <w:lang w:val="en-US"/>
+        </w:rPr>
+        <w:t>scene.objects.link(obj)</w:t>
+      </w:r>
+    </w:p>
+    <w:p>
+      <w:pPr>
+        <w:pStyle w:val="ListParagraph"/>
+        <w:pBdr>
+          <w:top w:val="single" w:sz="4" w:space="1" w:color="auto"/>
+          <w:left w:val="single" w:sz="4" w:space="4" w:color="auto"/>
+          <w:bottom w:val="single" w:sz="4" w:space="1" w:color="auto"/>
+          <w:right w:val="single" w:sz="4" w:space="4" w:color="auto"/>
+        </w:pBdr>
+        <w:ind w:left="1080"/>
+        <w:rPr>
+          <w:lang w:val="en-US"/>
+        </w:rPr>
+      </w:pPr>
+    </w:p>
+    <w:p>
+      <w:pPr>
+        <w:pStyle w:val="ListParagraph"/>
+        <w:pBdr>
+          <w:top w:val="single" w:sz="4" w:space="1" w:color="auto"/>
+          <w:left w:val="single" w:sz="4" w:space="4" w:color="auto"/>
+          <w:bottom w:val="single" w:sz="4" w:space="1" w:color="auto"/>
+          <w:right w:val="single" w:sz="4" w:space="4" w:color="auto"/>
+        </w:pBdr>
+        <w:ind w:left="1080"/>
+        <w:rPr>
+          <w:lang w:val="en-US"/>
+        </w:rPr>
+      </w:pPr>
+      <w:r>
+        <w:rPr>
+          <w:lang w:val="en-US"/>
+        </w:rPr>
+        <w:t>vertices = []</w:t>
+      </w:r>
+    </w:p>
+    <w:p>
+      <w:pPr>
+        <w:pStyle w:val="ListParagraph"/>
+        <w:pBdr>
+          <w:top w:val="single" w:sz="4" w:space="1" w:color="auto"/>
+          <w:left w:val="single" w:sz="4" w:space="4" w:color="auto"/>
+          <w:bottom w:val="single" w:sz="4" w:space="1" w:color="auto"/>
+          <w:right w:val="single" w:sz="4" w:space="4" w:color="auto"/>
+        </w:pBdr>
+        <w:ind w:left="1080"/>
+        <w:rPr>
+          <w:lang w:val="en-US"/>
+        </w:rPr>
+      </w:pPr>
+      <w:r>
+        <w:rPr>
+          <w:lang w:val="en-US"/>
+        </w:rPr>
+        <w:lastRenderedPageBreak/>
+        <w:t>edges = []</w:t>
+      </w:r>
+    </w:p>
+    <w:p>
+      <w:pPr>
+        <w:pStyle w:val="ListParagraph"/>
+        <w:pBdr>
+          <w:top w:val="single" w:sz="4" w:space="1" w:color="auto"/>
+          <w:left w:val="single" w:sz="4" w:space="4" w:color="auto"/>
+          <w:bottom w:val="single" w:sz="4" w:space="1" w:color="auto"/>
+          <w:right w:val="single" w:sz="4" w:space="4" w:color="auto"/>
+        </w:pBdr>
+        <w:ind w:left="1080"/>
+        <w:rPr>
+          <w:lang w:val="en-US"/>
+        </w:rPr>
+      </w:pPr>
+      <w:r>
+        <w:rPr>
+          <w:lang w:val="en-US"/>
+        </w:rPr>
+        <w:t>faces = []</w:t>
+      </w:r>
+    </w:p>
+    <w:p>
+      <w:pPr>
+        <w:pStyle w:val="ListParagraph"/>
+        <w:pBdr>
+          <w:top w:val="single" w:sz="4" w:space="1" w:color="auto"/>
+          <w:left w:val="single" w:sz="4" w:space="4" w:color="auto"/>
+          <w:bottom w:val="single" w:sz="4" w:space="1" w:color="auto"/>
+          <w:right w:val="single" w:sz="4" w:space="4" w:color="auto"/>
+        </w:pBdr>
+        <w:ind w:left="1080"/>
+        <w:rPr>
+          <w:lang w:val="en-US"/>
+        </w:rPr>
+      </w:pPr>
+      <w:r>
+        <w:rPr>
+          <w:lang w:val="en-US"/>
+        </w:rPr>
+        <w:t xml:space="preserve">num_points = </w:t>
+      </w:r>
+      <w:r>
+        <w:rPr>
+          <w:lang w:val="en-US"/>
+        </w:rPr>
+        <w:t>&lt;Độ Phân Giải&gt;</w:t>
+      </w:r>
+    </w:p>
+    <w:p>
+      <w:pPr>
+        <w:pStyle w:val="ListParagraph"/>
+        <w:pBdr>
+          <w:top w:val="single" w:sz="4" w:space="1" w:color="auto"/>
+          <w:left w:val="single" w:sz="4" w:space="4" w:color="auto"/>
+          <w:bottom w:val="single" w:sz="4" w:space="1" w:color="auto"/>
+          <w:right w:val="single" w:sz="4" w:space="4" w:color="auto"/>
+        </w:pBdr>
+        <w:ind w:left="1080"/>
+        <w:rPr>
+          <w:lang w:val="en-US"/>
+        </w:rPr>
+      </w:pPr>
+      <w:r>
+        <w:rPr>
+          <w:lang w:val="en-US"/>
+        </w:rPr>
+        <w:t>lim_x = &lt;Giới Hạn Giá Trị Của X&gt;</w:t>
+      </w:r>
+    </w:p>
+    <w:p>
+      <w:pPr>
+        <w:pStyle w:val="ListParagraph"/>
+        <w:pBdr>
+          <w:top w:val="single" w:sz="4" w:space="1" w:color="auto"/>
+          <w:left w:val="single" w:sz="4" w:space="4" w:color="auto"/>
+          <w:bottom w:val="single" w:sz="4" w:space="1" w:color="auto"/>
+          <w:right w:val="single" w:sz="4" w:space="4" w:color="auto"/>
+        </w:pBdr>
+        <w:ind w:left="1080"/>
+        <w:rPr>
+          <w:lang w:val="en-US"/>
+        </w:rPr>
+      </w:pPr>
+      <w:r>
+        <w:rPr>
+          <w:lang w:val="en-US"/>
+        </w:rPr>
+        <w:t>lim_y = &lt;Giới Hạn Giá Trị Của Y&gt;</w:t>
+      </w:r>
+    </w:p>
+    <w:p>
+      <w:pPr>
+        <w:pStyle w:val="ListParagraph"/>
+        <w:pBdr>
+          <w:top w:val="single" w:sz="4" w:space="1" w:color="auto"/>
+          <w:left w:val="single" w:sz="4" w:space="4" w:color="auto"/>
+          <w:bottom w:val="single" w:sz="4" w:space="1" w:color="auto"/>
+          <w:right w:val="single" w:sz="4" w:space="4" w:color="auto"/>
+        </w:pBdr>
+        <w:ind w:left="1080"/>
+        <w:rPr>
+          <w:lang w:val="en-US"/>
+        </w:rPr>
+      </w:pPr>
+      <w:r>
+        <w:rPr>
+          <w:lang w:val="en-US"/>
+        </w:rPr>
+        <w:t>x_step = (</w:t>
+      </w:r>
+      <w:r>
+        <w:rPr>
+          <w:lang w:val="en-US"/>
+        </w:rPr>
+        <w:t>lim_x[1] - lim_x[0]</w:t>
+      </w:r>
+      <w:r>
+        <w:rPr>
+          <w:lang w:val="en-US"/>
+        </w:rPr>
+        <w:t>) / num_points</w:t>
+      </w:r>
+    </w:p>
+    <w:p>
+      <w:pPr>
+        <w:pStyle w:val="ListParagraph"/>
+        <w:pBdr>
+          <w:top w:val="single" w:sz="4" w:space="1" w:color="auto"/>
+          <w:left w:val="single" w:sz="4" w:space="4" w:color="auto"/>
+          <w:bottom w:val="single" w:sz="4" w:space="1" w:color="auto"/>
+          <w:right w:val="single" w:sz="4" w:space="4" w:color="auto"/>
+        </w:pBdr>
+        <w:ind w:left="1080"/>
+        <w:rPr>
+          <w:lang w:val="en-US"/>
+        </w:rPr>
+      </w:pPr>
+      <w:r>
+        <w:rPr>
+          <w:lang w:val="en-US"/>
+        </w:rPr>
+        <w:t>y_step = (</w:t>
+      </w:r>
+      <w:r>
+        <w:rPr>
+          <w:lang w:val="en-US"/>
+        </w:rPr>
+        <w:t>lim_y[1] - lim_y[0]</w:t>
+      </w:r>
+      <w:r>
+        <w:rPr>
+          <w:lang w:val="en-US"/>
+        </w:rPr>
+        <w:t>) / num_points</w:t>
+      </w:r>
+    </w:p>
+    <w:p>
+      <w:pPr>
+        <w:pStyle w:val="ListParagraph"/>
+        <w:pBdr>
+          <w:top w:val="single" w:sz="4" w:space="1" w:color="auto"/>
+          <w:left w:val="single" w:sz="4" w:space="4" w:color="auto"/>
+          <w:bottom w:val="single" w:sz="4" w:space="1" w:color="auto"/>
+          <w:right w:val="single" w:sz="4" w:space="4" w:color="auto"/>
+        </w:pBdr>
+        <w:ind w:left="1080"/>
+        <w:rPr>
+          <w:lang w:val="en-US"/>
+        </w:rPr>
+      </w:pPr>
+    </w:p>
+    <w:p>
+      <w:pPr>
+        <w:pStyle w:val="ListParagraph"/>
+        <w:pBdr>
+          <w:top w:val="single" w:sz="4" w:space="1" w:color="auto"/>
+          <w:left w:val="single" w:sz="4" w:space="4" w:color="auto"/>
+          <w:bottom w:val="single" w:sz="4" w:space="1" w:color="auto"/>
+          <w:right w:val="single" w:sz="4" w:space="4" w:color="auto"/>
+        </w:pBdr>
+        <w:ind w:left="1080"/>
+        <w:rPr>
+          <w:lang w:val="en-US"/>
+        </w:rPr>
+      </w:pPr>
+      <w:r>
+        <w:rPr>
+          <w:lang w:val="en-US"/>
+        </w:rPr>
+        <w:t>for i in range(num_points):</w:t>
+      </w:r>
+    </w:p>
+    <w:p>
+      <w:pPr>
+        <w:pStyle w:val="ListParagraph"/>
+        <w:pBdr>
+          <w:top w:val="single" w:sz="4" w:space="1" w:color="auto"/>
+          <w:left w:val="single" w:sz="4" w:space="4" w:color="auto"/>
+          <w:bottom w:val="single" w:sz="4" w:space="1" w:color="auto"/>
+          <w:right w:val="single" w:sz="4" w:space="4" w:color="auto"/>
+        </w:pBdr>
+        <w:ind w:left="1080"/>
+        <w:rPr>
+          <w:lang w:val="en-US"/>
+        </w:rPr>
+      </w:pPr>
+      <w:r>
+        <w:rPr>
+          <w:lang w:val="en-US"/>
+        </w:rPr>
+        <w:t xml:space="preserve">    x = </w:t>
+      </w:r>
+      <w:r>
+        <w:rPr>
+          <w:lang w:val="en-US"/>
+        </w:rPr>
+        <w:t xml:space="preserve">lim_x[0] </w:t>
+      </w:r>
+      <w:r>
+        <w:rPr>
+          <w:lang w:val="en-US"/>
+        </w:rPr>
+        <w:t>+ i * x_step</w:t>
+      </w:r>
+    </w:p>
+    <w:p>
+      <w:pPr>
+        <w:pStyle w:val="ListParagraph"/>
+        <w:pBdr>
+          <w:top w:val="single" w:sz="4" w:space="1" w:color="auto"/>
+          <w:left w:val="single" w:sz="4" w:space="4" w:color="auto"/>
+          <w:bottom w:val="single" w:sz="4" w:space="1" w:color="auto"/>
+          <w:right w:val="single" w:sz="4" w:space="4" w:color="auto"/>
+        </w:pBdr>
+        <w:ind w:left="1080"/>
+        <w:rPr>
+          <w:lang w:val="en-US"/>
+        </w:rPr>
+      </w:pPr>
+      <w:r>
+        <w:rPr>
+          <w:lang w:val="en-US"/>
+        </w:rPr>
+        <w:t xml:space="preserve">    for j in range(num_points):</w:t>
+      </w:r>
+    </w:p>
+    <w:p>
+      <w:pPr>
+        <w:pStyle w:val="ListParagraph"/>
+        <w:pBdr>
+          <w:top w:val="single" w:sz="4" w:space="1" w:color="auto"/>
+          <w:left w:val="single" w:sz="4" w:space="4" w:color="auto"/>
+          <w:bottom w:val="single" w:sz="4" w:space="1" w:color="auto"/>
+          <w:right w:val="single" w:sz="4" w:space="4" w:color="auto"/>
+        </w:pBdr>
+        <w:ind w:left="1080"/>
+        <w:rPr>
+          <w:lang w:val="en-US"/>
+        </w:rPr>
+      </w:pPr>
+      <w:r>
+        <w:rPr>
+          <w:lang w:val="en-US"/>
+        </w:rPr>
+        <w:t xml:space="preserve">        y = </w:t>
+      </w:r>
+      <w:r>
+        <w:rPr>
+          <w:lang w:val="en-US"/>
+        </w:rPr>
+        <w:t xml:space="preserve">lim_y[0] </w:t>
+      </w:r>
+      <w:r>
+        <w:rPr>
+          <w:lang w:val="en-US"/>
+        </w:rPr>
+        <w:t>+ j * y_step</w:t>
+      </w:r>
+    </w:p>
+    <w:p>
+      <w:pPr>
+        <w:pStyle w:val="ListParagraph"/>
+        <w:pBdr>
+          <w:top w:val="single" w:sz="4" w:space="1" w:color="auto"/>
+          <w:left w:val="single" w:sz="4" w:space="4" w:color="auto"/>
+          <w:bottom w:val="single" w:sz="4" w:space="1" w:color="auto"/>
+          <w:right w:val="single" w:sz="4" w:space="4" w:color="auto"/>
+        </w:pBdr>
+        <w:ind w:left="1080"/>
+        <w:rPr>
+          <w:lang w:val="en-US"/>
+        </w:rPr>
+      </w:pPr>
+      <w:r>
+        <w:rPr>
+          <w:lang w:val="en-US"/>
+        </w:rPr>
+        <w:t xml:space="preserve">        z = </w:t>
+      </w:r>
+      <w:r>
+        <w:rPr>
+          <w:lang w:val="en-US"/>
+        </w:rPr>
+        <w:t>&lt;Biểu Thức Hàm&gt;</w:t>
+      </w:r>
+    </w:p>
+    <w:p>
+      <w:pPr>
+        <w:pStyle w:val="ListParagraph"/>
+        <w:pBdr>
+          <w:top w:val="single" w:sz="4" w:space="1" w:color="auto"/>
+          <w:left w:val="single" w:sz="4" w:space="4" w:color="auto"/>
+          <w:bottom w:val="single" w:sz="4" w:space="1" w:color="auto"/>
+          <w:right w:val="single" w:sz="4" w:space="4" w:color="auto"/>
+        </w:pBdr>
+        <w:ind w:left="1080"/>
+        <w:rPr>
+          <w:lang w:val="en-US"/>
+        </w:rPr>
+      </w:pPr>
+      <w:r>
+        <w:rPr>
+          <w:lang w:val="en-US"/>
+        </w:rPr>
+        <w:t xml:space="preserve">        vertices.append((x, y, z))</w:t>
+      </w:r>
+    </w:p>
+    <w:p>
+      <w:pPr>
+        <w:pStyle w:val="ListParagraph"/>
+        <w:pBdr>
+          <w:top w:val="single" w:sz="4" w:space="1" w:color="auto"/>
+          <w:left w:val="single" w:sz="4" w:space="4" w:color="auto"/>
+          <w:bottom w:val="single" w:sz="4" w:space="1" w:color="auto"/>
+          <w:right w:val="single" w:sz="4" w:space="4" w:color="auto"/>
+        </w:pBdr>
+        <w:ind w:left="1080"/>
+        <w:rPr>
+          <w:lang w:val="en-US"/>
+        </w:rPr>
+      </w:pPr>
+    </w:p>
+    <w:p>
+      <w:pPr>
+        <w:pStyle w:val="ListParagraph"/>
+        <w:pBdr>
+          <w:top w:val="single" w:sz="4" w:space="1" w:color="auto"/>
+          <w:left w:val="single" w:sz="4" w:space="4" w:color="auto"/>
+          <w:bottom w:val="single" w:sz="4" w:space="1" w:color="auto"/>
+          <w:right w:val="single" w:sz="4" w:space="4" w:color="auto"/>
+        </w:pBdr>
+        <w:ind w:left="1080"/>
+        <w:rPr>
+          <w:lang w:val="en-US"/>
+        </w:rPr>
+      </w:pPr>
+      <w:r>
+        <w:rPr>
+          <w:lang w:val="en-US"/>
+        </w:rPr>
+        <w:t>for i in range(num_points - 1):</w:t>
+      </w:r>
+    </w:p>
+    <w:p>
+      <w:pPr>
+        <w:pStyle w:val="ListParagraph"/>
+        <w:pBdr>
+          <w:top w:val="single" w:sz="4" w:space="1" w:color="auto"/>
+          <w:left w:val="single" w:sz="4" w:space="4" w:color="auto"/>
+          <w:bottom w:val="single" w:sz="4" w:space="1" w:color="auto"/>
+          <w:right w:val="single" w:sz="4" w:space="4" w:color="auto"/>
+        </w:pBdr>
+        <w:ind w:left="1080"/>
+        <w:rPr>
+          <w:lang w:val="en-US"/>
+        </w:rPr>
+      </w:pPr>
+      <w:r>
+        <w:rPr>
+          <w:lang w:val="en-US"/>
+        </w:rPr>
+        <w:t xml:space="preserve">    for j in range(num_points - 1):</w:t>
+      </w:r>
+    </w:p>
+    <w:p>
+      <w:pPr>
+        <w:pStyle w:val="ListParagraph"/>
+        <w:pBdr>
+          <w:top w:val="single" w:sz="4" w:space="1" w:color="auto"/>
+          <w:left w:val="single" w:sz="4" w:space="4" w:color="auto"/>
+          <w:bottom w:val="single" w:sz="4" w:space="1" w:color="auto"/>
+          <w:right w:val="single" w:sz="4" w:space="4" w:color="auto"/>
+        </w:pBdr>
+        <w:ind w:left="1080"/>
+        <w:rPr>
+          <w:lang w:val="en-US"/>
+        </w:rPr>
+      </w:pPr>
+      <w:r>
+        <w:rPr>
+          <w:lang w:val="en-US"/>
+        </w:rPr>
+        <w:t xml:space="preserve">        v0 = i * num_points + j</w:t>
+      </w:r>
+    </w:p>
+    <w:p>
+      <w:pPr>
+        <w:pStyle w:val="ListParagraph"/>
+        <w:pBdr>
+          <w:top w:val="single" w:sz="4" w:space="1" w:color="auto"/>
+          <w:left w:val="single" w:sz="4" w:space="4" w:color="auto"/>
+          <w:bottom w:val="single" w:sz="4" w:space="1" w:color="auto"/>
+          <w:right w:val="single" w:sz="4" w:space="4" w:color="auto"/>
+        </w:pBdr>
+        <w:ind w:left="1080"/>
+        <w:rPr>
+          <w:lang w:val="en-US"/>
+        </w:rPr>
+      </w:pPr>
+      <w:r>
+        <w:rPr>
+          <w:lang w:val="en-US"/>
+        </w:rPr>
+        <w:t xml:space="preserve">        v1 = v0 + 1</w:t>
+      </w:r>
+    </w:p>
+    <w:p>
+      <w:pPr>
+        <w:pStyle w:val="ListParagraph"/>
+        <w:pBdr>
+          <w:top w:val="single" w:sz="4" w:space="1" w:color="auto"/>
+          <w:left w:val="single" w:sz="4" w:space="4" w:color="auto"/>
+          <w:bottom w:val="single" w:sz="4" w:space="1" w:color="auto"/>
+          <w:right w:val="single" w:sz="4" w:space="4" w:color="auto"/>
+        </w:pBdr>
+        <w:ind w:left="1080"/>
+        <w:rPr>
+          <w:lang w:val="en-US"/>
+        </w:rPr>
+      </w:pPr>
+      <w:r>
+        <w:rPr>
+          <w:lang w:val="en-US"/>
+        </w:rPr>
+        <w:t xml:space="preserve">        v2 = v0 + num_points</w:t>
+      </w:r>
+    </w:p>
+    <w:p>
+      <w:pPr>
+        <w:pStyle w:val="ListParagraph"/>
+        <w:pBdr>
+          <w:top w:val="single" w:sz="4" w:space="1" w:color="auto"/>
+          <w:left w:val="single" w:sz="4" w:space="4" w:color="auto"/>
+          <w:bottom w:val="single" w:sz="4" w:space="1" w:color="auto"/>
+          <w:right w:val="single" w:sz="4" w:space="4" w:color="auto"/>
+        </w:pBdr>
+        <w:ind w:left="1080"/>
+        <w:rPr>
+          <w:lang w:val="en-US"/>
+        </w:rPr>
+      </w:pPr>
+      <w:r>
+        <w:rPr>
+          <w:lang w:val="en-US"/>
+        </w:rPr>
+        <w:t xml:space="preserve">        v3 = v2 + 1</w:t>
+      </w:r>
+    </w:p>
+    <w:p>
+      <w:pPr>
+        <w:pStyle w:val="ListParagraph"/>
+        <w:pBdr>
+          <w:top w:val="single" w:sz="4" w:space="1" w:color="auto"/>
+          <w:left w:val="single" w:sz="4" w:space="4" w:color="auto"/>
+          <w:bottom w:val="single" w:sz="4" w:space="1" w:color="auto"/>
+          <w:right w:val="single" w:sz="4" w:space="4" w:color="auto"/>
+        </w:pBdr>
+        <w:ind w:left="1080"/>
+        <w:rPr>
+          <w:lang w:val="en-US"/>
+        </w:rPr>
+      </w:pPr>
+      <w:r>
+        <w:rPr>
+          <w:lang w:val="en-US"/>
+        </w:rPr>
+        <w:t xml:space="preserve">        edges.extend([(v0, v1), (v1, v3), (v3, v2), (v2, v0)])</w:t>
+      </w:r>
+    </w:p>
+    <w:p>
+      <w:pPr>
+        <w:pStyle w:val="ListParagraph"/>
+        <w:pBdr>
+          <w:top w:val="single" w:sz="4" w:space="1" w:color="auto"/>
+          <w:left w:val="single" w:sz="4" w:space="4" w:color="auto"/>
+          <w:bottom w:val="single" w:sz="4" w:space="1" w:color="auto"/>
+          <w:right w:val="single" w:sz="4" w:space="4" w:color="auto"/>
+        </w:pBdr>
+        <w:ind w:left="1080"/>
+        <w:rPr>
+          <w:lang w:val="en-US"/>
+        </w:rPr>
+      </w:pPr>
+      <w:r>
+        <w:rPr>
+          <w:lang w:val="en-US"/>
+        </w:rPr>
+        <w:t xml:space="preserve">        faces.append((v0, v1, v3, v2))</w:t>
+      </w:r>
+    </w:p>
+    <w:p>
+      <w:pPr>
+        <w:pStyle w:val="ListParagraph"/>
+        <w:pBdr>
+          <w:top w:val="single" w:sz="4" w:space="1" w:color="auto"/>
+          <w:left w:val="single" w:sz="4" w:space="4" w:color="auto"/>
+          <w:bottom w:val="single" w:sz="4" w:space="1" w:color="auto"/>
+          <w:right w:val="single" w:sz="4" w:space="4" w:color="auto"/>
+        </w:pBdr>
+        <w:ind w:left="1080"/>
+        <w:rPr>
+          <w:lang w:val="en-US"/>
+        </w:rPr>
+      </w:pPr>
+    </w:p>
+    <w:p>
+      <w:pPr>
+        <w:pStyle w:val="ListParagraph"/>
+        <w:pBdr>
+          <w:top w:val="single" w:sz="4" w:space="1" w:color="auto"/>
+          <w:left w:val="single" w:sz="4" w:space="4" w:color="auto"/>
+          <w:bottom w:val="single" w:sz="4" w:space="1" w:color="auto"/>
+          <w:right w:val="single" w:sz="4" w:space="4" w:color="auto"/>
+        </w:pBdr>
+        <w:ind w:left="1080"/>
+        <w:rPr>
+          <w:lang w:val="en-US"/>
+        </w:rPr>
+      </w:pPr>
+      <w:r>
+        <w:rPr>
+          <w:lang w:val="en-US"/>
+        </w:rPr>
+        <w:t>mesh.from_pydata(vertices, edges, faces)</w:t>
+      </w:r>
+    </w:p>
+    <w:p>
+      <w:pPr>
+        <w:pStyle w:val="ListParagraph"/>
+        <w:pBdr>
+          <w:top w:val="single" w:sz="4" w:space="1" w:color="auto"/>
+          <w:left w:val="single" w:sz="4" w:space="4" w:color="auto"/>
+          <w:bottom w:val="single" w:sz="4" w:space="1" w:color="auto"/>
+          <w:right w:val="single" w:sz="4" w:space="4" w:color="auto"/>
+        </w:pBdr>
+        <w:ind w:left="1080"/>
+        <w:rPr>
+          <w:lang w:val="en-US"/>
+        </w:rPr>
+      </w:pPr>
+      <w:r>
+        <w:rPr>
+          <w:lang w:val="en-US"/>
+        </w:rPr>
+        <w:t>mesh.update()</w:t>
+      </w:r>
+    </w:p>
+    <w:p>
+      <w:pPr>
+        <w:pStyle w:val="ListParagraph"/>
+        <w:numPr>
+          <w:ilvl w:val="0"/>
+          <w:numId w:val="2"/>
+        </w:numPr>
+        <w:rPr>
+          <w:lang w:val="en-US"/>
+        </w:rPr>
+      </w:pPr>
+      <w:r>
+        <w:rPr>
+          <w:lang w:val="en-US"/>
+        </w:rPr>
+        <w:t>&lt;Giới Hạn Giá Trị Của X&gt;</w:t>
+      </w:r>
+      <w:r>
+        <w:rPr>
+          <w:lang w:val="en-US"/>
+        </w:rPr>
+        <w:t xml:space="preserve"> và &lt;Giới Hạn Giá Trị Của Y&gt; là List bao gồm 2 giá trị cận có tác dụng giới hạn hiển thị hàm số</w:t>
+      </w:r>
+    </w:p>
+    <w:p>
+      <w:pPr>
+        <w:pStyle w:val="ListParagraph"/>
+        <w:numPr>
+          <w:ilvl w:val="0"/>
+          <w:numId w:val="2"/>
         </w:numPr>
         <w:rPr>
           <w:lang w:val="en-US"/>
@@ -3166,183 +6254,1150 @@
     <w:p>
       <w:pPr>
         <w:pStyle w:val="ListParagraph"/>
-        <w:numPr>
-          <w:ilvl w:val="0"/>
-          <w:numId w:val="4"/>
-        </w:numPr>
-        <w:rPr>
-          <w:lang w:val="en-US"/>
-        </w:rPr>
-      </w:pPr>
-      <w:r>
-        <w:rPr>
-          <w:lang w:val="en-US"/>
-        </w:rPr>
-        <w:t>“Output File Path” = “D:/foo” thì đường dẫn tới ảnh là “D:/foo.png”</w:t>
-      </w:r>
-    </w:p>
-    <w:p>
-      <w:pPr>
-        <w:pStyle w:val="ListParagraph"/>
-        <w:numPr>
-          <w:ilvl w:val="0"/>
-          <w:numId w:val="4"/>
-        </w:numPr>
-        <w:rPr>
-          <w:lang w:val="en-US"/>
-        </w:rPr>
-      </w:pPr>
-      <w:r>
-        <w:rPr>
-          <w:lang w:val="en-US"/>
-        </w:rPr>
-        <w:t>“Render Samples” xác định độ chống nhiễu, đặt thấp thôi, = 10 là được</w:t>
-      </w:r>
-    </w:p>
-    <w:p>
-      <w:pPr>
-        <w:pStyle w:val="ListParagraph"/>
-        <w:numPr>
-          <w:ilvl w:val="0"/>
-          <w:numId w:val="4"/>
-        </w:numPr>
-        <w:rPr>
-          <w:lang w:val="en-US"/>
-        </w:rPr>
-      </w:pPr>
-      <w:r>
-        <w:rPr>
-          <w:lang w:val="en-US"/>
-        </w:rPr>
-        <w:t>Bỏ Tick “Caustics” để Render nhanh hơn</w:t>
-      </w:r>
-    </w:p>
-    <w:p>
-      <w:pPr>
-        <w:pStyle w:val="ListParagraph"/>
-        <w:numPr>
-          <w:ilvl w:val="0"/>
-          <w:numId w:val="4"/>
-        </w:numPr>
-        <w:rPr>
-          <w:lang w:val="en-US"/>
-        </w:rPr>
-      </w:pPr>
-      <w:r>
-        <w:rPr>
-          <w:lang w:val="en-US"/>
-        </w:rPr>
-        <w:t>“Tiles” xác định 1 ô Render rộng bao nhiêu, đặt 512 x 512 cho nhanh</w:t>
-      </w:r>
-    </w:p>
-    <w:p>
-      <w:pPr>
-        <w:pStyle w:val="ListParagraph"/>
-        <w:numPr>
-          <w:ilvl w:val="0"/>
-          <w:numId w:val="9"/>
-        </w:numPr>
-        <w:rPr>
-          <w:lang w:val="en-US"/>
-        </w:rPr>
-      </w:pPr>
-      <w:r>
-        <w:rPr>
-          <w:lang w:val="en-US"/>
-        </w:rPr>
-        <w:t>Cách Render 1 Phần Của Khung Ảnh Và Những Phần Còn Lại Trong Suốt?</w:t>
-      </w:r>
-    </w:p>
-    <w:p>
-      <w:pPr>
-        <w:pStyle w:val="ListParagraph"/>
-        <w:numPr>
-          <w:ilvl w:val="0"/>
-          <w:numId w:val="4"/>
-        </w:numPr>
-        <w:rPr>
-          <w:lang w:val="en-US"/>
-        </w:rPr>
-      </w:pPr>
-      <w:r>
-        <w:rPr>
-          <w:lang w:val="en-US"/>
-        </w:rPr>
-        <w:t>Nhấn “0”</w:t>
-      </w:r>
-      <w:r>
-        <w:rPr>
-          <w:lang w:val="en-US"/>
-        </w:rPr>
-        <w:t xml:space="preserve"> để chuyển sang Camera</w:t>
-      </w:r>
-      <w:r>
-        <w:rPr>
-          <w:lang w:val="en-US"/>
-        </w:rPr>
-        <w:t xml:space="preserve"> + nhấn “Ctrl” + “B” + kéo thả để xác định phần cần Render + vào Tab “Render” + Tick “Border” + tiến hành Render</w:t>
-      </w:r>
-    </w:p>
-    <w:p>
-      <w:pPr>
-        <w:pStyle w:val="ListParagraph"/>
-        <w:numPr>
-          <w:ilvl w:val="0"/>
-          <w:numId w:val="4"/>
-        </w:numPr>
-        <w:rPr>
-          <w:lang w:val="en-US"/>
-        </w:rPr>
-      </w:pPr>
-      <w:r>
-        <w:rPr>
-          <w:lang w:val="en-US"/>
-        </w:rPr>
-        <w:t>Để trở lại như cũ, nhấn</w:t>
-      </w:r>
-      <w:r>
-        <w:rPr>
-          <w:lang w:val="en-US"/>
-        </w:rPr>
-        <w:t xml:space="preserve"> “0” để chuyển sang Camera + nhấn</w:t>
-      </w:r>
-      <w:r>
-        <w:rPr>
-          <w:lang w:val="en-US"/>
-        </w:rPr>
-        <w:t xml:space="preserve"> “Ctrl” + “Alt” + “B”</w:t>
-      </w:r>
-    </w:p>
-    <w:p>
-      <w:pPr>
-        <w:rPr>
-          <w:lang w:val="en-US"/>
-        </w:rPr>
-      </w:pPr>
-    </w:p>
-    <w:p>
-      <w:pPr>
-        <w:rPr>
-          <w:lang w:val="en-US"/>
-        </w:rPr>
-      </w:pPr>
-      <w:r>
-        <w:rPr>
-          <w:lang w:val="en-US"/>
-        </w:rPr>
-        <w:t>Short Cuts</w:t>
-      </w:r>
-      <w:r>
-        <w:rPr>
-          <w:lang w:val="en-US"/>
-        </w:rPr>
-        <w:t xml:space="preserve"> –</w:t>
-      </w:r>
-      <w:r>
-        <w:rPr>
-          <w:lang w:val="en-US"/>
-        </w:rPr>
-        <w:t xml:space="preserve"> Các Phím Tắt</w:t>
+        <w:pBdr>
+          <w:top w:val="single" w:sz="4" w:space="1" w:color="auto"/>
+          <w:left w:val="single" w:sz="4" w:space="4" w:color="auto"/>
+          <w:bottom w:val="single" w:sz="4" w:space="1" w:color="auto"/>
+          <w:right w:val="single" w:sz="4" w:space="4" w:color="auto"/>
+        </w:pBdr>
+        <w:ind w:left="1080"/>
+        <w:rPr>
+          <w:lang w:val="en-US"/>
+        </w:rPr>
+      </w:pPr>
+      <w:r>
+        <w:rPr>
+          <w:lang w:val="en-US"/>
+        </w:rPr>
+        <w:t>lim_x = [-5, 5]</w:t>
+      </w:r>
+    </w:p>
+    <w:p>
+      <w:pPr>
+        <w:pStyle w:val="ListParagraph"/>
+        <w:pBdr>
+          <w:top w:val="single" w:sz="4" w:space="1" w:color="auto"/>
+          <w:left w:val="single" w:sz="4" w:space="4" w:color="auto"/>
+          <w:bottom w:val="single" w:sz="4" w:space="1" w:color="auto"/>
+          <w:right w:val="single" w:sz="4" w:space="4" w:color="auto"/>
+        </w:pBdr>
+        <w:ind w:left="1080"/>
+        <w:rPr>
+          <w:lang w:val="en-US"/>
+        </w:rPr>
+      </w:pPr>
+      <w:r>
+        <w:rPr>
+          <w:lang w:val="en-US"/>
+        </w:rPr>
+        <w:t>lim_y = [-10, 10]</w:t>
+      </w:r>
+    </w:p>
+    <w:p>
+      <w:pPr>
+        <w:pStyle w:val="ListParagraph"/>
+        <w:numPr>
+          <w:ilvl w:val="0"/>
+          <w:numId w:val="2"/>
+        </w:numPr>
+        <w:rPr>
+          <w:lang w:val="en-US"/>
+        </w:rPr>
+      </w:pPr>
+      <w:r>
+        <w:rPr>
+          <w:lang w:val="en-US"/>
+        </w:rPr>
+        <w:t>&lt;Độ Phân Giải&gt; càng lớn thì đồ thị càng mượt</w:t>
+      </w:r>
+    </w:p>
+    <w:p>
+      <w:pPr>
+        <w:pStyle w:val="ListParagraph"/>
+        <w:numPr>
+          <w:ilvl w:val="0"/>
+          <w:numId w:val="2"/>
+        </w:numPr>
+        <w:rPr>
+          <w:lang w:val="en-US"/>
+        </w:rPr>
+      </w:pPr>
+      <w:r>
+        <w:rPr>
+          <w:lang w:val="en-US"/>
+        </w:rPr>
+        <w:t>&lt;Biểu Thức Hàm&gt; là hàm bạn muốn Plot</w:t>
+      </w:r>
+    </w:p>
+    <w:p>
+      <w:pPr>
+        <w:pStyle w:val="ListParagraph"/>
+        <w:numPr>
+          <w:ilvl w:val="0"/>
+          <w:numId w:val="2"/>
+        </w:numPr>
+        <w:rPr>
+          <w:lang w:val="en-US"/>
+        </w:rPr>
+      </w:pPr>
+      <w:r>
+        <w:rPr>
+          <w:lang w:val="en-US"/>
+        </w:rPr>
+        <w:t>Ví dụ hàm của bạn là z = 2x + 4y</w:t>
+      </w:r>
+      <w:r>
+        <w:rPr>
+          <w:vertAlign w:val="superscript"/>
+          <w:lang w:val="en-US"/>
+        </w:rPr>
+        <w:t>2</w:t>
+      </w:r>
+    </w:p>
+    <w:p>
+      <w:pPr>
+        <w:pStyle w:val="ListParagraph"/>
+        <w:pBdr>
+          <w:top w:val="single" w:sz="4" w:space="1" w:color="auto"/>
+          <w:left w:val="single" w:sz="4" w:space="4" w:color="auto"/>
+          <w:bottom w:val="single" w:sz="4" w:space="1" w:color="auto"/>
+          <w:right w:val="single" w:sz="4" w:space="4" w:color="auto"/>
+        </w:pBdr>
+        <w:ind w:left="1080"/>
+        <w:rPr>
+          <w:lang w:val="en-US"/>
+        </w:rPr>
+      </w:pPr>
+      <w:r>
+        <w:rPr>
+          <w:lang w:val="en-US"/>
+        </w:rPr>
+        <w:t xml:space="preserve">z = 2 * x + 4 * y ** 2 </w:t>
+      </w:r>
+    </w:p>
+    <w:p>
+      <w:pPr>
+        <w:pStyle w:val="ListParagraph"/>
+        <w:numPr>
+          <w:ilvl w:val="0"/>
+          <w:numId w:val="1"/>
+        </w:numPr>
+        <w:rPr>
+          <w:lang w:val="en-US"/>
+        </w:rPr>
+      </w:pPr>
+      <w:r>
+        <w:rPr>
+          <w:lang w:val="en-US"/>
+        </w:rPr>
+        <w:t xml:space="preserve">Plot </w:t>
+      </w:r>
+      <w:r>
+        <w:rPr>
+          <w:lang w:val="en-US"/>
+        </w:rPr>
+        <w:t>Đường Cong?</w:t>
+      </w:r>
+    </w:p>
+    <w:p>
+      <w:pPr>
+        <w:pStyle w:val="ListParagraph"/>
+        <w:numPr>
+          <w:ilvl w:val="0"/>
+          <w:numId w:val="2"/>
+        </w:numPr>
+        <w:rPr>
+          <w:lang w:val="en-US"/>
+        </w:rPr>
+      </w:pPr>
+      <w:r>
+        <w:rPr>
+          <w:lang w:val="en-US"/>
+        </w:rPr>
+        <w:t xml:space="preserve">Đoạn Code này sẽ xóa tất cả </w:t>
+      </w:r>
+      <w:r>
+        <w:rPr>
+          <w:lang w:val="en-US"/>
+        </w:rPr>
+        <w:t>Object</w:t>
+      </w:r>
+      <w:r>
+        <w:rPr>
+          <w:lang w:val="en-US"/>
+        </w:rPr>
+        <w:t xml:space="preserve"> hiện tại sau đó tạo đường cong có dạng </w:t>
+      </w:r>
+    </w:p>
+    <w:p>
+      <w:pPr>
+        <w:pStyle w:val="ListParagraph"/>
+        <w:ind w:left="1080"/>
+        <w:rPr>
+          <w:lang w:val="en-US"/>
+        </w:rPr>
+      </w:pPr>
+      <w:r>
+        <w:rPr>
+          <w:lang w:val="en-US"/>
+        </w:rPr>
+        <w:t>z = f(x, y), trong đó y = g(x)</w:t>
+      </w:r>
+    </w:p>
+    <w:p>
+      <w:pPr>
+        <w:pStyle w:val="ListParagraph"/>
+        <w:pBdr>
+          <w:top w:val="single" w:sz="4" w:space="1" w:color="auto"/>
+          <w:left w:val="single" w:sz="4" w:space="4" w:color="auto"/>
+          <w:bottom w:val="single" w:sz="4" w:space="1" w:color="auto"/>
+          <w:right w:val="single" w:sz="4" w:space="4" w:color="auto"/>
+        </w:pBdr>
+        <w:ind w:left="1080"/>
+        <w:rPr>
+          <w:lang w:val="en-US"/>
+        </w:rPr>
+      </w:pPr>
+      <w:r>
+        <w:rPr>
+          <w:lang w:val="en-US"/>
+        </w:rPr>
+        <w:t>import bpy</w:t>
+      </w:r>
+    </w:p>
+    <w:p>
+      <w:pPr>
+        <w:pStyle w:val="ListParagraph"/>
+        <w:pBdr>
+          <w:top w:val="single" w:sz="4" w:space="1" w:color="auto"/>
+          <w:left w:val="single" w:sz="4" w:space="4" w:color="auto"/>
+          <w:bottom w:val="single" w:sz="4" w:space="1" w:color="auto"/>
+          <w:right w:val="single" w:sz="4" w:space="4" w:color="auto"/>
+        </w:pBdr>
+        <w:ind w:left="1080"/>
+        <w:rPr>
+          <w:lang w:val="en-US"/>
+        </w:rPr>
+      </w:pPr>
+      <w:r>
+        <w:rPr>
+          <w:lang w:val="en-US"/>
+        </w:rPr>
+        <w:t>import numpy as np</w:t>
+      </w:r>
+    </w:p>
+    <w:p>
+      <w:pPr>
+        <w:pStyle w:val="ListParagraph"/>
+        <w:pBdr>
+          <w:top w:val="single" w:sz="4" w:space="1" w:color="auto"/>
+          <w:left w:val="single" w:sz="4" w:space="4" w:color="auto"/>
+          <w:bottom w:val="single" w:sz="4" w:space="1" w:color="auto"/>
+          <w:right w:val="single" w:sz="4" w:space="4" w:color="auto"/>
+        </w:pBdr>
+        <w:ind w:left="1080"/>
+        <w:rPr>
+          <w:lang w:val="en-US"/>
+        </w:rPr>
+      </w:pPr>
+      <w:r>
+        <w:rPr>
+          <w:lang w:val="en-US"/>
+        </w:rPr>
+        <w:t>from math import pow</w:t>
+      </w:r>
+    </w:p>
+    <w:p>
+      <w:pPr>
+        <w:pStyle w:val="ListParagraph"/>
+        <w:pBdr>
+          <w:top w:val="single" w:sz="4" w:space="1" w:color="auto"/>
+          <w:left w:val="single" w:sz="4" w:space="4" w:color="auto"/>
+          <w:bottom w:val="single" w:sz="4" w:space="1" w:color="auto"/>
+          <w:right w:val="single" w:sz="4" w:space="4" w:color="auto"/>
+        </w:pBdr>
+        <w:ind w:left="1080"/>
+        <w:rPr>
+          <w:lang w:val="en-US"/>
+        </w:rPr>
+      </w:pPr>
+    </w:p>
+    <w:p>
+      <w:pPr>
+        <w:pStyle w:val="ListParagraph"/>
+        <w:pBdr>
+          <w:top w:val="single" w:sz="4" w:space="1" w:color="auto"/>
+          <w:left w:val="single" w:sz="4" w:space="4" w:color="auto"/>
+          <w:bottom w:val="single" w:sz="4" w:space="1" w:color="auto"/>
+          <w:right w:val="single" w:sz="4" w:space="4" w:color="auto"/>
+        </w:pBdr>
+        <w:ind w:left="1080"/>
+        <w:rPr>
+          <w:lang w:val="en-US"/>
+        </w:rPr>
+      </w:pPr>
+      <w:r>
+        <w:rPr>
+          <w:lang w:val="en-US"/>
+        </w:rPr>
+        <w:t>def create_curve():</w:t>
+      </w:r>
+    </w:p>
+    <w:p>
+      <w:pPr>
+        <w:pStyle w:val="ListParagraph"/>
+        <w:pBdr>
+          <w:top w:val="single" w:sz="4" w:space="1" w:color="auto"/>
+          <w:left w:val="single" w:sz="4" w:space="4" w:color="auto"/>
+          <w:bottom w:val="single" w:sz="4" w:space="1" w:color="auto"/>
+          <w:right w:val="single" w:sz="4" w:space="4" w:color="auto"/>
+        </w:pBdr>
+        <w:ind w:left="1080"/>
+        <w:rPr>
+          <w:lang w:val="en-US"/>
+        </w:rPr>
+      </w:pPr>
+      <w:r>
+        <w:rPr>
+          <w:lang w:val="en-US"/>
+        </w:rPr>
+        <w:t xml:space="preserve">    curve_data = bpy.data.curves.new(name='My Curve', type='CURVE')</w:t>
+      </w:r>
+    </w:p>
+    <w:p>
+      <w:pPr>
+        <w:pStyle w:val="ListParagraph"/>
+        <w:pBdr>
+          <w:top w:val="single" w:sz="4" w:space="1" w:color="auto"/>
+          <w:left w:val="single" w:sz="4" w:space="4" w:color="auto"/>
+          <w:bottom w:val="single" w:sz="4" w:space="1" w:color="auto"/>
+          <w:right w:val="single" w:sz="4" w:space="4" w:color="auto"/>
+        </w:pBdr>
+        <w:ind w:left="1080"/>
+        <w:rPr>
+          <w:lang w:val="en-US"/>
+        </w:rPr>
+      </w:pPr>
+      <w:r>
+        <w:rPr>
+          <w:lang w:val="en-US"/>
+        </w:rPr>
+        <w:t xml:space="preserve">    curve_data.dimensions = '3D'</w:t>
+      </w:r>
+    </w:p>
+    <w:p>
+      <w:pPr>
+        <w:pStyle w:val="ListParagraph"/>
+        <w:pBdr>
+          <w:top w:val="single" w:sz="4" w:space="1" w:color="auto"/>
+          <w:left w:val="single" w:sz="4" w:space="4" w:color="auto"/>
+          <w:bottom w:val="single" w:sz="4" w:space="1" w:color="auto"/>
+          <w:right w:val="single" w:sz="4" w:space="4" w:color="auto"/>
+        </w:pBdr>
+        <w:ind w:left="1080"/>
+        <w:rPr>
+          <w:lang w:val="en-US"/>
+        </w:rPr>
+      </w:pPr>
+      <w:r>
+        <w:rPr>
+          <w:lang w:val="en-US"/>
+        </w:rPr>
+        <w:t xml:space="preserve">    </w:t>
+      </w:r>
+      <w:r>
+        <w:rPr>
+          <w:lang w:val="en-US"/>
+        </w:rPr>
+        <w:t>spline = curve_data.splines.new(type='POLY')</w:t>
+      </w:r>
+    </w:p>
+    <w:p>
+      <w:pPr>
+        <w:pStyle w:val="ListParagraph"/>
+        <w:pBdr>
+          <w:top w:val="single" w:sz="4" w:space="1" w:color="auto"/>
+          <w:left w:val="single" w:sz="4" w:space="4" w:color="auto"/>
+          <w:bottom w:val="single" w:sz="4" w:space="1" w:color="auto"/>
+          <w:right w:val="single" w:sz="4" w:space="4" w:color="auto"/>
+        </w:pBdr>
+        <w:ind w:left="1080"/>
+        <w:rPr>
+          <w:lang w:val="en-US"/>
+        </w:rPr>
+      </w:pPr>
+    </w:p>
+    <w:p>
+      <w:pPr>
+        <w:pStyle w:val="ListParagraph"/>
+        <w:pBdr>
+          <w:top w:val="single" w:sz="4" w:space="1" w:color="auto"/>
+          <w:left w:val="single" w:sz="4" w:space="4" w:color="auto"/>
+          <w:bottom w:val="single" w:sz="4" w:space="1" w:color="auto"/>
+          <w:right w:val="single" w:sz="4" w:space="4" w:color="auto"/>
+        </w:pBdr>
+        <w:ind w:left="1080"/>
+        <w:rPr>
+          <w:lang w:val="en-US"/>
+        </w:rPr>
+      </w:pPr>
+      <w:r>
+        <w:rPr>
+          <w:lang w:val="en-US"/>
+        </w:rPr>
+        <w:lastRenderedPageBreak/>
+        <w:t xml:space="preserve">    x_values = </w:t>
+      </w:r>
+      <w:r>
+        <w:rPr>
+          <w:lang w:val="en-US"/>
+        </w:rPr>
+        <w:t>np.linspace(</w:t>
+      </w:r>
+      <w:r>
+        <w:rPr>
+          <w:lang w:val="en-US"/>
+        </w:rPr>
+        <w:t>&lt;Cận Trái&gt;, &lt;Cận Phải&gt;</w:t>
+      </w:r>
+      <w:r>
+        <w:rPr>
+          <w:lang w:val="en-US"/>
+        </w:rPr>
+        <w:t>,</w:t>
+      </w:r>
+      <w:r>
+        <w:rPr>
+          <w:lang w:val="en-US"/>
+        </w:rPr>
+        <w:t xml:space="preserve"> &lt;Độ Phân Giải&gt;</w:t>
+      </w:r>
+      <w:r>
+        <w:rPr>
+          <w:lang w:val="en-US"/>
+        </w:rPr>
+        <w:t>)</w:t>
+      </w:r>
+      <w:r>
+        <w:rPr>
+          <w:lang w:val="en-US"/>
+        </w:rPr>
+        <w:t>.tolist()</w:t>
+      </w:r>
+    </w:p>
+    <w:p>
+      <w:pPr>
+        <w:pStyle w:val="ListParagraph"/>
+        <w:pBdr>
+          <w:top w:val="single" w:sz="4" w:space="1" w:color="auto"/>
+          <w:left w:val="single" w:sz="4" w:space="4" w:color="auto"/>
+          <w:bottom w:val="single" w:sz="4" w:space="1" w:color="auto"/>
+          <w:right w:val="single" w:sz="4" w:space="4" w:color="auto"/>
+        </w:pBdr>
+        <w:ind w:left="1080"/>
+        <w:rPr>
+          <w:lang w:val="en-US"/>
+        </w:rPr>
+      </w:pPr>
+      <w:r>
+        <w:rPr>
+          <w:lang w:val="en-US"/>
+        </w:rPr>
+        <w:t xml:space="preserve">    y_values = [</w:t>
+      </w:r>
+      <w:r>
+        <w:rPr>
+          <w:lang w:val="en-US"/>
+        </w:rPr>
+        <w:t xml:space="preserve">&lt;Biểu Thức Y Theo X&gt; </w:t>
+      </w:r>
+      <w:r>
+        <w:rPr>
+          <w:lang w:val="en-US"/>
+        </w:rPr>
+        <w:t>for x</w:t>
+      </w:r>
+      <w:r>
+        <w:rPr>
+          <w:lang w:val="en-US"/>
+        </w:rPr>
+        <w:t xml:space="preserve"> in x_values]</w:t>
+      </w:r>
+    </w:p>
+    <w:p>
+      <w:pPr>
+        <w:pStyle w:val="ListParagraph"/>
+        <w:pBdr>
+          <w:top w:val="single" w:sz="4" w:space="1" w:color="auto"/>
+          <w:left w:val="single" w:sz="4" w:space="4" w:color="auto"/>
+          <w:bottom w:val="single" w:sz="4" w:space="1" w:color="auto"/>
+          <w:right w:val="single" w:sz="4" w:space="4" w:color="auto"/>
+        </w:pBdr>
+        <w:ind w:left="1080"/>
+        <w:rPr>
+          <w:lang w:val="en-US"/>
+        </w:rPr>
+      </w:pPr>
+      <w:r>
+        <w:rPr>
+          <w:lang w:val="en-US"/>
+        </w:rPr>
+        <w:t xml:space="preserve">    z_values = [</w:t>
+      </w:r>
+      <w:r>
+        <w:rPr>
+          <w:lang w:val="en-US"/>
+        </w:rPr>
+        <w:t xml:space="preserve">&lt;Biểu Thức Đường Cong&gt; </w:t>
+      </w:r>
+      <w:r>
+        <w:rPr>
+          <w:lang w:val="en-US"/>
+        </w:rPr>
+        <w:t>for x,</w:t>
+      </w:r>
+      <w:r>
+        <w:rPr>
+          <w:lang w:val="en-US"/>
+        </w:rPr>
+        <w:t xml:space="preserve"> y in zip(x_values, y_values)]</w:t>
+      </w:r>
+    </w:p>
+    <w:p>
+      <w:pPr>
+        <w:pStyle w:val="ListParagraph"/>
+        <w:pBdr>
+          <w:top w:val="single" w:sz="4" w:space="1" w:color="auto"/>
+          <w:left w:val="single" w:sz="4" w:space="4" w:color="auto"/>
+          <w:bottom w:val="single" w:sz="4" w:space="1" w:color="auto"/>
+          <w:right w:val="single" w:sz="4" w:space="4" w:color="auto"/>
+        </w:pBdr>
+        <w:ind w:left="1080"/>
+        <w:rPr>
+          <w:lang w:val="en-US"/>
+        </w:rPr>
+      </w:pPr>
+    </w:p>
+    <w:p>
+      <w:pPr>
+        <w:pStyle w:val="ListParagraph"/>
+        <w:pBdr>
+          <w:top w:val="single" w:sz="4" w:space="1" w:color="auto"/>
+          <w:left w:val="single" w:sz="4" w:space="4" w:color="auto"/>
+          <w:bottom w:val="single" w:sz="4" w:space="1" w:color="auto"/>
+          <w:right w:val="single" w:sz="4" w:space="4" w:color="auto"/>
+        </w:pBdr>
+        <w:ind w:left="1080"/>
+        <w:rPr>
+          <w:lang w:val="en-US"/>
+        </w:rPr>
+      </w:pPr>
+      <w:r>
+        <w:rPr>
+          <w:lang w:val="en-US"/>
+        </w:rPr>
+        <w:t xml:space="preserve">    spline.points.add(len(x_values) - 1)</w:t>
+      </w:r>
+    </w:p>
+    <w:p>
+      <w:pPr>
+        <w:pStyle w:val="ListParagraph"/>
+        <w:pBdr>
+          <w:top w:val="single" w:sz="4" w:space="1" w:color="auto"/>
+          <w:left w:val="single" w:sz="4" w:space="4" w:color="auto"/>
+          <w:bottom w:val="single" w:sz="4" w:space="1" w:color="auto"/>
+          <w:right w:val="single" w:sz="4" w:space="4" w:color="auto"/>
+        </w:pBdr>
+        <w:ind w:left="1080"/>
+        <w:rPr>
+          <w:lang w:val="en-US"/>
+        </w:rPr>
+      </w:pPr>
+      <w:r>
+        <w:rPr>
+          <w:lang w:val="en-US"/>
+        </w:rPr>
+        <w:t xml:space="preserve">    for i, (x, y, z) in enumerate(zip(x_values, y_values, z_values)):</w:t>
+      </w:r>
+    </w:p>
+    <w:p>
+      <w:pPr>
+        <w:pStyle w:val="ListParagraph"/>
+        <w:pBdr>
+          <w:top w:val="single" w:sz="4" w:space="1" w:color="auto"/>
+          <w:left w:val="single" w:sz="4" w:space="4" w:color="auto"/>
+          <w:bottom w:val="single" w:sz="4" w:space="1" w:color="auto"/>
+          <w:right w:val="single" w:sz="4" w:space="4" w:color="auto"/>
+        </w:pBdr>
+        <w:ind w:left="1080"/>
+        <w:rPr>
+          <w:lang w:val="en-US"/>
+        </w:rPr>
+      </w:pPr>
+      <w:r>
+        <w:rPr>
+          <w:lang w:val="en-US"/>
+        </w:rPr>
+        <w:t xml:space="preserve">        spline.points[i].co = (x, y, z, 1)</w:t>
+      </w:r>
+    </w:p>
+    <w:p>
+      <w:pPr>
+        <w:pStyle w:val="ListParagraph"/>
+        <w:pBdr>
+          <w:top w:val="single" w:sz="4" w:space="1" w:color="auto"/>
+          <w:left w:val="single" w:sz="4" w:space="4" w:color="auto"/>
+          <w:bottom w:val="single" w:sz="4" w:space="1" w:color="auto"/>
+          <w:right w:val="single" w:sz="4" w:space="4" w:color="auto"/>
+        </w:pBdr>
+        <w:ind w:left="1080"/>
+        <w:rPr>
+          <w:lang w:val="en-US"/>
+        </w:rPr>
+      </w:pPr>
+    </w:p>
+    <w:p>
+      <w:pPr>
+        <w:pStyle w:val="ListParagraph"/>
+        <w:pBdr>
+          <w:top w:val="single" w:sz="4" w:space="1" w:color="auto"/>
+          <w:left w:val="single" w:sz="4" w:space="4" w:color="auto"/>
+          <w:bottom w:val="single" w:sz="4" w:space="1" w:color="auto"/>
+          <w:right w:val="single" w:sz="4" w:space="4" w:color="auto"/>
+        </w:pBdr>
+        <w:ind w:left="1080"/>
+        <w:rPr>
+          <w:lang w:val="en-US"/>
+        </w:rPr>
+      </w:pPr>
+      <w:r>
+        <w:rPr>
+          <w:lang w:val="en-US"/>
+        </w:rPr>
+        <w:t xml:space="preserve">    obj = bpy.data.objects.new('My Object', curve_data)</w:t>
+      </w:r>
+    </w:p>
+    <w:p>
+      <w:pPr>
+        <w:pStyle w:val="ListParagraph"/>
+        <w:pBdr>
+          <w:top w:val="single" w:sz="4" w:space="1" w:color="auto"/>
+          <w:left w:val="single" w:sz="4" w:space="4" w:color="auto"/>
+          <w:bottom w:val="single" w:sz="4" w:space="1" w:color="auto"/>
+          <w:right w:val="single" w:sz="4" w:space="4" w:color="auto"/>
+        </w:pBdr>
+        <w:ind w:left="1080"/>
+        <w:rPr>
+          <w:lang w:val="en-US"/>
+        </w:rPr>
+      </w:pPr>
+      <w:r>
+        <w:rPr>
+          <w:lang w:val="en-US"/>
+        </w:rPr>
+        <w:t xml:space="preserve">    scene = bpy.context.scene</w:t>
+      </w:r>
+    </w:p>
+    <w:p>
+      <w:pPr>
+        <w:pStyle w:val="ListParagraph"/>
+        <w:pBdr>
+          <w:top w:val="single" w:sz="4" w:space="1" w:color="auto"/>
+          <w:left w:val="single" w:sz="4" w:space="4" w:color="auto"/>
+          <w:bottom w:val="single" w:sz="4" w:space="1" w:color="auto"/>
+          <w:right w:val="single" w:sz="4" w:space="4" w:color="auto"/>
+        </w:pBdr>
+        <w:ind w:left="1080"/>
+        <w:rPr>
+          <w:lang w:val="en-US"/>
+        </w:rPr>
+      </w:pPr>
+      <w:r>
+        <w:rPr>
+          <w:lang w:val="en-US"/>
+        </w:rPr>
+        <w:t xml:space="preserve">    scene.objects.link(obj)</w:t>
+      </w:r>
+    </w:p>
+    <w:p>
+      <w:pPr>
+        <w:pStyle w:val="ListParagraph"/>
+        <w:pBdr>
+          <w:top w:val="single" w:sz="4" w:space="1" w:color="auto"/>
+          <w:left w:val="single" w:sz="4" w:space="4" w:color="auto"/>
+          <w:bottom w:val="single" w:sz="4" w:space="1" w:color="auto"/>
+          <w:right w:val="single" w:sz="4" w:space="4" w:color="auto"/>
+        </w:pBdr>
+        <w:ind w:left="1080"/>
+        <w:rPr>
+          <w:lang w:val="en-US"/>
+        </w:rPr>
+      </w:pPr>
+      <w:r>
+        <w:rPr>
+          <w:lang w:val="en-US"/>
+        </w:rPr>
+        <w:t xml:space="preserve">    obj.select = True</w:t>
+      </w:r>
+    </w:p>
+    <w:p>
+      <w:pPr>
+        <w:pStyle w:val="ListParagraph"/>
+        <w:pBdr>
+          <w:top w:val="single" w:sz="4" w:space="1" w:color="auto"/>
+          <w:left w:val="single" w:sz="4" w:space="4" w:color="auto"/>
+          <w:bottom w:val="single" w:sz="4" w:space="1" w:color="auto"/>
+          <w:right w:val="single" w:sz="4" w:space="4" w:color="auto"/>
+        </w:pBdr>
+        <w:ind w:left="1080"/>
+        <w:rPr>
+          <w:lang w:val="en-US"/>
+        </w:rPr>
+      </w:pPr>
+      <w:r>
+        <w:rPr>
+          <w:lang w:val="en-US"/>
+        </w:rPr>
+        <w:t xml:space="preserve">    scene.objects.active = obj</w:t>
+      </w:r>
+    </w:p>
+    <w:p>
+      <w:pPr>
+        <w:pStyle w:val="ListParagraph"/>
+        <w:pBdr>
+          <w:top w:val="single" w:sz="4" w:space="1" w:color="auto"/>
+          <w:left w:val="single" w:sz="4" w:space="4" w:color="auto"/>
+          <w:bottom w:val="single" w:sz="4" w:space="1" w:color="auto"/>
+          <w:right w:val="single" w:sz="4" w:space="4" w:color="auto"/>
+        </w:pBdr>
+        <w:ind w:left="1080"/>
+        <w:rPr>
+          <w:lang w:val="en-US"/>
+        </w:rPr>
+      </w:pPr>
+    </w:p>
+    <w:p>
+      <w:pPr>
+        <w:pStyle w:val="ListParagraph"/>
+        <w:pBdr>
+          <w:top w:val="single" w:sz="4" w:space="1" w:color="auto"/>
+          <w:left w:val="single" w:sz="4" w:space="4" w:color="auto"/>
+          <w:bottom w:val="single" w:sz="4" w:space="1" w:color="auto"/>
+          <w:right w:val="single" w:sz="4" w:space="4" w:color="auto"/>
+        </w:pBdr>
+        <w:ind w:left="1080"/>
+        <w:rPr>
+          <w:lang w:val="en-US"/>
+        </w:rPr>
+      </w:pPr>
+      <w:r>
+        <w:rPr>
+          <w:lang w:val="en-US"/>
+        </w:rPr>
+        <w:t>bpy.ops.object.select_all(action='DESELECT')</w:t>
+      </w:r>
+    </w:p>
+    <w:p>
+      <w:pPr>
+        <w:pStyle w:val="ListParagraph"/>
+        <w:pBdr>
+          <w:top w:val="single" w:sz="4" w:space="1" w:color="auto"/>
+          <w:left w:val="single" w:sz="4" w:space="4" w:color="auto"/>
+          <w:bottom w:val="single" w:sz="4" w:space="1" w:color="auto"/>
+          <w:right w:val="single" w:sz="4" w:space="4" w:color="auto"/>
+        </w:pBdr>
+        <w:ind w:left="1080"/>
+        <w:rPr>
+          <w:lang w:val="en-US"/>
+        </w:rPr>
+      </w:pPr>
+      <w:r>
+        <w:rPr>
+          <w:lang w:val="en-US"/>
+        </w:rPr>
+        <w:t>bpy.ops.object.select_by_type(type='CURVE')</w:t>
+      </w:r>
+    </w:p>
+    <w:p>
+      <w:pPr>
+        <w:pStyle w:val="ListParagraph"/>
+        <w:pBdr>
+          <w:top w:val="single" w:sz="4" w:space="1" w:color="auto"/>
+          <w:left w:val="single" w:sz="4" w:space="4" w:color="auto"/>
+          <w:bottom w:val="single" w:sz="4" w:space="1" w:color="auto"/>
+          <w:right w:val="single" w:sz="4" w:space="4" w:color="auto"/>
+        </w:pBdr>
+        <w:ind w:left="1080"/>
+        <w:rPr>
+          <w:lang w:val="en-US"/>
+        </w:rPr>
+      </w:pPr>
+      <w:r>
+        <w:rPr>
+          <w:lang w:val="en-US"/>
+        </w:rPr>
+        <w:t>bpy.ops.object.delete()</w:t>
+      </w:r>
+    </w:p>
+    <w:p>
+      <w:pPr>
+        <w:pStyle w:val="ListParagraph"/>
+        <w:pBdr>
+          <w:top w:val="single" w:sz="4" w:space="1" w:color="auto"/>
+          <w:left w:val="single" w:sz="4" w:space="4" w:color="auto"/>
+          <w:bottom w:val="single" w:sz="4" w:space="1" w:color="auto"/>
+          <w:right w:val="single" w:sz="4" w:space="4" w:color="auto"/>
+        </w:pBdr>
+        <w:ind w:left="1080"/>
+        <w:rPr>
+          <w:lang w:val="en-US"/>
+        </w:rPr>
+      </w:pPr>
+    </w:p>
+    <w:p>
+      <w:pPr>
+        <w:pStyle w:val="ListParagraph"/>
+        <w:pBdr>
+          <w:top w:val="single" w:sz="4" w:space="1" w:color="auto"/>
+          <w:left w:val="single" w:sz="4" w:space="4" w:color="auto"/>
+          <w:bottom w:val="single" w:sz="4" w:space="1" w:color="auto"/>
+          <w:right w:val="single" w:sz="4" w:space="4" w:color="auto"/>
+        </w:pBdr>
+        <w:ind w:left="1080"/>
+        <w:rPr>
+          <w:lang w:val="en-US"/>
+        </w:rPr>
+      </w:pPr>
+      <w:r>
+        <w:rPr>
+          <w:lang w:val="en-US"/>
+        </w:rPr>
+        <w:t>create_curve()</w:t>
+      </w:r>
+    </w:p>
+    <w:p>
+      <w:pPr>
+        <w:pStyle w:val="ListParagraph"/>
+        <w:numPr>
+          <w:ilvl w:val="0"/>
+          <w:numId w:val="2"/>
+        </w:numPr>
+        <w:rPr>
+          <w:lang w:val="en-US"/>
+        </w:rPr>
+      </w:pPr>
+      <w:r>
+        <w:rPr>
+          <w:lang w:val="en-US"/>
+        </w:rPr>
+        <w:t>&lt;Cận Trái&gt; và &lt;Cận Phải&gt; là giới hạn  hiển thị đường cong theo x</w:t>
+      </w:r>
+    </w:p>
+    <w:p>
+      <w:pPr>
+        <w:pStyle w:val="ListParagraph"/>
+        <w:numPr>
+          <w:ilvl w:val="0"/>
+          <w:numId w:val="2"/>
+        </w:numPr>
+        <w:rPr>
+          <w:lang w:val="en-US"/>
+        </w:rPr>
+      </w:pPr>
+      <w:r>
+        <w:rPr>
+          <w:lang w:val="en-US"/>
+        </w:rPr>
+        <w:t>&lt;Độ Phân Giải&gt; càng cao thì đường cong càng mượt</w:t>
+      </w:r>
+    </w:p>
+    <w:p>
+      <w:pPr>
+        <w:pStyle w:val="ListParagraph"/>
+        <w:numPr>
+          <w:ilvl w:val="0"/>
+          <w:numId w:val="2"/>
+        </w:numPr>
+        <w:rPr>
+          <w:lang w:val="en-US"/>
+        </w:rPr>
+      </w:pPr>
+      <w:r>
+        <w:rPr>
+          <w:lang w:val="en-US"/>
+        </w:rPr>
+        <w:t>&lt;Biểu Thức Đường Cong&gt; là f(x, y)</w:t>
+      </w:r>
+    </w:p>
+    <w:p>
+      <w:pPr>
+        <w:pStyle w:val="ListParagraph"/>
+        <w:numPr>
+          <w:ilvl w:val="0"/>
+          <w:numId w:val="2"/>
+        </w:numPr>
+        <w:rPr>
+          <w:lang w:val="en-US"/>
+        </w:rPr>
+      </w:pPr>
+      <w:r>
+        <w:rPr>
+          <w:lang w:val="en-US"/>
+        </w:rPr>
+        <w:t>Ví dụ z = f(x, y) = 2x + 4y</w:t>
+      </w:r>
+      <w:r>
+        <w:rPr>
+          <w:vertAlign w:val="superscript"/>
+          <w:lang w:val="en-US"/>
+        </w:rPr>
+        <w:t>2</w:t>
+      </w:r>
+    </w:p>
+    <w:p>
+      <w:pPr>
+        <w:pStyle w:val="ListParagraph"/>
+        <w:pBdr>
+          <w:top w:val="single" w:sz="4" w:space="1" w:color="auto"/>
+          <w:left w:val="single" w:sz="4" w:space="4" w:color="auto"/>
+          <w:bottom w:val="single" w:sz="4" w:space="1" w:color="auto"/>
+          <w:right w:val="single" w:sz="4" w:space="4" w:color="auto"/>
+        </w:pBdr>
+        <w:ind w:left="1080"/>
+        <w:rPr>
+          <w:lang w:val="en-US"/>
+        </w:rPr>
+      </w:pPr>
+      <w:r>
+        <w:rPr>
+          <w:lang w:val="en-US"/>
+        </w:rPr>
+        <w:t>2 * x + 4 * y ** 2</w:t>
+      </w:r>
+    </w:p>
+    <w:p>
+      <w:pPr>
+        <w:pStyle w:val="ListParagraph"/>
+        <w:numPr>
+          <w:ilvl w:val="0"/>
+          <w:numId w:val="2"/>
+        </w:numPr>
+        <w:rPr>
+          <w:lang w:val="en-US"/>
+        </w:rPr>
+      </w:pPr>
+      <w:r>
+        <w:rPr>
+          <w:lang w:val="en-US"/>
+        </w:rPr>
+        <w:t>&lt;Biểu Thức Y Theo X&gt; là g(x)</w:t>
+      </w:r>
+    </w:p>
+    <w:p>
+      <w:pPr>
+        <w:pStyle w:val="ListParagraph"/>
+        <w:numPr>
+          <w:ilvl w:val="0"/>
+          <w:numId w:val="2"/>
+        </w:numPr>
+        <w:rPr>
+          <w:lang w:val="en-US"/>
+        </w:rPr>
+      </w:pPr>
+      <w:r>
+        <w:rPr>
+          <w:lang w:val="en-US"/>
+        </w:rPr>
+        <w:t>Ví dụ y = g(x) = 5x</w:t>
+      </w:r>
+    </w:p>
+    <w:p>
+      <w:pPr>
+        <w:pStyle w:val="ListParagraph"/>
+        <w:pBdr>
+          <w:top w:val="single" w:sz="4" w:space="1" w:color="auto"/>
+          <w:left w:val="single" w:sz="4" w:space="4" w:color="auto"/>
+          <w:bottom w:val="single" w:sz="4" w:space="1" w:color="auto"/>
+          <w:right w:val="single" w:sz="4" w:space="4" w:color="auto"/>
+        </w:pBdr>
+        <w:ind w:left="1080"/>
+        <w:rPr>
+          <w:lang w:val="en-US"/>
+        </w:rPr>
+      </w:pPr>
+      <w:r>
+        <w:rPr>
+          <w:lang w:val="en-US"/>
+        </w:rPr>
+        <w:t>5 * x</w:t>
+      </w:r>
+    </w:p>
+    <w:p>
+      <w:pPr>
+        <w:pStyle w:val="ListParagraph"/>
+        <w:numPr>
+          <w:ilvl w:val="0"/>
+          <w:numId w:val="1"/>
+        </w:numPr>
+        <w:rPr>
+          <w:lang w:val="en-US"/>
+        </w:rPr>
+      </w:pPr>
+      <w:r>
+        <w:rPr>
+          <w:lang w:val="en-US"/>
+        </w:rPr>
+        <w:t>Render Từng Khoảng Frame Rời Rạc?</w:t>
+      </w:r>
+    </w:p>
+    <w:p>
+      <w:pPr>
+        <w:pStyle w:val="ListParagraph"/>
+        <w:pBdr>
+          <w:top w:val="single" w:sz="4" w:space="1" w:color="auto"/>
+          <w:left w:val="single" w:sz="4" w:space="4" w:color="auto"/>
+          <w:bottom w:val="single" w:sz="4" w:space="1" w:color="auto"/>
+          <w:right w:val="single" w:sz="4" w:space="4" w:color="auto"/>
+        </w:pBdr>
+        <w:ind w:left="1080"/>
+        <w:rPr>
+          <w:lang w:val="en-US"/>
+        </w:rPr>
+      </w:pPr>
+      <w:r>
+        <w:rPr>
+          <w:lang w:val="en-US"/>
+        </w:rPr>
+        <w:t>import bpy</w:t>
+      </w:r>
+    </w:p>
+    <w:p>
+      <w:pPr>
+        <w:pStyle w:val="ListParagraph"/>
+        <w:pBdr>
+          <w:top w:val="single" w:sz="4" w:space="1" w:color="auto"/>
+          <w:left w:val="single" w:sz="4" w:space="4" w:color="auto"/>
+          <w:bottom w:val="single" w:sz="4" w:space="1" w:color="auto"/>
+          <w:right w:val="single" w:sz="4" w:space="4" w:color="auto"/>
+        </w:pBdr>
+        <w:ind w:left="1080"/>
+        <w:rPr>
+          <w:lang w:val="en-US"/>
+        </w:rPr>
+      </w:pPr>
+    </w:p>
+    <w:p>
+      <w:pPr>
+        <w:pStyle w:val="ListParagraph"/>
+        <w:pBdr>
+          <w:top w:val="single" w:sz="4" w:space="1" w:color="auto"/>
+          <w:left w:val="single" w:sz="4" w:space="4" w:color="auto"/>
+          <w:bottom w:val="single" w:sz="4" w:space="1" w:color="auto"/>
+          <w:right w:val="single" w:sz="4" w:space="4" w:color="auto"/>
+        </w:pBdr>
+        <w:ind w:left="1080"/>
+        <w:rPr>
+          <w:lang w:val="en-US"/>
+        </w:rPr>
+      </w:pPr>
+      <w:r>
+        <w:rPr>
+          <w:lang w:val="en-US"/>
+        </w:rPr>
+        <w:t>FRAME_RANGES</w:t>
+      </w:r>
+      <w:r>
+        <w:rPr>
+          <w:lang w:val="en-US"/>
+        </w:rPr>
+        <w:t xml:space="preserve"> </w:t>
+      </w:r>
+      <w:r>
+        <w:rPr>
+          <w:lang w:val="en-US"/>
+        </w:rPr>
+        <w:t>= [&lt;Các Khoảng Frame&gt;</w:t>
+      </w:r>
+      <w:r>
+        <w:rPr>
+          <w:lang w:val="en-US"/>
+        </w:rPr>
+        <w:t>]</w:t>
+      </w:r>
+    </w:p>
+    <w:p>
+      <w:pPr>
+        <w:pStyle w:val="ListParagraph"/>
+        <w:pBdr>
+          <w:top w:val="single" w:sz="4" w:space="1" w:color="auto"/>
+          <w:left w:val="single" w:sz="4" w:space="4" w:color="auto"/>
+          <w:bottom w:val="single" w:sz="4" w:space="1" w:color="auto"/>
+          <w:right w:val="single" w:sz="4" w:space="4" w:color="auto"/>
+        </w:pBdr>
+        <w:ind w:left="1080"/>
+        <w:rPr>
+          <w:lang w:val="en-US"/>
+        </w:rPr>
+      </w:pPr>
+      <w:r>
+        <w:rPr>
+          <w:lang w:val="en-US"/>
+        </w:rPr>
+        <w:t xml:space="preserve">OUTPUT_PATH </w:t>
+      </w:r>
+      <w:r>
+        <w:rPr>
+          <w:lang w:val="en-US"/>
+        </w:rPr>
+        <w:t>= "&lt;Đường Dẫn Tới Thư Mục Lưu Ảnh&gt;</w:t>
+      </w:r>
+      <w:r>
+        <w:rPr>
+          <w:lang w:val="en-US"/>
+        </w:rPr>
+        <w:t>/"</w:t>
+      </w:r>
+    </w:p>
+    <w:p>
+      <w:pPr>
+        <w:pStyle w:val="ListParagraph"/>
+        <w:pBdr>
+          <w:top w:val="single" w:sz="4" w:space="1" w:color="auto"/>
+          <w:left w:val="single" w:sz="4" w:space="4" w:color="auto"/>
+          <w:bottom w:val="single" w:sz="4" w:space="1" w:color="auto"/>
+          <w:right w:val="single" w:sz="4" w:space="4" w:color="auto"/>
+        </w:pBdr>
+        <w:ind w:left="1080"/>
+        <w:rPr>
+          <w:lang w:val="en-US"/>
+        </w:rPr>
+      </w:pPr>
+    </w:p>
+    <w:p>
+      <w:pPr>
+        <w:pStyle w:val="ListParagraph"/>
+        <w:pBdr>
+          <w:top w:val="single" w:sz="4" w:space="1" w:color="auto"/>
+          <w:left w:val="single" w:sz="4" w:space="4" w:color="auto"/>
+          <w:bottom w:val="single" w:sz="4" w:space="1" w:color="auto"/>
+          <w:right w:val="single" w:sz="4" w:space="4" w:color="auto"/>
+        </w:pBdr>
+        <w:ind w:left="1080"/>
+        <w:rPr>
+          <w:lang w:val="en-US"/>
+        </w:rPr>
+      </w:pPr>
+      <w:r>
+        <w:rPr>
+          <w:lang w:val="en-US"/>
+        </w:rPr>
+        <w:t xml:space="preserve">for frame_range in </w:t>
+      </w:r>
+      <w:r>
+        <w:rPr>
+          <w:lang w:val="en-US"/>
+        </w:rPr>
+        <w:t>FRAME_RANGES</w:t>
       </w:r>
       <w:r>
         <w:rPr>
@@ -3354,111 +7409,217 @@
     <w:p>
       <w:pPr>
         <w:pStyle w:val="ListParagraph"/>
-        <w:numPr>
-          <w:ilvl w:val="0"/>
-          <w:numId w:val="6"/>
-        </w:numPr>
-        <w:rPr>
-          <w:lang w:val="en-US"/>
-        </w:rPr>
-      </w:pPr>
-      <w:r>
-        <w:rPr>
-          <w:lang w:val="en-US"/>
-        </w:rPr>
-        <w:t>Tạo Key Frame?</w:t>
-      </w:r>
-    </w:p>
-    <w:p>
-      <w:pPr>
-        <w:pStyle w:val="ListParagraph"/>
-        <w:numPr>
-          <w:ilvl w:val="0"/>
-          <w:numId w:val="4"/>
-        </w:numPr>
-        <w:rPr>
-          <w:lang w:val="en-US"/>
-        </w:rPr>
-      </w:pPr>
-      <w:r>
-        <w:rPr>
-          <w:lang w:val="en-US"/>
-        </w:rPr>
-        <w:t>“I”</w:t>
-      </w:r>
-    </w:p>
-    <w:p>
-      <w:pPr>
-        <w:pStyle w:val="ListParagraph"/>
-        <w:numPr>
-          <w:ilvl w:val="0"/>
-          <w:numId w:val="6"/>
-        </w:numPr>
-        <w:rPr>
-          <w:lang w:val="en-US"/>
-        </w:rPr>
-      </w:pPr>
-      <w:r>
-        <w:rPr>
-          <w:lang w:val="en-US"/>
-        </w:rPr>
-        <w:t>Chọn Nhiều Đối Tượng?</w:t>
-      </w:r>
-    </w:p>
-    <w:p>
-      <w:pPr>
-        <w:pStyle w:val="ListParagraph"/>
-        <w:numPr>
-          <w:ilvl w:val="0"/>
-          <w:numId w:val="4"/>
-        </w:numPr>
-        <w:rPr>
-          <w:lang w:val="en-US"/>
-        </w:rPr>
-      </w:pPr>
-      <w:r>
-        <w:rPr>
-          <w:lang w:val="en-US"/>
-        </w:rPr>
-        <w:t>“B”</w:t>
-      </w:r>
-    </w:p>
-    <w:p>
-      <w:pPr>
-        <w:rPr>
-          <w:lang w:val="en-US"/>
-        </w:rPr>
-      </w:pPr>
-    </w:p>
-    <w:p>
-      <w:pPr>
-        <w:rPr>
-          <w:lang w:val="en-US"/>
-        </w:rPr>
-      </w:pPr>
-      <w:r>
-        <w:rPr>
-          <w:lang w:val="en-US"/>
-        </w:rPr>
-        <w:t xml:space="preserve">Quick Code </w:t>
-      </w:r>
-      <w:r>
-        <w:rPr>
-          <w:lang w:val="en-US"/>
-        </w:rPr>
-        <w:t xml:space="preserve">– </w:t>
-      </w:r>
-      <w:r>
-        <w:rPr>
-          <w:lang w:val="en-US"/>
-        </w:rPr>
-        <w:t>Mã Nhanh</w:t>
-      </w:r>
-      <w:r>
-        <w:rPr>
-          <w:lang w:val="en-US"/>
-        </w:rPr>
-        <w:t>:</w:t>
+        <w:pBdr>
+          <w:top w:val="single" w:sz="4" w:space="1" w:color="auto"/>
+          <w:left w:val="single" w:sz="4" w:space="4" w:color="auto"/>
+          <w:bottom w:val="single" w:sz="4" w:space="1" w:color="auto"/>
+          <w:right w:val="single" w:sz="4" w:space="4" w:color="auto"/>
+        </w:pBdr>
+        <w:ind w:left="1080"/>
+        <w:rPr>
+          <w:lang w:val="en-US"/>
+        </w:rPr>
+      </w:pPr>
+      <w:r>
+        <w:rPr>
+          <w:lang w:val="en-US"/>
+        </w:rPr>
+        <w:t xml:space="preserve">    start_frame, end_frame = frame_range</w:t>
+      </w:r>
+    </w:p>
+    <w:p>
+      <w:pPr>
+        <w:pStyle w:val="ListParagraph"/>
+        <w:pBdr>
+          <w:top w:val="single" w:sz="4" w:space="1" w:color="auto"/>
+          <w:left w:val="single" w:sz="4" w:space="4" w:color="auto"/>
+          <w:bottom w:val="single" w:sz="4" w:space="1" w:color="auto"/>
+          <w:right w:val="single" w:sz="4" w:space="4" w:color="auto"/>
+        </w:pBdr>
+        <w:ind w:left="1080"/>
+        <w:rPr>
+          <w:lang w:val="en-US"/>
+        </w:rPr>
+      </w:pPr>
+      <w:r>
+        <w:rPr>
+          <w:lang w:val="en-US"/>
+        </w:rPr>
+        <w:t xml:space="preserve">    for frame_number in range(start_frame, end_frame + 1):</w:t>
+      </w:r>
+    </w:p>
+    <w:p>
+      <w:pPr>
+        <w:pStyle w:val="ListParagraph"/>
+        <w:pBdr>
+          <w:top w:val="single" w:sz="4" w:space="1" w:color="auto"/>
+          <w:left w:val="single" w:sz="4" w:space="4" w:color="auto"/>
+          <w:bottom w:val="single" w:sz="4" w:space="1" w:color="auto"/>
+          <w:right w:val="single" w:sz="4" w:space="4" w:color="auto"/>
+        </w:pBdr>
+        <w:ind w:left="1080"/>
+        <w:rPr>
+          <w:lang w:val="en-US"/>
+        </w:rPr>
+      </w:pPr>
+      <w:r>
+        <w:rPr>
+          <w:lang w:val="en-US"/>
+        </w:rPr>
+        <w:t xml:space="preserve">        bpy.context.scene.frame_set(frame_number)</w:t>
+      </w:r>
+    </w:p>
+    <w:p>
+      <w:pPr>
+        <w:pStyle w:val="ListParagraph"/>
+        <w:pBdr>
+          <w:top w:val="single" w:sz="4" w:space="1" w:color="auto"/>
+          <w:left w:val="single" w:sz="4" w:space="4" w:color="auto"/>
+          <w:bottom w:val="single" w:sz="4" w:space="1" w:color="auto"/>
+          <w:right w:val="single" w:sz="4" w:space="4" w:color="auto"/>
+        </w:pBdr>
+        <w:ind w:left="1080"/>
+        <w:rPr>
+          <w:lang w:val="en-US"/>
+        </w:rPr>
+      </w:pPr>
+      <w:r>
+        <w:rPr>
+          <w:lang w:val="en-US"/>
+        </w:rPr>
+        <w:t xml:space="preserve">        bpy.context.scene.render.filepath = </w:t>
+      </w:r>
+      <w:r>
+        <w:rPr>
+          <w:lang w:val="en-US"/>
+        </w:rPr>
+        <w:t xml:space="preserve">OUTPUT_PATH </w:t>
+      </w:r>
+      <w:r>
+        <w:rPr>
+          <w:lang w:val="en-US"/>
+        </w:rPr>
+        <w:t>+ str(frame_number)</w:t>
+      </w:r>
+    </w:p>
+    <w:p>
+      <w:pPr>
+        <w:pStyle w:val="ListParagraph"/>
+        <w:pBdr>
+          <w:top w:val="single" w:sz="4" w:space="1" w:color="auto"/>
+          <w:left w:val="single" w:sz="4" w:space="4" w:color="auto"/>
+          <w:bottom w:val="single" w:sz="4" w:space="1" w:color="auto"/>
+          <w:right w:val="single" w:sz="4" w:space="4" w:color="auto"/>
+        </w:pBdr>
+        <w:ind w:left="1080"/>
+        <w:rPr>
+          <w:lang w:val="en-US"/>
+        </w:rPr>
+      </w:pPr>
+      <w:r>
+        <w:rPr>
+          <w:lang w:val="en-US"/>
+        </w:rPr>
+        <w:t xml:space="preserve">        bpy.ops</w:t>
+      </w:r>
+      <w:r>
+        <w:rPr>
+          <w:lang w:val="en-US"/>
+        </w:rPr>
+        <w:t>.render.render(write_still=True)</w:t>
+      </w:r>
+    </w:p>
+    <w:p>
+      <w:pPr>
+        <w:pStyle w:val="ListParagraph"/>
+        <w:numPr>
+          <w:ilvl w:val="0"/>
+          <w:numId w:val="2"/>
+        </w:numPr>
+        <w:rPr>
+          <w:lang w:val="en-US"/>
+        </w:rPr>
+      </w:pPr>
+      <w:r>
+        <w:rPr>
+          <w:lang w:val="en-US"/>
+        </w:rPr>
+        <w:t>&lt;Các Frame Range&gt; là các Tuple chứa 2 phần tử lần lượt là Start Frame và End Frame ứng với mỗi khoảng Frame</w:t>
+      </w:r>
+    </w:p>
+    <w:p>
+      <w:pPr>
+        <w:pStyle w:val="ListParagraph"/>
+        <w:numPr>
+          <w:ilvl w:val="0"/>
+          <w:numId w:val="2"/>
+        </w:numPr>
+        <w:rPr>
+          <w:lang w:val="en-US"/>
+        </w:rPr>
+      </w:pPr>
+      <w:r>
+        <w:rPr>
+          <w:lang w:val="en-US"/>
+        </w:rPr>
+        <w:t>Ví dụ</w:t>
+      </w:r>
+    </w:p>
+    <w:p>
+      <w:pPr>
+        <w:pStyle w:val="ListParagraph"/>
+        <w:pBdr>
+          <w:top w:val="single" w:sz="4" w:space="1" w:color="auto"/>
+          <w:left w:val="single" w:sz="4" w:space="4" w:color="auto"/>
+          <w:bottom w:val="single" w:sz="4" w:space="1" w:color="auto"/>
+          <w:right w:val="single" w:sz="4" w:space="4" w:color="auto"/>
+        </w:pBdr>
+        <w:ind w:left="1080"/>
+        <w:rPr>
+          <w:lang w:val="en-US"/>
+        </w:rPr>
+      </w:pPr>
+      <w:r>
+        <w:rPr>
+          <w:lang w:val="en-US"/>
+        </w:rPr>
+        <w:t>[(0, 10), (20, 30), (50, 70)]</w:t>
+      </w:r>
+    </w:p>
+    <w:p>
+      <w:pPr>
+        <w:pStyle w:val="ListParagraph"/>
+        <w:numPr>
+          <w:ilvl w:val="0"/>
+          <w:numId w:val="2"/>
+        </w:numPr>
+        <w:rPr>
+          <w:lang w:val="en-US"/>
+        </w:rPr>
+      </w:pPr>
+      <w:r>
+        <w:rPr>
+          <w:lang w:val="en-US"/>
+        </w:rPr>
+        <w:t>Chạy đoạn Code trên sẽ Render</w:t>
+      </w:r>
+      <w:r>
+        <w:rPr>
+          <w:lang w:val="en-US"/>
+        </w:rPr>
+        <w:t xml:space="preserve"> Scene hiện tại</w:t>
+      </w:r>
+      <w:r>
+        <w:rPr>
+          <w:lang w:val="en-US"/>
+        </w:rPr>
+        <w:t xml:space="preserve"> dưới nền</w:t>
+      </w:r>
+      <w:r>
+        <w:rPr>
+          <w:lang w:val="en-US"/>
+        </w:rPr>
+        <w:t xml:space="preserve"> theo cài đặt ở giao diện người dùng</w:t>
       </w:r>
     </w:p>
     <w:p>
@@ -3476,676 +7637,7 @@
         <w:rPr>
           <w:lang w:val="en-US"/>
         </w:rPr>
-        <w:t xml:space="preserve">Tích </w:t>
-      </w:r>
-      <w:r>
-        <w:rPr>
-          <w:lang w:val="en-US"/>
-        </w:rPr>
-        <w:t xml:space="preserve">Tổng </w:t>
-      </w:r>
-      <w:r>
-        <w:rPr>
-          <w:lang w:val="en-US"/>
-        </w:rPr>
-        <w:t xml:space="preserve">Moment </w:t>
-      </w:r>
-      <w:r>
-        <w:rPr>
-          <w:lang w:val="en-US"/>
-        </w:rPr>
-        <w:t>Động Lượng?</w:t>
-      </w:r>
-    </w:p>
-    <w:p>
-      <w:pPr>
-        <w:pStyle w:val="ListParagraph"/>
-        <w:pBdr>
-          <w:top w:val="single" w:sz="4" w:space="1" w:color="auto"/>
-          <w:left w:val="single" w:sz="4" w:space="4" w:color="auto"/>
-          <w:bottom w:val="single" w:sz="4" w:space="1" w:color="auto"/>
-          <w:right w:val="single" w:sz="4" w:space="4" w:color="auto"/>
-        </w:pBdr>
-        <w:ind w:left="1080"/>
-        <w:rPr>
-          <w:lang w:val="en-US"/>
-        </w:rPr>
-      </w:pPr>
-      <w:r>
-        <w:rPr>
-          <w:lang w:val="en-US"/>
-        </w:rPr>
-        <w:t>from bpy import context</w:t>
-      </w:r>
-    </w:p>
-    <w:p>
-      <w:pPr>
-        <w:pStyle w:val="ListParagraph"/>
-        <w:pBdr>
-          <w:top w:val="single" w:sz="4" w:space="1" w:color="auto"/>
-          <w:left w:val="single" w:sz="4" w:space="4" w:color="auto"/>
-          <w:bottom w:val="single" w:sz="4" w:space="1" w:color="auto"/>
-          <w:right w:val="single" w:sz="4" w:space="4" w:color="auto"/>
-        </w:pBdr>
-        <w:ind w:left="1080"/>
-        <w:rPr>
-          <w:lang w:val="en-US"/>
-        </w:rPr>
-      </w:pPr>
-      <w:r>
-        <w:rPr>
-          <w:lang w:val="en-US"/>
-        </w:rPr>
-        <w:t>from mathutils import Vector</w:t>
-      </w:r>
-    </w:p>
-    <w:p>
-      <w:pPr>
-        <w:pStyle w:val="ListParagraph"/>
-        <w:pBdr>
-          <w:top w:val="single" w:sz="4" w:space="1" w:color="auto"/>
-          <w:left w:val="single" w:sz="4" w:space="4" w:color="auto"/>
-          <w:bottom w:val="single" w:sz="4" w:space="1" w:color="auto"/>
-          <w:right w:val="single" w:sz="4" w:space="4" w:color="auto"/>
-        </w:pBdr>
-        <w:ind w:left="1080"/>
-        <w:rPr>
-          <w:lang w:val="en-US"/>
-        </w:rPr>
-      </w:pPr>
-      <w:r>
-        <w:rPr>
-          <w:lang w:val="en-US"/>
-        </w:rPr>
-        <w:t>from random import random</w:t>
-      </w:r>
-    </w:p>
-    <w:p>
-      <w:pPr>
-        <w:pStyle w:val="ListParagraph"/>
-        <w:pBdr>
-          <w:top w:val="single" w:sz="4" w:space="1" w:color="auto"/>
-          <w:left w:val="single" w:sz="4" w:space="4" w:color="auto"/>
-          <w:bottom w:val="single" w:sz="4" w:space="1" w:color="auto"/>
-          <w:right w:val="single" w:sz="4" w:space="4" w:color="auto"/>
-        </w:pBdr>
-        <w:ind w:left="1080"/>
-        <w:rPr>
-          <w:lang w:val="en-US"/>
-        </w:rPr>
-      </w:pPr>
-    </w:p>
-    <w:p>
-      <w:pPr>
-        <w:pStyle w:val="ListParagraph"/>
-        <w:pBdr>
-          <w:top w:val="single" w:sz="4" w:space="1" w:color="auto"/>
-          <w:left w:val="single" w:sz="4" w:space="4" w:color="auto"/>
-          <w:bottom w:val="single" w:sz="4" w:space="1" w:color="auto"/>
-          <w:right w:val="single" w:sz="4" w:space="4" w:color="auto"/>
-        </w:pBdr>
-        <w:ind w:left="1080"/>
-        <w:rPr>
-          <w:lang w:val="en-US"/>
-        </w:rPr>
-      </w:pPr>
-      <w:r>
-        <w:rPr>
-          <w:lang w:val="en-US"/>
-        </w:rPr>
-        <w:t>[obj] = context.selected_objects</w:t>
-      </w:r>
-    </w:p>
-    <w:p>
-      <w:pPr>
-        <w:pStyle w:val="ListParagraph"/>
-        <w:pBdr>
-          <w:top w:val="single" w:sz="4" w:space="1" w:color="auto"/>
-          <w:left w:val="single" w:sz="4" w:space="4" w:color="auto"/>
-          <w:bottom w:val="single" w:sz="4" w:space="1" w:color="auto"/>
-          <w:right w:val="single" w:sz="4" w:space="4" w:color="auto"/>
-        </w:pBdr>
-        <w:ind w:left="1080"/>
-        <w:rPr>
-          <w:lang w:val="en-US"/>
-        </w:rPr>
-      </w:pPr>
-    </w:p>
-    <w:p>
-      <w:pPr>
-        <w:pStyle w:val="ListParagraph"/>
-        <w:pBdr>
-          <w:top w:val="single" w:sz="4" w:space="1" w:color="auto"/>
-          <w:left w:val="single" w:sz="4" w:space="4" w:color="auto"/>
-          <w:bottom w:val="single" w:sz="4" w:space="1" w:color="auto"/>
-          <w:right w:val="single" w:sz="4" w:space="4" w:color="auto"/>
-        </w:pBdr>
-        <w:ind w:left="1080"/>
-        <w:rPr>
-          <w:lang w:val="en-US"/>
-        </w:rPr>
-      </w:pPr>
-      <w:r>
-        <w:rPr>
-          <w:lang w:val="en-US"/>
-        </w:rPr>
-        <w:t>center = Vector(</w:t>
-      </w:r>
-      <w:r>
-        <w:rPr>
-          <w:lang w:val="en-US"/>
-        </w:rPr>
-        <w:t>&lt;Offset&gt;</w:t>
-      </w:r>
-      <w:r>
-        <w:rPr>
-          <w:lang w:val="en-US"/>
-        </w:rPr>
-        <w:t>)</w:t>
-      </w:r>
-    </w:p>
-    <w:p>
-      <w:pPr>
-        <w:pStyle w:val="ListParagraph"/>
-        <w:pBdr>
-          <w:top w:val="single" w:sz="4" w:space="1" w:color="auto"/>
-          <w:left w:val="single" w:sz="4" w:space="4" w:color="auto"/>
-          <w:bottom w:val="single" w:sz="4" w:space="1" w:color="auto"/>
-          <w:right w:val="single" w:sz="4" w:space="4" w:color="auto"/>
-        </w:pBdr>
-        <w:ind w:left="1080"/>
-        <w:rPr>
-          <w:lang w:val="en-US"/>
-        </w:rPr>
-      </w:pPr>
-      <w:r>
-        <w:rPr>
-          <w:lang w:val="en-US"/>
-        </w:rPr>
-        <w:t>vertex_masses = []</w:t>
-      </w:r>
-    </w:p>
-    <w:p>
-      <w:pPr>
-        <w:pStyle w:val="ListParagraph"/>
-        <w:pBdr>
-          <w:top w:val="single" w:sz="4" w:space="1" w:color="auto"/>
-          <w:left w:val="single" w:sz="4" w:space="4" w:color="auto"/>
-          <w:bottom w:val="single" w:sz="4" w:space="1" w:color="auto"/>
-          <w:right w:val="single" w:sz="4" w:space="4" w:color="auto"/>
-        </w:pBdr>
-        <w:ind w:left="1080"/>
-        <w:rPr>
-          <w:lang w:val="en-US"/>
-        </w:rPr>
-      </w:pPr>
-      <w:r>
-        <w:rPr>
-          <w:lang w:val="en-US"/>
-        </w:rPr>
-        <w:t>total_mass = 0</w:t>
-      </w:r>
-    </w:p>
-    <w:p>
-      <w:pPr>
-        <w:pStyle w:val="ListParagraph"/>
-        <w:pBdr>
-          <w:top w:val="single" w:sz="4" w:space="1" w:color="auto"/>
-          <w:left w:val="single" w:sz="4" w:space="4" w:color="auto"/>
-          <w:bottom w:val="single" w:sz="4" w:space="1" w:color="auto"/>
-          <w:right w:val="single" w:sz="4" w:space="4" w:color="auto"/>
-        </w:pBdr>
-        <w:ind w:left="1080"/>
-        <w:rPr>
-          <w:lang w:val="en-US"/>
-        </w:rPr>
-      </w:pPr>
-    </w:p>
-    <w:p>
-      <w:pPr>
-        <w:pStyle w:val="ListParagraph"/>
-        <w:pBdr>
-          <w:top w:val="single" w:sz="4" w:space="1" w:color="auto"/>
-          <w:left w:val="single" w:sz="4" w:space="4" w:color="auto"/>
-          <w:bottom w:val="single" w:sz="4" w:space="1" w:color="auto"/>
-          <w:right w:val="single" w:sz="4" w:space="4" w:color="auto"/>
-        </w:pBdr>
-        <w:ind w:left="1080"/>
-        <w:rPr>
-          <w:lang w:val="en-US"/>
-        </w:rPr>
-      </w:pPr>
-      <w:r>
-        <w:rPr>
-          <w:lang w:val="en-US"/>
-        </w:rPr>
-        <w:t>for vertex in obj.data.vertices:</w:t>
-      </w:r>
-    </w:p>
-    <w:p>
-      <w:pPr>
-        <w:pStyle w:val="ListParagraph"/>
-        <w:pBdr>
-          <w:top w:val="single" w:sz="4" w:space="1" w:color="auto"/>
-          <w:left w:val="single" w:sz="4" w:space="4" w:color="auto"/>
-          <w:bottom w:val="single" w:sz="4" w:space="1" w:color="auto"/>
-          <w:right w:val="single" w:sz="4" w:space="4" w:color="auto"/>
-        </w:pBdr>
-        <w:ind w:left="1080"/>
-        <w:rPr>
-          <w:lang w:val="en-US"/>
-        </w:rPr>
-      </w:pPr>
-      <w:r>
-        <w:rPr>
-          <w:lang w:val="en-US"/>
-        </w:rPr>
-        <w:t xml:space="preserve">    vertex_mass = </w:t>
-      </w:r>
-      <w:r>
-        <w:rPr>
-          <w:lang w:val="en-US"/>
-        </w:rPr>
-        <w:t>random()</w:t>
-      </w:r>
-    </w:p>
-    <w:p>
-      <w:pPr>
-        <w:pStyle w:val="ListParagraph"/>
-        <w:pBdr>
-          <w:top w:val="single" w:sz="4" w:space="1" w:color="auto"/>
-          <w:left w:val="single" w:sz="4" w:space="4" w:color="auto"/>
-          <w:bottom w:val="single" w:sz="4" w:space="1" w:color="auto"/>
-          <w:right w:val="single" w:sz="4" w:space="4" w:color="auto"/>
-        </w:pBdr>
-        <w:ind w:left="1080"/>
-        <w:rPr>
-          <w:lang w:val="en-US"/>
-        </w:rPr>
-      </w:pPr>
-      <w:r>
-        <w:rPr>
-          <w:lang w:val="en-US"/>
-        </w:rPr>
-        <w:t xml:space="preserve">    total_mass += vertex_mass</w:t>
-      </w:r>
-    </w:p>
-    <w:p>
-      <w:pPr>
-        <w:pStyle w:val="ListParagraph"/>
-        <w:pBdr>
-          <w:top w:val="single" w:sz="4" w:space="1" w:color="auto"/>
-          <w:left w:val="single" w:sz="4" w:space="4" w:color="auto"/>
-          <w:bottom w:val="single" w:sz="4" w:space="1" w:color="auto"/>
-          <w:right w:val="single" w:sz="4" w:space="4" w:color="auto"/>
-        </w:pBdr>
-        <w:ind w:left="1080"/>
-        <w:rPr>
-          <w:lang w:val="en-US"/>
-        </w:rPr>
-      </w:pPr>
-      <w:r>
-        <w:rPr>
-          <w:lang w:val="en-US"/>
-        </w:rPr>
-        <w:t xml:space="preserve">    vertex_masses.append(vertex_mass)</w:t>
-      </w:r>
-    </w:p>
-    <w:p>
-      <w:pPr>
-        <w:pStyle w:val="ListParagraph"/>
-        <w:pBdr>
-          <w:top w:val="single" w:sz="4" w:space="1" w:color="auto"/>
-          <w:left w:val="single" w:sz="4" w:space="4" w:color="auto"/>
-          <w:bottom w:val="single" w:sz="4" w:space="1" w:color="auto"/>
-          <w:right w:val="single" w:sz="4" w:space="4" w:color="auto"/>
-        </w:pBdr>
-        <w:ind w:left="1080"/>
-        <w:rPr>
-          <w:lang w:val="en-US"/>
-        </w:rPr>
-      </w:pPr>
-      <w:r>
-        <w:rPr>
-          <w:lang w:val="en-US"/>
-        </w:rPr>
-        <w:t xml:space="preserve">    center += vertex_mass * vertex.co</w:t>
-      </w:r>
-    </w:p>
-    <w:p>
-      <w:pPr>
-        <w:pStyle w:val="ListParagraph"/>
-        <w:pBdr>
-          <w:top w:val="single" w:sz="4" w:space="1" w:color="auto"/>
-          <w:left w:val="single" w:sz="4" w:space="4" w:color="auto"/>
-          <w:bottom w:val="single" w:sz="4" w:space="1" w:color="auto"/>
-          <w:right w:val="single" w:sz="4" w:space="4" w:color="auto"/>
-        </w:pBdr>
-        <w:ind w:left="1080"/>
-        <w:rPr>
-          <w:lang w:val="en-US"/>
-        </w:rPr>
-      </w:pPr>
-      <w:r>
-        <w:rPr>
-          <w:lang w:val="en-US"/>
-        </w:rPr>
-        <w:t xml:space="preserve">    </w:t>
-      </w:r>
-    </w:p>
-    <w:p>
-      <w:pPr>
-        <w:pStyle w:val="ListParagraph"/>
-        <w:pBdr>
-          <w:top w:val="single" w:sz="4" w:space="1" w:color="auto"/>
-          <w:left w:val="single" w:sz="4" w:space="4" w:color="auto"/>
-          <w:bottom w:val="single" w:sz="4" w:space="1" w:color="auto"/>
-          <w:right w:val="single" w:sz="4" w:space="4" w:color="auto"/>
-        </w:pBdr>
-        <w:ind w:left="1080"/>
-        <w:rPr>
-          <w:lang w:val="en-US"/>
-        </w:rPr>
-      </w:pPr>
-      <w:r>
-        <w:rPr>
-          <w:lang w:val="en-US"/>
-        </w:rPr>
-        <w:t>center /= total_mass</w:t>
-      </w:r>
-    </w:p>
-    <w:p>
-      <w:pPr>
-        <w:pStyle w:val="ListParagraph"/>
-        <w:pBdr>
-          <w:top w:val="single" w:sz="4" w:space="1" w:color="auto"/>
-          <w:left w:val="single" w:sz="4" w:space="4" w:color="auto"/>
-          <w:bottom w:val="single" w:sz="4" w:space="1" w:color="auto"/>
-          <w:right w:val="single" w:sz="4" w:space="4" w:color="auto"/>
-        </w:pBdr>
-        <w:ind w:left="1080"/>
-        <w:rPr>
-          <w:lang w:val="en-US"/>
-        </w:rPr>
-      </w:pPr>
-      <w:r>
-        <w:rPr>
-          <w:lang w:val="en-US"/>
-        </w:rPr>
-        <w:t xml:space="preserve">omega = Vector((0, 0, </w:t>
-      </w:r>
-      <w:r>
-        <w:rPr>
-          <w:lang w:val="en-US"/>
-        </w:rPr>
-        <w:t>&lt;Tốc Độ Góc&gt;</w:t>
-      </w:r>
-      <w:r>
-        <w:rPr>
-          <w:lang w:val="en-US"/>
-        </w:rPr>
-        <w:t>))</w:t>
-      </w:r>
-    </w:p>
-    <w:p>
-      <w:pPr>
-        <w:pStyle w:val="ListParagraph"/>
-        <w:pBdr>
-          <w:top w:val="single" w:sz="4" w:space="1" w:color="auto"/>
-          <w:left w:val="single" w:sz="4" w:space="4" w:color="auto"/>
-          <w:bottom w:val="single" w:sz="4" w:space="1" w:color="auto"/>
-          <w:right w:val="single" w:sz="4" w:space="4" w:color="auto"/>
-        </w:pBdr>
-        <w:ind w:left="1080"/>
-        <w:rPr>
-          <w:lang w:val="en-US"/>
-        </w:rPr>
-      </w:pPr>
-      <w:r>
-        <w:rPr>
-          <w:lang w:val="en-US"/>
-        </w:rPr>
-        <w:t>angular_momentum = Vector((0, 0, 0))</w:t>
-      </w:r>
-    </w:p>
-    <w:p>
-      <w:pPr>
-        <w:pStyle w:val="ListParagraph"/>
-        <w:pBdr>
-          <w:top w:val="single" w:sz="4" w:space="1" w:color="auto"/>
-          <w:left w:val="single" w:sz="4" w:space="4" w:color="auto"/>
-          <w:bottom w:val="single" w:sz="4" w:space="1" w:color="auto"/>
-          <w:right w:val="single" w:sz="4" w:space="4" w:color="auto"/>
-        </w:pBdr>
-        <w:ind w:left="1080"/>
-        <w:rPr>
-          <w:lang w:val="en-US"/>
-        </w:rPr>
-      </w:pPr>
-    </w:p>
-    <w:p>
-      <w:pPr>
-        <w:pStyle w:val="ListParagraph"/>
-        <w:pBdr>
-          <w:top w:val="single" w:sz="4" w:space="1" w:color="auto"/>
-          <w:left w:val="single" w:sz="4" w:space="4" w:color="auto"/>
-          <w:bottom w:val="single" w:sz="4" w:space="1" w:color="auto"/>
-          <w:right w:val="single" w:sz="4" w:space="4" w:color="auto"/>
-        </w:pBdr>
-        <w:ind w:left="1080"/>
-        <w:rPr>
-          <w:lang w:val="en-US"/>
-        </w:rPr>
-      </w:pPr>
-      <w:r>
-        <w:rPr>
-          <w:lang w:val="en-US"/>
-        </w:rPr>
-        <w:t>for vertex in obj.data.vertices:</w:t>
-      </w:r>
-    </w:p>
-    <w:p>
-      <w:pPr>
-        <w:pStyle w:val="ListParagraph"/>
-        <w:pBdr>
-          <w:top w:val="single" w:sz="4" w:space="1" w:color="auto"/>
-          <w:left w:val="single" w:sz="4" w:space="4" w:color="auto"/>
-          <w:bottom w:val="single" w:sz="4" w:space="1" w:color="auto"/>
-          <w:right w:val="single" w:sz="4" w:space="4" w:color="auto"/>
-        </w:pBdr>
-        <w:ind w:left="1080"/>
-        <w:rPr>
-          <w:lang w:val="en-US"/>
-        </w:rPr>
-      </w:pPr>
-      <w:r>
-        <w:rPr>
-          <w:lang w:val="en-US"/>
-        </w:rPr>
-        <w:t xml:space="preserve">    r = vertex.co - center</w:t>
-      </w:r>
-    </w:p>
-    <w:p>
-      <w:pPr>
-        <w:pStyle w:val="ListParagraph"/>
-        <w:pBdr>
-          <w:top w:val="single" w:sz="4" w:space="1" w:color="auto"/>
-          <w:left w:val="single" w:sz="4" w:space="4" w:color="auto"/>
-          <w:bottom w:val="single" w:sz="4" w:space="1" w:color="auto"/>
-          <w:right w:val="single" w:sz="4" w:space="4" w:color="auto"/>
-        </w:pBdr>
-        <w:ind w:left="1080"/>
-        <w:rPr>
-          <w:lang w:val="en-US"/>
-        </w:rPr>
-      </w:pPr>
-      <w:r>
-        <w:rPr>
-          <w:lang w:val="en-US"/>
-        </w:rPr>
-        <w:t xml:space="preserve">    d = Vector((r[0], r[1], 0))</w:t>
-      </w:r>
-    </w:p>
-    <w:p>
-      <w:pPr>
-        <w:pStyle w:val="ListParagraph"/>
-        <w:pBdr>
-          <w:top w:val="single" w:sz="4" w:space="1" w:color="auto"/>
-          <w:left w:val="single" w:sz="4" w:space="4" w:color="auto"/>
-          <w:bottom w:val="single" w:sz="4" w:space="1" w:color="auto"/>
-          <w:right w:val="single" w:sz="4" w:space="4" w:color="auto"/>
-        </w:pBdr>
-        <w:ind w:left="1080"/>
-        <w:rPr>
-          <w:lang w:val="en-US"/>
-        </w:rPr>
-      </w:pPr>
-      <w:r>
-        <w:rPr>
-          <w:lang w:val="en-US"/>
-        </w:rPr>
-        <w:t xml:space="preserve">    m = vertex_masses.pop(0)</w:t>
-      </w:r>
-    </w:p>
-    <w:p>
-      <w:pPr>
-        <w:pStyle w:val="ListParagraph"/>
-        <w:pBdr>
-          <w:top w:val="single" w:sz="4" w:space="1" w:color="auto"/>
-          <w:left w:val="single" w:sz="4" w:space="4" w:color="auto"/>
-          <w:bottom w:val="single" w:sz="4" w:space="1" w:color="auto"/>
-          <w:right w:val="single" w:sz="4" w:space="4" w:color="auto"/>
-        </w:pBdr>
-        <w:ind w:left="1080"/>
-        <w:rPr>
-          <w:lang w:val="en-US"/>
-        </w:rPr>
-      </w:pPr>
-      <w:r>
-        <w:rPr>
-          <w:lang w:val="en-US"/>
-        </w:rPr>
-        <w:t xml:space="preserve">    angular_momentum += m * r.cross(omega.cross(d))</w:t>
-      </w:r>
-    </w:p>
-    <w:p>
-      <w:pPr>
-        <w:pStyle w:val="ListParagraph"/>
-        <w:pBdr>
-          <w:top w:val="single" w:sz="4" w:space="1" w:color="auto"/>
-          <w:left w:val="single" w:sz="4" w:space="4" w:color="auto"/>
-          <w:bottom w:val="single" w:sz="4" w:space="1" w:color="auto"/>
-          <w:right w:val="single" w:sz="4" w:space="4" w:color="auto"/>
-        </w:pBdr>
-        <w:ind w:left="1080"/>
-        <w:rPr>
-          <w:lang w:val="en-US"/>
-        </w:rPr>
-      </w:pPr>
-    </w:p>
-    <w:p>
-      <w:pPr>
-        <w:pStyle w:val="ListParagraph"/>
-        <w:pBdr>
-          <w:top w:val="single" w:sz="4" w:space="1" w:color="auto"/>
-          <w:left w:val="single" w:sz="4" w:space="4" w:color="auto"/>
-          <w:bottom w:val="single" w:sz="4" w:space="1" w:color="auto"/>
-          <w:right w:val="single" w:sz="4" w:space="4" w:color="auto"/>
-        </w:pBdr>
-        <w:ind w:left="1080"/>
-        <w:rPr>
-          <w:lang w:val="en-US"/>
-        </w:rPr>
-      </w:pPr>
-      <w:r>
-        <w:rPr>
-          <w:lang w:val="en-US"/>
-        </w:rPr>
-        <w:t>print(angular_momentum)</w:t>
-      </w:r>
-    </w:p>
-    <w:p>
-      <w:pPr>
-        <w:pStyle w:val="ListParagraph"/>
-        <w:numPr>
-          <w:ilvl w:val="0"/>
-          <w:numId w:val="4"/>
-        </w:numPr>
-        <w:rPr>
-          <w:lang w:val="en-US"/>
-        </w:rPr>
-      </w:pPr>
-      <w:r>
-        <w:rPr>
-          <w:lang w:val="en-US"/>
-        </w:rPr>
-        <w:t xml:space="preserve">Đoạn Code trên sẽ tính trọng điểm của </w:t>
-      </w:r>
-      <w:r>
-        <w:rPr>
-          <w:lang w:val="en-US"/>
-        </w:rPr>
-        <w:t>Object đang chọn</w:t>
-      </w:r>
-      <w:r>
-        <w:rPr>
-          <w:lang w:val="en-US"/>
-        </w:rPr>
-        <w:t xml:space="preserve"> = cách coi nó là hệ chất điểm với các đỉnh là chất điểm với khối lượng ngẫu nhiên, hệ qu</w:t>
-      </w:r>
-      <w:r>
-        <w:rPr>
-          <w:lang w:val="en-US"/>
-        </w:rPr>
-        <w:t>y</w:t>
-      </w:r>
-      <w:r>
-        <w:rPr>
-          <w:lang w:val="en-US"/>
-        </w:rPr>
-        <w:t xml:space="preserve"> chiếu Local, sau đó tìm mốc để tính Moment động lượng = trọng tâm + &lt;Offset&gt;, rồi in ra tổng Moment động lượng của tất cả đỉnh</w:t>
-      </w:r>
-      <w:r>
-        <w:rPr>
-          <w:lang w:val="en-US"/>
-        </w:rPr>
-        <w:t>, giả định rằng &lt;Object&gt; quay quanh trục song song Oz, trục này đi qua mốc, với tốc độ góc = &lt;Tốc Độ Góc&gt;</w:t>
-      </w:r>
-    </w:p>
-    <w:p>
-      <w:pPr>
-        <w:pStyle w:val="ListParagraph"/>
-        <w:numPr>
-          <w:ilvl w:val="0"/>
-          <w:numId w:val="4"/>
-        </w:numPr>
-        <w:rPr>
-          <w:lang w:val="en-US"/>
-        </w:rPr>
-      </w:pPr>
-      <w:r>
-        <w:rPr>
-          <w:lang w:val="en-US"/>
-        </w:rPr>
-        <w:t>&lt;Offset&gt; là Tuple gồm 3 phần tử là tọa độ</w:t>
-      </w:r>
-    </w:p>
-    <w:p>
-      <w:pPr>
-        <w:pStyle w:val="ListParagraph"/>
-        <w:numPr>
-          <w:ilvl w:val="0"/>
-          <w:numId w:val="1"/>
-        </w:numPr>
-        <w:rPr>
-          <w:lang w:val="en-US"/>
-        </w:rPr>
-      </w:pPr>
-      <w:r>
-        <w:rPr>
-          <w:lang w:val="en-US"/>
-        </w:rPr>
-        <w:t xml:space="preserve">Dùng Ma Trận Biến Đổi Hình Dạng Của 1 </w:t>
+        <w:t xml:space="preserve">Xóa Toàn Bộ Key Frame Liên Quan Đến Chuyển Động Của Tất Cả </w:t>
       </w:r>
       <w:r>
         <w:rPr>
@@ -4157,466 +7649,7 @@
         <w:rPr>
           <w:lang w:val="en-US"/>
         </w:rPr>
-        <w:t>?</w:t>
-      </w:r>
-    </w:p>
-    <w:p>
-      <w:pPr>
-        <w:pStyle w:val="ListParagraph"/>
-        <w:pBdr>
-          <w:top w:val="single" w:sz="4" w:space="1" w:color="auto"/>
-          <w:left w:val="single" w:sz="4" w:space="4" w:color="auto"/>
-          <w:bottom w:val="single" w:sz="4" w:space="1" w:color="auto"/>
-          <w:right w:val="single" w:sz="4" w:space="4" w:color="auto"/>
-        </w:pBdr>
-        <w:ind w:left="1080"/>
-        <w:rPr>
-          <w:lang w:val="en-US"/>
-        </w:rPr>
-      </w:pPr>
-      <w:r>
-        <w:rPr>
-          <w:lang w:val="en-US"/>
-        </w:rPr>
-        <w:t>import bpy</w:t>
-      </w:r>
-    </w:p>
-    <w:p>
-      <w:pPr>
-        <w:pStyle w:val="ListParagraph"/>
-        <w:pBdr>
-          <w:top w:val="single" w:sz="4" w:space="1" w:color="auto"/>
-          <w:left w:val="single" w:sz="4" w:space="4" w:color="auto"/>
-          <w:bottom w:val="single" w:sz="4" w:space="1" w:color="auto"/>
-          <w:right w:val="single" w:sz="4" w:space="4" w:color="auto"/>
-        </w:pBdr>
-        <w:ind w:left="1080"/>
-        <w:rPr>
-          <w:lang w:val="en-US"/>
-        </w:rPr>
-      </w:pPr>
-      <w:r>
-        <w:rPr>
-          <w:lang w:val="en-US"/>
-        </w:rPr>
-        <w:t>from mathutils import Matrix</w:t>
-      </w:r>
-    </w:p>
-    <w:p>
-      <w:pPr>
-        <w:pStyle w:val="ListParagraph"/>
-        <w:pBdr>
-          <w:top w:val="single" w:sz="4" w:space="1" w:color="auto"/>
-          <w:left w:val="single" w:sz="4" w:space="4" w:color="auto"/>
-          <w:bottom w:val="single" w:sz="4" w:space="1" w:color="auto"/>
-          <w:right w:val="single" w:sz="4" w:space="4" w:color="auto"/>
-        </w:pBdr>
-        <w:ind w:left="1080"/>
-        <w:rPr>
-          <w:lang w:val="en-US"/>
-        </w:rPr>
-      </w:pPr>
-    </w:p>
-    <w:p>
-      <w:pPr>
-        <w:pStyle w:val="ListParagraph"/>
-        <w:pBdr>
-          <w:top w:val="single" w:sz="4" w:space="1" w:color="auto"/>
-          <w:left w:val="single" w:sz="4" w:space="4" w:color="auto"/>
-          <w:bottom w:val="single" w:sz="4" w:space="1" w:color="auto"/>
-          <w:right w:val="single" w:sz="4" w:space="4" w:color="auto"/>
-        </w:pBdr>
-        <w:ind w:left="1080"/>
-        <w:rPr>
-          <w:lang w:val="en-US"/>
-        </w:rPr>
-      </w:pPr>
-      <w:r>
-        <w:rPr>
-          <w:lang w:val="en-US"/>
-        </w:rPr>
-        <w:t>ob = bpy.context.object</w:t>
-      </w:r>
-    </w:p>
-    <w:p>
-      <w:pPr>
-        <w:pStyle w:val="ListParagraph"/>
-        <w:pBdr>
-          <w:top w:val="single" w:sz="4" w:space="1" w:color="auto"/>
-          <w:left w:val="single" w:sz="4" w:space="4" w:color="auto"/>
-          <w:bottom w:val="single" w:sz="4" w:space="1" w:color="auto"/>
-          <w:right w:val="single" w:sz="4" w:space="4" w:color="auto"/>
-        </w:pBdr>
-        <w:ind w:left="1080"/>
-        <w:rPr>
-          <w:lang w:val="en-US"/>
-        </w:rPr>
-      </w:pPr>
-      <w:r>
-        <w:rPr>
-          <w:lang w:val="en-US"/>
-        </w:rPr>
-        <w:t>me = ob.data</w:t>
-      </w:r>
-    </w:p>
-    <w:p>
-      <w:pPr>
-        <w:pStyle w:val="ListParagraph"/>
-        <w:pBdr>
-          <w:top w:val="single" w:sz="4" w:space="1" w:color="auto"/>
-          <w:left w:val="single" w:sz="4" w:space="4" w:color="auto"/>
-          <w:bottom w:val="single" w:sz="4" w:space="1" w:color="auto"/>
-          <w:right w:val="single" w:sz="4" w:space="4" w:color="auto"/>
-        </w:pBdr>
-        <w:ind w:left="1080"/>
-        <w:rPr>
-          <w:lang w:val="en-US"/>
-        </w:rPr>
-      </w:pPr>
-    </w:p>
-    <w:p>
-      <w:pPr>
-        <w:pStyle w:val="ListParagraph"/>
-        <w:pBdr>
-          <w:top w:val="single" w:sz="4" w:space="1" w:color="auto"/>
-          <w:left w:val="single" w:sz="4" w:space="4" w:color="auto"/>
-          <w:bottom w:val="single" w:sz="4" w:space="1" w:color="auto"/>
-          <w:right w:val="single" w:sz="4" w:space="4" w:color="auto"/>
-        </w:pBdr>
-        <w:ind w:left="1080"/>
-        <w:rPr>
-          <w:lang w:val="en-US"/>
-        </w:rPr>
-      </w:pPr>
-      <w:r>
-        <w:rPr>
-          <w:lang w:val="en-US"/>
-        </w:rPr>
-        <w:t>M = Matrix(&lt;Ma Trận 4 x 4&gt;</w:t>
-      </w:r>
-      <w:r>
-        <w:rPr>
-          <w:lang w:val="en-US"/>
-        </w:rPr>
-        <w:t>)</w:t>
-      </w:r>
-    </w:p>
-    <w:p>
-      <w:pPr>
-        <w:pStyle w:val="ListParagraph"/>
-        <w:pBdr>
-          <w:top w:val="single" w:sz="4" w:space="1" w:color="auto"/>
-          <w:left w:val="single" w:sz="4" w:space="4" w:color="auto"/>
-          <w:bottom w:val="single" w:sz="4" w:space="1" w:color="auto"/>
-          <w:right w:val="single" w:sz="4" w:space="4" w:color="auto"/>
-        </w:pBdr>
-        <w:ind w:left="1080"/>
-        <w:rPr>
-          <w:lang w:val="en-US"/>
-        </w:rPr>
-      </w:pPr>
-    </w:p>
-    <w:p>
-      <w:pPr>
-        <w:pStyle w:val="ListParagraph"/>
-        <w:pBdr>
-          <w:top w:val="single" w:sz="4" w:space="1" w:color="auto"/>
-          <w:left w:val="single" w:sz="4" w:space="4" w:color="auto"/>
-          <w:bottom w:val="single" w:sz="4" w:space="1" w:color="auto"/>
-          <w:right w:val="single" w:sz="4" w:space="4" w:color="auto"/>
-        </w:pBdr>
-        <w:ind w:left="1080"/>
-        <w:rPr>
-          <w:lang w:val="en-US"/>
-        </w:rPr>
-      </w:pPr>
-      <w:r>
-        <w:rPr>
-          <w:lang w:val="en-US"/>
-        </w:rPr>
-        <w:t>me.transform(M)</w:t>
-      </w:r>
-    </w:p>
-    <w:p>
-      <w:pPr>
-        <w:pStyle w:val="ListParagraph"/>
-        <w:pBdr>
-          <w:top w:val="single" w:sz="4" w:space="1" w:color="auto"/>
-          <w:left w:val="single" w:sz="4" w:space="4" w:color="auto"/>
-          <w:bottom w:val="single" w:sz="4" w:space="1" w:color="auto"/>
-          <w:right w:val="single" w:sz="4" w:space="4" w:color="auto"/>
-        </w:pBdr>
-        <w:ind w:left="1080"/>
-        <w:rPr>
-          <w:lang w:val="en-US"/>
-        </w:rPr>
-      </w:pPr>
-      <w:r>
-        <w:rPr>
-          <w:lang w:val="en-US"/>
-        </w:rPr>
-        <w:t>me.update()</w:t>
-      </w:r>
-    </w:p>
-    <w:p>
-      <w:pPr>
-        <w:pStyle w:val="ListParagraph"/>
-        <w:numPr>
-          <w:ilvl w:val="0"/>
-          <w:numId w:val="2"/>
-        </w:numPr>
-        <w:rPr>
-          <w:lang w:val="en-US"/>
-        </w:rPr>
-      </w:pPr>
-      <w:r>
-        <w:rPr>
-          <w:lang w:val="en-US"/>
-        </w:rPr>
-        <w:t xml:space="preserve">&lt;Ma Trận 4 x 4&gt; là ma trận tích hợp quay và tịnh tiến bạn muốn dùng để biến đổi hình dạng </w:t>
-      </w:r>
-      <w:r>
-        <w:rPr>
-          <w:lang w:val="en-US"/>
-        </w:rPr>
-        <w:t>Object</w:t>
-      </w:r>
-    </w:p>
-    <w:p>
-      <w:pPr>
-        <w:pStyle w:val="ListParagraph"/>
-        <w:numPr>
-          <w:ilvl w:val="0"/>
-          <w:numId w:val="2"/>
-        </w:numPr>
-        <w:rPr>
-          <w:lang w:val="en-US"/>
-        </w:rPr>
-      </w:pPr>
-      <w:r>
-        <w:rPr>
-          <w:lang w:val="en-US"/>
-        </w:rPr>
-        <w:t>Ví dụ</w:t>
-      </w:r>
-    </w:p>
-    <w:p>
-      <w:pPr>
-        <w:pStyle w:val="ListParagraph"/>
-        <w:pBdr>
-          <w:top w:val="single" w:sz="4" w:space="1" w:color="auto"/>
-          <w:left w:val="single" w:sz="4" w:space="4" w:color="auto"/>
-          <w:bottom w:val="single" w:sz="4" w:space="1" w:color="auto"/>
-          <w:right w:val="single" w:sz="4" w:space="4" w:color="auto"/>
-        </w:pBdr>
-        <w:ind w:left="1080"/>
-        <w:rPr>
-          <w:lang w:val="en-US"/>
-        </w:rPr>
-      </w:pPr>
-      <w:r>
-        <w:rPr>
-          <w:lang w:val="en-US"/>
-        </w:rPr>
-        <w:t>M = Matrix((</w:t>
-      </w:r>
-    </w:p>
-    <w:p>
-      <w:pPr>
-        <w:pStyle w:val="ListParagraph"/>
-        <w:pBdr>
-          <w:top w:val="single" w:sz="4" w:space="1" w:color="auto"/>
-          <w:left w:val="single" w:sz="4" w:space="4" w:color="auto"/>
-          <w:bottom w:val="single" w:sz="4" w:space="1" w:color="auto"/>
-          <w:right w:val="single" w:sz="4" w:space="4" w:color="auto"/>
-        </w:pBdr>
-        <w:ind w:left="1080"/>
-        <w:rPr>
-          <w:lang w:val="en-US"/>
-        </w:rPr>
-      </w:pPr>
-      <w:r>
-        <w:rPr>
-          <w:lang w:val="en-US"/>
-        </w:rPr>
-        <w:t>(1, 0, 0, 1</w:t>
-      </w:r>
-      <w:r>
-        <w:rPr>
-          <w:lang w:val="en-US"/>
-        </w:rPr>
-        <w:t>),</w:t>
-      </w:r>
-    </w:p>
-    <w:p>
-      <w:pPr>
-        <w:pStyle w:val="ListParagraph"/>
-        <w:pBdr>
-          <w:top w:val="single" w:sz="4" w:space="1" w:color="auto"/>
-          <w:left w:val="single" w:sz="4" w:space="4" w:color="auto"/>
-          <w:bottom w:val="single" w:sz="4" w:space="1" w:color="auto"/>
-          <w:right w:val="single" w:sz="4" w:space="4" w:color="auto"/>
-        </w:pBdr>
-        <w:ind w:left="1080"/>
-        <w:rPr>
-          <w:lang w:val="en-US"/>
-        </w:rPr>
-      </w:pPr>
-      <w:r>
-        <w:rPr>
-          <w:lang w:val="en-US"/>
-        </w:rPr>
-        <w:t>(0, 1, 0</w:t>
-      </w:r>
-      <w:r>
-        <w:rPr>
-          <w:lang w:val="en-US"/>
-        </w:rPr>
-        <w:t>, 0),</w:t>
-      </w:r>
-    </w:p>
-    <w:p>
-      <w:pPr>
-        <w:pStyle w:val="ListParagraph"/>
-        <w:pBdr>
-          <w:top w:val="single" w:sz="4" w:space="1" w:color="auto"/>
-          <w:left w:val="single" w:sz="4" w:space="4" w:color="auto"/>
-          <w:bottom w:val="single" w:sz="4" w:space="1" w:color="auto"/>
-          <w:right w:val="single" w:sz="4" w:space="4" w:color="auto"/>
-        </w:pBdr>
-        <w:ind w:left="1080"/>
-        <w:rPr>
-          <w:lang w:val="en-US"/>
-        </w:rPr>
-      </w:pPr>
-      <w:r>
-        <w:rPr>
-          <w:lang w:val="en-US"/>
-        </w:rPr>
-        <w:t>(0, 0, 1</w:t>
-      </w:r>
-      <w:r>
-        <w:rPr>
-          <w:lang w:val="en-US"/>
-        </w:rPr>
-        <w:t>, 0),</w:t>
-      </w:r>
-    </w:p>
-    <w:p>
-      <w:pPr>
-        <w:pStyle w:val="ListParagraph"/>
-        <w:pBdr>
-          <w:top w:val="single" w:sz="4" w:space="1" w:color="auto"/>
-          <w:left w:val="single" w:sz="4" w:space="4" w:color="auto"/>
-          <w:bottom w:val="single" w:sz="4" w:space="1" w:color="auto"/>
-          <w:right w:val="single" w:sz="4" w:space="4" w:color="auto"/>
-        </w:pBdr>
-        <w:ind w:left="1080"/>
-        <w:rPr>
-          <w:lang w:val="en-US"/>
-        </w:rPr>
-      </w:pPr>
-      <w:r>
-        <w:rPr>
-          <w:lang w:val="en-US"/>
-        </w:rPr>
-        <w:t>(0</w:t>
-      </w:r>
-      <w:r>
-        <w:rPr>
-          <w:lang w:val="en-US"/>
-        </w:rPr>
-        <w:t>, 0, 0, 1),</w:t>
-      </w:r>
-    </w:p>
-    <w:p>
-      <w:pPr>
-        <w:pStyle w:val="ListParagraph"/>
-        <w:pBdr>
-          <w:top w:val="single" w:sz="4" w:space="1" w:color="auto"/>
-          <w:left w:val="single" w:sz="4" w:space="4" w:color="auto"/>
-          <w:bottom w:val="single" w:sz="4" w:space="1" w:color="auto"/>
-          <w:right w:val="single" w:sz="4" w:space="4" w:color="auto"/>
-        </w:pBdr>
-        <w:ind w:left="1080"/>
-        <w:rPr>
-          <w:lang w:val="en-US"/>
-        </w:rPr>
-      </w:pPr>
-      <w:r>
-        <w:rPr>
-          <w:lang w:val="en-US"/>
-        </w:rPr>
-        <w:t>))</w:t>
-      </w:r>
-    </w:p>
-    <w:p>
-      <w:pPr>
-        <w:pStyle w:val="ListParagraph"/>
-        <w:numPr>
-          <w:ilvl w:val="0"/>
-          <w:numId w:val="1"/>
-        </w:numPr>
-        <w:rPr>
-          <w:lang w:val="en-US"/>
-        </w:rPr>
-      </w:pPr>
-      <w:r>
-        <w:rPr>
-          <w:lang w:val="en-US"/>
-        </w:rPr>
-        <w:t>Plot Đồ Thị 3D Của Hàm Bất Kì?</w:t>
-      </w:r>
-    </w:p>
-    <w:p>
-      <w:pPr>
-        <w:pStyle w:val="ListParagraph"/>
-        <w:numPr>
-          <w:ilvl w:val="0"/>
-          <w:numId w:val="2"/>
-        </w:numPr>
-        <w:rPr>
-          <w:lang w:val="en-US"/>
-        </w:rPr>
-      </w:pPr>
-      <w:r>
-        <w:rPr>
-          <w:lang w:val="en-US"/>
-        </w:rPr>
-        <w:t xml:space="preserve">Đoạn code này xóa tất cả vật thể hiện tại, rồi tạo </w:t>
-      </w:r>
-      <w:r>
-        <w:rPr>
-          <w:lang w:val="en-US"/>
-        </w:rPr>
-        <w:t>Object</w:t>
-      </w:r>
-      <w:r>
-        <w:rPr>
-          <w:lang w:val="en-US"/>
-        </w:rPr>
-        <w:t xml:space="preserve"> mới là đồ thị</w:t>
-      </w:r>
-    </w:p>
-    <w:p>
-      <w:pPr>
-        <w:pStyle w:val="ListParagraph"/>
-        <w:pBdr>
-          <w:top w:val="single" w:sz="4" w:space="1" w:color="auto"/>
-          <w:left w:val="single" w:sz="4" w:space="4" w:color="auto"/>
-          <w:bottom w:val="single" w:sz="4" w:space="1" w:color="auto"/>
-          <w:right w:val="single" w:sz="4" w:space="4" w:color="auto"/>
-        </w:pBdr>
-        <w:ind w:left="1080"/>
-        <w:rPr>
-          <w:lang w:val="en-US"/>
-        </w:rPr>
-      </w:pPr>
-      <w:r>
-        <w:rPr>
-          <w:lang w:val="en-US"/>
-        </w:rPr>
-        <w:t>import bpy</w:t>
+        <w:t xml:space="preserve"> Được Chọn?</w:t>
       </w:r>
     </w:p>
     <w:p>
@@ -4638,2272 +7671,6 @@
           <w:lang w:val="en-US"/>
         </w:rPr>
         <w:lastRenderedPageBreak/>
-        <w:t>from math import *</w:t>
-      </w:r>
-    </w:p>
-    <w:p>
-      <w:pPr>
-        <w:pStyle w:val="ListParagraph"/>
-        <w:pBdr>
-          <w:top w:val="single" w:sz="4" w:space="1" w:color="auto"/>
-          <w:left w:val="single" w:sz="4" w:space="4" w:color="auto"/>
-          <w:bottom w:val="single" w:sz="4" w:space="1" w:color="auto"/>
-          <w:right w:val="single" w:sz="4" w:space="4" w:color="auto"/>
-        </w:pBdr>
-        <w:ind w:left="1080"/>
-        <w:rPr>
-          <w:lang w:val="en-US"/>
-        </w:rPr>
-      </w:pPr>
-    </w:p>
-    <w:p>
-      <w:pPr>
-        <w:pStyle w:val="ListParagraph"/>
-        <w:pBdr>
-          <w:top w:val="single" w:sz="4" w:space="1" w:color="auto"/>
-          <w:left w:val="single" w:sz="4" w:space="4" w:color="auto"/>
-          <w:bottom w:val="single" w:sz="4" w:space="1" w:color="auto"/>
-          <w:right w:val="single" w:sz="4" w:space="4" w:color="auto"/>
-        </w:pBdr>
-        <w:ind w:left="1080"/>
-        <w:rPr>
-          <w:lang w:val="en-US"/>
-        </w:rPr>
-      </w:pPr>
-      <w:r>
-        <w:rPr>
-          <w:lang w:val="en-US"/>
-        </w:rPr>
-        <w:t>bpy.ops.object.select_all(action='DESELECT')</w:t>
-      </w:r>
-    </w:p>
-    <w:p>
-      <w:pPr>
-        <w:pStyle w:val="ListParagraph"/>
-        <w:pBdr>
-          <w:top w:val="single" w:sz="4" w:space="1" w:color="auto"/>
-          <w:left w:val="single" w:sz="4" w:space="4" w:color="auto"/>
-          <w:bottom w:val="single" w:sz="4" w:space="1" w:color="auto"/>
-          <w:right w:val="single" w:sz="4" w:space="4" w:color="auto"/>
-        </w:pBdr>
-        <w:ind w:left="1080"/>
-        <w:rPr>
-          <w:lang w:val="en-US"/>
-        </w:rPr>
-      </w:pPr>
-      <w:r>
-        <w:rPr>
-          <w:lang w:val="en-US"/>
-        </w:rPr>
-        <w:t>bpy.ops.object.select_by_type(type='MESH')</w:t>
-      </w:r>
-    </w:p>
-    <w:p>
-      <w:pPr>
-        <w:pStyle w:val="ListParagraph"/>
-        <w:pBdr>
-          <w:top w:val="single" w:sz="4" w:space="1" w:color="auto"/>
-          <w:left w:val="single" w:sz="4" w:space="4" w:color="auto"/>
-          <w:bottom w:val="single" w:sz="4" w:space="1" w:color="auto"/>
-          <w:right w:val="single" w:sz="4" w:space="4" w:color="auto"/>
-        </w:pBdr>
-        <w:ind w:left="1080"/>
-        <w:rPr>
-          <w:lang w:val="en-US"/>
-        </w:rPr>
-      </w:pPr>
-      <w:r>
-        <w:rPr>
-          <w:lang w:val="en-US"/>
-        </w:rPr>
-        <w:t>bpy.ops.object.delete()</w:t>
-      </w:r>
-    </w:p>
-    <w:p>
-      <w:pPr>
-        <w:pStyle w:val="ListParagraph"/>
-        <w:pBdr>
-          <w:top w:val="single" w:sz="4" w:space="1" w:color="auto"/>
-          <w:left w:val="single" w:sz="4" w:space="4" w:color="auto"/>
-          <w:bottom w:val="single" w:sz="4" w:space="1" w:color="auto"/>
-          <w:right w:val="single" w:sz="4" w:space="4" w:color="auto"/>
-        </w:pBdr>
-        <w:ind w:left="1080"/>
-        <w:rPr>
-          <w:lang w:val="en-US"/>
-        </w:rPr>
-      </w:pPr>
-    </w:p>
-    <w:p>
-      <w:pPr>
-        <w:pStyle w:val="ListParagraph"/>
-        <w:pBdr>
-          <w:top w:val="single" w:sz="4" w:space="1" w:color="auto"/>
-          <w:left w:val="single" w:sz="4" w:space="4" w:color="auto"/>
-          <w:bottom w:val="single" w:sz="4" w:space="1" w:color="auto"/>
-          <w:right w:val="single" w:sz="4" w:space="4" w:color="auto"/>
-        </w:pBdr>
-        <w:ind w:left="1080"/>
-        <w:rPr>
-          <w:lang w:val="en-US"/>
-        </w:rPr>
-      </w:pPr>
-      <w:r>
-        <w:rPr>
-          <w:lang w:val="en-US"/>
-        </w:rPr>
-        <w:t>mesh = bpy.data.meshes.new("graph")</w:t>
-      </w:r>
-    </w:p>
-    <w:p>
-      <w:pPr>
-        <w:pStyle w:val="ListParagraph"/>
-        <w:pBdr>
-          <w:top w:val="single" w:sz="4" w:space="1" w:color="auto"/>
-          <w:left w:val="single" w:sz="4" w:space="4" w:color="auto"/>
-          <w:bottom w:val="single" w:sz="4" w:space="1" w:color="auto"/>
-          <w:right w:val="single" w:sz="4" w:space="4" w:color="auto"/>
-        </w:pBdr>
-        <w:ind w:left="1080"/>
-        <w:rPr>
-          <w:lang w:val="en-US"/>
-        </w:rPr>
-      </w:pPr>
-      <w:r>
-        <w:rPr>
-          <w:lang w:val="en-US"/>
-        </w:rPr>
-        <w:t>obj = bpy.data.objects.new("GraphObj", mesh)</w:t>
-      </w:r>
-    </w:p>
-    <w:p>
-      <w:pPr>
-        <w:pStyle w:val="ListParagraph"/>
-        <w:pBdr>
-          <w:top w:val="single" w:sz="4" w:space="1" w:color="auto"/>
-          <w:left w:val="single" w:sz="4" w:space="4" w:color="auto"/>
-          <w:bottom w:val="single" w:sz="4" w:space="1" w:color="auto"/>
-          <w:right w:val="single" w:sz="4" w:space="4" w:color="auto"/>
-        </w:pBdr>
-        <w:ind w:left="1080"/>
-        <w:rPr>
-          <w:lang w:val="en-US"/>
-        </w:rPr>
-      </w:pPr>
-      <w:r>
-        <w:rPr>
-          <w:lang w:val="en-US"/>
-        </w:rPr>
-        <w:t>scene = bpy.context.scene</w:t>
-      </w:r>
-    </w:p>
-    <w:p>
-      <w:pPr>
-        <w:pStyle w:val="ListParagraph"/>
-        <w:pBdr>
-          <w:top w:val="single" w:sz="4" w:space="1" w:color="auto"/>
-          <w:left w:val="single" w:sz="4" w:space="4" w:color="auto"/>
-          <w:bottom w:val="single" w:sz="4" w:space="1" w:color="auto"/>
-          <w:right w:val="single" w:sz="4" w:space="4" w:color="auto"/>
-        </w:pBdr>
-        <w:ind w:left="1080"/>
-        <w:rPr>
-          <w:lang w:val="en-US"/>
-        </w:rPr>
-      </w:pPr>
-      <w:r>
-        <w:rPr>
-          <w:lang w:val="en-US"/>
-        </w:rPr>
-        <w:t>scene.objects.link(obj)</w:t>
-      </w:r>
-    </w:p>
-    <w:p>
-      <w:pPr>
-        <w:pStyle w:val="ListParagraph"/>
-        <w:pBdr>
-          <w:top w:val="single" w:sz="4" w:space="1" w:color="auto"/>
-          <w:left w:val="single" w:sz="4" w:space="4" w:color="auto"/>
-          <w:bottom w:val="single" w:sz="4" w:space="1" w:color="auto"/>
-          <w:right w:val="single" w:sz="4" w:space="4" w:color="auto"/>
-        </w:pBdr>
-        <w:ind w:left="1080"/>
-        <w:rPr>
-          <w:lang w:val="en-US"/>
-        </w:rPr>
-      </w:pPr>
-    </w:p>
-    <w:p>
-      <w:pPr>
-        <w:pStyle w:val="ListParagraph"/>
-        <w:pBdr>
-          <w:top w:val="single" w:sz="4" w:space="1" w:color="auto"/>
-          <w:left w:val="single" w:sz="4" w:space="4" w:color="auto"/>
-          <w:bottom w:val="single" w:sz="4" w:space="1" w:color="auto"/>
-          <w:right w:val="single" w:sz="4" w:space="4" w:color="auto"/>
-        </w:pBdr>
-        <w:ind w:left="1080"/>
-        <w:rPr>
-          <w:lang w:val="en-US"/>
-        </w:rPr>
-      </w:pPr>
-      <w:r>
-        <w:rPr>
-          <w:lang w:val="en-US"/>
-        </w:rPr>
-        <w:t>vertices = []</w:t>
-      </w:r>
-    </w:p>
-    <w:p>
-      <w:pPr>
-        <w:pStyle w:val="ListParagraph"/>
-        <w:pBdr>
-          <w:top w:val="single" w:sz="4" w:space="1" w:color="auto"/>
-          <w:left w:val="single" w:sz="4" w:space="4" w:color="auto"/>
-          <w:bottom w:val="single" w:sz="4" w:space="1" w:color="auto"/>
-          <w:right w:val="single" w:sz="4" w:space="4" w:color="auto"/>
-        </w:pBdr>
-        <w:ind w:left="1080"/>
-        <w:rPr>
-          <w:lang w:val="en-US"/>
-        </w:rPr>
-      </w:pPr>
-      <w:r>
-        <w:rPr>
-          <w:lang w:val="en-US"/>
-        </w:rPr>
-        <w:t>edges = []</w:t>
-      </w:r>
-    </w:p>
-    <w:p>
-      <w:pPr>
-        <w:pStyle w:val="ListParagraph"/>
-        <w:pBdr>
-          <w:top w:val="single" w:sz="4" w:space="1" w:color="auto"/>
-          <w:left w:val="single" w:sz="4" w:space="4" w:color="auto"/>
-          <w:bottom w:val="single" w:sz="4" w:space="1" w:color="auto"/>
-          <w:right w:val="single" w:sz="4" w:space="4" w:color="auto"/>
-        </w:pBdr>
-        <w:ind w:left="1080"/>
-        <w:rPr>
-          <w:lang w:val="en-US"/>
-        </w:rPr>
-      </w:pPr>
-      <w:r>
-        <w:rPr>
-          <w:lang w:val="en-US"/>
-        </w:rPr>
-        <w:t>faces = []</w:t>
-      </w:r>
-    </w:p>
-    <w:p>
-      <w:pPr>
-        <w:pStyle w:val="ListParagraph"/>
-        <w:pBdr>
-          <w:top w:val="single" w:sz="4" w:space="1" w:color="auto"/>
-          <w:left w:val="single" w:sz="4" w:space="4" w:color="auto"/>
-          <w:bottom w:val="single" w:sz="4" w:space="1" w:color="auto"/>
-          <w:right w:val="single" w:sz="4" w:space="4" w:color="auto"/>
-        </w:pBdr>
-        <w:ind w:left="1080"/>
-        <w:rPr>
-          <w:lang w:val="en-US"/>
-        </w:rPr>
-      </w:pPr>
-      <w:r>
-        <w:rPr>
-          <w:lang w:val="en-US"/>
-        </w:rPr>
-        <w:t xml:space="preserve">num_points = </w:t>
-      </w:r>
-      <w:r>
-        <w:rPr>
-          <w:lang w:val="en-US"/>
-        </w:rPr>
-        <w:t>&lt;Độ Phân Giải&gt;</w:t>
-      </w:r>
-    </w:p>
-    <w:p>
-      <w:pPr>
-        <w:pStyle w:val="ListParagraph"/>
-        <w:pBdr>
-          <w:top w:val="single" w:sz="4" w:space="1" w:color="auto"/>
-          <w:left w:val="single" w:sz="4" w:space="4" w:color="auto"/>
-          <w:bottom w:val="single" w:sz="4" w:space="1" w:color="auto"/>
-          <w:right w:val="single" w:sz="4" w:space="4" w:color="auto"/>
-        </w:pBdr>
-        <w:ind w:left="1080"/>
-        <w:rPr>
-          <w:lang w:val="en-US"/>
-        </w:rPr>
-      </w:pPr>
-      <w:r>
-        <w:rPr>
-          <w:lang w:val="en-US"/>
-        </w:rPr>
-        <w:t>lim_x = &lt;Giới Hạn Giá Trị Của X&gt;</w:t>
-      </w:r>
-    </w:p>
-    <w:p>
-      <w:pPr>
-        <w:pStyle w:val="ListParagraph"/>
-        <w:pBdr>
-          <w:top w:val="single" w:sz="4" w:space="1" w:color="auto"/>
-          <w:left w:val="single" w:sz="4" w:space="4" w:color="auto"/>
-          <w:bottom w:val="single" w:sz="4" w:space="1" w:color="auto"/>
-          <w:right w:val="single" w:sz="4" w:space="4" w:color="auto"/>
-        </w:pBdr>
-        <w:ind w:left="1080"/>
-        <w:rPr>
-          <w:lang w:val="en-US"/>
-        </w:rPr>
-      </w:pPr>
-      <w:r>
-        <w:rPr>
-          <w:lang w:val="en-US"/>
-        </w:rPr>
-        <w:t>lim_y = &lt;Giới Hạn Giá Trị Của Y&gt;</w:t>
-      </w:r>
-    </w:p>
-    <w:p>
-      <w:pPr>
-        <w:pStyle w:val="ListParagraph"/>
-        <w:pBdr>
-          <w:top w:val="single" w:sz="4" w:space="1" w:color="auto"/>
-          <w:left w:val="single" w:sz="4" w:space="4" w:color="auto"/>
-          <w:bottom w:val="single" w:sz="4" w:space="1" w:color="auto"/>
-          <w:right w:val="single" w:sz="4" w:space="4" w:color="auto"/>
-        </w:pBdr>
-        <w:ind w:left="1080"/>
-        <w:rPr>
-          <w:lang w:val="en-US"/>
-        </w:rPr>
-      </w:pPr>
-      <w:r>
-        <w:rPr>
-          <w:lang w:val="en-US"/>
-        </w:rPr>
-        <w:t>x_step = (</w:t>
-      </w:r>
-      <w:r>
-        <w:rPr>
-          <w:lang w:val="en-US"/>
-        </w:rPr>
-        <w:t>lim_x[1] - lim_x[0]</w:t>
-      </w:r>
-      <w:r>
-        <w:rPr>
-          <w:lang w:val="en-US"/>
-        </w:rPr>
-        <w:t>) / num_points</w:t>
-      </w:r>
-    </w:p>
-    <w:p>
-      <w:pPr>
-        <w:pStyle w:val="ListParagraph"/>
-        <w:pBdr>
-          <w:top w:val="single" w:sz="4" w:space="1" w:color="auto"/>
-          <w:left w:val="single" w:sz="4" w:space="4" w:color="auto"/>
-          <w:bottom w:val="single" w:sz="4" w:space="1" w:color="auto"/>
-          <w:right w:val="single" w:sz="4" w:space="4" w:color="auto"/>
-        </w:pBdr>
-        <w:ind w:left="1080"/>
-        <w:rPr>
-          <w:lang w:val="en-US"/>
-        </w:rPr>
-      </w:pPr>
-      <w:r>
-        <w:rPr>
-          <w:lang w:val="en-US"/>
-        </w:rPr>
-        <w:t>y_step = (</w:t>
-      </w:r>
-      <w:r>
-        <w:rPr>
-          <w:lang w:val="en-US"/>
-        </w:rPr>
-        <w:t>lim_y[1] - lim_y[0]</w:t>
-      </w:r>
-      <w:r>
-        <w:rPr>
-          <w:lang w:val="en-US"/>
-        </w:rPr>
-        <w:t>) / num_points</w:t>
-      </w:r>
-    </w:p>
-    <w:p>
-      <w:pPr>
-        <w:pStyle w:val="ListParagraph"/>
-        <w:pBdr>
-          <w:top w:val="single" w:sz="4" w:space="1" w:color="auto"/>
-          <w:left w:val="single" w:sz="4" w:space="4" w:color="auto"/>
-          <w:bottom w:val="single" w:sz="4" w:space="1" w:color="auto"/>
-          <w:right w:val="single" w:sz="4" w:space="4" w:color="auto"/>
-        </w:pBdr>
-        <w:ind w:left="1080"/>
-        <w:rPr>
-          <w:lang w:val="en-US"/>
-        </w:rPr>
-      </w:pPr>
-    </w:p>
-    <w:p>
-      <w:pPr>
-        <w:pStyle w:val="ListParagraph"/>
-        <w:pBdr>
-          <w:top w:val="single" w:sz="4" w:space="1" w:color="auto"/>
-          <w:left w:val="single" w:sz="4" w:space="4" w:color="auto"/>
-          <w:bottom w:val="single" w:sz="4" w:space="1" w:color="auto"/>
-          <w:right w:val="single" w:sz="4" w:space="4" w:color="auto"/>
-        </w:pBdr>
-        <w:ind w:left="1080"/>
-        <w:rPr>
-          <w:lang w:val="en-US"/>
-        </w:rPr>
-      </w:pPr>
-      <w:r>
-        <w:rPr>
-          <w:lang w:val="en-US"/>
-        </w:rPr>
-        <w:t>for i in range(num_points):</w:t>
-      </w:r>
-    </w:p>
-    <w:p>
-      <w:pPr>
-        <w:pStyle w:val="ListParagraph"/>
-        <w:pBdr>
-          <w:top w:val="single" w:sz="4" w:space="1" w:color="auto"/>
-          <w:left w:val="single" w:sz="4" w:space="4" w:color="auto"/>
-          <w:bottom w:val="single" w:sz="4" w:space="1" w:color="auto"/>
-          <w:right w:val="single" w:sz="4" w:space="4" w:color="auto"/>
-        </w:pBdr>
-        <w:ind w:left="1080"/>
-        <w:rPr>
-          <w:lang w:val="en-US"/>
-        </w:rPr>
-      </w:pPr>
-      <w:r>
-        <w:rPr>
-          <w:lang w:val="en-US"/>
-        </w:rPr>
-        <w:t xml:space="preserve">    x = </w:t>
-      </w:r>
-      <w:r>
-        <w:rPr>
-          <w:lang w:val="en-US"/>
-        </w:rPr>
-        <w:t xml:space="preserve">lim_x[0] </w:t>
-      </w:r>
-      <w:r>
-        <w:rPr>
-          <w:lang w:val="en-US"/>
-        </w:rPr>
-        <w:t>+ i * x_step</w:t>
-      </w:r>
-    </w:p>
-    <w:p>
-      <w:pPr>
-        <w:pStyle w:val="ListParagraph"/>
-        <w:pBdr>
-          <w:top w:val="single" w:sz="4" w:space="1" w:color="auto"/>
-          <w:left w:val="single" w:sz="4" w:space="4" w:color="auto"/>
-          <w:bottom w:val="single" w:sz="4" w:space="1" w:color="auto"/>
-          <w:right w:val="single" w:sz="4" w:space="4" w:color="auto"/>
-        </w:pBdr>
-        <w:ind w:left="1080"/>
-        <w:rPr>
-          <w:lang w:val="en-US"/>
-        </w:rPr>
-      </w:pPr>
-      <w:r>
-        <w:rPr>
-          <w:lang w:val="en-US"/>
-        </w:rPr>
-        <w:t xml:space="preserve">    for j in range(num_points):</w:t>
-      </w:r>
-    </w:p>
-    <w:p>
-      <w:pPr>
-        <w:pStyle w:val="ListParagraph"/>
-        <w:pBdr>
-          <w:top w:val="single" w:sz="4" w:space="1" w:color="auto"/>
-          <w:left w:val="single" w:sz="4" w:space="4" w:color="auto"/>
-          <w:bottom w:val="single" w:sz="4" w:space="1" w:color="auto"/>
-          <w:right w:val="single" w:sz="4" w:space="4" w:color="auto"/>
-        </w:pBdr>
-        <w:ind w:left="1080"/>
-        <w:rPr>
-          <w:lang w:val="en-US"/>
-        </w:rPr>
-      </w:pPr>
-      <w:r>
-        <w:rPr>
-          <w:lang w:val="en-US"/>
-        </w:rPr>
-        <w:t xml:space="preserve">        y = </w:t>
-      </w:r>
-      <w:r>
-        <w:rPr>
-          <w:lang w:val="en-US"/>
-        </w:rPr>
-        <w:t xml:space="preserve">lim_y[0] </w:t>
-      </w:r>
-      <w:r>
-        <w:rPr>
-          <w:lang w:val="en-US"/>
-        </w:rPr>
-        <w:t>+ j * y_step</w:t>
-      </w:r>
-    </w:p>
-    <w:p>
-      <w:pPr>
-        <w:pStyle w:val="ListParagraph"/>
-        <w:pBdr>
-          <w:top w:val="single" w:sz="4" w:space="1" w:color="auto"/>
-          <w:left w:val="single" w:sz="4" w:space="4" w:color="auto"/>
-          <w:bottom w:val="single" w:sz="4" w:space="1" w:color="auto"/>
-          <w:right w:val="single" w:sz="4" w:space="4" w:color="auto"/>
-        </w:pBdr>
-        <w:ind w:left="1080"/>
-        <w:rPr>
-          <w:lang w:val="en-US"/>
-        </w:rPr>
-      </w:pPr>
-      <w:r>
-        <w:rPr>
-          <w:lang w:val="en-US"/>
-        </w:rPr>
-        <w:t xml:space="preserve">        z = </w:t>
-      </w:r>
-      <w:r>
-        <w:rPr>
-          <w:lang w:val="en-US"/>
-        </w:rPr>
-        <w:t>&lt;Biểu Thức Hàm&gt;</w:t>
-      </w:r>
-    </w:p>
-    <w:p>
-      <w:pPr>
-        <w:pStyle w:val="ListParagraph"/>
-        <w:pBdr>
-          <w:top w:val="single" w:sz="4" w:space="1" w:color="auto"/>
-          <w:left w:val="single" w:sz="4" w:space="4" w:color="auto"/>
-          <w:bottom w:val="single" w:sz="4" w:space="1" w:color="auto"/>
-          <w:right w:val="single" w:sz="4" w:space="4" w:color="auto"/>
-        </w:pBdr>
-        <w:ind w:left="1080"/>
-        <w:rPr>
-          <w:lang w:val="en-US"/>
-        </w:rPr>
-      </w:pPr>
-      <w:r>
-        <w:rPr>
-          <w:lang w:val="en-US"/>
-        </w:rPr>
-        <w:t xml:space="preserve">        vertices.append((x, y, z))</w:t>
-      </w:r>
-    </w:p>
-    <w:p>
-      <w:pPr>
-        <w:pStyle w:val="ListParagraph"/>
-        <w:pBdr>
-          <w:top w:val="single" w:sz="4" w:space="1" w:color="auto"/>
-          <w:left w:val="single" w:sz="4" w:space="4" w:color="auto"/>
-          <w:bottom w:val="single" w:sz="4" w:space="1" w:color="auto"/>
-          <w:right w:val="single" w:sz="4" w:space="4" w:color="auto"/>
-        </w:pBdr>
-        <w:ind w:left="1080"/>
-        <w:rPr>
-          <w:lang w:val="en-US"/>
-        </w:rPr>
-      </w:pPr>
-    </w:p>
-    <w:p>
-      <w:pPr>
-        <w:pStyle w:val="ListParagraph"/>
-        <w:pBdr>
-          <w:top w:val="single" w:sz="4" w:space="1" w:color="auto"/>
-          <w:left w:val="single" w:sz="4" w:space="4" w:color="auto"/>
-          <w:bottom w:val="single" w:sz="4" w:space="1" w:color="auto"/>
-          <w:right w:val="single" w:sz="4" w:space="4" w:color="auto"/>
-        </w:pBdr>
-        <w:ind w:left="1080"/>
-        <w:rPr>
-          <w:lang w:val="en-US"/>
-        </w:rPr>
-      </w:pPr>
-      <w:r>
-        <w:rPr>
-          <w:lang w:val="en-US"/>
-        </w:rPr>
-        <w:t>for i in range(num_points - 1):</w:t>
-      </w:r>
-    </w:p>
-    <w:p>
-      <w:pPr>
-        <w:pStyle w:val="ListParagraph"/>
-        <w:pBdr>
-          <w:top w:val="single" w:sz="4" w:space="1" w:color="auto"/>
-          <w:left w:val="single" w:sz="4" w:space="4" w:color="auto"/>
-          <w:bottom w:val="single" w:sz="4" w:space="1" w:color="auto"/>
-          <w:right w:val="single" w:sz="4" w:space="4" w:color="auto"/>
-        </w:pBdr>
-        <w:ind w:left="1080"/>
-        <w:rPr>
-          <w:lang w:val="en-US"/>
-        </w:rPr>
-      </w:pPr>
-      <w:r>
-        <w:rPr>
-          <w:lang w:val="en-US"/>
-        </w:rPr>
-        <w:t xml:space="preserve">    for j in range(num_points - 1):</w:t>
-      </w:r>
-    </w:p>
-    <w:p>
-      <w:pPr>
-        <w:pStyle w:val="ListParagraph"/>
-        <w:pBdr>
-          <w:top w:val="single" w:sz="4" w:space="1" w:color="auto"/>
-          <w:left w:val="single" w:sz="4" w:space="4" w:color="auto"/>
-          <w:bottom w:val="single" w:sz="4" w:space="1" w:color="auto"/>
-          <w:right w:val="single" w:sz="4" w:space="4" w:color="auto"/>
-        </w:pBdr>
-        <w:ind w:left="1080"/>
-        <w:rPr>
-          <w:lang w:val="en-US"/>
-        </w:rPr>
-      </w:pPr>
-      <w:r>
-        <w:rPr>
-          <w:lang w:val="en-US"/>
-        </w:rPr>
-        <w:t xml:space="preserve">        v0 = i * num_points + j</w:t>
-      </w:r>
-    </w:p>
-    <w:p>
-      <w:pPr>
-        <w:pStyle w:val="ListParagraph"/>
-        <w:pBdr>
-          <w:top w:val="single" w:sz="4" w:space="1" w:color="auto"/>
-          <w:left w:val="single" w:sz="4" w:space="4" w:color="auto"/>
-          <w:bottom w:val="single" w:sz="4" w:space="1" w:color="auto"/>
-          <w:right w:val="single" w:sz="4" w:space="4" w:color="auto"/>
-        </w:pBdr>
-        <w:ind w:left="1080"/>
-        <w:rPr>
-          <w:lang w:val="en-US"/>
-        </w:rPr>
-      </w:pPr>
-      <w:r>
-        <w:rPr>
-          <w:lang w:val="en-US"/>
-        </w:rPr>
-        <w:t xml:space="preserve">        v1 = v0 + 1</w:t>
-      </w:r>
-    </w:p>
-    <w:p>
-      <w:pPr>
-        <w:pStyle w:val="ListParagraph"/>
-        <w:pBdr>
-          <w:top w:val="single" w:sz="4" w:space="1" w:color="auto"/>
-          <w:left w:val="single" w:sz="4" w:space="4" w:color="auto"/>
-          <w:bottom w:val="single" w:sz="4" w:space="1" w:color="auto"/>
-          <w:right w:val="single" w:sz="4" w:space="4" w:color="auto"/>
-        </w:pBdr>
-        <w:ind w:left="1080"/>
-        <w:rPr>
-          <w:lang w:val="en-US"/>
-        </w:rPr>
-      </w:pPr>
-      <w:r>
-        <w:rPr>
-          <w:lang w:val="en-US"/>
-        </w:rPr>
-        <w:t xml:space="preserve">        v2 = v0 + num_points</w:t>
-      </w:r>
-    </w:p>
-    <w:p>
-      <w:pPr>
-        <w:pStyle w:val="ListParagraph"/>
-        <w:pBdr>
-          <w:top w:val="single" w:sz="4" w:space="1" w:color="auto"/>
-          <w:left w:val="single" w:sz="4" w:space="4" w:color="auto"/>
-          <w:bottom w:val="single" w:sz="4" w:space="1" w:color="auto"/>
-          <w:right w:val="single" w:sz="4" w:space="4" w:color="auto"/>
-        </w:pBdr>
-        <w:ind w:left="1080"/>
-        <w:rPr>
-          <w:lang w:val="en-US"/>
-        </w:rPr>
-      </w:pPr>
-      <w:r>
-        <w:rPr>
-          <w:lang w:val="en-US"/>
-        </w:rPr>
-        <w:t xml:space="preserve">        v3 = v2 + 1</w:t>
-      </w:r>
-    </w:p>
-    <w:p>
-      <w:pPr>
-        <w:pStyle w:val="ListParagraph"/>
-        <w:pBdr>
-          <w:top w:val="single" w:sz="4" w:space="1" w:color="auto"/>
-          <w:left w:val="single" w:sz="4" w:space="4" w:color="auto"/>
-          <w:bottom w:val="single" w:sz="4" w:space="1" w:color="auto"/>
-          <w:right w:val="single" w:sz="4" w:space="4" w:color="auto"/>
-        </w:pBdr>
-        <w:ind w:left="1080"/>
-        <w:rPr>
-          <w:lang w:val="en-US"/>
-        </w:rPr>
-      </w:pPr>
-      <w:r>
-        <w:rPr>
-          <w:lang w:val="en-US"/>
-        </w:rPr>
-        <w:t xml:space="preserve">        edges.extend([(v0, v1), (v1, v3), (v3, v2), (v2, v0)])</w:t>
-      </w:r>
-    </w:p>
-    <w:p>
-      <w:pPr>
-        <w:pStyle w:val="ListParagraph"/>
-        <w:pBdr>
-          <w:top w:val="single" w:sz="4" w:space="1" w:color="auto"/>
-          <w:left w:val="single" w:sz="4" w:space="4" w:color="auto"/>
-          <w:bottom w:val="single" w:sz="4" w:space="1" w:color="auto"/>
-          <w:right w:val="single" w:sz="4" w:space="4" w:color="auto"/>
-        </w:pBdr>
-        <w:ind w:left="1080"/>
-        <w:rPr>
-          <w:lang w:val="en-US"/>
-        </w:rPr>
-      </w:pPr>
-      <w:r>
-        <w:rPr>
-          <w:lang w:val="en-US"/>
-        </w:rPr>
-        <w:t xml:space="preserve">        faces.append((v0, v1, v3, v2))</w:t>
-      </w:r>
-    </w:p>
-    <w:p>
-      <w:pPr>
-        <w:pStyle w:val="ListParagraph"/>
-        <w:pBdr>
-          <w:top w:val="single" w:sz="4" w:space="1" w:color="auto"/>
-          <w:left w:val="single" w:sz="4" w:space="4" w:color="auto"/>
-          <w:bottom w:val="single" w:sz="4" w:space="1" w:color="auto"/>
-          <w:right w:val="single" w:sz="4" w:space="4" w:color="auto"/>
-        </w:pBdr>
-        <w:ind w:left="1080"/>
-        <w:rPr>
-          <w:lang w:val="en-US"/>
-        </w:rPr>
-      </w:pPr>
-    </w:p>
-    <w:p>
-      <w:pPr>
-        <w:pStyle w:val="ListParagraph"/>
-        <w:pBdr>
-          <w:top w:val="single" w:sz="4" w:space="1" w:color="auto"/>
-          <w:left w:val="single" w:sz="4" w:space="4" w:color="auto"/>
-          <w:bottom w:val="single" w:sz="4" w:space="1" w:color="auto"/>
-          <w:right w:val="single" w:sz="4" w:space="4" w:color="auto"/>
-        </w:pBdr>
-        <w:ind w:left="1080"/>
-        <w:rPr>
-          <w:lang w:val="en-US"/>
-        </w:rPr>
-      </w:pPr>
-      <w:r>
-        <w:rPr>
-          <w:lang w:val="en-US"/>
-        </w:rPr>
-        <w:t>mesh.from_pydata(vertices, edges, faces)</w:t>
-      </w:r>
-    </w:p>
-    <w:p>
-      <w:pPr>
-        <w:pStyle w:val="ListParagraph"/>
-        <w:pBdr>
-          <w:top w:val="single" w:sz="4" w:space="1" w:color="auto"/>
-          <w:left w:val="single" w:sz="4" w:space="4" w:color="auto"/>
-          <w:bottom w:val="single" w:sz="4" w:space="1" w:color="auto"/>
-          <w:right w:val="single" w:sz="4" w:space="4" w:color="auto"/>
-        </w:pBdr>
-        <w:ind w:left="1080"/>
-        <w:rPr>
-          <w:lang w:val="en-US"/>
-        </w:rPr>
-      </w:pPr>
-      <w:r>
-        <w:rPr>
-          <w:lang w:val="en-US"/>
-        </w:rPr>
-        <w:t>mesh.update()</w:t>
-      </w:r>
-    </w:p>
-    <w:p>
-      <w:pPr>
-        <w:pStyle w:val="ListParagraph"/>
-        <w:numPr>
-          <w:ilvl w:val="0"/>
-          <w:numId w:val="2"/>
-        </w:numPr>
-        <w:rPr>
-          <w:lang w:val="en-US"/>
-        </w:rPr>
-      </w:pPr>
-      <w:r>
-        <w:rPr>
-          <w:lang w:val="en-US"/>
-        </w:rPr>
-        <w:t>&lt;Giới Hạn Giá Trị Của X&gt;</w:t>
-      </w:r>
-      <w:r>
-        <w:rPr>
-          <w:lang w:val="en-US"/>
-        </w:rPr>
-        <w:t xml:space="preserve"> và &lt;Giới Hạn Giá Trị Của Y&gt; là List bao gồm 2 giá trị cận có tác dụng giới hạn hiển thị hàm số</w:t>
-      </w:r>
-    </w:p>
-    <w:p>
-      <w:pPr>
-        <w:pStyle w:val="ListParagraph"/>
-        <w:numPr>
-          <w:ilvl w:val="0"/>
-          <w:numId w:val="2"/>
-        </w:numPr>
-        <w:rPr>
-          <w:lang w:val="en-US"/>
-        </w:rPr>
-      </w:pPr>
-      <w:r>
-        <w:rPr>
-          <w:lang w:val="en-US"/>
-        </w:rPr>
-        <w:t>Ví dụ</w:t>
-      </w:r>
-    </w:p>
-    <w:p>
-      <w:pPr>
-        <w:pStyle w:val="ListParagraph"/>
-        <w:pBdr>
-          <w:top w:val="single" w:sz="4" w:space="1" w:color="auto"/>
-          <w:left w:val="single" w:sz="4" w:space="4" w:color="auto"/>
-          <w:bottom w:val="single" w:sz="4" w:space="1" w:color="auto"/>
-          <w:right w:val="single" w:sz="4" w:space="4" w:color="auto"/>
-        </w:pBdr>
-        <w:ind w:left="1080"/>
-        <w:rPr>
-          <w:lang w:val="en-US"/>
-        </w:rPr>
-      </w:pPr>
-      <w:r>
-        <w:rPr>
-          <w:lang w:val="en-US"/>
-        </w:rPr>
-        <w:t>lim_x = [-5, 5]</w:t>
-      </w:r>
-    </w:p>
-    <w:p>
-      <w:pPr>
-        <w:pStyle w:val="ListParagraph"/>
-        <w:pBdr>
-          <w:top w:val="single" w:sz="4" w:space="1" w:color="auto"/>
-          <w:left w:val="single" w:sz="4" w:space="4" w:color="auto"/>
-          <w:bottom w:val="single" w:sz="4" w:space="1" w:color="auto"/>
-          <w:right w:val="single" w:sz="4" w:space="4" w:color="auto"/>
-        </w:pBdr>
-        <w:ind w:left="1080"/>
-        <w:rPr>
-          <w:lang w:val="en-US"/>
-        </w:rPr>
-      </w:pPr>
-      <w:r>
-        <w:rPr>
-          <w:lang w:val="en-US"/>
-        </w:rPr>
-        <w:t>lim_y = [-10, 10]</w:t>
-      </w:r>
-    </w:p>
-    <w:p>
-      <w:pPr>
-        <w:pStyle w:val="ListParagraph"/>
-        <w:numPr>
-          <w:ilvl w:val="0"/>
-          <w:numId w:val="2"/>
-        </w:numPr>
-        <w:rPr>
-          <w:lang w:val="en-US"/>
-        </w:rPr>
-      </w:pPr>
-      <w:r>
-        <w:rPr>
-          <w:lang w:val="en-US"/>
-        </w:rPr>
-        <w:t>&lt;Độ Phân Giải&gt; càng lớn thì đồ thị càng mượt</w:t>
-      </w:r>
-    </w:p>
-    <w:p>
-      <w:pPr>
-        <w:pStyle w:val="ListParagraph"/>
-        <w:numPr>
-          <w:ilvl w:val="0"/>
-          <w:numId w:val="2"/>
-        </w:numPr>
-        <w:rPr>
-          <w:lang w:val="en-US"/>
-        </w:rPr>
-      </w:pPr>
-      <w:r>
-        <w:rPr>
-          <w:lang w:val="en-US"/>
-        </w:rPr>
-        <w:t>&lt;Biểu Thức Hàm&gt; là hàm bạn muốn Plot</w:t>
-      </w:r>
-    </w:p>
-    <w:p>
-      <w:pPr>
-        <w:pStyle w:val="ListParagraph"/>
-        <w:numPr>
-          <w:ilvl w:val="0"/>
-          <w:numId w:val="2"/>
-        </w:numPr>
-        <w:rPr>
-          <w:lang w:val="en-US"/>
-        </w:rPr>
-      </w:pPr>
-      <w:r>
-        <w:rPr>
-          <w:lang w:val="en-US"/>
-        </w:rPr>
-        <w:t>Ví dụ hàm của bạn là z = 2x + 4y</w:t>
-      </w:r>
-      <w:r>
-        <w:rPr>
-          <w:vertAlign w:val="superscript"/>
-          <w:lang w:val="en-US"/>
-        </w:rPr>
-        <w:t>2</w:t>
-      </w:r>
-    </w:p>
-    <w:p>
-      <w:pPr>
-        <w:pStyle w:val="ListParagraph"/>
-        <w:pBdr>
-          <w:top w:val="single" w:sz="4" w:space="1" w:color="auto"/>
-          <w:left w:val="single" w:sz="4" w:space="4" w:color="auto"/>
-          <w:bottom w:val="single" w:sz="4" w:space="1" w:color="auto"/>
-          <w:right w:val="single" w:sz="4" w:space="4" w:color="auto"/>
-        </w:pBdr>
-        <w:ind w:left="1080"/>
-        <w:rPr>
-          <w:lang w:val="en-US"/>
-        </w:rPr>
-      </w:pPr>
-      <w:r>
-        <w:rPr>
-          <w:lang w:val="en-US"/>
-        </w:rPr>
-        <w:t xml:space="preserve">z = 2 * x + 4 * y ** 2 </w:t>
-      </w:r>
-    </w:p>
-    <w:p>
-      <w:pPr>
-        <w:pStyle w:val="ListParagraph"/>
-        <w:numPr>
-          <w:ilvl w:val="0"/>
-          <w:numId w:val="1"/>
-        </w:numPr>
-        <w:rPr>
-          <w:lang w:val="en-US"/>
-        </w:rPr>
-      </w:pPr>
-      <w:r>
-        <w:rPr>
-          <w:lang w:val="en-US"/>
-        </w:rPr>
-        <w:lastRenderedPageBreak/>
-        <w:t xml:space="preserve">Plot </w:t>
-      </w:r>
-      <w:r>
-        <w:rPr>
-          <w:lang w:val="en-US"/>
-        </w:rPr>
-        <w:t>Đường Cong?</w:t>
-      </w:r>
-    </w:p>
-    <w:p>
-      <w:pPr>
-        <w:pStyle w:val="ListParagraph"/>
-        <w:numPr>
-          <w:ilvl w:val="0"/>
-          <w:numId w:val="2"/>
-        </w:numPr>
-        <w:rPr>
-          <w:lang w:val="en-US"/>
-        </w:rPr>
-      </w:pPr>
-      <w:r>
-        <w:rPr>
-          <w:lang w:val="en-US"/>
-        </w:rPr>
-        <w:t xml:space="preserve">Đoạn Code này sẽ xóa tất cả </w:t>
-      </w:r>
-      <w:r>
-        <w:rPr>
-          <w:lang w:val="en-US"/>
-        </w:rPr>
-        <w:t>Object</w:t>
-      </w:r>
-      <w:r>
-        <w:rPr>
-          <w:lang w:val="en-US"/>
-        </w:rPr>
-        <w:t xml:space="preserve"> hiện tại sau đó tạo đường cong có dạng </w:t>
-      </w:r>
-    </w:p>
-    <w:p>
-      <w:pPr>
-        <w:pStyle w:val="ListParagraph"/>
-        <w:ind w:left="1080"/>
-        <w:rPr>
-          <w:lang w:val="en-US"/>
-        </w:rPr>
-      </w:pPr>
-      <w:r>
-        <w:rPr>
-          <w:lang w:val="en-US"/>
-        </w:rPr>
-        <w:t>z = f(x, y), trong đó y = g(x)</w:t>
-      </w:r>
-    </w:p>
-    <w:p>
-      <w:pPr>
-        <w:pStyle w:val="ListParagraph"/>
-        <w:pBdr>
-          <w:top w:val="single" w:sz="4" w:space="1" w:color="auto"/>
-          <w:left w:val="single" w:sz="4" w:space="4" w:color="auto"/>
-          <w:bottom w:val="single" w:sz="4" w:space="1" w:color="auto"/>
-          <w:right w:val="single" w:sz="4" w:space="4" w:color="auto"/>
-        </w:pBdr>
-        <w:ind w:left="1080"/>
-        <w:rPr>
-          <w:lang w:val="en-US"/>
-        </w:rPr>
-      </w:pPr>
-      <w:r>
-        <w:rPr>
-          <w:lang w:val="en-US"/>
-        </w:rPr>
-        <w:t>import bpy</w:t>
-      </w:r>
-    </w:p>
-    <w:p>
-      <w:pPr>
-        <w:pStyle w:val="ListParagraph"/>
-        <w:pBdr>
-          <w:top w:val="single" w:sz="4" w:space="1" w:color="auto"/>
-          <w:left w:val="single" w:sz="4" w:space="4" w:color="auto"/>
-          <w:bottom w:val="single" w:sz="4" w:space="1" w:color="auto"/>
-          <w:right w:val="single" w:sz="4" w:space="4" w:color="auto"/>
-        </w:pBdr>
-        <w:ind w:left="1080"/>
-        <w:rPr>
-          <w:lang w:val="en-US"/>
-        </w:rPr>
-      </w:pPr>
-      <w:r>
-        <w:rPr>
-          <w:lang w:val="en-US"/>
-        </w:rPr>
-        <w:t>import numpy as np</w:t>
-      </w:r>
-    </w:p>
-    <w:p>
-      <w:pPr>
-        <w:pStyle w:val="ListParagraph"/>
-        <w:pBdr>
-          <w:top w:val="single" w:sz="4" w:space="1" w:color="auto"/>
-          <w:left w:val="single" w:sz="4" w:space="4" w:color="auto"/>
-          <w:bottom w:val="single" w:sz="4" w:space="1" w:color="auto"/>
-          <w:right w:val="single" w:sz="4" w:space="4" w:color="auto"/>
-        </w:pBdr>
-        <w:ind w:left="1080"/>
-        <w:rPr>
-          <w:lang w:val="en-US"/>
-        </w:rPr>
-      </w:pPr>
-      <w:r>
-        <w:rPr>
-          <w:lang w:val="en-US"/>
-        </w:rPr>
-        <w:t>from math import pow</w:t>
-      </w:r>
-    </w:p>
-    <w:p>
-      <w:pPr>
-        <w:pStyle w:val="ListParagraph"/>
-        <w:pBdr>
-          <w:top w:val="single" w:sz="4" w:space="1" w:color="auto"/>
-          <w:left w:val="single" w:sz="4" w:space="4" w:color="auto"/>
-          <w:bottom w:val="single" w:sz="4" w:space="1" w:color="auto"/>
-          <w:right w:val="single" w:sz="4" w:space="4" w:color="auto"/>
-        </w:pBdr>
-        <w:ind w:left="1080"/>
-        <w:rPr>
-          <w:lang w:val="en-US"/>
-        </w:rPr>
-      </w:pPr>
-    </w:p>
-    <w:p>
-      <w:pPr>
-        <w:pStyle w:val="ListParagraph"/>
-        <w:pBdr>
-          <w:top w:val="single" w:sz="4" w:space="1" w:color="auto"/>
-          <w:left w:val="single" w:sz="4" w:space="4" w:color="auto"/>
-          <w:bottom w:val="single" w:sz="4" w:space="1" w:color="auto"/>
-          <w:right w:val="single" w:sz="4" w:space="4" w:color="auto"/>
-        </w:pBdr>
-        <w:ind w:left="1080"/>
-        <w:rPr>
-          <w:lang w:val="en-US"/>
-        </w:rPr>
-      </w:pPr>
-      <w:r>
-        <w:rPr>
-          <w:lang w:val="en-US"/>
-        </w:rPr>
-        <w:t>def create_curve():</w:t>
-      </w:r>
-    </w:p>
-    <w:p>
-      <w:pPr>
-        <w:pStyle w:val="ListParagraph"/>
-        <w:pBdr>
-          <w:top w:val="single" w:sz="4" w:space="1" w:color="auto"/>
-          <w:left w:val="single" w:sz="4" w:space="4" w:color="auto"/>
-          <w:bottom w:val="single" w:sz="4" w:space="1" w:color="auto"/>
-          <w:right w:val="single" w:sz="4" w:space="4" w:color="auto"/>
-        </w:pBdr>
-        <w:ind w:left="1080"/>
-        <w:rPr>
-          <w:lang w:val="en-US"/>
-        </w:rPr>
-      </w:pPr>
-      <w:r>
-        <w:rPr>
-          <w:lang w:val="en-US"/>
-        </w:rPr>
-        <w:t xml:space="preserve">    curve_data = bpy.data.curves.new(name='My Curve', type='CURVE')</w:t>
-      </w:r>
-    </w:p>
-    <w:p>
-      <w:pPr>
-        <w:pStyle w:val="ListParagraph"/>
-        <w:pBdr>
-          <w:top w:val="single" w:sz="4" w:space="1" w:color="auto"/>
-          <w:left w:val="single" w:sz="4" w:space="4" w:color="auto"/>
-          <w:bottom w:val="single" w:sz="4" w:space="1" w:color="auto"/>
-          <w:right w:val="single" w:sz="4" w:space="4" w:color="auto"/>
-        </w:pBdr>
-        <w:ind w:left="1080"/>
-        <w:rPr>
-          <w:lang w:val="en-US"/>
-        </w:rPr>
-      </w:pPr>
-      <w:r>
-        <w:rPr>
-          <w:lang w:val="en-US"/>
-        </w:rPr>
-        <w:t xml:space="preserve">    curve_data.dimensions = '3D'</w:t>
-      </w:r>
-    </w:p>
-    <w:p>
-      <w:pPr>
-        <w:pStyle w:val="ListParagraph"/>
-        <w:pBdr>
-          <w:top w:val="single" w:sz="4" w:space="1" w:color="auto"/>
-          <w:left w:val="single" w:sz="4" w:space="4" w:color="auto"/>
-          <w:bottom w:val="single" w:sz="4" w:space="1" w:color="auto"/>
-          <w:right w:val="single" w:sz="4" w:space="4" w:color="auto"/>
-        </w:pBdr>
-        <w:ind w:left="1080"/>
-        <w:rPr>
-          <w:lang w:val="en-US"/>
-        </w:rPr>
-      </w:pPr>
-      <w:r>
-        <w:rPr>
-          <w:lang w:val="en-US"/>
-        </w:rPr>
-        <w:t xml:space="preserve">    </w:t>
-      </w:r>
-      <w:r>
-        <w:rPr>
-          <w:lang w:val="en-US"/>
-        </w:rPr>
-        <w:t>spline = curve_data.splines.new(type='POLY')</w:t>
-      </w:r>
-    </w:p>
-    <w:p>
-      <w:pPr>
-        <w:pStyle w:val="ListParagraph"/>
-        <w:pBdr>
-          <w:top w:val="single" w:sz="4" w:space="1" w:color="auto"/>
-          <w:left w:val="single" w:sz="4" w:space="4" w:color="auto"/>
-          <w:bottom w:val="single" w:sz="4" w:space="1" w:color="auto"/>
-          <w:right w:val="single" w:sz="4" w:space="4" w:color="auto"/>
-        </w:pBdr>
-        <w:ind w:left="1080"/>
-        <w:rPr>
-          <w:lang w:val="en-US"/>
-        </w:rPr>
-      </w:pPr>
-    </w:p>
-    <w:p>
-      <w:pPr>
-        <w:pStyle w:val="ListParagraph"/>
-        <w:pBdr>
-          <w:top w:val="single" w:sz="4" w:space="1" w:color="auto"/>
-          <w:left w:val="single" w:sz="4" w:space="4" w:color="auto"/>
-          <w:bottom w:val="single" w:sz="4" w:space="1" w:color="auto"/>
-          <w:right w:val="single" w:sz="4" w:space="4" w:color="auto"/>
-        </w:pBdr>
-        <w:ind w:left="1080"/>
-        <w:rPr>
-          <w:lang w:val="en-US"/>
-        </w:rPr>
-      </w:pPr>
-      <w:r>
-        <w:rPr>
-          <w:lang w:val="en-US"/>
-        </w:rPr>
-        <w:t xml:space="preserve">    x_values = </w:t>
-      </w:r>
-      <w:r>
-        <w:rPr>
-          <w:lang w:val="en-US"/>
-        </w:rPr>
-        <w:t>np.linspace(</w:t>
-      </w:r>
-      <w:r>
-        <w:rPr>
-          <w:lang w:val="en-US"/>
-        </w:rPr>
-        <w:t>&lt;Cận Trái&gt;, &lt;Cận Phải&gt;</w:t>
-      </w:r>
-      <w:r>
-        <w:rPr>
-          <w:lang w:val="en-US"/>
-        </w:rPr>
-        <w:t>,</w:t>
-      </w:r>
-      <w:r>
-        <w:rPr>
-          <w:lang w:val="en-US"/>
-        </w:rPr>
-        <w:t xml:space="preserve"> &lt;Độ Phân Giải&gt;</w:t>
-      </w:r>
-      <w:r>
-        <w:rPr>
-          <w:lang w:val="en-US"/>
-        </w:rPr>
-        <w:t>)</w:t>
-      </w:r>
-      <w:r>
-        <w:rPr>
-          <w:lang w:val="en-US"/>
-        </w:rPr>
-        <w:t>.tolist()</w:t>
-      </w:r>
-    </w:p>
-    <w:p>
-      <w:pPr>
-        <w:pStyle w:val="ListParagraph"/>
-        <w:pBdr>
-          <w:top w:val="single" w:sz="4" w:space="1" w:color="auto"/>
-          <w:left w:val="single" w:sz="4" w:space="4" w:color="auto"/>
-          <w:bottom w:val="single" w:sz="4" w:space="1" w:color="auto"/>
-          <w:right w:val="single" w:sz="4" w:space="4" w:color="auto"/>
-        </w:pBdr>
-        <w:ind w:left="1080"/>
-        <w:rPr>
-          <w:lang w:val="en-US"/>
-        </w:rPr>
-      </w:pPr>
-      <w:r>
-        <w:rPr>
-          <w:lang w:val="en-US"/>
-        </w:rPr>
-        <w:t xml:space="preserve">    y_values = [</w:t>
-      </w:r>
-      <w:r>
-        <w:rPr>
-          <w:lang w:val="en-US"/>
-        </w:rPr>
-        <w:t xml:space="preserve">&lt;Biểu Thức Y Theo X&gt; </w:t>
-      </w:r>
-      <w:r>
-        <w:rPr>
-          <w:lang w:val="en-US"/>
-        </w:rPr>
-        <w:t>for x</w:t>
-      </w:r>
-      <w:r>
-        <w:rPr>
-          <w:lang w:val="en-US"/>
-        </w:rPr>
-        <w:t xml:space="preserve"> in x_values]</w:t>
-      </w:r>
-    </w:p>
-    <w:p>
-      <w:pPr>
-        <w:pStyle w:val="ListParagraph"/>
-        <w:pBdr>
-          <w:top w:val="single" w:sz="4" w:space="1" w:color="auto"/>
-          <w:left w:val="single" w:sz="4" w:space="4" w:color="auto"/>
-          <w:bottom w:val="single" w:sz="4" w:space="1" w:color="auto"/>
-          <w:right w:val="single" w:sz="4" w:space="4" w:color="auto"/>
-        </w:pBdr>
-        <w:ind w:left="1080"/>
-        <w:rPr>
-          <w:lang w:val="en-US"/>
-        </w:rPr>
-      </w:pPr>
-      <w:r>
-        <w:rPr>
-          <w:lang w:val="en-US"/>
-        </w:rPr>
-        <w:t xml:space="preserve">    z_values = [</w:t>
-      </w:r>
-      <w:r>
-        <w:rPr>
-          <w:lang w:val="en-US"/>
-        </w:rPr>
-        <w:t xml:space="preserve">&lt;Biểu Thức Đường Cong&gt; </w:t>
-      </w:r>
-      <w:r>
-        <w:rPr>
-          <w:lang w:val="en-US"/>
-        </w:rPr>
-        <w:t>for x,</w:t>
-      </w:r>
-      <w:r>
-        <w:rPr>
-          <w:lang w:val="en-US"/>
-        </w:rPr>
-        <w:t xml:space="preserve"> y in zip(x_values, y_values)]</w:t>
-      </w:r>
-    </w:p>
-    <w:p>
-      <w:pPr>
-        <w:pStyle w:val="ListParagraph"/>
-        <w:pBdr>
-          <w:top w:val="single" w:sz="4" w:space="1" w:color="auto"/>
-          <w:left w:val="single" w:sz="4" w:space="4" w:color="auto"/>
-          <w:bottom w:val="single" w:sz="4" w:space="1" w:color="auto"/>
-          <w:right w:val="single" w:sz="4" w:space="4" w:color="auto"/>
-        </w:pBdr>
-        <w:ind w:left="1080"/>
-        <w:rPr>
-          <w:lang w:val="en-US"/>
-        </w:rPr>
-      </w:pPr>
-    </w:p>
-    <w:p>
-      <w:pPr>
-        <w:pStyle w:val="ListParagraph"/>
-        <w:pBdr>
-          <w:top w:val="single" w:sz="4" w:space="1" w:color="auto"/>
-          <w:left w:val="single" w:sz="4" w:space="4" w:color="auto"/>
-          <w:bottom w:val="single" w:sz="4" w:space="1" w:color="auto"/>
-          <w:right w:val="single" w:sz="4" w:space="4" w:color="auto"/>
-        </w:pBdr>
-        <w:ind w:left="1080"/>
-        <w:rPr>
-          <w:lang w:val="en-US"/>
-        </w:rPr>
-      </w:pPr>
-      <w:r>
-        <w:rPr>
-          <w:lang w:val="en-US"/>
-        </w:rPr>
-        <w:t xml:space="preserve">    spline.points.add(len(x_values) - 1)</w:t>
-      </w:r>
-    </w:p>
-    <w:p>
-      <w:pPr>
-        <w:pStyle w:val="ListParagraph"/>
-        <w:pBdr>
-          <w:top w:val="single" w:sz="4" w:space="1" w:color="auto"/>
-          <w:left w:val="single" w:sz="4" w:space="4" w:color="auto"/>
-          <w:bottom w:val="single" w:sz="4" w:space="1" w:color="auto"/>
-          <w:right w:val="single" w:sz="4" w:space="4" w:color="auto"/>
-        </w:pBdr>
-        <w:ind w:left="1080"/>
-        <w:rPr>
-          <w:lang w:val="en-US"/>
-        </w:rPr>
-      </w:pPr>
-      <w:r>
-        <w:rPr>
-          <w:lang w:val="en-US"/>
-        </w:rPr>
-        <w:t xml:space="preserve">    for i, (x, y, z) in enumerate(zip(x_values, y_values, z_values)):</w:t>
-      </w:r>
-    </w:p>
-    <w:p>
-      <w:pPr>
-        <w:pStyle w:val="ListParagraph"/>
-        <w:pBdr>
-          <w:top w:val="single" w:sz="4" w:space="1" w:color="auto"/>
-          <w:left w:val="single" w:sz="4" w:space="4" w:color="auto"/>
-          <w:bottom w:val="single" w:sz="4" w:space="1" w:color="auto"/>
-          <w:right w:val="single" w:sz="4" w:space="4" w:color="auto"/>
-        </w:pBdr>
-        <w:ind w:left="1080"/>
-        <w:rPr>
-          <w:lang w:val="en-US"/>
-        </w:rPr>
-      </w:pPr>
-      <w:r>
-        <w:rPr>
-          <w:lang w:val="en-US"/>
-        </w:rPr>
-        <w:t xml:space="preserve">        spline.points[i].co = (x, y, z, 1)</w:t>
-      </w:r>
-    </w:p>
-    <w:p>
-      <w:pPr>
-        <w:pStyle w:val="ListParagraph"/>
-        <w:pBdr>
-          <w:top w:val="single" w:sz="4" w:space="1" w:color="auto"/>
-          <w:left w:val="single" w:sz="4" w:space="4" w:color="auto"/>
-          <w:bottom w:val="single" w:sz="4" w:space="1" w:color="auto"/>
-          <w:right w:val="single" w:sz="4" w:space="4" w:color="auto"/>
-        </w:pBdr>
-        <w:ind w:left="1080"/>
-        <w:rPr>
-          <w:lang w:val="en-US"/>
-        </w:rPr>
-      </w:pPr>
-    </w:p>
-    <w:p>
-      <w:pPr>
-        <w:pStyle w:val="ListParagraph"/>
-        <w:pBdr>
-          <w:top w:val="single" w:sz="4" w:space="1" w:color="auto"/>
-          <w:left w:val="single" w:sz="4" w:space="4" w:color="auto"/>
-          <w:bottom w:val="single" w:sz="4" w:space="1" w:color="auto"/>
-          <w:right w:val="single" w:sz="4" w:space="4" w:color="auto"/>
-        </w:pBdr>
-        <w:ind w:left="1080"/>
-        <w:rPr>
-          <w:lang w:val="en-US"/>
-        </w:rPr>
-      </w:pPr>
-      <w:r>
-        <w:rPr>
-          <w:lang w:val="en-US"/>
-        </w:rPr>
-        <w:t xml:space="preserve">    obj = bpy.data.objects.new('My Object', curve_data)</w:t>
-      </w:r>
-    </w:p>
-    <w:p>
-      <w:pPr>
-        <w:pStyle w:val="ListParagraph"/>
-        <w:pBdr>
-          <w:top w:val="single" w:sz="4" w:space="1" w:color="auto"/>
-          <w:left w:val="single" w:sz="4" w:space="4" w:color="auto"/>
-          <w:bottom w:val="single" w:sz="4" w:space="1" w:color="auto"/>
-          <w:right w:val="single" w:sz="4" w:space="4" w:color="auto"/>
-        </w:pBdr>
-        <w:ind w:left="1080"/>
-        <w:rPr>
-          <w:lang w:val="en-US"/>
-        </w:rPr>
-      </w:pPr>
-      <w:r>
-        <w:rPr>
-          <w:lang w:val="en-US"/>
-        </w:rPr>
-        <w:t xml:space="preserve">    scene = bpy.context.scene</w:t>
-      </w:r>
-    </w:p>
-    <w:p>
-      <w:pPr>
-        <w:pStyle w:val="ListParagraph"/>
-        <w:pBdr>
-          <w:top w:val="single" w:sz="4" w:space="1" w:color="auto"/>
-          <w:left w:val="single" w:sz="4" w:space="4" w:color="auto"/>
-          <w:bottom w:val="single" w:sz="4" w:space="1" w:color="auto"/>
-          <w:right w:val="single" w:sz="4" w:space="4" w:color="auto"/>
-        </w:pBdr>
-        <w:ind w:left="1080"/>
-        <w:rPr>
-          <w:lang w:val="en-US"/>
-        </w:rPr>
-      </w:pPr>
-      <w:r>
-        <w:rPr>
-          <w:lang w:val="en-US"/>
-        </w:rPr>
-        <w:t xml:space="preserve">    scene.objects.link(obj)</w:t>
-      </w:r>
-    </w:p>
-    <w:p>
-      <w:pPr>
-        <w:pStyle w:val="ListParagraph"/>
-        <w:pBdr>
-          <w:top w:val="single" w:sz="4" w:space="1" w:color="auto"/>
-          <w:left w:val="single" w:sz="4" w:space="4" w:color="auto"/>
-          <w:bottom w:val="single" w:sz="4" w:space="1" w:color="auto"/>
-          <w:right w:val="single" w:sz="4" w:space="4" w:color="auto"/>
-        </w:pBdr>
-        <w:ind w:left="1080"/>
-        <w:rPr>
-          <w:lang w:val="en-US"/>
-        </w:rPr>
-      </w:pPr>
-      <w:r>
-        <w:rPr>
-          <w:lang w:val="en-US"/>
-        </w:rPr>
-        <w:t xml:space="preserve">    obj.select = True</w:t>
-      </w:r>
-    </w:p>
-    <w:p>
-      <w:pPr>
-        <w:pStyle w:val="ListParagraph"/>
-        <w:pBdr>
-          <w:top w:val="single" w:sz="4" w:space="1" w:color="auto"/>
-          <w:left w:val="single" w:sz="4" w:space="4" w:color="auto"/>
-          <w:bottom w:val="single" w:sz="4" w:space="1" w:color="auto"/>
-          <w:right w:val="single" w:sz="4" w:space="4" w:color="auto"/>
-        </w:pBdr>
-        <w:ind w:left="1080"/>
-        <w:rPr>
-          <w:lang w:val="en-US"/>
-        </w:rPr>
-      </w:pPr>
-      <w:r>
-        <w:rPr>
-          <w:lang w:val="en-US"/>
-        </w:rPr>
-        <w:t xml:space="preserve">    scene.objects.active = obj</w:t>
-      </w:r>
-    </w:p>
-    <w:p>
-      <w:pPr>
-        <w:pStyle w:val="ListParagraph"/>
-        <w:pBdr>
-          <w:top w:val="single" w:sz="4" w:space="1" w:color="auto"/>
-          <w:left w:val="single" w:sz="4" w:space="4" w:color="auto"/>
-          <w:bottom w:val="single" w:sz="4" w:space="1" w:color="auto"/>
-          <w:right w:val="single" w:sz="4" w:space="4" w:color="auto"/>
-        </w:pBdr>
-        <w:ind w:left="1080"/>
-        <w:rPr>
-          <w:lang w:val="en-US"/>
-        </w:rPr>
-      </w:pPr>
-    </w:p>
-    <w:p>
-      <w:pPr>
-        <w:pStyle w:val="ListParagraph"/>
-        <w:pBdr>
-          <w:top w:val="single" w:sz="4" w:space="1" w:color="auto"/>
-          <w:left w:val="single" w:sz="4" w:space="4" w:color="auto"/>
-          <w:bottom w:val="single" w:sz="4" w:space="1" w:color="auto"/>
-          <w:right w:val="single" w:sz="4" w:space="4" w:color="auto"/>
-        </w:pBdr>
-        <w:ind w:left="1080"/>
-        <w:rPr>
-          <w:lang w:val="en-US"/>
-        </w:rPr>
-      </w:pPr>
-      <w:r>
-        <w:rPr>
-          <w:lang w:val="en-US"/>
-        </w:rPr>
-        <w:t>bpy.ops.object.select_all(action='DESELECT')</w:t>
-      </w:r>
-    </w:p>
-    <w:p>
-      <w:pPr>
-        <w:pStyle w:val="ListParagraph"/>
-        <w:pBdr>
-          <w:top w:val="single" w:sz="4" w:space="1" w:color="auto"/>
-          <w:left w:val="single" w:sz="4" w:space="4" w:color="auto"/>
-          <w:bottom w:val="single" w:sz="4" w:space="1" w:color="auto"/>
-          <w:right w:val="single" w:sz="4" w:space="4" w:color="auto"/>
-        </w:pBdr>
-        <w:ind w:left="1080"/>
-        <w:rPr>
-          <w:lang w:val="en-US"/>
-        </w:rPr>
-      </w:pPr>
-      <w:r>
-        <w:rPr>
-          <w:lang w:val="en-US"/>
-        </w:rPr>
-        <w:t>bpy.ops.object.select_by_type(type='CURVE')</w:t>
-      </w:r>
-    </w:p>
-    <w:p>
-      <w:pPr>
-        <w:pStyle w:val="ListParagraph"/>
-        <w:pBdr>
-          <w:top w:val="single" w:sz="4" w:space="1" w:color="auto"/>
-          <w:left w:val="single" w:sz="4" w:space="4" w:color="auto"/>
-          <w:bottom w:val="single" w:sz="4" w:space="1" w:color="auto"/>
-          <w:right w:val="single" w:sz="4" w:space="4" w:color="auto"/>
-        </w:pBdr>
-        <w:ind w:left="1080"/>
-        <w:rPr>
-          <w:lang w:val="en-US"/>
-        </w:rPr>
-      </w:pPr>
-      <w:r>
-        <w:rPr>
-          <w:lang w:val="en-US"/>
-        </w:rPr>
-        <w:t>bpy.ops.object.delete()</w:t>
-      </w:r>
-    </w:p>
-    <w:p>
-      <w:pPr>
-        <w:pStyle w:val="ListParagraph"/>
-        <w:pBdr>
-          <w:top w:val="single" w:sz="4" w:space="1" w:color="auto"/>
-          <w:left w:val="single" w:sz="4" w:space="4" w:color="auto"/>
-          <w:bottom w:val="single" w:sz="4" w:space="1" w:color="auto"/>
-          <w:right w:val="single" w:sz="4" w:space="4" w:color="auto"/>
-        </w:pBdr>
-        <w:ind w:left="1080"/>
-        <w:rPr>
-          <w:lang w:val="en-US"/>
-        </w:rPr>
-      </w:pPr>
-    </w:p>
-    <w:p>
-      <w:pPr>
-        <w:pStyle w:val="ListParagraph"/>
-        <w:pBdr>
-          <w:top w:val="single" w:sz="4" w:space="1" w:color="auto"/>
-          <w:left w:val="single" w:sz="4" w:space="4" w:color="auto"/>
-          <w:bottom w:val="single" w:sz="4" w:space="1" w:color="auto"/>
-          <w:right w:val="single" w:sz="4" w:space="4" w:color="auto"/>
-        </w:pBdr>
-        <w:ind w:left="1080"/>
-        <w:rPr>
-          <w:lang w:val="en-US"/>
-        </w:rPr>
-      </w:pPr>
-      <w:r>
-        <w:rPr>
-          <w:lang w:val="en-US"/>
-        </w:rPr>
-        <w:t>create_curve()</w:t>
-      </w:r>
-    </w:p>
-    <w:p>
-      <w:pPr>
-        <w:pStyle w:val="ListParagraph"/>
-        <w:numPr>
-          <w:ilvl w:val="0"/>
-          <w:numId w:val="2"/>
-        </w:numPr>
-        <w:rPr>
-          <w:lang w:val="en-US"/>
-        </w:rPr>
-      </w:pPr>
-      <w:r>
-        <w:rPr>
-          <w:lang w:val="en-US"/>
-        </w:rPr>
-        <w:t>&lt;Cận Trái&gt; và &lt;Cận Phải&gt; là giới hạn  hiển thị đường cong theo x</w:t>
-      </w:r>
-    </w:p>
-    <w:p>
-      <w:pPr>
-        <w:pStyle w:val="ListParagraph"/>
-        <w:numPr>
-          <w:ilvl w:val="0"/>
-          <w:numId w:val="2"/>
-        </w:numPr>
-        <w:rPr>
-          <w:lang w:val="en-US"/>
-        </w:rPr>
-      </w:pPr>
-      <w:r>
-        <w:rPr>
-          <w:lang w:val="en-US"/>
-        </w:rPr>
-        <w:t>&lt;Độ Phân Giải&gt; càng cao thì đường cong càng mượt</w:t>
-      </w:r>
-    </w:p>
-    <w:p>
-      <w:pPr>
-        <w:pStyle w:val="ListParagraph"/>
-        <w:numPr>
-          <w:ilvl w:val="0"/>
-          <w:numId w:val="2"/>
-        </w:numPr>
-        <w:rPr>
-          <w:lang w:val="en-US"/>
-        </w:rPr>
-      </w:pPr>
-      <w:r>
-        <w:rPr>
-          <w:lang w:val="en-US"/>
-        </w:rPr>
-        <w:t>&lt;Biểu Thức Đường Cong&gt; là f(x, y)</w:t>
-      </w:r>
-    </w:p>
-    <w:p>
-      <w:pPr>
-        <w:pStyle w:val="ListParagraph"/>
-        <w:numPr>
-          <w:ilvl w:val="0"/>
-          <w:numId w:val="2"/>
-        </w:numPr>
-        <w:rPr>
-          <w:lang w:val="en-US"/>
-        </w:rPr>
-      </w:pPr>
-      <w:r>
-        <w:rPr>
-          <w:lang w:val="en-US"/>
-        </w:rPr>
-        <w:t>Ví dụ z = f(x, y) = 2x + 4y</w:t>
-      </w:r>
-      <w:r>
-        <w:rPr>
-          <w:vertAlign w:val="superscript"/>
-          <w:lang w:val="en-US"/>
-        </w:rPr>
-        <w:t>2</w:t>
-      </w:r>
-    </w:p>
-    <w:p>
-      <w:pPr>
-        <w:pStyle w:val="ListParagraph"/>
-        <w:pBdr>
-          <w:top w:val="single" w:sz="4" w:space="1" w:color="auto"/>
-          <w:left w:val="single" w:sz="4" w:space="4" w:color="auto"/>
-          <w:bottom w:val="single" w:sz="4" w:space="1" w:color="auto"/>
-          <w:right w:val="single" w:sz="4" w:space="4" w:color="auto"/>
-        </w:pBdr>
-        <w:ind w:left="1080"/>
-        <w:rPr>
-          <w:lang w:val="en-US"/>
-        </w:rPr>
-      </w:pPr>
-      <w:r>
-        <w:rPr>
-          <w:lang w:val="en-US"/>
-        </w:rPr>
-        <w:t>2 * x + 4 * y ** 2</w:t>
-      </w:r>
-    </w:p>
-    <w:p>
-      <w:pPr>
-        <w:pStyle w:val="ListParagraph"/>
-        <w:numPr>
-          <w:ilvl w:val="0"/>
-          <w:numId w:val="2"/>
-        </w:numPr>
-        <w:rPr>
-          <w:lang w:val="en-US"/>
-        </w:rPr>
-      </w:pPr>
-      <w:r>
-        <w:rPr>
-          <w:lang w:val="en-US"/>
-        </w:rPr>
-        <w:t>&lt;Biểu Thức Y Theo X&gt; là g(x)</w:t>
-      </w:r>
-    </w:p>
-    <w:p>
-      <w:pPr>
-        <w:pStyle w:val="ListParagraph"/>
-        <w:numPr>
-          <w:ilvl w:val="0"/>
-          <w:numId w:val="2"/>
-        </w:numPr>
-        <w:rPr>
-          <w:lang w:val="en-US"/>
-        </w:rPr>
-      </w:pPr>
-      <w:r>
-        <w:rPr>
-          <w:lang w:val="en-US"/>
-        </w:rPr>
-        <w:t>Ví dụ y = g(x) = 5x</w:t>
-      </w:r>
-    </w:p>
-    <w:p>
-      <w:pPr>
-        <w:pStyle w:val="ListParagraph"/>
-        <w:pBdr>
-          <w:top w:val="single" w:sz="4" w:space="1" w:color="auto"/>
-          <w:left w:val="single" w:sz="4" w:space="4" w:color="auto"/>
-          <w:bottom w:val="single" w:sz="4" w:space="1" w:color="auto"/>
-          <w:right w:val="single" w:sz="4" w:space="4" w:color="auto"/>
-        </w:pBdr>
-        <w:ind w:left="1080"/>
-        <w:rPr>
-          <w:lang w:val="en-US"/>
-        </w:rPr>
-      </w:pPr>
-      <w:r>
-        <w:rPr>
-          <w:lang w:val="en-US"/>
-        </w:rPr>
-        <w:t>5 * x</w:t>
-      </w:r>
-    </w:p>
-    <w:p>
-      <w:pPr>
-        <w:pStyle w:val="ListParagraph"/>
-        <w:numPr>
-          <w:ilvl w:val="0"/>
-          <w:numId w:val="1"/>
-        </w:numPr>
-        <w:rPr>
-          <w:lang w:val="en-US"/>
-        </w:rPr>
-      </w:pPr>
-      <w:r>
-        <w:rPr>
-          <w:lang w:val="en-US"/>
-        </w:rPr>
-        <w:t>Render Từng Khoảng Frame Rời Rạc?</w:t>
-      </w:r>
-    </w:p>
-    <w:p>
-      <w:pPr>
-        <w:pStyle w:val="ListParagraph"/>
-        <w:pBdr>
-          <w:top w:val="single" w:sz="4" w:space="1" w:color="auto"/>
-          <w:left w:val="single" w:sz="4" w:space="4" w:color="auto"/>
-          <w:bottom w:val="single" w:sz="4" w:space="1" w:color="auto"/>
-          <w:right w:val="single" w:sz="4" w:space="4" w:color="auto"/>
-        </w:pBdr>
-        <w:ind w:left="1080"/>
-        <w:rPr>
-          <w:lang w:val="en-US"/>
-        </w:rPr>
-      </w:pPr>
-      <w:r>
-        <w:rPr>
-          <w:lang w:val="en-US"/>
-        </w:rPr>
-        <w:t>import bpy</w:t>
-      </w:r>
-    </w:p>
-    <w:p>
-      <w:pPr>
-        <w:pStyle w:val="ListParagraph"/>
-        <w:pBdr>
-          <w:top w:val="single" w:sz="4" w:space="1" w:color="auto"/>
-          <w:left w:val="single" w:sz="4" w:space="4" w:color="auto"/>
-          <w:bottom w:val="single" w:sz="4" w:space="1" w:color="auto"/>
-          <w:right w:val="single" w:sz="4" w:space="4" w:color="auto"/>
-        </w:pBdr>
-        <w:ind w:left="1080"/>
-        <w:rPr>
-          <w:lang w:val="en-US"/>
-        </w:rPr>
-      </w:pPr>
-    </w:p>
-    <w:p>
-      <w:pPr>
-        <w:pStyle w:val="ListParagraph"/>
-        <w:pBdr>
-          <w:top w:val="single" w:sz="4" w:space="1" w:color="auto"/>
-          <w:left w:val="single" w:sz="4" w:space="4" w:color="auto"/>
-          <w:bottom w:val="single" w:sz="4" w:space="1" w:color="auto"/>
-          <w:right w:val="single" w:sz="4" w:space="4" w:color="auto"/>
-        </w:pBdr>
-        <w:ind w:left="1080"/>
-        <w:rPr>
-          <w:lang w:val="en-US"/>
-        </w:rPr>
-      </w:pPr>
-      <w:r>
-        <w:rPr>
-          <w:lang w:val="en-US"/>
-        </w:rPr>
-        <w:t>FRAME_RANGES</w:t>
-      </w:r>
-      <w:r>
-        <w:rPr>
-          <w:lang w:val="en-US"/>
-        </w:rPr>
-        <w:t xml:space="preserve"> </w:t>
-      </w:r>
-      <w:r>
-        <w:rPr>
-          <w:lang w:val="en-US"/>
-        </w:rPr>
-        <w:t>= [&lt;Các Khoảng Frame&gt;</w:t>
-      </w:r>
-      <w:r>
-        <w:rPr>
-          <w:lang w:val="en-US"/>
-        </w:rPr>
-        <w:t>]</w:t>
-      </w:r>
-    </w:p>
-    <w:p>
-      <w:pPr>
-        <w:pStyle w:val="ListParagraph"/>
-        <w:pBdr>
-          <w:top w:val="single" w:sz="4" w:space="1" w:color="auto"/>
-          <w:left w:val="single" w:sz="4" w:space="4" w:color="auto"/>
-          <w:bottom w:val="single" w:sz="4" w:space="1" w:color="auto"/>
-          <w:right w:val="single" w:sz="4" w:space="4" w:color="auto"/>
-        </w:pBdr>
-        <w:ind w:left="1080"/>
-        <w:rPr>
-          <w:lang w:val="en-US"/>
-        </w:rPr>
-      </w:pPr>
-      <w:r>
-        <w:rPr>
-          <w:lang w:val="en-US"/>
-        </w:rPr>
-        <w:t xml:space="preserve">OUTPUT_PATH </w:t>
-      </w:r>
-      <w:r>
-        <w:rPr>
-          <w:lang w:val="en-US"/>
-        </w:rPr>
-        <w:t>= "&lt;Đường Dẫn Tới Thư Mục Lưu Ảnh&gt;</w:t>
-      </w:r>
-      <w:r>
-        <w:rPr>
-          <w:lang w:val="en-US"/>
-        </w:rPr>
-        <w:t>/"</w:t>
-      </w:r>
-    </w:p>
-    <w:p>
-      <w:pPr>
-        <w:pStyle w:val="ListParagraph"/>
-        <w:pBdr>
-          <w:top w:val="single" w:sz="4" w:space="1" w:color="auto"/>
-          <w:left w:val="single" w:sz="4" w:space="4" w:color="auto"/>
-          <w:bottom w:val="single" w:sz="4" w:space="1" w:color="auto"/>
-          <w:right w:val="single" w:sz="4" w:space="4" w:color="auto"/>
-        </w:pBdr>
-        <w:ind w:left="1080"/>
-        <w:rPr>
-          <w:lang w:val="en-US"/>
-        </w:rPr>
-      </w:pPr>
-    </w:p>
-    <w:p>
-      <w:pPr>
-        <w:pStyle w:val="ListParagraph"/>
-        <w:pBdr>
-          <w:top w:val="single" w:sz="4" w:space="1" w:color="auto"/>
-          <w:left w:val="single" w:sz="4" w:space="4" w:color="auto"/>
-          <w:bottom w:val="single" w:sz="4" w:space="1" w:color="auto"/>
-          <w:right w:val="single" w:sz="4" w:space="4" w:color="auto"/>
-        </w:pBdr>
-        <w:ind w:left="1080"/>
-        <w:rPr>
-          <w:lang w:val="en-US"/>
-        </w:rPr>
-      </w:pPr>
-      <w:r>
-        <w:rPr>
-          <w:lang w:val="en-US"/>
-        </w:rPr>
-        <w:t xml:space="preserve">for frame_range in </w:t>
-      </w:r>
-      <w:r>
-        <w:rPr>
-          <w:lang w:val="en-US"/>
-        </w:rPr>
-        <w:t>FRAME_RANGES</w:t>
-      </w:r>
-      <w:r>
-        <w:rPr>
-          <w:lang w:val="en-US"/>
-        </w:rPr>
-        <w:t>:</w:t>
-      </w:r>
-    </w:p>
-    <w:p>
-      <w:pPr>
-        <w:pStyle w:val="ListParagraph"/>
-        <w:pBdr>
-          <w:top w:val="single" w:sz="4" w:space="1" w:color="auto"/>
-          <w:left w:val="single" w:sz="4" w:space="4" w:color="auto"/>
-          <w:bottom w:val="single" w:sz="4" w:space="1" w:color="auto"/>
-          <w:right w:val="single" w:sz="4" w:space="4" w:color="auto"/>
-        </w:pBdr>
-        <w:ind w:left="1080"/>
-        <w:rPr>
-          <w:lang w:val="en-US"/>
-        </w:rPr>
-      </w:pPr>
-      <w:r>
-        <w:rPr>
-          <w:lang w:val="en-US"/>
-        </w:rPr>
-        <w:t xml:space="preserve">    start_frame, end_frame = frame_range</w:t>
-      </w:r>
-    </w:p>
-    <w:p>
-      <w:pPr>
-        <w:pStyle w:val="ListParagraph"/>
-        <w:pBdr>
-          <w:top w:val="single" w:sz="4" w:space="1" w:color="auto"/>
-          <w:left w:val="single" w:sz="4" w:space="4" w:color="auto"/>
-          <w:bottom w:val="single" w:sz="4" w:space="1" w:color="auto"/>
-          <w:right w:val="single" w:sz="4" w:space="4" w:color="auto"/>
-        </w:pBdr>
-        <w:ind w:left="1080"/>
-        <w:rPr>
-          <w:lang w:val="en-US"/>
-        </w:rPr>
-      </w:pPr>
-      <w:r>
-        <w:rPr>
-          <w:lang w:val="en-US"/>
-        </w:rPr>
-        <w:lastRenderedPageBreak/>
-        <w:t xml:space="preserve">    for frame_number in range(start_frame, end_frame + 1):</w:t>
-      </w:r>
-    </w:p>
-    <w:p>
-      <w:pPr>
-        <w:pStyle w:val="ListParagraph"/>
-        <w:pBdr>
-          <w:top w:val="single" w:sz="4" w:space="1" w:color="auto"/>
-          <w:left w:val="single" w:sz="4" w:space="4" w:color="auto"/>
-          <w:bottom w:val="single" w:sz="4" w:space="1" w:color="auto"/>
-          <w:right w:val="single" w:sz="4" w:space="4" w:color="auto"/>
-        </w:pBdr>
-        <w:ind w:left="1080"/>
-        <w:rPr>
-          <w:lang w:val="en-US"/>
-        </w:rPr>
-      </w:pPr>
-      <w:r>
-        <w:rPr>
-          <w:lang w:val="en-US"/>
-        </w:rPr>
-        <w:t xml:space="preserve">        bpy.context.scene.frame_set(frame_number)</w:t>
-      </w:r>
-    </w:p>
-    <w:p>
-      <w:pPr>
-        <w:pStyle w:val="ListParagraph"/>
-        <w:pBdr>
-          <w:top w:val="single" w:sz="4" w:space="1" w:color="auto"/>
-          <w:left w:val="single" w:sz="4" w:space="4" w:color="auto"/>
-          <w:bottom w:val="single" w:sz="4" w:space="1" w:color="auto"/>
-          <w:right w:val="single" w:sz="4" w:space="4" w:color="auto"/>
-        </w:pBdr>
-        <w:ind w:left="1080"/>
-        <w:rPr>
-          <w:lang w:val="en-US"/>
-        </w:rPr>
-      </w:pPr>
-      <w:r>
-        <w:rPr>
-          <w:lang w:val="en-US"/>
-        </w:rPr>
-        <w:t xml:space="preserve">        bpy.context.scene.render.filepath = </w:t>
-      </w:r>
-      <w:r>
-        <w:rPr>
-          <w:lang w:val="en-US"/>
-        </w:rPr>
-        <w:t xml:space="preserve">OUTPUT_PATH </w:t>
-      </w:r>
-      <w:r>
-        <w:rPr>
-          <w:lang w:val="en-US"/>
-        </w:rPr>
-        <w:t>+ str(frame_number)</w:t>
-      </w:r>
-    </w:p>
-    <w:p>
-      <w:pPr>
-        <w:pStyle w:val="ListParagraph"/>
-        <w:pBdr>
-          <w:top w:val="single" w:sz="4" w:space="1" w:color="auto"/>
-          <w:left w:val="single" w:sz="4" w:space="4" w:color="auto"/>
-          <w:bottom w:val="single" w:sz="4" w:space="1" w:color="auto"/>
-          <w:right w:val="single" w:sz="4" w:space="4" w:color="auto"/>
-        </w:pBdr>
-        <w:ind w:left="1080"/>
-        <w:rPr>
-          <w:lang w:val="en-US"/>
-        </w:rPr>
-      </w:pPr>
-      <w:r>
-        <w:rPr>
-          <w:lang w:val="en-US"/>
-        </w:rPr>
-        <w:t xml:space="preserve">        bpy.ops</w:t>
-      </w:r>
-      <w:r>
-        <w:rPr>
-          <w:lang w:val="en-US"/>
-        </w:rPr>
-        <w:t>.render.render(write_still=True)</w:t>
-      </w:r>
-    </w:p>
-    <w:p>
-      <w:pPr>
-        <w:pStyle w:val="ListParagraph"/>
-        <w:numPr>
-          <w:ilvl w:val="0"/>
-          <w:numId w:val="2"/>
-        </w:numPr>
-        <w:rPr>
-          <w:lang w:val="en-US"/>
-        </w:rPr>
-      </w:pPr>
-      <w:r>
-        <w:rPr>
-          <w:lang w:val="en-US"/>
-        </w:rPr>
-        <w:t>&lt;Các Frame Range&gt; là các Tuple chứa 2 phần tử lần lượt là Start Frame và End Frame ứng với mỗi khoảng Frame</w:t>
-      </w:r>
-    </w:p>
-    <w:p>
-      <w:pPr>
-        <w:pStyle w:val="ListParagraph"/>
-        <w:numPr>
-          <w:ilvl w:val="0"/>
-          <w:numId w:val="2"/>
-        </w:numPr>
-        <w:rPr>
-          <w:lang w:val="en-US"/>
-        </w:rPr>
-      </w:pPr>
-      <w:r>
-        <w:rPr>
-          <w:lang w:val="en-US"/>
-        </w:rPr>
-        <w:t>Ví dụ</w:t>
-      </w:r>
-    </w:p>
-    <w:p>
-      <w:pPr>
-        <w:pStyle w:val="ListParagraph"/>
-        <w:pBdr>
-          <w:top w:val="single" w:sz="4" w:space="1" w:color="auto"/>
-          <w:left w:val="single" w:sz="4" w:space="4" w:color="auto"/>
-          <w:bottom w:val="single" w:sz="4" w:space="1" w:color="auto"/>
-          <w:right w:val="single" w:sz="4" w:space="4" w:color="auto"/>
-        </w:pBdr>
-        <w:ind w:left="1080"/>
-        <w:rPr>
-          <w:lang w:val="en-US"/>
-        </w:rPr>
-      </w:pPr>
-      <w:r>
-        <w:rPr>
-          <w:lang w:val="en-US"/>
-        </w:rPr>
-        <w:t>[(0, 10), (20, 30), (50, 70)]</w:t>
-      </w:r>
-    </w:p>
-    <w:p>
-      <w:pPr>
-        <w:pStyle w:val="ListParagraph"/>
-        <w:numPr>
-          <w:ilvl w:val="0"/>
-          <w:numId w:val="2"/>
-        </w:numPr>
-        <w:rPr>
-          <w:lang w:val="en-US"/>
-        </w:rPr>
-      </w:pPr>
-      <w:r>
-        <w:rPr>
-          <w:lang w:val="en-US"/>
-        </w:rPr>
-        <w:t>Chạy đoạn Code trên sẽ Render</w:t>
-      </w:r>
-      <w:r>
-        <w:rPr>
-          <w:lang w:val="en-US"/>
-        </w:rPr>
-        <w:t xml:space="preserve"> Scene hiện tại</w:t>
-      </w:r>
-      <w:r>
-        <w:rPr>
-          <w:lang w:val="en-US"/>
-        </w:rPr>
-        <w:t xml:space="preserve"> dưới nền</w:t>
-      </w:r>
-      <w:r>
-        <w:rPr>
-          <w:lang w:val="en-US"/>
-        </w:rPr>
-        <w:t xml:space="preserve"> theo cài đặt ở giao diện người dùng</w:t>
-      </w:r>
-    </w:p>
-    <w:p>
-      <w:pPr>
-        <w:pStyle w:val="ListParagraph"/>
-        <w:numPr>
-          <w:ilvl w:val="0"/>
-          <w:numId w:val="1"/>
-        </w:numPr>
-        <w:rPr>
-          <w:lang w:val="en-US"/>
-        </w:rPr>
-      </w:pPr>
-      <w:r>
-        <w:rPr>
-          <w:lang w:val="en-US"/>
-        </w:rPr>
-        <w:t xml:space="preserve">Xóa Toàn Bộ Key Frame Liên Quan Đến Chuyển Động Của Tất Cả </w:t>
-      </w:r>
-      <w:r>
-        <w:rPr>
-          <w:lang w:val="en-US"/>
-        </w:rPr>
-        <w:t>Object</w:t>
-      </w:r>
-      <w:r>
-        <w:rPr>
-          <w:lang w:val="en-US"/>
-        </w:rPr>
-        <w:t xml:space="preserve"> Được Chọn?</w:t>
-      </w:r>
-    </w:p>
-    <w:p>
-      <w:pPr>
-        <w:pStyle w:val="ListParagraph"/>
-        <w:pBdr>
-          <w:top w:val="single" w:sz="4" w:space="1" w:color="auto"/>
-          <w:left w:val="single" w:sz="4" w:space="4" w:color="auto"/>
-          <w:bottom w:val="single" w:sz="4" w:space="1" w:color="auto"/>
-          <w:right w:val="single" w:sz="4" w:space="4" w:color="auto"/>
-        </w:pBdr>
-        <w:ind w:left="1080"/>
-        <w:rPr>
-          <w:lang w:val="en-US"/>
-        </w:rPr>
-      </w:pPr>
-      <w:r>
-        <w:rPr>
-          <w:lang w:val="en-US"/>
-        </w:rPr>
         <w:t>import bpy</w:t>
       </w:r>
     </w:p>

--- a/blender.docx
+++ b/blender.docx
@@ -1299,6 +1299,34 @@
           <w:lang w:val="en-US"/>
         </w:rPr>
       </w:pPr>
+      <w:r>
+        <w:rPr>
+          <w:lang w:val="en-US"/>
+        </w:rPr>
+        <w:lastRenderedPageBreak/>
+        <w:t>Trả về độ dài &lt;Vector&gt;</w:t>
+      </w:r>
+    </w:p>
+    <w:p>
+      <w:pPr>
+        <w:pStyle w:val="ListParagraph"/>
+        <w:pBdr>
+          <w:top w:val="single" w:sz="4" w:space="1" w:color="auto"/>
+          <w:left w:val="single" w:sz="4" w:space="4" w:color="auto"/>
+          <w:bottom w:val="single" w:sz="4" w:space="1" w:color="auto"/>
+          <w:right w:val="single" w:sz="4" w:space="4" w:color="auto"/>
+        </w:pBdr>
+        <w:ind w:left="1080"/>
+        <w:rPr>
+          <w:lang w:val="en-US"/>
+        </w:rPr>
+      </w:pPr>
+      <w:r>
+        <w:rPr>
+          <w:lang w:val="en-US"/>
+        </w:rPr>
+        <w:t>&lt;Độ Dài&gt; = &lt;Vector&gt;.length</w:t>
+      </w:r>
     </w:p>
     <w:p>
       <w:pPr>
@@ -2289,6 +2317,7 @@
         <w:rPr>
           <w:lang w:val="en-US"/>
         </w:rPr>
+        <w:lastRenderedPageBreak/>
         <w:t>&lt;Kiểu Object&gt; = &lt;Object&gt;.type</w:t>
       </w:r>
     </w:p>
@@ -2307,7 +2336,6 @@
         <w:rPr>
           <w:lang w:val="en-US"/>
         </w:rPr>
-        <w:lastRenderedPageBreak/>
         <w:t>Các giá trị</w:t>
       </w:r>
     </w:p>
@@ -3086,6 +3114,7 @@
         <w:rPr>
           <w:lang w:val="en-US"/>
         </w:rPr>
+        <w:lastRenderedPageBreak/>
         <w:t>Material:</w:t>
       </w:r>
     </w:p>
@@ -3104,8 +3133,1895 @@
         <w:rPr>
           <w:lang w:val="en-US"/>
         </w:rPr>
+        <w:t>Áp Dụng Tất Cả Material Của 1 Đối Tượng Cho Nhiều Đối Tượng Khác?</w:t>
+      </w:r>
+    </w:p>
+    <w:p>
+      <w:pPr>
+        <w:pStyle w:val="ListParagraph"/>
+        <w:numPr>
+          <w:ilvl w:val="0"/>
+          <w:numId w:val="4"/>
+        </w:numPr>
+        <w:rPr>
+          <w:lang w:val="en-US"/>
+        </w:rPr>
+      </w:pPr>
+      <w:r>
+        <w:rPr>
+          <w:lang w:val="en-US"/>
+        </w:rPr>
+        <w:t>Chọn tất cả đối tượng muốn áp dụng Material sao cho đối tượng chứa Material gốc được chọn cuối cùng + vào Tab “Object” + chọn thẻ “Make Links” + Click “Materials”</w:t>
+      </w:r>
+    </w:p>
+    <w:p>
+      <w:pPr>
+        <w:pStyle w:val="ListParagraph"/>
+        <w:numPr>
+          <w:ilvl w:val="0"/>
+          <w:numId w:val="4"/>
+        </w:numPr>
+        <w:rPr>
+          <w:lang w:val="en-US"/>
+        </w:rPr>
+      </w:pPr>
+      <w:r>
+        <w:rPr>
+          <w:lang w:val="en-US"/>
+        </w:rPr>
+        <w:t>Khi này, bộ Material của tất cả đối tượng sẽ y đúc nhau</w:t>
+      </w:r>
+    </w:p>
+    <w:p>
+      <w:pPr>
+        <w:rPr>
+          <w:lang w:val="en-US"/>
+        </w:rPr>
+      </w:pPr>
+    </w:p>
+    <w:p>
+      <w:pPr>
+        <w:rPr>
+          <w:lang w:val="en-US"/>
+        </w:rPr>
+      </w:pPr>
+      <w:r>
+        <w:rPr>
+          <w:lang w:val="en-US"/>
+        </w:rPr>
+        <w:t>Object:</w:t>
+      </w:r>
+    </w:p>
+    <w:p>
+      <w:pPr>
+        <w:pStyle w:val="ListParagraph"/>
+        <w:numPr>
+          <w:ilvl w:val="0"/>
+          <w:numId w:val="10"/>
+        </w:numPr>
+        <w:rPr>
+          <w:lang w:val="en-US"/>
+        </w:rPr>
+      </w:pPr>
+      <w:r>
+        <w:rPr>
+          <w:lang w:val="en-US"/>
+        </w:rPr>
+        <w:t>Cách Thế Nhiều Object Thành 1 Object Nào Đó</w:t>
+      </w:r>
+    </w:p>
+    <w:p>
+      <w:pPr>
+        <w:pStyle w:val="ListParagraph"/>
+        <w:numPr>
+          <w:ilvl w:val="0"/>
+          <w:numId w:val="4"/>
+        </w:numPr>
+        <w:rPr>
+          <w:lang w:val="en-US"/>
+        </w:rPr>
+      </w:pPr>
+      <w:r>
+        <w:rPr>
+          <w:lang w:val="en-US"/>
+        </w:rPr>
+        <w:t>Chọn tất cả Object muốn thế sao cho Object dùng để thế được chọn cuối cùng + vào Tab “Object” + chọn thẻ “Make Links” + Click “Object Data”</w:t>
+      </w:r>
+    </w:p>
+    <w:p>
+      <w:pPr>
+        <w:pStyle w:val="ListParagraph"/>
+        <w:numPr>
+          <w:ilvl w:val="0"/>
+          <w:numId w:val="10"/>
+        </w:numPr>
+        <w:rPr>
+          <w:lang w:val="en-US"/>
+        </w:rPr>
+      </w:pPr>
+      <w:r>
+        <w:rPr>
+          <w:lang w:val="en-US"/>
+        </w:rPr>
+        <w:t>Cách Copy Vị Trí Của 1 Object Cho Nhiều Object Khác?</w:t>
+      </w:r>
+    </w:p>
+    <w:p>
+      <w:pPr>
+        <w:pStyle w:val="ListParagraph"/>
+        <w:numPr>
+          <w:ilvl w:val="0"/>
+          <w:numId w:val="4"/>
+        </w:numPr>
+        <w:rPr>
+          <w:lang w:val="en-US"/>
+        </w:rPr>
+      </w:pPr>
+      <w:r>
+        <w:rPr>
+          <w:lang w:val="en-US"/>
+        </w:rPr>
+        <w:t>Chọn tất cả Object sao cho Object có vị trí dùng để Copy được chọn cuối cùng + nhấn “Ctrl” + “C” + chọn “Copy Location”</w:t>
+      </w:r>
+    </w:p>
+    <w:p>
+      <w:pPr>
+        <w:rPr>
+          <w:lang w:val="en-US"/>
+        </w:rPr>
+      </w:pPr>
+    </w:p>
+    <w:p>
+      <w:pPr>
+        <w:rPr>
+          <w:lang w:val="en-US"/>
+        </w:rPr>
+      </w:pPr>
+      <w:r>
+        <w:rPr>
+          <w:lang w:val="en-US"/>
+        </w:rPr>
+        <w:t>Render:</w:t>
+      </w:r>
+    </w:p>
+    <w:p>
+      <w:pPr>
+        <w:pStyle w:val="ListParagraph"/>
+        <w:numPr>
+          <w:ilvl w:val="0"/>
+          <w:numId w:val="9"/>
+        </w:numPr>
+        <w:rPr>
+          <w:lang w:val="en-US"/>
+        </w:rPr>
+      </w:pPr>
+      <w:r>
+        <w:rPr>
+          <w:lang w:val="en-US"/>
+        </w:rPr>
+        <w:t xml:space="preserve">Các </w:t>
+      </w:r>
+      <w:r>
+        <w:rPr>
+          <w:lang w:val="en-US"/>
+        </w:rPr>
+        <w:t>Thông Số Cần Điều Chỉnh?</w:t>
+      </w:r>
+    </w:p>
+    <w:p>
+      <w:pPr>
+        <w:pStyle w:val="ListParagraph"/>
+        <w:numPr>
+          <w:ilvl w:val="0"/>
+          <w:numId w:val="4"/>
+        </w:numPr>
+        <w:rPr>
+          <w:lang w:val="en-US"/>
+        </w:rPr>
+      </w:pPr>
+      <w:r>
+        <w:rPr>
+          <w:lang w:val="en-US"/>
+        </w:rPr>
+        <w:t>Bỏ Tick “Open Shading Language” để Render nhanh hơn</w:t>
+      </w:r>
+    </w:p>
+    <w:p>
+      <w:pPr>
+        <w:pStyle w:val="ListParagraph"/>
+        <w:numPr>
+          <w:ilvl w:val="0"/>
+          <w:numId w:val="4"/>
+        </w:numPr>
+        <w:rPr>
+          <w:lang w:val="en-US"/>
+        </w:rPr>
+      </w:pPr>
+      <w:r>
+        <w:rPr>
+          <w:lang w:val="en-US"/>
+        </w:rPr>
+        <w:t>“Start Frame” và “End Frame”</w:t>
+      </w:r>
+      <w:r>
+        <w:rPr>
+          <w:lang w:val="en-US"/>
+        </w:rPr>
+        <w:t xml:space="preserve"> sẽ xác định ta Render trong khoảng nào</w:t>
+      </w:r>
+    </w:p>
+    <w:p>
+      <w:pPr>
+        <w:pStyle w:val="ListParagraph"/>
+        <w:numPr>
+          <w:ilvl w:val="0"/>
+          <w:numId w:val="4"/>
+        </w:numPr>
+        <w:rPr>
+          <w:lang w:val="en-US"/>
+        </w:rPr>
+      </w:pPr>
+      <w:r>
+        <w:rPr>
+          <w:lang w:val="en-US"/>
+        </w:rPr>
+        <w:t>Ví dụ</w:t>
+      </w:r>
+    </w:p>
+    <w:p>
+      <w:pPr>
+        <w:pStyle w:val="ListParagraph"/>
+        <w:numPr>
+          <w:ilvl w:val="0"/>
+          <w:numId w:val="4"/>
+        </w:numPr>
+        <w:rPr>
+          <w:lang w:val="en-US"/>
+        </w:rPr>
+      </w:pPr>
+      <w:r>
+        <w:rPr>
+          <w:lang w:val="en-US"/>
+        </w:rPr>
+        <w:t>“Start Frame” = 3, “End Frame” = 7, thì các Frame được Render là 3, 4, 5, 6, 7</w:t>
+      </w:r>
+    </w:p>
+    <w:p>
+      <w:pPr>
+        <w:pStyle w:val="ListParagraph"/>
+        <w:numPr>
+          <w:ilvl w:val="0"/>
+          <w:numId w:val="4"/>
+        </w:numPr>
+        <w:rPr>
+          <w:lang w:val="en-US"/>
+        </w:rPr>
+      </w:pPr>
+      <w:r>
+        <w:rPr>
+          <w:lang w:val="en-US"/>
+        </w:rPr>
+        <w:t>“Output File Path” sẽ xác định ta lưu File ở đâu, với tên gì</w:t>
+      </w:r>
+    </w:p>
+    <w:p>
+      <w:pPr>
+        <w:pStyle w:val="ListParagraph"/>
+        <w:numPr>
+          <w:ilvl w:val="0"/>
+          <w:numId w:val="4"/>
+        </w:numPr>
+        <w:rPr>
+          <w:lang w:val="en-US"/>
+        </w:rPr>
+      </w:pPr>
+      <w:r>
+        <w:rPr>
+          <w:lang w:val="en-US"/>
+        </w:rPr>
+        <w:t>Ví dụ</w:t>
+      </w:r>
+    </w:p>
+    <w:p>
+      <w:pPr>
+        <w:pStyle w:val="ListParagraph"/>
+        <w:numPr>
+          <w:ilvl w:val="0"/>
+          <w:numId w:val="4"/>
+        </w:numPr>
+        <w:rPr>
+          <w:lang w:val="en-US"/>
+        </w:rPr>
+      </w:pPr>
+      <w:r>
+        <w:rPr>
+          <w:lang w:val="en-US"/>
+        </w:rPr>
+        <w:t>“Output File Path” = “D:/foo” thì đường dẫn tới ảnh là “D:/foo.png”</w:t>
+      </w:r>
+    </w:p>
+    <w:p>
+      <w:pPr>
+        <w:pStyle w:val="ListParagraph"/>
+        <w:numPr>
+          <w:ilvl w:val="0"/>
+          <w:numId w:val="4"/>
+        </w:numPr>
+        <w:rPr>
+          <w:lang w:val="en-US"/>
+        </w:rPr>
+      </w:pPr>
+      <w:r>
+        <w:rPr>
+          <w:lang w:val="en-US"/>
+        </w:rPr>
+        <w:t>“Render Samples” xác định độ chống nhiễu, đặt thấp thôi, = 10 là được</w:t>
+      </w:r>
+    </w:p>
+    <w:p>
+      <w:pPr>
+        <w:pStyle w:val="ListParagraph"/>
+        <w:numPr>
+          <w:ilvl w:val="0"/>
+          <w:numId w:val="4"/>
+        </w:numPr>
+        <w:rPr>
+          <w:lang w:val="en-US"/>
+        </w:rPr>
+      </w:pPr>
+      <w:r>
+        <w:rPr>
+          <w:lang w:val="en-US"/>
+        </w:rPr>
+        <w:t>Bỏ Tick “Caustics” để Render nhanh hơn</w:t>
+      </w:r>
+    </w:p>
+    <w:p>
+      <w:pPr>
+        <w:pStyle w:val="ListParagraph"/>
+        <w:numPr>
+          <w:ilvl w:val="0"/>
+          <w:numId w:val="4"/>
+        </w:numPr>
+        <w:rPr>
+          <w:lang w:val="en-US"/>
+        </w:rPr>
+      </w:pPr>
+      <w:r>
+        <w:rPr>
+          <w:lang w:val="en-US"/>
+        </w:rPr>
+        <w:t>“Tiles” xác định 1 ô Render rộng bao nhiêu, đặt 512 x 512 cho nhanh</w:t>
+      </w:r>
+    </w:p>
+    <w:p>
+      <w:pPr>
+        <w:pStyle w:val="ListParagraph"/>
+        <w:numPr>
+          <w:ilvl w:val="0"/>
+          <w:numId w:val="9"/>
+        </w:numPr>
+        <w:rPr>
+          <w:lang w:val="en-US"/>
+        </w:rPr>
+      </w:pPr>
+      <w:r>
+        <w:rPr>
+          <w:lang w:val="en-US"/>
+        </w:rPr>
+        <w:t>Cách Render 1 Phần Của Khung Ảnh Và Những Phần Còn Lại Trong Suốt?</w:t>
+      </w:r>
+    </w:p>
+    <w:p>
+      <w:pPr>
+        <w:pStyle w:val="ListParagraph"/>
+        <w:numPr>
+          <w:ilvl w:val="0"/>
+          <w:numId w:val="4"/>
+        </w:numPr>
+        <w:rPr>
+          <w:lang w:val="en-US"/>
+        </w:rPr>
+      </w:pPr>
+      <w:r>
+        <w:rPr>
+          <w:lang w:val="en-US"/>
+        </w:rPr>
+        <w:t>Nhấn “0”</w:t>
+      </w:r>
+      <w:r>
+        <w:rPr>
+          <w:lang w:val="en-US"/>
+        </w:rPr>
+        <w:t xml:space="preserve"> để chuyển sang Camera</w:t>
+      </w:r>
+      <w:r>
+        <w:rPr>
+          <w:lang w:val="en-US"/>
+        </w:rPr>
+        <w:t xml:space="preserve"> + nhấn “Ctrl” + “B” + kéo thả để xác định phần cần Render + vào Tab “Render” + Tick “Border” + tiến hành Render</w:t>
+      </w:r>
+    </w:p>
+    <w:p>
+      <w:pPr>
+        <w:pStyle w:val="ListParagraph"/>
+        <w:numPr>
+          <w:ilvl w:val="0"/>
+          <w:numId w:val="4"/>
+        </w:numPr>
+        <w:rPr>
+          <w:lang w:val="en-US"/>
+        </w:rPr>
+      </w:pPr>
+      <w:r>
+        <w:rPr>
+          <w:lang w:val="en-US"/>
+        </w:rPr>
+        <w:t>Để trở lại như cũ, nhấn</w:t>
+      </w:r>
+      <w:r>
+        <w:rPr>
+          <w:lang w:val="en-US"/>
+        </w:rPr>
+        <w:t xml:space="preserve"> “0” để chuyển sang Camera + nhấn</w:t>
+      </w:r>
+      <w:r>
+        <w:rPr>
+          <w:lang w:val="en-US"/>
+        </w:rPr>
+        <w:t xml:space="preserve"> “Ctrl” + “Alt” + “B”</w:t>
+      </w:r>
+    </w:p>
+    <w:p>
+      <w:pPr>
+        <w:rPr>
+          <w:lang w:val="en-US"/>
+        </w:rPr>
+      </w:pPr>
+    </w:p>
+    <w:p>
+      <w:pPr>
+        <w:rPr>
+          <w:lang w:val="en-US"/>
+        </w:rPr>
+      </w:pPr>
+      <w:r>
+        <w:rPr>
+          <w:lang w:val="en-US"/>
+        </w:rPr>
+        <w:t>Short Cuts</w:t>
+      </w:r>
+      <w:r>
+        <w:rPr>
+          <w:lang w:val="en-US"/>
+        </w:rPr>
+        <w:t xml:space="preserve"> –</w:t>
+      </w:r>
+      <w:r>
+        <w:rPr>
+          <w:lang w:val="en-US"/>
+        </w:rPr>
+        <w:t xml:space="preserve"> Các Phím Tắt</w:t>
+      </w:r>
+      <w:r>
+        <w:rPr>
+          <w:lang w:val="en-US"/>
+        </w:rPr>
+        <w:t>:</w:t>
+      </w:r>
+    </w:p>
+    <w:p>
+      <w:pPr>
+        <w:pStyle w:val="ListParagraph"/>
+        <w:numPr>
+          <w:ilvl w:val="0"/>
+          <w:numId w:val="6"/>
+        </w:numPr>
+        <w:rPr>
+          <w:lang w:val="en-US"/>
+        </w:rPr>
+      </w:pPr>
+      <w:r>
+        <w:rPr>
+          <w:lang w:val="en-US"/>
+        </w:rPr>
+        <w:t>Tạo Key Frame?</w:t>
+      </w:r>
+    </w:p>
+    <w:p>
+      <w:pPr>
+        <w:pStyle w:val="ListParagraph"/>
+        <w:numPr>
+          <w:ilvl w:val="0"/>
+          <w:numId w:val="4"/>
+        </w:numPr>
+        <w:rPr>
+          <w:lang w:val="en-US"/>
+        </w:rPr>
+      </w:pPr>
+      <w:r>
+        <w:rPr>
+          <w:lang w:val="en-US"/>
+        </w:rPr>
+        <w:t>“I”</w:t>
+      </w:r>
+    </w:p>
+    <w:p>
+      <w:pPr>
+        <w:pStyle w:val="ListParagraph"/>
+        <w:numPr>
+          <w:ilvl w:val="0"/>
+          <w:numId w:val="6"/>
+        </w:numPr>
+        <w:rPr>
+          <w:lang w:val="en-US"/>
+        </w:rPr>
+      </w:pPr>
+      <w:r>
+        <w:rPr>
+          <w:lang w:val="en-US"/>
+        </w:rPr>
+        <w:t>Chọn Nhiều Đối Tượng?</w:t>
+      </w:r>
+    </w:p>
+    <w:p>
+      <w:pPr>
+        <w:pStyle w:val="ListParagraph"/>
+        <w:numPr>
+          <w:ilvl w:val="0"/>
+          <w:numId w:val="4"/>
+        </w:numPr>
+        <w:rPr>
+          <w:lang w:val="en-US"/>
+        </w:rPr>
+      </w:pPr>
+      <w:r>
+        <w:rPr>
+          <w:lang w:val="en-US"/>
+        </w:rPr>
+        <w:t>“B”</w:t>
+      </w:r>
+    </w:p>
+    <w:p>
+      <w:pPr>
+        <w:rPr>
+          <w:lang w:val="en-US"/>
+        </w:rPr>
+      </w:pPr>
+    </w:p>
+    <w:p>
+      <w:pPr>
+        <w:rPr>
+          <w:lang w:val="en-US"/>
+        </w:rPr>
+      </w:pPr>
+      <w:r>
+        <w:rPr>
+          <w:lang w:val="en-US"/>
+        </w:rPr>
+        <w:t xml:space="preserve">Quick Code </w:t>
+      </w:r>
+      <w:r>
+        <w:rPr>
+          <w:lang w:val="en-US"/>
+        </w:rPr>
+        <w:t xml:space="preserve">– </w:t>
+      </w:r>
+      <w:r>
+        <w:rPr>
+          <w:lang w:val="en-US"/>
+        </w:rPr>
+        <w:t>Mã Nhanh</w:t>
+      </w:r>
+      <w:r>
+        <w:rPr>
+          <w:lang w:val="en-US"/>
+        </w:rPr>
+        <w:t>:</w:t>
+      </w:r>
+    </w:p>
+    <w:p>
+      <w:pPr>
+        <w:pStyle w:val="ListParagraph"/>
+        <w:numPr>
+          <w:ilvl w:val="0"/>
+          <w:numId w:val="1"/>
+        </w:numPr>
+        <w:rPr>
+          <w:lang w:val="en-US"/>
+        </w:rPr>
+      </w:pPr>
+      <w:r>
+        <w:rPr>
+          <w:lang w:val="en-US"/>
+        </w:rPr>
         <w:lastRenderedPageBreak/>
-        <w:t>Áp Dụng Tất Cả Material Của 1 Đối Tượng Cho Nhiều Đối Tượng Khác?</w:t>
+        <w:t xml:space="preserve">Tích </w:t>
+      </w:r>
+      <w:r>
+        <w:rPr>
+          <w:lang w:val="en-US"/>
+        </w:rPr>
+        <w:t xml:space="preserve">Tổng </w:t>
+      </w:r>
+      <w:r>
+        <w:rPr>
+          <w:lang w:val="en-US"/>
+        </w:rPr>
+        <w:t xml:space="preserve">Moment </w:t>
+      </w:r>
+      <w:r>
+        <w:rPr>
+          <w:lang w:val="en-US"/>
+        </w:rPr>
+        <w:t>Động Lượng?</w:t>
+      </w:r>
+    </w:p>
+    <w:p>
+      <w:pPr>
+        <w:pStyle w:val="ListParagraph"/>
+        <w:pBdr>
+          <w:top w:val="single" w:sz="4" w:space="1" w:color="auto"/>
+          <w:left w:val="single" w:sz="4" w:space="4" w:color="auto"/>
+          <w:bottom w:val="single" w:sz="4" w:space="1" w:color="auto"/>
+          <w:right w:val="single" w:sz="4" w:space="4" w:color="auto"/>
+        </w:pBdr>
+        <w:ind w:left="1080"/>
+        <w:rPr>
+          <w:lang w:val="en-US"/>
+        </w:rPr>
+      </w:pPr>
+      <w:r>
+        <w:rPr>
+          <w:lang w:val="en-US"/>
+        </w:rPr>
+        <w:t>from bpy import context</w:t>
+      </w:r>
+    </w:p>
+    <w:p>
+      <w:pPr>
+        <w:pStyle w:val="ListParagraph"/>
+        <w:pBdr>
+          <w:top w:val="single" w:sz="4" w:space="1" w:color="auto"/>
+          <w:left w:val="single" w:sz="4" w:space="4" w:color="auto"/>
+          <w:bottom w:val="single" w:sz="4" w:space="1" w:color="auto"/>
+          <w:right w:val="single" w:sz="4" w:space="4" w:color="auto"/>
+        </w:pBdr>
+        <w:ind w:left="1080"/>
+        <w:rPr>
+          <w:lang w:val="en-US"/>
+        </w:rPr>
+      </w:pPr>
+      <w:r>
+        <w:rPr>
+          <w:lang w:val="en-US"/>
+        </w:rPr>
+        <w:t>from mathutils import Vector, Matrix</w:t>
+      </w:r>
+    </w:p>
+    <w:p>
+      <w:pPr>
+        <w:pStyle w:val="ListParagraph"/>
+        <w:pBdr>
+          <w:top w:val="single" w:sz="4" w:space="1" w:color="auto"/>
+          <w:left w:val="single" w:sz="4" w:space="4" w:color="auto"/>
+          <w:bottom w:val="single" w:sz="4" w:space="1" w:color="auto"/>
+          <w:right w:val="single" w:sz="4" w:space="4" w:color="auto"/>
+        </w:pBdr>
+        <w:ind w:left="1080"/>
+        <w:rPr>
+          <w:lang w:val="en-US"/>
+        </w:rPr>
+      </w:pPr>
+      <w:r>
+        <w:rPr>
+          <w:lang w:val="en-US"/>
+        </w:rPr>
+        <w:t>from random import random</w:t>
+      </w:r>
+    </w:p>
+    <w:p>
+      <w:pPr>
+        <w:pStyle w:val="ListParagraph"/>
+        <w:pBdr>
+          <w:top w:val="single" w:sz="4" w:space="1" w:color="auto"/>
+          <w:left w:val="single" w:sz="4" w:space="4" w:color="auto"/>
+          <w:bottom w:val="single" w:sz="4" w:space="1" w:color="auto"/>
+          <w:right w:val="single" w:sz="4" w:space="4" w:color="auto"/>
+        </w:pBdr>
+        <w:ind w:left="1080"/>
+        <w:rPr>
+          <w:lang w:val="en-US"/>
+        </w:rPr>
+      </w:pPr>
+    </w:p>
+    <w:p>
+      <w:pPr>
+        <w:pStyle w:val="ListParagraph"/>
+        <w:pBdr>
+          <w:top w:val="single" w:sz="4" w:space="1" w:color="auto"/>
+          <w:left w:val="single" w:sz="4" w:space="4" w:color="auto"/>
+          <w:bottom w:val="single" w:sz="4" w:space="1" w:color="auto"/>
+          <w:right w:val="single" w:sz="4" w:space="4" w:color="auto"/>
+        </w:pBdr>
+        <w:ind w:left="1080"/>
+        <w:rPr>
+          <w:lang w:val="en-US"/>
+        </w:rPr>
+      </w:pPr>
+      <w:r>
+        <w:rPr>
+          <w:lang w:val="en-US"/>
+        </w:rPr>
+        <w:t>[obj] = context.selected_objects</w:t>
+      </w:r>
+    </w:p>
+    <w:p>
+      <w:pPr>
+        <w:pStyle w:val="ListParagraph"/>
+        <w:pBdr>
+          <w:top w:val="single" w:sz="4" w:space="1" w:color="auto"/>
+          <w:left w:val="single" w:sz="4" w:space="4" w:color="auto"/>
+          <w:bottom w:val="single" w:sz="4" w:space="1" w:color="auto"/>
+          <w:right w:val="single" w:sz="4" w:space="4" w:color="auto"/>
+        </w:pBdr>
+        <w:ind w:left="1080"/>
+        <w:rPr>
+          <w:lang w:val="en-US"/>
+        </w:rPr>
+      </w:pPr>
+    </w:p>
+    <w:p>
+      <w:pPr>
+        <w:pStyle w:val="ListParagraph"/>
+        <w:pBdr>
+          <w:top w:val="single" w:sz="4" w:space="1" w:color="auto"/>
+          <w:left w:val="single" w:sz="4" w:space="4" w:color="auto"/>
+          <w:bottom w:val="single" w:sz="4" w:space="1" w:color="auto"/>
+          <w:right w:val="single" w:sz="4" w:space="4" w:color="auto"/>
+        </w:pBdr>
+        <w:ind w:left="1080"/>
+        <w:rPr>
+          <w:lang w:val="en-US"/>
+        </w:rPr>
+      </w:pPr>
+      <w:r>
+        <w:rPr>
+          <w:lang w:val="en-US"/>
+        </w:rPr>
+        <w:t>vertex_masses = []</w:t>
+      </w:r>
+    </w:p>
+    <w:p>
+      <w:pPr>
+        <w:pStyle w:val="ListParagraph"/>
+        <w:pBdr>
+          <w:top w:val="single" w:sz="4" w:space="1" w:color="auto"/>
+          <w:left w:val="single" w:sz="4" w:space="4" w:color="auto"/>
+          <w:bottom w:val="single" w:sz="4" w:space="1" w:color="auto"/>
+          <w:right w:val="single" w:sz="4" w:space="4" w:color="auto"/>
+        </w:pBdr>
+        <w:ind w:left="1080"/>
+        <w:rPr>
+          <w:lang w:val="en-US"/>
+        </w:rPr>
+      </w:pPr>
+      <w:r>
+        <w:rPr>
+          <w:lang w:val="en-US"/>
+        </w:rPr>
+        <w:t>total_mass = 0</w:t>
+      </w:r>
+    </w:p>
+    <w:p>
+      <w:pPr>
+        <w:pStyle w:val="ListParagraph"/>
+        <w:pBdr>
+          <w:top w:val="single" w:sz="4" w:space="1" w:color="auto"/>
+          <w:left w:val="single" w:sz="4" w:space="4" w:color="auto"/>
+          <w:bottom w:val="single" w:sz="4" w:space="1" w:color="auto"/>
+          <w:right w:val="single" w:sz="4" w:space="4" w:color="auto"/>
+        </w:pBdr>
+        <w:ind w:left="1080"/>
+        <w:rPr>
+          <w:lang w:val="en-US"/>
+        </w:rPr>
+      </w:pPr>
+      <w:r>
+        <w:rPr>
+          <w:lang w:val="en-US"/>
+        </w:rPr>
+        <w:t>center = Vector((0, 0, 0))</w:t>
+      </w:r>
+    </w:p>
+    <w:p>
+      <w:pPr>
+        <w:pStyle w:val="ListParagraph"/>
+        <w:pBdr>
+          <w:top w:val="single" w:sz="4" w:space="1" w:color="auto"/>
+          <w:left w:val="single" w:sz="4" w:space="4" w:color="auto"/>
+          <w:bottom w:val="single" w:sz="4" w:space="1" w:color="auto"/>
+          <w:right w:val="single" w:sz="4" w:space="4" w:color="auto"/>
+        </w:pBdr>
+        <w:ind w:left="1080"/>
+        <w:rPr>
+          <w:lang w:val="en-US"/>
+        </w:rPr>
+      </w:pPr>
+    </w:p>
+    <w:p>
+      <w:pPr>
+        <w:pStyle w:val="ListParagraph"/>
+        <w:pBdr>
+          <w:top w:val="single" w:sz="4" w:space="1" w:color="auto"/>
+          <w:left w:val="single" w:sz="4" w:space="4" w:color="auto"/>
+          <w:bottom w:val="single" w:sz="4" w:space="1" w:color="auto"/>
+          <w:right w:val="single" w:sz="4" w:space="4" w:color="auto"/>
+        </w:pBdr>
+        <w:ind w:left="1080"/>
+        <w:rPr>
+          <w:lang w:val="en-US"/>
+        </w:rPr>
+      </w:pPr>
+      <w:r>
+        <w:rPr>
+          <w:lang w:val="en-US"/>
+        </w:rPr>
+        <w:t>for vertex in obj.data.vertices:</w:t>
+      </w:r>
+    </w:p>
+    <w:p>
+      <w:pPr>
+        <w:pStyle w:val="ListParagraph"/>
+        <w:pBdr>
+          <w:top w:val="single" w:sz="4" w:space="1" w:color="auto"/>
+          <w:left w:val="single" w:sz="4" w:space="4" w:color="auto"/>
+          <w:bottom w:val="single" w:sz="4" w:space="1" w:color="auto"/>
+          <w:right w:val="single" w:sz="4" w:space="4" w:color="auto"/>
+        </w:pBdr>
+        <w:ind w:left="1080"/>
+        <w:rPr>
+          <w:lang w:val="en-US"/>
+        </w:rPr>
+      </w:pPr>
+      <w:r>
+        <w:rPr>
+          <w:lang w:val="en-US"/>
+        </w:rPr>
+        <w:t xml:space="preserve">    vertex_mass = random()</w:t>
+      </w:r>
+    </w:p>
+    <w:p>
+      <w:pPr>
+        <w:pStyle w:val="ListParagraph"/>
+        <w:pBdr>
+          <w:top w:val="single" w:sz="4" w:space="1" w:color="auto"/>
+          <w:left w:val="single" w:sz="4" w:space="4" w:color="auto"/>
+          <w:bottom w:val="single" w:sz="4" w:space="1" w:color="auto"/>
+          <w:right w:val="single" w:sz="4" w:space="4" w:color="auto"/>
+        </w:pBdr>
+        <w:ind w:left="1080"/>
+        <w:rPr>
+          <w:lang w:val="en-US"/>
+        </w:rPr>
+      </w:pPr>
+      <w:r>
+        <w:rPr>
+          <w:lang w:val="en-US"/>
+        </w:rPr>
+        <w:t xml:space="preserve">    total_mass += vertex_mass</w:t>
+      </w:r>
+    </w:p>
+    <w:p>
+      <w:pPr>
+        <w:pStyle w:val="ListParagraph"/>
+        <w:pBdr>
+          <w:top w:val="single" w:sz="4" w:space="1" w:color="auto"/>
+          <w:left w:val="single" w:sz="4" w:space="4" w:color="auto"/>
+          <w:bottom w:val="single" w:sz="4" w:space="1" w:color="auto"/>
+          <w:right w:val="single" w:sz="4" w:space="4" w:color="auto"/>
+        </w:pBdr>
+        <w:ind w:left="1080"/>
+        <w:rPr>
+          <w:lang w:val="en-US"/>
+        </w:rPr>
+      </w:pPr>
+      <w:r>
+        <w:rPr>
+          <w:lang w:val="en-US"/>
+        </w:rPr>
+        <w:t xml:space="preserve">    vertex_masses.append(vertex_mass)</w:t>
+      </w:r>
+    </w:p>
+    <w:p>
+      <w:pPr>
+        <w:pStyle w:val="ListParagraph"/>
+        <w:pBdr>
+          <w:top w:val="single" w:sz="4" w:space="1" w:color="auto"/>
+          <w:left w:val="single" w:sz="4" w:space="4" w:color="auto"/>
+          <w:bottom w:val="single" w:sz="4" w:space="1" w:color="auto"/>
+          <w:right w:val="single" w:sz="4" w:space="4" w:color="auto"/>
+        </w:pBdr>
+        <w:ind w:left="1080"/>
+        <w:rPr>
+          <w:lang w:val="en-US"/>
+        </w:rPr>
+      </w:pPr>
+      <w:r>
+        <w:rPr>
+          <w:lang w:val="en-US"/>
+        </w:rPr>
+        <w:t xml:space="preserve">    center += vertex_mass * vertex.co</w:t>
+      </w:r>
+    </w:p>
+    <w:p>
+      <w:pPr>
+        <w:pStyle w:val="ListParagraph"/>
+        <w:pBdr>
+          <w:top w:val="single" w:sz="4" w:space="1" w:color="auto"/>
+          <w:left w:val="single" w:sz="4" w:space="4" w:color="auto"/>
+          <w:bottom w:val="single" w:sz="4" w:space="1" w:color="auto"/>
+          <w:right w:val="single" w:sz="4" w:space="4" w:color="auto"/>
+        </w:pBdr>
+        <w:ind w:left="1080"/>
+        <w:rPr>
+          <w:lang w:val="en-US"/>
+        </w:rPr>
+      </w:pPr>
+      <w:r>
+        <w:rPr>
+          <w:lang w:val="en-US"/>
+        </w:rPr>
+        <w:t xml:space="preserve">    </w:t>
+      </w:r>
+    </w:p>
+    <w:p>
+      <w:pPr>
+        <w:pStyle w:val="ListParagraph"/>
+        <w:pBdr>
+          <w:top w:val="single" w:sz="4" w:space="1" w:color="auto"/>
+          <w:left w:val="single" w:sz="4" w:space="4" w:color="auto"/>
+          <w:bottom w:val="single" w:sz="4" w:space="1" w:color="auto"/>
+          <w:right w:val="single" w:sz="4" w:space="4" w:color="auto"/>
+        </w:pBdr>
+        <w:ind w:left="1080"/>
+        <w:rPr>
+          <w:lang w:val="en-US"/>
+        </w:rPr>
+      </w:pPr>
+      <w:r>
+        <w:rPr>
+          <w:lang w:val="en-US"/>
+        </w:rPr>
+        <w:t>center = center / total_mass + Vector(</w:t>
+      </w:r>
+      <w:r>
+        <w:rPr>
+          <w:lang w:val="en-US"/>
+        </w:rPr>
+        <w:t>&lt;Offset&gt;</w:t>
+      </w:r>
+      <w:r>
+        <w:rPr>
+          <w:lang w:val="en-US"/>
+        </w:rPr>
+        <w:t>)</w:t>
+      </w:r>
+    </w:p>
+    <w:p>
+      <w:pPr>
+        <w:pStyle w:val="ListParagraph"/>
+        <w:pBdr>
+          <w:top w:val="single" w:sz="4" w:space="1" w:color="auto"/>
+          <w:left w:val="single" w:sz="4" w:space="4" w:color="auto"/>
+          <w:bottom w:val="single" w:sz="4" w:space="1" w:color="auto"/>
+          <w:right w:val="single" w:sz="4" w:space="4" w:color="auto"/>
+        </w:pBdr>
+        <w:ind w:left="1080"/>
+        <w:rPr>
+          <w:lang w:val="en-US"/>
+        </w:rPr>
+      </w:pPr>
+      <w:r>
+        <w:rPr>
+          <w:lang w:val="en-US"/>
+        </w:rPr>
+        <w:t xml:space="preserve">omega_direction = </w:t>
+      </w:r>
+      <w:r>
+        <w:rPr>
+          <w:lang w:val="en-US"/>
+        </w:rPr>
+        <w:t>&lt;Vector Vận Tốc Góc&gt;</w:t>
+      </w:r>
+    </w:p>
+    <w:p>
+      <w:pPr>
+        <w:pStyle w:val="ListParagraph"/>
+        <w:pBdr>
+          <w:top w:val="single" w:sz="4" w:space="1" w:color="auto"/>
+          <w:left w:val="single" w:sz="4" w:space="4" w:color="auto"/>
+          <w:bottom w:val="single" w:sz="4" w:space="1" w:color="auto"/>
+          <w:right w:val="single" w:sz="4" w:space="4" w:color="auto"/>
+        </w:pBdr>
+        <w:ind w:left="1080"/>
+        <w:rPr>
+          <w:lang w:val="en-US"/>
+        </w:rPr>
+      </w:pPr>
+      <w:r>
+        <w:rPr>
+          <w:lang w:val="en-US"/>
+        </w:rPr>
+        <w:t>omega = Vector(omega_direction)</w:t>
+      </w:r>
+    </w:p>
+    <w:p>
+      <w:pPr>
+        <w:pStyle w:val="ListParagraph"/>
+        <w:pBdr>
+          <w:top w:val="single" w:sz="4" w:space="1" w:color="auto"/>
+          <w:left w:val="single" w:sz="4" w:space="4" w:color="auto"/>
+          <w:bottom w:val="single" w:sz="4" w:space="1" w:color="auto"/>
+          <w:right w:val="single" w:sz="4" w:space="4" w:color="auto"/>
+        </w:pBdr>
+        <w:ind w:left="1080"/>
+        <w:rPr>
+          <w:lang w:val="en-US"/>
+        </w:rPr>
+      </w:pPr>
+      <w:r>
+        <w:rPr>
+          <w:lang w:val="en-US"/>
+        </w:rPr>
+        <w:t>normalized_omega = Vector(omega_direction)</w:t>
+      </w:r>
+    </w:p>
+    <w:p>
+      <w:pPr>
+        <w:pStyle w:val="ListParagraph"/>
+        <w:pBdr>
+          <w:top w:val="single" w:sz="4" w:space="1" w:color="auto"/>
+          <w:left w:val="single" w:sz="4" w:space="4" w:color="auto"/>
+          <w:bottom w:val="single" w:sz="4" w:space="1" w:color="auto"/>
+          <w:right w:val="single" w:sz="4" w:space="4" w:color="auto"/>
+        </w:pBdr>
+        <w:ind w:left="1080"/>
+        <w:rPr>
+          <w:lang w:val="en-US"/>
+        </w:rPr>
+      </w:pPr>
+      <w:r>
+        <w:rPr>
+          <w:lang w:val="en-US"/>
+        </w:rPr>
+        <w:t>normalized_omega.normalize()</w:t>
+      </w:r>
+    </w:p>
+    <w:p>
+      <w:pPr>
+        <w:pStyle w:val="ListParagraph"/>
+        <w:pBdr>
+          <w:top w:val="single" w:sz="4" w:space="1" w:color="auto"/>
+          <w:left w:val="single" w:sz="4" w:space="4" w:color="auto"/>
+          <w:bottom w:val="single" w:sz="4" w:space="1" w:color="auto"/>
+          <w:right w:val="single" w:sz="4" w:space="4" w:color="auto"/>
+        </w:pBdr>
+        <w:ind w:left="1080"/>
+        <w:rPr>
+          <w:lang w:val="en-US"/>
+        </w:rPr>
+      </w:pPr>
+      <w:r>
+        <w:rPr>
+          <w:lang w:val="en-US"/>
+        </w:rPr>
+        <w:t>angular_momentum = Vector((0, 0, 0))</w:t>
+      </w:r>
+    </w:p>
+    <w:p>
+      <w:pPr>
+        <w:pStyle w:val="ListParagraph"/>
+        <w:pBdr>
+          <w:top w:val="single" w:sz="4" w:space="1" w:color="auto"/>
+          <w:left w:val="single" w:sz="4" w:space="4" w:color="auto"/>
+          <w:bottom w:val="single" w:sz="4" w:space="1" w:color="auto"/>
+          <w:right w:val="single" w:sz="4" w:space="4" w:color="auto"/>
+        </w:pBdr>
+        <w:ind w:left="1080"/>
+        <w:rPr>
+          <w:lang w:val="en-US"/>
+        </w:rPr>
+      </w:pPr>
+      <w:r>
+        <w:rPr>
+          <w:lang w:val="en-US"/>
+        </w:rPr>
+        <w:t>distances = []</w:t>
+      </w:r>
+    </w:p>
+    <w:p>
+      <w:pPr>
+        <w:pStyle w:val="ListParagraph"/>
+        <w:pBdr>
+          <w:top w:val="single" w:sz="4" w:space="1" w:color="auto"/>
+          <w:left w:val="single" w:sz="4" w:space="4" w:color="auto"/>
+          <w:bottom w:val="single" w:sz="4" w:space="1" w:color="auto"/>
+          <w:right w:val="single" w:sz="4" w:space="4" w:color="auto"/>
+        </w:pBdr>
+        <w:ind w:left="1080"/>
+        <w:rPr>
+          <w:lang w:val="en-US"/>
+        </w:rPr>
+      </w:pPr>
+    </w:p>
+    <w:p>
+      <w:pPr>
+        <w:pStyle w:val="ListParagraph"/>
+        <w:pBdr>
+          <w:top w:val="single" w:sz="4" w:space="1" w:color="auto"/>
+          <w:left w:val="single" w:sz="4" w:space="4" w:color="auto"/>
+          <w:bottom w:val="single" w:sz="4" w:space="1" w:color="auto"/>
+          <w:right w:val="single" w:sz="4" w:space="4" w:color="auto"/>
+        </w:pBdr>
+        <w:ind w:left="1080"/>
+        <w:rPr>
+          <w:lang w:val="en-US"/>
+        </w:rPr>
+      </w:pPr>
+      <w:r>
+        <w:rPr>
+          <w:lang w:val="en-US"/>
+        </w:rPr>
+        <w:t>for idx, vertex in enumerate(obj.data.vertices):</w:t>
+      </w:r>
+    </w:p>
+    <w:p>
+      <w:pPr>
+        <w:pStyle w:val="ListParagraph"/>
+        <w:pBdr>
+          <w:top w:val="single" w:sz="4" w:space="1" w:color="auto"/>
+          <w:left w:val="single" w:sz="4" w:space="4" w:color="auto"/>
+          <w:bottom w:val="single" w:sz="4" w:space="1" w:color="auto"/>
+          <w:right w:val="single" w:sz="4" w:space="4" w:color="auto"/>
+        </w:pBdr>
+        <w:ind w:left="1080"/>
+        <w:rPr>
+          <w:lang w:val="en-US"/>
+        </w:rPr>
+      </w:pPr>
+      <w:r>
+        <w:rPr>
+          <w:lang w:val="en-US"/>
+        </w:rPr>
+        <w:t xml:space="preserve">    r = vertex.co - center</w:t>
+      </w:r>
+    </w:p>
+    <w:p>
+      <w:pPr>
+        <w:pStyle w:val="ListParagraph"/>
+        <w:pBdr>
+          <w:top w:val="single" w:sz="4" w:space="1" w:color="auto"/>
+          <w:left w:val="single" w:sz="4" w:space="4" w:color="auto"/>
+          <w:bottom w:val="single" w:sz="4" w:space="1" w:color="auto"/>
+          <w:right w:val="single" w:sz="4" w:space="4" w:color="auto"/>
+        </w:pBdr>
+        <w:ind w:left="1080"/>
+        <w:rPr>
+          <w:lang w:val="en-US"/>
+        </w:rPr>
+      </w:pPr>
+      <w:r>
+        <w:rPr>
+          <w:lang w:val="en-US"/>
+        </w:rPr>
+        <w:t xml:space="preserve">    d = r - normalized_omega * (r.dot(normalized_omega))</w:t>
+      </w:r>
+    </w:p>
+    <w:p>
+      <w:pPr>
+        <w:pStyle w:val="ListParagraph"/>
+        <w:pBdr>
+          <w:top w:val="single" w:sz="4" w:space="1" w:color="auto"/>
+          <w:left w:val="single" w:sz="4" w:space="4" w:color="auto"/>
+          <w:bottom w:val="single" w:sz="4" w:space="1" w:color="auto"/>
+          <w:right w:val="single" w:sz="4" w:space="4" w:color="auto"/>
+        </w:pBdr>
+        <w:ind w:left="1080"/>
+        <w:rPr>
+          <w:lang w:val="en-US"/>
+        </w:rPr>
+      </w:pPr>
+      <w:r>
+        <w:rPr>
+          <w:lang w:val="en-US"/>
+        </w:rPr>
+        <w:t xml:space="preserve">    m = vertex_masses[idx]</w:t>
+      </w:r>
+    </w:p>
+    <w:p>
+      <w:pPr>
+        <w:pStyle w:val="ListParagraph"/>
+        <w:pBdr>
+          <w:top w:val="single" w:sz="4" w:space="1" w:color="auto"/>
+          <w:left w:val="single" w:sz="4" w:space="4" w:color="auto"/>
+          <w:bottom w:val="single" w:sz="4" w:space="1" w:color="auto"/>
+          <w:right w:val="single" w:sz="4" w:space="4" w:color="auto"/>
+        </w:pBdr>
+        <w:ind w:left="1080"/>
+        <w:rPr>
+          <w:lang w:val="en-US"/>
+        </w:rPr>
+      </w:pPr>
+      <w:r>
+        <w:rPr>
+          <w:lang w:val="en-US"/>
+        </w:rPr>
+        <w:t xml:space="preserve">    angular_momentum += m * r.cross(omega.cross(d))</w:t>
+      </w:r>
+    </w:p>
+    <w:p>
+      <w:pPr>
+        <w:pStyle w:val="ListParagraph"/>
+        <w:pBdr>
+          <w:top w:val="single" w:sz="4" w:space="1" w:color="auto"/>
+          <w:left w:val="single" w:sz="4" w:space="4" w:color="auto"/>
+          <w:bottom w:val="single" w:sz="4" w:space="1" w:color="auto"/>
+          <w:right w:val="single" w:sz="4" w:space="4" w:color="auto"/>
+        </w:pBdr>
+        <w:ind w:left="1080"/>
+        <w:rPr>
+          <w:lang w:val="en-US"/>
+        </w:rPr>
+      </w:pPr>
+      <w:r>
+        <w:rPr>
+          <w:lang w:val="en-US"/>
+        </w:rPr>
+        <w:t xml:space="preserve">    distances.append(d.length)</w:t>
+      </w:r>
+    </w:p>
+    <w:p>
+      <w:pPr>
+        <w:pStyle w:val="ListParagraph"/>
+        <w:pBdr>
+          <w:top w:val="single" w:sz="4" w:space="1" w:color="auto"/>
+          <w:left w:val="single" w:sz="4" w:space="4" w:color="auto"/>
+          <w:bottom w:val="single" w:sz="4" w:space="1" w:color="auto"/>
+          <w:right w:val="single" w:sz="4" w:space="4" w:color="auto"/>
+        </w:pBdr>
+        <w:ind w:left="1080"/>
+        <w:rPr>
+          <w:lang w:val="en-US"/>
+        </w:rPr>
+      </w:pPr>
+      <w:r>
+        <w:rPr>
+          <w:lang w:val="en-US"/>
+        </w:rPr>
+        <w:t xml:space="preserve">    </w:t>
+      </w:r>
+    </w:p>
+    <w:p>
+      <w:pPr>
+        <w:pStyle w:val="ListParagraph"/>
+        <w:pBdr>
+          <w:top w:val="single" w:sz="4" w:space="1" w:color="auto"/>
+          <w:left w:val="single" w:sz="4" w:space="4" w:color="auto"/>
+          <w:bottom w:val="single" w:sz="4" w:space="1" w:color="auto"/>
+          <w:right w:val="single" w:sz="4" w:space="4" w:color="auto"/>
+        </w:pBdr>
+        <w:ind w:left="1080"/>
+        <w:rPr>
+          <w:lang w:val="en-US"/>
+        </w:rPr>
+      </w:pPr>
+      <w:r>
+        <w:rPr>
+          <w:lang w:val="en-US"/>
+        </w:rPr>
+        <w:t>axis_angular_momentum = angular_momentum.dot(normalized_omega) * normalized_omega</w:t>
+      </w:r>
+    </w:p>
+    <w:p>
+      <w:pPr>
+        <w:pStyle w:val="ListParagraph"/>
+        <w:pBdr>
+          <w:top w:val="single" w:sz="4" w:space="1" w:color="auto"/>
+          <w:left w:val="single" w:sz="4" w:space="4" w:color="auto"/>
+          <w:bottom w:val="single" w:sz="4" w:space="1" w:color="auto"/>
+          <w:right w:val="single" w:sz="4" w:space="4" w:color="auto"/>
+        </w:pBdr>
+        <w:ind w:left="1080"/>
+        <w:rPr>
+          <w:lang w:val="en-US"/>
+        </w:rPr>
+      </w:pPr>
+    </w:p>
+    <w:p>
+      <w:pPr>
+        <w:pStyle w:val="ListParagraph"/>
+        <w:pBdr>
+          <w:top w:val="single" w:sz="4" w:space="1" w:color="auto"/>
+          <w:left w:val="single" w:sz="4" w:space="4" w:color="auto"/>
+          <w:bottom w:val="single" w:sz="4" w:space="1" w:color="auto"/>
+          <w:right w:val="single" w:sz="4" w:space="4" w:color="auto"/>
+        </w:pBdr>
+        <w:ind w:left="1080"/>
+        <w:rPr>
+          <w:lang w:val="en-US"/>
+        </w:rPr>
+      </w:pPr>
+      <w:r>
+        <w:rPr>
+          <w:lang w:val="en-US"/>
+        </w:rPr>
+        <w:t>print("Method 1 :")</w:t>
+      </w:r>
+    </w:p>
+    <w:p>
+      <w:pPr>
+        <w:pStyle w:val="ListParagraph"/>
+        <w:pBdr>
+          <w:top w:val="single" w:sz="4" w:space="1" w:color="auto"/>
+          <w:left w:val="single" w:sz="4" w:space="4" w:color="auto"/>
+          <w:bottom w:val="single" w:sz="4" w:space="1" w:color="auto"/>
+          <w:right w:val="single" w:sz="4" w:space="4" w:color="auto"/>
+        </w:pBdr>
+        <w:ind w:left="1080"/>
+        <w:rPr>
+          <w:lang w:val="en-US"/>
+        </w:rPr>
+      </w:pPr>
+      <w:r>
+        <w:rPr>
+          <w:lang w:val="en-US"/>
+        </w:rPr>
+        <w:t>print("Raw Angular Momentum : ", angular_momentum)</w:t>
+      </w:r>
+    </w:p>
+    <w:p>
+      <w:pPr>
+        <w:pStyle w:val="ListParagraph"/>
+        <w:pBdr>
+          <w:top w:val="single" w:sz="4" w:space="1" w:color="auto"/>
+          <w:left w:val="single" w:sz="4" w:space="4" w:color="auto"/>
+          <w:bottom w:val="single" w:sz="4" w:space="1" w:color="auto"/>
+          <w:right w:val="single" w:sz="4" w:space="4" w:color="auto"/>
+        </w:pBdr>
+        <w:ind w:left="1080"/>
+        <w:rPr>
+          <w:lang w:val="en-US"/>
+        </w:rPr>
+      </w:pPr>
+      <w:r>
+        <w:rPr>
+          <w:lang w:val="en-US"/>
+        </w:rPr>
+        <w:t>print("Axis Angular Momentum : ", axis_angular_momentum)</w:t>
+      </w:r>
+    </w:p>
+    <w:p>
+      <w:pPr>
+        <w:pStyle w:val="ListParagraph"/>
+        <w:pBdr>
+          <w:top w:val="single" w:sz="4" w:space="1" w:color="auto"/>
+          <w:left w:val="single" w:sz="4" w:space="4" w:color="auto"/>
+          <w:bottom w:val="single" w:sz="4" w:space="1" w:color="auto"/>
+          <w:right w:val="single" w:sz="4" w:space="4" w:color="auto"/>
+        </w:pBdr>
+        <w:ind w:left="1080"/>
+        <w:rPr>
+          <w:lang w:val="en-US"/>
+        </w:rPr>
+      </w:pPr>
+    </w:p>
+    <w:p>
+      <w:pPr>
+        <w:pStyle w:val="ListParagraph"/>
+        <w:pBdr>
+          <w:top w:val="single" w:sz="4" w:space="1" w:color="auto"/>
+          <w:left w:val="single" w:sz="4" w:space="4" w:color="auto"/>
+          <w:bottom w:val="single" w:sz="4" w:space="1" w:color="auto"/>
+          <w:right w:val="single" w:sz="4" w:space="4" w:color="auto"/>
+        </w:pBdr>
+        <w:ind w:left="1080"/>
+        <w:rPr>
+          <w:lang w:val="en-US"/>
+        </w:rPr>
+      </w:pPr>
+      <w:r>
+        <w:rPr>
+          <w:lang w:val="en-US"/>
+        </w:rPr>
+        <w:t>moment_of_inertia = Matrix([</w:t>
+      </w:r>
+    </w:p>
+    <w:p>
+      <w:pPr>
+        <w:pStyle w:val="ListParagraph"/>
+        <w:pBdr>
+          <w:top w:val="single" w:sz="4" w:space="1" w:color="auto"/>
+          <w:left w:val="single" w:sz="4" w:space="4" w:color="auto"/>
+          <w:bottom w:val="single" w:sz="4" w:space="1" w:color="auto"/>
+          <w:right w:val="single" w:sz="4" w:space="4" w:color="auto"/>
+        </w:pBdr>
+        <w:ind w:left="1080"/>
+        <w:rPr>
+          <w:lang w:val="en-US"/>
+        </w:rPr>
+      </w:pPr>
+      <w:r>
+        <w:rPr>
+          <w:lang w:val="en-US"/>
+        </w:rPr>
+        <w:t xml:space="preserve">    [0, 0, 0],</w:t>
+      </w:r>
+    </w:p>
+    <w:p>
+      <w:pPr>
+        <w:pStyle w:val="ListParagraph"/>
+        <w:pBdr>
+          <w:top w:val="single" w:sz="4" w:space="1" w:color="auto"/>
+          <w:left w:val="single" w:sz="4" w:space="4" w:color="auto"/>
+          <w:bottom w:val="single" w:sz="4" w:space="1" w:color="auto"/>
+          <w:right w:val="single" w:sz="4" w:space="4" w:color="auto"/>
+        </w:pBdr>
+        <w:ind w:left="1080"/>
+        <w:rPr>
+          <w:lang w:val="en-US"/>
+        </w:rPr>
+      </w:pPr>
+      <w:r>
+        <w:rPr>
+          <w:lang w:val="en-US"/>
+        </w:rPr>
+        <w:t xml:space="preserve">    [0, 0, 0],</w:t>
+      </w:r>
+    </w:p>
+    <w:p>
+      <w:pPr>
+        <w:pStyle w:val="ListParagraph"/>
+        <w:pBdr>
+          <w:top w:val="single" w:sz="4" w:space="1" w:color="auto"/>
+          <w:left w:val="single" w:sz="4" w:space="4" w:color="auto"/>
+          <w:bottom w:val="single" w:sz="4" w:space="1" w:color="auto"/>
+          <w:right w:val="single" w:sz="4" w:space="4" w:color="auto"/>
+        </w:pBdr>
+        <w:ind w:left="1080"/>
+        <w:rPr>
+          <w:lang w:val="en-US"/>
+        </w:rPr>
+      </w:pPr>
+      <w:r>
+        <w:rPr>
+          <w:lang w:val="en-US"/>
+        </w:rPr>
+        <w:t xml:space="preserve">    [0, 0, 0]</w:t>
+      </w:r>
+    </w:p>
+    <w:p>
+      <w:pPr>
+        <w:pStyle w:val="ListParagraph"/>
+        <w:pBdr>
+          <w:top w:val="single" w:sz="4" w:space="1" w:color="auto"/>
+          <w:left w:val="single" w:sz="4" w:space="4" w:color="auto"/>
+          <w:bottom w:val="single" w:sz="4" w:space="1" w:color="auto"/>
+          <w:right w:val="single" w:sz="4" w:space="4" w:color="auto"/>
+        </w:pBdr>
+        <w:ind w:left="1080"/>
+        <w:rPr>
+          <w:lang w:val="en-US"/>
+        </w:rPr>
+      </w:pPr>
+      <w:r>
+        <w:rPr>
+          <w:lang w:val="en-US"/>
+        </w:rPr>
+        <w:t>])</w:t>
+      </w:r>
+    </w:p>
+    <w:p>
+      <w:pPr>
+        <w:pStyle w:val="ListParagraph"/>
+        <w:pBdr>
+          <w:top w:val="single" w:sz="4" w:space="1" w:color="auto"/>
+          <w:left w:val="single" w:sz="4" w:space="4" w:color="auto"/>
+          <w:bottom w:val="single" w:sz="4" w:space="1" w:color="auto"/>
+          <w:right w:val="single" w:sz="4" w:space="4" w:color="auto"/>
+        </w:pBdr>
+        <w:ind w:left="1080"/>
+        <w:rPr>
+          <w:lang w:val="en-US"/>
+        </w:rPr>
+      </w:pPr>
+      <w:r>
+        <w:rPr>
+          <w:lang w:val="en-US"/>
+        </w:rPr>
+        <w:t>axis_moment_of_inertia = 0</w:t>
+      </w:r>
+    </w:p>
+    <w:p>
+      <w:pPr>
+        <w:pStyle w:val="ListParagraph"/>
+        <w:pBdr>
+          <w:top w:val="single" w:sz="4" w:space="1" w:color="auto"/>
+          <w:left w:val="single" w:sz="4" w:space="4" w:color="auto"/>
+          <w:bottom w:val="single" w:sz="4" w:space="1" w:color="auto"/>
+          <w:right w:val="single" w:sz="4" w:space="4" w:color="auto"/>
+        </w:pBdr>
+        <w:ind w:left="1080"/>
+        <w:rPr>
+          <w:lang w:val="en-US"/>
+        </w:rPr>
+      </w:pPr>
+    </w:p>
+    <w:p>
+      <w:pPr>
+        <w:pStyle w:val="ListParagraph"/>
+        <w:pBdr>
+          <w:top w:val="single" w:sz="4" w:space="1" w:color="auto"/>
+          <w:left w:val="single" w:sz="4" w:space="4" w:color="auto"/>
+          <w:bottom w:val="single" w:sz="4" w:space="1" w:color="auto"/>
+          <w:right w:val="single" w:sz="4" w:space="4" w:color="auto"/>
+        </w:pBdr>
+        <w:ind w:left="1080"/>
+        <w:rPr>
+          <w:lang w:val="en-US"/>
+        </w:rPr>
+      </w:pPr>
+      <w:r>
+        <w:rPr>
+          <w:lang w:val="en-US"/>
+        </w:rPr>
+        <w:t>for idx, vertex in enumerate(obj.data.vertices):</w:t>
+      </w:r>
+    </w:p>
+    <w:p>
+      <w:pPr>
+        <w:pStyle w:val="ListParagraph"/>
+        <w:pBdr>
+          <w:top w:val="single" w:sz="4" w:space="1" w:color="auto"/>
+          <w:left w:val="single" w:sz="4" w:space="4" w:color="auto"/>
+          <w:bottom w:val="single" w:sz="4" w:space="1" w:color="auto"/>
+          <w:right w:val="single" w:sz="4" w:space="4" w:color="auto"/>
+        </w:pBdr>
+        <w:ind w:left="1080"/>
+        <w:rPr>
+          <w:lang w:val="en-US"/>
+        </w:rPr>
+      </w:pPr>
+      <w:r>
+        <w:rPr>
+          <w:lang w:val="en-US"/>
+        </w:rPr>
+        <w:t xml:space="preserve">    x, y, z = vertex.co - center</w:t>
+      </w:r>
+    </w:p>
+    <w:p>
+      <w:pPr>
+        <w:pStyle w:val="ListParagraph"/>
+        <w:pBdr>
+          <w:top w:val="single" w:sz="4" w:space="1" w:color="auto"/>
+          <w:left w:val="single" w:sz="4" w:space="4" w:color="auto"/>
+          <w:bottom w:val="single" w:sz="4" w:space="1" w:color="auto"/>
+          <w:right w:val="single" w:sz="4" w:space="4" w:color="auto"/>
+        </w:pBdr>
+        <w:ind w:left="1080"/>
+        <w:rPr>
+          <w:lang w:val="en-US"/>
+        </w:rPr>
+      </w:pPr>
+      <w:r>
+        <w:rPr>
+          <w:lang w:val="en-US"/>
+        </w:rPr>
+        <w:lastRenderedPageBreak/>
+        <w:t xml:space="preserve">    m = vertex_masses[idx]</w:t>
+      </w:r>
+    </w:p>
+    <w:p>
+      <w:pPr>
+        <w:pStyle w:val="ListParagraph"/>
+        <w:pBdr>
+          <w:top w:val="single" w:sz="4" w:space="1" w:color="auto"/>
+          <w:left w:val="single" w:sz="4" w:space="4" w:color="auto"/>
+          <w:bottom w:val="single" w:sz="4" w:space="1" w:color="auto"/>
+          <w:right w:val="single" w:sz="4" w:space="4" w:color="auto"/>
+        </w:pBdr>
+        <w:ind w:left="1080"/>
+        <w:rPr>
+          <w:lang w:val="en-US"/>
+        </w:rPr>
+      </w:pPr>
+      <w:r>
+        <w:rPr>
+          <w:lang w:val="en-US"/>
+        </w:rPr>
+        <w:t xml:space="preserve">    moment_of_inertia += m * Matrix([</w:t>
+      </w:r>
+    </w:p>
+    <w:p>
+      <w:pPr>
+        <w:pStyle w:val="ListParagraph"/>
+        <w:pBdr>
+          <w:top w:val="single" w:sz="4" w:space="1" w:color="auto"/>
+          <w:left w:val="single" w:sz="4" w:space="4" w:color="auto"/>
+          <w:bottom w:val="single" w:sz="4" w:space="1" w:color="auto"/>
+          <w:right w:val="single" w:sz="4" w:space="4" w:color="auto"/>
+        </w:pBdr>
+        <w:ind w:left="1080"/>
+        <w:rPr>
+          <w:lang w:val="en-US"/>
+        </w:rPr>
+      </w:pPr>
+      <w:r>
+        <w:rPr>
+          <w:lang w:val="en-US"/>
+        </w:rPr>
+        <w:t xml:space="preserve">        [y**2 + z**2, -x*y, -x*z],</w:t>
+      </w:r>
+    </w:p>
+    <w:p>
+      <w:pPr>
+        <w:pStyle w:val="ListParagraph"/>
+        <w:pBdr>
+          <w:top w:val="single" w:sz="4" w:space="1" w:color="auto"/>
+          <w:left w:val="single" w:sz="4" w:space="4" w:color="auto"/>
+          <w:bottom w:val="single" w:sz="4" w:space="1" w:color="auto"/>
+          <w:right w:val="single" w:sz="4" w:space="4" w:color="auto"/>
+        </w:pBdr>
+        <w:ind w:left="1080"/>
+        <w:rPr>
+          <w:lang w:val="en-US"/>
+        </w:rPr>
+      </w:pPr>
+      <w:r>
+        <w:rPr>
+          <w:lang w:val="en-US"/>
+        </w:rPr>
+        <w:t xml:space="preserve">        [-x*y, x**2 + z**2, -y*z],</w:t>
+      </w:r>
+    </w:p>
+    <w:p>
+      <w:pPr>
+        <w:pStyle w:val="ListParagraph"/>
+        <w:pBdr>
+          <w:top w:val="single" w:sz="4" w:space="1" w:color="auto"/>
+          <w:left w:val="single" w:sz="4" w:space="4" w:color="auto"/>
+          <w:bottom w:val="single" w:sz="4" w:space="1" w:color="auto"/>
+          <w:right w:val="single" w:sz="4" w:space="4" w:color="auto"/>
+        </w:pBdr>
+        <w:ind w:left="1080"/>
+        <w:rPr>
+          <w:lang w:val="en-US"/>
+        </w:rPr>
+      </w:pPr>
+      <w:r>
+        <w:rPr>
+          <w:lang w:val="en-US"/>
+        </w:rPr>
+        <w:t xml:space="preserve">        [-x*z, -y*z, x**2 + y**2]</w:t>
+      </w:r>
+    </w:p>
+    <w:p>
+      <w:pPr>
+        <w:pStyle w:val="ListParagraph"/>
+        <w:pBdr>
+          <w:top w:val="single" w:sz="4" w:space="1" w:color="auto"/>
+          <w:left w:val="single" w:sz="4" w:space="4" w:color="auto"/>
+          <w:bottom w:val="single" w:sz="4" w:space="1" w:color="auto"/>
+          <w:right w:val="single" w:sz="4" w:space="4" w:color="auto"/>
+        </w:pBdr>
+        <w:ind w:left="1080"/>
+        <w:rPr>
+          <w:lang w:val="en-US"/>
+        </w:rPr>
+      </w:pPr>
+      <w:r>
+        <w:rPr>
+          <w:lang w:val="en-US"/>
+        </w:rPr>
+        <w:t xml:space="preserve">    ])</w:t>
+      </w:r>
+    </w:p>
+    <w:p>
+      <w:pPr>
+        <w:pStyle w:val="ListParagraph"/>
+        <w:pBdr>
+          <w:top w:val="single" w:sz="4" w:space="1" w:color="auto"/>
+          <w:left w:val="single" w:sz="4" w:space="4" w:color="auto"/>
+          <w:bottom w:val="single" w:sz="4" w:space="1" w:color="auto"/>
+          <w:right w:val="single" w:sz="4" w:space="4" w:color="auto"/>
+        </w:pBdr>
+        <w:ind w:left="1080"/>
+        <w:rPr>
+          <w:lang w:val="en-US"/>
+        </w:rPr>
+      </w:pPr>
+      <w:r>
+        <w:rPr>
+          <w:lang w:val="en-US"/>
+        </w:rPr>
+        <w:t xml:space="preserve">    axis_moment_of_inertia += m * distances[idx]**2</w:t>
+      </w:r>
+    </w:p>
+    <w:p>
+      <w:pPr>
+        <w:pStyle w:val="ListParagraph"/>
+        <w:pBdr>
+          <w:top w:val="single" w:sz="4" w:space="1" w:color="auto"/>
+          <w:left w:val="single" w:sz="4" w:space="4" w:color="auto"/>
+          <w:bottom w:val="single" w:sz="4" w:space="1" w:color="auto"/>
+          <w:right w:val="single" w:sz="4" w:space="4" w:color="auto"/>
+        </w:pBdr>
+        <w:ind w:left="1080"/>
+        <w:rPr>
+          <w:lang w:val="en-US"/>
+        </w:rPr>
+      </w:pPr>
+    </w:p>
+    <w:p>
+      <w:pPr>
+        <w:pStyle w:val="ListParagraph"/>
+        <w:pBdr>
+          <w:top w:val="single" w:sz="4" w:space="1" w:color="auto"/>
+          <w:left w:val="single" w:sz="4" w:space="4" w:color="auto"/>
+          <w:bottom w:val="single" w:sz="4" w:space="1" w:color="auto"/>
+          <w:right w:val="single" w:sz="4" w:space="4" w:color="auto"/>
+        </w:pBdr>
+        <w:ind w:left="1080"/>
+        <w:rPr>
+          <w:lang w:val="en-US"/>
+        </w:rPr>
+      </w:pPr>
+      <w:r>
+        <w:rPr>
+          <w:lang w:val="en-US"/>
+        </w:rPr>
+        <w:t>angular_momentum = moment_of_inertia @ omega</w:t>
+      </w:r>
+    </w:p>
+    <w:p>
+      <w:pPr>
+        <w:pStyle w:val="ListParagraph"/>
+        <w:pBdr>
+          <w:top w:val="single" w:sz="4" w:space="1" w:color="auto"/>
+          <w:left w:val="single" w:sz="4" w:space="4" w:color="auto"/>
+          <w:bottom w:val="single" w:sz="4" w:space="1" w:color="auto"/>
+          <w:right w:val="single" w:sz="4" w:space="4" w:color="auto"/>
+        </w:pBdr>
+        <w:ind w:left="1080"/>
+        <w:rPr>
+          <w:lang w:val="en-US"/>
+        </w:rPr>
+      </w:pPr>
+      <w:r>
+        <w:rPr>
+          <w:lang w:val="en-US"/>
+        </w:rPr>
+        <w:t>axis_angular_momentum = axis_moment_of_inertia * omega</w:t>
+      </w:r>
+    </w:p>
+    <w:p>
+      <w:pPr>
+        <w:pStyle w:val="ListParagraph"/>
+        <w:pBdr>
+          <w:top w:val="single" w:sz="4" w:space="1" w:color="auto"/>
+          <w:left w:val="single" w:sz="4" w:space="4" w:color="auto"/>
+          <w:bottom w:val="single" w:sz="4" w:space="1" w:color="auto"/>
+          <w:right w:val="single" w:sz="4" w:space="4" w:color="auto"/>
+        </w:pBdr>
+        <w:ind w:left="1080"/>
+        <w:rPr>
+          <w:lang w:val="en-US"/>
+        </w:rPr>
+      </w:pPr>
+    </w:p>
+    <w:p>
+      <w:pPr>
+        <w:pStyle w:val="ListParagraph"/>
+        <w:pBdr>
+          <w:top w:val="single" w:sz="4" w:space="1" w:color="auto"/>
+          <w:left w:val="single" w:sz="4" w:space="4" w:color="auto"/>
+          <w:bottom w:val="single" w:sz="4" w:space="1" w:color="auto"/>
+          <w:right w:val="single" w:sz="4" w:space="4" w:color="auto"/>
+        </w:pBdr>
+        <w:ind w:left="1080"/>
+        <w:rPr>
+          <w:lang w:val="en-US"/>
+        </w:rPr>
+      </w:pPr>
+      <w:r>
+        <w:rPr>
+          <w:lang w:val="en-US"/>
+        </w:rPr>
+        <w:t>print("")</w:t>
+      </w:r>
+    </w:p>
+    <w:p>
+      <w:pPr>
+        <w:pStyle w:val="ListParagraph"/>
+        <w:pBdr>
+          <w:top w:val="single" w:sz="4" w:space="1" w:color="auto"/>
+          <w:left w:val="single" w:sz="4" w:space="4" w:color="auto"/>
+          <w:bottom w:val="single" w:sz="4" w:space="1" w:color="auto"/>
+          <w:right w:val="single" w:sz="4" w:space="4" w:color="auto"/>
+        </w:pBdr>
+        <w:ind w:left="1080"/>
+        <w:rPr>
+          <w:lang w:val="en-US"/>
+        </w:rPr>
+      </w:pPr>
+      <w:r>
+        <w:rPr>
+          <w:lang w:val="en-US"/>
+        </w:rPr>
+        <w:t>print("Method 2 : ")</w:t>
+      </w:r>
+    </w:p>
+    <w:p>
+      <w:pPr>
+        <w:pStyle w:val="ListParagraph"/>
+        <w:pBdr>
+          <w:top w:val="single" w:sz="4" w:space="1" w:color="auto"/>
+          <w:left w:val="single" w:sz="4" w:space="4" w:color="auto"/>
+          <w:bottom w:val="single" w:sz="4" w:space="1" w:color="auto"/>
+          <w:right w:val="single" w:sz="4" w:space="4" w:color="auto"/>
+        </w:pBdr>
+        <w:ind w:left="1080"/>
+        <w:rPr>
+          <w:lang w:val="en-US"/>
+        </w:rPr>
+      </w:pPr>
+      <w:r>
+        <w:rPr>
+          <w:lang w:val="en-US"/>
+        </w:rPr>
+        <w:t>print("Raw Angular Momentum : ", angular_momentum)</w:t>
+      </w:r>
+    </w:p>
+    <w:p>
+      <w:pPr>
+        <w:pStyle w:val="ListParagraph"/>
+        <w:pBdr>
+          <w:top w:val="single" w:sz="4" w:space="1" w:color="auto"/>
+          <w:left w:val="single" w:sz="4" w:space="4" w:color="auto"/>
+          <w:bottom w:val="single" w:sz="4" w:space="1" w:color="auto"/>
+          <w:right w:val="single" w:sz="4" w:space="4" w:color="auto"/>
+        </w:pBdr>
+        <w:ind w:left="1080"/>
+        <w:rPr>
+          <w:lang w:val="en-US"/>
+        </w:rPr>
+      </w:pPr>
+      <w:r>
+        <w:rPr>
+          <w:lang w:val="en-US"/>
+        </w:rPr>
+        <w:t>print("Axis Angular Momentum : ", axis_angular_momentum)</w:t>
+      </w:r>
+    </w:p>
+    <w:p>
+      <w:pPr>
+        <w:pStyle w:val="ListParagraph"/>
+        <w:pBdr>
+          <w:top w:val="single" w:sz="4" w:space="1" w:color="auto"/>
+          <w:left w:val="single" w:sz="4" w:space="4" w:color="auto"/>
+          <w:bottom w:val="single" w:sz="4" w:space="1" w:color="auto"/>
+          <w:right w:val="single" w:sz="4" w:space="4" w:color="auto"/>
+        </w:pBdr>
+        <w:ind w:left="1080"/>
+        <w:rPr>
+          <w:lang w:val="en-US"/>
+        </w:rPr>
+      </w:pPr>
+      <w:r>
+        <w:rPr>
+          <w:lang w:val="en-US"/>
+        </w:rPr>
+        <w:t>print(moment_of_inertia)</w:t>
       </w:r>
     </w:p>
     <w:p>
@@ -3123,7 +5039,19 @@
         <w:rPr>
           <w:lang w:val="en-US"/>
         </w:rPr>
-        <w:t>Chọn tất cả đối tượng muốn áp dụng Material sao cho đối tượng chứa Material gốc được chọn cuối cùng + vào Tab “Object” + chọn thẻ “Make Links” + Click “Materials”</w:t>
+        <w:t xml:space="preserve">&lt;Offset&gt;, &lt;Vector </w:t>
+      </w:r>
+      <w:r>
+        <w:rPr>
+          <w:lang w:val="en-US"/>
+        </w:rPr>
+        <w:t>Vận Tốc</w:t>
+      </w:r>
+      <w:r>
+        <w:rPr>
+          <w:lang w:val="en-US"/>
+        </w:rPr>
+        <w:t xml:space="preserve"> Góc&gt; là các Tuple gồm 3 phần tử là tọa độ</w:t>
       </w:r>
     </w:p>
     <w:p>
@@ -3141,45 +5069,43 @@
         <w:rPr>
           <w:lang w:val="en-US"/>
         </w:rPr>
-        <w:t>Khi này, bộ Material của tất cả đối tượng sẽ y đúc nhau</w:t>
-      </w:r>
-    </w:p>
-    <w:p>
-      <w:pPr>
-        <w:rPr>
-          <w:lang w:val="en-US"/>
-        </w:rPr>
-      </w:pPr>
-    </w:p>
-    <w:p>
-      <w:pPr>
-        <w:rPr>
-          <w:lang w:val="en-US"/>
-        </w:rPr>
-      </w:pPr>
-      <w:r>
-        <w:rPr>
-          <w:lang w:val="en-US"/>
-        </w:rPr>
-        <w:t>Object:</w:t>
-      </w:r>
-    </w:p>
-    <w:p>
-      <w:pPr>
-        <w:pStyle w:val="ListParagraph"/>
-        <w:numPr>
-          <w:ilvl w:val="0"/>
-          <w:numId w:val="10"/>
-        </w:numPr>
-        <w:rPr>
-          <w:lang w:val="en-US"/>
-        </w:rPr>
-      </w:pPr>
-      <w:r>
-        <w:rPr>
-          <w:lang w:val="en-US"/>
-        </w:rPr>
-        <w:t>Cách Thế Nhiều Object Thành 1 Object Nào Đó</w:t>
+        <w:t xml:space="preserve">Đoạn Code trên sẽ tính trọng điểm của </w:t>
+      </w:r>
+      <w:r>
+        <w:rPr>
+          <w:lang w:val="en-US"/>
+        </w:rPr>
+        <w:t>Object đang chọn</w:t>
+      </w:r>
+      <w:r>
+        <w:rPr>
+          <w:lang w:val="en-US"/>
+        </w:rPr>
+        <w:t xml:space="preserve"> = cách coi nó là hệ chất điểm với các đỉnh là chất điểm với khối lượng ngẫu nhiên, </w:t>
+      </w:r>
+      <w:r>
+        <w:rPr>
+          <w:lang w:val="en-US"/>
+        </w:rPr>
+        <w:t xml:space="preserve">lưu ý </w:t>
+      </w:r>
+      <w:r>
+        <w:rPr>
+          <w:lang w:val="en-US"/>
+        </w:rPr>
+        <w:t>hệ qu</w:t>
+      </w:r>
+      <w:r>
+        <w:rPr>
+          <w:lang w:val="en-US"/>
+        </w:rPr>
+        <w:t>y</w:t>
+      </w:r>
+      <w:r>
+        <w:rPr>
+          <w:lang w:val="en-US"/>
+        </w:rPr>
+        <w:t xml:space="preserve"> chiếu Local, sau đó tìm mốc để tính Moment động lượng = trọng tâm + &lt;Offset&gt;</w:t>
       </w:r>
     </w:p>
     <w:p>
@@ -3197,25 +5123,7 @@
         <w:rPr>
           <w:lang w:val="en-US"/>
         </w:rPr>
-        <w:t>Chọn tất cả Object muốn thế sao cho Object dùng để thế được chọn cuối cùng + vào Tab “Object” + chọn thẻ “Make Links” + Click “Object Data”</w:t>
-      </w:r>
-    </w:p>
-    <w:p>
-      <w:pPr>
-        <w:pStyle w:val="ListParagraph"/>
-        <w:numPr>
-          <w:ilvl w:val="0"/>
-          <w:numId w:val="10"/>
-        </w:numPr>
-        <w:rPr>
-          <w:lang w:val="en-US"/>
-        </w:rPr>
-      </w:pPr>
-      <w:r>
-        <w:rPr>
-          <w:lang w:val="en-US"/>
-        </w:rPr>
-        <w:t>Cách Copy Vị Trí Của 1 Object Cho Nhiều Object Khác?</w:t>
+        <w:t>Giả định rằng tất cả các đỉnh của Object đang quay quanh mốc với trục có hướng của &lt;Vector Vận Tốc Góc&gt;</w:t>
       </w:r>
     </w:p>
     <w:p>
@@ -3233,51 +5141,7 @@
         <w:rPr>
           <w:lang w:val="en-US"/>
         </w:rPr>
-        <w:t>Chọn tất cả Object sao cho Object có vị trí dùng để Copy được chọn cuối cùng + nhấn “Ctrl” + “C” + chọn “Copy Location”</w:t>
-      </w:r>
-    </w:p>
-    <w:p>
-      <w:pPr>
-        <w:rPr>
-          <w:lang w:val="en-US"/>
-        </w:rPr>
-      </w:pPr>
-    </w:p>
-    <w:p>
-      <w:pPr>
-        <w:rPr>
-          <w:lang w:val="en-US"/>
-        </w:rPr>
-      </w:pPr>
-      <w:r>
-        <w:rPr>
-          <w:lang w:val="en-US"/>
-        </w:rPr>
-        <w:t>Render:</w:t>
-      </w:r>
-    </w:p>
-    <w:p>
-      <w:pPr>
-        <w:pStyle w:val="ListParagraph"/>
-        <w:numPr>
-          <w:ilvl w:val="0"/>
-          <w:numId w:val="9"/>
-        </w:numPr>
-        <w:rPr>
-          <w:lang w:val="en-US"/>
-        </w:rPr>
-      </w:pPr>
-      <w:r>
-        <w:rPr>
-          <w:lang w:val="en-US"/>
-        </w:rPr>
-        <w:t xml:space="preserve">Các </w:t>
-      </w:r>
-      <w:r>
-        <w:rPr>
-          <w:lang w:val="en-US"/>
-        </w:rPr>
-        <w:t>Thông Số Cần Điều Chỉnh?</w:t>
+        <w:t>Đoạn Code trên cũng sẽ tính Moment động lượng = phương pháp nâng cao là sử dụng Moment quán tính, với mốc trùng với khi tính Moment động lượng và cũng in ra Moment quán tính</w:t>
       </w:r>
     </w:p>
     <w:p>
@@ -3295,39 +5159,267 @@
         <w:rPr>
           <w:lang w:val="en-US"/>
         </w:rPr>
-        <w:t>Bỏ Tick “Open Shading Language” để Render nhanh hơn</w:t>
-      </w:r>
-    </w:p>
-    <w:p>
-      <w:pPr>
-        <w:pStyle w:val="ListParagraph"/>
-        <w:numPr>
-          <w:ilvl w:val="0"/>
-          <w:numId w:val="4"/>
-        </w:numPr>
-        <w:rPr>
-          <w:lang w:val="en-US"/>
-        </w:rPr>
-      </w:pPr>
-      <w:r>
-        <w:rPr>
-          <w:lang w:val="en-US"/>
-        </w:rPr>
-        <w:t>“Start Frame” và “End Frame”</w:t>
-      </w:r>
-      <w:r>
-        <w:rPr>
-          <w:lang w:val="en-US"/>
-        </w:rPr>
-        <w:t xml:space="preserve"> sẽ xác định ta Render trong khoảng nào</w:t>
-      </w:r>
-    </w:p>
-    <w:p>
-      <w:pPr>
-        <w:pStyle w:val="ListParagraph"/>
-        <w:numPr>
-          <w:ilvl w:val="0"/>
-          <w:numId w:val="4"/>
+        <w:t>Đoạn Code trên cũng sẽ trả về Moment động lượng theo trục quay = 2 phương pháp</w:t>
+      </w:r>
+    </w:p>
+    <w:p>
+      <w:pPr>
+        <w:pStyle w:val="ListParagraph"/>
+        <w:numPr>
+          <w:ilvl w:val="0"/>
+          <w:numId w:val="1"/>
+        </w:numPr>
+        <w:rPr>
+          <w:lang w:val="en-US"/>
+        </w:rPr>
+      </w:pPr>
+      <w:r>
+        <w:rPr>
+          <w:lang w:val="en-US"/>
+        </w:rPr>
+        <w:t xml:space="preserve">Dùng Ma Trận Biến Đổi Hình Dạng Của 1 </w:t>
+      </w:r>
+      <w:r>
+        <w:rPr>
+          <w:lang w:val="en-US"/>
+        </w:rPr>
+        <w:t>Object</w:t>
+      </w:r>
+      <w:r>
+        <w:rPr>
+          <w:lang w:val="en-US"/>
+        </w:rPr>
+        <w:t>?</w:t>
+      </w:r>
+    </w:p>
+    <w:p>
+      <w:pPr>
+        <w:pStyle w:val="ListParagraph"/>
+        <w:pBdr>
+          <w:top w:val="single" w:sz="4" w:space="1" w:color="auto"/>
+          <w:left w:val="single" w:sz="4" w:space="4" w:color="auto"/>
+          <w:bottom w:val="single" w:sz="4" w:space="1" w:color="auto"/>
+          <w:right w:val="single" w:sz="4" w:space="4" w:color="auto"/>
+        </w:pBdr>
+        <w:ind w:left="1080"/>
+        <w:rPr>
+          <w:lang w:val="en-US"/>
+        </w:rPr>
+      </w:pPr>
+      <w:r>
+        <w:rPr>
+          <w:lang w:val="en-US"/>
+        </w:rPr>
+        <w:t>import bpy</w:t>
+      </w:r>
+    </w:p>
+    <w:p>
+      <w:pPr>
+        <w:pStyle w:val="ListParagraph"/>
+        <w:pBdr>
+          <w:top w:val="single" w:sz="4" w:space="1" w:color="auto"/>
+          <w:left w:val="single" w:sz="4" w:space="4" w:color="auto"/>
+          <w:bottom w:val="single" w:sz="4" w:space="1" w:color="auto"/>
+          <w:right w:val="single" w:sz="4" w:space="4" w:color="auto"/>
+        </w:pBdr>
+        <w:ind w:left="1080"/>
+        <w:rPr>
+          <w:lang w:val="en-US"/>
+        </w:rPr>
+      </w:pPr>
+      <w:r>
+        <w:rPr>
+          <w:lang w:val="en-US"/>
+        </w:rPr>
+        <w:t>from mathutils import Matrix</w:t>
+      </w:r>
+    </w:p>
+    <w:p>
+      <w:pPr>
+        <w:pStyle w:val="ListParagraph"/>
+        <w:pBdr>
+          <w:top w:val="single" w:sz="4" w:space="1" w:color="auto"/>
+          <w:left w:val="single" w:sz="4" w:space="4" w:color="auto"/>
+          <w:bottom w:val="single" w:sz="4" w:space="1" w:color="auto"/>
+          <w:right w:val="single" w:sz="4" w:space="4" w:color="auto"/>
+        </w:pBdr>
+        <w:ind w:left="1080"/>
+        <w:rPr>
+          <w:lang w:val="en-US"/>
+        </w:rPr>
+      </w:pPr>
+    </w:p>
+    <w:p>
+      <w:pPr>
+        <w:pStyle w:val="ListParagraph"/>
+        <w:pBdr>
+          <w:top w:val="single" w:sz="4" w:space="1" w:color="auto"/>
+          <w:left w:val="single" w:sz="4" w:space="4" w:color="auto"/>
+          <w:bottom w:val="single" w:sz="4" w:space="1" w:color="auto"/>
+          <w:right w:val="single" w:sz="4" w:space="4" w:color="auto"/>
+        </w:pBdr>
+        <w:ind w:left="1080"/>
+        <w:rPr>
+          <w:lang w:val="en-US"/>
+        </w:rPr>
+      </w:pPr>
+      <w:r>
+        <w:rPr>
+          <w:lang w:val="en-US"/>
+        </w:rPr>
+        <w:t>ob = bpy.context.object</w:t>
+      </w:r>
+    </w:p>
+    <w:p>
+      <w:pPr>
+        <w:pStyle w:val="ListParagraph"/>
+        <w:pBdr>
+          <w:top w:val="single" w:sz="4" w:space="1" w:color="auto"/>
+          <w:left w:val="single" w:sz="4" w:space="4" w:color="auto"/>
+          <w:bottom w:val="single" w:sz="4" w:space="1" w:color="auto"/>
+          <w:right w:val="single" w:sz="4" w:space="4" w:color="auto"/>
+        </w:pBdr>
+        <w:ind w:left="1080"/>
+        <w:rPr>
+          <w:lang w:val="en-US"/>
+        </w:rPr>
+      </w:pPr>
+      <w:r>
+        <w:rPr>
+          <w:lang w:val="en-US"/>
+        </w:rPr>
+        <w:t>me = ob.data</w:t>
+      </w:r>
+    </w:p>
+    <w:p>
+      <w:pPr>
+        <w:pStyle w:val="ListParagraph"/>
+        <w:pBdr>
+          <w:top w:val="single" w:sz="4" w:space="1" w:color="auto"/>
+          <w:left w:val="single" w:sz="4" w:space="4" w:color="auto"/>
+          <w:bottom w:val="single" w:sz="4" w:space="1" w:color="auto"/>
+          <w:right w:val="single" w:sz="4" w:space="4" w:color="auto"/>
+        </w:pBdr>
+        <w:ind w:left="1080"/>
+        <w:rPr>
+          <w:lang w:val="en-US"/>
+        </w:rPr>
+      </w:pPr>
+    </w:p>
+    <w:p>
+      <w:pPr>
+        <w:pStyle w:val="ListParagraph"/>
+        <w:pBdr>
+          <w:top w:val="single" w:sz="4" w:space="1" w:color="auto"/>
+          <w:left w:val="single" w:sz="4" w:space="4" w:color="auto"/>
+          <w:bottom w:val="single" w:sz="4" w:space="1" w:color="auto"/>
+          <w:right w:val="single" w:sz="4" w:space="4" w:color="auto"/>
+        </w:pBdr>
+        <w:ind w:left="1080"/>
+        <w:rPr>
+          <w:lang w:val="en-US"/>
+        </w:rPr>
+      </w:pPr>
+      <w:r>
+        <w:rPr>
+          <w:lang w:val="en-US"/>
+        </w:rPr>
+        <w:t>M = Matrix(&lt;Ma Trận 4 x 4&gt;</w:t>
+      </w:r>
+      <w:r>
+        <w:rPr>
+          <w:lang w:val="en-US"/>
+        </w:rPr>
+        <w:t>)</w:t>
+      </w:r>
+    </w:p>
+    <w:p>
+      <w:pPr>
+        <w:pStyle w:val="ListParagraph"/>
+        <w:pBdr>
+          <w:top w:val="single" w:sz="4" w:space="1" w:color="auto"/>
+          <w:left w:val="single" w:sz="4" w:space="4" w:color="auto"/>
+          <w:bottom w:val="single" w:sz="4" w:space="1" w:color="auto"/>
+          <w:right w:val="single" w:sz="4" w:space="4" w:color="auto"/>
+        </w:pBdr>
+        <w:ind w:left="1080"/>
+        <w:rPr>
+          <w:lang w:val="en-US"/>
+        </w:rPr>
+      </w:pPr>
+    </w:p>
+    <w:p>
+      <w:pPr>
+        <w:pStyle w:val="ListParagraph"/>
+        <w:pBdr>
+          <w:top w:val="single" w:sz="4" w:space="1" w:color="auto"/>
+          <w:left w:val="single" w:sz="4" w:space="4" w:color="auto"/>
+          <w:bottom w:val="single" w:sz="4" w:space="1" w:color="auto"/>
+          <w:right w:val="single" w:sz="4" w:space="4" w:color="auto"/>
+        </w:pBdr>
+        <w:ind w:left="1080"/>
+        <w:rPr>
+          <w:lang w:val="en-US"/>
+        </w:rPr>
+      </w:pPr>
+      <w:r>
+        <w:rPr>
+          <w:lang w:val="en-US"/>
+        </w:rPr>
+        <w:t>me.transform(M)</w:t>
+      </w:r>
+    </w:p>
+    <w:p>
+      <w:pPr>
+        <w:pStyle w:val="ListParagraph"/>
+        <w:pBdr>
+          <w:top w:val="single" w:sz="4" w:space="1" w:color="auto"/>
+          <w:left w:val="single" w:sz="4" w:space="4" w:color="auto"/>
+          <w:bottom w:val="single" w:sz="4" w:space="1" w:color="auto"/>
+          <w:right w:val="single" w:sz="4" w:space="4" w:color="auto"/>
+        </w:pBdr>
+        <w:ind w:left="1080"/>
+        <w:rPr>
+          <w:lang w:val="en-US"/>
+        </w:rPr>
+      </w:pPr>
+      <w:r>
+        <w:rPr>
+          <w:lang w:val="en-US"/>
+        </w:rPr>
+        <w:t>me.update()</w:t>
+      </w:r>
+    </w:p>
+    <w:p>
+      <w:pPr>
+        <w:pStyle w:val="ListParagraph"/>
+        <w:numPr>
+          <w:ilvl w:val="0"/>
+          <w:numId w:val="2"/>
+        </w:numPr>
+        <w:rPr>
+          <w:lang w:val="en-US"/>
+        </w:rPr>
+      </w:pPr>
+      <w:r>
+        <w:rPr>
+          <w:lang w:val="en-US"/>
+        </w:rPr>
+        <w:t xml:space="preserve">&lt;Ma Trận 4 x 4&gt; là ma trận tích hợp quay và tịnh tiến bạn muốn dùng để biến đổi hình dạng </w:t>
+      </w:r>
+      <w:r>
+        <w:rPr>
+          <w:lang w:val="en-US"/>
+        </w:rPr>
+        <w:t>Object</w:t>
+      </w:r>
+    </w:p>
+    <w:p>
+      <w:pPr>
+        <w:pStyle w:val="ListParagraph"/>
+        <w:numPr>
+          <w:ilvl w:val="0"/>
+          <w:numId w:val="2"/>
         </w:numPr>
         <w:rPr>
           <w:lang w:val="en-US"/>
@@ -3343,45 +5435,1075 @@
     <w:p>
       <w:pPr>
         <w:pStyle w:val="ListParagraph"/>
-        <w:numPr>
-          <w:ilvl w:val="0"/>
-          <w:numId w:val="4"/>
-        </w:numPr>
-        <w:rPr>
-          <w:lang w:val="en-US"/>
-        </w:rPr>
-      </w:pPr>
-      <w:r>
-        <w:rPr>
-          <w:lang w:val="en-US"/>
-        </w:rPr>
-        <w:t>“Start Frame” = 3, “End Frame” = 7, thì các Frame được Render là 3, 4, 5, 6, 7</w:t>
-      </w:r>
-    </w:p>
-    <w:p>
-      <w:pPr>
-        <w:pStyle w:val="ListParagraph"/>
-        <w:numPr>
-          <w:ilvl w:val="0"/>
-          <w:numId w:val="4"/>
-        </w:numPr>
-        <w:rPr>
-          <w:lang w:val="en-US"/>
-        </w:rPr>
-      </w:pPr>
-      <w:r>
-        <w:rPr>
-          <w:lang w:val="en-US"/>
-        </w:rPr>
-        <w:t>“Output File Path” sẽ xác định ta lưu File ở đâu, với tên gì</w:t>
-      </w:r>
-    </w:p>
-    <w:p>
-      <w:pPr>
-        <w:pStyle w:val="ListParagraph"/>
-        <w:numPr>
-          <w:ilvl w:val="0"/>
-          <w:numId w:val="4"/>
+        <w:pBdr>
+          <w:top w:val="single" w:sz="4" w:space="1" w:color="auto"/>
+          <w:left w:val="single" w:sz="4" w:space="4" w:color="auto"/>
+          <w:bottom w:val="single" w:sz="4" w:space="1" w:color="auto"/>
+          <w:right w:val="single" w:sz="4" w:space="4" w:color="auto"/>
+        </w:pBdr>
+        <w:ind w:left="1080"/>
+        <w:rPr>
+          <w:lang w:val="en-US"/>
+        </w:rPr>
+      </w:pPr>
+      <w:r>
+        <w:rPr>
+          <w:lang w:val="en-US"/>
+        </w:rPr>
+        <w:t>M = Matrix((</w:t>
+      </w:r>
+    </w:p>
+    <w:p>
+      <w:pPr>
+        <w:pStyle w:val="ListParagraph"/>
+        <w:pBdr>
+          <w:top w:val="single" w:sz="4" w:space="1" w:color="auto"/>
+          <w:left w:val="single" w:sz="4" w:space="4" w:color="auto"/>
+          <w:bottom w:val="single" w:sz="4" w:space="1" w:color="auto"/>
+          <w:right w:val="single" w:sz="4" w:space="4" w:color="auto"/>
+        </w:pBdr>
+        <w:ind w:left="1080"/>
+        <w:rPr>
+          <w:lang w:val="en-US"/>
+        </w:rPr>
+      </w:pPr>
+      <w:r>
+        <w:rPr>
+          <w:lang w:val="en-US"/>
+        </w:rPr>
+        <w:t>(1, 0, 0, 1</w:t>
+      </w:r>
+      <w:r>
+        <w:rPr>
+          <w:lang w:val="en-US"/>
+        </w:rPr>
+        <w:t>),</w:t>
+      </w:r>
+    </w:p>
+    <w:p>
+      <w:pPr>
+        <w:pStyle w:val="ListParagraph"/>
+        <w:pBdr>
+          <w:top w:val="single" w:sz="4" w:space="1" w:color="auto"/>
+          <w:left w:val="single" w:sz="4" w:space="4" w:color="auto"/>
+          <w:bottom w:val="single" w:sz="4" w:space="1" w:color="auto"/>
+          <w:right w:val="single" w:sz="4" w:space="4" w:color="auto"/>
+        </w:pBdr>
+        <w:ind w:left="1080"/>
+        <w:rPr>
+          <w:lang w:val="en-US"/>
+        </w:rPr>
+      </w:pPr>
+      <w:r>
+        <w:rPr>
+          <w:lang w:val="en-US"/>
+        </w:rPr>
+        <w:t>(0, 1, 0</w:t>
+      </w:r>
+      <w:r>
+        <w:rPr>
+          <w:lang w:val="en-US"/>
+        </w:rPr>
+        <w:t>, 0),</w:t>
+      </w:r>
+    </w:p>
+    <w:p>
+      <w:pPr>
+        <w:pStyle w:val="ListParagraph"/>
+        <w:pBdr>
+          <w:top w:val="single" w:sz="4" w:space="1" w:color="auto"/>
+          <w:left w:val="single" w:sz="4" w:space="4" w:color="auto"/>
+          <w:bottom w:val="single" w:sz="4" w:space="1" w:color="auto"/>
+          <w:right w:val="single" w:sz="4" w:space="4" w:color="auto"/>
+        </w:pBdr>
+        <w:ind w:left="1080"/>
+        <w:rPr>
+          <w:lang w:val="en-US"/>
+        </w:rPr>
+      </w:pPr>
+      <w:r>
+        <w:rPr>
+          <w:lang w:val="en-US"/>
+        </w:rPr>
+        <w:t>(0, 0, 1</w:t>
+      </w:r>
+      <w:r>
+        <w:rPr>
+          <w:lang w:val="en-US"/>
+        </w:rPr>
+        <w:t>, 0),</w:t>
+      </w:r>
+    </w:p>
+    <w:p>
+      <w:pPr>
+        <w:pStyle w:val="ListParagraph"/>
+        <w:pBdr>
+          <w:top w:val="single" w:sz="4" w:space="1" w:color="auto"/>
+          <w:left w:val="single" w:sz="4" w:space="4" w:color="auto"/>
+          <w:bottom w:val="single" w:sz="4" w:space="1" w:color="auto"/>
+          <w:right w:val="single" w:sz="4" w:space="4" w:color="auto"/>
+        </w:pBdr>
+        <w:ind w:left="1080"/>
+        <w:rPr>
+          <w:lang w:val="en-US"/>
+        </w:rPr>
+      </w:pPr>
+      <w:r>
+        <w:rPr>
+          <w:lang w:val="en-US"/>
+        </w:rPr>
+        <w:t>(0</w:t>
+      </w:r>
+      <w:r>
+        <w:rPr>
+          <w:lang w:val="en-US"/>
+        </w:rPr>
+        <w:t>, 0, 0, 1),</w:t>
+      </w:r>
+    </w:p>
+    <w:p>
+      <w:pPr>
+        <w:pStyle w:val="ListParagraph"/>
+        <w:pBdr>
+          <w:top w:val="single" w:sz="4" w:space="1" w:color="auto"/>
+          <w:left w:val="single" w:sz="4" w:space="4" w:color="auto"/>
+          <w:bottom w:val="single" w:sz="4" w:space="1" w:color="auto"/>
+          <w:right w:val="single" w:sz="4" w:space="4" w:color="auto"/>
+        </w:pBdr>
+        <w:ind w:left="1080"/>
+        <w:rPr>
+          <w:lang w:val="en-US"/>
+        </w:rPr>
+      </w:pPr>
+      <w:r>
+        <w:rPr>
+          <w:lang w:val="en-US"/>
+        </w:rPr>
+        <w:t>))</w:t>
+      </w:r>
+    </w:p>
+    <w:p>
+      <w:pPr>
+        <w:pStyle w:val="ListParagraph"/>
+        <w:numPr>
+          <w:ilvl w:val="0"/>
+          <w:numId w:val="1"/>
+        </w:numPr>
+        <w:rPr>
+          <w:lang w:val="en-US"/>
+        </w:rPr>
+      </w:pPr>
+      <w:r>
+        <w:rPr>
+          <w:lang w:val="en-US"/>
+        </w:rPr>
+        <w:lastRenderedPageBreak/>
+        <w:t>Plot Đồ Thị 3D Của Hàm Bất Kì?</w:t>
+      </w:r>
+    </w:p>
+    <w:p>
+      <w:pPr>
+        <w:pStyle w:val="ListParagraph"/>
+        <w:numPr>
+          <w:ilvl w:val="0"/>
+          <w:numId w:val="2"/>
+        </w:numPr>
+        <w:rPr>
+          <w:lang w:val="en-US"/>
+        </w:rPr>
+      </w:pPr>
+      <w:r>
+        <w:rPr>
+          <w:lang w:val="en-US"/>
+        </w:rPr>
+        <w:t xml:space="preserve">Đoạn code này xóa tất cả vật thể hiện tại, rồi tạo </w:t>
+      </w:r>
+      <w:r>
+        <w:rPr>
+          <w:lang w:val="en-US"/>
+        </w:rPr>
+        <w:t>Object</w:t>
+      </w:r>
+      <w:r>
+        <w:rPr>
+          <w:lang w:val="en-US"/>
+        </w:rPr>
+        <w:t xml:space="preserve"> mới là đồ thị</w:t>
+      </w:r>
+    </w:p>
+    <w:p>
+      <w:pPr>
+        <w:pStyle w:val="ListParagraph"/>
+        <w:pBdr>
+          <w:top w:val="single" w:sz="4" w:space="1" w:color="auto"/>
+          <w:left w:val="single" w:sz="4" w:space="4" w:color="auto"/>
+          <w:bottom w:val="single" w:sz="4" w:space="1" w:color="auto"/>
+          <w:right w:val="single" w:sz="4" w:space="4" w:color="auto"/>
+        </w:pBdr>
+        <w:ind w:left="1080"/>
+        <w:rPr>
+          <w:lang w:val="en-US"/>
+        </w:rPr>
+      </w:pPr>
+      <w:r>
+        <w:rPr>
+          <w:lang w:val="en-US"/>
+        </w:rPr>
+        <w:t>import bpy</w:t>
+      </w:r>
+    </w:p>
+    <w:p>
+      <w:pPr>
+        <w:pStyle w:val="ListParagraph"/>
+        <w:pBdr>
+          <w:top w:val="single" w:sz="4" w:space="1" w:color="auto"/>
+          <w:left w:val="single" w:sz="4" w:space="4" w:color="auto"/>
+          <w:bottom w:val="single" w:sz="4" w:space="1" w:color="auto"/>
+          <w:right w:val="single" w:sz="4" w:space="4" w:color="auto"/>
+        </w:pBdr>
+        <w:ind w:left="1080"/>
+        <w:rPr>
+          <w:lang w:val="en-US"/>
+        </w:rPr>
+      </w:pPr>
+      <w:r>
+        <w:rPr>
+          <w:lang w:val="en-US"/>
+        </w:rPr>
+        <w:t>from math import *</w:t>
+      </w:r>
+    </w:p>
+    <w:p>
+      <w:pPr>
+        <w:pStyle w:val="ListParagraph"/>
+        <w:pBdr>
+          <w:top w:val="single" w:sz="4" w:space="1" w:color="auto"/>
+          <w:left w:val="single" w:sz="4" w:space="4" w:color="auto"/>
+          <w:bottom w:val="single" w:sz="4" w:space="1" w:color="auto"/>
+          <w:right w:val="single" w:sz="4" w:space="4" w:color="auto"/>
+        </w:pBdr>
+        <w:ind w:left="1080"/>
+        <w:rPr>
+          <w:lang w:val="en-US"/>
+        </w:rPr>
+      </w:pPr>
+    </w:p>
+    <w:p>
+      <w:pPr>
+        <w:pStyle w:val="ListParagraph"/>
+        <w:pBdr>
+          <w:top w:val="single" w:sz="4" w:space="1" w:color="auto"/>
+          <w:left w:val="single" w:sz="4" w:space="4" w:color="auto"/>
+          <w:bottom w:val="single" w:sz="4" w:space="1" w:color="auto"/>
+          <w:right w:val="single" w:sz="4" w:space="4" w:color="auto"/>
+        </w:pBdr>
+        <w:ind w:left="1080"/>
+        <w:rPr>
+          <w:lang w:val="en-US"/>
+        </w:rPr>
+      </w:pPr>
+      <w:r>
+        <w:rPr>
+          <w:lang w:val="en-US"/>
+        </w:rPr>
+        <w:t>bpy.ops.object.select_all(action='DESELECT')</w:t>
+      </w:r>
+    </w:p>
+    <w:p>
+      <w:pPr>
+        <w:pStyle w:val="ListParagraph"/>
+        <w:pBdr>
+          <w:top w:val="single" w:sz="4" w:space="1" w:color="auto"/>
+          <w:left w:val="single" w:sz="4" w:space="4" w:color="auto"/>
+          <w:bottom w:val="single" w:sz="4" w:space="1" w:color="auto"/>
+          <w:right w:val="single" w:sz="4" w:space="4" w:color="auto"/>
+        </w:pBdr>
+        <w:ind w:left="1080"/>
+        <w:rPr>
+          <w:lang w:val="en-US"/>
+        </w:rPr>
+      </w:pPr>
+      <w:r>
+        <w:rPr>
+          <w:lang w:val="en-US"/>
+        </w:rPr>
+        <w:t>bpy.ops.object.select_by_type(type='MESH')</w:t>
+      </w:r>
+    </w:p>
+    <w:p>
+      <w:pPr>
+        <w:pStyle w:val="ListParagraph"/>
+        <w:pBdr>
+          <w:top w:val="single" w:sz="4" w:space="1" w:color="auto"/>
+          <w:left w:val="single" w:sz="4" w:space="4" w:color="auto"/>
+          <w:bottom w:val="single" w:sz="4" w:space="1" w:color="auto"/>
+          <w:right w:val="single" w:sz="4" w:space="4" w:color="auto"/>
+        </w:pBdr>
+        <w:ind w:left="1080"/>
+        <w:rPr>
+          <w:lang w:val="en-US"/>
+        </w:rPr>
+      </w:pPr>
+      <w:r>
+        <w:rPr>
+          <w:lang w:val="en-US"/>
+        </w:rPr>
+        <w:t>bpy.ops.object.delete()</w:t>
+      </w:r>
+    </w:p>
+    <w:p>
+      <w:pPr>
+        <w:pStyle w:val="ListParagraph"/>
+        <w:pBdr>
+          <w:top w:val="single" w:sz="4" w:space="1" w:color="auto"/>
+          <w:left w:val="single" w:sz="4" w:space="4" w:color="auto"/>
+          <w:bottom w:val="single" w:sz="4" w:space="1" w:color="auto"/>
+          <w:right w:val="single" w:sz="4" w:space="4" w:color="auto"/>
+        </w:pBdr>
+        <w:ind w:left="1080"/>
+        <w:rPr>
+          <w:lang w:val="en-US"/>
+        </w:rPr>
+      </w:pPr>
+    </w:p>
+    <w:p>
+      <w:pPr>
+        <w:pStyle w:val="ListParagraph"/>
+        <w:pBdr>
+          <w:top w:val="single" w:sz="4" w:space="1" w:color="auto"/>
+          <w:left w:val="single" w:sz="4" w:space="4" w:color="auto"/>
+          <w:bottom w:val="single" w:sz="4" w:space="1" w:color="auto"/>
+          <w:right w:val="single" w:sz="4" w:space="4" w:color="auto"/>
+        </w:pBdr>
+        <w:ind w:left="1080"/>
+        <w:rPr>
+          <w:lang w:val="en-US"/>
+        </w:rPr>
+      </w:pPr>
+      <w:r>
+        <w:rPr>
+          <w:lang w:val="en-US"/>
+        </w:rPr>
+        <w:t>mesh = bpy.data.meshes.new("graph")</w:t>
+      </w:r>
+    </w:p>
+    <w:p>
+      <w:pPr>
+        <w:pStyle w:val="ListParagraph"/>
+        <w:pBdr>
+          <w:top w:val="single" w:sz="4" w:space="1" w:color="auto"/>
+          <w:left w:val="single" w:sz="4" w:space="4" w:color="auto"/>
+          <w:bottom w:val="single" w:sz="4" w:space="1" w:color="auto"/>
+          <w:right w:val="single" w:sz="4" w:space="4" w:color="auto"/>
+        </w:pBdr>
+        <w:ind w:left="1080"/>
+        <w:rPr>
+          <w:lang w:val="en-US"/>
+        </w:rPr>
+      </w:pPr>
+      <w:r>
+        <w:rPr>
+          <w:lang w:val="en-US"/>
+        </w:rPr>
+        <w:t>obj = bpy.data.objects.new("GraphObj", mesh)</w:t>
+      </w:r>
+    </w:p>
+    <w:p>
+      <w:pPr>
+        <w:pStyle w:val="ListParagraph"/>
+        <w:pBdr>
+          <w:top w:val="single" w:sz="4" w:space="1" w:color="auto"/>
+          <w:left w:val="single" w:sz="4" w:space="4" w:color="auto"/>
+          <w:bottom w:val="single" w:sz="4" w:space="1" w:color="auto"/>
+          <w:right w:val="single" w:sz="4" w:space="4" w:color="auto"/>
+        </w:pBdr>
+        <w:ind w:left="1080"/>
+        <w:rPr>
+          <w:lang w:val="en-US"/>
+        </w:rPr>
+      </w:pPr>
+      <w:r>
+        <w:rPr>
+          <w:lang w:val="en-US"/>
+        </w:rPr>
+        <w:t>scene = bpy.context.scene</w:t>
+      </w:r>
+    </w:p>
+    <w:p>
+      <w:pPr>
+        <w:pStyle w:val="ListParagraph"/>
+        <w:pBdr>
+          <w:top w:val="single" w:sz="4" w:space="1" w:color="auto"/>
+          <w:left w:val="single" w:sz="4" w:space="4" w:color="auto"/>
+          <w:bottom w:val="single" w:sz="4" w:space="1" w:color="auto"/>
+          <w:right w:val="single" w:sz="4" w:space="4" w:color="auto"/>
+        </w:pBdr>
+        <w:ind w:left="1080"/>
+        <w:rPr>
+          <w:lang w:val="en-US"/>
+        </w:rPr>
+      </w:pPr>
+      <w:r>
+        <w:rPr>
+          <w:lang w:val="en-US"/>
+        </w:rPr>
+        <w:t>scene.objects.link(obj)</w:t>
+      </w:r>
+    </w:p>
+    <w:p>
+      <w:pPr>
+        <w:pStyle w:val="ListParagraph"/>
+        <w:pBdr>
+          <w:top w:val="single" w:sz="4" w:space="1" w:color="auto"/>
+          <w:left w:val="single" w:sz="4" w:space="4" w:color="auto"/>
+          <w:bottom w:val="single" w:sz="4" w:space="1" w:color="auto"/>
+          <w:right w:val="single" w:sz="4" w:space="4" w:color="auto"/>
+        </w:pBdr>
+        <w:ind w:left="1080"/>
+        <w:rPr>
+          <w:lang w:val="en-US"/>
+        </w:rPr>
+      </w:pPr>
+    </w:p>
+    <w:p>
+      <w:pPr>
+        <w:pStyle w:val="ListParagraph"/>
+        <w:pBdr>
+          <w:top w:val="single" w:sz="4" w:space="1" w:color="auto"/>
+          <w:left w:val="single" w:sz="4" w:space="4" w:color="auto"/>
+          <w:bottom w:val="single" w:sz="4" w:space="1" w:color="auto"/>
+          <w:right w:val="single" w:sz="4" w:space="4" w:color="auto"/>
+        </w:pBdr>
+        <w:ind w:left="1080"/>
+        <w:rPr>
+          <w:lang w:val="en-US"/>
+        </w:rPr>
+      </w:pPr>
+      <w:r>
+        <w:rPr>
+          <w:lang w:val="en-US"/>
+        </w:rPr>
+        <w:t>vertices = []</w:t>
+      </w:r>
+    </w:p>
+    <w:p>
+      <w:pPr>
+        <w:pStyle w:val="ListParagraph"/>
+        <w:pBdr>
+          <w:top w:val="single" w:sz="4" w:space="1" w:color="auto"/>
+          <w:left w:val="single" w:sz="4" w:space="4" w:color="auto"/>
+          <w:bottom w:val="single" w:sz="4" w:space="1" w:color="auto"/>
+          <w:right w:val="single" w:sz="4" w:space="4" w:color="auto"/>
+        </w:pBdr>
+        <w:ind w:left="1080"/>
+        <w:rPr>
+          <w:lang w:val="en-US"/>
+        </w:rPr>
+      </w:pPr>
+      <w:r>
+        <w:rPr>
+          <w:lang w:val="en-US"/>
+        </w:rPr>
+        <w:t>edges = []</w:t>
+      </w:r>
+    </w:p>
+    <w:p>
+      <w:pPr>
+        <w:pStyle w:val="ListParagraph"/>
+        <w:pBdr>
+          <w:top w:val="single" w:sz="4" w:space="1" w:color="auto"/>
+          <w:left w:val="single" w:sz="4" w:space="4" w:color="auto"/>
+          <w:bottom w:val="single" w:sz="4" w:space="1" w:color="auto"/>
+          <w:right w:val="single" w:sz="4" w:space="4" w:color="auto"/>
+        </w:pBdr>
+        <w:ind w:left="1080"/>
+        <w:rPr>
+          <w:lang w:val="en-US"/>
+        </w:rPr>
+      </w:pPr>
+      <w:r>
+        <w:rPr>
+          <w:lang w:val="en-US"/>
+        </w:rPr>
+        <w:t>faces = []</w:t>
+      </w:r>
+    </w:p>
+    <w:p>
+      <w:pPr>
+        <w:pStyle w:val="ListParagraph"/>
+        <w:pBdr>
+          <w:top w:val="single" w:sz="4" w:space="1" w:color="auto"/>
+          <w:left w:val="single" w:sz="4" w:space="4" w:color="auto"/>
+          <w:bottom w:val="single" w:sz="4" w:space="1" w:color="auto"/>
+          <w:right w:val="single" w:sz="4" w:space="4" w:color="auto"/>
+        </w:pBdr>
+        <w:ind w:left="1080"/>
+        <w:rPr>
+          <w:lang w:val="en-US"/>
+        </w:rPr>
+      </w:pPr>
+      <w:r>
+        <w:rPr>
+          <w:lang w:val="en-US"/>
+        </w:rPr>
+        <w:t xml:space="preserve">num_points = </w:t>
+      </w:r>
+      <w:r>
+        <w:rPr>
+          <w:lang w:val="en-US"/>
+        </w:rPr>
+        <w:t>&lt;Độ Phân Giải&gt;</w:t>
+      </w:r>
+    </w:p>
+    <w:p>
+      <w:pPr>
+        <w:pStyle w:val="ListParagraph"/>
+        <w:pBdr>
+          <w:top w:val="single" w:sz="4" w:space="1" w:color="auto"/>
+          <w:left w:val="single" w:sz="4" w:space="4" w:color="auto"/>
+          <w:bottom w:val="single" w:sz="4" w:space="1" w:color="auto"/>
+          <w:right w:val="single" w:sz="4" w:space="4" w:color="auto"/>
+        </w:pBdr>
+        <w:ind w:left="1080"/>
+        <w:rPr>
+          <w:lang w:val="en-US"/>
+        </w:rPr>
+      </w:pPr>
+      <w:r>
+        <w:rPr>
+          <w:lang w:val="en-US"/>
+        </w:rPr>
+        <w:t>lim_x = &lt;Giới Hạn Giá Trị Của X&gt;</w:t>
+      </w:r>
+    </w:p>
+    <w:p>
+      <w:pPr>
+        <w:pStyle w:val="ListParagraph"/>
+        <w:pBdr>
+          <w:top w:val="single" w:sz="4" w:space="1" w:color="auto"/>
+          <w:left w:val="single" w:sz="4" w:space="4" w:color="auto"/>
+          <w:bottom w:val="single" w:sz="4" w:space="1" w:color="auto"/>
+          <w:right w:val="single" w:sz="4" w:space="4" w:color="auto"/>
+        </w:pBdr>
+        <w:ind w:left="1080"/>
+        <w:rPr>
+          <w:lang w:val="en-US"/>
+        </w:rPr>
+      </w:pPr>
+      <w:r>
+        <w:rPr>
+          <w:lang w:val="en-US"/>
+        </w:rPr>
+        <w:t>lim_y = &lt;Giới Hạn Giá Trị Của Y&gt;</w:t>
+      </w:r>
+    </w:p>
+    <w:p>
+      <w:pPr>
+        <w:pStyle w:val="ListParagraph"/>
+        <w:pBdr>
+          <w:top w:val="single" w:sz="4" w:space="1" w:color="auto"/>
+          <w:left w:val="single" w:sz="4" w:space="4" w:color="auto"/>
+          <w:bottom w:val="single" w:sz="4" w:space="1" w:color="auto"/>
+          <w:right w:val="single" w:sz="4" w:space="4" w:color="auto"/>
+        </w:pBdr>
+        <w:ind w:left="1080"/>
+        <w:rPr>
+          <w:lang w:val="en-US"/>
+        </w:rPr>
+      </w:pPr>
+      <w:r>
+        <w:rPr>
+          <w:lang w:val="en-US"/>
+        </w:rPr>
+        <w:t>x_step = (</w:t>
+      </w:r>
+      <w:r>
+        <w:rPr>
+          <w:lang w:val="en-US"/>
+        </w:rPr>
+        <w:t>lim_x[1] - lim_x[0]</w:t>
+      </w:r>
+      <w:r>
+        <w:rPr>
+          <w:lang w:val="en-US"/>
+        </w:rPr>
+        <w:t>) / num_points</w:t>
+      </w:r>
+    </w:p>
+    <w:p>
+      <w:pPr>
+        <w:pStyle w:val="ListParagraph"/>
+        <w:pBdr>
+          <w:top w:val="single" w:sz="4" w:space="1" w:color="auto"/>
+          <w:left w:val="single" w:sz="4" w:space="4" w:color="auto"/>
+          <w:bottom w:val="single" w:sz="4" w:space="1" w:color="auto"/>
+          <w:right w:val="single" w:sz="4" w:space="4" w:color="auto"/>
+        </w:pBdr>
+        <w:ind w:left="1080"/>
+        <w:rPr>
+          <w:lang w:val="en-US"/>
+        </w:rPr>
+      </w:pPr>
+      <w:r>
+        <w:rPr>
+          <w:lang w:val="en-US"/>
+        </w:rPr>
+        <w:t>y_step = (</w:t>
+      </w:r>
+      <w:r>
+        <w:rPr>
+          <w:lang w:val="en-US"/>
+        </w:rPr>
+        <w:t>lim_y[1] - lim_y[0]</w:t>
+      </w:r>
+      <w:r>
+        <w:rPr>
+          <w:lang w:val="en-US"/>
+        </w:rPr>
+        <w:t>) / num_points</w:t>
+      </w:r>
+    </w:p>
+    <w:p>
+      <w:pPr>
+        <w:pStyle w:val="ListParagraph"/>
+        <w:pBdr>
+          <w:top w:val="single" w:sz="4" w:space="1" w:color="auto"/>
+          <w:left w:val="single" w:sz="4" w:space="4" w:color="auto"/>
+          <w:bottom w:val="single" w:sz="4" w:space="1" w:color="auto"/>
+          <w:right w:val="single" w:sz="4" w:space="4" w:color="auto"/>
+        </w:pBdr>
+        <w:ind w:left="1080"/>
+        <w:rPr>
+          <w:lang w:val="en-US"/>
+        </w:rPr>
+      </w:pPr>
+    </w:p>
+    <w:p>
+      <w:pPr>
+        <w:pStyle w:val="ListParagraph"/>
+        <w:pBdr>
+          <w:top w:val="single" w:sz="4" w:space="1" w:color="auto"/>
+          <w:left w:val="single" w:sz="4" w:space="4" w:color="auto"/>
+          <w:bottom w:val="single" w:sz="4" w:space="1" w:color="auto"/>
+          <w:right w:val="single" w:sz="4" w:space="4" w:color="auto"/>
+        </w:pBdr>
+        <w:ind w:left="1080"/>
+        <w:rPr>
+          <w:lang w:val="en-US"/>
+        </w:rPr>
+      </w:pPr>
+      <w:r>
+        <w:rPr>
+          <w:lang w:val="en-US"/>
+        </w:rPr>
+        <w:t>for i in range(num_points):</w:t>
+      </w:r>
+    </w:p>
+    <w:p>
+      <w:pPr>
+        <w:pStyle w:val="ListParagraph"/>
+        <w:pBdr>
+          <w:top w:val="single" w:sz="4" w:space="1" w:color="auto"/>
+          <w:left w:val="single" w:sz="4" w:space="4" w:color="auto"/>
+          <w:bottom w:val="single" w:sz="4" w:space="1" w:color="auto"/>
+          <w:right w:val="single" w:sz="4" w:space="4" w:color="auto"/>
+        </w:pBdr>
+        <w:ind w:left="1080"/>
+        <w:rPr>
+          <w:lang w:val="en-US"/>
+        </w:rPr>
+      </w:pPr>
+      <w:r>
+        <w:rPr>
+          <w:lang w:val="en-US"/>
+        </w:rPr>
+        <w:t xml:space="preserve">    x = </w:t>
+      </w:r>
+      <w:r>
+        <w:rPr>
+          <w:lang w:val="en-US"/>
+        </w:rPr>
+        <w:t xml:space="preserve">lim_x[0] </w:t>
+      </w:r>
+      <w:r>
+        <w:rPr>
+          <w:lang w:val="en-US"/>
+        </w:rPr>
+        <w:t>+ i * x_step</w:t>
+      </w:r>
+    </w:p>
+    <w:p>
+      <w:pPr>
+        <w:pStyle w:val="ListParagraph"/>
+        <w:pBdr>
+          <w:top w:val="single" w:sz="4" w:space="1" w:color="auto"/>
+          <w:left w:val="single" w:sz="4" w:space="4" w:color="auto"/>
+          <w:bottom w:val="single" w:sz="4" w:space="1" w:color="auto"/>
+          <w:right w:val="single" w:sz="4" w:space="4" w:color="auto"/>
+        </w:pBdr>
+        <w:ind w:left="1080"/>
+        <w:rPr>
+          <w:lang w:val="en-US"/>
+        </w:rPr>
+      </w:pPr>
+      <w:r>
+        <w:rPr>
+          <w:lang w:val="en-US"/>
+        </w:rPr>
+        <w:t xml:space="preserve">    for j in range(num_points):</w:t>
+      </w:r>
+    </w:p>
+    <w:p>
+      <w:pPr>
+        <w:pStyle w:val="ListParagraph"/>
+        <w:pBdr>
+          <w:top w:val="single" w:sz="4" w:space="1" w:color="auto"/>
+          <w:left w:val="single" w:sz="4" w:space="4" w:color="auto"/>
+          <w:bottom w:val="single" w:sz="4" w:space="1" w:color="auto"/>
+          <w:right w:val="single" w:sz="4" w:space="4" w:color="auto"/>
+        </w:pBdr>
+        <w:ind w:left="1080"/>
+        <w:rPr>
+          <w:lang w:val="en-US"/>
+        </w:rPr>
+      </w:pPr>
+      <w:r>
+        <w:rPr>
+          <w:lang w:val="en-US"/>
+        </w:rPr>
+        <w:t xml:space="preserve">        y = </w:t>
+      </w:r>
+      <w:r>
+        <w:rPr>
+          <w:lang w:val="en-US"/>
+        </w:rPr>
+        <w:t xml:space="preserve">lim_y[0] </w:t>
+      </w:r>
+      <w:r>
+        <w:rPr>
+          <w:lang w:val="en-US"/>
+        </w:rPr>
+        <w:t>+ j * y_step</w:t>
+      </w:r>
+    </w:p>
+    <w:p>
+      <w:pPr>
+        <w:pStyle w:val="ListParagraph"/>
+        <w:pBdr>
+          <w:top w:val="single" w:sz="4" w:space="1" w:color="auto"/>
+          <w:left w:val="single" w:sz="4" w:space="4" w:color="auto"/>
+          <w:bottom w:val="single" w:sz="4" w:space="1" w:color="auto"/>
+          <w:right w:val="single" w:sz="4" w:space="4" w:color="auto"/>
+        </w:pBdr>
+        <w:ind w:left="1080"/>
+        <w:rPr>
+          <w:lang w:val="en-US"/>
+        </w:rPr>
+      </w:pPr>
+      <w:r>
+        <w:rPr>
+          <w:lang w:val="en-US"/>
+        </w:rPr>
+        <w:t xml:space="preserve">        z = </w:t>
+      </w:r>
+      <w:r>
+        <w:rPr>
+          <w:lang w:val="en-US"/>
+        </w:rPr>
+        <w:t>&lt;Biểu Thức Hàm&gt;</w:t>
+      </w:r>
+    </w:p>
+    <w:p>
+      <w:pPr>
+        <w:pStyle w:val="ListParagraph"/>
+        <w:pBdr>
+          <w:top w:val="single" w:sz="4" w:space="1" w:color="auto"/>
+          <w:left w:val="single" w:sz="4" w:space="4" w:color="auto"/>
+          <w:bottom w:val="single" w:sz="4" w:space="1" w:color="auto"/>
+          <w:right w:val="single" w:sz="4" w:space="4" w:color="auto"/>
+        </w:pBdr>
+        <w:ind w:left="1080"/>
+        <w:rPr>
+          <w:lang w:val="en-US"/>
+        </w:rPr>
+      </w:pPr>
+      <w:r>
+        <w:rPr>
+          <w:lang w:val="en-US"/>
+        </w:rPr>
+        <w:t xml:space="preserve">        vertices.append((x, y, z))</w:t>
+      </w:r>
+    </w:p>
+    <w:p>
+      <w:pPr>
+        <w:pStyle w:val="ListParagraph"/>
+        <w:pBdr>
+          <w:top w:val="single" w:sz="4" w:space="1" w:color="auto"/>
+          <w:left w:val="single" w:sz="4" w:space="4" w:color="auto"/>
+          <w:bottom w:val="single" w:sz="4" w:space="1" w:color="auto"/>
+          <w:right w:val="single" w:sz="4" w:space="4" w:color="auto"/>
+        </w:pBdr>
+        <w:ind w:left="1080"/>
+        <w:rPr>
+          <w:lang w:val="en-US"/>
+        </w:rPr>
+      </w:pPr>
+    </w:p>
+    <w:p>
+      <w:pPr>
+        <w:pStyle w:val="ListParagraph"/>
+        <w:pBdr>
+          <w:top w:val="single" w:sz="4" w:space="1" w:color="auto"/>
+          <w:left w:val="single" w:sz="4" w:space="4" w:color="auto"/>
+          <w:bottom w:val="single" w:sz="4" w:space="1" w:color="auto"/>
+          <w:right w:val="single" w:sz="4" w:space="4" w:color="auto"/>
+        </w:pBdr>
+        <w:ind w:left="1080"/>
+        <w:rPr>
+          <w:lang w:val="en-US"/>
+        </w:rPr>
+      </w:pPr>
+      <w:r>
+        <w:rPr>
+          <w:lang w:val="en-US"/>
+        </w:rPr>
+        <w:t>for i in range(num_points - 1):</w:t>
+      </w:r>
+    </w:p>
+    <w:p>
+      <w:pPr>
+        <w:pStyle w:val="ListParagraph"/>
+        <w:pBdr>
+          <w:top w:val="single" w:sz="4" w:space="1" w:color="auto"/>
+          <w:left w:val="single" w:sz="4" w:space="4" w:color="auto"/>
+          <w:bottom w:val="single" w:sz="4" w:space="1" w:color="auto"/>
+          <w:right w:val="single" w:sz="4" w:space="4" w:color="auto"/>
+        </w:pBdr>
+        <w:ind w:left="1080"/>
+        <w:rPr>
+          <w:lang w:val="en-US"/>
+        </w:rPr>
+      </w:pPr>
+      <w:r>
+        <w:rPr>
+          <w:lang w:val="en-US"/>
+        </w:rPr>
+        <w:t xml:space="preserve">    for j in range(num_points - 1):</w:t>
+      </w:r>
+    </w:p>
+    <w:p>
+      <w:pPr>
+        <w:pStyle w:val="ListParagraph"/>
+        <w:pBdr>
+          <w:top w:val="single" w:sz="4" w:space="1" w:color="auto"/>
+          <w:left w:val="single" w:sz="4" w:space="4" w:color="auto"/>
+          <w:bottom w:val="single" w:sz="4" w:space="1" w:color="auto"/>
+          <w:right w:val="single" w:sz="4" w:space="4" w:color="auto"/>
+        </w:pBdr>
+        <w:ind w:left="1080"/>
+        <w:rPr>
+          <w:lang w:val="en-US"/>
+        </w:rPr>
+      </w:pPr>
+      <w:r>
+        <w:rPr>
+          <w:lang w:val="en-US"/>
+        </w:rPr>
+        <w:t xml:space="preserve">        v0 = i * num_points + j</w:t>
+      </w:r>
+    </w:p>
+    <w:p>
+      <w:pPr>
+        <w:pStyle w:val="ListParagraph"/>
+        <w:pBdr>
+          <w:top w:val="single" w:sz="4" w:space="1" w:color="auto"/>
+          <w:left w:val="single" w:sz="4" w:space="4" w:color="auto"/>
+          <w:bottom w:val="single" w:sz="4" w:space="1" w:color="auto"/>
+          <w:right w:val="single" w:sz="4" w:space="4" w:color="auto"/>
+        </w:pBdr>
+        <w:ind w:left="1080"/>
+        <w:rPr>
+          <w:lang w:val="en-US"/>
+        </w:rPr>
+      </w:pPr>
+      <w:r>
+        <w:rPr>
+          <w:lang w:val="en-US"/>
+        </w:rPr>
+        <w:t xml:space="preserve">        v1 = v0 + 1</w:t>
+      </w:r>
+    </w:p>
+    <w:p>
+      <w:pPr>
+        <w:pStyle w:val="ListParagraph"/>
+        <w:pBdr>
+          <w:top w:val="single" w:sz="4" w:space="1" w:color="auto"/>
+          <w:left w:val="single" w:sz="4" w:space="4" w:color="auto"/>
+          <w:bottom w:val="single" w:sz="4" w:space="1" w:color="auto"/>
+          <w:right w:val="single" w:sz="4" w:space="4" w:color="auto"/>
+        </w:pBdr>
+        <w:ind w:left="1080"/>
+        <w:rPr>
+          <w:lang w:val="en-US"/>
+        </w:rPr>
+      </w:pPr>
+      <w:r>
+        <w:rPr>
+          <w:lang w:val="en-US"/>
+        </w:rPr>
+        <w:t xml:space="preserve">        v2 = v0 + num_points</w:t>
+      </w:r>
+    </w:p>
+    <w:p>
+      <w:pPr>
+        <w:pStyle w:val="ListParagraph"/>
+        <w:pBdr>
+          <w:top w:val="single" w:sz="4" w:space="1" w:color="auto"/>
+          <w:left w:val="single" w:sz="4" w:space="4" w:color="auto"/>
+          <w:bottom w:val="single" w:sz="4" w:space="1" w:color="auto"/>
+          <w:right w:val="single" w:sz="4" w:space="4" w:color="auto"/>
+        </w:pBdr>
+        <w:ind w:left="1080"/>
+        <w:rPr>
+          <w:lang w:val="en-US"/>
+        </w:rPr>
+      </w:pPr>
+      <w:r>
+        <w:rPr>
+          <w:lang w:val="en-US"/>
+        </w:rPr>
+        <w:t xml:space="preserve">        v3 = v2 + 1</w:t>
+      </w:r>
+    </w:p>
+    <w:p>
+      <w:pPr>
+        <w:pStyle w:val="ListParagraph"/>
+        <w:pBdr>
+          <w:top w:val="single" w:sz="4" w:space="1" w:color="auto"/>
+          <w:left w:val="single" w:sz="4" w:space="4" w:color="auto"/>
+          <w:bottom w:val="single" w:sz="4" w:space="1" w:color="auto"/>
+          <w:right w:val="single" w:sz="4" w:space="4" w:color="auto"/>
+        </w:pBdr>
+        <w:ind w:left="1080"/>
+        <w:rPr>
+          <w:lang w:val="en-US"/>
+        </w:rPr>
+      </w:pPr>
+      <w:r>
+        <w:rPr>
+          <w:lang w:val="en-US"/>
+        </w:rPr>
+        <w:t xml:space="preserve">        edges.extend([(v0, v1), (v1, v3), (v3, v2), (v2, v0)])</w:t>
+      </w:r>
+    </w:p>
+    <w:p>
+      <w:pPr>
+        <w:pStyle w:val="ListParagraph"/>
+        <w:pBdr>
+          <w:top w:val="single" w:sz="4" w:space="1" w:color="auto"/>
+          <w:left w:val="single" w:sz="4" w:space="4" w:color="auto"/>
+          <w:bottom w:val="single" w:sz="4" w:space="1" w:color="auto"/>
+          <w:right w:val="single" w:sz="4" w:space="4" w:color="auto"/>
+        </w:pBdr>
+        <w:ind w:left="1080"/>
+        <w:rPr>
+          <w:lang w:val="en-US"/>
+        </w:rPr>
+      </w:pPr>
+      <w:r>
+        <w:rPr>
+          <w:lang w:val="en-US"/>
+        </w:rPr>
+        <w:t xml:space="preserve">        faces.append((v0, v1, v3, v2))</w:t>
+      </w:r>
+    </w:p>
+    <w:p>
+      <w:pPr>
+        <w:pStyle w:val="ListParagraph"/>
+        <w:pBdr>
+          <w:top w:val="single" w:sz="4" w:space="1" w:color="auto"/>
+          <w:left w:val="single" w:sz="4" w:space="4" w:color="auto"/>
+          <w:bottom w:val="single" w:sz="4" w:space="1" w:color="auto"/>
+          <w:right w:val="single" w:sz="4" w:space="4" w:color="auto"/>
+        </w:pBdr>
+        <w:ind w:left="1080"/>
+        <w:rPr>
+          <w:lang w:val="en-US"/>
+        </w:rPr>
+      </w:pPr>
+    </w:p>
+    <w:p>
+      <w:pPr>
+        <w:pStyle w:val="ListParagraph"/>
+        <w:pBdr>
+          <w:top w:val="single" w:sz="4" w:space="1" w:color="auto"/>
+          <w:left w:val="single" w:sz="4" w:space="4" w:color="auto"/>
+          <w:bottom w:val="single" w:sz="4" w:space="1" w:color="auto"/>
+          <w:right w:val="single" w:sz="4" w:space="4" w:color="auto"/>
+        </w:pBdr>
+        <w:ind w:left="1080"/>
+        <w:rPr>
+          <w:lang w:val="en-US"/>
+        </w:rPr>
+      </w:pPr>
+      <w:r>
+        <w:rPr>
+          <w:lang w:val="en-US"/>
+        </w:rPr>
+        <w:t>mesh.from_pydata(vertices, edges, faces)</w:t>
+      </w:r>
+    </w:p>
+    <w:p>
+      <w:pPr>
+        <w:pStyle w:val="ListParagraph"/>
+        <w:pBdr>
+          <w:top w:val="single" w:sz="4" w:space="1" w:color="auto"/>
+          <w:left w:val="single" w:sz="4" w:space="4" w:color="auto"/>
+          <w:bottom w:val="single" w:sz="4" w:space="1" w:color="auto"/>
+          <w:right w:val="single" w:sz="4" w:space="4" w:color="auto"/>
+        </w:pBdr>
+        <w:ind w:left="1080"/>
+        <w:rPr>
+          <w:lang w:val="en-US"/>
+        </w:rPr>
+      </w:pPr>
+      <w:r>
+        <w:rPr>
+          <w:lang w:val="en-US"/>
+        </w:rPr>
+        <w:t>mesh.update()</w:t>
+      </w:r>
+    </w:p>
+    <w:p>
+      <w:pPr>
+        <w:pStyle w:val="ListParagraph"/>
+        <w:numPr>
+          <w:ilvl w:val="0"/>
+          <w:numId w:val="2"/>
+        </w:numPr>
+        <w:rPr>
+          <w:lang w:val="en-US"/>
+        </w:rPr>
+      </w:pPr>
+      <w:r>
+        <w:rPr>
+          <w:lang w:val="en-US"/>
+        </w:rPr>
+        <w:t>&lt;Giới Hạn Giá Trị Của X&gt;</w:t>
+      </w:r>
+      <w:r>
+        <w:rPr>
+          <w:lang w:val="en-US"/>
+        </w:rPr>
+        <w:t xml:space="preserve"> và &lt;Giới Hạn Giá Trị Của Y&gt; là List bao gồm 2 giá trị cận có tác dụng giới hạn hiển thị hàm số</w:t>
+      </w:r>
+    </w:p>
+    <w:p>
+      <w:pPr>
+        <w:pStyle w:val="ListParagraph"/>
+        <w:numPr>
+          <w:ilvl w:val="0"/>
+          <w:numId w:val="2"/>
         </w:numPr>
         <w:rPr>
           <w:lang w:val="en-US"/>
@@ -3397,183 +6519,1150 @@
     <w:p>
       <w:pPr>
         <w:pStyle w:val="ListParagraph"/>
-        <w:numPr>
-          <w:ilvl w:val="0"/>
-          <w:numId w:val="4"/>
-        </w:numPr>
-        <w:rPr>
-          <w:lang w:val="en-US"/>
-        </w:rPr>
-      </w:pPr>
-      <w:r>
-        <w:rPr>
-          <w:lang w:val="en-US"/>
-        </w:rPr>
-        <w:t>“Output File Path” = “D:/foo” thì đường dẫn tới ảnh là “D:/foo.png”</w:t>
-      </w:r>
-    </w:p>
-    <w:p>
-      <w:pPr>
-        <w:pStyle w:val="ListParagraph"/>
-        <w:numPr>
-          <w:ilvl w:val="0"/>
-          <w:numId w:val="4"/>
-        </w:numPr>
-        <w:rPr>
-          <w:lang w:val="en-US"/>
-        </w:rPr>
-      </w:pPr>
-      <w:r>
-        <w:rPr>
-          <w:lang w:val="en-US"/>
-        </w:rPr>
-        <w:t>“Render Samples” xác định độ chống nhiễu, đặt thấp thôi, = 10 là được</w:t>
-      </w:r>
-    </w:p>
-    <w:p>
-      <w:pPr>
-        <w:pStyle w:val="ListParagraph"/>
-        <w:numPr>
-          <w:ilvl w:val="0"/>
-          <w:numId w:val="4"/>
-        </w:numPr>
-        <w:rPr>
-          <w:lang w:val="en-US"/>
-        </w:rPr>
-      </w:pPr>
-      <w:r>
-        <w:rPr>
-          <w:lang w:val="en-US"/>
-        </w:rPr>
-        <w:t>Bỏ Tick “Caustics” để Render nhanh hơn</w:t>
-      </w:r>
-    </w:p>
-    <w:p>
-      <w:pPr>
-        <w:pStyle w:val="ListParagraph"/>
-        <w:numPr>
-          <w:ilvl w:val="0"/>
-          <w:numId w:val="4"/>
-        </w:numPr>
-        <w:rPr>
-          <w:lang w:val="en-US"/>
-        </w:rPr>
-      </w:pPr>
-      <w:r>
-        <w:rPr>
-          <w:lang w:val="en-US"/>
-        </w:rPr>
-        <w:t>“Tiles” xác định 1 ô Render rộng bao nhiêu, đặt 512 x 512 cho nhanh</w:t>
-      </w:r>
-    </w:p>
-    <w:p>
-      <w:pPr>
-        <w:pStyle w:val="ListParagraph"/>
-        <w:numPr>
-          <w:ilvl w:val="0"/>
-          <w:numId w:val="9"/>
-        </w:numPr>
-        <w:rPr>
-          <w:lang w:val="en-US"/>
-        </w:rPr>
-      </w:pPr>
-      <w:r>
-        <w:rPr>
-          <w:lang w:val="en-US"/>
-        </w:rPr>
-        <w:t>Cách Render 1 Phần Của Khung Ảnh Và Những Phần Còn Lại Trong Suốt?</w:t>
-      </w:r>
-    </w:p>
-    <w:p>
-      <w:pPr>
-        <w:pStyle w:val="ListParagraph"/>
-        <w:numPr>
-          <w:ilvl w:val="0"/>
-          <w:numId w:val="4"/>
-        </w:numPr>
-        <w:rPr>
-          <w:lang w:val="en-US"/>
-        </w:rPr>
-      </w:pPr>
-      <w:r>
-        <w:rPr>
-          <w:lang w:val="en-US"/>
-        </w:rPr>
-        <w:t>Nhấn “0”</w:t>
-      </w:r>
-      <w:r>
-        <w:rPr>
-          <w:lang w:val="en-US"/>
-        </w:rPr>
-        <w:t xml:space="preserve"> để chuyển sang Camera</w:t>
-      </w:r>
-      <w:r>
-        <w:rPr>
-          <w:lang w:val="en-US"/>
-        </w:rPr>
-        <w:t xml:space="preserve"> + nhấn “Ctrl” + “B” + kéo thả để xác định phần cần Render + vào Tab “Render” + Tick “Border” + tiến hành Render</w:t>
-      </w:r>
-    </w:p>
-    <w:p>
-      <w:pPr>
-        <w:pStyle w:val="ListParagraph"/>
-        <w:numPr>
-          <w:ilvl w:val="0"/>
-          <w:numId w:val="4"/>
-        </w:numPr>
-        <w:rPr>
-          <w:lang w:val="en-US"/>
-        </w:rPr>
-      </w:pPr>
-      <w:r>
-        <w:rPr>
-          <w:lang w:val="en-US"/>
-        </w:rPr>
-        <w:t>Để trở lại như cũ, nhấn</w:t>
-      </w:r>
-      <w:r>
-        <w:rPr>
-          <w:lang w:val="en-US"/>
-        </w:rPr>
-        <w:t xml:space="preserve"> “0” để chuyển sang Camera + nhấn</w:t>
-      </w:r>
-      <w:r>
-        <w:rPr>
-          <w:lang w:val="en-US"/>
-        </w:rPr>
-        <w:t xml:space="preserve"> “Ctrl” + “Alt” + “B”</w:t>
-      </w:r>
-    </w:p>
-    <w:p>
-      <w:pPr>
-        <w:rPr>
-          <w:lang w:val="en-US"/>
-        </w:rPr>
-      </w:pPr>
-    </w:p>
-    <w:p>
-      <w:pPr>
-        <w:rPr>
-          <w:lang w:val="en-US"/>
-        </w:rPr>
-      </w:pPr>
-      <w:r>
-        <w:rPr>
-          <w:lang w:val="en-US"/>
-        </w:rPr>
-        <w:t>Short Cuts</w:t>
-      </w:r>
-      <w:r>
-        <w:rPr>
-          <w:lang w:val="en-US"/>
-        </w:rPr>
-        <w:t xml:space="preserve"> –</w:t>
-      </w:r>
-      <w:r>
-        <w:rPr>
-          <w:lang w:val="en-US"/>
-        </w:rPr>
-        <w:t xml:space="preserve"> Các Phím Tắt</w:t>
+        <w:pBdr>
+          <w:top w:val="single" w:sz="4" w:space="1" w:color="auto"/>
+          <w:left w:val="single" w:sz="4" w:space="4" w:color="auto"/>
+          <w:bottom w:val="single" w:sz="4" w:space="1" w:color="auto"/>
+          <w:right w:val="single" w:sz="4" w:space="4" w:color="auto"/>
+        </w:pBdr>
+        <w:ind w:left="1080"/>
+        <w:rPr>
+          <w:lang w:val="en-US"/>
+        </w:rPr>
+      </w:pPr>
+      <w:r>
+        <w:rPr>
+          <w:lang w:val="en-US"/>
+        </w:rPr>
+        <w:t>lim_x = [-5, 5]</w:t>
+      </w:r>
+    </w:p>
+    <w:p>
+      <w:pPr>
+        <w:pStyle w:val="ListParagraph"/>
+        <w:pBdr>
+          <w:top w:val="single" w:sz="4" w:space="1" w:color="auto"/>
+          <w:left w:val="single" w:sz="4" w:space="4" w:color="auto"/>
+          <w:bottom w:val="single" w:sz="4" w:space="1" w:color="auto"/>
+          <w:right w:val="single" w:sz="4" w:space="4" w:color="auto"/>
+        </w:pBdr>
+        <w:ind w:left="1080"/>
+        <w:rPr>
+          <w:lang w:val="en-US"/>
+        </w:rPr>
+      </w:pPr>
+      <w:r>
+        <w:rPr>
+          <w:lang w:val="en-US"/>
+        </w:rPr>
+        <w:t>lim_y = [-10, 10]</w:t>
+      </w:r>
+    </w:p>
+    <w:p>
+      <w:pPr>
+        <w:pStyle w:val="ListParagraph"/>
+        <w:numPr>
+          <w:ilvl w:val="0"/>
+          <w:numId w:val="2"/>
+        </w:numPr>
+        <w:rPr>
+          <w:lang w:val="en-US"/>
+        </w:rPr>
+      </w:pPr>
+      <w:r>
+        <w:rPr>
+          <w:lang w:val="en-US"/>
+        </w:rPr>
+        <w:t>&lt;Độ Phân Giải&gt; càng lớn thì đồ thị càng mượt</w:t>
+      </w:r>
+    </w:p>
+    <w:p>
+      <w:pPr>
+        <w:pStyle w:val="ListParagraph"/>
+        <w:numPr>
+          <w:ilvl w:val="0"/>
+          <w:numId w:val="2"/>
+        </w:numPr>
+        <w:rPr>
+          <w:lang w:val="en-US"/>
+        </w:rPr>
+      </w:pPr>
+      <w:r>
+        <w:rPr>
+          <w:lang w:val="en-US"/>
+        </w:rPr>
+        <w:lastRenderedPageBreak/>
+        <w:t>&lt;Biểu Thức Hàm&gt; là hàm bạn muốn Plot</w:t>
+      </w:r>
+    </w:p>
+    <w:p>
+      <w:pPr>
+        <w:pStyle w:val="ListParagraph"/>
+        <w:numPr>
+          <w:ilvl w:val="0"/>
+          <w:numId w:val="2"/>
+        </w:numPr>
+        <w:rPr>
+          <w:lang w:val="en-US"/>
+        </w:rPr>
+      </w:pPr>
+      <w:r>
+        <w:rPr>
+          <w:lang w:val="en-US"/>
+        </w:rPr>
+        <w:t>Ví dụ hàm của bạn là z = 2x + 4y</w:t>
+      </w:r>
+      <w:r>
+        <w:rPr>
+          <w:vertAlign w:val="superscript"/>
+          <w:lang w:val="en-US"/>
+        </w:rPr>
+        <w:t>2</w:t>
+      </w:r>
+    </w:p>
+    <w:p>
+      <w:pPr>
+        <w:pStyle w:val="ListParagraph"/>
+        <w:pBdr>
+          <w:top w:val="single" w:sz="4" w:space="1" w:color="auto"/>
+          <w:left w:val="single" w:sz="4" w:space="4" w:color="auto"/>
+          <w:bottom w:val="single" w:sz="4" w:space="1" w:color="auto"/>
+          <w:right w:val="single" w:sz="4" w:space="4" w:color="auto"/>
+        </w:pBdr>
+        <w:ind w:left="1080"/>
+        <w:rPr>
+          <w:lang w:val="en-US"/>
+        </w:rPr>
+      </w:pPr>
+      <w:r>
+        <w:rPr>
+          <w:lang w:val="en-US"/>
+        </w:rPr>
+        <w:t xml:space="preserve">z = 2 * x + 4 * y ** 2 </w:t>
+      </w:r>
+    </w:p>
+    <w:p>
+      <w:pPr>
+        <w:pStyle w:val="ListParagraph"/>
+        <w:numPr>
+          <w:ilvl w:val="0"/>
+          <w:numId w:val="1"/>
+        </w:numPr>
+        <w:rPr>
+          <w:lang w:val="en-US"/>
+        </w:rPr>
+      </w:pPr>
+      <w:r>
+        <w:rPr>
+          <w:lang w:val="en-US"/>
+        </w:rPr>
+        <w:t xml:space="preserve">Plot </w:t>
+      </w:r>
+      <w:r>
+        <w:rPr>
+          <w:lang w:val="en-US"/>
+        </w:rPr>
+        <w:t>Đường Cong?</w:t>
+      </w:r>
+    </w:p>
+    <w:p>
+      <w:pPr>
+        <w:pStyle w:val="ListParagraph"/>
+        <w:numPr>
+          <w:ilvl w:val="0"/>
+          <w:numId w:val="2"/>
+        </w:numPr>
+        <w:rPr>
+          <w:lang w:val="en-US"/>
+        </w:rPr>
+      </w:pPr>
+      <w:r>
+        <w:rPr>
+          <w:lang w:val="en-US"/>
+        </w:rPr>
+        <w:t xml:space="preserve">Đoạn Code này sẽ xóa tất cả </w:t>
+      </w:r>
+      <w:r>
+        <w:rPr>
+          <w:lang w:val="en-US"/>
+        </w:rPr>
+        <w:t>Object</w:t>
+      </w:r>
+      <w:r>
+        <w:rPr>
+          <w:lang w:val="en-US"/>
+        </w:rPr>
+        <w:t xml:space="preserve"> hiện tại sau đó tạo đường cong có dạng </w:t>
+      </w:r>
+    </w:p>
+    <w:p>
+      <w:pPr>
+        <w:pStyle w:val="ListParagraph"/>
+        <w:ind w:left="1080"/>
+        <w:rPr>
+          <w:lang w:val="en-US"/>
+        </w:rPr>
+      </w:pPr>
+      <w:r>
+        <w:rPr>
+          <w:lang w:val="en-US"/>
+        </w:rPr>
+        <w:t>z = f(x, y), trong đó y = g(x)</w:t>
+      </w:r>
+    </w:p>
+    <w:p>
+      <w:pPr>
+        <w:pStyle w:val="ListParagraph"/>
+        <w:pBdr>
+          <w:top w:val="single" w:sz="4" w:space="1" w:color="auto"/>
+          <w:left w:val="single" w:sz="4" w:space="4" w:color="auto"/>
+          <w:bottom w:val="single" w:sz="4" w:space="1" w:color="auto"/>
+          <w:right w:val="single" w:sz="4" w:space="4" w:color="auto"/>
+        </w:pBdr>
+        <w:ind w:left="1080"/>
+        <w:rPr>
+          <w:lang w:val="en-US"/>
+        </w:rPr>
+      </w:pPr>
+      <w:r>
+        <w:rPr>
+          <w:lang w:val="en-US"/>
+        </w:rPr>
+        <w:t>import bpy</w:t>
+      </w:r>
+    </w:p>
+    <w:p>
+      <w:pPr>
+        <w:pStyle w:val="ListParagraph"/>
+        <w:pBdr>
+          <w:top w:val="single" w:sz="4" w:space="1" w:color="auto"/>
+          <w:left w:val="single" w:sz="4" w:space="4" w:color="auto"/>
+          <w:bottom w:val="single" w:sz="4" w:space="1" w:color="auto"/>
+          <w:right w:val="single" w:sz="4" w:space="4" w:color="auto"/>
+        </w:pBdr>
+        <w:ind w:left="1080"/>
+        <w:rPr>
+          <w:lang w:val="en-US"/>
+        </w:rPr>
+      </w:pPr>
+      <w:r>
+        <w:rPr>
+          <w:lang w:val="en-US"/>
+        </w:rPr>
+        <w:t>import numpy as np</w:t>
+      </w:r>
+    </w:p>
+    <w:p>
+      <w:pPr>
+        <w:pStyle w:val="ListParagraph"/>
+        <w:pBdr>
+          <w:top w:val="single" w:sz="4" w:space="1" w:color="auto"/>
+          <w:left w:val="single" w:sz="4" w:space="4" w:color="auto"/>
+          <w:bottom w:val="single" w:sz="4" w:space="1" w:color="auto"/>
+          <w:right w:val="single" w:sz="4" w:space="4" w:color="auto"/>
+        </w:pBdr>
+        <w:ind w:left="1080"/>
+        <w:rPr>
+          <w:lang w:val="en-US"/>
+        </w:rPr>
+      </w:pPr>
+      <w:r>
+        <w:rPr>
+          <w:lang w:val="en-US"/>
+        </w:rPr>
+        <w:t>from math import pow</w:t>
+      </w:r>
+    </w:p>
+    <w:p>
+      <w:pPr>
+        <w:pStyle w:val="ListParagraph"/>
+        <w:pBdr>
+          <w:top w:val="single" w:sz="4" w:space="1" w:color="auto"/>
+          <w:left w:val="single" w:sz="4" w:space="4" w:color="auto"/>
+          <w:bottom w:val="single" w:sz="4" w:space="1" w:color="auto"/>
+          <w:right w:val="single" w:sz="4" w:space="4" w:color="auto"/>
+        </w:pBdr>
+        <w:ind w:left="1080"/>
+        <w:rPr>
+          <w:lang w:val="en-US"/>
+        </w:rPr>
+      </w:pPr>
+    </w:p>
+    <w:p>
+      <w:pPr>
+        <w:pStyle w:val="ListParagraph"/>
+        <w:pBdr>
+          <w:top w:val="single" w:sz="4" w:space="1" w:color="auto"/>
+          <w:left w:val="single" w:sz="4" w:space="4" w:color="auto"/>
+          <w:bottom w:val="single" w:sz="4" w:space="1" w:color="auto"/>
+          <w:right w:val="single" w:sz="4" w:space="4" w:color="auto"/>
+        </w:pBdr>
+        <w:ind w:left="1080"/>
+        <w:rPr>
+          <w:lang w:val="en-US"/>
+        </w:rPr>
+      </w:pPr>
+      <w:r>
+        <w:rPr>
+          <w:lang w:val="en-US"/>
+        </w:rPr>
+        <w:t>def create_curve():</w:t>
+      </w:r>
+    </w:p>
+    <w:p>
+      <w:pPr>
+        <w:pStyle w:val="ListParagraph"/>
+        <w:pBdr>
+          <w:top w:val="single" w:sz="4" w:space="1" w:color="auto"/>
+          <w:left w:val="single" w:sz="4" w:space="4" w:color="auto"/>
+          <w:bottom w:val="single" w:sz="4" w:space="1" w:color="auto"/>
+          <w:right w:val="single" w:sz="4" w:space="4" w:color="auto"/>
+        </w:pBdr>
+        <w:ind w:left="1080"/>
+        <w:rPr>
+          <w:lang w:val="en-US"/>
+        </w:rPr>
+      </w:pPr>
+      <w:r>
+        <w:rPr>
+          <w:lang w:val="en-US"/>
+        </w:rPr>
+        <w:t xml:space="preserve">    curve_data = bpy.data.curves.new(name='My Curve', type='CURVE')</w:t>
+      </w:r>
+    </w:p>
+    <w:p>
+      <w:pPr>
+        <w:pStyle w:val="ListParagraph"/>
+        <w:pBdr>
+          <w:top w:val="single" w:sz="4" w:space="1" w:color="auto"/>
+          <w:left w:val="single" w:sz="4" w:space="4" w:color="auto"/>
+          <w:bottom w:val="single" w:sz="4" w:space="1" w:color="auto"/>
+          <w:right w:val="single" w:sz="4" w:space="4" w:color="auto"/>
+        </w:pBdr>
+        <w:ind w:left="1080"/>
+        <w:rPr>
+          <w:lang w:val="en-US"/>
+        </w:rPr>
+      </w:pPr>
+      <w:r>
+        <w:rPr>
+          <w:lang w:val="en-US"/>
+        </w:rPr>
+        <w:t xml:space="preserve">    curve_data.dimensions = '3D'</w:t>
+      </w:r>
+    </w:p>
+    <w:p>
+      <w:pPr>
+        <w:pStyle w:val="ListParagraph"/>
+        <w:pBdr>
+          <w:top w:val="single" w:sz="4" w:space="1" w:color="auto"/>
+          <w:left w:val="single" w:sz="4" w:space="4" w:color="auto"/>
+          <w:bottom w:val="single" w:sz="4" w:space="1" w:color="auto"/>
+          <w:right w:val="single" w:sz="4" w:space="4" w:color="auto"/>
+        </w:pBdr>
+        <w:ind w:left="1080"/>
+        <w:rPr>
+          <w:lang w:val="en-US"/>
+        </w:rPr>
+      </w:pPr>
+      <w:r>
+        <w:rPr>
+          <w:lang w:val="en-US"/>
+        </w:rPr>
+        <w:t xml:space="preserve">    </w:t>
+      </w:r>
+      <w:r>
+        <w:rPr>
+          <w:lang w:val="en-US"/>
+        </w:rPr>
+        <w:t>spline = curve_data.splines.new(type='POLY')</w:t>
+      </w:r>
+    </w:p>
+    <w:p>
+      <w:pPr>
+        <w:pStyle w:val="ListParagraph"/>
+        <w:pBdr>
+          <w:top w:val="single" w:sz="4" w:space="1" w:color="auto"/>
+          <w:left w:val="single" w:sz="4" w:space="4" w:color="auto"/>
+          <w:bottom w:val="single" w:sz="4" w:space="1" w:color="auto"/>
+          <w:right w:val="single" w:sz="4" w:space="4" w:color="auto"/>
+        </w:pBdr>
+        <w:ind w:left="1080"/>
+        <w:rPr>
+          <w:lang w:val="en-US"/>
+        </w:rPr>
+      </w:pPr>
+    </w:p>
+    <w:p>
+      <w:pPr>
+        <w:pStyle w:val="ListParagraph"/>
+        <w:pBdr>
+          <w:top w:val="single" w:sz="4" w:space="1" w:color="auto"/>
+          <w:left w:val="single" w:sz="4" w:space="4" w:color="auto"/>
+          <w:bottom w:val="single" w:sz="4" w:space="1" w:color="auto"/>
+          <w:right w:val="single" w:sz="4" w:space="4" w:color="auto"/>
+        </w:pBdr>
+        <w:ind w:left="1080"/>
+        <w:rPr>
+          <w:lang w:val="en-US"/>
+        </w:rPr>
+      </w:pPr>
+      <w:r>
+        <w:rPr>
+          <w:lang w:val="en-US"/>
+        </w:rPr>
+        <w:t xml:space="preserve">    x_values = </w:t>
+      </w:r>
+      <w:r>
+        <w:rPr>
+          <w:lang w:val="en-US"/>
+        </w:rPr>
+        <w:t>np.linspace(</w:t>
+      </w:r>
+      <w:r>
+        <w:rPr>
+          <w:lang w:val="en-US"/>
+        </w:rPr>
+        <w:t>&lt;Cận Trái&gt;, &lt;Cận Phải&gt;</w:t>
+      </w:r>
+      <w:r>
+        <w:rPr>
+          <w:lang w:val="en-US"/>
+        </w:rPr>
+        <w:t>,</w:t>
+      </w:r>
+      <w:r>
+        <w:rPr>
+          <w:lang w:val="en-US"/>
+        </w:rPr>
+        <w:t xml:space="preserve"> &lt;Độ Phân Giải&gt;</w:t>
+      </w:r>
+      <w:r>
+        <w:rPr>
+          <w:lang w:val="en-US"/>
+        </w:rPr>
+        <w:t>)</w:t>
+      </w:r>
+      <w:r>
+        <w:rPr>
+          <w:lang w:val="en-US"/>
+        </w:rPr>
+        <w:t>.tolist()</w:t>
+      </w:r>
+    </w:p>
+    <w:p>
+      <w:pPr>
+        <w:pStyle w:val="ListParagraph"/>
+        <w:pBdr>
+          <w:top w:val="single" w:sz="4" w:space="1" w:color="auto"/>
+          <w:left w:val="single" w:sz="4" w:space="4" w:color="auto"/>
+          <w:bottom w:val="single" w:sz="4" w:space="1" w:color="auto"/>
+          <w:right w:val="single" w:sz="4" w:space="4" w:color="auto"/>
+        </w:pBdr>
+        <w:ind w:left="1080"/>
+        <w:rPr>
+          <w:lang w:val="en-US"/>
+        </w:rPr>
+      </w:pPr>
+      <w:r>
+        <w:rPr>
+          <w:lang w:val="en-US"/>
+        </w:rPr>
+        <w:t xml:space="preserve">    y_values = [</w:t>
+      </w:r>
+      <w:r>
+        <w:rPr>
+          <w:lang w:val="en-US"/>
+        </w:rPr>
+        <w:t xml:space="preserve">&lt;Biểu Thức Y Theo X&gt; </w:t>
+      </w:r>
+      <w:r>
+        <w:rPr>
+          <w:lang w:val="en-US"/>
+        </w:rPr>
+        <w:t>for x</w:t>
+      </w:r>
+      <w:r>
+        <w:rPr>
+          <w:lang w:val="en-US"/>
+        </w:rPr>
+        <w:t xml:space="preserve"> in x_values]</w:t>
+      </w:r>
+    </w:p>
+    <w:p>
+      <w:pPr>
+        <w:pStyle w:val="ListParagraph"/>
+        <w:pBdr>
+          <w:top w:val="single" w:sz="4" w:space="1" w:color="auto"/>
+          <w:left w:val="single" w:sz="4" w:space="4" w:color="auto"/>
+          <w:bottom w:val="single" w:sz="4" w:space="1" w:color="auto"/>
+          <w:right w:val="single" w:sz="4" w:space="4" w:color="auto"/>
+        </w:pBdr>
+        <w:ind w:left="1080"/>
+        <w:rPr>
+          <w:lang w:val="en-US"/>
+        </w:rPr>
+      </w:pPr>
+      <w:r>
+        <w:rPr>
+          <w:lang w:val="en-US"/>
+        </w:rPr>
+        <w:t xml:space="preserve">    z_values = [</w:t>
+      </w:r>
+      <w:r>
+        <w:rPr>
+          <w:lang w:val="en-US"/>
+        </w:rPr>
+        <w:t xml:space="preserve">&lt;Biểu Thức Đường Cong&gt; </w:t>
+      </w:r>
+      <w:r>
+        <w:rPr>
+          <w:lang w:val="en-US"/>
+        </w:rPr>
+        <w:t>for x,</w:t>
+      </w:r>
+      <w:r>
+        <w:rPr>
+          <w:lang w:val="en-US"/>
+        </w:rPr>
+        <w:t xml:space="preserve"> y in zip(x_values, y_values)]</w:t>
+      </w:r>
+    </w:p>
+    <w:p>
+      <w:pPr>
+        <w:pStyle w:val="ListParagraph"/>
+        <w:pBdr>
+          <w:top w:val="single" w:sz="4" w:space="1" w:color="auto"/>
+          <w:left w:val="single" w:sz="4" w:space="4" w:color="auto"/>
+          <w:bottom w:val="single" w:sz="4" w:space="1" w:color="auto"/>
+          <w:right w:val="single" w:sz="4" w:space="4" w:color="auto"/>
+        </w:pBdr>
+        <w:ind w:left="1080"/>
+        <w:rPr>
+          <w:lang w:val="en-US"/>
+        </w:rPr>
+      </w:pPr>
+    </w:p>
+    <w:p>
+      <w:pPr>
+        <w:pStyle w:val="ListParagraph"/>
+        <w:pBdr>
+          <w:top w:val="single" w:sz="4" w:space="1" w:color="auto"/>
+          <w:left w:val="single" w:sz="4" w:space="4" w:color="auto"/>
+          <w:bottom w:val="single" w:sz="4" w:space="1" w:color="auto"/>
+          <w:right w:val="single" w:sz="4" w:space="4" w:color="auto"/>
+        </w:pBdr>
+        <w:ind w:left="1080"/>
+        <w:rPr>
+          <w:lang w:val="en-US"/>
+        </w:rPr>
+      </w:pPr>
+      <w:r>
+        <w:rPr>
+          <w:lang w:val="en-US"/>
+        </w:rPr>
+        <w:t xml:space="preserve">    spline.points.add(len(x_values) - 1)</w:t>
+      </w:r>
+    </w:p>
+    <w:p>
+      <w:pPr>
+        <w:pStyle w:val="ListParagraph"/>
+        <w:pBdr>
+          <w:top w:val="single" w:sz="4" w:space="1" w:color="auto"/>
+          <w:left w:val="single" w:sz="4" w:space="4" w:color="auto"/>
+          <w:bottom w:val="single" w:sz="4" w:space="1" w:color="auto"/>
+          <w:right w:val="single" w:sz="4" w:space="4" w:color="auto"/>
+        </w:pBdr>
+        <w:ind w:left="1080"/>
+        <w:rPr>
+          <w:lang w:val="en-US"/>
+        </w:rPr>
+      </w:pPr>
+      <w:r>
+        <w:rPr>
+          <w:lang w:val="en-US"/>
+        </w:rPr>
+        <w:t xml:space="preserve">    for i, (x, y, z) in enumerate(zip(x_values, y_values, z_values)):</w:t>
+      </w:r>
+    </w:p>
+    <w:p>
+      <w:pPr>
+        <w:pStyle w:val="ListParagraph"/>
+        <w:pBdr>
+          <w:top w:val="single" w:sz="4" w:space="1" w:color="auto"/>
+          <w:left w:val="single" w:sz="4" w:space="4" w:color="auto"/>
+          <w:bottom w:val="single" w:sz="4" w:space="1" w:color="auto"/>
+          <w:right w:val="single" w:sz="4" w:space="4" w:color="auto"/>
+        </w:pBdr>
+        <w:ind w:left="1080"/>
+        <w:rPr>
+          <w:lang w:val="en-US"/>
+        </w:rPr>
+      </w:pPr>
+      <w:r>
+        <w:rPr>
+          <w:lang w:val="en-US"/>
+        </w:rPr>
+        <w:t xml:space="preserve">        spline.points[i].co = (x, y, z, 1)</w:t>
+      </w:r>
+    </w:p>
+    <w:p>
+      <w:pPr>
+        <w:pStyle w:val="ListParagraph"/>
+        <w:pBdr>
+          <w:top w:val="single" w:sz="4" w:space="1" w:color="auto"/>
+          <w:left w:val="single" w:sz="4" w:space="4" w:color="auto"/>
+          <w:bottom w:val="single" w:sz="4" w:space="1" w:color="auto"/>
+          <w:right w:val="single" w:sz="4" w:space="4" w:color="auto"/>
+        </w:pBdr>
+        <w:ind w:left="1080"/>
+        <w:rPr>
+          <w:lang w:val="en-US"/>
+        </w:rPr>
+      </w:pPr>
+    </w:p>
+    <w:p>
+      <w:pPr>
+        <w:pStyle w:val="ListParagraph"/>
+        <w:pBdr>
+          <w:top w:val="single" w:sz="4" w:space="1" w:color="auto"/>
+          <w:left w:val="single" w:sz="4" w:space="4" w:color="auto"/>
+          <w:bottom w:val="single" w:sz="4" w:space="1" w:color="auto"/>
+          <w:right w:val="single" w:sz="4" w:space="4" w:color="auto"/>
+        </w:pBdr>
+        <w:ind w:left="1080"/>
+        <w:rPr>
+          <w:lang w:val="en-US"/>
+        </w:rPr>
+      </w:pPr>
+      <w:r>
+        <w:rPr>
+          <w:lang w:val="en-US"/>
+        </w:rPr>
+        <w:t xml:space="preserve">    obj = bpy.data.objects.new('My Object', curve_data)</w:t>
+      </w:r>
+    </w:p>
+    <w:p>
+      <w:pPr>
+        <w:pStyle w:val="ListParagraph"/>
+        <w:pBdr>
+          <w:top w:val="single" w:sz="4" w:space="1" w:color="auto"/>
+          <w:left w:val="single" w:sz="4" w:space="4" w:color="auto"/>
+          <w:bottom w:val="single" w:sz="4" w:space="1" w:color="auto"/>
+          <w:right w:val="single" w:sz="4" w:space="4" w:color="auto"/>
+        </w:pBdr>
+        <w:ind w:left="1080"/>
+        <w:rPr>
+          <w:lang w:val="en-US"/>
+        </w:rPr>
+      </w:pPr>
+      <w:r>
+        <w:rPr>
+          <w:lang w:val="en-US"/>
+        </w:rPr>
+        <w:t xml:space="preserve">    scene = bpy.context.scene</w:t>
+      </w:r>
+    </w:p>
+    <w:p>
+      <w:pPr>
+        <w:pStyle w:val="ListParagraph"/>
+        <w:pBdr>
+          <w:top w:val="single" w:sz="4" w:space="1" w:color="auto"/>
+          <w:left w:val="single" w:sz="4" w:space="4" w:color="auto"/>
+          <w:bottom w:val="single" w:sz="4" w:space="1" w:color="auto"/>
+          <w:right w:val="single" w:sz="4" w:space="4" w:color="auto"/>
+        </w:pBdr>
+        <w:ind w:left="1080"/>
+        <w:rPr>
+          <w:lang w:val="en-US"/>
+        </w:rPr>
+      </w:pPr>
+      <w:r>
+        <w:rPr>
+          <w:lang w:val="en-US"/>
+        </w:rPr>
+        <w:t xml:space="preserve">    scene.objects.link(obj)</w:t>
+      </w:r>
+    </w:p>
+    <w:p>
+      <w:pPr>
+        <w:pStyle w:val="ListParagraph"/>
+        <w:pBdr>
+          <w:top w:val="single" w:sz="4" w:space="1" w:color="auto"/>
+          <w:left w:val="single" w:sz="4" w:space="4" w:color="auto"/>
+          <w:bottom w:val="single" w:sz="4" w:space="1" w:color="auto"/>
+          <w:right w:val="single" w:sz="4" w:space="4" w:color="auto"/>
+        </w:pBdr>
+        <w:ind w:left="1080"/>
+        <w:rPr>
+          <w:lang w:val="en-US"/>
+        </w:rPr>
+      </w:pPr>
+      <w:r>
+        <w:rPr>
+          <w:lang w:val="en-US"/>
+        </w:rPr>
+        <w:t xml:space="preserve">    obj.select = True</w:t>
+      </w:r>
+    </w:p>
+    <w:p>
+      <w:pPr>
+        <w:pStyle w:val="ListParagraph"/>
+        <w:pBdr>
+          <w:top w:val="single" w:sz="4" w:space="1" w:color="auto"/>
+          <w:left w:val="single" w:sz="4" w:space="4" w:color="auto"/>
+          <w:bottom w:val="single" w:sz="4" w:space="1" w:color="auto"/>
+          <w:right w:val="single" w:sz="4" w:space="4" w:color="auto"/>
+        </w:pBdr>
+        <w:ind w:left="1080"/>
+        <w:rPr>
+          <w:lang w:val="en-US"/>
+        </w:rPr>
+      </w:pPr>
+      <w:r>
+        <w:rPr>
+          <w:lang w:val="en-US"/>
+        </w:rPr>
+        <w:t xml:space="preserve">    scene.objects.active = obj</w:t>
+      </w:r>
+    </w:p>
+    <w:p>
+      <w:pPr>
+        <w:pStyle w:val="ListParagraph"/>
+        <w:pBdr>
+          <w:top w:val="single" w:sz="4" w:space="1" w:color="auto"/>
+          <w:left w:val="single" w:sz="4" w:space="4" w:color="auto"/>
+          <w:bottom w:val="single" w:sz="4" w:space="1" w:color="auto"/>
+          <w:right w:val="single" w:sz="4" w:space="4" w:color="auto"/>
+        </w:pBdr>
+        <w:ind w:left="1080"/>
+        <w:rPr>
+          <w:lang w:val="en-US"/>
+        </w:rPr>
+      </w:pPr>
+    </w:p>
+    <w:p>
+      <w:pPr>
+        <w:pStyle w:val="ListParagraph"/>
+        <w:pBdr>
+          <w:top w:val="single" w:sz="4" w:space="1" w:color="auto"/>
+          <w:left w:val="single" w:sz="4" w:space="4" w:color="auto"/>
+          <w:bottom w:val="single" w:sz="4" w:space="1" w:color="auto"/>
+          <w:right w:val="single" w:sz="4" w:space="4" w:color="auto"/>
+        </w:pBdr>
+        <w:ind w:left="1080"/>
+        <w:rPr>
+          <w:lang w:val="en-US"/>
+        </w:rPr>
+      </w:pPr>
+      <w:r>
+        <w:rPr>
+          <w:lang w:val="en-US"/>
+        </w:rPr>
+        <w:t>bpy.ops.object.select_all(action='DESELECT')</w:t>
+      </w:r>
+    </w:p>
+    <w:p>
+      <w:pPr>
+        <w:pStyle w:val="ListParagraph"/>
+        <w:pBdr>
+          <w:top w:val="single" w:sz="4" w:space="1" w:color="auto"/>
+          <w:left w:val="single" w:sz="4" w:space="4" w:color="auto"/>
+          <w:bottom w:val="single" w:sz="4" w:space="1" w:color="auto"/>
+          <w:right w:val="single" w:sz="4" w:space="4" w:color="auto"/>
+        </w:pBdr>
+        <w:ind w:left="1080"/>
+        <w:rPr>
+          <w:lang w:val="en-US"/>
+        </w:rPr>
+      </w:pPr>
+      <w:r>
+        <w:rPr>
+          <w:lang w:val="en-US"/>
+        </w:rPr>
+        <w:t>bpy.ops.object.select_by_type(type='CURVE')</w:t>
+      </w:r>
+    </w:p>
+    <w:p>
+      <w:pPr>
+        <w:pStyle w:val="ListParagraph"/>
+        <w:pBdr>
+          <w:top w:val="single" w:sz="4" w:space="1" w:color="auto"/>
+          <w:left w:val="single" w:sz="4" w:space="4" w:color="auto"/>
+          <w:bottom w:val="single" w:sz="4" w:space="1" w:color="auto"/>
+          <w:right w:val="single" w:sz="4" w:space="4" w:color="auto"/>
+        </w:pBdr>
+        <w:ind w:left="1080"/>
+        <w:rPr>
+          <w:lang w:val="en-US"/>
+        </w:rPr>
+      </w:pPr>
+      <w:r>
+        <w:rPr>
+          <w:lang w:val="en-US"/>
+        </w:rPr>
+        <w:t>bpy.ops.object.delete()</w:t>
+      </w:r>
+    </w:p>
+    <w:p>
+      <w:pPr>
+        <w:pStyle w:val="ListParagraph"/>
+        <w:pBdr>
+          <w:top w:val="single" w:sz="4" w:space="1" w:color="auto"/>
+          <w:left w:val="single" w:sz="4" w:space="4" w:color="auto"/>
+          <w:bottom w:val="single" w:sz="4" w:space="1" w:color="auto"/>
+          <w:right w:val="single" w:sz="4" w:space="4" w:color="auto"/>
+        </w:pBdr>
+        <w:ind w:left="1080"/>
+        <w:rPr>
+          <w:lang w:val="en-US"/>
+        </w:rPr>
+      </w:pPr>
+    </w:p>
+    <w:p>
+      <w:pPr>
+        <w:pStyle w:val="ListParagraph"/>
+        <w:pBdr>
+          <w:top w:val="single" w:sz="4" w:space="1" w:color="auto"/>
+          <w:left w:val="single" w:sz="4" w:space="4" w:color="auto"/>
+          <w:bottom w:val="single" w:sz="4" w:space="1" w:color="auto"/>
+          <w:right w:val="single" w:sz="4" w:space="4" w:color="auto"/>
+        </w:pBdr>
+        <w:ind w:left="1080"/>
+        <w:rPr>
+          <w:lang w:val="en-US"/>
+        </w:rPr>
+      </w:pPr>
+      <w:r>
+        <w:rPr>
+          <w:lang w:val="en-US"/>
+        </w:rPr>
+        <w:t>create_curve()</w:t>
+      </w:r>
+    </w:p>
+    <w:p>
+      <w:pPr>
+        <w:pStyle w:val="ListParagraph"/>
+        <w:numPr>
+          <w:ilvl w:val="0"/>
+          <w:numId w:val="2"/>
+        </w:numPr>
+        <w:rPr>
+          <w:lang w:val="en-US"/>
+        </w:rPr>
+      </w:pPr>
+      <w:r>
+        <w:rPr>
+          <w:lang w:val="en-US"/>
+        </w:rPr>
+        <w:t>&lt;Cận Trái&gt; và &lt;Cận Phải&gt; là giới hạn  hiển thị đường cong theo x</w:t>
+      </w:r>
+    </w:p>
+    <w:p>
+      <w:pPr>
+        <w:pStyle w:val="ListParagraph"/>
+        <w:numPr>
+          <w:ilvl w:val="0"/>
+          <w:numId w:val="2"/>
+        </w:numPr>
+        <w:rPr>
+          <w:lang w:val="en-US"/>
+        </w:rPr>
+      </w:pPr>
+      <w:r>
+        <w:rPr>
+          <w:lang w:val="en-US"/>
+        </w:rPr>
+        <w:t>&lt;Độ Phân Giải&gt; càng cao thì đường cong càng mượt</w:t>
+      </w:r>
+    </w:p>
+    <w:p>
+      <w:pPr>
+        <w:pStyle w:val="ListParagraph"/>
+        <w:numPr>
+          <w:ilvl w:val="0"/>
+          <w:numId w:val="2"/>
+        </w:numPr>
+        <w:rPr>
+          <w:lang w:val="en-US"/>
+        </w:rPr>
+      </w:pPr>
+      <w:r>
+        <w:rPr>
+          <w:lang w:val="en-US"/>
+        </w:rPr>
+        <w:t>&lt;Biểu Thức Đường Cong&gt; là f(x, y)</w:t>
+      </w:r>
+    </w:p>
+    <w:p>
+      <w:pPr>
+        <w:pStyle w:val="ListParagraph"/>
+        <w:numPr>
+          <w:ilvl w:val="0"/>
+          <w:numId w:val="2"/>
+        </w:numPr>
+        <w:rPr>
+          <w:lang w:val="en-US"/>
+        </w:rPr>
+      </w:pPr>
+      <w:r>
+        <w:rPr>
+          <w:lang w:val="en-US"/>
+        </w:rPr>
+        <w:t>Ví dụ z = f(x, y) = 2x + 4y</w:t>
+      </w:r>
+      <w:r>
+        <w:rPr>
+          <w:vertAlign w:val="superscript"/>
+          <w:lang w:val="en-US"/>
+        </w:rPr>
+        <w:t>2</w:t>
+      </w:r>
+    </w:p>
+    <w:p>
+      <w:pPr>
+        <w:pStyle w:val="ListParagraph"/>
+        <w:pBdr>
+          <w:top w:val="single" w:sz="4" w:space="1" w:color="auto"/>
+          <w:left w:val="single" w:sz="4" w:space="4" w:color="auto"/>
+          <w:bottom w:val="single" w:sz="4" w:space="1" w:color="auto"/>
+          <w:right w:val="single" w:sz="4" w:space="4" w:color="auto"/>
+        </w:pBdr>
+        <w:ind w:left="1080"/>
+        <w:rPr>
+          <w:lang w:val="en-US"/>
+        </w:rPr>
+      </w:pPr>
+      <w:r>
+        <w:rPr>
+          <w:lang w:val="en-US"/>
+        </w:rPr>
+        <w:t>2 * x + 4 * y ** 2</w:t>
+      </w:r>
+    </w:p>
+    <w:p>
+      <w:pPr>
+        <w:pStyle w:val="ListParagraph"/>
+        <w:numPr>
+          <w:ilvl w:val="0"/>
+          <w:numId w:val="2"/>
+        </w:numPr>
+        <w:rPr>
+          <w:lang w:val="en-US"/>
+        </w:rPr>
+      </w:pPr>
+      <w:r>
+        <w:rPr>
+          <w:lang w:val="en-US"/>
+        </w:rPr>
+        <w:t>&lt;Biểu Thức Y Theo X&gt; là g(x)</w:t>
+      </w:r>
+    </w:p>
+    <w:p>
+      <w:pPr>
+        <w:pStyle w:val="ListParagraph"/>
+        <w:numPr>
+          <w:ilvl w:val="0"/>
+          <w:numId w:val="2"/>
+        </w:numPr>
+        <w:rPr>
+          <w:lang w:val="en-US"/>
+        </w:rPr>
+      </w:pPr>
+      <w:r>
+        <w:rPr>
+          <w:lang w:val="en-US"/>
+        </w:rPr>
+        <w:t>Ví dụ y = g(x) = 5x</w:t>
+      </w:r>
+    </w:p>
+    <w:p>
+      <w:pPr>
+        <w:pStyle w:val="ListParagraph"/>
+        <w:pBdr>
+          <w:top w:val="single" w:sz="4" w:space="1" w:color="auto"/>
+          <w:left w:val="single" w:sz="4" w:space="4" w:color="auto"/>
+          <w:bottom w:val="single" w:sz="4" w:space="1" w:color="auto"/>
+          <w:right w:val="single" w:sz="4" w:space="4" w:color="auto"/>
+        </w:pBdr>
+        <w:ind w:left="1080"/>
+        <w:rPr>
+          <w:lang w:val="en-US"/>
+        </w:rPr>
+      </w:pPr>
+      <w:r>
+        <w:rPr>
+          <w:lang w:val="en-US"/>
+        </w:rPr>
+        <w:t>5 * x</w:t>
+      </w:r>
+    </w:p>
+    <w:p>
+      <w:pPr>
+        <w:pStyle w:val="ListParagraph"/>
+        <w:numPr>
+          <w:ilvl w:val="0"/>
+          <w:numId w:val="1"/>
+        </w:numPr>
+        <w:rPr>
+          <w:lang w:val="en-US"/>
+        </w:rPr>
+      </w:pPr>
+      <w:r>
+        <w:rPr>
+          <w:lang w:val="en-US"/>
+        </w:rPr>
+        <w:t>Render Từng Khoảng Frame Rời Rạc?</w:t>
+      </w:r>
+    </w:p>
+    <w:p>
+      <w:pPr>
+        <w:pStyle w:val="ListParagraph"/>
+        <w:pBdr>
+          <w:top w:val="single" w:sz="4" w:space="1" w:color="auto"/>
+          <w:left w:val="single" w:sz="4" w:space="4" w:color="auto"/>
+          <w:bottom w:val="single" w:sz="4" w:space="1" w:color="auto"/>
+          <w:right w:val="single" w:sz="4" w:space="4" w:color="auto"/>
+        </w:pBdr>
+        <w:ind w:left="1080"/>
+        <w:rPr>
+          <w:lang w:val="en-US"/>
+        </w:rPr>
+      </w:pPr>
+      <w:r>
+        <w:rPr>
+          <w:lang w:val="en-US"/>
+        </w:rPr>
+        <w:t>import bpy</w:t>
+      </w:r>
+    </w:p>
+    <w:p>
+      <w:pPr>
+        <w:pStyle w:val="ListParagraph"/>
+        <w:pBdr>
+          <w:top w:val="single" w:sz="4" w:space="1" w:color="auto"/>
+          <w:left w:val="single" w:sz="4" w:space="4" w:color="auto"/>
+          <w:bottom w:val="single" w:sz="4" w:space="1" w:color="auto"/>
+          <w:right w:val="single" w:sz="4" w:space="4" w:color="auto"/>
+        </w:pBdr>
+        <w:ind w:left="1080"/>
+        <w:rPr>
+          <w:lang w:val="en-US"/>
+        </w:rPr>
+      </w:pPr>
+    </w:p>
+    <w:p>
+      <w:pPr>
+        <w:pStyle w:val="ListParagraph"/>
+        <w:pBdr>
+          <w:top w:val="single" w:sz="4" w:space="1" w:color="auto"/>
+          <w:left w:val="single" w:sz="4" w:space="4" w:color="auto"/>
+          <w:bottom w:val="single" w:sz="4" w:space="1" w:color="auto"/>
+          <w:right w:val="single" w:sz="4" w:space="4" w:color="auto"/>
+        </w:pBdr>
+        <w:ind w:left="1080"/>
+        <w:rPr>
+          <w:lang w:val="en-US"/>
+        </w:rPr>
+      </w:pPr>
+      <w:r>
+        <w:rPr>
+          <w:lang w:val="en-US"/>
+        </w:rPr>
+        <w:t>FRAME_RANGES</w:t>
+      </w:r>
+      <w:r>
+        <w:rPr>
+          <w:lang w:val="en-US"/>
+        </w:rPr>
+        <w:t xml:space="preserve"> </w:t>
+      </w:r>
+      <w:r>
+        <w:rPr>
+          <w:lang w:val="en-US"/>
+        </w:rPr>
+        <w:t>= [&lt;Các Khoảng Frame&gt;</w:t>
+      </w:r>
+      <w:r>
+        <w:rPr>
+          <w:lang w:val="en-US"/>
+        </w:rPr>
+        <w:t>]</w:t>
+      </w:r>
+    </w:p>
+    <w:p>
+      <w:pPr>
+        <w:pStyle w:val="ListParagraph"/>
+        <w:pBdr>
+          <w:top w:val="single" w:sz="4" w:space="1" w:color="auto"/>
+          <w:left w:val="single" w:sz="4" w:space="4" w:color="auto"/>
+          <w:bottom w:val="single" w:sz="4" w:space="1" w:color="auto"/>
+          <w:right w:val="single" w:sz="4" w:space="4" w:color="auto"/>
+        </w:pBdr>
+        <w:ind w:left="1080"/>
+        <w:rPr>
+          <w:lang w:val="en-US"/>
+        </w:rPr>
+      </w:pPr>
+      <w:r>
+        <w:rPr>
+          <w:lang w:val="en-US"/>
+        </w:rPr>
+        <w:t xml:space="preserve">OUTPUT_PATH </w:t>
+      </w:r>
+      <w:r>
+        <w:rPr>
+          <w:lang w:val="en-US"/>
+        </w:rPr>
+        <w:t>= "&lt;Đường Dẫn Tới Thư Mục Lưu Ảnh&gt;</w:t>
+      </w:r>
+      <w:r>
+        <w:rPr>
+          <w:lang w:val="en-US"/>
+        </w:rPr>
+        <w:t>/"</w:t>
+      </w:r>
+    </w:p>
+    <w:p>
+      <w:pPr>
+        <w:pStyle w:val="ListParagraph"/>
+        <w:pBdr>
+          <w:top w:val="single" w:sz="4" w:space="1" w:color="auto"/>
+          <w:left w:val="single" w:sz="4" w:space="4" w:color="auto"/>
+          <w:bottom w:val="single" w:sz="4" w:space="1" w:color="auto"/>
+          <w:right w:val="single" w:sz="4" w:space="4" w:color="auto"/>
+        </w:pBdr>
+        <w:ind w:left="1080"/>
+        <w:rPr>
+          <w:lang w:val="en-US"/>
+        </w:rPr>
+      </w:pPr>
+    </w:p>
+    <w:p>
+      <w:pPr>
+        <w:pStyle w:val="ListParagraph"/>
+        <w:pBdr>
+          <w:top w:val="single" w:sz="4" w:space="1" w:color="auto"/>
+          <w:left w:val="single" w:sz="4" w:space="4" w:color="auto"/>
+          <w:bottom w:val="single" w:sz="4" w:space="1" w:color="auto"/>
+          <w:right w:val="single" w:sz="4" w:space="4" w:color="auto"/>
+        </w:pBdr>
+        <w:ind w:left="1080"/>
+        <w:rPr>
+          <w:lang w:val="en-US"/>
+        </w:rPr>
+      </w:pPr>
+      <w:r>
+        <w:rPr>
+          <w:lang w:val="en-US"/>
+        </w:rPr>
+        <w:t xml:space="preserve">for frame_range in </w:t>
+      </w:r>
+      <w:r>
+        <w:rPr>
+          <w:lang w:val="en-US"/>
+        </w:rPr>
+        <w:t>FRAME_RANGES</w:t>
       </w:r>
       <w:r>
         <w:rPr>
@@ -3585,111 +7674,217 @@
     <w:p>
       <w:pPr>
         <w:pStyle w:val="ListParagraph"/>
-        <w:numPr>
-          <w:ilvl w:val="0"/>
-          <w:numId w:val="6"/>
-        </w:numPr>
-        <w:rPr>
-          <w:lang w:val="en-US"/>
-        </w:rPr>
-      </w:pPr>
-      <w:r>
-        <w:rPr>
-          <w:lang w:val="en-US"/>
-        </w:rPr>
-        <w:t>Tạo Key Frame?</w:t>
-      </w:r>
-    </w:p>
-    <w:p>
-      <w:pPr>
-        <w:pStyle w:val="ListParagraph"/>
-        <w:numPr>
-          <w:ilvl w:val="0"/>
-          <w:numId w:val="4"/>
-        </w:numPr>
-        <w:rPr>
-          <w:lang w:val="en-US"/>
-        </w:rPr>
-      </w:pPr>
-      <w:r>
-        <w:rPr>
-          <w:lang w:val="en-US"/>
-        </w:rPr>
-        <w:t>“I”</w:t>
-      </w:r>
-    </w:p>
-    <w:p>
-      <w:pPr>
-        <w:pStyle w:val="ListParagraph"/>
-        <w:numPr>
-          <w:ilvl w:val="0"/>
-          <w:numId w:val="6"/>
-        </w:numPr>
-        <w:rPr>
-          <w:lang w:val="en-US"/>
-        </w:rPr>
-      </w:pPr>
-      <w:r>
-        <w:rPr>
-          <w:lang w:val="en-US"/>
-        </w:rPr>
-        <w:t>Chọn Nhiều Đối Tượng?</w:t>
-      </w:r>
-    </w:p>
-    <w:p>
-      <w:pPr>
-        <w:pStyle w:val="ListParagraph"/>
-        <w:numPr>
-          <w:ilvl w:val="0"/>
-          <w:numId w:val="4"/>
-        </w:numPr>
-        <w:rPr>
-          <w:lang w:val="en-US"/>
-        </w:rPr>
-      </w:pPr>
-      <w:r>
-        <w:rPr>
-          <w:lang w:val="en-US"/>
-        </w:rPr>
-        <w:t>“B”</w:t>
-      </w:r>
-    </w:p>
-    <w:p>
-      <w:pPr>
-        <w:rPr>
-          <w:lang w:val="en-US"/>
-        </w:rPr>
-      </w:pPr>
-    </w:p>
-    <w:p>
-      <w:pPr>
-        <w:rPr>
-          <w:lang w:val="en-US"/>
-        </w:rPr>
-      </w:pPr>
-      <w:r>
-        <w:rPr>
-          <w:lang w:val="en-US"/>
-        </w:rPr>
-        <w:t xml:space="preserve">Quick Code </w:t>
-      </w:r>
-      <w:r>
-        <w:rPr>
-          <w:lang w:val="en-US"/>
-        </w:rPr>
-        <w:t xml:space="preserve">– </w:t>
-      </w:r>
-      <w:r>
-        <w:rPr>
-          <w:lang w:val="en-US"/>
-        </w:rPr>
-        <w:t>Mã Nhanh</w:t>
-      </w:r>
-      <w:r>
-        <w:rPr>
-          <w:lang w:val="en-US"/>
-        </w:rPr>
-        <w:t>:</w:t>
+        <w:pBdr>
+          <w:top w:val="single" w:sz="4" w:space="1" w:color="auto"/>
+          <w:left w:val="single" w:sz="4" w:space="4" w:color="auto"/>
+          <w:bottom w:val="single" w:sz="4" w:space="1" w:color="auto"/>
+          <w:right w:val="single" w:sz="4" w:space="4" w:color="auto"/>
+        </w:pBdr>
+        <w:ind w:left="1080"/>
+        <w:rPr>
+          <w:lang w:val="en-US"/>
+        </w:rPr>
+      </w:pPr>
+      <w:r>
+        <w:rPr>
+          <w:lang w:val="en-US"/>
+        </w:rPr>
+        <w:t xml:space="preserve">    start_frame, end_frame = frame_range</w:t>
+      </w:r>
+    </w:p>
+    <w:p>
+      <w:pPr>
+        <w:pStyle w:val="ListParagraph"/>
+        <w:pBdr>
+          <w:top w:val="single" w:sz="4" w:space="1" w:color="auto"/>
+          <w:left w:val="single" w:sz="4" w:space="4" w:color="auto"/>
+          <w:bottom w:val="single" w:sz="4" w:space="1" w:color="auto"/>
+          <w:right w:val="single" w:sz="4" w:space="4" w:color="auto"/>
+        </w:pBdr>
+        <w:ind w:left="1080"/>
+        <w:rPr>
+          <w:lang w:val="en-US"/>
+        </w:rPr>
+      </w:pPr>
+      <w:r>
+        <w:rPr>
+          <w:lang w:val="en-US"/>
+        </w:rPr>
+        <w:t xml:space="preserve">    for frame_number in range(start_frame, end_frame + 1):</w:t>
+      </w:r>
+    </w:p>
+    <w:p>
+      <w:pPr>
+        <w:pStyle w:val="ListParagraph"/>
+        <w:pBdr>
+          <w:top w:val="single" w:sz="4" w:space="1" w:color="auto"/>
+          <w:left w:val="single" w:sz="4" w:space="4" w:color="auto"/>
+          <w:bottom w:val="single" w:sz="4" w:space="1" w:color="auto"/>
+          <w:right w:val="single" w:sz="4" w:space="4" w:color="auto"/>
+        </w:pBdr>
+        <w:ind w:left="1080"/>
+        <w:rPr>
+          <w:lang w:val="en-US"/>
+        </w:rPr>
+      </w:pPr>
+      <w:r>
+        <w:rPr>
+          <w:lang w:val="en-US"/>
+        </w:rPr>
+        <w:t xml:space="preserve">        bpy.context.scene.frame_set(frame_number)</w:t>
+      </w:r>
+    </w:p>
+    <w:p>
+      <w:pPr>
+        <w:pStyle w:val="ListParagraph"/>
+        <w:pBdr>
+          <w:top w:val="single" w:sz="4" w:space="1" w:color="auto"/>
+          <w:left w:val="single" w:sz="4" w:space="4" w:color="auto"/>
+          <w:bottom w:val="single" w:sz="4" w:space="1" w:color="auto"/>
+          <w:right w:val="single" w:sz="4" w:space="4" w:color="auto"/>
+        </w:pBdr>
+        <w:ind w:left="1080"/>
+        <w:rPr>
+          <w:lang w:val="en-US"/>
+        </w:rPr>
+      </w:pPr>
+      <w:r>
+        <w:rPr>
+          <w:lang w:val="en-US"/>
+        </w:rPr>
+        <w:t xml:space="preserve">        bpy.context.scene.render.filepath = </w:t>
+      </w:r>
+      <w:r>
+        <w:rPr>
+          <w:lang w:val="en-US"/>
+        </w:rPr>
+        <w:t xml:space="preserve">OUTPUT_PATH </w:t>
+      </w:r>
+      <w:r>
+        <w:rPr>
+          <w:lang w:val="en-US"/>
+        </w:rPr>
+        <w:t>+ str(frame_number)</w:t>
+      </w:r>
+    </w:p>
+    <w:p>
+      <w:pPr>
+        <w:pStyle w:val="ListParagraph"/>
+        <w:pBdr>
+          <w:top w:val="single" w:sz="4" w:space="1" w:color="auto"/>
+          <w:left w:val="single" w:sz="4" w:space="4" w:color="auto"/>
+          <w:bottom w:val="single" w:sz="4" w:space="1" w:color="auto"/>
+          <w:right w:val="single" w:sz="4" w:space="4" w:color="auto"/>
+        </w:pBdr>
+        <w:ind w:left="1080"/>
+        <w:rPr>
+          <w:lang w:val="en-US"/>
+        </w:rPr>
+      </w:pPr>
+      <w:r>
+        <w:rPr>
+          <w:lang w:val="en-US"/>
+        </w:rPr>
+        <w:t xml:space="preserve">        bpy.ops</w:t>
+      </w:r>
+      <w:r>
+        <w:rPr>
+          <w:lang w:val="en-US"/>
+        </w:rPr>
+        <w:t>.render.render(write_still=True)</w:t>
+      </w:r>
+    </w:p>
+    <w:p>
+      <w:pPr>
+        <w:pStyle w:val="ListParagraph"/>
+        <w:numPr>
+          <w:ilvl w:val="0"/>
+          <w:numId w:val="2"/>
+        </w:numPr>
+        <w:rPr>
+          <w:lang w:val="en-US"/>
+        </w:rPr>
+      </w:pPr>
+      <w:r>
+        <w:rPr>
+          <w:lang w:val="en-US"/>
+        </w:rPr>
+        <w:t>&lt;Các Frame Range&gt; là các Tuple chứa 2 phần tử lần lượt là Start Frame và End Frame ứng với mỗi khoảng Frame</w:t>
+      </w:r>
+    </w:p>
+    <w:p>
+      <w:pPr>
+        <w:pStyle w:val="ListParagraph"/>
+        <w:numPr>
+          <w:ilvl w:val="0"/>
+          <w:numId w:val="2"/>
+        </w:numPr>
+        <w:rPr>
+          <w:lang w:val="en-US"/>
+        </w:rPr>
+      </w:pPr>
+      <w:r>
+        <w:rPr>
+          <w:lang w:val="en-US"/>
+        </w:rPr>
+        <w:t>Ví dụ</w:t>
+      </w:r>
+    </w:p>
+    <w:p>
+      <w:pPr>
+        <w:pStyle w:val="ListParagraph"/>
+        <w:pBdr>
+          <w:top w:val="single" w:sz="4" w:space="1" w:color="auto"/>
+          <w:left w:val="single" w:sz="4" w:space="4" w:color="auto"/>
+          <w:bottom w:val="single" w:sz="4" w:space="1" w:color="auto"/>
+          <w:right w:val="single" w:sz="4" w:space="4" w:color="auto"/>
+        </w:pBdr>
+        <w:ind w:left="1080"/>
+        <w:rPr>
+          <w:lang w:val="en-US"/>
+        </w:rPr>
+      </w:pPr>
+      <w:r>
+        <w:rPr>
+          <w:lang w:val="en-US"/>
+        </w:rPr>
+        <w:t>[(0, 10), (20, 30), (50, 70)]</w:t>
+      </w:r>
+    </w:p>
+    <w:p>
+      <w:pPr>
+        <w:pStyle w:val="ListParagraph"/>
+        <w:numPr>
+          <w:ilvl w:val="0"/>
+          <w:numId w:val="2"/>
+        </w:numPr>
+        <w:rPr>
+          <w:lang w:val="en-US"/>
+        </w:rPr>
+      </w:pPr>
+      <w:r>
+        <w:rPr>
+          <w:lang w:val="en-US"/>
+        </w:rPr>
+        <w:t>Chạy đoạn Code trên sẽ Render</w:t>
+      </w:r>
+      <w:r>
+        <w:rPr>
+          <w:lang w:val="en-US"/>
+        </w:rPr>
+        <w:t xml:space="preserve"> Scene hiện tại</w:t>
+      </w:r>
+      <w:r>
+        <w:rPr>
+          <w:lang w:val="en-US"/>
+        </w:rPr>
+        <w:t xml:space="preserve"> dưới nền</w:t>
+      </w:r>
+      <w:r>
+        <w:rPr>
+          <w:lang w:val="en-US"/>
+        </w:rPr>
+        <w:t xml:space="preserve"> theo cài đặt ở giao diện người dùng</w:t>
       </w:r>
     </w:p>
     <w:p>
@@ -3707,1212 +7902,7 @@
         <w:rPr>
           <w:lang w:val="en-US"/>
         </w:rPr>
-        <w:t xml:space="preserve">Tích </w:t>
-      </w:r>
-      <w:r>
-        <w:rPr>
-          <w:lang w:val="en-US"/>
-        </w:rPr>
-        <w:t xml:space="preserve">Tổng </w:t>
-      </w:r>
-      <w:r>
-        <w:rPr>
-          <w:lang w:val="en-US"/>
-        </w:rPr>
-        <w:t xml:space="preserve">Moment </w:t>
-      </w:r>
-      <w:r>
-        <w:rPr>
-          <w:lang w:val="en-US"/>
-        </w:rPr>
-        <w:t>Động Lượng?</w:t>
-      </w:r>
-    </w:p>
-    <w:p>
-      <w:pPr>
-        <w:pStyle w:val="ListParagraph"/>
-        <w:pBdr>
-          <w:top w:val="single" w:sz="4" w:space="1" w:color="auto"/>
-          <w:left w:val="single" w:sz="4" w:space="4" w:color="auto"/>
-          <w:bottom w:val="single" w:sz="4" w:space="1" w:color="auto"/>
-          <w:right w:val="single" w:sz="4" w:space="4" w:color="auto"/>
-        </w:pBdr>
-        <w:ind w:left="1080"/>
-        <w:rPr>
-          <w:lang w:val="en-US"/>
-        </w:rPr>
-      </w:pPr>
-      <w:r>
-        <w:rPr>
-          <w:lang w:val="en-US"/>
-        </w:rPr>
-        <w:lastRenderedPageBreak/>
-        <w:t>from bpy import context</w:t>
-      </w:r>
-    </w:p>
-    <w:p>
-      <w:pPr>
-        <w:pStyle w:val="ListParagraph"/>
-        <w:pBdr>
-          <w:top w:val="single" w:sz="4" w:space="1" w:color="auto"/>
-          <w:left w:val="single" w:sz="4" w:space="4" w:color="auto"/>
-          <w:bottom w:val="single" w:sz="4" w:space="1" w:color="auto"/>
-          <w:right w:val="single" w:sz="4" w:space="4" w:color="auto"/>
-        </w:pBdr>
-        <w:ind w:left="1080"/>
-        <w:rPr>
-          <w:lang w:val="en-US"/>
-        </w:rPr>
-      </w:pPr>
-      <w:r>
-        <w:rPr>
-          <w:lang w:val="en-US"/>
-        </w:rPr>
-        <w:t>from mathutils import Vector, Matrix</w:t>
-      </w:r>
-    </w:p>
-    <w:p>
-      <w:pPr>
-        <w:pStyle w:val="ListParagraph"/>
-        <w:pBdr>
-          <w:top w:val="single" w:sz="4" w:space="1" w:color="auto"/>
-          <w:left w:val="single" w:sz="4" w:space="4" w:color="auto"/>
-          <w:bottom w:val="single" w:sz="4" w:space="1" w:color="auto"/>
-          <w:right w:val="single" w:sz="4" w:space="4" w:color="auto"/>
-        </w:pBdr>
-        <w:ind w:left="1080"/>
-        <w:rPr>
-          <w:lang w:val="en-US"/>
-        </w:rPr>
-      </w:pPr>
-      <w:r>
-        <w:rPr>
-          <w:lang w:val="en-US"/>
-        </w:rPr>
-        <w:t>from random import random</w:t>
-      </w:r>
-    </w:p>
-    <w:p>
-      <w:pPr>
-        <w:pStyle w:val="ListParagraph"/>
-        <w:pBdr>
-          <w:top w:val="single" w:sz="4" w:space="1" w:color="auto"/>
-          <w:left w:val="single" w:sz="4" w:space="4" w:color="auto"/>
-          <w:bottom w:val="single" w:sz="4" w:space="1" w:color="auto"/>
-          <w:right w:val="single" w:sz="4" w:space="4" w:color="auto"/>
-        </w:pBdr>
-        <w:ind w:left="1080"/>
-        <w:rPr>
-          <w:lang w:val="en-US"/>
-        </w:rPr>
-      </w:pPr>
-    </w:p>
-    <w:p>
-      <w:pPr>
-        <w:pStyle w:val="ListParagraph"/>
-        <w:pBdr>
-          <w:top w:val="single" w:sz="4" w:space="1" w:color="auto"/>
-          <w:left w:val="single" w:sz="4" w:space="4" w:color="auto"/>
-          <w:bottom w:val="single" w:sz="4" w:space="1" w:color="auto"/>
-          <w:right w:val="single" w:sz="4" w:space="4" w:color="auto"/>
-        </w:pBdr>
-        <w:ind w:left="1080"/>
-        <w:rPr>
-          <w:lang w:val="en-US"/>
-        </w:rPr>
-      </w:pPr>
-      <w:r>
-        <w:rPr>
-          <w:lang w:val="en-US"/>
-        </w:rPr>
-        <w:t>[obj] = context.selected_objects</w:t>
-      </w:r>
-    </w:p>
-    <w:p>
-      <w:pPr>
-        <w:pStyle w:val="ListParagraph"/>
-        <w:pBdr>
-          <w:top w:val="single" w:sz="4" w:space="1" w:color="auto"/>
-          <w:left w:val="single" w:sz="4" w:space="4" w:color="auto"/>
-          <w:bottom w:val="single" w:sz="4" w:space="1" w:color="auto"/>
-          <w:right w:val="single" w:sz="4" w:space="4" w:color="auto"/>
-        </w:pBdr>
-        <w:ind w:left="1080"/>
-        <w:rPr>
-          <w:lang w:val="en-US"/>
-        </w:rPr>
-      </w:pPr>
-    </w:p>
-    <w:p>
-      <w:pPr>
-        <w:pStyle w:val="ListParagraph"/>
-        <w:pBdr>
-          <w:top w:val="single" w:sz="4" w:space="1" w:color="auto"/>
-          <w:left w:val="single" w:sz="4" w:space="4" w:color="auto"/>
-          <w:bottom w:val="single" w:sz="4" w:space="1" w:color="auto"/>
-          <w:right w:val="single" w:sz="4" w:space="4" w:color="auto"/>
-        </w:pBdr>
-        <w:ind w:left="1080"/>
-        <w:rPr>
-          <w:lang w:val="en-US"/>
-        </w:rPr>
-      </w:pPr>
-      <w:r>
-        <w:rPr>
-          <w:lang w:val="en-US"/>
-        </w:rPr>
-        <w:t>vertex_masses = []</w:t>
-      </w:r>
-    </w:p>
-    <w:p>
-      <w:pPr>
-        <w:pStyle w:val="ListParagraph"/>
-        <w:pBdr>
-          <w:top w:val="single" w:sz="4" w:space="1" w:color="auto"/>
-          <w:left w:val="single" w:sz="4" w:space="4" w:color="auto"/>
-          <w:bottom w:val="single" w:sz="4" w:space="1" w:color="auto"/>
-          <w:right w:val="single" w:sz="4" w:space="4" w:color="auto"/>
-        </w:pBdr>
-        <w:ind w:left="1080"/>
-        <w:rPr>
-          <w:lang w:val="en-US"/>
-        </w:rPr>
-      </w:pPr>
-      <w:r>
-        <w:rPr>
-          <w:lang w:val="en-US"/>
-        </w:rPr>
-        <w:t>total_mass = 0</w:t>
-      </w:r>
-    </w:p>
-    <w:p>
-      <w:pPr>
-        <w:pStyle w:val="ListParagraph"/>
-        <w:pBdr>
-          <w:top w:val="single" w:sz="4" w:space="1" w:color="auto"/>
-          <w:left w:val="single" w:sz="4" w:space="4" w:color="auto"/>
-          <w:bottom w:val="single" w:sz="4" w:space="1" w:color="auto"/>
-          <w:right w:val="single" w:sz="4" w:space="4" w:color="auto"/>
-        </w:pBdr>
-        <w:ind w:left="1080"/>
-        <w:rPr>
-          <w:lang w:val="en-US"/>
-        </w:rPr>
-      </w:pPr>
-      <w:r>
-        <w:rPr>
-          <w:lang w:val="en-US"/>
-        </w:rPr>
-        <w:t>center = Vector((0, 0, 0))</w:t>
-      </w:r>
-    </w:p>
-    <w:p>
-      <w:pPr>
-        <w:pStyle w:val="ListParagraph"/>
-        <w:pBdr>
-          <w:top w:val="single" w:sz="4" w:space="1" w:color="auto"/>
-          <w:left w:val="single" w:sz="4" w:space="4" w:color="auto"/>
-          <w:bottom w:val="single" w:sz="4" w:space="1" w:color="auto"/>
-          <w:right w:val="single" w:sz="4" w:space="4" w:color="auto"/>
-        </w:pBdr>
-        <w:ind w:left="1080"/>
-        <w:rPr>
-          <w:lang w:val="en-US"/>
-        </w:rPr>
-      </w:pPr>
-    </w:p>
-    <w:p>
-      <w:pPr>
-        <w:pStyle w:val="ListParagraph"/>
-        <w:pBdr>
-          <w:top w:val="single" w:sz="4" w:space="1" w:color="auto"/>
-          <w:left w:val="single" w:sz="4" w:space="4" w:color="auto"/>
-          <w:bottom w:val="single" w:sz="4" w:space="1" w:color="auto"/>
-          <w:right w:val="single" w:sz="4" w:space="4" w:color="auto"/>
-        </w:pBdr>
-        <w:ind w:left="1080"/>
-        <w:rPr>
-          <w:lang w:val="en-US"/>
-        </w:rPr>
-      </w:pPr>
-      <w:r>
-        <w:rPr>
-          <w:lang w:val="en-US"/>
-        </w:rPr>
-        <w:t>for vertex in obj.data.vertices:</w:t>
-      </w:r>
-    </w:p>
-    <w:p>
-      <w:pPr>
-        <w:pStyle w:val="ListParagraph"/>
-        <w:pBdr>
-          <w:top w:val="single" w:sz="4" w:space="1" w:color="auto"/>
-          <w:left w:val="single" w:sz="4" w:space="4" w:color="auto"/>
-          <w:bottom w:val="single" w:sz="4" w:space="1" w:color="auto"/>
-          <w:right w:val="single" w:sz="4" w:space="4" w:color="auto"/>
-        </w:pBdr>
-        <w:ind w:left="1080"/>
-        <w:rPr>
-          <w:lang w:val="en-US"/>
-        </w:rPr>
-      </w:pPr>
-      <w:r>
-        <w:rPr>
-          <w:lang w:val="en-US"/>
-        </w:rPr>
-        <w:t xml:space="preserve">    vertex_mass = random()</w:t>
-      </w:r>
-    </w:p>
-    <w:p>
-      <w:pPr>
-        <w:pStyle w:val="ListParagraph"/>
-        <w:pBdr>
-          <w:top w:val="single" w:sz="4" w:space="1" w:color="auto"/>
-          <w:left w:val="single" w:sz="4" w:space="4" w:color="auto"/>
-          <w:bottom w:val="single" w:sz="4" w:space="1" w:color="auto"/>
-          <w:right w:val="single" w:sz="4" w:space="4" w:color="auto"/>
-        </w:pBdr>
-        <w:ind w:left="1080"/>
-        <w:rPr>
-          <w:lang w:val="en-US"/>
-        </w:rPr>
-      </w:pPr>
-      <w:r>
-        <w:rPr>
-          <w:lang w:val="en-US"/>
-        </w:rPr>
-        <w:t xml:space="preserve">    total_mass += vertex_mass</w:t>
-      </w:r>
-    </w:p>
-    <w:p>
-      <w:pPr>
-        <w:pStyle w:val="ListParagraph"/>
-        <w:pBdr>
-          <w:top w:val="single" w:sz="4" w:space="1" w:color="auto"/>
-          <w:left w:val="single" w:sz="4" w:space="4" w:color="auto"/>
-          <w:bottom w:val="single" w:sz="4" w:space="1" w:color="auto"/>
-          <w:right w:val="single" w:sz="4" w:space="4" w:color="auto"/>
-        </w:pBdr>
-        <w:ind w:left="1080"/>
-        <w:rPr>
-          <w:lang w:val="en-US"/>
-        </w:rPr>
-      </w:pPr>
-      <w:r>
-        <w:rPr>
-          <w:lang w:val="en-US"/>
-        </w:rPr>
-        <w:t xml:space="preserve">    vertex_masses.append(vertex_mass)</w:t>
-      </w:r>
-    </w:p>
-    <w:p>
-      <w:pPr>
-        <w:pStyle w:val="ListParagraph"/>
-        <w:pBdr>
-          <w:top w:val="single" w:sz="4" w:space="1" w:color="auto"/>
-          <w:left w:val="single" w:sz="4" w:space="4" w:color="auto"/>
-          <w:bottom w:val="single" w:sz="4" w:space="1" w:color="auto"/>
-          <w:right w:val="single" w:sz="4" w:space="4" w:color="auto"/>
-        </w:pBdr>
-        <w:ind w:left="1080"/>
-        <w:rPr>
-          <w:lang w:val="en-US"/>
-        </w:rPr>
-      </w:pPr>
-      <w:r>
-        <w:rPr>
-          <w:lang w:val="en-US"/>
-        </w:rPr>
-        <w:t xml:space="preserve">    center += vertex_mass * vertex.co</w:t>
-      </w:r>
-    </w:p>
-    <w:p>
-      <w:pPr>
-        <w:pStyle w:val="ListParagraph"/>
-        <w:pBdr>
-          <w:top w:val="single" w:sz="4" w:space="1" w:color="auto"/>
-          <w:left w:val="single" w:sz="4" w:space="4" w:color="auto"/>
-          <w:bottom w:val="single" w:sz="4" w:space="1" w:color="auto"/>
-          <w:right w:val="single" w:sz="4" w:space="4" w:color="auto"/>
-        </w:pBdr>
-        <w:ind w:left="1080"/>
-        <w:rPr>
-          <w:lang w:val="en-US"/>
-        </w:rPr>
-      </w:pPr>
-      <w:r>
-        <w:rPr>
-          <w:lang w:val="en-US"/>
-        </w:rPr>
-        <w:t xml:space="preserve">    </w:t>
-      </w:r>
-    </w:p>
-    <w:p>
-      <w:pPr>
-        <w:pStyle w:val="ListParagraph"/>
-        <w:pBdr>
-          <w:top w:val="single" w:sz="4" w:space="1" w:color="auto"/>
-          <w:left w:val="single" w:sz="4" w:space="4" w:color="auto"/>
-          <w:bottom w:val="single" w:sz="4" w:space="1" w:color="auto"/>
-          <w:right w:val="single" w:sz="4" w:space="4" w:color="auto"/>
-        </w:pBdr>
-        <w:ind w:left="1080"/>
-        <w:rPr>
-          <w:lang w:val="en-US"/>
-        </w:rPr>
-      </w:pPr>
-      <w:r>
-        <w:rPr>
-          <w:lang w:val="en-US"/>
-        </w:rPr>
-        <w:t>center = center / total_mass + Vector(</w:t>
-      </w:r>
-      <w:r>
-        <w:rPr>
-          <w:lang w:val="en-US"/>
-        </w:rPr>
-        <w:t>&lt;Offset&gt;</w:t>
-      </w:r>
-      <w:r>
-        <w:rPr>
-          <w:lang w:val="en-US"/>
-        </w:rPr>
-        <w:t>)</w:t>
-      </w:r>
-    </w:p>
-    <w:p>
-      <w:pPr>
-        <w:pStyle w:val="ListParagraph"/>
-        <w:pBdr>
-          <w:top w:val="single" w:sz="4" w:space="1" w:color="auto"/>
-          <w:left w:val="single" w:sz="4" w:space="4" w:color="auto"/>
-          <w:bottom w:val="single" w:sz="4" w:space="1" w:color="auto"/>
-          <w:right w:val="single" w:sz="4" w:space="4" w:color="auto"/>
-        </w:pBdr>
-        <w:ind w:left="1080"/>
-        <w:rPr>
-          <w:lang w:val="en-US"/>
-        </w:rPr>
-      </w:pPr>
-      <w:r>
-        <w:rPr>
-          <w:lang w:val="en-US"/>
-        </w:rPr>
-        <w:t xml:space="preserve">omega_direction = </w:t>
-      </w:r>
-      <w:r>
-        <w:rPr>
-          <w:lang w:val="en-US"/>
-        </w:rPr>
-        <w:t>&lt;Vector Tốc Độ Góc&gt;</w:t>
-      </w:r>
-    </w:p>
-    <w:p>
-      <w:pPr>
-        <w:pStyle w:val="ListParagraph"/>
-        <w:pBdr>
-          <w:top w:val="single" w:sz="4" w:space="1" w:color="auto"/>
-          <w:left w:val="single" w:sz="4" w:space="4" w:color="auto"/>
-          <w:bottom w:val="single" w:sz="4" w:space="1" w:color="auto"/>
-          <w:right w:val="single" w:sz="4" w:space="4" w:color="auto"/>
-        </w:pBdr>
-        <w:ind w:left="1080"/>
-        <w:rPr>
-          <w:lang w:val="en-US"/>
-        </w:rPr>
-      </w:pPr>
-      <w:r>
-        <w:rPr>
-          <w:lang w:val="en-US"/>
-        </w:rPr>
-        <w:t>omega = Vector(omega_direction)</w:t>
-      </w:r>
-    </w:p>
-    <w:p>
-      <w:pPr>
-        <w:pStyle w:val="ListParagraph"/>
-        <w:pBdr>
-          <w:top w:val="single" w:sz="4" w:space="1" w:color="auto"/>
-          <w:left w:val="single" w:sz="4" w:space="4" w:color="auto"/>
-          <w:bottom w:val="single" w:sz="4" w:space="1" w:color="auto"/>
-          <w:right w:val="single" w:sz="4" w:space="4" w:color="auto"/>
-        </w:pBdr>
-        <w:ind w:left="1080"/>
-        <w:rPr>
-          <w:lang w:val="en-US"/>
-        </w:rPr>
-      </w:pPr>
-      <w:r>
-        <w:rPr>
-          <w:lang w:val="en-US"/>
-        </w:rPr>
-        <w:t>normalized_omega = Vector(omega_direction)</w:t>
-      </w:r>
-    </w:p>
-    <w:p>
-      <w:pPr>
-        <w:pStyle w:val="ListParagraph"/>
-        <w:pBdr>
-          <w:top w:val="single" w:sz="4" w:space="1" w:color="auto"/>
-          <w:left w:val="single" w:sz="4" w:space="4" w:color="auto"/>
-          <w:bottom w:val="single" w:sz="4" w:space="1" w:color="auto"/>
-          <w:right w:val="single" w:sz="4" w:space="4" w:color="auto"/>
-        </w:pBdr>
-        <w:ind w:left="1080"/>
-        <w:rPr>
-          <w:lang w:val="en-US"/>
-        </w:rPr>
-      </w:pPr>
-      <w:r>
-        <w:rPr>
-          <w:lang w:val="en-US"/>
-        </w:rPr>
-        <w:t>normalized_omega.normalize()</w:t>
-      </w:r>
-    </w:p>
-    <w:p>
-      <w:pPr>
-        <w:pStyle w:val="ListParagraph"/>
-        <w:pBdr>
-          <w:top w:val="single" w:sz="4" w:space="1" w:color="auto"/>
-          <w:left w:val="single" w:sz="4" w:space="4" w:color="auto"/>
-          <w:bottom w:val="single" w:sz="4" w:space="1" w:color="auto"/>
-          <w:right w:val="single" w:sz="4" w:space="4" w:color="auto"/>
-        </w:pBdr>
-        <w:ind w:left="1080"/>
-        <w:rPr>
-          <w:lang w:val="en-US"/>
-        </w:rPr>
-      </w:pPr>
-      <w:r>
-        <w:rPr>
-          <w:lang w:val="en-US"/>
-        </w:rPr>
-        <w:t>angular_momentum = Vector((0, 0, 0))</w:t>
-      </w:r>
-    </w:p>
-    <w:p>
-      <w:pPr>
-        <w:pStyle w:val="ListParagraph"/>
-        <w:pBdr>
-          <w:top w:val="single" w:sz="4" w:space="1" w:color="auto"/>
-          <w:left w:val="single" w:sz="4" w:space="4" w:color="auto"/>
-          <w:bottom w:val="single" w:sz="4" w:space="1" w:color="auto"/>
-          <w:right w:val="single" w:sz="4" w:space="4" w:color="auto"/>
-        </w:pBdr>
-        <w:ind w:left="1080"/>
-        <w:rPr>
-          <w:lang w:val="en-US"/>
-        </w:rPr>
-      </w:pPr>
-    </w:p>
-    <w:p>
-      <w:pPr>
-        <w:pStyle w:val="ListParagraph"/>
-        <w:pBdr>
-          <w:top w:val="single" w:sz="4" w:space="1" w:color="auto"/>
-          <w:left w:val="single" w:sz="4" w:space="4" w:color="auto"/>
-          <w:bottom w:val="single" w:sz="4" w:space="1" w:color="auto"/>
-          <w:right w:val="single" w:sz="4" w:space="4" w:color="auto"/>
-        </w:pBdr>
-        <w:ind w:left="1080"/>
-        <w:rPr>
-          <w:lang w:val="en-US"/>
-        </w:rPr>
-      </w:pPr>
-      <w:r>
-        <w:rPr>
-          <w:lang w:val="en-US"/>
-        </w:rPr>
-        <w:t>for idx, vertex in enumerate(obj.data.vertices):</w:t>
-      </w:r>
-    </w:p>
-    <w:p>
-      <w:pPr>
-        <w:pStyle w:val="ListParagraph"/>
-        <w:pBdr>
-          <w:top w:val="single" w:sz="4" w:space="1" w:color="auto"/>
-          <w:left w:val="single" w:sz="4" w:space="4" w:color="auto"/>
-          <w:bottom w:val="single" w:sz="4" w:space="1" w:color="auto"/>
-          <w:right w:val="single" w:sz="4" w:space="4" w:color="auto"/>
-        </w:pBdr>
-        <w:ind w:left="1080"/>
-        <w:rPr>
-          <w:lang w:val="en-US"/>
-        </w:rPr>
-      </w:pPr>
-      <w:r>
-        <w:rPr>
-          <w:lang w:val="en-US"/>
-        </w:rPr>
-        <w:t xml:space="preserve">    r = vertex.co - center</w:t>
-      </w:r>
-    </w:p>
-    <w:p>
-      <w:pPr>
-        <w:pStyle w:val="ListParagraph"/>
-        <w:pBdr>
-          <w:top w:val="single" w:sz="4" w:space="1" w:color="auto"/>
-          <w:left w:val="single" w:sz="4" w:space="4" w:color="auto"/>
-          <w:bottom w:val="single" w:sz="4" w:space="1" w:color="auto"/>
-          <w:right w:val="single" w:sz="4" w:space="4" w:color="auto"/>
-        </w:pBdr>
-        <w:ind w:left="1080"/>
-        <w:rPr>
-          <w:lang w:val="en-US"/>
-        </w:rPr>
-      </w:pPr>
-      <w:r>
-        <w:rPr>
-          <w:lang w:val="en-US"/>
-        </w:rPr>
-        <w:t xml:space="preserve">    d = r - normalized_omega * (r.dot(normalized_omega))</w:t>
-      </w:r>
-    </w:p>
-    <w:p>
-      <w:pPr>
-        <w:pStyle w:val="ListParagraph"/>
-        <w:pBdr>
-          <w:top w:val="single" w:sz="4" w:space="1" w:color="auto"/>
-          <w:left w:val="single" w:sz="4" w:space="4" w:color="auto"/>
-          <w:bottom w:val="single" w:sz="4" w:space="1" w:color="auto"/>
-          <w:right w:val="single" w:sz="4" w:space="4" w:color="auto"/>
-        </w:pBdr>
-        <w:ind w:left="1080"/>
-        <w:rPr>
-          <w:lang w:val="en-US"/>
-        </w:rPr>
-      </w:pPr>
-      <w:r>
-        <w:rPr>
-          <w:lang w:val="en-US"/>
-        </w:rPr>
-        <w:t xml:space="preserve">    m = vertex_masses[idx]</w:t>
-      </w:r>
-    </w:p>
-    <w:p>
-      <w:pPr>
-        <w:pStyle w:val="ListParagraph"/>
-        <w:pBdr>
-          <w:top w:val="single" w:sz="4" w:space="1" w:color="auto"/>
-          <w:left w:val="single" w:sz="4" w:space="4" w:color="auto"/>
-          <w:bottom w:val="single" w:sz="4" w:space="1" w:color="auto"/>
-          <w:right w:val="single" w:sz="4" w:space="4" w:color="auto"/>
-        </w:pBdr>
-        <w:ind w:left="1080"/>
-        <w:rPr>
-          <w:lang w:val="en-US"/>
-        </w:rPr>
-      </w:pPr>
-      <w:r>
-        <w:rPr>
-          <w:lang w:val="en-US"/>
-        </w:rPr>
-        <w:t xml:space="preserve">    angular_momentum += m * r.cross(omega.cross(d))</w:t>
-      </w:r>
-    </w:p>
-    <w:p>
-      <w:pPr>
-        <w:pStyle w:val="ListParagraph"/>
-        <w:pBdr>
-          <w:top w:val="single" w:sz="4" w:space="1" w:color="auto"/>
-          <w:left w:val="single" w:sz="4" w:space="4" w:color="auto"/>
-          <w:bottom w:val="single" w:sz="4" w:space="1" w:color="auto"/>
-          <w:right w:val="single" w:sz="4" w:space="4" w:color="auto"/>
-        </w:pBdr>
-        <w:ind w:left="1080"/>
-        <w:rPr>
-          <w:lang w:val="en-US"/>
-        </w:rPr>
-      </w:pPr>
-    </w:p>
-    <w:p>
-      <w:pPr>
-        <w:pStyle w:val="ListParagraph"/>
-        <w:pBdr>
-          <w:top w:val="single" w:sz="4" w:space="1" w:color="auto"/>
-          <w:left w:val="single" w:sz="4" w:space="4" w:color="auto"/>
-          <w:bottom w:val="single" w:sz="4" w:space="1" w:color="auto"/>
-          <w:right w:val="single" w:sz="4" w:space="4" w:color="auto"/>
-        </w:pBdr>
-        <w:ind w:left="1080"/>
-        <w:rPr>
-          <w:lang w:val="en-US"/>
-        </w:rPr>
-      </w:pPr>
-      <w:r>
-        <w:rPr>
-          <w:lang w:val="en-US"/>
-        </w:rPr>
-        <w:t>print("Method 1 : ", angular_momentum)</w:t>
-      </w:r>
-    </w:p>
-    <w:p>
-      <w:pPr>
-        <w:pStyle w:val="ListParagraph"/>
-        <w:pBdr>
-          <w:top w:val="single" w:sz="4" w:space="1" w:color="auto"/>
-          <w:left w:val="single" w:sz="4" w:space="4" w:color="auto"/>
-          <w:bottom w:val="single" w:sz="4" w:space="1" w:color="auto"/>
-          <w:right w:val="single" w:sz="4" w:space="4" w:color="auto"/>
-        </w:pBdr>
-        <w:ind w:left="1080"/>
-        <w:rPr>
-          <w:lang w:val="en-US"/>
-        </w:rPr>
-      </w:pPr>
-    </w:p>
-    <w:p>
-      <w:pPr>
-        <w:pStyle w:val="ListParagraph"/>
-        <w:pBdr>
-          <w:top w:val="single" w:sz="4" w:space="1" w:color="auto"/>
-          <w:left w:val="single" w:sz="4" w:space="4" w:color="auto"/>
-          <w:bottom w:val="single" w:sz="4" w:space="1" w:color="auto"/>
-          <w:right w:val="single" w:sz="4" w:space="4" w:color="auto"/>
-        </w:pBdr>
-        <w:ind w:left="1080"/>
-        <w:rPr>
-          <w:lang w:val="en-US"/>
-        </w:rPr>
-      </w:pPr>
-      <w:r>
-        <w:rPr>
-          <w:lang w:val="en-US"/>
-        </w:rPr>
-        <w:t>moment_of_inertia = Matrix([</w:t>
-      </w:r>
-    </w:p>
-    <w:p>
-      <w:pPr>
-        <w:pStyle w:val="ListParagraph"/>
-        <w:pBdr>
-          <w:top w:val="single" w:sz="4" w:space="1" w:color="auto"/>
-          <w:left w:val="single" w:sz="4" w:space="4" w:color="auto"/>
-          <w:bottom w:val="single" w:sz="4" w:space="1" w:color="auto"/>
-          <w:right w:val="single" w:sz="4" w:space="4" w:color="auto"/>
-        </w:pBdr>
-        <w:ind w:left="1080"/>
-        <w:rPr>
-          <w:lang w:val="en-US"/>
-        </w:rPr>
-      </w:pPr>
-      <w:r>
-        <w:rPr>
-          <w:lang w:val="en-US"/>
-        </w:rPr>
-        <w:t xml:space="preserve">    [0, 0, 0],</w:t>
-      </w:r>
-    </w:p>
-    <w:p>
-      <w:pPr>
-        <w:pStyle w:val="ListParagraph"/>
-        <w:pBdr>
-          <w:top w:val="single" w:sz="4" w:space="1" w:color="auto"/>
-          <w:left w:val="single" w:sz="4" w:space="4" w:color="auto"/>
-          <w:bottom w:val="single" w:sz="4" w:space="1" w:color="auto"/>
-          <w:right w:val="single" w:sz="4" w:space="4" w:color="auto"/>
-        </w:pBdr>
-        <w:ind w:left="1080"/>
-        <w:rPr>
-          <w:lang w:val="en-US"/>
-        </w:rPr>
-      </w:pPr>
-      <w:r>
-        <w:rPr>
-          <w:lang w:val="en-US"/>
-        </w:rPr>
-        <w:t xml:space="preserve">    [0, 0, 0],</w:t>
-      </w:r>
-    </w:p>
-    <w:p>
-      <w:pPr>
-        <w:pStyle w:val="ListParagraph"/>
-        <w:pBdr>
-          <w:top w:val="single" w:sz="4" w:space="1" w:color="auto"/>
-          <w:left w:val="single" w:sz="4" w:space="4" w:color="auto"/>
-          <w:bottom w:val="single" w:sz="4" w:space="1" w:color="auto"/>
-          <w:right w:val="single" w:sz="4" w:space="4" w:color="auto"/>
-        </w:pBdr>
-        <w:ind w:left="1080"/>
-        <w:rPr>
-          <w:lang w:val="en-US"/>
-        </w:rPr>
-      </w:pPr>
-      <w:r>
-        <w:rPr>
-          <w:lang w:val="en-US"/>
-        </w:rPr>
-        <w:t xml:space="preserve">    [0, 0, 0]</w:t>
-      </w:r>
-    </w:p>
-    <w:p>
-      <w:pPr>
-        <w:pStyle w:val="ListParagraph"/>
-        <w:pBdr>
-          <w:top w:val="single" w:sz="4" w:space="1" w:color="auto"/>
-          <w:left w:val="single" w:sz="4" w:space="4" w:color="auto"/>
-          <w:bottom w:val="single" w:sz="4" w:space="1" w:color="auto"/>
-          <w:right w:val="single" w:sz="4" w:space="4" w:color="auto"/>
-        </w:pBdr>
-        <w:ind w:left="1080"/>
-        <w:rPr>
-          <w:lang w:val="en-US"/>
-        </w:rPr>
-      </w:pPr>
-      <w:r>
-        <w:rPr>
-          <w:lang w:val="en-US"/>
-        </w:rPr>
-        <w:t>])</w:t>
-      </w:r>
-    </w:p>
-    <w:p>
-      <w:pPr>
-        <w:pStyle w:val="ListParagraph"/>
-        <w:pBdr>
-          <w:top w:val="single" w:sz="4" w:space="1" w:color="auto"/>
-          <w:left w:val="single" w:sz="4" w:space="4" w:color="auto"/>
-          <w:bottom w:val="single" w:sz="4" w:space="1" w:color="auto"/>
-          <w:right w:val="single" w:sz="4" w:space="4" w:color="auto"/>
-        </w:pBdr>
-        <w:ind w:left="1080"/>
-        <w:rPr>
-          <w:lang w:val="en-US"/>
-        </w:rPr>
-      </w:pPr>
-    </w:p>
-    <w:p>
-      <w:pPr>
-        <w:pStyle w:val="ListParagraph"/>
-        <w:pBdr>
-          <w:top w:val="single" w:sz="4" w:space="1" w:color="auto"/>
-          <w:left w:val="single" w:sz="4" w:space="4" w:color="auto"/>
-          <w:bottom w:val="single" w:sz="4" w:space="1" w:color="auto"/>
-          <w:right w:val="single" w:sz="4" w:space="4" w:color="auto"/>
-        </w:pBdr>
-        <w:ind w:left="1080"/>
-        <w:rPr>
-          <w:lang w:val="en-US"/>
-        </w:rPr>
-      </w:pPr>
-      <w:r>
-        <w:rPr>
-          <w:lang w:val="en-US"/>
-        </w:rPr>
-        <w:t>for idx, vertex in enumerate(obj.data.vertices):</w:t>
-      </w:r>
-    </w:p>
-    <w:p>
-      <w:pPr>
-        <w:pStyle w:val="ListParagraph"/>
-        <w:pBdr>
-          <w:top w:val="single" w:sz="4" w:space="1" w:color="auto"/>
-          <w:left w:val="single" w:sz="4" w:space="4" w:color="auto"/>
-          <w:bottom w:val="single" w:sz="4" w:space="1" w:color="auto"/>
-          <w:right w:val="single" w:sz="4" w:space="4" w:color="auto"/>
-        </w:pBdr>
-        <w:ind w:left="1080"/>
-        <w:rPr>
-          <w:lang w:val="en-US"/>
-        </w:rPr>
-      </w:pPr>
-      <w:r>
-        <w:rPr>
-          <w:lang w:val="en-US"/>
-        </w:rPr>
-        <w:t xml:space="preserve">    x, y, z = vertex.co - center</w:t>
-      </w:r>
-    </w:p>
-    <w:p>
-      <w:pPr>
-        <w:pStyle w:val="ListParagraph"/>
-        <w:pBdr>
-          <w:top w:val="single" w:sz="4" w:space="1" w:color="auto"/>
-          <w:left w:val="single" w:sz="4" w:space="4" w:color="auto"/>
-          <w:bottom w:val="single" w:sz="4" w:space="1" w:color="auto"/>
-          <w:right w:val="single" w:sz="4" w:space="4" w:color="auto"/>
-        </w:pBdr>
-        <w:ind w:left="1080"/>
-        <w:rPr>
-          <w:lang w:val="en-US"/>
-        </w:rPr>
-      </w:pPr>
-      <w:r>
-        <w:rPr>
-          <w:lang w:val="en-US"/>
-        </w:rPr>
-        <w:t xml:space="preserve">    m = vertex_masses[idx]</w:t>
-      </w:r>
-    </w:p>
-    <w:p>
-      <w:pPr>
-        <w:pStyle w:val="ListParagraph"/>
-        <w:pBdr>
-          <w:top w:val="single" w:sz="4" w:space="1" w:color="auto"/>
-          <w:left w:val="single" w:sz="4" w:space="4" w:color="auto"/>
-          <w:bottom w:val="single" w:sz="4" w:space="1" w:color="auto"/>
-          <w:right w:val="single" w:sz="4" w:space="4" w:color="auto"/>
-        </w:pBdr>
-        <w:ind w:left="1080"/>
-        <w:rPr>
-          <w:lang w:val="en-US"/>
-        </w:rPr>
-      </w:pPr>
-      <w:r>
-        <w:rPr>
-          <w:lang w:val="en-US"/>
-        </w:rPr>
-        <w:t xml:space="preserve">    moment_of_inertia += m * Matrix([</w:t>
-      </w:r>
-    </w:p>
-    <w:p>
-      <w:pPr>
-        <w:pStyle w:val="ListParagraph"/>
-        <w:pBdr>
-          <w:top w:val="single" w:sz="4" w:space="1" w:color="auto"/>
-          <w:left w:val="single" w:sz="4" w:space="4" w:color="auto"/>
-          <w:bottom w:val="single" w:sz="4" w:space="1" w:color="auto"/>
-          <w:right w:val="single" w:sz="4" w:space="4" w:color="auto"/>
-        </w:pBdr>
-        <w:ind w:left="1080"/>
-        <w:rPr>
-          <w:lang w:val="en-US"/>
-        </w:rPr>
-      </w:pPr>
-      <w:r>
-        <w:rPr>
-          <w:lang w:val="en-US"/>
-        </w:rPr>
-        <w:t xml:space="preserve">        [y**2 + z**2, -x*y, -x*z],</w:t>
-      </w:r>
-    </w:p>
-    <w:p>
-      <w:pPr>
-        <w:pStyle w:val="ListParagraph"/>
-        <w:pBdr>
-          <w:top w:val="single" w:sz="4" w:space="1" w:color="auto"/>
-          <w:left w:val="single" w:sz="4" w:space="4" w:color="auto"/>
-          <w:bottom w:val="single" w:sz="4" w:space="1" w:color="auto"/>
-          <w:right w:val="single" w:sz="4" w:space="4" w:color="auto"/>
-        </w:pBdr>
-        <w:ind w:left="1080"/>
-        <w:rPr>
-          <w:lang w:val="en-US"/>
-        </w:rPr>
-      </w:pPr>
-      <w:r>
-        <w:rPr>
-          <w:lang w:val="en-US"/>
-        </w:rPr>
-        <w:t xml:space="preserve">        [-x*y, x**2 + z**2, -y*z],</w:t>
-      </w:r>
-    </w:p>
-    <w:p>
-      <w:pPr>
-        <w:pStyle w:val="ListParagraph"/>
-        <w:pBdr>
-          <w:top w:val="single" w:sz="4" w:space="1" w:color="auto"/>
-          <w:left w:val="single" w:sz="4" w:space="4" w:color="auto"/>
-          <w:bottom w:val="single" w:sz="4" w:space="1" w:color="auto"/>
-          <w:right w:val="single" w:sz="4" w:space="4" w:color="auto"/>
-        </w:pBdr>
-        <w:ind w:left="1080"/>
-        <w:rPr>
-          <w:lang w:val="en-US"/>
-        </w:rPr>
-      </w:pPr>
-      <w:r>
-        <w:rPr>
-          <w:lang w:val="en-US"/>
-        </w:rPr>
-        <w:t xml:space="preserve">        [-x*z, -y*z, x**2 + y**2]</w:t>
-      </w:r>
-    </w:p>
-    <w:p>
-      <w:pPr>
-        <w:pStyle w:val="ListParagraph"/>
-        <w:pBdr>
-          <w:top w:val="single" w:sz="4" w:space="1" w:color="auto"/>
-          <w:left w:val="single" w:sz="4" w:space="4" w:color="auto"/>
-          <w:bottom w:val="single" w:sz="4" w:space="1" w:color="auto"/>
-          <w:right w:val="single" w:sz="4" w:space="4" w:color="auto"/>
-        </w:pBdr>
-        <w:ind w:left="1080"/>
-        <w:rPr>
-          <w:lang w:val="en-US"/>
-        </w:rPr>
-      </w:pPr>
-      <w:r>
-        <w:rPr>
-          <w:lang w:val="en-US"/>
-        </w:rPr>
-        <w:t xml:space="preserve">    ])</w:t>
-      </w:r>
-    </w:p>
-    <w:p>
-      <w:pPr>
-        <w:pStyle w:val="ListParagraph"/>
-        <w:pBdr>
-          <w:top w:val="single" w:sz="4" w:space="1" w:color="auto"/>
-          <w:left w:val="single" w:sz="4" w:space="4" w:color="auto"/>
-          <w:bottom w:val="single" w:sz="4" w:space="1" w:color="auto"/>
-          <w:right w:val="single" w:sz="4" w:space="4" w:color="auto"/>
-        </w:pBdr>
-        <w:ind w:left="1080"/>
-        <w:rPr>
-          <w:lang w:val="en-US"/>
-        </w:rPr>
-      </w:pPr>
-    </w:p>
-    <w:p>
-      <w:pPr>
-        <w:pStyle w:val="ListParagraph"/>
-        <w:pBdr>
-          <w:top w:val="single" w:sz="4" w:space="1" w:color="auto"/>
-          <w:left w:val="single" w:sz="4" w:space="4" w:color="auto"/>
-          <w:bottom w:val="single" w:sz="4" w:space="1" w:color="auto"/>
-          <w:right w:val="single" w:sz="4" w:space="4" w:color="auto"/>
-        </w:pBdr>
-        <w:ind w:left="1080"/>
-        <w:rPr>
-          <w:lang w:val="en-US"/>
-        </w:rPr>
-      </w:pPr>
-      <w:r>
-        <w:rPr>
-          <w:lang w:val="en-US"/>
-        </w:rPr>
-        <w:t>angular_momentum = moment_of_inertia @ omega</w:t>
-      </w:r>
-    </w:p>
-    <w:p>
-      <w:pPr>
-        <w:pStyle w:val="ListParagraph"/>
-        <w:pBdr>
-          <w:top w:val="single" w:sz="4" w:space="1" w:color="auto"/>
-          <w:left w:val="single" w:sz="4" w:space="4" w:color="auto"/>
-          <w:bottom w:val="single" w:sz="4" w:space="1" w:color="auto"/>
-          <w:right w:val="single" w:sz="4" w:space="4" w:color="auto"/>
-        </w:pBdr>
-        <w:ind w:left="1080"/>
-        <w:rPr>
-          <w:lang w:val="en-US"/>
-        </w:rPr>
-      </w:pPr>
-    </w:p>
-    <w:p>
-      <w:pPr>
-        <w:pStyle w:val="ListParagraph"/>
-        <w:pBdr>
-          <w:top w:val="single" w:sz="4" w:space="1" w:color="auto"/>
-          <w:left w:val="single" w:sz="4" w:space="4" w:color="auto"/>
-          <w:bottom w:val="single" w:sz="4" w:space="1" w:color="auto"/>
-          <w:right w:val="single" w:sz="4" w:space="4" w:color="auto"/>
-        </w:pBdr>
-        <w:ind w:left="1080"/>
-        <w:rPr>
-          <w:lang w:val="en-US"/>
-        </w:rPr>
-      </w:pPr>
-      <w:r>
-        <w:rPr>
-          <w:lang w:val="en-US"/>
-        </w:rPr>
-        <w:lastRenderedPageBreak/>
-        <w:t>print("Method 2 : ", angular_momentum)</w:t>
-      </w:r>
-    </w:p>
-    <w:p>
-      <w:pPr>
-        <w:pStyle w:val="ListParagraph"/>
-        <w:pBdr>
-          <w:top w:val="single" w:sz="4" w:space="1" w:color="auto"/>
-          <w:left w:val="single" w:sz="4" w:space="4" w:color="auto"/>
-          <w:bottom w:val="single" w:sz="4" w:space="1" w:color="auto"/>
-          <w:right w:val="single" w:sz="4" w:space="4" w:color="auto"/>
-        </w:pBdr>
-        <w:ind w:left="1080"/>
-        <w:rPr>
-          <w:lang w:val="en-US"/>
-        </w:rPr>
-      </w:pPr>
-      <w:r>
-        <w:rPr>
-          <w:lang w:val="en-US"/>
-        </w:rPr>
-        <w:t>print("Moment Of Inertia Tensor :")</w:t>
-      </w:r>
-    </w:p>
-    <w:p>
-      <w:pPr>
-        <w:pStyle w:val="ListParagraph"/>
-        <w:pBdr>
-          <w:top w:val="single" w:sz="4" w:space="1" w:color="auto"/>
-          <w:left w:val="single" w:sz="4" w:space="4" w:color="auto"/>
-          <w:bottom w:val="single" w:sz="4" w:space="1" w:color="auto"/>
-          <w:right w:val="single" w:sz="4" w:space="4" w:color="auto"/>
-        </w:pBdr>
-        <w:ind w:left="1080"/>
-        <w:rPr>
-          <w:lang w:val="en-US"/>
-        </w:rPr>
-      </w:pPr>
-      <w:r>
-        <w:rPr>
-          <w:lang w:val="en-US"/>
-        </w:rPr>
-        <w:t>print(moment_of_inertia)</w:t>
-      </w:r>
-    </w:p>
-    <w:p>
-      <w:pPr>
-        <w:pStyle w:val="ListParagraph"/>
-        <w:numPr>
-          <w:ilvl w:val="0"/>
-          <w:numId w:val="4"/>
-        </w:numPr>
-        <w:rPr>
-          <w:lang w:val="en-US"/>
-        </w:rPr>
-      </w:pPr>
-      <w:r>
-        <w:rPr>
-          <w:lang w:val="en-US"/>
-        </w:rPr>
-        <w:t>&lt;Offset&gt;</w:t>
-      </w:r>
-      <w:r>
-        <w:rPr>
-          <w:lang w:val="en-US"/>
-        </w:rPr>
-        <w:t xml:space="preserve">, </w:t>
-      </w:r>
-      <w:r>
-        <w:rPr>
-          <w:lang w:val="en-US"/>
-        </w:rPr>
-        <w:t xml:space="preserve">&lt;Vector Tốc Độ Góc&gt; là </w:t>
-      </w:r>
-      <w:r>
-        <w:rPr>
-          <w:lang w:val="en-US"/>
-        </w:rPr>
-        <w:t xml:space="preserve">các </w:t>
-      </w:r>
-      <w:r>
-        <w:rPr>
-          <w:lang w:val="en-US"/>
-        </w:rPr>
-        <w:t>Tuple gồm 3 phần tử là tọa độ</w:t>
-      </w:r>
-    </w:p>
-    <w:p>
-      <w:pPr>
-        <w:pStyle w:val="ListParagraph"/>
-        <w:numPr>
-          <w:ilvl w:val="0"/>
-          <w:numId w:val="4"/>
-        </w:numPr>
-        <w:rPr>
-          <w:lang w:val="en-US"/>
-        </w:rPr>
-      </w:pPr>
-      <w:r>
-        <w:rPr>
-          <w:lang w:val="en-US"/>
-        </w:rPr>
-        <w:t xml:space="preserve">Đoạn Code trên sẽ tính trọng điểm của </w:t>
-      </w:r>
-      <w:r>
-        <w:rPr>
-          <w:lang w:val="en-US"/>
-        </w:rPr>
-        <w:t>Object đang chọn</w:t>
-      </w:r>
-      <w:r>
-        <w:rPr>
-          <w:lang w:val="en-US"/>
-        </w:rPr>
-        <w:t xml:space="preserve"> = cách coi nó là hệ chất điểm với các đỉnh là chất điểm với khối lượng ngẫu nhiên, </w:t>
-      </w:r>
-      <w:r>
-        <w:rPr>
-          <w:lang w:val="en-US"/>
-        </w:rPr>
-        <w:t xml:space="preserve">lưu ý </w:t>
-      </w:r>
-      <w:r>
-        <w:rPr>
-          <w:lang w:val="en-US"/>
-        </w:rPr>
-        <w:t>hệ qu</w:t>
-      </w:r>
-      <w:r>
-        <w:rPr>
-          <w:lang w:val="en-US"/>
-        </w:rPr>
-        <w:t>y</w:t>
-      </w:r>
-      <w:r>
-        <w:rPr>
-          <w:lang w:val="en-US"/>
-        </w:rPr>
-        <w:t xml:space="preserve"> chiếu Local, sau đó tìm mốc để tính Moment động lượng = trọng tâm + &lt;Offset&gt;</w:t>
-      </w:r>
-    </w:p>
-    <w:p>
-      <w:pPr>
-        <w:pStyle w:val="ListParagraph"/>
-        <w:numPr>
-          <w:ilvl w:val="0"/>
-          <w:numId w:val="4"/>
-        </w:numPr>
-        <w:rPr>
-          <w:lang w:val="en-US"/>
-        </w:rPr>
-      </w:pPr>
-      <w:r>
-        <w:rPr>
-          <w:lang w:val="en-US"/>
-        </w:rPr>
-        <w:t>Giả định rằng tất cả các đỉnh của Object đang quay quanh mốc với trục có hướng của &lt;Vector Vận Tốc Góc&gt;</w:t>
-      </w:r>
-    </w:p>
-    <w:p>
-      <w:pPr>
-        <w:pStyle w:val="ListParagraph"/>
-        <w:numPr>
-          <w:ilvl w:val="0"/>
-          <w:numId w:val="4"/>
-        </w:numPr>
-        <w:rPr>
-          <w:lang w:val="en-US"/>
-        </w:rPr>
-      </w:pPr>
-      <w:r>
-        <w:rPr>
-          <w:lang w:val="en-US"/>
-        </w:rPr>
-        <w:t>Đoạn Code trên cũng sẽ tính Moment động lượng = phương pháp nâng cao là sử dụng Moment quán tính, với mốc trùng với khi tính Moment động lượng và cũng in ra Moment quán tính</w:t>
-      </w:r>
-    </w:p>
-    <w:p>
-      <w:pPr>
-        <w:pStyle w:val="ListParagraph"/>
-        <w:numPr>
-          <w:ilvl w:val="0"/>
-          <w:numId w:val="1"/>
-        </w:numPr>
-        <w:rPr>
-          <w:lang w:val="en-US"/>
-        </w:rPr>
-      </w:pPr>
-      <w:r>
-        <w:rPr>
-          <w:lang w:val="en-US"/>
-        </w:rPr>
-        <w:t xml:space="preserve">Dùng Ma Trận Biến Đổi Hình Dạng Của 1 </w:t>
+        <w:t xml:space="preserve">Xóa Toàn Bộ Key Frame Liên Quan Đến Chuyển Động Của Tất Cả </w:t>
       </w:r>
       <w:r>
         <w:rPr>
@@ -4924,2731 +7914,6 @@
         <w:rPr>
           <w:lang w:val="en-US"/>
         </w:rPr>
-        <w:t>?</w:t>
-      </w:r>
-    </w:p>
-    <w:p>
-      <w:pPr>
-        <w:pStyle w:val="ListParagraph"/>
-        <w:pBdr>
-          <w:top w:val="single" w:sz="4" w:space="1" w:color="auto"/>
-          <w:left w:val="single" w:sz="4" w:space="4" w:color="auto"/>
-          <w:bottom w:val="single" w:sz="4" w:space="1" w:color="auto"/>
-          <w:right w:val="single" w:sz="4" w:space="4" w:color="auto"/>
-        </w:pBdr>
-        <w:ind w:left="1080"/>
-        <w:rPr>
-          <w:lang w:val="en-US"/>
-        </w:rPr>
-      </w:pPr>
-      <w:r>
-        <w:rPr>
-          <w:lang w:val="en-US"/>
-        </w:rPr>
-        <w:t>import bpy</w:t>
-      </w:r>
-    </w:p>
-    <w:p>
-      <w:pPr>
-        <w:pStyle w:val="ListParagraph"/>
-        <w:pBdr>
-          <w:top w:val="single" w:sz="4" w:space="1" w:color="auto"/>
-          <w:left w:val="single" w:sz="4" w:space="4" w:color="auto"/>
-          <w:bottom w:val="single" w:sz="4" w:space="1" w:color="auto"/>
-          <w:right w:val="single" w:sz="4" w:space="4" w:color="auto"/>
-        </w:pBdr>
-        <w:ind w:left="1080"/>
-        <w:rPr>
-          <w:lang w:val="en-US"/>
-        </w:rPr>
-      </w:pPr>
-      <w:r>
-        <w:rPr>
-          <w:lang w:val="en-US"/>
-        </w:rPr>
-        <w:t>from mathutils import Matrix</w:t>
-      </w:r>
-    </w:p>
-    <w:p>
-      <w:pPr>
-        <w:pStyle w:val="ListParagraph"/>
-        <w:pBdr>
-          <w:top w:val="single" w:sz="4" w:space="1" w:color="auto"/>
-          <w:left w:val="single" w:sz="4" w:space="4" w:color="auto"/>
-          <w:bottom w:val="single" w:sz="4" w:space="1" w:color="auto"/>
-          <w:right w:val="single" w:sz="4" w:space="4" w:color="auto"/>
-        </w:pBdr>
-        <w:ind w:left="1080"/>
-        <w:rPr>
-          <w:lang w:val="en-US"/>
-        </w:rPr>
-      </w:pPr>
-    </w:p>
-    <w:p>
-      <w:pPr>
-        <w:pStyle w:val="ListParagraph"/>
-        <w:pBdr>
-          <w:top w:val="single" w:sz="4" w:space="1" w:color="auto"/>
-          <w:left w:val="single" w:sz="4" w:space="4" w:color="auto"/>
-          <w:bottom w:val="single" w:sz="4" w:space="1" w:color="auto"/>
-          <w:right w:val="single" w:sz="4" w:space="4" w:color="auto"/>
-        </w:pBdr>
-        <w:ind w:left="1080"/>
-        <w:rPr>
-          <w:lang w:val="en-US"/>
-        </w:rPr>
-      </w:pPr>
-      <w:r>
-        <w:rPr>
-          <w:lang w:val="en-US"/>
-        </w:rPr>
-        <w:t>ob = bpy.context.object</w:t>
-      </w:r>
-    </w:p>
-    <w:p>
-      <w:pPr>
-        <w:pStyle w:val="ListParagraph"/>
-        <w:pBdr>
-          <w:top w:val="single" w:sz="4" w:space="1" w:color="auto"/>
-          <w:left w:val="single" w:sz="4" w:space="4" w:color="auto"/>
-          <w:bottom w:val="single" w:sz="4" w:space="1" w:color="auto"/>
-          <w:right w:val="single" w:sz="4" w:space="4" w:color="auto"/>
-        </w:pBdr>
-        <w:ind w:left="1080"/>
-        <w:rPr>
-          <w:lang w:val="en-US"/>
-        </w:rPr>
-      </w:pPr>
-      <w:r>
-        <w:rPr>
-          <w:lang w:val="en-US"/>
-        </w:rPr>
-        <w:t>me = ob.data</w:t>
-      </w:r>
-    </w:p>
-    <w:p>
-      <w:pPr>
-        <w:pStyle w:val="ListParagraph"/>
-        <w:pBdr>
-          <w:top w:val="single" w:sz="4" w:space="1" w:color="auto"/>
-          <w:left w:val="single" w:sz="4" w:space="4" w:color="auto"/>
-          <w:bottom w:val="single" w:sz="4" w:space="1" w:color="auto"/>
-          <w:right w:val="single" w:sz="4" w:space="4" w:color="auto"/>
-        </w:pBdr>
-        <w:ind w:left="1080"/>
-        <w:rPr>
-          <w:lang w:val="en-US"/>
-        </w:rPr>
-      </w:pPr>
-    </w:p>
-    <w:p>
-      <w:pPr>
-        <w:pStyle w:val="ListParagraph"/>
-        <w:pBdr>
-          <w:top w:val="single" w:sz="4" w:space="1" w:color="auto"/>
-          <w:left w:val="single" w:sz="4" w:space="4" w:color="auto"/>
-          <w:bottom w:val="single" w:sz="4" w:space="1" w:color="auto"/>
-          <w:right w:val="single" w:sz="4" w:space="4" w:color="auto"/>
-        </w:pBdr>
-        <w:ind w:left="1080"/>
-        <w:rPr>
-          <w:lang w:val="en-US"/>
-        </w:rPr>
-      </w:pPr>
-      <w:r>
-        <w:rPr>
-          <w:lang w:val="en-US"/>
-        </w:rPr>
-        <w:t>M = Matrix(&lt;Ma Trận 4 x 4&gt;</w:t>
-      </w:r>
-      <w:r>
-        <w:rPr>
-          <w:lang w:val="en-US"/>
-        </w:rPr>
-        <w:t>)</w:t>
-      </w:r>
-    </w:p>
-    <w:p>
-      <w:pPr>
-        <w:pStyle w:val="ListParagraph"/>
-        <w:pBdr>
-          <w:top w:val="single" w:sz="4" w:space="1" w:color="auto"/>
-          <w:left w:val="single" w:sz="4" w:space="4" w:color="auto"/>
-          <w:bottom w:val="single" w:sz="4" w:space="1" w:color="auto"/>
-          <w:right w:val="single" w:sz="4" w:space="4" w:color="auto"/>
-        </w:pBdr>
-        <w:ind w:left="1080"/>
-        <w:rPr>
-          <w:lang w:val="en-US"/>
-        </w:rPr>
-      </w:pPr>
-    </w:p>
-    <w:p>
-      <w:pPr>
-        <w:pStyle w:val="ListParagraph"/>
-        <w:pBdr>
-          <w:top w:val="single" w:sz="4" w:space="1" w:color="auto"/>
-          <w:left w:val="single" w:sz="4" w:space="4" w:color="auto"/>
-          <w:bottom w:val="single" w:sz="4" w:space="1" w:color="auto"/>
-          <w:right w:val="single" w:sz="4" w:space="4" w:color="auto"/>
-        </w:pBdr>
-        <w:ind w:left="1080"/>
-        <w:rPr>
-          <w:lang w:val="en-US"/>
-        </w:rPr>
-      </w:pPr>
-      <w:r>
-        <w:rPr>
-          <w:lang w:val="en-US"/>
-        </w:rPr>
-        <w:t>me.transform(M)</w:t>
-      </w:r>
-    </w:p>
-    <w:p>
-      <w:pPr>
-        <w:pStyle w:val="ListParagraph"/>
-        <w:pBdr>
-          <w:top w:val="single" w:sz="4" w:space="1" w:color="auto"/>
-          <w:left w:val="single" w:sz="4" w:space="4" w:color="auto"/>
-          <w:bottom w:val="single" w:sz="4" w:space="1" w:color="auto"/>
-          <w:right w:val="single" w:sz="4" w:space="4" w:color="auto"/>
-        </w:pBdr>
-        <w:ind w:left="1080"/>
-        <w:rPr>
-          <w:lang w:val="en-US"/>
-        </w:rPr>
-      </w:pPr>
-      <w:r>
-        <w:rPr>
-          <w:lang w:val="en-US"/>
-        </w:rPr>
-        <w:t>me.update()</w:t>
-      </w:r>
-    </w:p>
-    <w:p>
-      <w:pPr>
-        <w:pStyle w:val="ListParagraph"/>
-        <w:numPr>
-          <w:ilvl w:val="0"/>
-          <w:numId w:val="2"/>
-        </w:numPr>
-        <w:rPr>
-          <w:lang w:val="en-US"/>
-        </w:rPr>
-      </w:pPr>
-      <w:r>
-        <w:rPr>
-          <w:lang w:val="en-US"/>
-        </w:rPr>
-        <w:t xml:space="preserve">&lt;Ma Trận 4 x 4&gt; là ma trận tích hợp quay và tịnh tiến bạn muốn dùng để biến đổi hình dạng </w:t>
-      </w:r>
-      <w:r>
-        <w:rPr>
-          <w:lang w:val="en-US"/>
-        </w:rPr>
-        <w:t>Object</w:t>
-      </w:r>
-    </w:p>
-    <w:p>
-      <w:pPr>
-        <w:pStyle w:val="ListParagraph"/>
-        <w:numPr>
-          <w:ilvl w:val="0"/>
-          <w:numId w:val="2"/>
-        </w:numPr>
-        <w:rPr>
-          <w:lang w:val="en-US"/>
-        </w:rPr>
-      </w:pPr>
-      <w:r>
-        <w:rPr>
-          <w:lang w:val="en-US"/>
-        </w:rPr>
-        <w:t>Ví dụ</w:t>
-      </w:r>
-    </w:p>
-    <w:p>
-      <w:pPr>
-        <w:pStyle w:val="ListParagraph"/>
-        <w:pBdr>
-          <w:top w:val="single" w:sz="4" w:space="1" w:color="auto"/>
-          <w:left w:val="single" w:sz="4" w:space="4" w:color="auto"/>
-          <w:bottom w:val="single" w:sz="4" w:space="1" w:color="auto"/>
-          <w:right w:val="single" w:sz="4" w:space="4" w:color="auto"/>
-        </w:pBdr>
-        <w:ind w:left="1080"/>
-        <w:rPr>
-          <w:lang w:val="en-US"/>
-        </w:rPr>
-      </w:pPr>
-      <w:r>
-        <w:rPr>
-          <w:lang w:val="en-US"/>
-        </w:rPr>
-        <w:t>M = Matrix((</w:t>
-      </w:r>
-    </w:p>
-    <w:p>
-      <w:pPr>
-        <w:pStyle w:val="ListParagraph"/>
-        <w:pBdr>
-          <w:top w:val="single" w:sz="4" w:space="1" w:color="auto"/>
-          <w:left w:val="single" w:sz="4" w:space="4" w:color="auto"/>
-          <w:bottom w:val="single" w:sz="4" w:space="1" w:color="auto"/>
-          <w:right w:val="single" w:sz="4" w:space="4" w:color="auto"/>
-        </w:pBdr>
-        <w:ind w:left="1080"/>
-        <w:rPr>
-          <w:lang w:val="en-US"/>
-        </w:rPr>
-      </w:pPr>
-      <w:r>
-        <w:rPr>
-          <w:lang w:val="en-US"/>
-        </w:rPr>
-        <w:t>(1, 0, 0, 1</w:t>
-      </w:r>
-      <w:r>
-        <w:rPr>
-          <w:lang w:val="en-US"/>
-        </w:rPr>
-        <w:t>),</w:t>
-      </w:r>
-    </w:p>
-    <w:p>
-      <w:pPr>
-        <w:pStyle w:val="ListParagraph"/>
-        <w:pBdr>
-          <w:top w:val="single" w:sz="4" w:space="1" w:color="auto"/>
-          <w:left w:val="single" w:sz="4" w:space="4" w:color="auto"/>
-          <w:bottom w:val="single" w:sz="4" w:space="1" w:color="auto"/>
-          <w:right w:val="single" w:sz="4" w:space="4" w:color="auto"/>
-        </w:pBdr>
-        <w:ind w:left="1080"/>
-        <w:rPr>
-          <w:lang w:val="en-US"/>
-        </w:rPr>
-      </w:pPr>
-      <w:r>
-        <w:rPr>
-          <w:lang w:val="en-US"/>
-        </w:rPr>
-        <w:t>(0, 1, 0</w:t>
-      </w:r>
-      <w:r>
-        <w:rPr>
-          <w:lang w:val="en-US"/>
-        </w:rPr>
-        <w:t>, 0),</w:t>
-      </w:r>
-    </w:p>
-    <w:p>
-      <w:pPr>
-        <w:pStyle w:val="ListParagraph"/>
-        <w:pBdr>
-          <w:top w:val="single" w:sz="4" w:space="1" w:color="auto"/>
-          <w:left w:val="single" w:sz="4" w:space="4" w:color="auto"/>
-          <w:bottom w:val="single" w:sz="4" w:space="1" w:color="auto"/>
-          <w:right w:val="single" w:sz="4" w:space="4" w:color="auto"/>
-        </w:pBdr>
-        <w:ind w:left="1080"/>
-        <w:rPr>
-          <w:lang w:val="en-US"/>
-        </w:rPr>
-      </w:pPr>
-      <w:r>
-        <w:rPr>
-          <w:lang w:val="en-US"/>
-        </w:rPr>
-        <w:t>(0, 0, 1</w:t>
-      </w:r>
-      <w:r>
-        <w:rPr>
-          <w:lang w:val="en-US"/>
-        </w:rPr>
-        <w:t>, 0),</w:t>
-      </w:r>
-    </w:p>
-    <w:p>
-      <w:pPr>
-        <w:pStyle w:val="ListParagraph"/>
-        <w:pBdr>
-          <w:top w:val="single" w:sz="4" w:space="1" w:color="auto"/>
-          <w:left w:val="single" w:sz="4" w:space="4" w:color="auto"/>
-          <w:bottom w:val="single" w:sz="4" w:space="1" w:color="auto"/>
-          <w:right w:val="single" w:sz="4" w:space="4" w:color="auto"/>
-        </w:pBdr>
-        <w:ind w:left="1080"/>
-        <w:rPr>
-          <w:lang w:val="en-US"/>
-        </w:rPr>
-      </w:pPr>
-      <w:r>
-        <w:rPr>
-          <w:lang w:val="en-US"/>
-        </w:rPr>
-        <w:t>(0</w:t>
-      </w:r>
-      <w:r>
-        <w:rPr>
-          <w:lang w:val="en-US"/>
-        </w:rPr>
-        <w:t>, 0, 0, 1),</w:t>
-      </w:r>
-    </w:p>
-    <w:p>
-      <w:pPr>
-        <w:pStyle w:val="ListParagraph"/>
-        <w:pBdr>
-          <w:top w:val="single" w:sz="4" w:space="1" w:color="auto"/>
-          <w:left w:val="single" w:sz="4" w:space="4" w:color="auto"/>
-          <w:bottom w:val="single" w:sz="4" w:space="1" w:color="auto"/>
-          <w:right w:val="single" w:sz="4" w:space="4" w:color="auto"/>
-        </w:pBdr>
-        <w:ind w:left="1080"/>
-        <w:rPr>
-          <w:lang w:val="en-US"/>
-        </w:rPr>
-      </w:pPr>
-      <w:r>
-        <w:rPr>
-          <w:lang w:val="en-US"/>
-        </w:rPr>
-        <w:t>))</w:t>
-      </w:r>
-    </w:p>
-    <w:p>
-      <w:pPr>
-        <w:pStyle w:val="ListParagraph"/>
-        <w:numPr>
-          <w:ilvl w:val="0"/>
-          <w:numId w:val="1"/>
-        </w:numPr>
-        <w:rPr>
-          <w:lang w:val="en-US"/>
-        </w:rPr>
-      </w:pPr>
-      <w:r>
-        <w:rPr>
-          <w:lang w:val="en-US"/>
-        </w:rPr>
-        <w:t>Plot Đồ Thị 3D Của Hàm Bất Kì?</w:t>
-      </w:r>
-    </w:p>
-    <w:p>
-      <w:pPr>
-        <w:pStyle w:val="ListParagraph"/>
-        <w:numPr>
-          <w:ilvl w:val="0"/>
-          <w:numId w:val="2"/>
-        </w:numPr>
-        <w:rPr>
-          <w:lang w:val="en-US"/>
-        </w:rPr>
-      </w:pPr>
-      <w:r>
-        <w:rPr>
-          <w:lang w:val="en-US"/>
-        </w:rPr>
-        <w:t xml:space="preserve">Đoạn code này xóa tất cả vật thể hiện tại, rồi tạo </w:t>
-      </w:r>
-      <w:r>
-        <w:rPr>
-          <w:lang w:val="en-US"/>
-        </w:rPr>
-        <w:t>Object</w:t>
-      </w:r>
-      <w:r>
-        <w:rPr>
-          <w:lang w:val="en-US"/>
-        </w:rPr>
-        <w:t xml:space="preserve"> mới là đồ thị</w:t>
-      </w:r>
-    </w:p>
-    <w:p>
-      <w:pPr>
-        <w:pStyle w:val="ListParagraph"/>
-        <w:pBdr>
-          <w:top w:val="single" w:sz="4" w:space="1" w:color="auto"/>
-          <w:left w:val="single" w:sz="4" w:space="4" w:color="auto"/>
-          <w:bottom w:val="single" w:sz="4" w:space="1" w:color="auto"/>
-          <w:right w:val="single" w:sz="4" w:space="4" w:color="auto"/>
-        </w:pBdr>
-        <w:ind w:left="1080"/>
-        <w:rPr>
-          <w:lang w:val="en-US"/>
-        </w:rPr>
-      </w:pPr>
-      <w:r>
-        <w:rPr>
-          <w:lang w:val="en-US"/>
-        </w:rPr>
-        <w:t>import bpy</w:t>
-      </w:r>
-    </w:p>
-    <w:p>
-      <w:pPr>
-        <w:pStyle w:val="ListParagraph"/>
-        <w:pBdr>
-          <w:top w:val="single" w:sz="4" w:space="1" w:color="auto"/>
-          <w:left w:val="single" w:sz="4" w:space="4" w:color="auto"/>
-          <w:bottom w:val="single" w:sz="4" w:space="1" w:color="auto"/>
-          <w:right w:val="single" w:sz="4" w:space="4" w:color="auto"/>
-        </w:pBdr>
-        <w:ind w:left="1080"/>
-        <w:rPr>
-          <w:lang w:val="en-US"/>
-        </w:rPr>
-      </w:pPr>
-      <w:r>
-        <w:rPr>
-          <w:lang w:val="en-US"/>
-        </w:rPr>
-        <w:t>from math import *</w:t>
-      </w:r>
-    </w:p>
-    <w:p>
-      <w:pPr>
-        <w:pStyle w:val="ListParagraph"/>
-        <w:pBdr>
-          <w:top w:val="single" w:sz="4" w:space="1" w:color="auto"/>
-          <w:left w:val="single" w:sz="4" w:space="4" w:color="auto"/>
-          <w:bottom w:val="single" w:sz="4" w:space="1" w:color="auto"/>
-          <w:right w:val="single" w:sz="4" w:space="4" w:color="auto"/>
-        </w:pBdr>
-        <w:ind w:left="1080"/>
-        <w:rPr>
-          <w:lang w:val="en-US"/>
-        </w:rPr>
-      </w:pPr>
-    </w:p>
-    <w:p>
-      <w:pPr>
-        <w:pStyle w:val="ListParagraph"/>
-        <w:pBdr>
-          <w:top w:val="single" w:sz="4" w:space="1" w:color="auto"/>
-          <w:left w:val="single" w:sz="4" w:space="4" w:color="auto"/>
-          <w:bottom w:val="single" w:sz="4" w:space="1" w:color="auto"/>
-          <w:right w:val="single" w:sz="4" w:space="4" w:color="auto"/>
-        </w:pBdr>
-        <w:ind w:left="1080"/>
-        <w:rPr>
-          <w:lang w:val="en-US"/>
-        </w:rPr>
-      </w:pPr>
-      <w:r>
-        <w:rPr>
-          <w:lang w:val="en-US"/>
-        </w:rPr>
-        <w:t>bpy.ops.object.select_all(action='DESELECT')</w:t>
-      </w:r>
-    </w:p>
-    <w:p>
-      <w:pPr>
-        <w:pStyle w:val="ListParagraph"/>
-        <w:pBdr>
-          <w:top w:val="single" w:sz="4" w:space="1" w:color="auto"/>
-          <w:left w:val="single" w:sz="4" w:space="4" w:color="auto"/>
-          <w:bottom w:val="single" w:sz="4" w:space="1" w:color="auto"/>
-          <w:right w:val="single" w:sz="4" w:space="4" w:color="auto"/>
-        </w:pBdr>
-        <w:ind w:left="1080"/>
-        <w:rPr>
-          <w:lang w:val="en-US"/>
-        </w:rPr>
-      </w:pPr>
-      <w:r>
-        <w:rPr>
-          <w:lang w:val="en-US"/>
-        </w:rPr>
-        <w:t>bpy.ops.object.select_by_type(type='MESH')</w:t>
-      </w:r>
-    </w:p>
-    <w:p>
-      <w:pPr>
-        <w:pStyle w:val="ListParagraph"/>
-        <w:pBdr>
-          <w:top w:val="single" w:sz="4" w:space="1" w:color="auto"/>
-          <w:left w:val="single" w:sz="4" w:space="4" w:color="auto"/>
-          <w:bottom w:val="single" w:sz="4" w:space="1" w:color="auto"/>
-          <w:right w:val="single" w:sz="4" w:space="4" w:color="auto"/>
-        </w:pBdr>
-        <w:ind w:left="1080"/>
-        <w:rPr>
-          <w:lang w:val="en-US"/>
-        </w:rPr>
-      </w:pPr>
-      <w:r>
-        <w:rPr>
-          <w:lang w:val="en-US"/>
-        </w:rPr>
-        <w:t>bpy.ops.object.delete()</w:t>
-      </w:r>
-    </w:p>
-    <w:p>
-      <w:pPr>
-        <w:pStyle w:val="ListParagraph"/>
-        <w:pBdr>
-          <w:top w:val="single" w:sz="4" w:space="1" w:color="auto"/>
-          <w:left w:val="single" w:sz="4" w:space="4" w:color="auto"/>
-          <w:bottom w:val="single" w:sz="4" w:space="1" w:color="auto"/>
-          <w:right w:val="single" w:sz="4" w:space="4" w:color="auto"/>
-        </w:pBdr>
-        <w:ind w:left="1080"/>
-        <w:rPr>
-          <w:lang w:val="en-US"/>
-        </w:rPr>
-      </w:pPr>
-    </w:p>
-    <w:p>
-      <w:pPr>
-        <w:pStyle w:val="ListParagraph"/>
-        <w:pBdr>
-          <w:top w:val="single" w:sz="4" w:space="1" w:color="auto"/>
-          <w:left w:val="single" w:sz="4" w:space="4" w:color="auto"/>
-          <w:bottom w:val="single" w:sz="4" w:space="1" w:color="auto"/>
-          <w:right w:val="single" w:sz="4" w:space="4" w:color="auto"/>
-        </w:pBdr>
-        <w:ind w:left="1080"/>
-        <w:rPr>
-          <w:lang w:val="en-US"/>
-        </w:rPr>
-      </w:pPr>
-      <w:r>
-        <w:rPr>
-          <w:lang w:val="en-US"/>
-        </w:rPr>
-        <w:t>mesh = bpy.data.meshes.new("graph")</w:t>
-      </w:r>
-    </w:p>
-    <w:p>
-      <w:pPr>
-        <w:pStyle w:val="ListParagraph"/>
-        <w:pBdr>
-          <w:top w:val="single" w:sz="4" w:space="1" w:color="auto"/>
-          <w:left w:val="single" w:sz="4" w:space="4" w:color="auto"/>
-          <w:bottom w:val="single" w:sz="4" w:space="1" w:color="auto"/>
-          <w:right w:val="single" w:sz="4" w:space="4" w:color="auto"/>
-        </w:pBdr>
-        <w:ind w:left="1080"/>
-        <w:rPr>
-          <w:lang w:val="en-US"/>
-        </w:rPr>
-      </w:pPr>
-      <w:r>
-        <w:rPr>
-          <w:lang w:val="en-US"/>
-        </w:rPr>
-        <w:t>obj = bpy.data.objects.new("GraphObj", mesh)</w:t>
-      </w:r>
-    </w:p>
-    <w:p>
-      <w:pPr>
-        <w:pStyle w:val="ListParagraph"/>
-        <w:pBdr>
-          <w:top w:val="single" w:sz="4" w:space="1" w:color="auto"/>
-          <w:left w:val="single" w:sz="4" w:space="4" w:color="auto"/>
-          <w:bottom w:val="single" w:sz="4" w:space="1" w:color="auto"/>
-          <w:right w:val="single" w:sz="4" w:space="4" w:color="auto"/>
-        </w:pBdr>
-        <w:ind w:left="1080"/>
-        <w:rPr>
-          <w:lang w:val="en-US"/>
-        </w:rPr>
-      </w:pPr>
-      <w:r>
-        <w:rPr>
-          <w:lang w:val="en-US"/>
-        </w:rPr>
-        <w:t>scene = bpy.context.scene</w:t>
-      </w:r>
-    </w:p>
-    <w:p>
-      <w:pPr>
-        <w:pStyle w:val="ListParagraph"/>
-        <w:pBdr>
-          <w:top w:val="single" w:sz="4" w:space="1" w:color="auto"/>
-          <w:left w:val="single" w:sz="4" w:space="4" w:color="auto"/>
-          <w:bottom w:val="single" w:sz="4" w:space="1" w:color="auto"/>
-          <w:right w:val="single" w:sz="4" w:space="4" w:color="auto"/>
-        </w:pBdr>
-        <w:ind w:left="1080"/>
-        <w:rPr>
-          <w:lang w:val="en-US"/>
-        </w:rPr>
-      </w:pPr>
-      <w:r>
-        <w:rPr>
-          <w:lang w:val="en-US"/>
-        </w:rPr>
-        <w:t>scene.objects.link(obj)</w:t>
-      </w:r>
-    </w:p>
-    <w:p>
-      <w:pPr>
-        <w:pStyle w:val="ListParagraph"/>
-        <w:pBdr>
-          <w:top w:val="single" w:sz="4" w:space="1" w:color="auto"/>
-          <w:left w:val="single" w:sz="4" w:space="4" w:color="auto"/>
-          <w:bottom w:val="single" w:sz="4" w:space="1" w:color="auto"/>
-          <w:right w:val="single" w:sz="4" w:space="4" w:color="auto"/>
-        </w:pBdr>
-        <w:ind w:left="1080"/>
-        <w:rPr>
-          <w:lang w:val="en-US"/>
-        </w:rPr>
-      </w:pPr>
-    </w:p>
-    <w:p>
-      <w:pPr>
-        <w:pStyle w:val="ListParagraph"/>
-        <w:pBdr>
-          <w:top w:val="single" w:sz="4" w:space="1" w:color="auto"/>
-          <w:left w:val="single" w:sz="4" w:space="4" w:color="auto"/>
-          <w:bottom w:val="single" w:sz="4" w:space="1" w:color="auto"/>
-          <w:right w:val="single" w:sz="4" w:space="4" w:color="auto"/>
-        </w:pBdr>
-        <w:ind w:left="1080"/>
-        <w:rPr>
-          <w:lang w:val="en-US"/>
-        </w:rPr>
-      </w:pPr>
-      <w:r>
-        <w:rPr>
-          <w:lang w:val="en-US"/>
-        </w:rPr>
-        <w:t>vertices = []</w:t>
-      </w:r>
-    </w:p>
-    <w:p>
-      <w:pPr>
-        <w:pStyle w:val="ListParagraph"/>
-        <w:pBdr>
-          <w:top w:val="single" w:sz="4" w:space="1" w:color="auto"/>
-          <w:left w:val="single" w:sz="4" w:space="4" w:color="auto"/>
-          <w:bottom w:val="single" w:sz="4" w:space="1" w:color="auto"/>
-          <w:right w:val="single" w:sz="4" w:space="4" w:color="auto"/>
-        </w:pBdr>
-        <w:ind w:left="1080"/>
-        <w:rPr>
-          <w:lang w:val="en-US"/>
-        </w:rPr>
-      </w:pPr>
-      <w:r>
-        <w:rPr>
-          <w:lang w:val="en-US"/>
-        </w:rPr>
-        <w:lastRenderedPageBreak/>
-        <w:t>edges = []</w:t>
-      </w:r>
-    </w:p>
-    <w:p>
-      <w:pPr>
-        <w:pStyle w:val="ListParagraph"/>
-        <w:pBdr>
-          <w:top w:val="single" w:sz="4" w:space="1" w:color="auto"/>
-          <w:left w:val="single" w:sz="4" w:space="4" w:color="auto"/>
-          <w:bottom w:val="single" w:sz="4" w:space="1" w:color="auto"/>
-          <w:right w:val="single" w:sz="4" w:space="4" w:color="auto"/>
-        </w:pBdr>
-        <w:ind w:left="1080"/>
-        <w:rPr>
-          <w:lang w:val="en-US"/>
-        </w:rPr>
-      </w:pPr>
-      <w:r>
-        <w:rPr>
-          <w:lang w:val="en-US"/>
-        </w:rPr>
-        <w:t>faces = []</w:t>
-      </w:r>
-    </w:p>
-    <w:p>
-      <w:pPr>
-        <w:pStyle w:val="ListParagraph"/>
-        <w:pBdr>
-          <w:top w:val="single" w:sz="4" w:space="1" w:color="auto"/>
-          <w:left w:val="single" w:sz="4" w:space="4" w:color="auto"/>
-          <w:bottom w:val="single" w:sz="4" w:space="1" w:color="auto"/>
-          <w:right w:val="single" w:sz="4" w:space="4" w:color="auto"/>
-        </w:pBdr>
-        <w:ind w:left="1080"/>
-        <w:rPr>
-          <w:lang w:val="en-US"/>
-        </w:rPr>
-      </w:pPr>
-      <w:r>
-        <w:rPr>
-          <w:lang w:val="en-US"/>
-        </w:rPr>
-        <w:t xml:space="preserve">num_points = </w:t>
-      </w:r>
-      <w:r>
-        <w:rPr>
-          <w:lang w:val="en-US"/>
-        </w:rPr>
-        <w:t>&lt;Độ Phân Giải&gt;</w:t>
-      </w:r>
-    </w:p>
-    <w:p>
-      <w:pPr>
-        <w:pStyle w:val="ListParagraph"/>
-        <w:pBdr>
-          <w:top w:val="single" w:sz="4" w:space="1" w:color="auto"/>
-          <w:left w:val="single" w:sz="4" w:space="4" w:color="auto"/>
-          <w:bottom w:val="single" w:sz="4" w:space="1" w:color="auto"/>
-          <w:right w:val="single" w:sz="4" w:space="4" w:color="auto"/>
-        </w:pBdr>
-        <w:ind w:left="1080"/>
-        <w:rPr>
-          <w:lang w:val="en-US"/>
-        </w:rPr>
-      </w:pPr>
-      <w:r>
-        <w:rPr>
-          <w:lang w:val="en-US"/>
-        </w:rPr>
-        <w:t>lim_x = &lt;Giới Hạn Giá Trị Của X&gt;</w:t>
-      </w:r>
-    </w:p>
-    <w:p>
-      <w:pPr>
-        <w:pStyle w:val="ListParagraph"/>
-        <w:pBdr>
-          <w:top w:val="single" w:sz="4" w:space="1" w:color="auto"/>
-          <w:left w:val="single" w:sz="4" w:space="4" w:color="auto"/>
-          <w:bottom w:val="single" w:sz="4" w:space="1" w:color="auto"/>
-          <w:right w:val="single" w:sz="4" w:space="4" w:color="auto"/>
-        </w:pBdr>
-        <w:ind w:left="1080"/>
-        <w:rPr>
-          <w:lang w:val="en-US"/>
-        </w:rPr>
-      </w:pPr>
-      <w:r>
-        <w:rPr>
-          <w:lang w:val="en-US"/>
-        </w:rPr>
-        <w:t>lim_y = &lt;Giới Hạn Giá Trị Của Y&gt;</w:t>
-      </w:r>
-    </w:p>
-    <w:p>
-      <w:pPr>
-        <w:pStyle w:val="ListParagraph"/>
-        <w:pBdr>
-          <w:top w:val="single" w:sz="4" w:space="1" w:color="auto"/>
-          <w:left w:val="single" w:sz="4" w:space="4" w:color="auto"/>
-          <w:bottom w:val="single" w:sz="4" w:space="1" w:color="auto"/>
-          <w:right w:val="single" w:sz="4" w:space="4" w:color="auto"/>
-        </w:pBdr>
-        <w:ind w:left="1080"/>
-        <w:rPr>
-          <w:lang w:val="en-US"/>
-        </w:rPr>
-      </w:pPr>
-      <w:r>
-        <w:rPr>
-          <w:lang w:val="en-US"/>
-        </w:rPr>
-        <w:t>x_step = (</w:t>
-      </w:r>
-      <w:r>
-        <w:rPr>
-          <w:lang w:val="en-US"/>
-        </w:rPr>
-        <w:t>lim_x[1] - lim_x[0]</w:t>
-      </w:r>
-      <w:r>
-        <w:rPr>
-          <w:lang w:val="en-US"/>
-        </w:rPr>
-        <w:t>) / num_points</w:t>
-      </w:r>
-    </w:p>
-    <w:p>
-      <w:pPr>
-        <w:pStyle w:val="ListParagraph"/>
-        <w:pBdr>
-          <w:top w:val="single" w:sz="4" w:space="1" w:color="auto"/>
-          <w:left w:val="single" w:sz="4" w:space="4" w:color="auto"/>
-          <w:bottom w:val="single" w:sz="4" w:space="1" w:color="auto"/>
-          <w:right w:val="single" w:sz="4" w:space="4" w:color="auto"/>
-        </w:pBdr>
-        <w:ind w:left="1080"/>
-        <w:rPr>
-          <w:lang w:val="en-US"/>
-        </w:rPr>
-      </w:pPr>
-      <w:r>
-        <w:rPr>
-          <w:lang w:val="en-US"/>
-        </w:rPr>
-        <w:t>y_step = (</w:t>
-      </w:r>
-      <w:r>
-        <w:rPr>
-          <w:lang w:val="en-US"/>
-        </w:rPr>
-        <w:t>lim_y[1] - lim_y[0]</w:t>
-      </w:r>
-      <w:r>
-        <w:rPr>
-          <w:lang w:val="en-US"/>
-        </w:rPr>
-        <w:t>) / num_points</w:t>
-      </w:r>
-    </w:p>
-    <w:p>
-      <w:pPr>
-        <w:pStyle w:val="ListParagraph"/>
-        <w:pBdr>
-          <w:top w:val="single" w:sz="4" w:space="1" w:color="auto"/>
-          <w:left w:val="single" w:sz="4" w:space="4" w:color="auto"/>
-          <w:bottom w:val="single" w:sz="4" w:space="1" w:color="auto"/>
-          <w:right w:val="single" w:sz="4" w:space="4" w:color="auto"/>
-        </w:pBdr>
-        <w:ind w:left="1080"/>
-        <w:rPr>
-          <w:lang w:val="en-US"/>
-        </w:rPr>
-      </w:pPr>
-    </w:p>
-    <w:p>
-      <w:pPr>
-        <w:pStyle w:val="ListParagraph"/>
-        <w:pBdr>
-          <w:top w:val="single" w:sz="4" w:space="1" w:color="auto"/>
-          <w:left w:val="single" w:sz="4" w:space="4" w:color="auto"/>
-          <w:bottom w:val="single" w:sz="4" w:space="1" w:color="auto"/>
-          <w:right w:val="single" w:sz="4" w:space="4" w:color="auto"/>
-        </w:pBdr>
-        <w:ind w:left="1080"/>
-        <w:rPr>
-          <w:lang w:val="en-US"/>
-        </w:rPr>
-      </w:pPr>
-      <w:r>
-        <w:rPr>
-          <w:lang w:val="en-US"/>
-        </w:rPr>
-        <w:t>for i in range(num_points):</w:t>
-      </w:r>
-    </w:p>
-    <w:p>
-      <w:pPr>
-        <w:pStyle w:val="ListParagraph"/>
-        <w:pBdr>
-          <w:top w:val="single" w:sz="4" w:space="1" w:color="auto"/>
-          <w:left w:val="single" w:sz="4" w:space="4" w:color="auto"/>
-          <w:bottom w:val="single" w:sz="4" w:space="1" w:color="auto"/>
-          <w:right w:val="single" w:sz="4" w:space="4" w:color="auto"/>
-        </w:pBdr>
-        <w:ind w:left="1080"/>
-        <w:rPr>
-          <w:lang w:val="en-US"/>
-        </w:rPr>
-      </w:pPr>
-      <w:r>
-        <w:rPr>
-          <w:lang w:val="en-US"/>
-        </w:rPr>
-        <w:t xml:space="preserve">    x = </w:t>
-      </w:r>
-      <w:r>
-        <w:rPr>
-          <w:lang w:val="en-US"/>
-        </w:rPr>
-        <w:t xml:space="preserve">lim_x[0] </w:t>
-      </w:r>
-      <w:r>
-        <w:rPr>
-          <w:lang w:val="en-US"/>
-        </w:rPr>
-        <w:t>+ i * x_step</w:t>
-      </w:r>
-    </w:p>
-    <w:p>
-      <w:pPr>
-        <w:pStyle w:val="ListParagraph"/>
-        <w:pBdr>
-          <w:top w:val="single" w:sz="4" w:space="1" w:color="auto"/>
-          <w:left w:val="single" w:sz="4" w:space="4" w:color="auto"/>
-          <w:bottom w:val="single" w:sz="4" w:space="1" w:color="auto"/>
-          <w:right w:val="single" w:sz="4" w:space="4" w:color="auto"/>
-        </w:pBdr>
-        <w:ind w:left="1080"/>
-        <w:rPr>
-          <w:lang w:val="en-US"/>
-        </w:rPr>
-      </w:pPr>
-      <w:r>
-        <w:rPr>
-          <w:lang w:val="en-US"/>
-        </w:rPr>
-        <w:t xml:space="preserve">    for j in range(num_points):</w:t>
-      </w:r>
-    </w:p>
-    <w:p>
-      <w:pPr>
-        <w:pStyle w:val="ListParagraph"/>
-        <w:pBdr>
-          <w:top w:val="single" w:sz="4" w:space="1" w:color="auto"/>
-          <w:left w:val="single" w:sz="4" w:space="4" w:color="auto"/>
-          <w:bottom w:val="single" w:sz="4" w:space="1" w:color="auto"/>
-          <w:right w:val="single" w:sz="4" w:space="4" w:color="auto"/>
-        </w:pBdr>
-        <w:ind w:left="1080"/>
-        <w:rPr>
-          <w:lang w:val="en-US"/>
-        </w:rPr>
-      </w:pPr>
-      <w:r>
-        <w:rPr>
-          <w:lang w:val="en-US"/>
-        </w:rPr>
-        <w:t xml:space="preserve">        y = </w:t>
-      </w:r>
-      <w:r>
-        <w:rPr>
-          <w:lang w:val="en-US"/>
-        </w:rPr>
-        <w:t xml:space="preserve">lim_y[0] </w:t>
-      </w:r>
-      <w:r>
-        <w:rPr>
-          <w:lang w:val="en-US"/>
-        </w:rPr>
-        <w:t>+ j * y_step</w:t>
-      </w:r>
-    </w:p>
-    <w:p>
-      <w:pPr>
-        <w:pStyle w:val="ListParagraph"/>
-        <w:pBdr>
-          <w:top w:val="single" w:sz="4" w:space="1" w:color="auto"/>
-          <w:left w:val="single" w:sz="4" w:space="4" w:color="auto"/>
-          <w:bottom w:val="single" w:sz="4" w:space="1" w:color="auto"/>
-          <w:right w:val="single" w:sz="4" w:space="4" w:color="auto"/>
-        </w:pBdr>
-        <w:ind w:left="1080"/>
-        <w:rPr>
-          <w:lang w:val="en-US"/>
-        </w:rPr>
-      </w:pPr>
-      <w:r>
-        <w:rPr>
-          <w:lang w:val="en-US"/>
-        </w:rPr>
-        <w:t xml:space="preserve">        z = </w:t>
-      </w:r>
-      <w:r>
-        <w:rPr>
-          <w:lang w:val="en-US"/>
-        </w:rPr>
-        <w:t>&lt;Biểu Thức Hàm&gt;</w:t>
-      </w:r>
-    </w:p>
-    <w:p>
-      <w:pPr>
-        <w:pStyle w:val="ListParagraph"/>
-        <w:pBdr>
-          <w:top w:val="single" w:sz="4" w:space="1" w:color="auto"/>
-          <w:left w:val="single" w:sz="4" w:space="4" w:color="auto"/>
-          <w:bottom w:val="single" w:sz="4" w:space="1" w:color="auto"/>
-          <w:right w:val="single" w:sz="4" w:space="4" w:color="auto"/>
-        </w:pBdr>
-        <w:ind w:left="1080"/>
-        <w:rPr>
-          <w:lang w:val="en-US"/>
-        </w:rPr>
-      </w:pPr>
-      <w:r>
-        <w:rPr>
-          <w:lang w:val="en-US"/>
-        </w:rPr>
-        <w:t xml:space="preserve">        vertices.append((x, y, z))</w:t>
-      </w:r>
-    </w:p>
-    <w:p>
-      <w:pPr>
-        <w:pStyle w:val="ListParagraph"/>
-        <w:pBdr>
-          <w:top w:val="single" w:sz="4" w:space="1" w:color="auto"/>
-          <w:left w:val="single" w:sz="4" w:space="4" w:color="auto"/>
-          <w:bottom w:val="single" w:sz="4" w:space="1" w:color="auto"/>
-          <w:right w:val="single" w:sz="4" w:space="4" w:color="auto"/>
-        </w:pBdr>
-        <w:ind w:left="1080"/>
-        <w:rPr>
-          <w:lang w:val="en-US"/>
-        </w:rPr>
-      </w:pPr>
-    </w:p>
-    <w:p>
-      <w:pPr>
-        <w:pStyle w:val="ListParagraph"/>
-        <w:pBdr>
-          <w:top w:val="single" w:sz="4" w:space="1" w:color="auto"/>
-          <w:left w:val="single" w:sz="4" w:space="4" w:color="auto"/>
-          <w:bottom w:val="single" w:sz="4" w:space="1" w:color="auto"/>
-          <w:right w:val="single" w:sz="4" w:space="4" w:color="auto"/>
-        </w:pBdr>
-        <w:ind w:left="1080"/>
-        <w:rPr>
-          <w:lang w:val="en-US"/>
-        </w:rPr>
-      </w:pPr>
-      <w:r>
-        <w:rPr>
-          <w:lang w:val="en-US"/>
-        </w:rPr>
-        <w:t>for i in range(num_points - 1):</w:t>
-      </w:r>
-    </w:p>
-    <w:p>
-      <w:pPr>
-        <w:pStyle w:val="ListParagraph"/>
-        <w:pBdr>
-          <w:top w:val="single" w:sz="4" w:space="1" w:color="auto"/>
-          <w:left w:val="single" w:sz="4" w:space="4" w:color="auto"/>
-          <w:bottom w:val="single" w:sz="4" w:space="1" w:color="auto"/>
-          <w:right w:val="single" w:sz="4" w:space="4" w:color="auto"/>
-        </w:pBdr>
-        <w:ind w:left="1080"/>
-        <w:rPr>
-          <w:lang w:val="en-US"/>
-        </w:rPr>
-      </w:pPr>
-      <w:r>
-        <w:rPr>
-          <w:lang w:val="en-US"/>
-        </w:rPr>
-        <w:t xml:space="preserve">    for j in range(num_points - 1):</w:t>
-      </w:r>
-    </w:p>
-    <w:p>
-      <w:pPr>
-        <w:pStyle w:val="ListParagraph"/>
-        <w:pBdr>
-          <w:top w:val="single" w:sz="4" w:space="1" w:color="auto"/>
-          <w:left w:val="single" w:sz="4" w:space="4" w:color="auto"/>
-          <w:bottom w:val="single" w:sz="4" w:space="1" w:color="auto"/>
-          <w:right w:val="single" w:sz="4" w:space="4" w:color="auto"/>
-        </w:pBdr>
-        <w:ind w:left="1080"/>
-        <w:rPr>
-          <w:lang w:val="en-US"/>
-        </w:rPr>
-      </w:pPr>
-      <w:r>
-        <w:rPr>
-          <w:lang w:val="en-US"/>
-        </w:rPr>
-        <w:t xml:space="preserve">        v0 = i * num_points + j</w:t>
-      </w:r>
-    </w:p>
-    <w:p>
-      <w:pPr>
-        <w:pStyle w:val="ListParagraph"/>
-        <w:pBdr>
-          <w:top w:val="single" w:sz="4" w:space="1" w:color="auto"/>
-          <w:left w:val="single" w:sz="4" w:space="4" w:color="auto"/>
-          <w:bottom w:val="single" w:sz="4" w:space="1" w:color="auto"/>
-          <w:right w:val="single" w:sz="4" w:space="4" w:color="auto"/>
-        </w:pBdr>
-        <w:ind w:left="1080"/>
-        <w:rPr>
-          <w:lang w:val="en-US"/>
-        </w:rPr>
-      </w:pPr>
-      <w:r>
-        <w:rPr>
-          <w:lang w:val="en-US"/>
-        </w:rPr>
-        <w:t xml:space="preserve">        v1 = v0 + 1</w:t>
-      </w:r>
-    </w:p>
-    <w:p>
-      <w:pPr>
-        <w:pStyle w:val="ListParagraph"/>
-        <w:pBdr>
-          <w:top w:val="single" w:sz="4" w:space="1" w:color="auto"/>
-          <w:left w:val="single" w:sz="4" w:space="4" w:color="auto"/>
-          <w:bottom w:val="single" w:sz="4" w:space="1" w:color="auto"/>
-          <w:right w:val="single" w:sz="4" w:space="4" w:color="auto"/>
-        </w:pBdr>
-        <w:ind w:left="1080"/>
-        <w:rPr>
-          <w:lang w:val="en-US"/>
-        </w:rPr>
-      </w:pPr>
-      <w:r>
-        <w:rPr>
-          <w:lang w:val="en-US"/>
-        </w:rPr>
-        <w:t xml:space="preserve">        v2 = v0 + num_points</w:t>
-      </w:r>
-    </w:p>
-    <w:p>
-      <w:pPr>
-        <w:pStyle w:val="ListParagraph"/>
-        <w:pBdr>
-          <w:top w:val="single" w:sz="4" w:space="1" w:color="auto"/>
-          <w:left w:val="single" w:sz="4" w:space="4" w:color="auto"/>
-          <w:bottom w:val="single" w:sz="4" w:space="1" w:color="auto"/>
-          <w:right w:val="single" w:sz="4" w:space="4" w:color="auto"/>
-        </w:pBdr>
-        <w:ind w:left="1080"/>
-        <w:rPr>
-          <w:lang w:val="en-US"/>
-        </w:rPr>
-      </w:pPr>
-      <w:r>
-        <w:rPr>
-          <w:lang w:val="en-US"/>
-        </w:rPr>
-        <w:t xml:space="preserve">        v3 = v2 + 1</w:t>
-      </w:r>
-    </w:p>
-    <w:p>
-      <w:pPr>
-        <w:pStyle w:val="ListParagraph"/>
-        <w:pBdr>
-          <w:top w:val="single" w:sz="4" w:space="1" w:color="auto"/>
-          <w:left w:val="single" w:sz="4" w:space="4" w:color="auto"/>
-          <w:bottom w:val="single" w:sz="4" w:space="1" w:color="auto"/>
-          <w:right w:val="single" w:sz="4" w:space="4" w:color="auto"/>
-        </w:pBdr>
-        <w:ind w:left="1080"/>
-        <w:rPr>
-          <w:lang w:val="en-US"/>
-        </w:rPr>
-      </w:pPr>
-      <w:r>
-        <w:rPr>
-          <w:lang w:val="en-US"/>
-        </w:rPr>
-        <w:t xml:space="preserve">        edges.extend([(v0, v1), (v1, v3), (v3, v2), (v2, v0)])</w:t>
-      </w:r>
-    </w:p>
-    <w:p>
-      <w:pPr>
-        <w:pStyle w:val="ListParagraph"/>
-        <w:pBdr>
-          <w:top w:val="single" w:sz="4" w:space="1" w:color="auto"/>
-          <w:left w:val="single" w:sz="4" w:space="4" w:color="auto"/>
-          <w:bottom w:val="single" w:sz="4" w:space="1" w:color="auto"/>
-          <w:right w:val="single" w:sz="4" w:space="4" w:color="auto"/>
-        </w:pBdr>
-        <w:ind w:left="1080"/>
-        <w:rPr>
-          <w:lang w:val="en-US"/>
-        </w:rPr>
-      </w:pPr>
-      <w:r>
-        <w:rPr>
-          <w:lang w:val="en-US"/>
-        </w:rPr>
-        <w:t xml:space="preserve">        faces.append((v0, v1, v3, v2))</w:t>
-      </w:r>
-    </w:p>
-    <w:p>
-      <w:pPr>
-        <w:pStyle w:val="ListParagraph"/>
-        <w:pBdr>
-          <w:top w:val="single" w:sz="4" w:space="1" w:color="auto"/>
-          <w:left w:val="single" w:sz="4" w:space="4" w:color="auto"/>
-          <w:bottom w:val="single" w:sz="4" w:space="1" w:color="auto"/>
-          <w:right w:val="single" w:sz="4" w:space="4" w:color="auto"/>
-        </w:pBdr>
-        <w:ind w:left="1080"/>
-        <w:rPr>
-          <w:lang w:val="en-US"/>
-        </w:rPr>
-      </w:pPr>
-    </w:p>
-    <w:p>
-      <w:pPr>
-        <w:pStyle w:val="ListParagraph"/>
-        <w:pBdr>
-          <w:top w:val="single" w:sz="4" w:space="1" w:color="auto"/>
-          <w:left w:val="single" w:sz="4" w:space="4" w:color="auto"/>
-          <w:bottom w:val="single" w:sz="4" w:space="1" w:color="auto"/>
-          <w:right w:val="single" w:sz="4" w:space="4" w:color="auto"/>
-        </w:pBdr>
-        <w:ind w:left="1080"/>
-        <w:rPr>
-          <w:lang w:val="en-US"/>
-        </w:rPr>
-      </w:pPr>
-      <w:r>
-        <w:rPr>
-          <w:lang w:val="en-US"/>
-        </w:rPr>
-        <w:t>mesh.from_pydata(vertices, edges, faces)</w:t>
-      </w:r>
-    </w:p>
-    <w:p>
-      <w:pPr>
-        <w:pStyle w:val="ListParagraph"/>
-        <w:pBdr>
-          <w:top w:val="single" w:sz="4" w:space="1" w:color="auto"/>
-          <w:left w:val="single" w:sz="4" w:space="4" w:color="auto"/>
-          <w:bottom w:val="single" w:sz="4" w:space="1" w:color="auto"/>
-          <w:right w:val="single" w:sz="4" w:space="4" w:color="auto"/>
-        </w:pBdr>
-        <w:ind w:left="1080"/>
-        <w:rPr>
-          <w:lang w:val="en-US"/>
-        </w:rPr>
-      </w:pPr>
-      <w:r>
-        <w:rPr>
-          <w:lang w:val="en-US"/>
-        </w:rPr>
-        <w:t>mesh.update()</w:t>
-      </w:r>
-    </w:p>
-    <w:p>
-      <w:pPr>
-        <w:pStyle w:val="ListParagraph"/>
-        <w:numPr>
-          <w:ilvl w:val="0"/>
-          <w:numId w:val="2"/>
-        </w:numPr>
-        <w:rPr>
-          <w:lang w:val="en-US"/>
-        </w:rPr>
-      </w:pPr>
-      <w:r>
-        <w:rPr>
-          <w:lang w:val="en-US"/>
-        </w:rPr>
-        <w:t>&lt;Giới Hạn Giá Trị Của X&gt;</w:t>
-      </w:r>
-      <w:r>
-        <w:rPr>
-          <w:lang w:val="en-US"/>
-        </w:rPr>
-        <w:t xml:space="preserve"> và &lt;Giới Hạn Giá Trị Của Y&gt; là List bao gồm 2 giá trị cận có tác dụng giới hạn hiển thị hàm số</w:t>
-      </w:r>
-    </w:p>
-    <w:p>
-      <w:pPr>
-        <w:pStyle w:val="ListParagraph"/>
-        <w:numPr>
-          <w:ilvl w:val="0"/>
-          <w:numId w:val="2"/>
-        </w:numPr>
-        <w:rPr>
-          <w:lang w:val="en-US"/>
-        </w:rPr>
-      </w:pPr>
-      <w:r>
-        <w:rPr>
-          <w:lang w:val="en-US"/>
-        </w:rPr>
-        <w:t>Ví dụ</w:t>
-      </w:r>
-    </w:p>
-    <w:p>
-      <w:pPr>
-        <w:pStyle w:val="ListParagraph"/>
-        <w:pBdr>
-          <w:top w:val="single" w:sz="4" w:space="1" w:color="auto"/>
-          <w:left w:val="single" w:sz="4" w:space="4" w:color="auto"/>
-          <w:bottom w:val="single" w:sz="4" w:space="1" w:color="auto"/>
-          <w:right w:val="single" w:sz="4" w:space="4" w:color="auto"/>
-        </w:pBdr>
-        <w:ind w:left="1080"/>
-        <w:rPr>
-          <w:lang w:val="en-US"/>
-        </w:rPr>
-      </w:pPr>
-      <w:r>
-        <w:rPr>
-          <w:lang w:val="en-US"/>
-        </w:rPr>
-        <w:t>lim_x = [-5, 5]</w:t>
-      </w:r>
-    </w:p>
-    <w:p>
-      <w:pPr>
-        <w:pStyle w:val="ListParagraph"/>
-        <w:pBdr>
-          <w:top w:val="single" w:sz="4" w:space="1" w:color="auto"/>
-          <w:left w:val="single" w:sz="4" w:space="4" w:color="auto"/>
-          <w:bottom w:val="single" w:sz="4" w:space="1" w:color="auto"/>
-          <w:right w:val="single" w:sz="4" w:space="4" w:color="auto"/>
-        </w:pBdr>
-        <w:ind w:left="1080"/>
-        <w:rPr>
-          <w:lang w:val="en-US"/>
-        </w:rPr>
-      </w:pPr>
-      <w:r>
-        <w:rPr>
-          <w:lang w:val="en-US"/>
-        </w:rPr>
-        <w:t>lim_y = [-10, 10]</w:t>
-      </w:r>
-    </w:p>
-    <w:p>
-      <w:pPr>
-        <w:pStyle w:val="ListParagraph"/>
-        <w:numPr>
-          <w:ilvl w:val="0"/>
-          <w:numId w:val="2"/>
-        </w:numPr>
-        <w:rPr>
-          <w:lang w:val="en-US"/>
-        </w:rPr>
-      </w:pPr>
-      <w:r>
-        <w:rPr>
-          <w:lang w:val="en-US"/>
-        </w:rPr>
-        <w:t>&lt;Độ Phân Giải&gt; càng lớn thì đồ thị càng mượt</w:t>
-      </w:r>
-    </w:p>
-    <w:p>
-      <w:pPr>
-        <w:pStyle w:val="ListParagraph"/>
-        <w:numPr>
-          <w:ilvl w:val="0"/>
-          <w:numId w:val="2"/>
-        </w:numPr>
-        <w:rPr>
-          <w:lang w:val="en-US"/>
-        </w:rPr>
-      </w:pPr>
-      <w:r>
-        <w:rPr>
-          <w:lang w:val="en-US"/>
-        </w:rPr>
-        <w:t>&lt;Biểu Thức Hàm&gt; là hàm bạn muốn Plot</w:t>
-      </w:r>
-    </w:p>
-    <w:p>
-      <w:pPr>
-        <w:pStyle w:val="ListParagraph"/>
-        <w:numPr>
-          <w:ilvl w:val="0"/>
-          <w:numId w:val="2"/>
-        </w:numPr>
-        <w:rPr>
-          <w:lang w:val="en-US"/>
-        </w:rPr>
-      </w:pPr>
-      <w:r>
-        <w:rPr>
-          <w:lang w:val="en-US"/>
-        </w:rPr>
-        <w:t>Ví dụ hàm của bạn là z = 2x + 4y</w:t>
-      </w:r>
-      <w:r>
-        <w:rPr>
-          <w:vertAlign w:val="superscript"/>
-          <w:lang w:val="en-US"/>
-        </w:rPr>
-        <w:t>2</w:t>
-      </w:r>
-    </w:p>
-    <w:p>
-      <w:pPr>
-        <w:pStyle w:val="ListParagraph"/>
-        <w:pBdr>
-          <w:top w:val="single" w:sz="4" w:space="1" w:color="auto"/>
-          <w:left w:val="single" w:sz="4" w:space="4" w:color="auto"/>
-          <w:bottom w:val="single" w:sz="4" w:space="1" w:color="auto"/>
-          <w:right w:val="single" w:sz="4" w:space="4" w:color="auto"/>
-        </w:pBdr>
-        <w:ind w:left="1080"/>
-        <w:rPr>
-          <w:lang w:val="en-US"/>
-        </w:rPr>
-      </w:pPr>
-      <w:r>
-        <w:rPr>
-          <w:lang w:val="en-US"/>
-        </w:rPr>
-        <w:t xml:space="preserve">z = 2 * x + 4 * y ** 2 </w:t>
-      </w:r>
-    </w:p>
-    <w:p>
-      <w:pPr>
-        <w:pStyle w:val="ListParagraph"/>
-        <w:numPr>
-          <w:ilvl w:val="0"/>
-          <w:numId w:val="1"/>
-        </w:numPr>
-        <w:rPr>
-          <w:lang w:val="en-US"/>
-        </w:rPr>
-      </w:pPr>
-      <w:r>
-        <w:rPr>
-          <w:lang w:val="en-US"/>
-        </w:rPr>
-        <w:t xml:space="preserve">Plot </w:t>
-      </w:r>
-      <w:r>
-        <w:rPr>
-          <w:lang w:val="en-US"/>
-        </w:rPr>
-        <w:t>Đường Cong?</w:t>
-      </w:r>
-    </w:p>
-    <w:p>
-      <w:pPr>
-        <w:pStyle w:val="ListParagraph"/>
-        <w:numPr>
-          <w:ilvl w:val="0"/>
-          <w:numId w:val="2"/>
-        </w:numPr>
-        <w:rPr>
-          <w:lang w:val="en-US"/>
-        </w:rPr>
-      </w:pPr>
-      <w:r>
-        <w:rPr>
-          <w:lang w:val="en-US"/>
-        </w:rPr>
-        <w:t xml:space="preserve">Đoạn Code này sẽ xóa tất cả </w:t>
-      </w:r>
-      <w:r>
-        <w:rPr>
-          <w:lang w:val="en-US"/>
-        </w:rPr>
-        <w:t>Object</w:t>
-      </w:r>
-      <w:r>
-        <w:rPr>
-          <w:lang w:val="en-US"/>
-        </w:rPr>
-        <w:t xml:space="preserve"> hiện tại sau đó tạo đường cong có dạng </w:t>
-      </w:r>
-    </w:p>
-    <w:p>
-      <w:pPr>
-        <w:pStyle w:val="ListParagraph"/>
-        <w:ind w:left="1080"/>
-        <w:rPr>
-          <w:lang w:val="en-US"/>
-        </w:rPr>
-      </w:pPr>
-      <w:r>
-        <w:rPr>
-          <w:lang w:val="en-US"/>
-        </w:rPr>
-        <w:t>z = f(x, y), trong đó y = g(x)</w:t>
-      </w:r>
-    </w:p>
-    <w:p>
-      <w:pPr>
-        <w:pStyle w:val="ListParagraph"/>
-        <w:pBdr>
-          <w:top w:val="single" w:sz="4" w:space="1" w:color="auto"/>
-          <w:left w:val="single" w:sz="4" w:space="4" w:color="auto"/>
-          <w:bottom w:val="single" w:sz="4" w:space="1" w:color="auto"/>
-          <w:right w:val="single" w:sz="4" w:space="4" w:color="auto"/>
-        </w:pBdr>
-        <w:ind w:left="1080"/>
-        <w:rPr>
-          <w:lang w:val="en-US"/>
-        </w:rPr>
-      </w:pPr>
-      <w:r>
-        <w:rPr>
-          <w:lang w:val="en-US"/>
-        </w:rPr>
-        <w:t>import bpy</w:t>
-      </w:r>
-    </w:p>
-    <w:p>
-      <w:pPr>
-        <w:pStyle w:val="ListParagraph"/>
-        <w:pBdr>
-          <w:top w:val="single" w:sz="4" w:space="1" w:color="auto"/>
-          <w:left w:val="single" w:sz="4" w:space="4" w:color="auto"/>
-          <w:bottom w:val="single" w:sz="4" w:space="1" w:color="auto"/>
-          <w:right w:val="single" w:sz="4" w:space="4" w:color="auto"/>
-        </w:pBdr>
-        <w:ind w:left="1080"/>
-        <w:rPr>
-          <w:lang w:val="en-US"/>
-        </w:rPr>
-      </w:pPr>
-      <w:r>
-        <w:rPr>
-          <w:lang w:val="en-US"/>
-        </w:rPr>
-        <w:t>import numpy as np</w:t>
-      </w:r>
-    </w:p>
-    <w:p>
-      <w:pPr>
-        <w:pStyle w:val="ListParagraph"/>
-        <w:pBdr>
-          <w:top w:val="single" w:sz="4" w:space="1" w:color="auto"/>
-          <w:left w:val="single" w:sz="4" w:space="4" w:color="auto"/>
-          <w:bottom w:val="single" w:sz="4" w:space="1" w:color="auto"/>
-          <w:right w:val="single" w:sz="4" w:space="4" w:color="auto"/>
-        </w:pBdr>
-        <w:ind w:left="1080"/>
-        <w:rPr>
-          <w:lang w:val="en-US"/>
-        </w:rPr>
-      </w:pPr>
-      <w:r>
-        <w:rPr>
-          <w:lang w:val="en-US"/>
-        </w:rPr>
-        <w:t>from math import pow</w:t>
-      </w:r>
-    </w:p>
-    <w:p>
-      <w:pPr>
-        <w:pStyle w:val="ListParagraph"/>
-        <w:pBdr>
-          <w:top w:val="single" w:sz="4" w:space="1" w:color="auto"/>
-          <w:left w:val="single" w:sz="4" w:space="4" w:color="auto"/>
-          <w:bottom w:val="single" w:sz="4" w:space="1" w:color="auto"/>
-          <w:right w:val="single" w:sz="4" w:space="4" w:color="auto"/>
-        </w:pBdr>
-        <w:ind w:left="1080"/>
-        <w:rPr>
-          <w:lang w:val="en-US"/>
-        </w:rPr>
-      </w:pPr>
-    </w:p>
-    <w:p>
-      <w:pPr>
-        <w:pStyle w:val="ListParagraph"/>
-        <w:pBdr>
-          <w:top w:val="single" w:sz="4" w:space="1" w:color="auto"/>
-          <w:left w:val="single" w:sz="4" w:space="4" w:color="auto"/>
-          <w:bottom w:val="single" w:sz="4" w:space="1" w:color="auto"/>
-          <w:right w:val="single" w:sz="4" w:space="4" w:color="auto"/>
-        </w:pBdr>
-        <w:ind w:left="1080"/>
-        <w:rPr>
-          <w:lang w:val="en-US"/>
-        </w:rPr>
-      </w:pPr>
-      <w:r>
-        <w:rPr>
-          <w:lang w:val="en-US"/>
-        </w:rPr>
-        <w:t>def create_curve():</w:t>
-      </w:r>
-    </w:p>
-    <w:p>
-      <w:pPr>
-        <w:pStyle w:val="ListParagraph"/>
-        <w:pBdr>
-          <w:top w:val="single" w:sz="4" w:space="1" w:color="auto"/>
-          <w:left w:val="single" w:sz="4" w:space="4" w:color="auto"/>
-          <w:bottom w:val="single" w:sz="4" w:space="1" w:color="auto"/>
-          <w:right w:val="single" w:sz="4" w:space="4" w:color="auto"/>
-        </w:pBdr>
-        <w:ind w:left="1080"/>
-        <w:rPr>
-          <w:lang w:val="en-US"/>
-        </w:rPr>
-      </w:pPr>
-      <w:r>
-        <w:rPr>
-          <w:lang w:val="en-US"/>
-        </w:rPr>
-        <w:t xml:space="preserve">    curve_data = bpy.data.curves.new(name='My Curve', type='CURVE')</w:t>
-      </w:r>
-    </w:p>
-    <w:p>
-      <w:pPr>
-        <w:pStyle w:val="ListParagraph"/>
-        <w:pBdr>
-          <w:top w:val="single" w:sz="4" w:space="1" w:color="auto"/>
-          <w:left w:val="single" w:sz="4" w:space="4" w:color="auto"/>
-          <w:bottom w:val="single" w:sz="4" w:space="1" w:color="auto"/>
-          <w:right w:val="single" w:sz="4" w:space="4" w:color="auto"/>
-        </w:pBdr>
-        <w:ind w:left="1080"/>
-        <w:rPr>
-          <w:lang w:val="en-US"/>
-        </w:rPr>
-      </w:pPr>
-      <w:r>
-        <w:rPr>
-          <w:lang w:val="en-US"/>
-        </w:rPr>
-        <w:t xml:space="preserve">    curve_data.dimensions = '3D'</w:t>
-      </w:r>
-    </w:p>
-    <w:p>
-      <w:pPr>
-        <w:pStyle w:val="ListParagraph"/>
-        <w:pBdr>
-          <w:top w:val="single" w:sz="4" w:space="1" w:color="auto"/>
-          <w:left w:val="single" w:sz="4" w:space="4" w:color="auto"/>
-          <w:bottom w:val="single" w:sz="4" w:space="1" w:color="auto"/>
-          <w:right w:val="single" w:sz="4" w:space="4" w:color="auto"/>
-        </w:pBdr>
-        <w:ind w:left="1080"/>
-        <w:rPr>
-          <w:lang w:val="en-US"/>
-        </w:rPr>
-      </w:pPr>
-      <w:r>
-        <w:rPr>
-          <w:lang w:val="en-US"/>
-        </w:rPr>
-        <w:t xml:space="preserve">    </w:t>
-      </w:r>
-      <w:r>
-        <w:rPr>
-          <w:lang w:val="en-US"/>
-        </w:rPr>
-        <w:t>spline = curve_data.splines.new(type='POLY')</w:t>
-      </w:r>
-    </w:p>
-    <w:p>
-      <w:pPr>
-        <w:pStyle w:val="ListParagraph"/>
-        <w:pBdr>
-          <w:top w:val="single" w:sz="4" w:space="1" w:color="auto"/>
-          <w:left w:val="single" w:sz="4" w:space="4" w:color="auto"/>
-          <w:bottom w:val="single" w:sz="4" w:space="1" w:color="auto"/>
-          <w:right w:val="single" w:sz="4" w:space="4" w:color="auto"/>
-        </w:pBdr>
-        <w:ind w:left="1080"/>
-        <w:rPr>
-          <w:lang w:val="en-US"/>
-        </w:rPr>
-      </w:pPr>
-    </w:p>
-    <w:p>
-      <w:pPr>
-        <w:pStyle w:val="ListParagraph"/>
-        <w:pBdr>
-          <w:top w:val="single" w:sz="4" w:space="1" w:color="auto"/>
-          <w:left w:val="single" w:sz="4" w:space="4" w:color="auto"/>
-          <w:bottom w:val="single" w:sz="4" w:space="1" w:color="auto"/>
-          <w:right w:val="single" w:sz="4" w:space="4" w:color="auto"/>
-        </w:pBdr>
-        <w:ind w:left="1080"/>
-        <w:rPr>
-          <w:lang w:val="en-US"/>
-        </w:rPr>
-      </w:pPr>
-      <w:r>
-        <w:rPr>
-          <w:lang w:val="en-US"/>
-        </w:rPr>
-        <w:lastRenderedPageBreak/>
-        <w:t xml:space="preserve">    x_values = </w:t>
-      </w:r>
-      <w:r>
-        <w:rPr>
-          <w:lang w:val="en-US"/>
-        </w:rPr>
-        <w:t>np.linspace(</w:t>
-      </w:r>
-      <w:r>
-        <w:rPr>
-          <w:lang w:val="en-US"/>
-        </w:rPr>
-        <w:t>&lt;Cận Trái&gt;, &lt;Cận Phải&gt;</w:t>
-      </w:r>
-      <w:r>
-        <w:rPr>
-          <w:lang w:val="en-US"/>
-        </w:rPr>
-        <w:t>,</w:t>
-      </w:r>
-      <w:r>
-        <w:rPr>
-          <w:lang w:val="en-US"/>
-        </w:rPr>
-        <w:t xml:space="preserve"> &lt;Độ Phân Giải&gt;</w:t>
-      </w:r>
-      <w:r>
-        <w:rPr>
-          <w:lang w:val="en-US"/>
-        </w:rPr>
-        <w:t>)</w:t>
-      </w:r>
-      <w:r>
-        <w:rPr>
-          <w:lang w:val="en-US"/>
-        </w:rPr>
-        <w:t>.tolist()</w:t>
-      </w:r>
-    </w:p>
-    <w:p>
-      <w:pPr>
-        <w:pStyle w:val="ListParagraph"/>
-        <w:pBdr>
-          <w:top w:val="single" w:sz="4" w:space="1" w:color="auto"/>
-          <w:left w:val="single" w:sz="4" w:space="4" w:color="auto"/>
-          <w:bottom w:val="single" w:sz="4" w:space="1" w:color="auto"/>
-          <w:right w:val="single" w:sz="4" w:space="4" w:color="auto"/>
-        </w:pBdr>
-        <w:ind w:left="1080"/>
-        <w:rPr>
-          <w:lang w:val="en-US"/>
-        </w:rPr>
-      </w:pPr>
-      <w:r>
-        <w:rPr>
-          <w:lang w:val="en-US"/>
-        </w:rPr>
-        <w:t xml:space="preserve">    y_values = [</w:t>
-      </w:r>
-      <w:r>
-        <w:rPr>
-          <w:lang w:val="en-US"/>
-        </w:rPr>
-        <w:t xml:space="preserve">&lt;Biểu Thức Y Theo X&gt; </w:t>
-      </w:r>
-      <w:r>
-        <w:rPr>
-          <w:lang w:val="en-US"/>
-        </w:rPr>
-        <w:t>for x</w:t>
-      </w:r>
-      <w:r>
-        <w:rPr>
-          <w:lang w:val="en-US"/>
-        </w:rPr>
-        <w:t xml:space="preserve"> in x_values]</w:t>
-      </w:r>
-    </w:p>
-    <w:p>
-      <w:pPr>
-        <w:pStyle w:val="ListParagraph"/>
-        <w:pBdr>
-          <w:top w:val="single" w:sz="4" w:space="1" w:color="auto"/>
-          <w:left w:val="single" w:sz="4" w:space="4" w:color="auto"/>
-          <w:bottom w:val="single" w:sz="4" w:space="1" w:color="auto"/>
-          <w:right w:val="single" w:sz="4" w:space="4" w:color="auto"/>
-        </w:pBdr>
-        <w:ind w:left="1080"/>
-        <w:rPr>
-          <w:lang w:val="en-US"/>
-        </w:rPr>
-      </w:pPr>
-      <w:r>
-        <w:rPr>
-          <w:lang w:val="en-US"/>
-        </w:rPr>
-        <w:t xml:space="preserve">    z_values = [</w:t>
-      </w:r>
-      <w:r>
-        <w:rPr>
-          <w:lang w:val="en-US"/>
-        </w:rPr>
-        <w:t xml:space="preserve">&lt;Biểu Thức Đường Cong&gt; </w:t>
-      </w:r>
-      <w:r>
-        <w:rPr>
-          <w:lang w:val="en-US"/>
-        </w:rPr>
-        <w:t>for x,</w:t>
-      </w:r>
-      <w:r>
-        <w:rPr>
-          <w:lang w:val="en-US"/>
-        </w:rPr>
-        <w:t xml:space="preserve"> y in zip(x_values, y_values)]</w:t>
-      </w:r>
-    </w:p>
-    <w:p>
-      <w:pPr>
-        <w:pStyle w:val="ListParagraph"/>
-        <w:pBdr>
-          <w:top w:val="single" w:sz="4" w:space="1" w:color="auto"/>
-          <w:left w:val="single" w:sz="4" w:space="4" w:color="auto"/>
-          <w:bottom w:val="single" w:sz="4" w:space="1" w:color="auto"/>
-          <w:right w:val="single" w:sz="4" w:space="4" w:color="auto"/>
-        </w:pBdr>
-        <w:ind w:left="1080"/>
-        <w:rPr>
-          <w:lang w:val="en-US"/>
-        </w:rPr>
-      </w:pPr>
-    </w:p>
-    <w:p>
-      <w:pPr>
-        <w:pStyle w:val="ListParagraph"/>
-        <w:pBdr>
-          <w:top w:val="single" w:sz="4" w:space="1" w:color="auto"/>
-          <w:left w:val="single" w:sz="4" w:space="4" w:color="auto"/>
-          <w:bottom w:val="single" w:sz="4" w:space="1" w:color="auto"/>
-          <w:right w:val="single" w:sz="4" w:space="4" w:color="auto"/>
-        </w:pBdr>
-        <w:ind w:left="1080"/>
-        <w:rPr>
-          <w:lang w:val="en-US"/>
-        </w:rPr>
-      </w:pPr>
-      <w:r>
-        <w:rPr>
-          <w:lang w:val="en-US"/>
-        </w:rPr>
-        <w:t xml:space="preserve">    spline.points.add(len(x_values) - 1)</w:t>
-      </w:r>
-    </w:p>
-    <w:p>
-      <w:pPr>
-        <w:pStyle w:val="ListParagraph"/>
-        <w:pBdr>
-          <w:top w:val="single" w:sz="4" w:space="1" w:color="auto"/>
-          <w:left w:val="single" w:sz="4" w:space="4" w:color="auto"/>
-          <w:bottom w:val="single" w:sz="4" w:space="1" w:color="auto"/>
-          <w:right w:val="single" w:sz="4" w:space="4" w:color="auto"/>
-        </w:pBdr>
-        <w:ind w:left="1080"/>
-        <w:rPr>
-          <w:lang w:val="en-US"/>
-        </w:rPr>
-      </w:pPr>
-      <w:r>
-        <w:rPr>
-          <w:lang w:val="en-US"/>
-        </w:rPr>
-        <w:t xml:space="preserve">    for i, (x, y, z) in enumerate(zip(x_values, y_values, z_values)):</w:t>
-      </w:r>
-    </w:p>
-    <w:p>
-      <w:pPr>
-        <w:pStyle w:val="ListParagraph"/>
-        <w:pBdr>
-          <w:top w:val="single" w:sz="4" w:space="1" w:color="auto"/>
-          <w:left w:val="single" w:sz="4" w:space="4" w:color="auto"/>
-          <w:bottom w:val="single" w:sz="4" w:space="1" w:color="auto"/>
-          <w:right w:val="single" w:sz="4" w:space="4" w:color="auto"/>
-        </w:pBdr>
-        <w:ind w:left="1080"/>
-        <w:rPr>
-          <w:lang w:val="en-US"/>
-        </w:rPr>
-      </w:pPr>
-      <w:r>
-        <w:rPr>
-          <w:lang w:val="en-US"/>
-        </w:rPr>
-        <w:t xml:space="preserve">        spline.points[i].co = (x, y, z, 1)</w:t>
-      </w:r>
-    </w:p>
-    <w:p>
-      <w:pPr>
-        <w:pStyle w:val="ListParagraph"/>
-        <w:pBdr>
-          <w:top w:val="single" w:sz="4" w:space="1" w:color="auto"/>
-          <w:left w:val="single" w:sz="4" w:space="4" w:color="auto"/>
-          <w:bottom w:val="single" w:sz="4" w:space="1" w:color="auto"/>
-          <w:right w:val="single" w:sz="4" w:space="4" w:color="auto"/>
-        </w:pBdr>
-        <w:ind w:left="1080"/>
-        <w:rPr>
-          <w:lang w:val="en-US"/>
-        </w:rPr>
-      </w:pPr>
-    </w:p>
-    <w:p>
-      <w:pPr>
-        <w:pStyle w:val="ListParagraph"/>
-        <w:pBdr>
-          <w:top w:val="single" w:sz="4" w:space="1" w:color="auto"/>
-          <w:left w:val="single" w:sz="4" w:space="4" w:color="auto"/>
-          <w:bottom w:val="single" w:sz="4" w:space="1" w:color="auto"/>
-          <w:right w:val="single" w:sz="4" w:space="4" w:color="auto"/>
-        </w:pBdr>
-        <w:ind w:left="1080"/>
-        <w:rPr>
-          <w:lang w:val="en-US"/>
-        </w:rPr>
-      </w:pPr>
-      <w:r>
-        <w:rPr>
-          <w:lang w:val="en-US"/>
-        </w:rPr>
-        <w:t xml:space="preserve">    obj = bpy.data.objects.new('My Object', curve_data)</w:t>
-      </w:r>
-    </w:p>
-    <w:p>
-      <w:pPr>
-        <w:pStyle w:val="ListParagraph"/>
-        <w:pBdr>
-          <w:top w:val="single" w:sz="4" w:space="1" w:color="auto"/>
-          <w:left w:val="single" w:sz="4" w:space="4" w:color="auto"/>
-          <w:bottom w:val="single" w:sz="4" w:space="1" w:color="auto"/>
-          <w:right w:val="single" w:sz="4" w:space="4" w:color="auto"/>
-        </w:pBdr>
-        <w:ind w:left="1080"/>
-        <w:rPr>
-          <w:lang w:val="en-US"/>
-        </w:rPr>
-      </w:pPr>
-      <w:r>
-        <w:rPr>
-          <w:lang w:val="en-US"/>
-        </w:rPr>
-        <w:t xml:space="preserve">    scene = bpy.context.scene</w:t>
-      </w:r>
-    </w:p>
-    <w:p>
-      <w:pPr>
-        <w:pStyle w:val="ListParagraph"/>
-        <w:pBdr>
-          <w:top w:val="single" w:sz="4" w:space="1" w:color="auto"/>
-          <w:left w:val="single" w:sz="4" w:space="4" w:color="auto"/>
-          <w:bottom w:val="single" w:sz="4" w:space="1" w:color="auto"/>
-          <w:right w:val="single" w:sz="4" w:space="4" w:color="auto"/>
-        </w:pBdr>
-        <w:ind w:left="1080"/>
-        <w:rPr>
-          <w:lang w:val="en-US"/>
-        </w:rPr>
-      </w:pPr>
-      <w:r>
-        <w:rPr>
-          <w:lang w:val="en-US"/>
-        </w:rPr>
-        <w:t xml:space="preserve">    scene.objects.link(obj)</w:t>
-      </w:r>
-    </w:p>
-    <w:p>
-      <w:pPr>
-        <w:pStyle w:val="ListParagraph"/>
-        <w:pBdr>
-          <w:top w:val="single" w:sz="4" w:space="1" w:color="auto"/>
-          <w:left w:val="single" w:sz="4" w:space="4" w:color="auto"/>
-          <w:bottom w:val="single" w:sz="4" w:space="1" w:color="auto"/>
-          <w:right w:val="single" w:sz="4" w:space="4" w:color="auto"/>
-        </w:pBdr>
-        <w:ind w:left="1080"/>
-        <w:rPr>
-          <w:lang w:val="en-US"/>
-        </w:rPr>
-      </w:pPr>
-      <w:r>
-        <w:rPr>
-          <w:lang w:val="en-US"/>
-        </w:rPr>
-        <w:t xml:space="preserve">    obj.select = True</w:t>
-      </w:r>
-    </w:p>
-    <w:p>
-      <w:pPr>
-        <w:pStyle w:val="ListParagraph"/>
-        <w:pBdr>
-          <w:top w:val="single" w:sz="4" w:space="1" w:color="auto"/>
-          <w:left w:val="single" w:sz="4" w:space="4" w:color="auto"/>
-          <w:bottom w:val="single" w:sz="4" w:space="1" w:color="auto"/>
-          <w:right w:val="single" w:sz="4" w:space="4" w:color="auto"/>
-        </w:pBdr>
-        <w:ind w:left="1080"/>
-        <w:rPr>
-          <w:lang w:val="en-US"/>
-        </w:rPr>
-      </w:pPr>
-      <w:r>
-        <w:rPr>
-          <w:lang w:val="en-US"/>
-        </w:rPr>
-        <w:t xml:space="preserve">    scene.objects.active = obj</w:t>
-      </w:r>
-    </w:p>
-    <w:p>
-      <w:pPr>
-        <w:pStyle w:val="ListParagraph"/>
-        <w:pBdr>
-          <w:top w:val="single" w:sz="4" w:space="1" w:color="auto"/>
-          <w:left w:val="single" w:sz="4" w:space="4" w:color="auto"/>
-          <w:bottom w:val="single" w:sz="4" w:space="1" w:color="auto"/>
-          <w:right w:val="single" w:sz="4" w:space="4" w:color="auto"/>
-        </w:pBdr>
-        <w:ind w:left="1080"/>
-        <w:rPr>
-          <w:lang w:val="en-US"/>
-        </w:rPr>
-      </w:pPr>
-    </w:p>
-    <w:p>
-      <w:pPr>
-        <w:pStyle w:val="ListParagraph"/>
-        <w:pBdr>
-          <w:top w:val="single" w:sz="4" w:space="1" w:color="auto"/>
-          <w:left w:val="single" w:sz="4" w:space="4" w:color="auto"/>
-          <w:bottom w:val="single" w:sz="4" w:space="1" w:color="auto"/>
-          <w:right w:val="single" w:sz="4" w:space="4" w:color="auto"/>
-        </w:pBdr>
-        <w:ind w:left="1080"/>
-        <w:rPr>
-          <w:lang w:val="en-US"/>
-        </w:rPr>
-      </w:pPr>
-      <w:r>
-        <w:rPr>
-          <w:lang w:val="en-US"/>
-        </w:rPr>
-        <w:t>bpy.ops.object.select_all(action='DESELECT')</w:t>
-      </w:r>
-    </w:p>
-    <w:p>
-      <w:pPr>
-        <w:pStyle w:val="ListParagraph"/>
-        <w:pBdr>
-          <w:top w:val="single" w:sz="4" w:space="1" w:color="auto"/>
-          <w:left w:val="single" w:sz="4" w:space="4" w:color="auto"/>
-          <w:bottom w:val="single" w:sz="4" w:space="1" w:color="auto"/>
-          <w:right w:val="single" w:sz="4" w:space="4" w:color="auto"/>
-        </w:pBdr>
-        <w:ind w:left="1080"/>
-        <w:rPr>
-          <w:lang w:val="en-US"/>
-        </w:rPr>
-      </w:pPr>
-      <w:r>
-        <w:rPr>
-          <w:lang w:val="en-US"/>
-        </w:rPr>
-        <w:t>bpy.ops.object.select_by_type(type='CURVE')</w:t>
-      </w:r>
-    </w:p>
-    <w:p>
-      <w:pPr>
-        <w:pStyle w:val="ListParagraph"/>
-        <w:pBdr>
-          <w:top w:val="single" w:sz="4" w:space="1" w:color="auto"/>
-          <w:left w:val="single" w:sz="4" w:space="4" w:color="auto"/>
-          <w:bottom w:val="single" w:sz="4" w:space="1" w:color="auto"/>
-          <w:right w:val="single" w:sz="4" w:space="4" w:color="auto"/>
-        </w:pBdr>
-        <w:ind w:left="1080"/>
-        <w:rPr>
-          <w:lang w:val="en-US"/>
-        </w:rPr>
-      </w:pPr>
-      <w:r>
-        <w:rPr>
-          <w:lang w:val="en-US"/>
-        </w:rPr>
-        <w:t>bpy.ops.object.delete()</w:t>
-      </w:r>
-    </w:p>
-    <w:p>
-      <w:pPr>
-        <w:pStyle w:val="ListParagraph"/>
-        <w:pBdr>
-          <w:top w:val="single" w:sz="4" w:space="1" w:color="auto"/>
-          <w:left w:val="single" w:sz="4" w:space="4" w:color="auto"/>
-          <w:bottom w:val="single" w:sz="4" w:space="1" w:color="auto"/>
-          <w:right w:val="single" w:sz="4" w:space="4" w:color="auto"/>
-        </w:pBdr>
-        <w:ind w:left="1080"/>
-        <w:rPr>
-          <w:lang w:val="en-US"/>
-        </w:rPr>
-      </w:pPr>
-    </w:p>
-    <w:p>
-      <w:pPr>
-        <w:pStyle w:val="ListParagraph"/>
-        <w:pBdr>
-          <w:top w:val="single" w:sz="4" w:space="1" w:color="auto"/>
-          <w:left w:val="single" w:sz="4" w:space="4" w:color="auto"/>
-          <w:bottom w:val="single" w:sz="4" w:space="1" w:color="auto"/>
-          <w:right w:val="single" w:sz="4" w:space="4" w:color="auto"/>
-        </w:pBdr>
-        <w:ind w:left="1080"/>
-        <w:rPr>
-          <w:lang w:val="en-US"/>
-        </w:rPr>
-      </w:pPr>
-      <w:r>
-        <w:rPr>
-          <w:lang w:val="en-US"/>
-        </w:rPr>
-        <w:t>create_curve()</w:t>
-      </w:r>
-    </w:p>
-    <w:p>
-      <w:pPr>
-        <w:pStyle w:val="ListParagraph"/>
-        <w:numPr>
-          <w:ilvl w:val="0"/>
-          <w:numId w:val="2"/>
-        </w:numPr>
-        <w:rPr>
-          <w:lang w:val="en-US"/>
-        </w:rPr>
-      </w:pPr>
-      <w:r>
-        <w:rPr>
-          <w:lang w:val="en-US"/>
-        </w:rPr>
-        <w:t>&lt;Cận Trái&gt; và &lt;Cận Phải&gt; là giới hạn  hiển thị đường cong theo x</w:t>
-      </w:r>
-    </w:p>
-    <w:p>
-      <w:pPr>
-        <w:pStyle w:val="ListParagraph"/>
-        <w:numPr>
-          <w:ilvl w:val="0"/>
-          <w:numId w:val="2"/>
-        </w:numPr>
-        <w:rPr>
-          <w:lang w:val="en-US"/>
-        </w:rPr>
-      </w:pPr>
-      <w:r>
-        <w:rPr>
-          <w:lang w:val="en-US"/>
-        </w:rPr>
-        <w:t>&lt;Độ Phân Giải&gt; càng cao thì đường cong càng mượt</w:t>
-      </w:r>
-    </w:p>
-    <w:p>
-      <w:pPr>
-        <w:pStyle w:val="ListParagraph"/>
-        <w:numPr>
-          <w:ilvl w:val="0"/>
-          <w:numId w:val="2"/>
-        </w:numPr>
-        <w:rPr>
-          <w:lang w:val="en-US"/>
-        </w:rPr>
-      </w:pPr>
-      <w:r>
-        <w:rPr>
-          <w:lang w:val="en-US"/>
-        </w:rPr>
-        <w:t>&lt;Biểu Thức Đường Cong&gt; là f(x, y)</w:t>
-      </w:r>
-    </w:p>
-    <w:p>
-      <w:pPr>
-        <w:pStyle w:val="ListParagraph"/>
-        <w:numPr>
-          <w:ilvl w:val="0"/>
-          <w:numId w:val="2"/>
-        </w:numPr>
-        <w:rPr>
-          <w:lang w:val="en-US"/>
-        </w:rPr>
-      </w:pPr>
-      <w:r>
-        <w:rPr>
-          <w:lang w:val="en-US"/>
-        </w:rPr>
-        <w:t>Ví dụ z = f(x, y) = 2x + 4y</w:t>
-      </w:r>
-      <w:r>
-        <w:rPr>
-          <w:vertAlign w:val="superscript"/>
-          <w:lang w:val="en-US"/>
-        </w:rPr>
-        <w:t>2</w:t>
-      </w:r>
-    </w:p>
-    <w:p>
-      <w:pPr>
-        <w:pStyle w:val="ListParagraph"/>
-        <w:pBdr>
-          <w:top w:val="single" w:sz="4" w:space="1" w:color="auto"/>
-          <w:left w:val="single" w:sz="4" w:space="4" w:color="auto"/>
-          <w:bottom w:val="single" w:sz="4" w:space="1" w:color="auto"/>
-          <w:right w:val="single" w:sz="4" w:space="4" w:color="auto"/>
-        </w:pBdr>
-        <w:ind w:left="1080"/>
-        <w:rPr>
-          <w:lang w:val="en-US"/>
-        </w:rPr>
-      </w:pPr>
-      <w:r>
-        <w:rPr>
-          <w:lang w:val="en-US"/>
-        </w:rPr>
-        <w:t>2 * x + 4 * y ** 2</w:t>
-      </w:r>
-    </w:p>
-    <w:p>
-      <w:pPr>
-        <w:pStyle w:val="ListParagraph"/>
-        <w:numPr>
-          <w:ilvl w:val="0"/>
-          <w:numId w:val="2"/>
-        </w:numPr>
-        <w:rPr>
-          <w:lang w:val="en-US"/>
-        </w:rPr>
-      </w:pPr>
-      <w:r>
-        <w:rPr>
-          <w:lang w:val="en-US"/>
-        </w:rPr>
-        <w:t>&lt;Biểu Thức Y Theo X&gt; là g(x)</w:t>
-      </w:r>
-    </w:p>
-    <w:p>
-      <w:pPr>
-        <w:pStyle w:val="ListParagraph"/>
-        <w:numPr>
-          <w:ilvl w:val="0"/>
-          <w:numId w:val="2"/>
-        </w:numPr>
-        <w:rPr>
-          <w:lang w:val="en-US"/>
-        </w:rPr>
-      </w:pPr>
-      <w:r>
-        <w:rPr>
-          <w:lang w:val="en-US"/>
-        </w:rPr>
-        <w:t>Ví dụ y = g(x) = 5x</w:t>
-      </w:r>
-    </w:p>
-    <w:p>
-      <w:pPr>
-        <w:pStyle w:val="ListParagraph"/>
-        <w:pBdr>
-          <w:top w:val="single" w:sz="4" w:space="1" w:color="auto"/>
-          <w:left w:val="single" w:sz="4" w:space="4" w:color="auto"/>
-          <w:bottom w:val="single" w:sz="4" w:space="1" w:color="auto"/>
-          <w:right w:val="single" w:sz="4" w:space="4" w:color="auto"/>
-        </w:pBdr>
-        <w:ind w:left="1080"/>
-        <w:rPr>
-          <w:lang w:val="en-US"/>
-        </w:rPr>
-      </w:pPr>
-      <w:r>
-        <w:rPr>
-          <w:lang w:val="en-US"/>
-        </w:rPr>
-        <w:t>5 * x</w:t>
-      </w:r>
-    </w:p>
-    <w:p>
-      <w:pPr>
-        <w:pStyle w:val="ListParagraph"/>
-        <w:numPr>
-          <w:ilvl w:val="0"/>
-          <w:numId w:val="1"/>
-        </w:numPr>
-        <w:rPr>
-          <w:lang w:val="en-US"/>
-        </w:rPr>
-      </w:pPr>
-      <w:r>
-        <w:rPr>
-          <w:lang w:val="en-US"/>
-        </w:rPr>
-        <w:t>Render Từng Khoảng Frame Rời Rạc?</w:t>
-      </w:r>
-    </w:p>
-    <w:p>
-      <w:pPr>
-        <w:pStyle w:val="ListParagraph"/>
-        <w:pBdr>
-          <w:top w:val="single" w:sz="4" w:space="1" w:color="auto"/>
-          <w:left w:val="single" w:sz="4" w:space="4" w:color="auto"/>
-          <w:bottom w:val="single" w:sz="4" w:space="1" w:color="auto"/>
-          <w:right w:val="single" w:sz="4" w:space="4" w:color="auto"/>
-        </w:pBdr>
-        <w:ind w:left="1080"/>
-        <w:rPr>
-          <w:lang w:val="en-US"/>
-        </w:rPr>
-      </w:pPr>
-      <w:r>
-        <w:rPr>
-          <w:lang w:val="en-US"/>
-        </w:rPr>
-        <w:t>import bpy</w:t>
-      </w:r>
-    </w:p>
-    <w:p>
-      <w:pPr>
-        <w:pStyle w:val="ListParagraph"/>
-        <w:pBdr>
-          <w:top w:val="single" w:sz="4" w:space="1" w:color="auto"/>
-          <w:left w:val="single" w:sz="4" w:space="4" w:color="auto"/>
-          <w:bottom w:val="single" w:sz="4" w:space="1" w:color="auto"/>
-          <w:right w:val="single" w:sz="4" w:space="4" w:color="auto"/>
-        </w:pBdr>
-        <w:ind w:left="1080"/>
-        <w:rPr>
-          <w:lang w:val="en-US"/>
-        </w:rPr>
-      </w:pPr>
-    </w:p>
-    <w:p>
-      <w:pPr>
-        <w:pStyle w:val="ListParagraph"/>
-        <w:pBdr>
-          <w:top w:val="single" w:sz="4" w:space="1" w:color="auto"/>
-          <w:left w:val="single" w:sz="4" w:space="4" w:color="auto"/>
-          <w:bottom w:val="single" w:sz="4" w:space="1" w:color="auto"/>
-          <w:right w:val="single" w:sz="4" w:space="4" w:color="auto"/>
-        </w:pBdr>
-        <w:ind w:left="1080"/>
-        <w:rPr>
-          <w:lang w:val="en-US"/>
-        </w:rPr>
-      </w:pPr>
-      <w:r>
-        <w:rPr>
-          <w:lang w:val="en-US"/>
-        </w:rPr>
-        <w:t>FRAME_RANGES</w:t>
-      </w:r>
-      <w:r>
-        <w:rPr>
-          <w:lang w:val="en-US"/>
-        </w:rPr>
-        <w:t xml:space="preserve"> </w:t>
-      </w:r>
-      <w:r>
-        <w:rPr>
-          <w:lang w:val="en-US"/>
-        </w:rPr>
-        <w:t>= [&lt;Các Khoảng Frame&gt;</w:t>
-      </w:r>
-      <w:r>
-        <w:rPr>
-          <w:lang w:val="en-US"/>
-        </w:rPr>
-        <w:t>]</w:t>
-      </w:r>
-    </w:p>
-    <w:p>
-      <w:pPr>
-        <w:pStyle w:val="ListParagraph"/>
-        <w:pBdr>
-          <w:top w:val="single" w:sz="4" w:space="1" w:color="auto"/>
-          <w:left w:val="single" w:sz="4" w:space="4" w:color="auto"/>
-          <w:bottom w:val="single" w:sz="4" w:space="1" w:color="auto"/>
-          <w:right w:val="single" w:sz="4" w:space="4" w:color="auto"/>
-        </w:pBdr>
-        <w:ind w:left="1080"/>
-        <w:rPr>
-          <w:lang w:val="en-US"/>
-        </w:rPr>
-      </w:pPr>
-      <w:r>
-        <w:rPr>
-          <w:lang w:val="en-US"/>
-        </w:rPr>
-        <w:t xml:space="preserve">OUTPUT_PATH </w:t>
-      </w:r>
-      <w:r>
-        <w:rPr>
-          <w:lang w:val="en-US"/>
-        </w:rPr>
-        <w:t>= "&lt;Đường Dẫn Tới Thư Mục Lưu Ảnh&gt;</w:t>
-      </w:r>
-      <w:r>
-        <w:rPr>
-          <w:lang w:val="en-US"/>
-        </w:rPr>
-        <w:t>/"</w:t>
-      </w:r>
-    </w:p>
-    <w:p>
-      <w:pPr>
-        <w:pStyle w:val="ListParagraph"/>
-        <w:pBdr>
-          <w:top w:val="single" w:sz="4" w:space="1" w:color="auto"/>
-          <w:left w:val="single" w:sz="4" w:space="4" w:color="auto"/>
-          <w:bottom w:val="single" w:sz="4" w:space="1" w:color="auto"/>
-          <w:right w:val="single" w:sz="4" w:space="4" w:color="auto"/>
-        </w:pBdr>
-        <w:ind w:left="1080"/>
-        <w:rPr>
-          <w:lang w:val="en-US"/>
-        </w:rPr>
-      </w:pPr>
-    </w:p>
-    <w:p>
-      <w:pPr>
-        <w:pStyle w:val="ListParagraph"/>
-        <w:pBdr>
-          <w:top w:val="single" w:sz="4" w:space="1" w:color="auto"/>
-          <w:left w:val="single" w:sz="4" w:space="4" w:color="auto"/>
-          <w:bottom w:val="single" w:sz="4" w:space="1" w:color="auto"/>
-          <w:right w:val="single" w:sz="4" w:space="4" w:color="auto"/>
-        </w:pBdr>
-        <w:ind w:left="1080"/>
-        <w:rPr>
-          <w:lang w:val="en-US"/>
-        </w:rPr>
-      </w:pPr>
-      <w:r>
-        <w:rPr>
-          <w:lang w:val="en-US"/>
-        </w:rPr>
-        <w:t xml:space="preserve">for frame_range in </w:t>
-      </w:r>
-      <w:r>
-        <w:rPr>
-          <w:lang w:val="en-US"/>
-        </w:rPr>
-        <w:t>FRAME_RANGES</w:t>
-      </w:r>
-      <w:r>
-        <w:rPr>
-          <w:lang w:val="en-US"/>
-        </w:rPr>
-        <w:t>:</w:t>
-      </w:r>
-    </w:p>
-    <w:p>
-      <w:pPr>
-        <w:pStyle w:val="ListParagraph"/>
-        <w:pBdr>
-          <w:top w:val="single" w:sz="4" w:space="1" w:color="auto"/>
-          <w:left w:val="single" w:sz="4" w:space="4" w:color="auto"/>
-          <w:bottom w:val="single" w:sz="4" w:space="1" w:color="auto"/>
-          <w:right w:val="single" w:sz="4" w:space="4" w:color="auto"/>
-        </w:pBdr>
-        <w:ind w:left="1080"/>
-        <w:rPr>
-          <w:lang w:val="en-US"/>
-        </w:rPr>
-      </w:pPr>
-      <w:r>
-        <w:rPr>
-          <w:lang w:val="en-US"/>
-        </w:rPr>
-        <w:t xml:space="preserve">    start_frame, end_frame = frame_range</w:t>
-      </w:r>
-    </w:p>
-    <w:p>
-      <w:pPr>
-        <w:pStyle w:val="ListParagraph"/>
-        <w:pBdr>
-          <w:top w:val="single" w:sz="4" w:space="1" w:color="auto"/>
-          <w:left w:val="single" w:sz="4" w:space="4" w:color="auto"/>
-          <w:bottom w:val="single" w:sz="4" w:space="1" w:color="auto"/>
-          <w:right w:val="single" w:sz="4" w:space="4" w:color="auto"/>
-        </w:pBdr>
-        <w:ind w:left="1080"/>
-        <w:rPr>
-          <w:lang w:val="en-US"/>
-        </w:rPr>
-      </w:pPr>
-      <w:r>
-        <w:rPr>
-          <w:lang w:val="en-US"/>
-        </w:rPr>
-        <w:t xml:space="preserve">    for frame_number in range(start_frame, end_frame + 1):</w:t>
-      </w:r>
-    </w:p>
-    <w:p>
-      <w:pPr>
-        <w:pStyle w:val="ListParagraph"/>
-        <w:pBdr>
-          <w:top w:val="single" w:sz="4" w:space="1" w:color="auto"/>
-          <w:left w:val="single" w:sz="4" w:space="4" w:color="auto"/>
-          <w:bottom w:val="single" w:sz="4" w:space="1" w:color="auto"/>
-          <w:right w:val="single" w:sz="4" w:space="4" w:color="auto"/>
-        </w:pBdr>
-        <w:ind w:left="1080"/>
-        <w:rPr>
-          <w:lang w:val="en-US"/>
-        </w:rPr>
-      </w:pPr>
-      <w:r>
-        <w:rPr>
-          <w:lang w:val="en-US"/>
-        </w:rPr>
-        <w:t xml:space="preserve">        bpy.context.scene.frame_set(frame_number)</w:t>
-      </w:r>
-    </w:p>
-    <w:p>
-      <w:pPr>
-        <w:pStyle w:val="ListParagraph"/>
-        <w:pBdr>
-          <w:top w:val="single" w:sz="4" w:space="1" w:color="auto"/>
-          <w:left w:val="single" w:sz="4" w:space="4" w:color="auto"/>
-          <w:bottom w:val="single" w:sz="4" w:space="1" w:color="auto"/>
-          <w:right w:val="single" w:sz="4" w:space="4" w:color="auto"/>
-        </w:pBdr>
-        <w:ind w:left="1080"/>
-        <w:rPr>
-          <w:lang w:val="en-US"/>
-        </w:rPr>
-      </w:pPr>
-      <w:r>
-        <w:rPr>
-          <w:lang w:val="en-US"/>
-        </w:rPr>
-        <w:t xml:space="preserve">        bpy.context.scene.render.filepath = </w:t>
-      </w:r>
-      <w:r>
-        <w:rPr>
-          <w:lang w:val="en-US"/>
-        </w:rPr>
-        <w:t xml:space="preserve">OUTPUT_PATH </w:t>
-      </w:r>
-      <w:r>
-        <w:rPr>
-          <w:lang w:val="en-US"/>
-        </w:rPr>
-        <w:t>+ str(frame_number)</w:t>
-      </w:r>
-    </w:p>
-    <w:p>
-      <w:pPr>
-        <w:pStyle w:val="ListParagraph"/>
-        <w:pBdr>
-          <w:top w:val="single" w:sz="4" w:space="1" w:color="auto"/>
-          <w:left w:val="single" w:sz="4" w:space="4" w:color="auto"/>
-          <w:bottom w:val="single" w:sz="4" w:space="1" w:color="auto"/>
-          <w:right w:val="single" w:sz="4" w:space="4" w:color="auto"/>
-        </w:pBdr>
-        <w:ind w:left="1080"/>
-        <w:rPr>
-          <w:lang w:val="en-US"/>
-        </w:rPr>
-      </w:pPr>
-      <w:r>
-        <w:rPr>
-          <w:lang w:val="en-US"/>
-        </w:rPr>
-        <w:t xml:space="preserve">        bpy.ops</w:t>
-      </w:r>
-      <w:r>
-        <w:rPr>
-          <w:lang w:val="en-US"/>
-        </w:rPr>
-        <w:t>.render.render(write_still=True)</w:t>
-      </w:r>
-    </w:p>
-    <w:p>
-      <w:pPr>
-        <w:pStyle w:val="ListParagraph"/>
-        <w:numPr>
-          <w:ilvl w:val="0"/>
-          <w:numId w:val="2"/>
-        </w:numPr>
-        <w:rPr>
-          <w:lang w:val="en-US"/>
-        </w:rPr>
-      </w:pPr>
-      <w:r>
-        <w:rPr>
-          <w:lang w:val="en-US"/>
-        </w:rPr>
-        <w:t>&lt;Các Frame Range&gt; là các Tuple chứa 2 phần tử lần lượt là Start Frame và End Frame ứng với mỗi khoảng Frame</w:t>
-      </w:r>
-    </w:p>
-    <w:p>
-      <w:pPr>
-        <w:pStyle w:val="ListParagraph"/>
-        <w:numPr>
-          <w:ilvl w:val="0"/>
-          <w:numId w:val="2"/>
-        </w:numPr>
-        <w:rPr>
-          <w:lang w:val="en-US"/>
-        </w:rPr>
-      </w:pPr>
-      <w:r>
-        <w:rPr>
-          <w:lang w:val="en-US"/>
-        </w:rPr>
-        <w:t>Ví dụ</w:t>
-      </w:r>
-    </w:p>
-    <w:p>
-      <w:pPr>
-        <w:pStyle w:val="ListParagraph"/>
-        <w:pBdr>
-          <w:top w:val="single" w:sz="4" w:space="1" w:color="auto"/>
-          <w:left w:val="single" w:sz="4" w:space="4" w:color="auto"/>
-          <w:bottom w:val="single" w:sz="4" w:space="1" w:color="auto"/>
-          <w:right w:val="single" w:sz="4" w:space="4" w:color="auto"/>
-        </w:pBdr>
-        <w:ind w:left="1080"/>
-        <w:rPr>
-          <w:lang w:val="en-US"/>
-        </w:rPr>
-      </w:pPr>
-      <w:r>
-        <w:rPr>
-          <w:lang w:val="en-US"/>
-        </w:rPr>
-        <w:t>[(0, 10), (20, 30), (50, 70)]</w:t>
-      </w:r>
-    </w:p>
-    <w:p>
-      <w:pPr>
-        <w:pStyle w:val="ListParagraph"/>
-        <w:numPr>
-          <w:ilvl w:val="0"/>
-          <w:numId w:val="2"/>
-        </w:numPr>
-        <w:rPr>
-          <w:lang w:val="en-US"/>
-        </w:rPr>
-      </w:pPr>
-      <w:r>
-        <w:rPr>
-          <w:lang w:val="en-US"/>
-        </w:rPr>
-        <w:t>Chạy đoạn Code trên sẽ Render</w:t>
-      </w:r>
-      <w:r>
-        <w:rPr>
-          <w:lang w:val="en-US"/>
-        </w:rPr>
-        <w:t xml:space="preserve"> Scene hiện tại</w:t>
-      </w:r>
-      <w:r>
-        <w:rPr>
-          <w:lang w:val="en-US"/>
-        </w:rPr>
-        <w:t xml:space="preserve"> dưới nền</w:t>
-      </w:r>
-      <w:r>
-        <w:rPr>
-          <w:lang w:val="en-US"/>
-        </w:rPr>
-        <w:t xml:space="preserve"> theo cài đặt ở giao diện người dùng</w:t>
-      </w:r>
-    </w:p>
-    <w:p>
-      <w:pPr>
-        <w:pStyle w:val="ListParagraph"/>
-        <w:numPr>
-          <w:ilvl w:val="0"/>
-          <w:numId w:val="1"/>
-        </w:numPr>
-        <w:rPr>
-          <w:lang w:val="en-US"/>
-        </w:rPr>
-      </w:pPr>
-      <w:r>
-        <w:rPr>
-          <w:lang w:val="en-US"/>
-        </w:rPr>
-        <w:t xml:space="preserve">Xóa Toàn Bộ Key Frame Liên Quan Đến Chuyển Động Của Tất Cả </w:t>
-      </w:r>
-      <w:r>
-        <w:rPr>
-          <w:lang w:val="en-US"/>
-        </w:rPr>
-        <w:t>Object</w:t>
-      </w:r>
-      <w:r>
-        <w:rPr>
-          <w:lang w:val="en-US"/>
-        </w:rPr>
         <w:t xml:space="preserve"> Được Chọn?</w:t>
       </w:r>
     </w:p>
@@ -7670,7 +7935,6 @@
         <w:rPr>
           <w:lang w:val="en-US"/>
         </w:rPr>
-        <w:lastRenderedPageBreak/>
         <w:t>import bpy</w:t>
       </w:r>
     </w:p>
